--- a/09_MANUALES/EN/WORD/09_Administrator_Manual.docx
+++ b/09_MANUALES/EN/WORD/09_Administrator_Manual.docx
@@ -2,7 +2,7 @@
 <file path=word/document.xml><?xml version="1.0" encoding="utf-8"?>
 <w:document xmlns:w="http://schemas.openxmlformats.org/wordprocessingml/2006/main" xmlns:m="http://schemas.openxmlformats.org/officeDocument/2006/math" xmlns:r="http://schemas.openxmlformats.org/officeDocument/2006/relationships" xmlns:o="urn:schemas-microsoft-com:office:office" xmlns:v="urn:schemas-microsoft-com:vml" xmlns:w10="urn:schemas-microsoft-com:office:word" xmlns:a="http://schemas.openxmlformats.org/drawingml/2006/main" xmlns:pic="http://schemas.openxmlformats.org/drawingml/2006/picture" xmlns:wp="http://schemas.openxmlformats.org/drawingml/2006/wordprocessingDrawing">
   <w:body>
-    <w:bookmarkStart w:id="111" w:name="administrator-manual"/>
+    <w:bookmarkStart w:id="153" w:name="administrator-manual"/>
     <w:p>
       <w:pPr>
         <w:pStyle w:val="Heading1"/>
@@ -64,7 +64,7 @@
         <w:pStyle w:val="BodyText"/>
       </w:pPr>
       <w:r>
-        <w:t xml:space="preserve">October 9, 2026</w:t>
+        <w:t xml:space="preserve">October 16, 2026</w:t>
       </w:r>
     </w:p>
     <w:p>
@@ -72,7 +72,7 @@
         <w:pStyle w:val="BodyText"/>
       </w:pPr>
       <w:r>
-        <w:t xml:space="preserve">Manual Type: Administrator Manual (Business Administrators and IT Administrators) · Version 3.1</w:t>
+        <w:t xml:space="preserve">Manual Type: Administrator Manual (Business Administrators and IT Administrators) · Version 4.0</w:t>
       </w:r>
     </w:p>
     <w:bookmarkStart w:id="20" w:name="version-control"/>
@@ -315,6 +315,52 @@
           </w:p>
         </w:tc>
       </w:tr>
+      <w:tr>
+        <w:tc>
+          <w:tcPr/>
+          <w:p>
+            <w:pPr>
+              <w:pStyle w:val="Compact"/>
+            </w:pPr>
+            <w:r>
+              <w:t xml:space="preserve">4.0</w:t>
+            </w:r>
+          </w:p>
+        </w:tc>
+        <w:tc>
+          <w:tcPr/>
+          <w:p>
+            <w:pPr>
+              <w:pStyle w:val="Compact"/>
+            </w:pPr>
+            <w:r>
+              <w:t xml:space="preserve">2026-10-16</w:t>
+            </w:r>
+          </w:p>
+        </w:tc>
+        <w:tc>
+          <w:tcPr/>
+          <w:p>
+            <w:pPr>
+              <w:pStyle w:val="Compact"/>
+            </w:pPr>
+            <w:r>
+              <w:t xml:space="preserve">Review against the code of October 16, 2026. The figures changed from placeholders to real screenshots. Updated: account lockout after failed attempts, automatic operator assignment with the optional choice of the customer, business data and inspection reports saved on the server, consent to the legal documents stored at registration, automatic creation of the first administrator with ADMIN_EMAIL and ADMIN_PASSWORD, translated refund texts, new traces in Table 15, risks in Table 16, and Annex B items that were resolved.</w:t>
+            </w:r>
+          </w:p>
+        </w:tc>
+        <w:tc>
+          <w:tcPr/>
+          <w:p>
+            <w:pPr>
+              <w:pStyle w:val="Compact"/>
+            </w:pPr>
+            <w:r>
+              <w:t xml:space="preserve">Development team</w:t>
+            </w:r>
+          </w:p>
+        </w:tc>
+      </w:tr>
     </w:tbl>
     <w:p>
       <w:pPr>
@@ -1644,12 +1690,12 @@
           <w:numId w:val="1016"/>
         </w:numPr>
       </w:pPr>
-      <w:hyperlink w:anchor="annex-a-list-of-figures-pending-capture">
+      <w:hyperlink w:anchor="annex-a-source-of-the-screenshots">
         <w:r>
           <w:rPr>
             <w:rStyle w:val="Hyperlink"/>
           </w:rPr>
-          <w:t xml:space="preserve">Annex A. List of Figures Pending Capture</w:t>
+          <w:t xml:space="preserve">Annex A. Source of the Screenshots</w:t>
         </w:r>
       </w:hyperlink>
     </w:p>
@@ -1744,7 +1790,7 @@
         <w:pStyle w:val="FirstParagraph"/>
       </w:pPr>
       <w:r>
-        <w:t xml:space="preserve">The manual was verified against the source code of the web application and of the services (Vehicle Washing Development Team, 2026b, 2026c, 2026d) and against the project documentation updated on October 9, 2026 (Vehicle Washing Development Team, 2026a). The web application includes a complete administration module under the route</w:t>
+        <w:t xml:space="preserve">The manual was verified against the source code of the web application and of the services (Vehicle Washing Development Team, 2026b, 2026c, 2026d) and against the project documentation updated on October 16, 2026 (Vehicle Washing Development Team, 2026a). The web application includes a complete administration module under the route</w:t>
       </w:r>
       <w:r>
         <w:t xml:space="preserve"> </w:t>
@@ -1765,7 +1811,7 @@
         <w:pStyle w:val="BodyText"/>
       </w:pPr>
       <w:r>
-        <w:t xml:space="preserve">Not all the screens of the module save their data on the server. Some functions are complete (the server applies and stores them), while others still keep their data only in the browser of the administrator and do not affect the rest of the system. Section 6.3 states the status of each function so that the administrator knows which data are official. When the documentation does not define a value (for example, a retention policy or a recovery objective), the manual presents it as a</w:t>
+        <w:t xml:space="preserve">Almost every screen of the module saves its data on the server. The exceptions are the reports, which are calculated in the browser from the bookings and payments, and the permission matrix, which is saved on the server but does not yet change what each role can do. Section 6.3 states the status of each function so that the administrator knows which data are official. When the documentation does not define a value (for example, a retention policy or a recovery objective), the manual presents it as a</w:t>
       </w:r>
       <w:r>
         <w:t xml:space="preserve"> </w:t>
@@ -2006,7 +2052,7 @@
         </w:numPr>
       </w:pPr>
       <w:r>
-        <w:t xml:space="preserve">The administration screens of the Android application, which is still under development.</w:t>
+        <w:t xml:space="preserve">The administration screens of the Android application, which offers modules equivalent to those of the web and is downloaded from the home page.</w:t>
       </w:r>
     </w:p>
     <w:p>
@@ -2036,7 +2082,7 @@
         <w:pStyle w:val="FirstParagraph"/>
       </w:pPr>
       <w:r>
-        <w:t xml:space="preserve">Table 2 summarizes the real status of each function in the version of October 9, 2026. It must be confirmed against the final version of the software before publishing the manual.</w:t>
+        <w:t xml:space="preserve">Table 2 summarizes the real status of each function in the version of October 16, 2026, reviewed against the code and with the system running.</w:t>
       </w:r>
     </w:p>
     <w:p>
@@ -2430,7 +2476,7 @@
               <w:pStyle w:val="Compact"/>
             </w:pPr>
             <w:r>
-              <w:t xml:space="preserve">Only in the browser: they do not change the data shown to customers.</w:t>
+              <w:t xml:space="preserve">Complete: saved in booking-service, and they are the data customers see on the home page and in the help center.</w:t>
             </w:r>
           </w:p>
         </w:tc>
@@ -2592,7 +2638,7 @@
               <w:pStyle w:val="Compact"/>
             </w:pPr>
             <w:r>
-              <w:t xml:space="preserve">Manual assignment of operators</w:t>
+              <w:t xml:space="preserve">Operator assignment</w:t>
             </w:r>
           </w:p>
         </w:tc>
@@ -2614,7 +2660,7 @@
               <w:pStyle w:val="Compact"/>
             </w:pPr>
             <w:r>
-              <w:t xml:space="preserve">Complete. Automatic assignment is pending (technical debt TD-020).</w:t>
+              <w:t xml:space="preserve">Complete: the system assigns a free operator when the booking is confirmed (the one chosen by the customer, if still free), and the administrator changes it by hand or assigns the bookings left without an operator.</w:t>
             </w:r>
           </w:p>
         </w:tc>
@@ -2660,7 +2706,7 @@
               <w:pStyle w:val="Compact"/>
             </w:pPr>
             <w:r>
-              <w:t xml:space="preserve">Partial: the report stays only in the browser, but its summary is sent to the customer by notification and email (</w:t>
+              <w:t xml:space="preserve">Complete: the report and photos are saved in operations-service, and the customer receives the summary with the link to the report by notification and email (</w:t>
             </w:r>
             <w:r>
               <w:rPr>
@@ -3156,7 +3202,23 @@
         </w:numPr>
       </w:pPr>
       <w:r>
-        <w:t xml:space="preserve">Assign an operator to every booking, because automatic assignment is not yet available.</w:t>
+        <w:t xml:space="preserve">Check the</w:t>
+      </w:r>
+      <w:r>
+        <w:t xml:space="preserve"> </w:t>
+      </w:r>
+      <w:r>
+        <w:rPr>
+          <w:b/>
+          <w:bCs/>
+        </w:rPr>
+        <w:t xml:space="preserve">Bookings without an operator</w:t>
+      </w:r>
+      <w:r>
+        <w:t xml:space="preserve"> </w:t>
+      </w:r>
+      <w:r>
+        <w:t xml:space="preserve">block and assign by hand the bookings the system could not assign because no operator was free.</w:t>
       </w:r>
     </w:p>
     <w:p>
@@ -3465,7 +3527,7 @@
     </w:p>
     <w:bookmarkEnd w:id="34"/>
     <w:bookmarkEnd w:id="35"/>
-    <w:bookmarkStart w:id="40" w:name="X922375209b4f6e0ea98457472ecb94ea1e09e30"/>
+    <w:bookmarkStart w:id="46" w:name="X922375209b4f6e0ea98457472ecb94ea1e09e30"/>
     <w:p>
       <w:pPr>
         <w:pStyle w:val="Heading2"/>
@@ -3520,7 +3582,7 @@
       </w:r>
     </w:p>
     <w:bookmarkEnd w:id="36"/>
-    <w:bookmarkStart w:id="37" w:name="X75cf9ebfeffc69c1e9b0a96ceb6ade8dfc69129"/>
+    <w:bookmarkStart w:id="40" w:name="X75cf9ebfeffc69c1e9b0a96ceb6ade8dfc69129"/>
     <w:p>
       <w:pPr>
         <w:pStyle w:val="Heading3"/>
@@ -3634,34 +3696,18 @@
         <w:pStyle w:val="FirstParagraph"/>
       </w:pPr>
       <w:r>
-        <w:t xml:space="preserve">The session lasts one hour; when it expires, the administrator must log in again. The current version</w:t>
-      </w:r>
-      <w:r>
-        <w:t xml:space="preserve"> </w:t>
-      </w:r>
+        <w:t xml:space="preserve">The session lasts one hour; when it expires, the administrator must log in again. After five failed attempts within 15 minutes, the account is locked for 15 minutes; resetting the password unlocks it right away. Even so, administrator passwords must be long and unique (section 17.1).</w:t>
+      </w:r>
+    </w:p>
+    <w:p>
+      <w:pPr>
+        <w:pStyle w:val="BodyText"/>
+      </w:pPr>
       <w:r>
         <w:rPr>
           <w:b/>
           <w:bCs/>
         </w:rPr>
-        <w:t xml:space="preserve">does not lock accounts after failed attempts</w:t>
-      </w:r>
-      <w:r>
-        <w:t xml:space="preserve"> </w:t>
-      </w:r>
-      <w:r>
-        <w:t xml:space="preserve">(technical debt TD-003), so administrator passwords must be long and unique (section 17.1).</w:t>
-      </w:r>
-    </w:p>
-    <w:p>
-      <w:pPr>
-        <w:pStyle w:val="BodyText"/>
-      </w:pPr>
-      <w:r>
-        <w:rPr>
-          <w:b/>
-          <w:bCs/>
-        </w:rPr>
         <w:t xml:space="preserve">Figure 1</w:t>
       </w:r>
     </w:p>
@@ -3679,63 +3725,53 @@
     </w:p>
     <w:p>
       <w:pPr>
-        <w:pStyle w:val="BlockText"/>
-      </w:pPr>
-      <w:r>
-        <w:rPr>
-          <w:b/>
-          <w:bCs/>
-        </w:rPr>
-        <w:t xml:space="preserve">Screenshot to insert.</w:t>
-      </w:r>
-      <w:r>
-        <w:t xml:space="preserve"> </w:t>
-      </w:r>
-      <w:r>
-        <w:rPr>
-          <w:b/>
-          <w:bCs/>
-        </w:rPr>
-        <w:t xml:space="preserve">Screen:</w:t>
-      </w:r>
-      <w:r>
-        <w:t xml:space="preserve"> </w:t>
-      </w:r>
-      <w:r>
-        <w:t xml:space="preserve">Login (route</w:t>
-      </w:r>
-      <w:r>
-        <w:t xml:space="preserve"> </w:t>
-      </w:r>
-      <w:r>
-        <w:rPr>
-          <w:i/>
-          <w:iCs/>
-        </w:rPr>
-        <w:t xml:space="preserve">/auth</w:t>
-      </w:r>
-      <w:r>
-        <w:t xml:space="preserve">).</w:t>
-      </w:r>
-      <w:r>
-        <w:t xml:space="preserve"> </w:t>
-      </w:r>
-      <w:r>
-        <w:rPr>
-          <w:b/>
-          <w:bCs/>
-        </w:rPr>
-        <w:t xml:space="preserve">Content:</w:t>
-      </w:r>
-      <w:r>
-        <w:t xml:space="preserve"> </w:t>
-      </w:r>
-      <w:r>
-        <w:t xml:space="preserve">form with the Email Address and Password fields, the "Forgot your password?" link, and the Login button, filled in with a test account and without showing the password.</w:t>
-      </w:r>
-    </w:p>
-    <w:bookmarkEnd w:id="37"/>
-    <w:bookmarkStart w:id="38" w:name="X6f40e2beb7f778e5a8e7eab1c930847d51b2820"/>
+        <w:pStyle w:val="BodyText"/>
+      </w:pPr>
+      <w:r>
+        <w:drawing>
+          <wp:inline>
+            <wp:extent cx="5334000" cy="3201961"/>
+            <wp:effectExtent b="0" l="0" r="0" t="0"/>
+            <wp:docPr descr="Administrator Login" title="" id="38" name="Picture"/>
+            <a:graphic>
+              <a:graphicData uri="http://schemas.openxmlformats.org/drawingml/2006/picture">
+                <pic:pic>
+                  <pic:nvPicPr>
+                    <pic:cNvPr descr="capturas/administrator-01-administrator-login.jpg" id="39" name="Picture"/>
+                    <pic:cNvPicPr>
+                      <a:picLocks noChangeArrowheads="1" noChangeAspect="1"/>
+                    </pic:cNvPicPr>
+                  </pic:nvPicPr>
+                  <pic:blipFill>
+                    <a:blip r:embed="rId37"/>
+                    <a:stretch>
+                      <a:fillRect/>
+                    </a:stretch>
+                  </pic:blipFill>
+                  <pic:spPr bwMode="auto">
+                    <a:xfrm>
+                      <a:off x="0" y="0"/>
+                      <a:ext cx="5334000" cy="3201961"/>
+                    </a:xfrm>
+                    <a:prstGeom prst="rect">
+                      <a:avLst/>
+                    </a:prstGeom>
+                    <a:noFill/>
+                    <a:ln w="9525">
+                      <a:noFill/>
+                      <a:headEnd/>
+                      <a:tailEnd/>
+                    </a:ln>
+                  </pic:spPr>
+                </pic:pic>
+              </a:graphicData>
+            </a:graphic>
+          </wp:inline>
+        </w:drawing>
+      </w:r>
+    </w:p>
+    <w:bookmarkEnd w:id="40"/>
+    <w:bookmarkStart w:id="44" w:name="X6f40e2beb7f778e5a8e7eab1c930847d51b2820"/>
     <w:p>
       <w:pPr>
         <w:pStyle w:val="Heading3"/>
@@ -4258,87 +4294,185 @@
     </w:p>
     <w:p>
       <w:pPr>
-        <w:pStyle w:val="BlockText"/>
-      </w:pPr>
-      <w:r>
-        <w:rPr>
-          <w:b/>
-          <w:bCs/>
-        </w:rPr>
-        <w:t xml:space="preserve">Screenshot to insert.</w:t>
-      </w:r>
-      <w:r>
-        <w:t xml:space="preserve"> </w:t>
-      </w:r>
-      <w:r>
-        <w:rPr>
-          <w:b/>
-          <w:bCs/>
-        </w:rPr>
-        <w:t xml:space="preserve">Screen:</w:t>
-      </w:r>
-      <w:r>
-        <w:t xml:space="preserve"> </w:t>
-      </w:r>
-      <w:r>
-        <w:t xml:space="preserve">Dashboard (route</w:t>
-      </w:r>
-      <w:r>
-        <w:t xml:space="preserve"> </w:t>
+        <w:pStyle w:val="BodyText"/>
+      </w:pPr>
+      <w:r>
+        <w:drawing>
+          <wp:inline>
+            <wp:extent cx="5334000" cy="4174265"/>
+            <wp:effectExtent b="0" l="0" r="0" t="0"/>
+            <wp:docPr descr="General Control Panel" title="" id="42" name="Picture"/>
+            <a:graphic>
+              <a:graphicData uri="http://schemas.openxmlformats.org/drawingml/2006/picture">
+                <pic:pic>
+                  <pic:nvPicPr>
+                    <pic:cNvPr descr="capturas/administrator-02-general-control-panel.jpg" id="43" name="Picture"/>
+                    <pic:cNvPicPr>
+                      <a:picLocks noChangeArrowheads="1" noChangeAspect="1"/>
+                    </pic:cNvPicPr>
+                  </pic:nvPicPr>
+                  <pic:blipFill>
+                    <a:blip r:embed="rId41"/>
+                    <a:stretch>
+                      <a:fillRect/>
+                    </a:stretch>
+                  </pic:blipFill>
+                  <pic:spPr bwMode="auto">
+                    <a:xfrm>
+                      <a:off x="0" y="0"/>
+                      <a:ext cx="5334000" cy="4174265"/>
+                    </a:xfrm>
+                    <a:prstGeom prst="rect">
+                      <a:avLst/>
+                    </a:prstGeom>
+                    <a:noFill/>
+                    <a:ln w="9525">
+                      <a:noFill/>
+                      <a:headEnd/>
+                      <a:tailEnd/>
+                    </a:ln>
+                  </pic:spPr>
+                </pic:pic>
+              </a:graphicData>
+            </a:graphic>
+          </wp:inline>
+        </w:drawing>
+      </w:r>
+    </w:p>
+    <w:bookmarkEnd w:id="44"/>
+    <w:bookmarkStart w:id="45" w:name="Xc965b0dd551225216bdf7dc45a91d05d48a6134"/>
+    <w:p>
+      <w:pPr>
+        <w:pStyle w:val="Heading3"/>
+      </w:pPr>
+      <w:r>
+        <w:t xml:space="preserve">8.4 First Administrator Account</w:t>
+      </w:r>
+    </w:p>
+    <w:p>
+      <w:pPr>
+        <w:pStyle w:val="FirstParagraph"/>
+      </w:pPr>
+      <w:r>
+        <w:t xml:space="preserve">The initial data loads the three roles but no user accounts. When the security service runs with the development profile (</w:t>
       </w:r>
       <w:r>
         <w:rPr>
           <w:i/>
           <w:iCs/>
         </w:rPr>
-        <w:t xml:space="preserve">/admin</w:t>
-      </w:r>
-      <w:r>
-        <w:t xml:space="preserve">).</w:t>
-      </w:r>
-      <w:r>
-        <w:t xml:space="preserve"> </w:t>
-      </w:r>
-      <w:r>
-        <w:rPr>
-          <w:b/>
-          <w:bCs/>
-        </w:rPr>
-        <w:t xml:space="preserve">Content:</w:t>
-      </w:r>
-      <w:r>
-        <w:t xml:space="preserve"> </w:t>
-      </w:r>
-      <w:r>
-        <w:t xml:space="preserve">the greeting, the indicator cards, the revenue chart for the last 7 days, the operators status, the payments pending review, and the bookings without an operator, with test data.</w:t>
-      </w:r>
-    </w:p>
-    <w:bookmarkEnd w:id="38"/>
-    <w:bookmarkStart w:id="39" w:name="Xc965b0dd551225216bdf7dc45a91d05d48a6134"/>
-    <w:p>
-      <w:pPr>
-        <w:pStyle w:val="Heading3"/>
-      </w:pPr>
-      <w:r>
-        <w:t xml:space="preserve">8.4 First Administrator Account</w:t>
-      </w:r>
-    </w:p>
-    <w:p>
-      <w:pPr>
-        <w:pStyle w:val="FirstParagraph"/>
-      </w:pPr>
-      <w:r>
-        <w:t xml:space="preserve">The initial data loads the three roles but no user accounts. When the security service runs with the development profile (</w:t>
+        <w:t xml:space="preserve">dev</w:t>
+      </w:r>
+      <w:r>
+        <w:t xml:space="preserve">), it creates one demonstration account per role (administrator, operator, and customer); their credentials appear in the team guide of the infrastructure repository and must never be used outside a local machine.</w:t>
+      </w:r>
+    </w:p>
+    <w:p>
+      <w:pPr>
+        <w:pStyle w:val="BodyText"/>
+      </w:pPr>
+      <w:r>
+        <w:t xml:space="preserve">In any other environment, such as the public server, the first administrator account is created by security-service when it starts (</w:t>
       </w:r>
       <w:r>
         <w:rPr>
           <w:i/>
           <w:iCs/>
         </w:rPr>
-        <w:t xml:space="preserve">dev</w:t>
-      </w:r>
-      <w:r>
-        <w:t xml:space="preserve">), it creates one demonstration account per role (administrator, operator, and customer); their credentials appear in the team guide of the infrastructure repository and must never be used outside a local machine.</w:t>
+        <w:t xml:space="preserve">AdministratorBootstrapRunner</w:t>
+      </w:r>
+      <w:r>
+        <w:t xml:space="preserve">). The IT administrator writes</w:t>
+      </w:r>
+      <w:r>
+        <w:t xml:space="preserve"> </w:t>
+      </w:r>
+      <w:r>
+        <w:rPr>
+          <w:i/>
+          <w:iCs/>
+        </w:rPr>
+        <w:t xml:space="preserve">ADMIN_EMAIL</w:t>
+      </w:r>
+      <w:r>
+        <w:t xml:space="preserve"> </w:t>
+      </w:r>
+      <w:r>
+        <w:t xml:space="preserve">and</w:t>
+      </w:r>
+      <w:r>
+        <w:t xml:space="preserve"> </w:t>
+      </w:r>
+      <w:r>
+        <w:rPr>
+          <w:i/>
+          <w:iCs/>
+        </w:rPr>
+        <w:t xml:space="preserve">ADMIN_PASSWORD</w:t>
+      </w:r>
+      <w:r>
+        <w:t xml:space="preserve"> </w:t>
+      </w:r>
+      <w:r>
+        <w:t xml:space="preserve">(and, optionally,</w:t>
+      </w:r>
+      <w:r>
+        <w:t xml:space="preserve"> </w:t>
+      </w:r>
+      <w:r>
+        <w:rPr>
+          <w:i/>
+          <w:iCs/>
+        </w:rPr>
+        <w:t xml:space="preserve">ADMIN_FIRST_NAME</w:t>
+      </w:r>
+      <w:r>
+        <w:t xml:space="preserve"> </w:t>
+      </w:r>
+      <w:r>
+        <w:t xml:space="preserve">and</w:t>
+      </w:r>
+      <w:r>
+        <w:t xml:space="preserve"> </w:t>
+      </w:r>
+      <w:r>
+        <w:rPr>
+          <w:i/>
+          <w:iCs/>
+        </w:rPr>
+        <w:t xml:space="preserve">ADMIN_LAST_NAME</w:t>
+      </w:r>
+      <w:r>
+        <w:t xml:space="preserve">) in the</w:t>
+      </w:r>
+      <w:r>
+        <w:t xml:space="preserve"> </w:t>
+      </w:r>
+      <w:r>
+        <w:rPr>
+          <w:i/>
+          <w:iCs/>
+        </w:rPr>
+        <w:t xml:space="preserve">.env.production</w:t>
+      </w:r>
+      <w:r>
+        <w:t xml:space="preserve"> </w:t>
+      </w:r>
+      <w:r>
+        <w:t xml:space="preserve">file of the server and restarts the service. If there is still no account with the ADMIN role, the service creates it with the same rules as any account (password policy, unique email and document), and the log shows</w:t>
+      </w:r>
+      <w:r>
+        <w:t xml:space="preserve"> </w:t>
+      </w:r>
+      <w:r>
+        <w:rPr>
+          <w:i/>
+          <w:iCs/>
+        </w:rPr>
+        <w:t xml:space="preserve">First administrator created</w:t>
+      </w:r>
+      <w:r>
+        <w:t xml:space="preserve">. If an administrator already exists, the variables are ignored and can be removed from the file. The password is typed directly on the server and is never stored in a repository.</w:t>
       </w:r>
     </w:p>
     <w:p>
@@ -4346,7 +4480,7 @@
         <w:pStyle w:val="BodyText"/>
       </w:pPr>
       <w:r>
-        <w:t xml:space="preserve">In any other environment, the first administrator account is created by the IT administrator with this procedure, because a password cannot be inserted directly with SQL (it is stored as a BCrypt hash that only the application generates):</w:t>
+        <w:t xml:space="preserve">To turn an existing account into an administrator (for example, one registered from the public screen), the role can be assigned with SQL, because the password was already generated by the application:</w:t>
       </w:r>
     </w:p>
     <w:p>
@@ -4358,7 +4492,7 @@
         </w:numPr>
       </w:pPr>
       <w:r>
-        <w:t xml:space="preserve">Register the account from the public registration screen with the email that will belong to the administrator. This creates the person, the account, and the CLIENT role.</w:t>
+        <w:t xml:space="preserve">Check that the person already has an account (if not, the person registers from the public screen).</w:t>
       </w:r>
     </w:p>
     <w:p>
@@ -4674,9 +4808,9 @@
         <w:t xml:space="preserve">(section 9.3), not with SQL.</w:t>
       </w:r>
     </w:p>
-    <w:bookmarkEnd w:id="39"/>
-    <w:bookmarkEnd w:id="40"/>
-    <w:bookmarkStart w:id="47" w:name="Xf498212fce243097140f21ec3f3fcc0354e1c4d"/>
+    <w:bookmarkEnd w:id="45"/>
+    <w:bookmarkEnd w:id="46"/>
+    <w:bookmarkStart w:id="59" w:name="Xf498212fce243097140f21ec3f3fcc0354e1c4d"/>
     <w:p>
       <w:pPr>
         <w:pStyle w:val="Heading2"/>
@@ -4726,7 +4860,7 @@
         <w:t xml:space="preserve">. The password is stored only as a BCrypt hash: no administrator can see or recover it (OWASP Foundation, 2021).</w:t>
       </w:r>
     </w:p>
-    <w:bookmarkStart w:id="41" w:name="X3fe7176a25c0c01a4dd855580b2c9234bcf9394"/>
+    <w:bookmarkStart w:id="47" w:name="X3fe7176a25c0c01a4dd855580b2c9234bcf9394"/>
     <w:p>
       <w:pPr>
         <w:pStyle w:val="Heading3"/>
@@ -4801,8 +4935,8 @@
         <w:t xml:space="preserve">Only the necessary role is assigned, and the account is deactivated when it is no longer needed.</w:t>
       </w:r>
     </w:p>
-    <w:bookmarkEnd w:id="41"/>
-    <w:bookmarkStart w:id="42" w:name="Xad720e0bea62b160c7bb49cfc85b4d736e67584"/>
+    <w:bookmarkEnd w:id="47"/>
+    <w:bookmarkStart w:id="51" w:name="Xad720e0bea62b160c7bb49cfc85b4d736e67584"/>
     <w:p>
       <w:pPr>
         <w:pStyle w:val="Heading3"/>
@@ -5031,63 +5165,53 @@
     </w:p>
     <w:p>
       <w:pPr>
-        <w:pStyle w:val="BlockText"/>
-      </w:pPr>
-      <w:r>
-        <w:rPr>
-          <w:b/>
-          <w:bCs/>
-        </w:rPr>
-        <w:t xml:space="preserve">Screenshot to insert.</w:t>
-      </w:r>
-      <w:r>
-        <w:t xml:space="preserve"> </w:t>
-      </w:r>
-      <w:r>
-        <w:rPr>
-          <w:b/>
-          <w:bCs/>
-        </w:rPr>
-        <w:t xml:space="preserve">Screen:</w:t>
-      </w:r>
-      <w:r>
-        <w:t xml:space="preserve"> </w:t>
-      </w:r>
-      <w:r>
-        <w:t xml:space="preserve">Management &gt; Users (route</w:t>
-      </w:r>
-      <w:r>
-        <w:t xml:space="preserve"> </w:t>
-      </w:r>
-      <w:r>
-        <w:rPr>
-          <w:i/>
-          <w:iCs/>
-        </w:rPr>
-        <w:t xml:space="preserve">/admin/management</w:t>
-      </w:r>
-      <w:r>
-        <w:t xml:space="preserve">).</w:t>
-      </w:r>
-      <w:r>
-        <w:t xml:space="preserve"> </w:t>
-      </w:r>
-      <w:r>
-        <w:rPr>
-          <w:b/>
-          <w:bCs/>
-        </w:rPr>
-        <w:t xml:space="preserve">Content:</w:t>
-      </w:r>
-      <w:r>
-        <w:t xml:space="preserve"> </w:t>
-      </w:r>
-      <w:r>
-        <w:t xml:space="preserve">the filters, the Create user button, and the table with at least three accounts of different roles, without real personal data.</w:t>
-      </w:r>
-    </w:p>
-    <w:bookmarkEnd w:id="42"/>
-    <w:bookmarkStart w:id="43" w:name="Xf59bce9372f9457f041e62b5bcb01cd11287c0c"/>
+        <w:pStyle w:val="BodyText"/>
+      </w:pPr>
+      <w:r>
+        <w:drawing>
+          <wp:inline>
+            <wp:extent cx="5334000" cy="3201961"/>
+            <wp:effectExtent b="0" l="0" r="0" t="0"/>
+            <wp:docPr descr="User List" title="" id="49" name="Picture"/>
+            <a:graphic>
+              <a:graphicData uri="http://schemas.openxmlformats.org/drawingml/2006/picture">
+                <pic:pic>
+                  <pic:nvPicPr>
+                    <pic:cNvPr descr="capturas/administrator-03-user-list.jpg" id="50" name="Picture"/>
+                    <pic:cNvPicPr>
+                      <a:picLocks noChangeArrowheads="1" noChangeAspect="1"/>
+                    </pic:cNvPicPr>
+                  </pic:nvPicPr>
+                  <pic:blipFill>
+                    <a:blip r:embed="rId48"/>
+                    <a:stretch>
+                      <a:fillRect/>
+                    </a:stretch>
+                  </pic:blipFill>
+                  <pic:spPr bwMode="auto">
+                    <a:xfrm>
+                      <a:off x="0" y="0"/>
+                      <a:ext cx="5334000" cy="3201961"/>
+                    </a:xfrm>
+                    <a:prstGeom prst="rect">
+                      <a:avLst/>
+                    </a:prstGeom>
+                    <a:noFill/>
+                    <a:ln w="9525">
+                      <a:noFill/>
+                      <a:headEnd/>
+                      <a:tailEnd/>
+                    </a:ln>
+                  </pic:spPr>
+                </pic:pic>
+              </a:graphicData>
+            </a:graphic>
+          </wp:inline>
+        </w:drawing>
+      </w:r>
+    </w:p>
+    <w:bookmarkEnd w:id="51"/>
+    <w:bookmarkStart w:id="55" w:name="Xf59bce9372f9457f041e62b5bcb01cd11287c0c"/>
     <w:p>
       <w:pPr>
         <w:pStyle w:val="Heading3"/>
@@ -5373,50 +5497,53 @@
     </w:p>
     <w:p>
       <w:pPr>
-        <w:pStyle w:val="BlockText"/>
-      </w:pPr>
-      <w:r>
-        <w:rPr>
-          <w:b/>
-          <w:bCs/>
-        </w:rPr>
-        <w:t xml:space="preserve">Screenshot to insert.</w:t>
-      </w:r>
-      <w:r>
-        <w:t xml:space="preserve"> </w:t>
-      </w:r>
-      <w:r>
-        <w:rPr>
-          <w:b/>
-          <w:bCs/>
-        </w:rPr>
-        <w:t xml:space="preserve">Screen:</w:t>
-      </w:r>
-      <w:r>
-        <w:t xml:space="preserve"> </w:t>
-      </w:r>
-      <w:r>
-        <w:t xml:space="preserve">Management &gt; Users &gt; Create user.</w:t>
-      </w:r>
-      <w:r>
-        <w:t xml:space="preserve"> </w:t>
-      </w:r>
-      <w:r>
-        <w:rPr>
-          <w:b/>
-          <w:bCs/>
-        </w:rPr>
-        <w:t xml:space="preserve">Content:</w:t>
-      </w:r>
-      <w:r>
-        <w:t xml:space="preserve"> </w:t>
-      </w:r>
-      <w:r>
-        <w:t xml:space="preserve">the window with the ID number, names, email, phone, temporary password, and Assigned role fields filled in with test data.</w:t>
-      </w:r>
-    </w:p>
-    <w:bookmarkEnd w:id="43"/>
-    <w:bookmarkStart w:id="44" w:name="X0195c957f364146543983397bc1693adb8911f2"/>
+        <w:pStyle w:val="BodyText"/>
+      </w:pPr>
+      <w:r>
+        <w:drawing>
+          <wp:inline>
+            <wp:extent cx="5334000" cy="9804400"/>
+            <wp:effectExtent b="0" l="0" r="0" t="0"/>
+            <wp:docPr descr="Create User Window" title="" id="53" name="Picture"/>
+            <a:graphic>
+              <a:graphicData uri="http://schemas.openxmlformats.org/drawingml/2006/picture">
+                <pic:pic>
+                  <pic:nvPicPr>
+                    <pic:cNvPr descr="capturas/administrator-04-create-user-window.jpg" id="54" name="Picture"/>
+                    <pic:cNvPicPr>
+                      <a:picLocks noChangeArrowheads="1" noChangeAspect="1"/>
+                    </pic:cNvPicPr>
+                  </pic:nvPicPr>
+                  <pic:blipFill>
+                    <a:blip r:embed="rId52"/>
+                    <a:stretch>
+                      <a:fillRect/>
+                    </a:stretch>
+                  </pic:blipFill>
+                  <pic:spPr bwMode="auto">
+                    <a:xfrm>
+                      <a:off x="0" y="0"/>
+                      <a:ext cx="5334000" cy="9804400"/>
+                    </a:xfrm>
+                    <a:prstGeom prst="rect">
+                      <a:avLst/>
+                    </a:prstGeom>
+                    <a:noFill/>
+                    <a:ln w="9525">
+                      <a:noFill/>
+                      <a:headEnd/>
+                      <a:tailEnd/>
+                    </a:ln>
+                  </pic:spPr>
+                </pic:pic>
+              </a:graphicData>
+            </a:graphic>
+          </wp:inline>
+        </w:drawing>
+      </w:r>
+    </w:p>
+    <w:bookmarkEnd w:id="55"/>
+    <w:bookmarkStart w:id="56" w:name="X0195c957f364146543983397bc1693adb8911f2"/>
     <w:p>
       <w:pPr>
         <w:pStyle w:val="Heading3"/>
@@ -5542,8 +5669,8 @@
         <w:t xml:space="preserve">The system does not allow an administrator to deactivate their own account ("You cannot disable your own account"). Before deactivating an administrator, verify that at least one other active administrator remains.</w:t>
       </w:r>
     </w:p>
-    <w:bookmarkEnd w:id="44"/>
-    <w:bookmarkStart w:id="45" w:name="X810aa37dbb240cedbb830d1f1231c4b9c6b6f9c"/>
+    <w:bookmarkEnd w:id="56"/>
+    <w:bookmarkStart w:id="57" w:name="X810aa37dbb240cedbb830d1f1231c4b9c6b6f9c"/>
     <w:p>
       <w:pPr>
         <w:pStyle w:val="Heading3"/>
@@ -5787,8 +5914,8 @@
         </w:tc>
       </w:tr>
     </w:tbl>
-    <w:bookmarkEnd w:id="45"/>
-    <w:bookmarkStart w:id="46" w:name="X7bff86b98bbc4574e38c27d955d03d56772484b"/>
+    <w:bookmarkEnd w:id="57"/>
+    <w:bookmarkStart w:id="58" w:name="X7bff86b98bbc4574e38c27d955d03d56772484b"/>
     <w:p>
       <w:pPr>
         <w:pStyle w:val="Heading3"/>
@@ -5952,9 +6079,9 @@
         <w:t xml:space="preserve">;</w:t>
       </w:r>
     </w:p>
-    <w:bookmarkEnd w:id="46"/>
-    <w:bookmarkEnd w:id="47"/>
-    <w:bookmarkStart w:id="51" w:name="X8149e19c3f51c4fb0e0cb8617e740b84cc2c797"/>
+    <w:bookmarkEnd w:id="58"/>
+    <w:bookmarkEnd w:id="59"/>
+    <w:bookmarkStart w:id="63" w:name="X8149e19c3f51c4fb0e0cb8617e740b84cc2c797"/>
     <w:p>
       <w:pPr>
         <w:pStyle w:val="Heading2"/>
@@ -5963,7 +6090,7 @@
         <w:t xml:space="preserve">10. Role and Permission Management</w:t>
       </w:r>
     </w:p>
-    <w:bookmarkStart w:id="48" w:name="X957ed5c56939a704a989320d2f66143063c1265"/>
+    <w:bookmarkStart w:id="60" w:name="X957ed5c56939a704a989320d2f66143063c1265"/>
     <w:p>
       <w:pPr>
         <w:pStyle w:val="Heading3"/>
@@ -6690,8 +6817,8 @@
         <w:t xml:space="preserve">Prepared by the authors from the endpoints of each service and their required roles.</w:t>
       </w:r>
     </w:p>
-    <w:bookmarkEnd w:id="48"/>
-    <w:bookmarkStart w:id="49" w:name="X2e2454908da89944ddd1188f538ed1094df041c"/>
+    <w:bookmarkEnd w:id="60"/>
+    <w:bookmarkStart w:id="61" w:name="X2e2454908da89944ddd1188f538ed1094df041c"/>
     <w:p>
       <w:pPr>
         <w:pStyle w:val="Heading3"/>
@@ -6708,8 +6835,8 @@
         <w:t xml:space="preserve">A valid role is not enough: each service also verifies the ownership of the resource. An operator cannot start or finish a service assigned to another operator, and a customer only reaches their own bookings, vehicles, and payments. Each service validates the token and the role required by each route; the gateway only routes the requests and does not validate tokens (ADR-006). A request from one role to a resource of another returns error 403.</w:t>
       </w:r>
     </w:p>
-    <w:bookmarkEnd w:id="49"/>
-    <w:bookmarkStart w:id="50" w:name="Xa8d1573148ad9d978e2ebad6ad7576d887b59eb"/>
+    <w:bookmarkEnd w:id="61"/>
+    <w:bookmarkStart w:id="62" w:name="Xa8d1573148ad9d978e2ebad6ad7576d887b59eb"/>
     <w:p>
       <w:pPr>
         <w:pStyle w:val="Heading3"/>
@@ -6811,9 +6938,9 @@
         <w:t xml:space="preserve">File the request together with the date and the author of the change.</w:t>
       </w:r>
     </w:p>
-    <w:bookmarkEnd w:id="50"/>
-    <w:bookmarkEnd w:id="51"/>
-    <w:bookmarkStart w:id="58" w:name="X71ecd1b085ab435e58ac67509a10673ea2e4d64"/>
+    <w:bookmarkEnd w:id="62"/>
+    <w:bookmarkEnd w:id="63"/>
+    <w:bookmarkStart w:id="76" w:name="X71ecd1b085ab435e58ac67509a10673ea2e4d64"/>
     <w:p>
       <w:pPr>
         <w:pStyle w:val="Heading2"/>
@@ -6822,7 +6949,7 @@
         <w:t xml:space="preserve">11. System Configuration</w:t>
       </w:r>
     </w:p>
-    <w:bookmarkStart w:id="52" w:name="X85cf747b227d6304ce92c310cdae4dc283b4180"/>
+    <w:bookmarkStart w:id="64" w:name="X85cf747b227d6304ce92c310cdae4dc283b4180"/>
     <w:p>
       <w:pPr>
         <w:pStyle w:val="Heading3"/>
@@ -6859,7 +6986,33 @@
         <w:t xml:space="preserve">/admin/settings</w:t>
       </w:r>
       <w:r>
-        <w:t xml:space="preserve">) shows the legal name, tax ID, legal representative, address, phones, email, tax information, and official channels of the business. In the current version</w:t>
+        <w:t xml:space="preserve">) shows the legal name, tax ID, legal representative, address, phones, email, tax information, and official channels of the business. These data are saved in booking-service (</w:t>
+      </w:r>
+      <w:r>
+        <w:rPr>
+          <w:i/>
+          <w:iCs/>
+        </w:rPr>
+        <w:t xml:space="preserve">GET</w:t>
+      </w:r>
+      <w:r>
+        <w:t xml:space="preserve"> </w:t>
+      </w:r>
+      <w:r>
+        <w:t xml:space="preserve">and</w:t>
+      </w:r>
+      <w:r>
+        <w:t xml:space="preserve"> </w:t>
+      </w:r>
+      <w:r>
+        <w:rPr>
+          <w:i/>
+          <w:iCs/>
+        </w:rPr>
+        <w:t xml:space="preserve">PUT /api/v1/admin/establishment</w:t>
+      </w:r>
+      <w:r>
+        <w:t xml:space="preserve">), which validates each field before saving it. They are the same data customers see on the home page, in the footer, and in the help center, so a change reaches every user when the page is reloaded. The accounts and QR codes to receive payments are configured separately, in</w:t>
       </w:r>
       <w:r>
         <w:t xml:space="preserve"> </w:t>
@@ -6869,27 +7022,17 @@
           <w:b/>
           <w:bCs/>
         </w:rPr>
-        <w:t xml:space="preserve">these data are kept only in the browser of the administrator</w:t>
-      </w:r>
-      <w:r>
-        <w:t xml:space="preserve"> </w:t>
-      </w:r>
-      <w:r>
-        <w:t xml:space="preserve">(technical debt TD-013): they do not change the information that customers see. The address, phone, and email shown to customers in the help center come from the establishment record of booking-service (</w:t>
-      </w:r>
-      <w:r>
-        <w:rPr>
-          <w:i/>
-          <w:iCs/>
-        </w:rPr>
-        <w:t xml:space="preserve">booking.establishment</w:t>
-      </w:r>
-      <w:r>
-        <w:t xml:space="preserve">), which is corrected with SQL by the IT administrator. The screen can be used as a reference, but changes must not be expected to reach other users.</w:t>
-      </w:r>
-    </w:p>
-    <w:bookmarkEnd w:id="52"/>
-    <w:bookmarkStart w:id="53" w:name="Xec1afec9231e1abe75fcd559ac29c51d70520e9"/>
+        <w:t xml:space="preserve">Payment methods</w:t>
+      </w:r>
+      <w:r>
+        <w:t xml:space="preserve"> </w:t>
+      </w:r>
+      <w:r>
+        <w:t xml:space="preserve">(section 11.4).</w:t>
+      </w:r>
+    </w:p>
+    <w:bookmarkEnd w:id="64"/>
+    <w:bookmarkStart w:id="68" w:name="Xec1afec9231e1abe75fcd559ac29c51d70520e9"/>
     <w:p>
       <w:pPr>
         <w:pStyle w:val="Heading3"/>
@@ -7326,63 +7469,53 @@
     </w:p>
     <w:p>
       <w:pPr>
-        <w:pStyle w:val="BlockText"/>
-      </w:pPr>
-      <w:r>
-        <w:rPr>
-          <w:b/>
-          <w:bCs/>
-        </w:rPr>
-        <w:t xml:space="preserve">Screenshot to insert.</w:t>
-      </w:r>
-      <w:r>
-        <w:t xml:space="preserve"> </w:t>
-      </w:r>
-      <w:r>
-        <w:rPr>
-          <w:b/>
-          <w:bCs/>
-        </w:rPr>
-        <w:t xml:space="preserve">Screen:</w:t>
-      </w:r>
-      <w:r>
-        <w:t xml:space="preserve"> </w:t>
-      </w:r>
-      <w:r>
-        <w:t xml:space="preserve">Hours &amp; Bays &gt; Business hours (route</w:t>
-      </w:r>
-      <w:r>
-        <w:t xml:space="preserve"> </w:t>
-      </w:r>
-      <w:r>
-        <w:rPr>
-          <w:i/>
-          <w:iCs/>
-        </w:rPr>
-        <w:t xml:space="preserve">/admin/schedule</w:t>
-      </w:r>
-      <w:r>
-        <w:t xml:space="preserve">).</w:t>
-      </w:r>
-      <w:r>
-        <w:t xml:space="preserve"> </w:t>
-      </w:r>
-      <w:r>
-        <w:rPr>
-          <w:b/>
-          <w:bCs/>
-        </w:rPr>
-        <w:t xml:space="preserve">Content:</w:t>
-      </w:r>
-      <w:r>
-        <w:t xml:space="preserve"> </w:t>
-      </w:r>
-      <w:r>
-        <w:t xml:space="preserve">the weekly schedule of the seven days with opening, closing, and break, and the list of exceptions with date, type, applicable hours, and reason.</w:t>
-      </w:r>
-    </w:p>
-    <w:bookmarkEnd w:id="53"/>
-    <w:bookmarkStart w:id="54" w:name="X6ba0c74c328eaa7868707db1b909ca4fa1c0873"/>
+        <w:pStyle w:val="BodyText"/>
+      </w:pPr>
+      <w:r>
+        <w:drawing>
+          <wp:inline>
+            <wp:extent cx="5334000" cy="4588177"/>
+            <wp:effectExtent b="0" l="0" r="0" t="0"/>
+            <wp:docPr descr="Business Hours and Exceptions" title="" id="66" name="Picture"/>
+            <a:graphic>
+              <a:graphicData uri="http://schemas.openxmlformats.org/drawingml/2006/picture">
+                <pic:pic>
+                  <pic:nvPicPr>
+                    <pic:cNvPr descr="capturas/administrator-05-business-hours-and-exceptions.jpg" id="67" name="Picture"/>
+                    <pic:cNvPicPr>
+                      <a:picLocks noChangeArrowheads="1" noChangeAspect="1"/>
+                    </pic:cNvPicPr>
+                  </pic:nvPicPr>
+                  <pic:blipFill>
+                    <a:blip r:embed="rId65"/>
+                    <a:stretch>
+                      <a:fillRect/>
+                    </a:stretch>
+                  </pic:blipFill>
+                  <pic:spPr bwMode="auto">
+                    <a:xfrm>
+                      <a:off x="0" y="0"/>
+                      <a:ext cx="5334000" cy="4588177"/>
+                    </a:xfrm>
+                    <a:prstGeom prst="rect">
+                      <a:avLst/>
+                    </a:prstGeom>
+                    <a:noFill/>
+                    <a:ln w="9525">
+                      <a:noFill/>
+                      <a:headEnd/>
+                      <a:tailEnd/>
+                    </a:ln>
+                  </pic:spPr>
+                </pic:pic>
+              </a:graphicData>
+            </a:graphic>
+          </wp:inline>
+        </w:drawing>
+      </w:r>
+    </w:p>
+    <w:bookmarkEnd w:id="68"/>
+    <w:bookmarkStart w:id="69" w:name="X6ba0c74c328eaa7868707db1b909ca4fa1c0873"/>
     <w:p>
       <w:pPr>
         <w:pStyle w:val="Heading3"/>
@@ -7576,8 +7709,8 @@
         <w:t xml:space="preserve">.</w:t>
       </w:r>
     </w:p>
-    <w:bookmarkEnd w:id="54"/>
-    <w:bookmarkStart w:id="55" w:name="Xda0d88a094e7001ae7a00ad46347bc908ffe975"/>
+    <w:bookmarkEnd w:id="69"/>
+    <w:bookmarkStart w:id="73" w:name="Xda0d88a094e7001ae7a00ad46347bc908ffe975"/>
     <w:p>
       <w:pPr>
         <w:pStyle w:val="Heading3"/>
@@ -7712,70 +7845,60 @@
     </w:p>
     <w:p>
       <w:pPr>
-        <w:pStyle w:val="BlockText"/>
-      </w:pPr>
-      <w:r>
-        <w:rPr>
-          <w:b/>
-          <w:bCs/>
-        </w:rPr>
-        <w:t xml:space="preserve">Screenshot to insert.</w:t>
-      </w:r>
-      <w:r>
-        <w:t xml:space="preserve"> </w:t>
-      </w:r>
-      <w:r>
-        <w:rPr>
-          <w:b/>
-          <w:bCs/>
-        </w:rPr>
-        <w:t xml:space="preserve">Screen:</w:t>
-      </w:r>
-      <w:r>
-        <w:t xml:space="preserve"> </w:t>
-      </w:r>
-      <w:r>
-        <w:t xml:space="preserve">Settings &gt; Payment methods (route</w:t>
-      </w:r>
-      <w:r>
-        <w:t xml:space="preserve"> </w:t>
-      </w:r>
+        <w:pStyle w:val="BodyText"/>
+      </w:pPr>
+      <w:r>
+        <w:drawing>
+          <wp:inline>
+            <wp:extent cx="5334000" cy="4361696"/>
+            <wp:effectExtent b="0" l="0" r="0" t="0"/>
+            <wp:docPr descr="Payment Methods Configuration" title="" id="71" name="Picture"/>
+            <a:graphic>
+              <a:graphicData uri="http://schemas.openxmlformats.org/drawingml/2006/picture">
+                <pic:pic>
+                  <pic:nvPicPr>
+                    <pic:cNvPr descr="capturas/administrator-06-payment-methods-configuration.jpg" id="72" name="Picture"/>
+                    <pic:cNvPicPr>
+                      <a:picLocks noChangeArrowheads="1" noChangeAspect="1"/>
+                    </pic:cNvPicPr>
+                  </pic:nvPicPr>
+                  <pic:blipFill>
+                    <a:blip r:embed="rId70"/>
+                    <a:stretch>
+                      <a:fillRect/>
+                    </a:stretch>
+                  </pic:blipFill>
+                  <pic:spPr bwMode="auto">
+                    <a:xfrm>
+                      <a:off x="0" y="0"/>
+                      <a:ext cx="5334000" cy="4361696"/>
+                    </a:xfrm>
+                    <a:prstGeom prst="rect">
+                      <a:avLst/>
+                    </a:prstGeom>
+                    <a:noFill/>
+                    <a:ln w="9525">
+                      <a:noFill/>
+                      <a:headEnd/>
+                      <a:tailEnd/>
+                    </a:ln>
+                  </pic:spPr>
+                </pic:pic>
+              </a:graphicData>
+            </a:graphic>
+          </wp:inline>
+        </w:drawing>
+      </w:r>
+    </w:p>
+    <w:p>
+      <w:pPr>
+        <w:pStyle w:val="BodyText"/>
+      </w:pPr>
       <w:r>
         <w:rPr>
           <w:i/>
           <w:iCs/>
         </w:rPr>
-        <w:t xml:space="preserve">/admin/settings</w:t>
-      </w:r>
-      <w:r>
-        <w:t xml:space="preserve">).</w:t>
-      </w:r>
-      <w:r>
-        <w:t xml:space="preserve"> </w:t>
-      </w:r>
-      <w:r>
-        <w:rPr>
-          <w:b/>
-          <w:bCs/>
-        </w:rPr>
-        <w:t xml:space="preserve">Content:</w:t>
-      </w:r>
-      <w:r>
-        <w:t xml:space="preserve"> </w:t>
-      </w:r>
-      <w:r>
-        <w:t xml:space="preserve">the list of accounts with method, holder, account number, status, and the QR image of one of them.</w:t>
-      </w:r>
-    </w:p>
-    <w:p>
-      <w:pPr>
-        <w:pStyle w:val="FirstParagraph"/>
-      </w:pPr>
-      <w:r>
-        <w:rPr>
-          <w:i/>
-          <w:iCs/>
-        </w:rPr>
         <w:t xml:space="preserve">Note.</w:t>
       </w:r>
       <w:r>
@@ -7785,8 +7908,8 @@
         <w:t xml:space="preserve">Use a test account and QR code.</w:t>
       </w:r>
     </w:p>
-    <w:bookmarkEnd w:id="55"/>
-    <w:bookmarkStart w:id="56" w:name="X6e553923b9b1b5c943ca6df1ea0f96d709c8f6d"/>
+    <w:bookmarkEnd w:id="73"/>
+    <w:bookmarkStart w:id="74" w:name="X6e553923b9b1b5c943ca6df1ea0f96d709c8f6d"/>
     <w:p>
       <w:pPr>
         <w:pStyle w:val="Heading3"/>
@@ -7922,18 +8045,28 @@
               <w:pStyle w:val="Compact"/>
             </w:pPr>
             <w:r>
-              <w:t xml:space="preserve">Not implemented (TD-003)</w:t>
-            </w:r>
-          </w:p>
-        </w:tc>
-        <w:tc>
-          <w:tcPr/>
-          <w:p>
-            <w:pPr>
-              <w:pStyle w:val="Compact"/>
-            </w:pPr>
-            <w:r>
-              <w:t xml:space="preserve">—</w:t>
+              <w:t xml:space="preserve">5 failed attempts within 15 minutes lock the account for 15 minutes; resetting the password unlocks it</w:t>
+            </w:r>
+          </w:p>
+        </w:tc>
+        <w:tc>
+          <w:tcPr/>
+          <w:p>
+            <w:pPr>
+              <w:pStyle w:val="Compact"/>
+            </w:pPr>
+            <w:r>
+              <w:t xml:space="preserve">security-service (</w:t>
+            </w:r>
+            <w:r>
+              <w:rPr>
+                <w:i/>
+                <w:iCs/>
+              </w:rPr>
+              <w:t xml:space="preserve">security.login_lockout</w:t>
+            </w:r>
+            <w:r>
+              <w:t xml:space="preserve">).</w:t>
             </w:r>
           </w:p>
         </w:tc>
@@ -8132,8 +8265,8 @@
         <w:t xml:space="preserve">Prepared by the authors from the configuration file of the security service and ADR-006.</w:t>
       </w:r>
     </w:p>
-    <w:bookmarkEnd w:id="56"/>
-    <w:bookmarkStart w:id="57" w:name="Xaafaee352f01f751d854f00dd85254521f5e10f"/>
+    <w:bookmarkEnd w:id="74"/>
+    <w:bookmarkStart w:id="75" w:name="Xaafaee352f01f751d854f00dd85254521f5e10f"/>
     <w:p>
       <w:pPr>
         <w:pStyle w:val="Heading3"/>
@@ -8310,9 +8443,9 @@
         <w:t xml:space="preserve">(internal calls between services). Their values and the change procedure are described in the Installation Manual.</w:t>
       </w:r>
     </w:p>
-    <w:bookmarkEnd w:id="57"/>
-    <w:bookmarkEnd w:id="58"/>
-    <w:bookmarkStart w:id="67" w:name="X94562d209a805cc91dd44175b032fcbefb71634"/>
+    <w:bookmarkEnd w:id="75"/>
+    <w:bookmarkEnd w:id="76"/>
+    <w:bookmarkStart w:id="97" w:name="X94562d209a805cc91dd44175b032fcbefb71634"/>
     <w:p>
       <w:pPr>
         <w:pStyle w:val="Heading2"/>
@@ -8321,7 +8454,7 @@
         <w:t xml:space="preserve">12. Management of Core Information</w:t>
       </w:r>
     </w:p>
-    <w:bookmarkStart w:id="59" w:name="Xcd734dd41a198b6beac0e035ba474503d87014d"/>
+    <w:bookmarkStart w:id="80" w:name="Xcd734dd41a198b6beac0e035ba474503d87014d"/>
     <w:p>
       <w:pPr>
         <w:pStyle w:val="Heading3"/>
@@ -8718,63 +8851,53 @@
     </w:p>
     <w:p>
       <w:pPr>
-        <w:pStyle w:val="BlockText"/>
-      </w:pPr>
-      <w:r>
-        <w:rPr>
-          <w:b/>
-          <w:bCs/>
-        </w:rPr>
-        <w:t xml:space="preserve">Screenshot to insert.</w:t>
-      </w:r>
-      <w:r>
-        <w:t xml:space="preserve"> </w:t>
-      </w:r>
-      <w:r>
-        <w:rPr>
-          <w:b/>
-          <w:bCs/>
-        </w:rPr>
-        <w:t xml:space="preserve">Screen:</w:t>
-      </w:r>
-      <w:r>
-        <w:t xml:space="preserve"> </w:t>
-      </w:r>
-      <w:r>
-        <w:t xml:space="preserve">Operators &gt; operator detail (route</w:t>
-      </w:r>
-      <w:r>
-        <w:t xml:space="preserve"> </w:t>
-      </w:r>
-      <w:r>
-        <w:rPr>
-          <w:i/>
-          <w:iCs/>
-        </w:rPr>
-        <w:t xml:space="preserve">/admin/operators/{id}</w:t>
-      </w:r>
-      <w:r>
-        <w:t xml:space="preserve">).</w:t>
-      </w:r>
-      <w:r>
-        <w:t xml:space="preserve"> </w:t>
-      </w:r>
-      <w:r>
-        <w:rPr>
-          <w:b/>
-          <w:bCs/>
-        </w:rPr>
-        <w:t xml:space="preserve">Content:</w:t>
-      </w:r>
-      <w:r>
-        <w:t xml:space="preserve"> </w:t>
-      </w:r>
-      <w:r>
-        <w:t xml:space="preserve">the operator card, the Edit availability, Register absence, and Assign bay / shift buttons, and the list of services of the day.</w:t>
-      </w:r>
-    </w:p>
-    <w:bookmarkEnd w:id="59"/>
-    <w:bookmarkStart w:id="60" w:name="Xaa30c99b076dca5080019e3967c9d28b96be264"/>
+        <w:pStyle w:val="BodyText"/>
+      </w:pPr>
+      <w:r>
+        <w:drawing>
+          <wp:inline>
+            <wp:extent cx="5334000" cy="3201961"/>
+            <wp:effectExtent b="0" l="0" r="0" t="0"/>
+            <wp:docPr descr="Operator Detail With Availability and Absences" title="" id="78" name="Picture"/>
+            <a:graphic>
+              <a:graphicData uri="http://schemas.openxmlformats.org/drawingml/2006/picture">
+                <pic:pic>
+                  <pic:nvPicPr>
+                    <pic:cNvPr descr="capturas/administrator-07-operator-detail-with-availability-and-absences.jpg" id="79" name="Picture"/>
+                    <pic:cNvPicPr>
+                      <a:picLocks noChangeArrowheads="1" noChangeAspect="1"/>
+                    </pic:cNvPicPr>
+                  </pic:nvPicPr>
+                  <pic:blipFill>
+                    <a:blip r:embed="rId77"/>
+                    <a:stretch>
+                      <a:fillRect/>
+                    </a:stretch>
+                  </pic:blipFill>
+                  <pic:spPr bwMode="auto">
+                    <a:xfrm>
+                      <a:off x="0" y="0"/>
+                      <a:ext cx="5334000" cy="3201961"/>
+                    </a:xfrm>
+                    <a:prstGeom prst="rect">
+                      <a:avLst/>
+                    </a:prstGeom>
+                    <a:noFill/>
+                    <a:ln w="9525">
+                      <a:noFill/>
+                      <a:headEnd/>
+                      <a:tailEnd/>
+                    </a:ln>
+                  </pic:spPr>
+                </pic:pic>
+              </a:graphicData>
+            </a:graphic>
+          </wp:inline>
+        </w:drawing>
+      </w:r>
+    </w:p>
+    <w:bookmarkEnd w:id="80"/>
+    <w:bookmarkStart w:id="81" w:name="Xaa30c99b076dca5080019e3967c9d28b96be264"/>
     <w:p>
       <w:pPr>
         <w:pStyle w:val="Heading3"/>
@@ -9015,8 +9138,8 @@
         <w:t xml:space="preserve">Each booking line keeps the points of the service at the moment of booking, in the same way as the price.</w:t>
       </w:r>
     </w:p>
-    <w:bookmarkEnd w:id="60"/>
-    <w:bookmarkStart w:id="61" w:name="X6c75b0d74d63f1ba159040971aa1b79e7a3dd50"/>
+    <w:bookmarkEnd w:id="81"/>
+    <w:bookmarkStart w:id="85" w:name="X6c75b0d74d63f1ba159040971aa1b79e7a3dd50"/>
     <w:p>
       <w:pPr>
         <w:pStyle w:val="Heading3"/>
@@ -9605,14 +9728,83 @@
     </w:p>
     <w:p>
       <w:pPr>
-        <w:pStyle w:val="BlockText"/>
-      </w:pPr>
+        <w:pStyle w:val="BodyText"/>
+      </w:pPr>
+      <w:r>
+        <w:drawing>
+          <wp:inline>
+            <wp:extent cx="5334000" cy="3201961"/>
+            <wp:effectExtent b="0" l="0" r="0" t="0"/>
+            <wp:docPr descr="Booking Management" title="" id="83" name="Picture"/>
+            <a:graphic>
+              <a:graphicData uri="http://schemas.openxmlformats.org/drawingml/2006/picture">
+                <pic:pic>
+                  <pic:nvPicPr>
+                    <pic:cNvPr descr="capturas/administrator-08-booking-management.jpg" id="84" name="Picture"/>
+                    <pic:cNvPicPr>
+                      <a:picLocks noChangeArrowheads="1" noChangeAspect="1"/>
+                    </pic:cNvPicPr>
+                  </pic:nvPicPr>
+                  <pic:blipFill>
+                    <a:blip r:embed="rId82"/>
+                    <a:stretch>
+                      <a:fillRect/>
+                    </a:stretch>
+                  </pic:blipFill>
+                  <pic:spPr bwMode="auto">
+                    <a:xfrm>
+                      <a:off x="0" y="0"/>
+                      <a:ext cx="5334000" cy="3201961"/>
+                    </a:xfrm>
+                    <a:prstGeom prst="rect">
+                      <a:avLst/>
+                    </a:prstGeom>
+                    <a:noFill/>
+                    <a:ln w="9525">
+                      <a:noFill/>
+                      <a:headEnd/>
+                      <a:tailEnd/>
+                    </a:ln>
+                  </pic:spPr>
+                </pic:pic>
+              </a:graphicData>
+            </a:graphic>
+          </wp:inline>
+        </w:drawing>
+      </w:r>
+    </w:p>
+    <w:bookmarkEnd w:id="85"/>
+    <w:bookmarkStart w:id="89" w:name="Xc8467dd81b2faedeea16e79e6d1da027bd25eb5"/>
+    <w:p>
+      <w:pPr>
+        <w:pStyle w:val="Heading3"/>
+      </w:pPr>
+      <w:r>
+        <w:t xml:space="preserve">12.4 Assigning an Operator</w:t>
+      </w:r>
+    </w:p>
+    <w:p>
+      <w:pPr>
+        <w:pStyle w:val="FirstParagraph"/>
+      </w:pPr>
+      <w:r>
+        <w:t xml:space="preserve">When a booking is confirmed,</w:t>
+      </w:r>
+      <w:r>
+        <w:t xml:space="preserve"> </w:t>
+      </w:r>
       <w:r>
         <w:rPr>
           <w:b/>
           <w:bCs/>
         </w:rPr>
-        <w:t xml:space="preserve">Screenshot to insert.</w:t>
+        <w:t xml:space="preserve">the system assigns the operator automatically</w:t>
+      </w:r>
+      <w:r>
+        <w:t xml:space="preserve"> </w:t>
+      </w:r>
+      <w:r>
+        <w:t xml:space="preserve">(RF-008): if the customer chose one who is still free, that operator is assigned; otherwise, the free operator with the fewest bookings that day. An operator is free when the account is active, has a shift at that time, has no recorded absence, and is not serving another booking at that time. If nobody is free, the booking is left without an operator and appears in the</w:t>
       </w:r>
       <w:r>
         <w:t xml:space="preserve"> </w:t>
@@ -9622,76 +9814,13 @@
           <w:b/>
           <w:bCs/>
         </w:rPr>
-        <w:t xml:space="preserve">Screen:</w:t>
-      </w:r>
-      <w:r>
-        <w:t xml:space="preserve"> </w:t>
-      </w:r>
-      <w:r>
-        <w:t xml:space="preserve">Bookings (route</w:t>
-      </w:r>
-      <w:r>
-        <w:t xml:space="preserve"> </w:t>
-      </w:r>
-      <w:r>
-        <w:rPr>
-          <w:i/>
-          <w:iCs/>
-        </w:rPr>
-        <w:t xml:space="preserve">/admin/reservations</w:t>
-      </w:r>
-      <w:r>
-        <w:t xml:space="preserve">).</w:t>
-      </w:r>
-      <w:r>
-        <w:t xml:space="preserve"> </w:t>
-      </w:r>
-      <w:r>
-        <w:rPr>
-          <w:b/>
-          <w:bCs/>
-        </w:rPr>
-        <w:t xml:space="preserve">Content:</w:t>
-      </w:r>
-      <w:r>
-        <w:t xml:space="preserve"> </w:t>
-      </w:r>
-      <w:r>
-        <w:t xml:space="preserve">the indicators, the filters, the New Booking and Export buttons, and the table with bookings in different statuses, one of them unassigned.</w:t>
-      </w:r>
-    </w:p>
-    <w:bookmarkEnd w:id="61"/>
-    <w:bookmarkStart w:id="62" w:name="Xc8467dd81b2faedeea16e79e6d1da027bd25eb5"/>
-    <w:p>
-      <w:pPr>
-        <w:pStyle w:val="Heading3"/>
-      </w:pPr>
-      <w:r>
-        <w:t xml:space="preserve">12.4 Assigning an Operator</w:t>
-      </w:r>
-    </w:p>
-    <w:p>
-      <w:pPr>
-        <w:pStyle w:val="FirstParagraph"/>
-      </w:pPr>
-      <w:r>
-        <w:t xml:space="preserve">In the current version</w:t>
-      </w:r>
-      <w:r>
-        <w:t xml:space="preserve"> </w:t>
-      </w:r>
-      <w:r>
-        <w:rPr>
-          <w:b/>
-          <w:bCs/>
-        </w:rPr>
-        <w:t xml:space="preserve">the system does not assign operators automatically</w:t>
-      </w:r>
-      <w:r>
-        <w:t xml:space="preserve"> </w:t>
-      </w:r>
-      <w:r>
-        <w:t xml:space="preserve">(requirement RF-008 is pending, technical debt TD-020), and the customer does not choose the operator. The administrator must assign an operator to every booking.</w:t>
+        <w:t xml:space="preserve">Bookings without an operator</w:t>
+      </w:r>
+      <w:r>
+        <w:t xml:space="preserve"> </w:t>
+      </w:r>
+      <w:r>
+        <w:t xml:space="preserve">block of the Dashboard. A rescheduled booking keeps its operator. The administrator assigns by hand in two cases: when the booking was left without an operator and when the assigned one must be changed.</w:t>
       </w:r>
     </w:p>
     <w:p>
@@ -9907,50 +10036,53 @@
     </w:p>
     <w:p>
       <w:pPr>
-        <w:pStyle w:val="BlockText"/>
-      </w:pPr>
-      <w:r>
-        <w:rPr>
-          <w:b/>
-          <w:bCs/>
-        </w:rPr>
-        <w:t xml:space="preserve">Screenshot to insert.</w:t>
-      </w:r>
-      <w:r>
-        <w:t xml:space="preserve"> </w:t>
-      </w:r>
-      <w:r>
-        <w:rPr>
-          <w:b/>
-          <w:bCs/>
-        </w:rPr>
-        <w:t xml:space="preserve">Screen:</w:t>
-      </w:r>
-      <w:r>
-        <w:t xml:space="preserve"> </w:t>
-      </w:r>
-      <w:r>
-        <w:t xml:space="preserve">Bookings &gt; Assign.</w:t>
-      </w:r>
-      <w:r>
-        <w:t xml:space="preserve"> </w:t>
-      </w:r>
-      <w:r>
-        <w:rPr>
-          <w:b/>
-          <w:bCs/>
-        </w:rPr>
-        <w:t xml:space="preserve">Content:</w:t>
-      </w:r>
-      <w:r>
-        <w:t xml:space="preserve"> </w:t>
-      </w:r>
-      <w:r>
-        <w:t xml:space="preserve">the "Assign Operator to Booking" window with the appointment details, the list of operators with their availability or blocking reason, the notes field, and the Confirm Assignment button.</w:t>
-      </w:r>
-    </w:p>
-    <w:bookmarkEnd w:id="62"/>
-    <w:bookmarkStart w:id="63" w:name="Xfc2bfc09cf86f37c5f07841551f0dd0ec64adee"/>
+        <w:pStyle w:val="BodyText"/>
+      </w:pPr>
+      <w:r>
+        <w:drawing>
+          <wp:inline>
+            <wp:extent cx="5334000" cy="6229350"/>
+            <wp:effectExtent b="0" l="0" r="0" t="0"/>
+            <wp:docPr descr="Manual Assignment of an Operator" title="" id="87" name="Picture"/>
+            <a:graphic>
+              <a:graphicData uri="http://schemas.openxmlformats.org/drawingml/2006/picture">
+                <pic:pic>
+                  <pic:nvPicPr>
+                    <pic:cNvPr descr="capturas/administrator-09-manual-assignment-of-an-operator.jpg" id="88" name="Picture"/>
+                    <pic:cNvPicPr>
+                      <a:picLocks noChangeArrowheads="1" noChangeAspect="1"/>
+                    </pic:cNvPicPr>
+                  </pic:nvPicPr>
+                  <pic:blipFill>
+                    <a:blip r:embed="rId86"/>
+                    <a:stretch>
+                      <a:fillRect/>
+                    </a:stretch>
+                  </pic:blipFill>
+                  <pic:spPr bwMode="auto">
+                    <a:xfrm>
+                      <a:off x="0" y="0"/>
+                      <a:ext cx="5334000" cy="6229350"/>
+                    </a:xfrm>
+                    <a:prstGeom prst="rect">
+                      <a:avLst/>
+                    </a:prstGeom>
+                    <a:noFill/>
+                    <a:ln w="9525">
+                      <a:noFill/>
+                      <a:headEnd/>
+                      <a:tailEnd/>
+                    </a:ln>
+                  </pic:spPr>
+                </pic:pic>
+              </a:graphicData>
+            </a:graphic>
+          </wp:inline>
+        </w:drawing>
+      </w:r>
+    </w:p>
+    <w:bookmarkEnd w:id="89"/>
+    <w:bookmarkStart w:id="90" w:name="Xfc2bfc09cf86f37c5f07841551f0dd0ec64adee"/>
     <w:p>
       <w:pPr>
         <w:pStyle w:val="Heading3"/>
@@ -10176,7 +10308,7 @@
         <w:t xml:space="preserve">INSPECTION_REPORT</w:t>
       </w:r>
       <w:r>
-        <w:t xml:space="preserve">) with the summary of the inspection: phases finished, number of findings, major findings, and affected areas. The message "Customer notified" confirms the sending.</w:t>
+        <w:t xml:space="preserve">) with the summary of the inspection: phases finished, number of findings, major findings, and affected areas, together with the link to the report. The message "Customer notified" confirms the sending.</w:t>
       </w:r>
     </w:p>
     <w:p>
@@ -10188,17 +10320,82 @@
           <w:b/>
           <w:bCs/>
         </w:rPr>
-        <w:t xml:space="preserve">Important limitation:</w:t>
-      </w:r>
-      <w:r>
-        <w:t xml:space="preserve"> </w:t>
-      </w:r>
-      <w:r>
-        <w:t xml:space="preserve">the reports and photos are stored only in the browser where they were created (there is no server for this function yet). The public link opens only in that same browser; for that reason, the notice to the customer carries the summary and not the link, and the details and photos are shown to the customer when the vehicle is handed over.</w:t>
-      </w:r>
-    </w:p>
-    <w:bookmarkEnd w:id="63"/>
-    <w:bookmarkStart w:id="64" w:name="X5c54a121c5cf9ac0acb73e460a45e4f262045e4"/>
+        <w:t xml:space="preserve">Where it is saved:</w:t>
+      </w:r>
+      <w:r>
+        <w:t xml:space="preserve"> </w:t>
+      </w:r>
+      <w:r>
+        <w:t xml:space="preserve">the report, its phases, the findings, and the photos are saved in operations-service (tables</w:t>
+      </w:r>
+      <w:r>
+        <w:t xml:space="preserve"> </w:t>
+      </w:r>
+      <w:r>
+        <w:rPr>
+          <w:i/>
+          <w:iCs/>
+        </w:rPr>
+        <w:t xml:space="preserve">execution.inspection_report</w:t>
+      </w:r>
+      <w:r>
+        <w:t xml:space="preserve">,</w:t>
+      </w:r>
+      <w:r>
+        <w:t xml:space="preserve"> </w:t>
+      </w:r>
+      <w:r>
+        <w:rPr>
+          <w:i/>
+          <w:iCs/>
+        </w:rPr>
+        <w:t xml:space="preserve">execution.inspection_phase</w:t>
+      </w:r>
+      <w:r>
+        <w:t xml:space="preserve">,</w:t>
+      </w:r>
+      <w:r>
+        <w:t xml:space="preserve"> </w:t>
+      </w:r>
+      <w:r>
+        <w:rPr>
+          <w:i/>
+          <w:iCs/>
+        </w:rPr>
+        <w:t xml:space="preserve">execution.inspection_finding</w:t>
+      </w:r>
+      <w:r>
+        <w:t xml:space="preserve">, and</w:t>
+      </w:r>
+      <w:r>
+        <w:t xml:space="preserve"> </w:t>
+      </w:r>
+      <w:r>
+        <w:rPr>
+          <w:i/>
+          <w:iCs/>
+        </w:rPr>
+        <w:t xml:space="preserve">execution.inspection_photo</w:t>
+      </w:r>
+      <w:r>
+        <w:t xml:space="preserve">). The photos are compressed in the browser before they are sent. The public link (route</w:t>
+      </w:r>
+      <w:r>
+        <w:t xml:space="preserve"> </w:t>
+      </w:r>
+      <w:r>
+        <w:rPr>
+          <w:i/>
+          <w:iCs/>
+        </w:rPr>
+        <w:t xml:space="preserve">/report/{token}</w:t>
+      </w:r>
+      <w:r>
+        <w:t xml:space="preserve">) only works after the report is published and opens from any device without logging in, which is why the notice to the customer includes it.</w:t>
+      </w:r>
+    </w:p>
+    <w:bookmarkEnd w:id="90"/>
+    <w:bookmarkStart w:id="94" w:name="X5c54a121c5cf9ac0acb73e460a45e4f262045e4"/>
     <w:p>
       <w:pPr>
         <w:pStyle w:val="Heading3"/>
@@ -10771,13 +10968,10 @@
           <w:b/>
           <w:bCs/>
         </w:rPr>
-        <w:t xml:space="preserve">Reembolsar</w:t>
-      </w:r>
-      <w:r>
-        <w:t xml:space="preserve"> </w:t>
-      </w:r>
-      <w:r>
-        <w:t xml:space="preserve">(refund). Confirm that the money was returned to the customer: the payment changes to Refunded, the points that the booking earned are reversed, and the customer receives a notice and an email. The refund cannot be undone. In the current version, the texts of this option appear in Spanish in every language (ACO-06 of the actions document).</w:t>
+        <w:t xml:space="preserve">Refund</w:t>
+      </w:r>
+      <w:r>
+        <w:t xml:space="preserve">. Confirm that the money was returned to the customer: the payment changes to Refunded, the points that the booking earned are reversed, and the customer receives a notice and an email. The refund cannot be undone.</w:t>
       </w:r>
     </w:p>
     <w:p>
@@ -10840,30 +11034,109 @@
     </w:p>
     <w:p>
       <w:pPr>
-        <w:pStyle w:val="BlockText"/>
-      </w:pPr>
+        <w:pStyle w:val="BodyText"/>
+      </w:pPr>
+      <w:r>
+        <w:drawing>
+          <wp:inline>
+            <wp:extent cx="5334000" cy="3333750"/>
+            <wp:effectExtent b="0" l="0" r="0" t="0"/>
+            <wp:docPr descr="Payment Review" title="" id="92" name="Picture"/>
+            <a:graphic>
+              <a:graphicData uri="http://schemas.openxmlformats.org/drawingml/2006/picture">
+                <pic:pic>
+                  <pic:nvPicPr>
+                    <pic:cNvPr descr="capturas/administrator-10-payment-review.jpg" id="93" name="Picture"/>
+                    <pic:cNvPicPr>
+                      <a:picLocks noChangeArrowheads="1" noChangeAspect="1"/>
+                    </pic:cNvPicPr>
+                  </pic:nvPicPr>
+                  <pic:blipFill>
+                    <a:blip r:embed="rId91"/>
+                    <a:stretch>
+                      <a:fillRect/>
+                    </a:stretch>
+                  </pic:blipFill>
+                  <pic:spPr bwMode="auto">
+                    <a:xfrm>
+                      <a:off x="0" y="0"/>
+                      <a:ext cx="5334000" cy="3333750"/>
+                    </a:xfrm>
+                    <a:prstGeom prst="rect">
+                      <a:avLst/>
+                    </a:prstGeom>
+                    <a:noFill/>
+                    <a:ln w="9525">
+                      <a:noFill/>
+                      <a:headEnd/>
+                      <a:tailEnd/>
+                    </a:ln>
+                  </pic:spPr>
+                </pic:pic>
+              </a:graphicData>
+            </a:graphic>
+          </wp:inline>
+        </w:drawing>
+      </w:r>
+    </w:p>
+    <w:p>
+      <w:pPr>
+        <w:pStyle w:val="BodyText"/>
+      </w:pPr>
+      <w:r>
+        <w:rPr>
+          <w:i/>
+          <w:iCs/>
+        </w:rPr>
+        <w:t xml:space="preserve">Note.</w:t>
+      </w:r>
+      <w:r>
+        <w:t xml:space="preserve"> </w:t>
+      </w:r>
+      <w:r>
+        <w:t xml:space="preserve">Use a test receipt, without real bank data.</w:t>
+      </w:r>
+    </w:p>
+    <w:bookmarkEnd w:id="94"/>
+    <w:bookmarkStart w:id="95" w:name="X9fb20ce10ad612a9260684c5f4c576aef8ac198"/>
+    <w:p>
+      <w:pPr>
+        <w:pStyle w:val="Heading3"/>
+      </w:pPr>
+      <w:r>
+        <w:t xml:space="preserve">12.7 Notifications and Announcements</w:t>
+      </w:r>
+    </w:p>
+    <w:p>
+      <w:pPr>
+        <w:pStyle w:val="FirstParagraph"/>
+      </w:pPr>
+      <w:r>
+        <w:t xml:space="preserve">The</w:t>
+      </w:r>
+      <w:r>
+        <w:t xml:space="preserve"> </w:t>
+      </w:r>
       <w:r>
         <w:rPr>
           <w:b/>
           <w:bCs/>
         </w:rPr>
-        <w:t xml:space="preserve">Screenshot to insert.</w:t>
-      </w:r>
-      <w:r>
-        <w:t xml:space="preserve"> </w:t>
-      </w:r>
-      <w:r>
-        <w:rPr>
-          <w:b/>
-          <w:bCs/>
-        </w:rPr>
-        <w:t xml:space="preserve">Screen:</w:t>
-      </w:r>
-      <w:r>
-        <w:t xml:space="preserve"> </w:t>
-      </w:r>
-      <w:r>
-        <w:t xml:space="preserve">Payments &gt; Review (route</w:t>
+        <w:t xml:space="preserve">Notifications</w:t>
+      </w:r>
+      <w:r>
+        <w:t xml:space="preserve"> </w:t>
+      </w:r>
+      <w:r>
+        <w:t xml:space="preserve">option of the administrator works like that of the other roles: it lists the notifications with filters and allows marking them as read or deleting them. Every active administrator receives staff notices in the inbox and as push notifications (never by email): a new booking confirmed, a booking moved to another time, and a booking cancelled (with the reason).</w:t>
+      </w:r>
+    </w:p>
+    <w:p>
+      <w:pPr>
+        <w:pStyle w:val="BodyText"/>
+      </w:pPr>
+      <w:r>
+        <w:t xml:space="preserve">Announcements are sent with</w:t>
       </w:r>
       <w:r>
         <w:t xml:space="preserve"> </w:t>
@@ -10873,86 +11146,29 @@
           <w:i/>
           <w:iCs/>
         </w:rPr>
-        <w:t xml:space="preserve">/admin/payments</w:t>
-      </w:r>
-      <w:r>
-        <w:t xml:space="preserve">).</w:t>
-      </w:r>
-      <w:r>
-        <w:t xml:space="preserve"> </w:t>
-      </w:r>
-      <w:r>
-        <w:rPr>
-          <w:b/>
-          <w:bCs/>
-        </w:rPr>
-        <w:t xml:space="preserve">Content:</w:t>
-      </w:r>
-      <w:r>
-        <w:t xml:space="preserve"> </w:t>
-      </w:r>
-      <w:r>
-        <w:t xml:space="preserve">the "Review payment" window with the receipt image, the booking data, the reference, the amounts, the rejection reason field, and the Reject and Approve payment buttons.</w:t>
-      </w:r>
-    </w:p>
-    <w:p>
-      <w:pPr>
-        <w:pStyle w:val="FirstParagraph"/>
-      </w:pPr>
+        <w:t xml:space="preserve">POST /api/v1/admin/notifications</w:t>
+      </w:r>
+      <w:r>
+        <w:t xml:space="preserve"> </w:t>
+      </w:r>
+      <w:r>
+        <w:t xml:space="preserve">(ADMIN role), which accepts only two types:</w:t>
+      </w:r>
+      <w:r>
+        <w:t xml:space="preserve"> </w:t>
+      </w:r>
       <w:r>
         <w:rPr>
           <w:i/>
           <w:iCs/>
         </w:rPr>
-        <w:t xml:space="preserve">Note.</w:t>
-      </w:r>
-      <w:r>
-        <w:t xml:space="preserve"> </w:t>
-      </w:r>
-      <w:r>
-        <w:t xml:space="preserve">Use a test receipt, without real bank data.</w:t>
-      </w:r>
-    </w:p>
-    <w:bookmarkEnd w:id="64"/>
-    <w:bookmarkStart w:id="65" w:name="X9fb20ce10ad612a9260684c5f4c576aef8ac198"/>
-    <w:p>
-      <w:pPr>
-        <w:pStyle w:val="Heading3"/>
-      </w:pPr>
-      <w:r>
-        <w:t xml:space="preserve">12.7 Notifications and Announcements</w:t>
-      </w:r>
-    </w:p>
-    <w:p>
-      <w:pPr>
-        <w:pStyle w:val="FirstParagraph"/>
-      </w:pPr>
-      <w:r>
-        <w:t xml:space="preserve">The</w:t>
-      </w:r>
-      <w:r>
-        <w:t xml:space="preserve"> </w:t>
-      </w:r>
-      <w:r>
-        <w:rPr>
-          <w:b/>
-          <w:bCs/>
-        </w:rPr>
-        <w:t xml:space="preserve">Notifications</w:t>
-      </w:r>
-      <w:r>
-        <w:t xml:space="preserve"> </w:t>
-      </w:r>
-      <w:r>
-        <w:t xml:space="preserve">option of the administrator works like that of the other roles: it lists the notifications with filters and allows marking them as read or deleting them. Every active administrator receives staff notices in the inbox and as push notifications (never by email): a new booking confirmed, a booking moved to another time, and a booking cancelled (with the reason).</w:t>
-      </w:r>
-    </w:p>
-    <w:p>
-      <w:pPr>
-        <w:pStyle w:val="BodyText"/>
-      </w:pPr>
-      <w:r>
-        <w:t xml:space="preserve">Announcements are sent with</w:t>
+        <w:t xml:space="preserve">SYSTEM_MESSAGE</w:t>
+      </w:r>
+      <w:r>
+        <w:t xml:space="preserve"> </w:t>
+      </w:r>
+      <w:r>
+        <w:t xml:space="preserve">(free announcement, inbox and push only; available only through the API, because the panel does not have a screen for it) and</w:t>
       </w:r>
       <w:r>
         <w:t xml:space="preserve"> </w:t>
@@ -10962,13 +11178,13 @@
           <w:i/>
           <w:iCs/>
         </w:rPr>
-        <w:t xml:space="preserve">POST /api/v1/admin/notifications</w:t>
-      </w:r>
-      <w:r>
-        <w:t xml:space="preserve"> </w:t>
-      </w:r>
-      <w:r>
-        <w:t xml:space="preserve">(ADMIN role), which accepts only two types:</w:t>
+        <w:t xml:space="preserve">INSPECTION_REPORT</w:t>
+      </w:r>
+      <w:r>
+        <w:t xml:space="preserve"> </w:t>
+      </w:r>
+      <w:r>
+        <w:t xml:space="preserve">(sent from the inspection screen, also by email). Any other type is rejected with 400</w:t>
       </w:r>
       <w:r>
         <w:t xml:space="preserve"> </w:t>
@@ -10978,13 +11194,10 @@
           <w:i/>
           <w:iCs/>
         </w:rPr>
-        <w:t xml:space="preserve">SYSTEM_MESSAGE</w:t>
-      </w:r>
-      <w:r>
-        <w:t xml:space="preserve"> </w:t>
-      </w:r>
-      <w:r>
-        <w:t xml:space="preserve">(free announcement, inbox and push only; available only through the API, because the panel does not have a screen for it) and</w:t>
+        <w:t xml:space="preserve">NOTIFICATION_TYPE_NOT_ALLOWED</w:t>
+      </w:r>
+      <w:r>
+        <w:t xml:space="preserve">, so that nobody can write by hand a notice that looks like an automatic one (for example, a false approved payment). The message is always saved in the inbox of the recipient; the push notification is additional (it requires</w:t>
       </w:r>
       <w:r>
         <w:t xml:space="preserve"> </w:t>
@@ -10994,35 +11207,6 @@
           <w:i/>
           <w:iCs/>
         </w:rPr>
-        <w:t xml:space="preserve">INSPECTION_REPORT</w:t>
-      </w:r>
-      <w:r>
-        <w:t xml:space="preserve"> </w:t>
-      </w:r>
-      <w:r>
-        <w:t xml:space="preserve">(sent from the inspection screen, also by email). Any other type is rejected with 400</w:t>
-      </w:r>
-      <w:r>
-        <w:t xml:space="preserve"> </w:t>
-      </w:r>
-      <w:r>
-        <w:rPr>
-          <w:i/>
-          <w:iCs/>
-        </w:rPr>
-        <w:t xml:space="preserve">NOTIFICATION_TYPE_NOT_ALLOWED</w:t>
-      </w:r>
-      <w:r>
-        <w:t xml:space="preserve">, so that nobody can write by hand a notice that looks like an automatic one (for example, a false approved payment). The message is always saved in the inbox of the recipient; the push notification is additional (it requires</w:t>
-      </w:r>
-      <w:r>
-        <w:t xml:space="preserve"> </w:t>
-      </w:r>
-      <w:r>
-        <w:rPr>
-          <w:i/>
-          <w:iCs/>
-        </w:rPr>
         <w:t xml:space="preserve">PUSH_ENABLED=true</w:t>
       </w:r>
       <w:r>
@@ -11032,8 +11216,8 @@
         <w:t xml:space="preserve">and the mobile application) and respects the switches of each user.</w:t>
       </w:r>
     </w:p>
-    <w:bookmarkEnd w:id="65"/>
-    <w:bookmarkStart w:id="66" w:name="X3aaa4ace4ab08a7b76a4b07806a747b8aea7426"/>
+    <w:bookmarkEnd w:id="95"/>
+    <w:bookmarkStart w:id="96" w:name="X3aaa4ace4ab08a7b76a4b07806a747b8aea7426"/>
     <w:p>
       <w:pPr>
         <w:pStyle w:val="Heading3"/>
@@ -11318,9 +11502,9 @@
         <w:t xml:space="preserve">When the points of a customer reach those required by an available coupon, the customer receives the notice "You have a redeemable coupon!" with its code. Redeeming a coupon does not consume points, and each coupon can be redeemed once per booking.</w:t>
       </w:r>
     </w:p>
-    <w:bookmarkEnd w:id="66"/>
-    <w:bookmarkEnd w:id="67"/>
-    <w:bookmarkStart w:id="69" w:name="X538afaabdbd0d453e906ecdbd611e5b63717e92"/>
+    <w:bookmarkEnd w:id="96"/>
+    <w:bookmarkEnd w:id="97"/>
+    <w:bookmarkStart w:id="102" w:name="X538afaabdbd0d453e906ecdbd611e5b63717e92"/>
     <w:p>
       <w:pPr>
         <w:pStyle w:val="Heading2"/>
@@ -11913,68 +12097,1144 @@
     </w:p>
     <w:p>
       <w:pPr>
-        <w:pStyle w:val="BlockText"/>
+        <w:pStyle w:val="BodyText"/>
+      </w:pPr>
+      <w:r>
+        <w:drawing>
+          <wp:inline>
+            <wp:extent cx="5334000" cy="4123502"/>
+            <wp:effectExtent b="0" l="0" r="0" t="0"/>
+            <wp:docPr descr="Administrative Reports" title="" id="99" name="Picture"/>
+            <a:graphic>
+              <a:graphicData uri="http://schemas.openxmlformats.org/drawingml/2006/picture">
+                <pic:pic>
+                  <pic:nvPicPr>
+                    <pic:cNvPr descr="capturas/administrator-11-administrative-reports.jpg" id="100" name="Picture"/>
+                    <pic:cNvPicPr>
+                      <a:picLocks noChangeArrowheads="1" noChangeAspect="1"/>
+                    </pic:cNvPicPr>
+                  </pic:nvPicPr>
+                  <pic:blipFill>
+                    <a:blip r:embed="rId98"/>
+                    <a:stretch>
+                      <a:fillRect/>
+                    </a:stretch>
+                  </pic:blipFill>
+                  <pic:spPr bwMode="auto">
+                    <a:xfrm>
+                      <a:off x="0" y="0"/>
+                      <a:ext cx="5334000" cy="4123502"/>
+                    </a:xfrm>
+                    <a:prstGeom prst="rect">
+                      <a:avLst/>
+                    </a:prstGeom>
+                    <a:noFill/>
+                    <a:ln w="9525">
+                      <a:noFill/>
+                      <a:headEnd/>
+                      <a:tailEnd/>
+                    </a:ln>
+                  </pic:spPr>
+                </pic:pic>
+              </a:graphicData>
+            </a:graphic>
+          </wp:inline>
+        </w:drawing>
+      </w:r>
+    </w:p>
+    <w:bookmarkStart w:id="101" w:name="Xd4ed66168c1a95fb207571567d2255b78f163bb"/>
+    <w:p>
+      <w:pPr>
+        <w:pStyle w:val="Heading3"/>
+      </w:pPr>
+      <w:r>
+        <w:t xml:space="preserve">13.1 Support Queries</w:t>
+      </w:r>
+    </w:p>
+    <w:p>
+      <w:pPr>
+        <w:pStyle w:val="FirstParagraph"/>
       </w:pPr>
       <w:r>
         <w:rPr>
           <w:b/>
           <w:bCs/>
         </w:rPr>
-        <w:t xml:space="preserve">Screenshot to insert.</w:t>
-      </w:r>
-      <w:r>
-        <w:t xml:space="preserve"> </w:t>
-      </w:r>
+        <w:t xml:space="preserve">Approved revenue per day</w:t>
+      </w:r>
+      <w:r>
+        <w:t xml:space="preserve"> </w:t>
+      </w:r>
+      <w:r>
+        <w:t xml:space="preserve">(dates are stored in UTC; for the Colombian calendar day, five hours are subtracted before converting to a date):</w:t>
+      </w:r>
+    </w:p>
+    <w:p>
+      <w:pPr>
+        <w:pStyle w:val="SourceCode"/>
+      </w:pPr>
+      <w:r>
+        <w:rPr>
+          <w:rStyle w:val="KeywordTok"/>
+        </w:rPr>
+        <w:t xml:space="preserve">SELECT</w:t>
+      </w:r>
+      <w:r>
+        <w:rPr>
+          <w:rStyle w:val="NormalTok"/>
+        </w:rPr>
+        <w:t xml:space="preserve"> </w:t>
+      </w:r>
+      <w:r>
+        <w:rPr>
+          <w:rStyle w:val="FunctionTok"/>
+        </w:rPr>
+        <w:t xml:space="preserve">CAST</w:t>
+      </w:r>
+      <w:r>
+        <w:rPr>
+          <w:rStyle w:val="NormalTok"/>
+        </w:rPr>
+        <w:t xml:space="preserve">(DATEADD(</w:t>
+      </w:r>
+      <w:r>
+        <w:rPr>
+          <w:rStyle w:val="KeywordTok"/>
+        </w:rPr>
+        <w:t xml:space="preserve">hour</w:t>
+      </w:r>
+      <w:r>
+        <w:rPr>
+          <w:rStyle w:val="NormalTok"/>
+        </w:rPr>
+        <w:t xml:space="preserve">, </w:t>
+      </w:r>
+      <w:r>
+        <w:rPr>
+          <w:rStyle w:val="OperatorTok"/>
+        </w:rPr>
+        <w:t xml:space="preserve">-</w:t>
+      </w:r>
+      <w:r>
+        <w:rPr>
+          <w:rStyle w:val="DecValTok"/>
+        </w:rPr>
+        <w:t xml:space="preserve">5</w:t>
+      </w:r>
+      <w:r>
+        <w:rPr>
+          <w:rStyle w:val="NormalTok"/>
+        </w:rPr>
+        <w:t xml:space="preserve">, p.processed_at) </w:t>
+      </w:r>
+      <w:r>
+        <w:rPr>
+          <w:rStyle w:val="KeywordTok"/>
+        </w:rPr>
+        <w:t xml:space="preserve">AS</w:t>
+      </w:r>
+      <w:r>
+        <w:rPr>
+          <w:rStyle w:val="NormalTok"/>
+        </w:rPr>
+        <w:t xml:space="preserve"> </w:t>
+      </w:r>
+      <w:r>
+        <w:rPr>
+          <w:rStyle w:val="DataTypeTok"/>
+        </w:rPr>
+        <w:t xml:space="preserve">date</w:t>
+      </w:r>
+      <w:r>
+        <w:rPr>
+          <w:rStyle w:val="NormalTok"/>
+        </w:rPr>
+        <w:t xml:space="preserve">) </w:t>
+      </w:r>
+      <w:r>
+        <w:rPr>
+          <w:rStyle w:val="KeywordTok"/>
+        </w:rPr>
+        <w:t xml:space="preserve">AS</w:t>
+      </w:r>
+      <w:r>
+        <w:rPr>
+          <w:rStyle w:val="NormalTok"/>
+        </w:rPr>
+        <w:t xml:space="preserve"> business_day,</w:t>
+      </w:r>
+      <w:r>
+        <w:br/>
+      </w:r>
+      <w:r>
+        <w:rPr>
+          <w:rStyle w:val="NormalTok"/>
+        </w:rPr>
+        <w:t xml:space="preserve">       </w:t>
+      </w:r>
+      <w:r>
+        <w:rPr>
+          <w:rStyle w:val="FunctionTok"/>
+        </w:rPr>
+        <w:t xml:space="preserve">COUNT</w:t>
+      </w:r>
+      <w:r>
+        <w:rPr>
+          <w:rStyle w:val="NormalTok"/>
+        </w:rPr>
+        <w:t xml:space="preserve">(</w:t>
+      </w:r>
+      <w:r>
+        <w:rPr>
+          <w:rStyle w:val="OperatorTok"/>
+        </w:rPr>
+        <w:t xml:space="preserve">*</w:t>
+      </w:r>
+      <w:r>
+        <w:rPr>
+          <w:rStyle w:val="NormalTok"/>
+        </w:rPr>
+        <w:t xml:space="preserve">)      </w:t>
+      </w:r>
+      <w:r>
+        <w:rPr>
+          <w:rStyle w:val="KeywordTok"/>
+        </w:rPr>
+        <w:t xml:space="preserve">AS</w:t>
+      </w:r>
+      <w:r>
+        <w:rPr>
+          <w:rStyle w:val="NormalTok"/>
+        </w:rPr>
+        <w:t xml:space="preserve"> payments,</w:t>
+      </w:r>
+      <w:r>
+        <w:br/>
+      </w:r>
+      <w:r>
+        <w:rPr>
+          <w:rStyle w:val="NormalTok"/>
+        </w:rPr>
+        <w:t xml:space="preserve">       </w:t>
+      </w:r>
+      <w:r>
+        <w:rPr>
+          <w:rStyle w:val="FunctionTok"/>
+        </w:rPr>
+        <w:t xml:space="preserve">SUM</w:t>
+      </w:r>
+      <w:r>
+        <w:rPr>
+          <w:rStyle w:val="NormalTok"/>
+        </w:rPr>
+        <w:t xml:space="preserve">(p.amount) </w:t>
+      </w:r>
+      <w:r>
+        <w:rPr>
+          <w:rStyle w:val="KeywordTok"/>
+        </w:rPr>
+        <w:t xml:space="preserve">AS</w:t>
+      </w:r>
+      <w:r>
+        <w:rPr>
+          <w:rStyle w:val="NormalTok"/>
+        </w:rPr>
+        <w:t xml:space="preserve"> revenue</w:t>
+      </w:r>
+      <w:r>
+        <w:br/>
+      </w:r>
+      <w:r>
+        <w:rPr>
+          <w:rStyle w:val="KeywordTok"/>
+        </w:rPr>
+        <w:t xml:space="preserve">FROM</w:t>
+      </w:r>
+      <w:r>
+        <w:rPr>
+          <w:rStyle w:val="NormalTok"/>
+        </w:rPr>
+        <w:t xml:space="preserve"> payment.payment p</w:t>
+      </w:r>
+      <w:r>
+        <w:br/>
+      </w:r>
+      <w:r>
+        <w:rPr>
+          <w:rStyle w:val="KeywordTok"/>
+        </w:rPr>
+        <w:t xml:space="preserve">JOIN</w:t>
+      </w:r>
+      <w:r>
+        <w:rPr>
+          <w:rStyle w:val="NormalTok"/>
+        </w:rPr>
+        <w:t xml:space="preserve"> payment.payment_status ps </w:t>
+      </w:r>
+      <w:r>
+        <w:rPr>
+          <w:rStyle w:val="KeywordTok"/>
+        </w:rPr>
+        <w:t xml:space="preserve">ON</w:t>
+      </w:r>
+      <w:r>
+        <w:rPr>
+          <w:rStyle w:val="NormalTok"/>
+        </w:rPr>
+        <w:t xml:space="preserve"> ps.payment_status_id </w:t>
+      </w:r>
+      <w:r>
+        <w:rPr>
+          <w:rStyle w:val="OperatorTok"/>
+        </w:rPr>
+        <w:t xml:space="preserve">=</w:t>
+      </w:r>
+      <w:r>
+        <w:rPr>
+          <w:rStyle w:val="NormalTok"/>
+        </w:rPr>
+        <w:t xml:space="preserve"> p.payment_status_id</w:t>
+      </w:r>
+      <w:r>
+        <w:br/>
+      </w:r>
+      <w:r>
+        <w:rPr>
+          <w:rStyle w:val="KeywordTok"/>
+        </w:rPr>
+        <w:t xml:space="preserve">WHERE</w:t>
+      </w:r>
+      <w:r>
+        <w:rPr>
+          <w:rStyle w:val="NormalTok"/>
+        </w:rPr>
+        <w:t xml:space="preserve"> ps.code </w:t>
+      </w:r>
+      <w:r>
+        <w:rPr>
+          <w:rStyle w:val="OperatorTok"/>
+        </w:rPr>
+        <w:t xml:space="preserve">=</w:t>
+      </w:r>
+      <w:r>
+        <w:rPr>
+          <w:rStyle w:val="NormalTok"/>
+        </w:rPr>
+        <w:t xml:space="preserve"> </w:t>
+      </w:r>
+      <w:r>
+        <w:rPr>
+          <w:rStyle w:val="StringTok"/>
+        </w:rPr>
+        <w:t xml:space="preserve">'APPROVED'</w:t>
+      </w:r>
+      <w:r>
+        <w:br/>
+      </w:r>
+      <w:r>
+        <w:rPr>
+          <w:rStyle w:val="NormalTok"/>
+        </w:rPr>
+        <w:t xml:space="preserve">  </w:t>
+      </w:r>
+      <w:r>
+        <w:rPr>
+          <w:rStyle w:val="KeywordTok"/>
+        </w:rPr>
+        <w:t xml:space="preserve">AND</w:t>
+      </w:r>
+      <w:r>
+        <w:rPr>
+          <w:rStyle w:val="NormalTok"/>
+        </w:rPr>
+        <w:t xml:space="preserve"> p.processed_at </w:t>
+      </w:r>
+      <w:r>
+        <w:rPr>
+          <w:rStyle w:val="OperatorTok"/>
+        </w:rPr>
+        <w:t xml:space="preserve">&gt;=</w:t>
+      </w:r>
+      <w:r>
+        <w:rPr>
+          <w:rStyle w:val="NormalTok"/>
+        </w:rPr>
+        <w:t xml:space="preserve"> DATEADD(</w:t>
+      </w:r>
+      <w:r>
+        <w:rPr>
+          <w:rStyle w:val="DataTypeTok"/>
+        </w:rPr>
+        <w:t xml:space="preserve">day</w:t>
+      </w:r>
+      <w:r>
+        <w:rPr>
+          <w:rStyle w:val="NormalTok"/>
+        </w:rPr>
+        <w:t xml:space="preserve">, </w:t>
+      </w:r>
+      <w:r>
+        <w:rPr>
+          <w:rStyle w:val="OperatorTok"/>
+        </w:rPr>
+        <w:t xml:space="preserve">-</w:t>
+      </w:r>
+      <w:r>
+        <w:rPr>
+          <w:rStyle w:val="DecValTok"/>
+        </w:rPr>
+        <w:t xml:space="preserve">30</w:t>
+      </w:r>
+      <w:r>
+        <w:rPr>
+          <w:rStyle w:val="NormalTok"/>
+        </w:rPr>
+        <w:t xml:space="preserve">, SYSUTCDATETIME())</w:t>
+      </w:r>
+      <w:r>
+        <w:br/>
+      </w:r>
+      <w:r>
+        <w:rPr>
+          <w:rStyle w:val="KeywordTok"/>
+        </w:rPr>
+        <w:t xml:space="preserve">GROUP</w:t>
+      </w:r>
+      <w:r>
+        <w:rPr>
+          <w:rStyle w:val="NormalTok"/>
+        </w:rPr>
+        <w:t xml:space="preserve"> </w:t>
+      </w:r>
+      <w:r>
+        <w:rPr>
+          <w:rStyle w:val="KeywordTok"/>
+        </w:rPr>
+        <w:t xml:space="preserve">BY</w:t>
+      </w:r>
+      <w:r>
+        <w:rPr>
+          <w:rStyle w:val="NormalTok"/>
+        </w:rPr>
+        <w:t xml:space="preserve"> </w:t>
+      </w:r>
+      <w:r>
+        <w:rPr>
+          <w:rStyle w:val="FunctionTok"/>
+        </w:rPr>
+        <w:t xml:space="preserve">CAST</w:t>
+      </w:r>
+      <w:r>
+        <w:rPr>
+          <w:rStyle w:val="NormalTok"/>
+        </w:rPr>
+        <w:t xml:space="preserve">(DATEADD(</w:t>
+      </w:r>
+      <w:r>
+        <w:rPr>
+          <w:rStyle w:val="KeywordTok"/>
+        </w:rPr>
+        <w:t xml:space="preserve">hour</w:t>
+      </w:r>
+      <w:r>
+        <w:rPr>
+          <w:rStyle w:val="NormalTok"/>
+        </w:rPr>
+        <w:t xml:space="preserve">, </w:t>
+      </w:r>
+      <w:r>
+        <w:rPr>
+          <w:rStyle w:val="OperatorTok"/>
+        </w:rPr>
+        <w:t xml:space="preserve">-</w:t>
+      </w:r>
+      <w:r>
+        <w:rPr>
+          <w:rStyle w:val="DecValTok"/>
+        </w:rPr>
+        <w:t xml:space="preserve">5</w:t>
+      </w:r>
+      <w:r>
+        <w:rPr>
+          <w:rStyle w:val="NormalTok"/>
+        </w:rPr>
+        <w:t xml:space="preserve">, p.processed_at) </w:t>
+      </w:r>
+      <w:r>
+        <w:rPr>
+          <w:rStyle w:val="KeywordTok"/>
+        </w:rPr>
+        <w:t xml:space="preserve">AS</w:t>
+      </w:r>
+      <w:r>
+        <w:rPr>
+          <w:rStyle w:val="NormalTok"/>
+        </w:rPr>
+        <w:t xml:space="preserve"> </w:t>
+      </w:r>
+      <w:r>
+        <w:rPr>
+          <w:rStyle w:val="DataTypeTok"/>
+        </w:rPr>
+        <w:t xml:space="preserve">date</w:t>
+      </w:r>
+      <w:r>
+        <w:rPr>
+          <w:rStyle w:val="NormalTok"/>
+        </w:rPr>
+        <w:t xml:space="preserve">)</w:t>
+      </w:r>
+      <w:r>
+        <w:br/>
+      </w:r>
+      <w:r>
+        <w:rPr>
+          <w:rStyle w:val="KeywordTok"/>
+        </w:rPr>
+        <w:t xml:space="preserve">ORDER</w:t>
+      </w:r>
+      <w:r>
+        <w:rPr>
+          <w:rStyle w:val="NormalTok"/>
+        </w:rPr>
+        <w:t xml:space="preserve"> </w:t>
+      </w:r>
+      <w:r>
+        <w:rPr>
+          <w:rStyle w:val="KeywordTok"/>
+        </w:rPr>
+        <w:t xml:space="preserve">BY</w:t>
+      </w:r>
+      <w:r>
+        <w:rPr>
+          <w:rStyle w:val="NormalTok"/>
+        </w:rPr>
+        <w:t xml:space="preserve"> business_day </w:t>
+      </w:r>
+      <w:r>
+        <w:rPr>
+          <w:rStyle w:val="KeywordTok"/>
+        </w:rPr>
+        <w:t xml:space="preserve">DESC</w:t>
+      </w:r>
+      <w:r>
+        <w:rPr>
+          <w:rStyle w:val="NormalTok"/>
+        </w:rPr>
+        <w:t xml:space="preserve">;</w:t>
+      </w:r>
+    </w:p>
+    <w:p>
+      <w:pPr>
+        <w:pStyle w:val="FirstParagraph"/>
+      </w:pPr>
       <w:r>
         <w:rPr>
           <w:b/>
           <w:bCs/>
         </w:rPr>
-        <w:t xml:space="preserve">Screen:</w:t>
-      </w:r>
-      <w:r>
-        <w:t xml:space="preserve"> </w:t>
-      </w:r>
-      <w:r>
-        <w:t xml:space="preserve">Reports (route</w:t>
-      </w:r>
-      <w:r>
-        <w:t xml:space="preserve"> </w:t>
-      </w:r>
-      <w:r>
-        <w:rPr>
-          <w:i/>
-          <w:iCs/>
-        </w:rPr>
-        <w:t xml:space="preserve">/admin/reports</w:t>
-      </w:r>
-      <w:r>
-        <w:t xml:space="preserve">).</w:t>
-      </w:r>
-      <w:r>
-        <w:t xml:space="preserve"> </w:t>
-      </w:r>
+        <w:t xml:space="preserve">Performance per operator:</w:t>
+      </w:r>
+    </w:p>
+    <w:p>
+      <w:pPr>
+        <w:pStyle w:val="SourceCode"/>
+      </w:pPr>
+      <w:r>
+        <w:rPr>
+          <w:rStyle w:val="KeywordTok"/>
+        </w:rPr>
+        <w:t xml:space="preserve">SELECT</w:t>
+      </w:r>
+      <w:r>
+        <w:rPr>
+          <w:rStyle w:val="NormalTok"/>
+        </w:rPr>
+        <w:t xml:space="preserve"> o.operator_id, o.user_id,</w:t>
+      </w:r>
+      <w:r>
+        <w:br/>
+      </w:r>
+      <w:r>
+        <w:rPr>
+          <w:rStyle w:val="NormalTok"/>
+        </w:rPr>
+        <w:t xml:space="preserve">       </w:t>
+      </w:r>
+      <w:r>
+        <w:rPr>
+          <w:rStyle w:val="FunctionTok"/>
+        </w:rPr>
+        <w:t xml:space="preserve">COUNT</w:t>
+      </w:r>
+      <w:r>
+        <w:rPr>
+          <w:rStyle w:val="NormalTok"/>
+        </w:rPr>
+        <w:t xml:space="preserve">(</w:t>
+      </w:r>
+      <w:r>
+        <w:rPr>
+          <w:rStyle w:val="OperatorTok"/>
+        </w:rPr>
+        <w:t xml:space="preserve">*</w:t>
+      </w:r>
+      <w:r>
+        <w:rPr>
+          <w:rStyle w:val="NormalTok"/>
+        </w:rPr>
+        <w:t xml:space="preserve">)                               </w:t>
+      </w:r>
+      <w:r>
+        <w:rPr>
+          <w:rStyle w:val="KeywordTok"/>
+        </w:rPr>
+        <w:t xml:space="preserve">AS</w:t>
+      </w:r>
+      <w:r>
+        <w:rPr>
+          <w:rStyle w:val="NormalTok"/>
+        </w:rPr>
+        <w:t xml:space="preserve"> services_completed,</w:t>
+      </w:r>
+      <w:r>
+        <w:br/>
+      </w:r>
+      <w:r>
+        <w:rPr>
+          <w:rStyle w:val="NormalTok"/>
+        </w:rPr>
+        <w:t xml:space="preserve">       </w:t>
+      </w:r>
+      <w:r>
+        <w:rPr>
+          <w:rStyle w:val="FunctionTok"/>
+        </w:rPr>
+        <w:t xml:space="preserve">AVG</w:t>
+      </w:r>
+      <w:r>
+        <w:rPr>
+          <w:rStyle w:val="NormalTok"/>
+        </w:rPr>
+        <w:t xml:space="preserve">(</w:t>
+      </w:r>
+      <w:r>
+        <w:rPr>
+          <w:rStyle w:val="FunctionTok"/>
+        </w:rPr>
+        <w:t xml:space="preserve">CAST</w:t>
+      </w:r>
+      <w:r>
+        <w:rPr>
+          <w:rStyle w:val="NormalTok"/>
+        </w:rPr>
+        <w:t xml:space="preserve">(se.quality_rating </w:t>
+      </w:r>
+      <w:r>
+        <w:rPr>
+          <w:rStyle w:val="KeywordTok"/>
+        </w:rPr>
+        <w:t xml:space="preserve">AS</w:t>
+      </w:r>
+      <w:r>
+        <w:rPr>
+          <w:rStyle w:val="NormalTok"/>
+        </w:rPr>
+        <w:t xml:space="preserve"> </w:t>
+      </w:r>
+      <w:r>
+        <w:rPr>
+          <w:rStyle w:val="DataTypeTok"/>
+        </w:rPr>
+        <w:t xml:space="preserve">float</w:t>
+      </w:r>
+      <w:r>
+        <w:rPr>
+          <w:rStyle w:val="NormalTok"/>
+        </w:rPr>
+        <w:t xml:space="preserve">))  </w:t>
+      </w:r>
+      <w:r>
+        <w:rPr>
+          <w:rStyle w:val="KeywordTok"/>
+        </w:rPr>
+        <w:t xml:space="preserve">AS</w:t>
+      </w:r>
+      <w:r>
+        <w:rPr>
+          <w:rStyle w:val="NormalTok"/>
+        </w:rPr>
+        <w:t xml:space="preserve"> average_rating,</w:t>
+      </w:r>
+      <w:r>
+        <w:br/>
+      </w:r>
+      <w:r>
+        <w:rPr>
+          <w:rStyle w:val="NormalTok"/>
+        </w:rPr>
+        <w:t xml:space="preserve">       </w:t>
+      </w:r>
+      <w:r>
+        <w:rPr>
+          <w:rStyle w:val="FunctionTok"/>
+        </w:rPr>
+        <w:t xml:space="preserve">COUNT</w:t>
+      </w:r>
+      <w:r>
+        <w:rPr>
+          <w:rStyle w:val="NormalTok"/>
+        </w:rPr>
+        <w:t xml:space="preserve">(se.quality_rating)               </w:t>
+      </w:r>
+      <w:r>
+        <w:rPr>
+          <w:rStyle w:val="KeywordTok"/>
+        </w:rPr>
+        <w:t xml:space="preserve">AS</w:t>
+      </w:r>
+      <w:r>
+        <w:rPr>
+          <w:rStyle w:val="NormalTok"/>
+        </w:rPr>
+        <w:t xml:space="preserve"> rated_services</w:t>
+      </w:r>
+      <w:r>
+        <w:br/>
+      </w:r>
+      <w:r>
+        <w:rPr>
+          <w:rStyle w:val="KeywordTok"/>
+        </w:rPr>
+        <w:t xml:space="preserve">FROM</w:t>
+      </w:r>
+      <w:r>
+        <w:rPr>
+          <w:rStyle w:val="NormalTok"/>
+        </w:rPr>
+        <w:t xml:space="preserve"> execution.service_execution se</w:t>
+      </w:r>
+      <w:r>
+        <w:br/>
+      </w:r>
+      <w:r>
+        <w:rPr>
+          <w:rStyle w:val="KeywordTok"/>
+        </w:rPr>
+        <w:t xml:space="preserve">JOIN</w:t>
+      </w:r>
+      <w:r>
+        <w:rPr>
+          <w:rStyle w:val="NormalTok"/>
+        </w:rPr>
+        <w:t xml:space="preserve"> execution.</w:t>
+      </w:r>
+      <w:r>
+        <w:rPr>
+          <w:rStyle w:val="KeywordTok"/>
+        </w:rPr>
+        <w:t xml:space="preserve">operator</w:t>
+      </w:r>
+      <w:r>
+        <w:rPr>
+          <w:rStyle w:val="NormalTok"/>
+        </w:rPr>
+        <w:t xml:space="preserve">         o  </w:t>
+      </w:r>
+      <w:r>
+        <w:rPr>
+          <w:rStyle w:val="KeywordTok"/>
+        </w:rPr>
+        <w:t xml:space="preserve">ON</w:t>
+      </w:r>
+      <w:r>
+        <w:rPr>
+          <w:rStyle w:val="NormalTok"/>
+        </w:rPr>
+        <w:t xml:space="preserve"> o.operator_id </w:t>
+      </w:r>
+      <w:r>
+        <w:rPr>
+          <w:rStyle w:val="OperatorTok"/>
+        </w:rPr>
+        <w:t xml:space="preserve">=</w:t>
+      </w:r>
+      <w:r>
+        <w:rPr>
+          <w:rStyle w:val="NormalTok"/>
+        </w:rPr>
+        <w:t xml:space="preserve"> se.operator_id</w:t>
+      </w:r>
+      <w:r>
+        <w:br/>
+      </w:r>
+      <w:r>
+        <w:rPr>
+          <w:rStyle w:val="KeywordTok"/>
+        </w:rPr>
+        <w:t xml:space="preserve">JOIN</w:t>
+      </w:r>
+      <w:r>
+        <w:rPr>
+          <w:rStyle w:val="NormalTok"/>
+        </w:rPr>
+        <w:t xml:space="preserve"> execution.execution_status es </w:t>
+      </w:r>
+      <w:r>
+        <w:rPr>
+          <w:rStyle w:val="KeywordTok"/>
+        </w:rPr>
+        <w:t xml:space="preserve">ON</w:t>
+      </w:r>
+      <w:r>
+        <w:rPr>
+          <w:rStyle w:val="NormalTok"/>
+        </w:rPr>
+        <w:t xml:space="preserve"> es.execution_status_id </w:t>
+      </w:r>
+      <w:r>
+        <w:rPr>
+          <w:rStyle w:val="OperatorTok"/>
+        </w:rPr>
+        <w:t xml:space="preserve">=</w:t>
+      </w:r>
+      <w:r>
+        <w:rPr>
+          <w:rStyle w:val="NormalTok"/>
+        </w:rPr>
+        <w:t xml:space="preserve"> se.execution_status_id</w:t>
+      </w:r>
+      <w:r>
+        <w:br/>
+      </w:r>
+      <w:r>
+        <w:rPr>
+          <w:rStyle w:val="KeywordTok"/>
+        </w:rPr>
+        <w:t xml:space="preserve">WHERE</w:t>
+      </w:r>
+      <w:r>
+        <w:rPr>
+          <w:rStyle w:val="NormalTok"/>
+        </w:rPr>
+        <w:t xml:space="preserve"> es.code </w:t>
+      </w:r>
+      <w:r>
+        <w:rPr>
+          <w:rStyle w:val="OperatorTok"/>
+        </w:rPr>
+        <w:t xml:space="preserve">=</w:t>
+      </w:r>
+      <w:r>
+        <w:rPr>
+          <w:rStyle w:val="NormalTok"/>
+        </w:rPr>
+        <w:t xml:space="preserve"> </w:t>
+      </w:r>
+      <w:r>
+        <w:rPr>
+          <w:rStyle w:val="StringTok"/>
+        </w:rPr>
+        <w:t xml:space="preserve">'COMPLETED'</w:t>
+      </w:r>
+      <w:r>
+        <w:rPr>
+          <w:rStyle w:val="NormalTok"/>
+        </w:rPr>
+        <w:t xml:space="preserve"> </w:t>
+      </w:r>
+      <w:r>
+        <w:rPr>
+          <w:rStyle w:val="KeywordTok"/>
+        </w:rPr>
+        <w:t xml:space="preserve">AND</w:t>
+      </w:r>
+      <w:r>
+        <w:rPr>
+          <w:rStyle w:val="NormalTok"/>
+        </w:rPr>
+        <w:t xml:space="preserve"> se.deleted_at </w:t>
+      </w:r>
+      <w:r>
+        <w:rPr>
+          <w:rStyle w:val="KeywordTok"/>
+        </w:rPr>
+        <w:t xml:space="preserve">IS</w:t>
+      </w:r>
+      <w:r>
+        <w:rPr>
+          <w:rStyle w:val="NormalTok"/>
+        </w:rPr>
+        <w:t xml:space="preserve"> </w:t>
+      </w:r>
+      <w:r>
+        <w:rPr>
+          <w:rStyle w:val="KeywordTok"/>
+        </w:rPr>
+        <w:t xml:space="preserve">NULL</w:t>
+      </w:r>
+      <w:r>
+        <w:br/>
+      </w:r>
+      <w:r>
+        <w:rPr>
+          <w:rStyle w:val="KeywordTok"/>
+        </w:rPr>
+        <w:t xml:space="preserve">GROUP</w:t>
+      </w:r>
+      <w:r>
+        <w:rPr>
+          <w:rStyle w:val="NormalTok"/>
+        </w:rPr>
+        <w:t xml:space="preserve"> </w:t>
+      </w:r>
+      <w:r>
+        <w:rPr>
+          <w:rStyle w:val="KeywordTok"/>
+        </w:rPr>
+        <w:t xml:space="preserve">BY</w:t>
+      </w:r>
+      <w:r>
+        <w:rPr>
+          <w:rStyle w:val="NormalTok"/>
+        </w:rPr>
+        <w:t xml:space="preserve"> o.operator_id, o.user_id</w:t>
+      </w:r>
+      <w:r>
+        <w:br/>
+      </w:r>
+      <w:r>
+        <w:rPr>
+          <w:rStyle w:val="KeywordTok"/>
+        </w:rPr>
+        <w:t xml:space="preserve">ORDER</w:t>
+      </w:r>
+      <w:r>
+        <w:rPr>
+          <w:rStyle w:val="NormalTok"/>
+        </w:rPr>
+        <w:t xml:space="preserve"> </w:t>
+      </w:r>
+      <w:r>
+        <w:rPr>
+          <w:rStyle w:val="KeywordTok"/>
+        </w:rPr>
+        <w:t xml:space="preserve">BY</w:t>
+      </w:r>
+      <w:r>
+        <w:rPr>
+          <w:rStyle w:val="NormalTok"/>
+        </w:rPr>
+        <w:t xml:space="preserve"> services_completed </w:t>
+      </w:r>
+      <w:r>
+        <w:rPr>
+          <w:rStyle w:val="KeywordTok"/>
+        </w:rPr>
+        <w:t xml:space="preserve">DESC</w:t>
+      </w:r>
+      <w:r>
+        <w:rPr>
+          <w:rStyle w:val="NormalTok"/>
+        </w:rPr>
+        <w:t xml:space="preserve">;</w:t>
+      </w:r>
+    </w:p>
+    <w:p>
+      <w:pPr>
+        <w:pStyle w:val="FirstParagraph"/>
+      </w:pPr>
       <w:r>
         <w:rPr>
           <w:b/>
           <w:bCs/>
         </w:rPr>
-        <w:t xml:space="preserve">Content:</w:t>
-      </w:r>
-      <w:r>
-        <w:t xml:space="preserve"> </w:t>
-      </w:r>
-      <w:r>
-        <w:t xml:space="preserve">the filters, the charts of services and revenue, the summaries of day, week, and month, and the best-selling services.</w:t>
-      </w:r>
-    </w:p>
-    <w:bookmarkStart w:id="68" w:name="Xd4ed66168c1a95fb207571567d2255b78f163bb"/>
-    <w:p>
-      <w:pPr>
-        <w:pStyle w:val="Heading3"/>
-      </w:pPr>
-      <w:r>
-        <w:t xml:space="preserve">13.1 Support Queries</w:t>
+        <w:t xml:space="preserve">Payments pending review</w:t>
+      </w:r>
+      <w:r>
+        <w:t xml:space="preserve">, the most urgent indicator of the day:</w:t>
+      </w:r>
+    </w:p>
+    <w:p>
+      <w:pPr>
+        <w:pStyle w:val="SourceCode"/>
+      </w:pPr>
+      <w:r>
+        <w:rPr>
+          <w:rStyle w:val="KeywordTok"/>
+        </w:rPr>
+        <w:t xml:space="preserve">SELECT</w:t>
+      </w:r>
+      <w:r>
+        <w:rPr>
+          <w:rStyle w:val="NormalTok"/>
+        </w:rPr>
+        <w:t xml:space="preserve"> p.payment_id, p.booking_id, p.amount, r.transaction_reference, r.uploaded_at</w:t>
+      </w:r>
+      <w:r>
+        <w:br/>
+      </w:r>
+      <w:r>
+        <w:rPr>
+          <w:rStyle w:val="KeywordTok"/>
+        </w:rPr>
+        <w:t xml:space="preserve">FROM</w:t>
+      </w:r>
+      <w:r>
+        <w:rPr>
+          <w:rStyle w:val="NormalTok"/>
+        </w:rPr>
+        <w:t xml:space="preserve"> payment.payment p</w:t>
+      </w:r>
+      <w:r>
+        <w:br/>
+      </w:r>
+      <w:r>
+        <w:rPr>
+          <w:rStyle w:val="KeywordTok"/>
+        </w:rPr>
+        <w:t xml:space="preserve">JOIN</w:t>
+      </w:r>
+      <w:r>
+        <w:rPr>
+          <w:rStyle w:val="NormalTok"/>
+        </w:rPr>
+        <w:t xml:space="preserve"> payment.payment_status ps </w:t>
+      </w:r>
+      <w:r>
+        <w:rPr>
+          <w:rStyle w:val="KeywordTok"/>
+        </w:rPr>
+        <w:t xml:space="preserve">ON</w:t>
+      </w:r>
+      <w:r>
+        <w:rPr>
+          <w:rStyle w:val="NormalTok"/>
+        </w:rPr>
+        <w:t xml:space="preserve"> ps.payment_status_id </w:t>
+      </w:r>
+      <w:r>
+        <w:rPr>
+          <w:rStyle w:val="OperatorTok"/>
+        </w:rPr>
+        <w:t xml:space="preserve">=</w:t>
+      </w:r>
+      <w:r>
+        <w:rPr>
+          <w:rStyle w:val="NormalTok"/>
+        </w:rPr>
+        <w:t xml:space="preserve"> p.payment_status_id</w:t>
+      </w:r>
+      <w:r>
+        <w:br/>
+      </w:r>
+      <w:r>
+        <w:rPr>
+          <w:rStyle w:val="KeywordTok"/>
+        </w:rPr>
+        <w:t xml:space="preserve">LEFT</w:t>
+      </w:r>
+      <w:r>
+        <w:rPr>
+          <w:rStyle w:val="NormalTok"/>
+        </w:rPr>
+        <w:t xml:space="preserve"> </w:t>
+      </w:r>
+      <w:r>
+        <w:rPr>
+          <w:rStyle w:val="KeywordTok"/>
+        </w:rPr>
+        <w:t xml:space="preserve">JOIN</w:t>
+      </w:r>
+      <w:r>
+        <w:rPr>
+          <w:rStyle w:val="NormalTok"/>
+        </w:rPr>
+        <w:t xml:space="preserve"> payment.payment_receipt r </w:t>
+      </w:r>
+      <w:r>
+        <w:rPr>
+          <w:rStyle w:val="KeywordTok"/>
+        </w:rPr>
+        <w:t xml:space="preserve">ON</w:t>
+      </w:r>
+      <w:r>
+        <w:rPr>
+          <w:rStyle w:val="NormalTok"/>
+        </w:rPr>
+        <w:t xml:space="preserve"> r.payment_id </w:t>
+      </w:r>
+      <w:r>
+        <w:rPr>
+          <w:rStyle w:val="OperatorTok"/>
+        </w:rPr>
+        <w:t xml:space="preserve">=</w:t>
+      </w:r>
+      <w:r>
+        <w:rPr>
+          <w:rStyle w:val="NormalTok"/>
+        </w:rPr>
+        <w:t xml:space="preserve"> p.payment_id</w:t>
+      </w:r>
+      <w:r>
+        <w:br/>
+      </w:r>
+      <w:r>
+        <w:rPr>
+          <w:rStyle w:val="KeywordTok"/>
+        </w:rPr>
+        <w:t xml:space="preserve">WHERE</w:t>
+      </w:r>
+      <w:r>
+        <w:rPr>
+          <w:rStyle w:val="NormalTok"/>
+        </w:rPr>
+        <w:t xml:space="preserve"> ps.code </w:t>
+      </w:r>
+      <w:r>
+        <w:rPr>
+          <w:rStyle w:val="OperatorTok"/>
+        </w:rPr>
+        <w:t xml:space="preserve">=</w:t>
+      </w:r>
+      <w:r>
+        <w:rPr>
+          <w:rStyle w:val="NormalTok"/>
+        </w:rPr>
+        <w:t xml:space="preserve"> </w:t>
+      </w:r>
+      <w:r>
+        <w:rPr>
+          <w:rStyle w:val="StringTok"/>
+        </w:rPr>
+        <w:t xml:space="preserve">'IN_REVIEW'</w:t>
+      </w:r>
+      <w:r>
+        <w:br/>
+      </w:r>
+      <w:r>
+        <w:rPr>
+          <w:rStyle w:val="KeywordTok"/>
+        </w:rPr>
+        <w:t xml:space="preserve">ORDER</w:t>
+      </w:r>
+      <w:r>
+        <w:rPr>
+          <w:rStyle w:val="NormalTok"/>
+        </w:rPr>
+        <w:t xml:space="preserve"> </w:t>
+      </w:r>
+      <w:r>
+        <w:rPr>
+          <w:rStyle w:val="KeywordTok"/>
+        </w:rPr>
+        <w:t xml:space="preserve">BY</w:t>
+      </w:r>
+      <w:r>
+        <w:rPr>
+          <w:rStyle w:val="NormalTok"/>
+        </w:rPr>
+        <w:t xml:space="preserve"> r.uploaded_at;</w:t>
       </w:r>
     </w:p>
     <w:p>
@@ -11986,13 +13246,13 @@
           <w:b/>
           <w:bCs/>
         </w:rPr>
-        <w:t xml:space="preserve">Approved revenue per day</w:t>
-      </w:r>
-      <w:r>
-        <w:t xml:space="preserve"> </w:t>
-      </w:r>
-      <w:r>
-        <w:t xml:space="preserve">(dates are stored in UTC; for the Colombian calendar day, five hours are subtracted before converting to a date):</w:t>
+        <w:t xml:space="preserve">Transaction references used more than once</w:t>
+      </w:r>
+      <w:r>
+        <w:t xml:space="preserve"> </w:t>
+      </w:r>
+      <w:r>
+        <w:t xml:space="preserve">(the system rejects them since October 8, 2026; the query detects older duplicates):</w:t>
       </w:r>
     </w:p>
     <w:p>
@@ -12009,444 +13269,192 @@
         <w:rPr>
           <w:rStyle w:val="NormalTok"/>
         </w:rPr>
-        <w:t xml:space="preserve"> </w:t>
+        <w:t xml:space="preserve"> r.transaction_reference, </w:t>
       </w:r>
       <w:r>
         <w:rPr>
           <w:rStyle w:val="FunctionTok"/>
         </w:rPr>
-        <w:t xml:space="preserve">CAST</w:t>
+        <w:t xml:space="preserve">COUNT</w:t>
       </w:r>
       <w:r>
         <w:rPr>
           <w:rStyle w:val="NormalTok"/>
         </w:rPr>
-        <w:t xml:space="preserve">(DATEADD(</w:t>
+        <w:t xml:space="preserve">(</w:t>
+      </w:r>
+      <w:r>
+        <w:rPr>
+          <w:rStyle w:val="OperatorTok"/>
+        </w:rPr>
+        <w:t xml:space="preserve">*</w:t>
+      </w:r>
+      <w:r>
+        <w:rPr>
+          <w:rStyle w:val="NormalTok"/>
+        </w:rPr>
+        <w:t xml:space="preserve">) </w:t>
       </w:r>
       <w:r>
         <w:rPr>
           <w:rStyle w:val="KeywordTok"/>
         </w:rPr>
-        <w:t xml:space="preserve">hour</w:t>
+        <w:t xml:space="preserve">AS</w:t>
       </w:r>
       <w:r>
         <w:rPr>
           <w:rStyle w:val="NormalTok"/>
         </w:rPr>
-        <w:t xml:space="preserve">, </w:t>
+        <w:t xml:space="preserve"> times_used</w:t>
+      </w:r>
+      <w:r>
+        <w:br/>
+      </w:r>
+      <w:r>
+        <w:rPr>
+          <w:rStyle w:val="KeywordTok"/>
+        </w:rPr>
+        <w:t xml:space="preserve">FROM</w:t>
+      </w:r>
+      <w:r>
+        <w:rPr>
+          <w:rStyle w:val="NormalTok"/>
+        </w:rPr>
+        <w:t xml:space="preserve"> payment.payment_receipt r</w:t>
+      </w:r>
+      <w:r>
+        <w:br/>
+      </w:r>
+      <w:r>
+        <w:rPr>
+          <w:rStyle w:val="KeywordTok"/>
+        </w:rPr>
+        <w:t xml:space="preserve">WHERE</w:t>
+      </w:r>
+      <w:r>
+        <w:rPr>
+          <w:rStyle w:val="NormalTok"/>
+        </w:rPr>
+        <w:t xml:space="preserve"> r.transaction_reference </w:t>
+      </w:r>
+      <w:r>
+        <w:rPr>
+          <w:rStyle w:val="KeywordTok"/>
+        </w:rPr>
+        <w:t xml:space="preserve">IS</w:t>
+      </w:r>
+      <w:r>
+        <w:rPr>
+          <w:rStyle w:val="NormalTok"/>
+        </w:rPr>
+        <w:t xml:space="preserve"> </w:t>
+      </w:r>
+      <w:r>
+        <w:rPr>
+          <w:rStyle w:val="KeywordTok"/>
+        </w:rPr>
+        <w:t xml:space="preserve">NOT</w:t>
+      </w:r>
+      <w:r>
+        <w:rPr>
+          <w:rStyle w:val="NormalTok"/>
+        </w:rPr>
+        <w:t xml:space="preserve"> </w:t>
+      </w:r>
+      <w:r>
+        <w:rPr>
+          <w:rStyle w:val="KeywordTok"/>
+        </w:rPr>
+        <w:t xml:space="preserve">NULL</w:t>
+      </w:r>
+      <w:r>
+        <w:br/>
+      </w:r>
+      <w:r>
+        <w:rPr>
+          <w:rStyle w:val="KeywordTok"/>
+        </w:rPr>
+        <w:t xml:space="preserve">GROUP</w:t>
+      </w:r>
+      <w:r>
+        <w:rPr>
+          <w:rStyle w:val="NormalTok"/>
+        </w:rPr>
+        <w:t xml:space="preserve"> </w:t>
+      </w:r>
+      <w:r>
+        <w:rPr>
+          <w:rStyle w:val="KeywordTok"/>
+        </w:rPr>
+        <w:t xml:space="preserve">BY</w:t>
+      </w:r>
+      <w:r>
+        <w:rPr>
+          <w:rStyle w:val="NormalTok"/>
+        </w:rPr>
+        <w:t xml:space="preserve"> r.transaction_reference</w:t>
+      </w:r>
+      <w:r>
+        <w:br/>
+      </w:r>
+      <w:r>
+        <w:rPr>
+          <w:rStyle w:val="KeywordTok"/>
+        </w:rPr>
+        <w:t xml:space="preserve">HAVING</w:t>
+      </w:r>
+      <w:r>
+        <w:rPr>
+          <w:rStyle w:val="NormalTok"/>
+        </w:rPr>
+        <w:t xml:space="preserve"> </w:t>
+      </w:r>
+      <w:r>
+        <w:rPr>
+          <w:rStyle w:val="FunctionTok"/>
+        </w:rPr>
+        <w:t xml:space="preserve">COUNT</w:t>
+      </w:r>
+      <w:r>
+        <w:rPr>
+          <w:rStyle w:val="NormalTok"/>
+        </w:rPr>
+        <w:t xml:space="preserve">(</w:t>
       </w:r>
       <w:r>
         <w:rPr>
           <w:rStyle w:val="OperatorTok"/>
         </w:rPr>
-        <w:t xml:space="preserve">-</w:t>
+        <w:t xml:space="preserve">*</w:t>
+      </w:r>
+      <w:r>
+        <w:rPr>
+          <w:rStyle w:val="NormalTok"/>
+        </w:rPr>
+        <w:t xml:space="preserve">) </w:t>
+      </w:r>
+      <w:r>
+        <w:rPr>
+          <w:rStyle w:val="OperatorTok"/>
+        </w:rPr>
+        <w:t xml:space="preserve">&gt;</w:t>
+      </w:r>
+      <w:r>
+        <w:rPr>
+          <w:rStyle w:val="NormalTok"/>
+        </w:rPr>
+        <w:t xml:space="preserve"> </w:t>
       </w:r>
       <w:r>
         <w:rPr>
           <w:rStyle w:val="DecValTok"/>
         </w:rPr>
-        <w:t xml:space="preserve">5</w:t>
+        <w:t xml:space="preserve">1</w:t>
       </w:r>
       <w:r>
         <w:rPr>
           <w:rStyle w:val="NormalTok"/>
         </w:rPr>
-        <w:t xml:space="preserve">, p.processed_at) </w:t>
-      </w:r>
-      <w:r>
-        <w:rPr>
-          <w:rStyle w:val="KeywordTok"/>
-        </w:rPr>
-        <w:t xml:space="preserve">AS</w:t>
-      </w:r>
-      <w:r>
-        <w:rPr>
-          <w:rStyle w:val="NormalTok"/>
-        </w:rPr>
-        <w:t xml:space="preserve"> </w:t>
-      </w:r>
-      <w:r>
-        <w:rPr>
-          <w:rStyle w:val="DataTypeTok"/>
-        </w:rPr>
-        <w:t xml:space="preserve">date</w:t>
-      </w:r>
-      <w:r>
-        <w:rPr>
-          <w:rStyle w:val="NormalTok"/>
-        </w:rPr>
-        <w:t xml:space="preserve">) </w:t>
-      </w:r>
-      <w:r>
-        <w:rPr>
-          <w:rStyle w:val="KeywordTok"/>
-        </w:rPr>
-        <w:t xml:space="preserve">AS</w:t>
-      </w:r>
-      <w:r>
-        <w:rPr>
-          <w:rStyle w:val="NormalTok"/>
-        </w:rPr>
-        <w:t xml:space="preserve"> business_day,</w:t>
-      </w:r>
-      <w:r>
-        <w:br/>
-      </w:r>
-      <w:r>
-        <w:rPr>
-          <w:rStyle w:val="NormalTok"/>
-        </w:rPr>
-        <w:t xml:space="preserve">       </w:t>
-      </w:r>
-      <w:r>
-        <w:rPr>
-          <w:rStyle w:val="FunctionTok"/>
-        </w:rPr>
-        <w:t xml:space="preserve">COUNT</w:t>
-      </w:r>
-      <w:r>
-        <w:rPr>
-          <w:rStyle w:val="NormalTok"/>
-        </w:rPr>
-        <w:t xml:space="preserve">(</w:t>
-      </w:r>
-      <w:r>
-        <w:rPr>
-          <w:rStyle w:val="OperatorTok"/>
-        </w:rPr>
-        <w:t xml:space="preserve">*</w:t>
-      </w:r>
-      <w:r>
-        <w:rPr>
-          <w:rStyle w:val="NormalTok"/>
-        </w:rPr>
-        <w:t xml:space="preserve">)      </w:t>
-      </w:r>
-      <w:r>
-        <w:rPr>
-          <w:rStyle w:val="KeywordTok"/>
-        </w:rPr>
-        <w:t xml:space="preserve">AS</w:t>
-      </w:r>
-      <w:r>
-        <w:rPr>
-          <w:rStyle w:val="NormalTok"/>
-        </w:rPr>
-        <w:t xml:space="preserve"> payments,</w:t>
-      </w:r>
-      <w:r>
-        <w:br/>
-      </w:r>
-      <w:r>
-        <w:rPr>
-          <w:rStyle w:val="NormalTok"/>
-        </w:rPr>
-        <w:t xml:space="preserve">       </w:t>
-      </w:r>
-      <w:r>
-        <w:rPr>
-          <w:rStyle w:val="FunctionTok"/>
-        </w:rPr>
-        <w:t xml:space="preserve">SUM</w:t>
-      </w:r>
-      <w:r>
-        <w:rPr>
-          <w:rStyle w:val="NormalTok"/>
-        </w:rPr>
-        <w:t xml:space="preserve">(p.amount) </w:t>
-      </w:r>
-      <w:r>
-        <w:rPr>
-          <w:rStyle w:val="KeywordTok"/>
-        </w:rPr>
-        <w:t xml:space="preserve">AS</w:t>
-      </w:r>
-      <w:r>
-        <w:rPr>
-          <w:rStyle w:val="NormalTok"/>
-        </w:rPr>
-        <w:t xml:space="preserve"> revenue</w:t>
-      </w:r>
-      <w:r>
-        <w:br/>
-      </w:r>
-      <w:r>
-        <w:rPr>
-          <w:rStyle w:val="KeywordTok"/>
-        </w:rPr>
-        <w:t xml:space="preserve">FROM</w:t>
-      </w:r>
-      <w:r>
-        <w:rPr>
-          <w:rStyle w:val="NormalTok"/>
-        </w:rPr>
-        <w:t xml:space="preserve"> payment.payment p</w:t>
-      </w:r>
-      <w:r>
-        <w:br/>
-      </w:r>
-      <w:r>
-        <w:rPr>
-          <w:rStyle w:val="KeywordTok"/>
-        </w:rPr>
-        <w:t xml:space="preserve">JOIN</w:t>
-      </w:r>
-      <w:r>
-        <w:rPr>
-          <w:rStyle w:val="NormalTok"/>
-        </w:rPr>
-        <w:t xml:space="preserve"> payment.payment_status ps </w:t>
-      </w:r>
-      <w:r>
-        <w:rPr>
-          <w:rStyle w:val="KeywordTok"/>
-        </w:rPr>
-        <w:t xml:space="preserve">ON</w:t>
-      </w:r>
-      <w:r>
-        <w:rPr>
-          <w:rStyle w:val="NormalTok"/>
-        </w:rPr>
-        <w:t xml:space="preserve"> ps.payment_status_id </w:t>
-      </w:r>
-      <w:r>
-        <w:rPr>
-          <w:rStyle w:val="OperatorTok"/>
-        </w:rPr>
-        <w:t xml:space="preserve">=</w:t>
-      </w:r>
-      <w:r>
-        <w:rPr>
-          <w:rStyle w:val="NormalTok"/>
-        </w:rPr>
-        <w:t xml:space="preserve"> p.payment_status_id</w:t>
-      </w:r>
-      <w:r>
-        <w:br/>
-      </w:r>
-      <w:r>
-        <w:rPr>
-          <w:rStyle w:val="KeywordTok"/>
-        </w:rPr>
-        <w:t xml:space="preserve">WHERE</w:t>
-      </w:r>
-      <w:r>
-        <w:rPr>
-          <w:rStyle w:val="NormalTok"/>
-        </w:rPr>
-        <w:t xml:space="preserve"> ps.code </w:t>
-      </w:r>
-      <w:r>
-        <w:rPr>
-          <w:rStyle w:val="OperatorTok"/>
-        </w:rPr>
-        <w:t xml:space="preserve">=</w:t>
-      </w:r>
-      <w:r>
-        <w:rPr>
-          <w:rStyle w:val="NormalTok"/>
-        </w:rPr>
-        <w:t xml:space="preserve"> </w:t>
-      </w:r>
-      <w:r>
-        <w:rPr>
-          <w:rStyle w:val="StringTok"/>
-        </w:rPr>
-        <w:t xml:space="preserve">'APPROVED'</w:t>
-      </w:r>
-      <w:r>
-        <w:br/>
-      </w:r>
-      <w:r>
-        <w:rPr>
-          <w:rStyle w:val="NormalTok"/>
-        </w:rPr>
-        <w:t xml:space="preserve">  </w:t>
-      </w:r>
-      <w:r>
-        <w:rPr>
-          <w:rStyle w:val="KeywordTok"/>
-        </w:rPr>
-        <w:t xml:space="preserve">AND</w:t>
-      </w:r>
-      <w:r>
-        <w:rPr>
-          <w:rStyle w:val="NormalTok"/>
-        </w:rPr>
-        <w:t xml:space="preserve"> p.processed_at </w:t>
-      </w:r>
-      <w:r>
-        <w:rPr>
-          <w:rStyle w:val="OperatorTok"/>
-        </w:rPr>
-        <w:t xml:space="preserve">&gt;=</w:t>
-      </w:r>
-      <w:r>
-        <w:rPr>
-          <w:rStyle w:val="NormalTok"/>
-        </w:rPr>
-        <w:t xml:space="preserve"> DATEADD(</w:t>
-      </w:r>
-      <w:r>
-        <w:rPr>
-          <w:rStyle w:val="DataTypeTok"/>
-        </w:rPr>
-        <w:t xml:space="preserve">day</w:t>
-      </w:r>
-      <w:r>
-        <w:rPr>
-          <w:rStyle w:val="NormalTok"/>
-        </w:rPr>
-        <w:t xml:space="preserve">, </w:t>
-      </w:r>
-      <w:r>
-        <w:rPr>
-          <w:rStyle w:val="OperatorTok"/>
-        </w:rPr>
-        <w:t xml:space="preserve">-</w:t>
-      </w:r>
-      <w:r>
-        <w:rPr>
-          <w:rStyle w:val="DecValTok"/>
-        </w:rPr>
-        <w:t xml:space="preserve">30</w:t>
-      </w:r>
-      <w:r>
-        <w:rPr>
-          <w:rStyle w:val="NormalTok"/>
-        </w:rPr>
-        <w:t xml:space="preserve">, SYSUTCDATETIME())</w:t>
-      </w:r>
-      <w:r>
-        <w:br/>
-      </w:r>
-      <w:r>
-        <w:rPr>
-          <w:rStyle w:val="KeywordTok"/>
-        </w:rPr>
-        <w:t xml:space="preserve">GROUP</w:t>
-      </w:r>
-      <w:r>
-        <w:rPr>
-          <w:rStyle w:val="NormalTok"/>
-        </w:rPr>
-        <w:t xml:space="preserve"> </w:t>
-      </w:r>
-      <w:r>
-        <w:rPr>
-          <w:rStyle w:val="KeywordTok"/>
-        </w:rPr>
-        <w:t xml:space="preserve">BY</w:t>
-      </w:r>
-      <w:r>
-        <w:rPr>
-          <w:rStyle w:val="NormalTok"/>
-        </w:rPr>
-        <w:t xml:space="preserve"> </w:t>
-      </w:r>
-      <w:r>
-        <w:rPr>
-          <w:rStyle w:val="FunctionTok"/>
-        </w:rPr>
-        <w:t xml:space="preserve">CAST</w:t>
-      </w:r>
-      <w:r>
-        <w:rPr>
-          <w:rStyle w:val="NormalTok"/>
-        </w:rPr>
-        <w:t xml:space="preserve">(DATEADD(</w:t>
-      </w:r>
-      <w:r>
-        <w:rPr>
-          <w:rStyle w:val="KeywordTok"/>
-        </w:rPr>
-        <w:t xml:space="preserve">hour</w:t>
-      </w:r>
-      <w:r>
-        <w:rPr>
-          <w:rStyle w:val="NormalTok"/>
-        </w:rPr>
-        <w:t xml:space="preserve">, </w:t>
-      </w:r>
-      <w:r>
-        <w:rPr>
-          <w:rStyle w:val="OperatorTok"/>
-        </w:rPr>
-        <w:t xml:space="preserve">-</w:t>
-      </w:r>
-      <w:r>
-        <w:rPr>
-          <w:rStyle w:val="DecValTok"/>
-        </w:rPr>
-        <w:t xml:space="preserve">5</w:t>
-      </w:r>
-      <w:r>
-        <w:rPr>
-          <w:rStyle w:val="NormalTok"/>
-        </w:rPr>
-        <w:t xml:space="preserve">, p.processed_at) </w:t>
-      </w:r>
-      <w:r>
-        <w:rPr>
-          <w:rStyle w:val="KeywordTok"/>
-        </w:rPr>
-        <w:t xml:space="preserve">AS</w:t>
-      </w:r>
-      <w:r>
-        <w:rPr>
-          <w:rStyle w:val="NormalTok"/>
-        </w:rPr>
-        <w:t xml:space="preserve"> </w:t>
-      </w:r>
-      <w:r>
-        <w:rPr>
-          <w:rStyle w:val="DataTypeTok"/>
-        </w:rPr>
-        <w:t xml:space="preserve">date</w:t>
-      </w:r>
-      <w:r>
-        <w:rPr>
-          <w:rStyle w:val="NormalTok"/>
-        </w:rPr>
-        <w:t xml:space="preserve">)</w:t>
-      </w:r>
-      <w:r>
-        <w:br/>
-      </w:r>
-      <w:r>
-        <w:rPr>
-          <w:rStyle w:val="KeywordTok"/>
-        </w:rPr>
-        <w:t xml:space="preserve">ORDER</w:t>
-      </w:r>
-      <w:r>
-        <w:rPr>
-          <w:rStyle w:val="NormalTok"/>
-        </w:rPr>
-        <w:t xml:space="preserve"> </w:t>
-      </w:r>
-      <w:r>
-        <w:rPr>
-          <w:rStyle w:val="KeywordTok"/>
-        </w:rPr>
-        <w:t xml:space="preserve">BY</w:t>
-      </w:r>
-      <w:r>
-        <w:rPr>
-          <w:rStyle w:val="NormalTok"/>
-        </w:rPr>
-        <w:t xml:space="preserve"> business_day </w:t>
-      </w:r>
-      <w:r>
-        <w:rPr>
-          <w:rStyle w:val="KeywordTok"/>
-        </w:rPr>
-        <w:t xml:space="preserve">DESC</w:t>
-      </w:r>
-      <w:r>
-        <w:rPr>
-          <w:rStyle w:val="NormalTok"/>
-        </w:rPr>
         <w:t xml:space="preserve">;</w:t>
       </w:r>
     </w:p>
@@ -12455,415 +13463,18 @@
         <w:pStyle w:val="FirstParagraph"/>
       </w:pPr>
       <w:r>
-        <w:rPr>
-          <w:b/>
-          <w:bCs/>
-        </w:rPr>
-        <w:t xml:space="preserve">Performance per operator:</w:t>
-      </w:r>
-    </w:p>
-    <w:p>
-      <w:pPr>
-        <w:pStyle w:val="SourceCode"/>
-      </w:pPr>
-      <w:r>
-        <w:rPr>
-          <w:rStyle w:val="KeywordTok"/>
-        </w:rPr>
-        <w:t xml:space="preserve">SELECT</w:t>
-      </w:r>
-      <w:r>
-        <w:rPr>
-          <w:rStyle w:val="NormalTok"/>
-        </w:rPr>
-        <w:t xml:space="preserve"> o.operator_id, o.user_id,</w:t>
-      </w:r>
-      <w:r>
-        <w:br/>
-      </w:r>
-      <w:r>
-        <w:rPr>
-          <w:rStyle w:val="NormalTok"/>
-        </w:rPr>
-        <w:t xml:space="preserve">       </w:t>
-      </w:r>
-      <w:r>
-        <w:rPr>
-          <w:rStyle w:val="FunctionTok"/>
-        </w:rPr>
-        <w:t xml:space="preserve">COUNT</w:t>
-      </w:r>
-      <w:r>
-        <w:rPr>
-          <w:rStyle w:val="NormalTok"/>
-        </w:rPr>
-        <w:t xml:space="preserve">(</w:t>
-      </w:r>
-      <w:r>
-        <w:rPr>
-          <w:rStyle w:val="OperatorTok"/>
-        </w:rPr>
-        <w:t xml:space="preserve">*</w:t>
-      </w:r>
-      <w:r>
-        <w:rPr>
-          <w:rStyle w:val="NormalTok"/>
-        </w:rPr>
-        <w:t xml:space="preserve">)                               </w:t>
-      </w:r>
-      <w:r>
-        <w:rPr>
-          <w:rStyle w:val="KeywordTok"/>
-        </w:rPr>
-        <w:t xml:space="preserve">AS</w:t>
-      </w:r>
-      <w:r>
-        <w:rPr>
-          <w:rStyle w:val="NormalTok"/>
-        </w:rPr>
-        <w:t xml:space="preserve"> services_completed,</w:t>
-      </w:r>
-      <w:r>
-        <w:br/>
-      </w:r>
-      <w:r>
-        <w:rPr>
-          <w:rStyle w:val="NormalTok"/>
-        </w:rPr>
-        <w:t xml:space="preserve">       </w:t>
-      </w:r>
-      <w:r>
-        <w:rPr>
-          <w:rStyle w:val="FunctionTok"/>
-        </w:rPr>
-        <w:t xml:space="preserve">AVG</w:t>
-      </w:r>
-      <w:r>
-        <w:rPr>
-          <w:rStyle w:val="NormalTok"/>
-        </w:rPr>
-        <w:t xml:space="preserve">(</w:t>
-      </w:r>
-      <w:r>
-        <w:rPr>
-          <w:rStyle w:val="FunctionTok"/>
-        </w:rPr>
-        <w:t xml:space="preserve">CAST</w:t>
-      </w:r>
-      <w:r>
-        <w:rPr>
-          <w:rStyle w:val="NormalTok"/>
-        </w:rPr>
-        <w:t xml:space="preserve">(se.quality_rating </w:t>
-      </w:r>
-      <w:r>
-        <w:rPr>
-          <w:rStyle w:val="KeywordTok"/>
-        </w:rPr>
-        <w:t xml:space="preserve">AS</w:t>
-      </w:r>
-      <w:r>
-        <w:rPr>
-          <w:rStyle w:val="NormalTok"/>
-        </w:rPr>
-        <w:t xml:space="preserve"> </w:t>
-      </w:r>
-      <w:r>
-        <w:rPr>
-          <w:rStyle w:val="DataTypeTok"/>
-        </w:rPr>
-        <w:t xml:space="preserve">float</w:t>
-      </w:r>
-      <w:r>
-        <w:rPr>
-          <w:rStyle w:val="NormalTok"/>
-        </w:rPr>
-        <w:t xml:space="preserve">))  </w:t>
-      </w:r>
-      <w:r>
-        <w:rPr>
-          <w:rStyle w:val="KeywordTok"/>
-        </w:rPr>
-        <w:t xml:space="preserve">AS</w:t>
-      </w:r>
-      <w:r>
-        <w:rPr>
-          <w:rStyle w:val="NormalTok"/>
-        </w:rPr>
-        <w:t xml:space="preserve"> average_rating,</w:t>
-      </w:r>
-      <w:r>
-        <w:br/>
-      </w:r>
-      <w:r>
-        <w:rPr>
-          <w:rStyle w:val="NormalTok"/>
-        </w:rPr>
-        <w:t xml:space="preserve">       </w:t>
-      </w:r>
-      <w:r>
-        <w:rPr>
-          <w:rStyle w:val="FunctionTok"/>
-        </w:rPr>
-        <w:t xml:space="preserve">COUNT</w:t>
-      </w:r>
-      <w:r>
-        <w:rPr>
-          <w:rStyle w:val="NormalTok"/>
-        </w:rPr>
-        <w:t xml:space="preserve">(se.quality_rating)               </w:t>
-      </w:r>
-      <w:r>
-        <w:rPr>
-          <w:rStyle w:val="KeywordTok"/>
-        </w:rPr>
-        <w:t xml:space="preserve">AS</w:t>
-      </w:r>
-      <w:r>
-        <w:rPr>
-          <w:rStyle w:val="NormalTok"/>
-        </w:rPr>
-        <w:t xml:space="preserve"> rated_services</w:t>
-      </w:r>
-      <w:r>
-        <w:br/>
-      </w:r>
-      <w:r>
-        <w:rPr>
-          <w:rStyle w:val="KeywordTok"/>
-        </w:rPr>
-        <w:t xml:space="preserve">FROM</w:t>
-      </w:r>
-      <w:r>
-        <w:rPr>
-          <w:rStyle w:val="NormalTok"/>
-        </w:rPr>
-        <w:t xml:space="preserve"> execution.service_execution se</w:t>
-      </w:r>
-      <w:r>
-        <w:br/>
-      </w:r>
-      <w:r>
-        <w:rPr>
-          <w:rStyle w:val="KeywordTok"/>
-        </w:rPr>
-        <w:t xml:space="preserve">JOIN</w:t>
-      </w:r>
-      <w:r>
-        <w:rPr>
-          <w:rStyle w:val="NormalTok"/>
-        </w:rPr>
-        <w:t xml:space="preserve"> execution.</w:t>
-      </w:r>
-      <w:r>
-        <w:rPr>
-          <w:rStyle w:val="KeywordTok"/>
-        </w:rPr>
-        <w:t xml:space="preserve">operator</w:t>
-      </w:r>
-      <w:r>
-        <w:rPr>
-          <w:rStyle w:val="NormalTok"/>
-        </w:rPr>
-        <w:t xml:space="preserve">         o  </w:t>
-      </w:r>
-      <w:r>
-        <w:rPr>
-          <w:rStyle w:val="KeywordTok"/>
-        </w:rPr>
-        <w:t xml:space="preserve">ON</w:t>
-      </w:r>
-      <w:r>
-        <w:rPr>
-          <w:rStyle w:val="NormalTok"/>
-        </w:rPr>
-        <w:t xml:space="preserve"> o.operator_id </w:t>
-      </w:r>
-      <w:r>
-        <w:rPr>
-          <w:rStyle w:val="OperatorTok"/>
-        </w:rPr>
-        <w:t xml:space="preserve">=</w:t>
-      </w:r>
-      <w:r>
-        <w:rPr>
-          <w:rStyle w:val="NormalTok"/>
-        </w:rPr>
-        <w:t xml:space="preserve"> se.operator_id</w:t>
-      </w:r>
-      <w:r>
-        <w:br/>
-      </w:r>
-      <w:r>
-        <w:rPr>
-          <w:rStyle w:val="KeywordTok"/>
-        </w:rPr>
-        <w:t xml:space="preserve">JOIN</w:t>
-      </w:r>
-      <w:r>
-        <w:rPr>
-          <w:rStyle w:val="NormalTok"/>
-        </w:rPr>
-        <w:t xml:space="preserve"> execution.execution_status es </w:t>
-      </w:r>
-      <w:r>
-        <w:rPr>
-          <w:rStyle w:val="KeywordTok"/>
-        </w:rPr>
-        <w:t xml:space="preserve">ON</w:t>
-      </w:r>
-      <w:r>
-        <w:rPr>
-          <w:rStyle w:val="NormalTok"/>
-        </w:rPr>
-        <w:t xml:space="preserve"> es.execution_status_id </w:t>
-      </w:r>
-      <w:r>
-        <w:rPr>
-          <w:rStyle w:val="OperatorTok"/>
-        </w:rPr>
-        <w:t xml:space="preserve">=</w:t>
-      </w:r>
-      <w:r>
-        <w:rPr>
-          <w:rStyle w:val="NormalTok"/>
-        </w:rPr>
-        <w:t xml:space="preserve"> se.execution_status_id</w:t>
-      </w:r>
-      <w:r>
-        <w:br/>
-      </w:r>
-      <w:r>
-        <w:rPr>
-          <w:rStyle w:val="KeywordTok"/>
-        </w:rPr>
-        <w:t xml:space="preserve">WHERE</w:t>
-      </w:r>
-      <w:r>
-        <w:rPr>
-          <w:rStyle w:val="NormalTok"/>
-        </w:rPr>
-        <w:t xml:space="preserve"> es.code </w:t>
-      </w:r>
-      <w:r>
-        <w:rPr>
-          <w:rStyle w:val="OperatorTok"/>
-        </w:rPr>
-        <w:t xml:space="preserve">=</w:t>
-      </w:r>
-      <w:r>
-        <w:rPr>
-          <w:rStyle w:val="NormalTok"/>
-        </w:rPr>
-        <w:t xml:space="preserve"> </w:t>
-      </w:r>
-      <w:r>
-        <w:rPr>
-          <w:rStyle w:val="StringTok"/>
-        </w:rPr>
-        <w:t xml:space="preserve">'COMPLETED'</w:t>
-      </w:r>
-      <w:r>
-        <w:rPr>
-          <w:rStyle w:val="NormalTok"/>
-        </w:rPr>
-        <w:t xml:space="preserve"> </w:t>
-      </w:r>
-      <w:r>
-        <w:rPr>
-          <w:rStyle w:val="KeywordTok"/>
-        </w:rPr>
-        <w:t xml:space="preserve">AND</w:t>
-      </w:r>
-      <w:r>
-        <w:rPr>
-          <w:rStyle w:val="NormalTok"/>
-        </w:rPr>
-        <w:t xml:space="preserve"> se.deleted_at </w:t>
-      </w:r>
-      <w:r>
-        <w:rPr>
-          <w:rStyle w:val="KeywordTok"/>
-        </w:rPr>
-        <w:t xml:space="preserve">IS</w:t>
-      </w:r>
-      <w:r>
-        <w:rPr>
-          <w:rStyle w:val="NormalTok"/>
-        </w:rPr>
-        <w:t xml:space="preserve"> </w:t>
-      </w:r>
-      <w:r>
-        <w:rPr>
-          <w:rStyle w:val="KeywordTok"/>
-        </w:rPr>
-        <w:t xml:space="preserve">NULL</w:t>
-      </w:r>
-      <w:r>
-        <w:br/>
-      </w:r>
-      <w:r>
-        <w:rPr>
-          <w:rStyle w:val="KeywordTok"/>
-        </w:rPr>
-        <w:t xml:space="preserve">GROUP</w:t>
-      </w:r>
-      <w:r>
-        <w:rPr>
-          <w:rStyle w:val="NormalTok"/>
-        </w:rPr>
-        <w:t xml:space="preserve"> </w:t>
-      </w:r>
-      <w:r>
-        <w:rPr>
-          <w:rStyle w:val="KeywordTok"/>
-        </w:rPr>
-        <w:t xml:space="preserve">BY</w:t>
-      </w:r>
-      <w:r>
-        <w:rPr>
-          <w:rStyle w:val="NormalTok"/>
-        </w:rPr>
-        <w:t xml:space="preserve"> o.operator_id, o.user_id</w:t>
-      </w:r>
-      <w:r>
-        <w:br/>
-      </w:r>
-      <w:r>
-        <w:rPr>
-          <w:rStyle w:val="KeywordTok"/>
-        </w:rPr>
-        <w:t xml:space="preserve">ORDER</w:t>
-      </w:r>
-      <w:r>
-        <w:rPr>
-          <w:rStyle w:val="NormalTok"/>
-        </w:rPr>
-        <w:t xml:space="preserve"> </w:t>
-      </w:r>
-      <w:r>
-        <w:rPr>
-          <w:rStyle w:val="KeywordTok"/>
-        </w:rPr>
-        <w:t xml:space="preserve">BY</w:t>
-      </w:r>
-      <w:r>
-        <w:rPr>
-          <w:rStyle w:val="NormalTok"/>
-        </w:rPr>
-        <w:t xml:space="preserve"> services_completed </w:t>
-      </w:r>
-      <w:r>
-        <w:rPr>
-          <w:rStyle w:val="KeywordTok"/>
-        </w:rPr>
-        <w:t xml:space="preserve">DESC</w:t>
-      </w:r>
-      <w:r>
-        <w:rPr>
-          <w:rStyle w:val="NormalTok"/>
-        </w:rPr>
-        <w:t xml:space="preserve">;</w:t>
+        <w:t xml:space="preserve">The queries are read-only. They must be run with a query account, outside peak hours if the database is large, and their results must not be copied to shared spreadsheets without authorization, because they contain personal data.</w:t>
+      </w:r>
+    </w:p>
+    <w:bookmarkEnd w:id="101"/>
+    <w:bookmarkEnd w:id="102"/>
+    <w:bookmarkStart w:id="111" w:name="X5feee61aac9491cdf0587d5b013ab8fc5501b89"/>
+    <w:p>
+      <w:pPr>
+        <w:pStyle w:val="Heading2"/>
+      </w:pPr>
+      <w:r>
+        <w:t xml:space="preserve">14. Backups</w:t>
       </w:r>
     </w:p>
     <w:p>
@@ -12871,447 +13482,10 @@
         <w:pStyle w:val="FirstParagraph"/>
       </w:pPr>
       <w:r>
-        <w:rPr>
-          <w:b/>
-          <w:bCs/>
-        </w:rPr>
-        <w:t xml:space="preserve">Payments pending review</w:t>
-      </w:r>
-      <w:r>
-        <w:t xml:space="preserve">, the most urgent indicator of the day:</w:t>
-      </w:r>
-    </w:p>
-    <w:p>
-      <w:pPr>
-        <w:pStyle w:val="SourceCode"/>
-      </w:pPr>
-      <w:r>
-        <w:rPr>
-          <w:rStyle w:val="KeywordTok"/>
-        </w:rPr>
-        <w:t xml:space="preserve">SELECT</w:t>
-      </w:r>
-      <w:r>
-        <w:rPr>
-          <w:rStyle w:val="NormalTok"/>
-        </w:rPr>
-        <w:t xml:space="preserve"> p.payment_id, p.booking_id, p.amount, r.transaction_reference, r.uploaded_at</w:t>
-      </w:r>
-      <w:r>
-        <w:br/>
-      </w:r>
-      <w:r>
-        <w:rPr>
-          <w:rStyle w:val="KeywordTok"/>
-        </w:rPr>
-        <w:t xml:space="preserve">FROM</w:t>
-      </w:r>
-      <w:r>
-        <w:rPr>
-          <w:rStyle w:val="NormalTok"/>
-        </w:rPr>
-        <w:t xml:space="preserve"> payment.payment p</w:t>
-      </w:r>
-      <w:r>
-        <w:br/>
-      </w:r>
-      <w:r>
-        <w:rPr>
-          <w:rStyle w:val="KeywordTok"/>
-        </w:rPr>
-        <w:t xml:space="preserve">JOIN</w:t>
-      </w:r>
-      <w:r>
-        <w:rPr>
-          <w:rStyle w:val="NormalTok"/>
-        </w:rPr>
-        <w:t xml:space="preserve"> payment.payment_status ps </w:t>
-      </w:r>
-      <w:r>
-        <w:rPr>
-          <w:rStyle w:val="KeywordTok"/>
-        </w:rPr>
-        <w:t xml:space="preserve">ON</w:t>
-      </w:r>
-      <w:r>
-        <w:rPr>
-          <w:rStyle w:val="NormalTok"/>
-        </w:rPr>
-        <w:t xml:space="preserve"> ps.payment_status_id </w:t>
-      </w:r>
-      <w:r>
-        <w:rPr>
-          <w:rStyle w:val="OperatorTok"/>
-        </w:rPr>
-        <w:t xml:space="preserve">=</w:t>
-      </w:r>
-      <w:r>
-        <w:rPr>
-          <w:rStyle w:val="NormalTok"/>
-        </w:rPr>
-        <w:t xml:space="preserve"> p.payment_status_id</w:t>
-      </w:r>
-      <w:r>
-        <w:br/>
-      </w:r>
-      <w:r>
-        <w:rPr>
-          <w:rStyle w:val="KeywordTok"/>
-        </w:rPr>
-        <w:t xml:space="preserve">LEFT</w:t>
-      </w:r>
-      <w:r>
-        <w:rPr>
-          <w:rStyle w:val="NormalTok"/>
-        </w:rPr>
-        <w:t xml:space="preserve"> </w:t>
-      </w:r>
-      <w:r>
-        <w:rPr>
-          <w:rStyle w:val="KeywordTok"/>
-        </w:rPr>
-        <w:t xml:space="preserve">JOIN</w:t>
-      </w:r>
-      <w:r>
-        <w:rPr>
-          <w:rStyle w:val="NormalTok"/>
-        </w:rPr>
-        <w:t xml:space="preserve"> payment.payment_receipt r </w:t>
-      </w:r>
-      <w:r>
-        <w:rPr>
-          <w:rStyle w:val="KeywordTok"/>
-        </w:rPr>
-        <w:t xml:space="preserve">ON</w:t>
-      </w:r>
-      <w:r>
-        <w:rPr>
-          <w:rStyle w:val="NormalTok"/>
-        </w:rPr>
-        <w:t xml:space="preserve"> r.payment_id </w:t>
-      </w:r>
-      <w:r>
-        <w:rPr>
-          <w:rStyle w:val="OperatorTok"/>
-        </w:rPr>
-        <w:t xml:space="preserve">=</w:t>
-      </w:r>
-      <w:r>
-        <w:rPr>
-          <w:rStyle w:val="NormalTok"/>
-        </w:rPr>
-        <w:t xml:space="preserve"> p.payment_id</w:t>
-      </w:r>
-      <w:r>
-        <w:br/>
-      </w:r>
-      <w:r>
-        <w:rPr>
-          <w:rStyle w:val="KeywordTok"/>
-        </w:rPr>
-        <w:t xml:space="preserve">WHERE</w:t>
-      </w:r>
-      <w:r>
-        <w:rPr>
-          <w:rStyle w:val="NormalTok"/>
-        </w:rPr>
-        <w:t xml:space="preserve"> ps.code </w:t>
-      </w:r>
-      <w:r>
-        <w:rPr>
-          <w:rStyle w:val="OperatorTok"/>
-        </w:rPr>
-        <w:t xml:space="preserve">=</w:t>
-      </w:r>
-      <w:r>
-        <w:rPr>
-          <w:rStyle w:val="NormalTok"/>
-        </w:rPr>
-        <w:t xml:space="preserve"> </w:t>
-      </w:r>
-      <w:r>
-        <w:rPr>
-          <w:rStyle w:val="StringTok"/>
-        </w:rPr>
-        <w:t xml:space="preserve">'IN_REVIEW'</w:t>
-      </w:r>
-      <w:r>
-        <w:br/>
-      </w:r>
-      <w:r>
-        <w:rPr>
-          <w:rStyle w:val="KeywordTok"/>
-        </w:rPr>
-        <w:t xml:space="preserve">ORDER</w:t>
-      </w:r>
-      <w:r>
-        <w:rPr>
-          <w:rStyle w:val="NormalTok"/>
-        </w:rPr>
-        <w:t xml:space="preserve"> </w:t>
-      </w:r>
-      <w:r>
-        <w:rPr>
-          <w:rStyle w:val="KeywordTok"/>
-        </w:rPr>
-        <w:t xml:space="preserve">BY</w:t>
-      </w:r>
-      <w:r>
-        <w:rPr>
-          <w:rStyle w:val="NormalTok"/>
-        </w:rPr>
-        <w:t xml:space="preserve"> r.uploaded_at;</w:t>
-      </w:r>
-    </w:p>
-    <w:p>
-      <w:pPr>
-        <w:pStyle w:val="FirstParagraph"/>
-      </w:pPr>
-      <w:r>
-        <w:rPr>
-          <w:b/>
-          <w:bCs/>
-        </w:rPr>
-        <w:t xml:space="preserve">Transaction references used more than once</w:t>
-      </w:r>
-      <w:r>
-        <w:t xml:space="preserve"> </w:t>
-      </w:r>
-      <w:r>
-        <w:t xml:space="preserve">(the system rejects them since October 8, 2026; the query detects older duplicates):</w:t>
-      </w:r>
-    </w:p>
-    <w:p>
-      <w:pPr>
-        <w:pStyle w:val="SourceCode"/>
-      </w:pPr>
-      <w:r>
-        <w:rPr>
-          <w:rStyle w:val="KeywordTok"/>
-        </w:rPr>
-        <w:t xml:space="preserve">SELECT</w:t>
-      </w:r>
-      <w:r>
-        <w:rPr>
-          <w:rStyle w:val="NormalTok"/>
-        </w:rPr>
-        <w:t xml:space="preserve"> r.transaction_reference, </w:t>
-      </w:r>
-      <w:r>
-        <w:rPr>
-          <w:rStyle w:val="FunctionTok"/>
-        </w:rPr>
-        <w:t xml:space="preserve">COUNT</w:t>
-      </w:r>
-      <w:r>
-        <w:rPr>
-          <w:rStyle w:val="NormalTok"/>
-        </w:rPr>
-        <w:t xml:space="preserve">(</w:t>
-      </w:r>
-      <w:r>
-        <w:rPr>
-          <w:rStyle w:val="OperatorTok"/>
-        </w:rPr>
-        <w:t xml:space="preserve">*</w:t>
-      </w:r>
-      <w:r>
-        <w:rPr>
-          <w:rStyle w:val="NormalTok"/>
-        </w:rPr>
-        <w:t xml:space="preserve">) </w:t>
-      </w:r>
-      <w:r>
-        <w:rPr>
-          <w:rStyle w:val="KeywordTok"/>
-        </w:rPr>
-        <w:t xml:space="preserve">AS</w:t>
-      </w:r>
-      <w:r>
-        <w:rPr>
-          <w:rStyle w:val="NormalTok"/>
-        </w:rPr>
-        <w:t xml:space="preserve"> times_used</w:t>
-      </w:r>
-      <w:r>
-        <w:br/>
-      </w:r>
-      <w:r>
-        <w:rPr>
-          <w:rStyle w:val="KeywordTok"/>
-        </w:rPr>
-        <w:t xml:space="preserve">FROM</w:t>
-      </w:r>
-      <w:r>
-        <w:rPr>
-          <w:rStyle w:val="NormalTok"/>
-        </w:rPr>
-        <w:t xml:space="preserve"> payment.payment_receipt r</w:t>
-      </w:r>
-      <w:r>
-        <w:br/>
-      </w:r>
-      <w:r>
-        <w:rPr>
-          <w:rStyle w:val="KeywordTok"/>
-        </w:rPr>
-        <w:t xml:space="preserve">WHERE</w:t>
-      </w:r>
-      <w:r>
-        <w:rPr>
-          <w:rStyle w:val="NormalTok"/>
-        </w:rPr>
-        <w:t xml:space="preserve"> r.transaction_reference </w:t>
-      </w:r>
-      <w:r>
-        <w:rPr>
-          <w:rStyle w:val="KeywordTok"/>
-        </w:rPr>
-        <w:t xml:space="preserve">IS</w:t>
-      </w:r>
-      <w:r>
-        <w:rPr>
-          <w:rStyle w:val="NormalTok"/>
-        </w:rPr>
-        <w:t xml:space="preserve"> </w:t>
-      </w:r>
-      <w:r>
-        <w:rPr>
-          <w:rStyle w:val="KeywordTok"/>
-        </w:rPr>
-        <w:t xml:space="preserve">NOT</w:t>
-      </w:r>
-      <w:r>
-        <w:rPr>
-          <w:rStyle w:val="NormalTok"/>
-        </w:rPr>
-        <w:t xml:space="preserve"> </w:t>
-      </w:r>
-      <w:r>
-        <w:rPr>
-          <w:rStyle w:val="KeywordTok"/>
-        </w:rPr>
-        <w:t xml:space="preserve">NULL</w:t>
-      </w:r>
-      <w:r>
-        <w:br/>
-      </w:r>
-      <w:r>
-        <w:rPr>
-          <w:rStyle w:val="KeywordTok"/>
-        </w:rPr>
-        <w:t xml:space="preserve">GROUP</w:t>
-      </w:r>
-      <w:r>
-        <w:rPr>
-          <w:rStyle w:val="NormalTok"/>
-        </w:rPr>
-        <w:t xml:space="preserve"> </w:t>
-      </w:r>
-      <w:r>
-        <w:rPr>
-          <w:rStyle w:val="KeywordTok"/>
-        </w:rPr>
-        <w:t xml:space="preserve">BY</w:t>
-      </w:r>
-      <w:r>
-        <w:rPr>
-          <w:rStyle w:val="NormalTok"/>
-        </w:rPr>
-        <w:t xml:space="preserve"> r.transaction_reference</w:t>
-      </w:r>
-      <w:r>
-        <w:br/>
-      </w:r>
-      <w:r>
-        <w:rPr>
-          <w:rStyle w:val="KeywordTok"/>
-        </w:rPr>
-        <w:t xml:space="preserve">HAVING</w:t>
-      </w:r>
-      <w:r>
-        <w:rPr>
-          <w:rStyle w:val="NormalTok"/>
-        </w:rPr>
-        <w:t xml:space="preserve"> </w:t>
-      </w:r>
-      <w:r>
-        <w:rPr>
-          <w:rStyle w:val="FunctionTok"/>
-        </w:rPr>
-        <w:t xml:space="preserve">COUNT</w:t>
-      </w:r>
-      <w:r>
-        <w:rPr>
-          <w:rStyle w:val="NormalTok"/>
-        </w:rPr>
-        <w:t xml:space="preserve">(</w:t>
-      </w:r>
-      <w:r>
-        <w:rPr>
-          <w:rStyle w:val="OperatorTok"/>
-        </w:rPr>
-        <w:t xml:space="preserve">*</w:t>
-      </w:r>
-      <w:r>
-        <w:rPr>
-          <w:rStyle w:val="NormalTok"/>
-        </w:rPr>
-        <w:t xml:space="preserve">) </w:t>
-      </w:r>
-      <w:r>
-        <w:rPr>
-          <w:rStyle w:val="OperatorTok"/>
-        </w:rPr>
-        <w:t xml:space="preserve">&gt;</w:t>
-      </w:r>
-      <w:r>
-        <w:rPr>
-          <w:rStyle w:val="NormalTok"/>
-        </w:rPr>
-        <w:t xml:space="preserve"> </w:t>
-      </w:r>
-      <w:r>
-        <w:rPr>
-          <w:rStyle w:val="DecValTok"/>
-        </w:rPr>
-        <w:t xml:space="preserve">1</w:t>
-      </w:r>
-      <w:r>
-        <w:rPr>
-          <w:rStyle w:val="NormalTok"/>
-        </w:rPr>
-        <w:t xml:space="preserve">;</w:t>
-      </w:r>
-    </w:p>
-    <w:p>
-      <w:pPr>
-        <w:pStyle w:val="FirstParagraph"/>
-      </w:pPr>
-      <w:r>
-        <w:t xml:space="preserve">The queries are read-only. They must be run with a query account, outside peak hours if the database is large, and their results must not be copied to shared spreadsheets without authorization, because they contain personal data.</w:t>
-      </w:r>
-    </w:p>
-    <w:bookmarkEnd w:id="68"/>
-    <w:bookmarkEnd w:id="69"/>
-    <w:bookmarkStart w:id="75" w:name="X5feee61aac9491cdf0587d5b013ab8fc5501b89"/>
-    <w:p>
-      <w:pPr>
-        <w:pStyle w:val="Heading2"/>
-      </w:pPr>
-      <w:r>
-        <w:t xml:space="preserve">14. Backups</w:t>
-      </w:r>
-    </w:p>
-    <w:p>
-      <w:pPr>
-        <w:pStyle w:val="FirstParagraph"/>
-      </w:pPr>
-      <w:r>
         <w:t xml:space="preserve">The project documentation does not define a backup strategy, because production is outside its scope, and the application does not include a backup module. Therefore, backups are a task of the IT administrator on SQL Server and the Docker volumes. This section proposes a procedure based on contingency planning practices (Swanson et al., 2010) and on the SQL Server documentation (Microsoft, n.d.). The values marked as recommendations must be approved by the team (Annex B).</w:t>
       </w:r>
     </w:p>
-    <w:bookmarkStart w:id="70" w:name="Xf559ad4056f6d3b10fbb176de8e5242c4a65afa"/>
+    <w:bookmarkStart w:id="103" w:name="Xf559ad4056f6d3b10fbb176de8e5242c4a65afa"/>
     <w:p>
       <w:pPr>
         <w:pStyle w:val="Heading3"/>
@@ -13643,8 +13817,8 @@
         <w:t xml:space="preserve">file cannot be used by the services.</w:t>
       </w:r>
     </w:p>
-    <w:bookmarkEnd w:id="70"/>
-    <w:bookmarkStart w:id="71" w:name="X6a20a1f6facc6064607b5cb1b93bcab1b074878"/>
+    <w:bookmarkEnd w:id="103"/>
+    <w:bookmarkStart w:id="104" w:name="X6a20a1f6facc6064607b5cb1b93bcab1b074878"/>
     <w:p>
       <w:pPr>
         <w:pStyle w:val="Heading3"/>
@@ -13901,8 +14075,8 @@
         <w:t xml:space="preserve">Recommendations of this manual; they do not come from the project documentation.</w:t>
       </w:r>
     </w:p>
-    <w:bookmarkEnd w:id="71"/>
-    <w:bookmarkStart w:id="72" w:name="X18285526682b84dffe6747d5d70931960a16112"/>
+    <w:bookmarkEnd w:id="104"/>
+    <w:bookmarkStart w:id="108" w:name="X18285526682b84dffe6747d5d70931960a16112"/>
     <w:p>
       <w:pPr>
         <w:pStyle w:val="Heading3"/>
@@ -14438,50 +14612,53 @@
     </w:p>
     <w:p>
       <w:pPr>
-        <w:pStyle w:val="BlockText"/>
-      </w:pPr>
-      <w:r>
-        <w:rPr>
-          <w:b/>
-          <w:bCs/>
-        </w:rPr>
-        <w:t xml:space="preserve">Screenshot to insert.</w:t>
-      </w:r>
-      <w:r>
-        <w:t xml:space="preserve"> </w:t>
-      </w:r>
-      <w:r>
-        <w:rPr>
-          <w:b/>
-          <w:bCs/>
-        </w:rPr>
-        <w:t xml:space="preserve">Screen:</w:t>
-      </w:r>
-      <w:r>
-        <w:t xml:space="preserve"> </w:t>
-      </w:r>
-      <w:r>
-        <w:t xml:space="preserve">terminal of the IT administrator.</w:t>
-      </w:r>
-      <w:r>
-        <w:t xml:space="preserve"> </w:t>
-      </w:r>
-      <w:r>
-        <w:rPr>
-          <w:b/>
-          <w:bCs/>
-        </w:rPr>
-        <w:t xml:space="preserve">Content:</w:t>
-      </w:r>
-      <w:r>
-        <w:t xml:space="preserve"> </w:t>
-      </w:r>
-      <w:r>
-        <w:t xml:space="preserve">output of BACKUP DATABASE with the number of pages processed and of RESTORE VERIFYONLY with the message that the backup set is valid.</w:t>
-      </w:r>
-    </w:p>
-    <w:bookmarkEnd w:id="72"/>
-    <w:bookmarkStart w:id="73" w:name="X2eb903cae0fdcde77f1f8e13d500e14285d7dd4"/>
+        <w:pStyle w:val="BodyText"/>
+      </w:pPr>
+      <w:r>
+        <w:drawing>
+          <wp:inline>
+            <wp:extent cx="5334000" cy="1226315"/>
+            <wp:effectExtent b="0" l="0" r="0" t="0"/>
+            <wp:docPr descr="Backup Generated and Verified" title="" id="106" name="Picture"/>
+            <a:graphic>
+              <a:graphicData uri="http://schemas.openxmlformats.org/drawingml/2006/picture">
+                <pic:pic>
+                  <pic:nvPicPr>
+                    <pic:cNvPr descr="capturas/administrator-12-backup-generated-and-verified.png" id="107" name="Picture"/>
+                    <pic:cNvPicPr>
+                      <a:picLocks noChangeArrowheads="1" noChangeAspect="1"/>
+                    </pic:cNvPicPr>
+                  </pic:nvPicPr>
+                  <pic:blipFill>
+                    <a:blip r:embed="rId105"/>
+                    <a:stretch>
+                      <a:fillRect/>
+                    </a:stretch>
+                  </pic:blipFill>
+                  <pic:spPr bwMode="auto">
+                    <a:xfrm>
+                      <a:off x="0" y="0"/>
+                      <a:ext cx="5334000" cy="1226315"/>
+                    </a:xfrm>
+                    <a:prstGeom prst="rect">
+                      <a:avLst/>
+                    </a:prstGeom>
+                    <a:noFill/>
+                    <a:ln w="9525">
+                      <a:noFill/>
+                      <a:headEnd/>
+                      <a:tailEnd/>
+                    </a:ln>
+                  </pic:spPr>
+                </pic:pic>
+              </a:graphicData>
+            </a:graphic>
+          </wp:inline>
+        </w:drawing>
+      </w:r>
+    </w:p>
+    <w:bookmarkEnd w:id="108"/>
+    <w:bookmarkStart w:id="109" w:name="X2eb903cae0fdcde77f1f8e13d500e14285d7dd4"/>
     <w:p>
       <w:pPr>
         <w:pStyle w:val="Heading3"/>
@@ -15064,8 +15241,8 @@
         <w:t xml:space="preserve">The script must be stored with restricted permissions and its result must be monitored: an alert when the file of the day does not exist is worth more than many backups that nobody checks.</w:t>
       </w:r>
     </w:p>
-    <w:bookmarkEnd w:id="73"/>
-    <w:bookmarkStart w:id="74" w:name="Xda81e387c877b4d53122b31921b9eb41be208ee"/>
+    <w:bookmarkEnd w:id="109"/>
+    <w:bookmarkStart w:id="110" w:name="Xda81e387c877b4d53122b31921b9eb41be208ee"/>
     <w:p>
       <w:pPr>
         <w:pStyle w:val="Heading3"/>
@@ -15142,9 +15319,9 @@
         <w:t xml:space="preserve">in an environment with data that matters: it deletes the database volume.</w:t>
       </w:r>
     </w:p>
-    <w:bookmarkEnd w:id="74"/>
-    <w:bookmarkEnd w:id="75"/>
-    <w:bookmarkStart w:id="80" w:name="Xb68cbce4dac89095dab1711d60b2f777f6e4cd6"/>
+    <w:bookmarkEnd w:id="110"/>
+    <w:bookmarkEnd w:id="111"/>
+    <w:bookmarkStart w:id="119" w:name="Xb68cbce4dac89095dab1711d60b2f777f6e4cd6"/>
     <w:p>
       <w:pPr>
         <w:pStyle w:val="Heading2"/>
@@ -15161,7 +15338,7 @@
         <w:t xml:space="preserve">Restoring overwrites the current data with those of the backup: everything recorded after it is lost. For that reason, restoration must be an authorized and recorded decision, never an improvised reaction.</w:t>
       </w:r>
     </w:p>
-    <w:bookmarkStart w:id="76" w:name="X17a82d4dc7f630d9f1e1f8eceb7ba20b0d1a78b"/>
+    <w:bookmarkStart w:id="112" w:name="X17a82d4dc7f630d9f1e1f8eceb7ba20b0d1a78b"/>
     <w:p>
       <w:pPr>
         <w:pStyle w:val="Heading3"/>
@@ -15352,8 +15529,8 @@
         </w:tc>
       </w:tr>
     </w:tbl>
-    <w:bookmarkEnd w:id="76"/>
-    <w:bookmarkStart w:id="77" w:name="Xce004971e6f2d7e3aa603b677d27fbf4986b15d"/>
+    <w:bookmarkEnd w:id="112"/>
+    <w:bookmarkStart w:id="113" w:name="Xce004971e6f2d7e3aa603b677d27fbf4986b15d"/>
     <w:p>
       <w:pPr>
         <w:pStyle w:val="Heading3"/>
@@ -15766,8 +15943,8 @@
         <w:t xml:space="preserve">option overwrites the existing database: use it only when you are sure of the chosen backup. If the command fails halfway, the database may remain in a restoring state or in single-user mode; do not restart the container without reviewing the SQL Server log.</w:t>
       </w:r>
     </w:p>
-    <w:bookmarkEnd w:id="77"/>
-    <w:bookmarkStart w:id="78" w:name="Xf4cd22f4b64de9ac2d122220c9b382312bd8977"/>
+    <w:bookmarkEnd w:id="113"/>
+    <w:bookmarkStart w:id="114" w:name="Xf4cd22f4b64de9ac2d122220c9b382312bd8977"/>
     <w:p>
       <w:pPr>
         <w:pStyle w:val="Heading3"/>
@@ -15892,8 +16069,8 @@
         <w:t xml:space="preserve">Payments transferred to the business's account and not recorded because of the restoration must be compared with the bank statement and recovered with the customers.</w:t>
       </w:r>
     </w:p>
-    <w:bookmarkEnd w:id="78"/>
-    <w:bookmarkStart w:id="79" w:name="X6e345c4be50066233814b07b7d589fb17e76409"/>
+    <w:bookmarkEnd w:id="114"/>
+    <w:bookmarkStart w:id="118" w:name="X6e345c4be50066233814b07b7d589fb17e76409"/>
     <w:p>
       <w:pPr>
         <w:pStyle w:val="Heading3"/>
@@ -15936,51 +16113,54 @@
     </w:p>
     <w:p>
       <w:pPr>
-        <w:pStyle w:val="BlockText"/>
-      </w:pPr>
-      <w:r>
-        <w:rPr>
-          <w:b/>
-          <w:bCs/>
-        </w:rPr>
-        <w:t xml:space="preserve">Screenshot to insert.</w:t>
-      </w:r>
-      <w:r>
-        <w:t xml:space="preserve"> </w:t>
-      </w:r>
-      <w:r>
-        <w:rPr>
-          <w:b/>
-          <w:bCs/>
-        </w:rPr>
-        <w:t xml:space="preserve">Screen:</w:t>
-      </w:r>
-      <w:r>
-        <w:t xml:space="preserve"> </w:t>
-      </w:r>
-      <w:r>
-        <w:t xml:space="preserve">terminal or SQL client.</w:t>
-      </w:r>
-      <w:r>
-        <w:t xml:space="preserve"> </w:t>
-      </w:r>
-      <w:r>
-        <w:rPr>
-          <w:b/>
-          <w:bCs/>
-        </w:rPr>
-        <w:t xml:space="preserve">Content:</w:t>
-      </w:r>
-      <w:r>
-        <w:t xml:space="preserve"> </w:t>
-      </w:r>
-      <w:r>
-        <w:t xml:space="preserve">result of the verification queries: the nine schemas and the fixed status identifiers.</w:t>
-      </w:r>
-    </w:p>
-    <w:bookmarkEnd w:id="79"/>
-    <w:bookmarkEnd w:id="80"/>
-    <w:bookmarkStart w:id="84" w:name="Xcc34154a85e55710fba9ea38c384f8441be9912"/>
+        <w:pStyle w:val="BodyText"/>
+      </w:pPr>
+      <w:r>
+        <w:drawing>
+          <wp:inline>
+            <wp:extent cx="5334000" cy="3915734"/>
+            <wp:effectExtent b="0" l="0" r="0" t="0"/>
+            <wp:docPr descr="Post-Restoration Verification" title="" id="116" name="Picture"/>
+            <a:graphic>
+              <a:graphicData uri="http://schemas.openxmlformats.org/drawingml/2006/picture">
+                <pic:pic>
+                  <pic:nvPicPr>
+                    <pic:cNvPr descr="capturas/administrator-13-post-restoration-verification.png" id="117" name="Picture"/>
+                    <pic:cNvPicPr>
+                      <a:picLocks noChangeArrowheads="1" noChangeAspect="1"/>
+                    </pic:cNvPicPr>
+                  </pic:nvPicPr>
+                  <pic:blipFill>
+                    <a:blip r:embed="rId115"/>
+                    <a:stretch>
+                      <a:fillRect/>
+                    </a:stretch>
+                  </pic:blipFill>
+                  <pic:spPr bwMode="auto">
+                    <a:xfrm>
+                      <a:off x="0" y="0"/>
+                      <a:ext cx="5334000" cy="3915734"/>
+                    </a:xfrm>
+                    <a:prstGeom prst="rect">
+                      <a:avLst/>
+                    </a:prstGeom>
+                    <a:noFill/>
+                    <a:ln w="9525">
+                      <a:noFill/>
+                      <a:headEnd/>
+                      <a:tailEnd/>
+                    </a:ln>
+                  </pic:spPr>
+                </pic:pic>
+              </a:graphicData>
+            </a:graphic>
+          </wp:inline>
+        </w:drawing>
+      </w:r>
+    </w:p>
+    <w:bookmarkEnd w:id="118"/>
+    <w:bookmarkEnd w:id="119"/>
+    <w:bookmarkStart w:id="126" w:name="Xcc34154a85e55710fba9ea38c384f8441be9912"/>
     <w:p>
       <w:pPr>
         <w:pStyle w:val="Heading2"/>
@@ -15989,7 +16169,7 @@
         <w:t xml:space="preserve">16. Auditing and Action History</w:t>
       </w:r>
     </w:p>
-    <w:bookmarkStart w:id="81" w:name="Xa4acf5af7d924896edbbdec668ce19891e0473e"/>
+    <w:bookmarkStart w:id="120" w:name="Xa4acf5af7d924896edbbdec668ce19891e0473e"/>
     <w:p>
       <w:pPr>
         <w:pStyle w:val="Heading3"/>
@@ -16183,29 +16363,29 @@
               <w:pStyle w:val="Compact"/>
             </w:pPr>
             <w:r>
-              <w:t xml:space="preserve">payment.payment (approved_by, processed_at, rejection_reason)</w:t>
-            </w:r>
-          </w:p>
-        </w:tc>
-        <w:tc>
-          <w:tcPr/>
-          <w:p>
-            <w:pPr>
-              <w:pStyle w:val="Compact"/>
-            </w:pPr>
-            <w:r>
-              <w:t xml:space="preserve">Who approved a payment, when, and why it was rejected.</w:t>
-            </w:r>
-          </w:p>
-        </w:tc>
-        <w:tc>
-          <w:tcPr/>
-          <w:p>
-            <w:pPr>
-              <w:pStyle w:val="Compact"/>
-            </w:pPr>
-            <w:r>
-              <w:t xml:space="preserve">Review the approvals.</w:t>
+              <w:t xml:space="preserve">security.login_lockout</w:t>
+            </w:r>
+          </w:p>
+        </w:tc>
+        <w:tc>
+          <w:tcPr/>
+          <w:p>
+            <w:pPr>
+              <w:pStyle w:val="Compact"/>
+            </w:pPr>
+            <w:r>
+              <w:t xml:space="preserve">Failed attempts of each account and until when it is locked.</w:t>
+            </w:r>
+          </w:p>
+        </w:tc>
+        <w:tc>
+          <w:tcPr/>
+          <w:p>
+            <w:pPr>
+              <w:pStyle w:val="Compact"/>
+            </w:pPr>
+            <w:r>
+              <w:t xml:space="preserve">Detect attempts to guess passwords.</w:t>
             </w:r>
           </w:p>
         </w:tc>
@@ -16218,29 +16398,29 @@
               <w:pStyle w:val="Compact"/>
             </w:pPr>
             <w:r>
-              <w:t xml:space="preserve">payment.payment_receipt (uploaded_by, uploaded_at)</w:t>
-            </w:r>
-          </w:p>
-        </w:tc>
-        <w:tc>
-          <w:tcPr/>
-          <w:p>
-            <w:pPr>
-              <w:pStyle w:val="Compact"/>
-            </w:pPr>
-            <w:r>
-              <w:t xml:space="preserve">Who uploaded each receipt and when.</w:t>
-            </w:r>
-          </w:p>
-        </w:tc>
-        <w:tc>
-          <w:tcPr/>
-          <w:p>
-            <w:pPr>
-              <w:pStyle w:val="Compact"/>
-            </w:pPr>
-            <w:r>
-              <w:t xml:space="preserve">Review the receipts.</w:t>
+              <w:t xml:space="preserve">security.app_user (terms_accepted_at, data_policy_accepted_at)</w:t>
+            </w:r>
+          </w:p>
+        </w:tc>
+        <w:tc>
+          <w:tcPr/>
+          <w:p>
+            <w:pPr>
+              <w:pStyle w:val="Compact"/>
+            </w:pPr>
+            <w:r>
+              <w:t xml:space="preserve">Date each person accepted the legal documents.</w:t>
+            </w:r>
+          </w:p>
+        </w:tc>
+        <w:tc>
+          <w:tcPr/>
+          <w:p>
+            <w:pPr>
+              <w:pStyle w:val="Compact"/>
+            </w:pPr>
+            <w:r>
+              <w:t xml:space="preserve">Handle requests about consent.</w:t>
             </w:r>
           </w:p>
         </w:tc>
@@ -16253,29 +16433,29 @@
               <w:pStyle w:val="Compact"/>
             </w:pPr>
             <w:r>
-              <w:t xml:space="preserve">payment.loyalty_transaction</w:t>
-            </w:r>
-          </w:p>
-        </w:tc>
-        <w:tc>
-          <w:tcPr/>
-          <w:p>
-            <w:pPr>
-              <w:pStyle w:val="Compact"/>
-            </w:pPr>
-            <w:r>
-              <w:t xml:space="preserve">Each point movement (earned and reversed) with its resulting balance.</w:t>
-            </w:r>
-          </w:p>
-        </w:tc>
-        <w:tc>
-          <w:tcPr/>
-          <w:p>
-            <w:pPr>
-              <w:pStyle w:val="Compact"/>
-            </w:pPr>
-            <w:r>
-              <w:t xml:space="preserve">Handle point claims.</w:t>
+              <w:t xml:space="preserve">payment.payment (approved_by, processed_at, rejection_reason)</w:t>
+            </w:r>
+          </w:p>
+        </w:tc>
+        <w:tc>
+          <w:tcPr/>
+          <w:p>
+            <w:pPr>
+              <w:pStyle w:val="Compact"/>
+            </w:pPr>
+            <w:r>
+              <w:t xml:space="preserve">Who approved a payment, when, and why it was rejected.</w:t>
+            </w:r>
+          </w:p>
+        </w:tc>
+        <w:tc>
+          <w:tcPr/>
+          <w:p>
+            <w:pPr>
+              <w:pStyle w:val="Compact"/>
+            </w:pPr>
+            <w:r>
+              <w:t xml:space="preserve">Review the approvals.</w:t>
             </w:r>
           </w:p>
         </w:tc>
@@ -16288,29 +16468,29 @@
               <w:pStyle w:val="Compact"/>
             </w:pPr>
             <w:r>
-              <w:t xml:space="preserve">booking.schedule_history</w:t>
-            </w:r>
-          </w:p>
-        </w:tc>
-        <w:tc>
-          <w:tcPr/>
-          <w:p>
-            <w:pPr>
-              <w:pStyle w:val="Compact"/>
-            </w:pPr>
-            <w:r>
-              <w:t xml:space="preserve">Changes of the hours, exceptions, and bays, with their date and author.</w:t>
-            </w:r>
-          </w:p>
-        </w:tc>
-        <w:tc>
-          <w:tcPr/>
-          <w:p>
-            <w:pPr>
-              <w:pStyle w:val="Compact"/>
-            </w:pPr>
-            <w:r>
-              <w:t xml:space="preserve">Know who changed the availability.</w:t>
+              <w:t xml:space="preserve">payment.payment_receipt (uploaded_by, uploaded_at)</w:t>
+            </w:r>
+          </w:p>
+        </w:tc>
+        <w:tc>
+          <w:tcPr/>
+          <w:p>
+            <w:pPr>
+              <w:pStyle w:val="Compact"/>
+            </w:pPr>
+            <w:r>
+              <w:t xml:space="preserve">Who uploaded each receipt and when.</w:t>
+            </w:r>
+          </w:p>
+        </w:tc>
+        <w:tc>
+          <w:tcPr/>
+          <w:p>
+            <w:pPr>
+              <w:pStyle w:val="Compact"/>
+            </w:pPr>
+            <w:r>
+              <w:t xml:space="preserve">Review the receipts.</w:t>
             </w:r>
           </w:p>
         </w:tc>
@@ -16323,29 +16503,29 @@
               <w:pStyle w:val="Compact"/>
             </w:pPr>
             <w:r>
-              <w:t xml:space="preserve">updated_at and row_version columns</w:t>
-            </w:r>
-          </w:p>
-        </w:tc>
-        <w:tc>
-          <w:tcPr/>
-          <w:p>
-            <w:pPr>
-              <w:pStyle w:val="Compact"/>
-            </w:pPr>
-            <w:r>
-              <w:t xml:space="preserve">Date and number of changes of each row (maintained by triggers).</w:t>
-            </w:r>
-          </w:p>
-        </w:tc>
-        <w:tc>
-          <w:tcPr/>
-          <w:p>
-            <w:pPr>
-              <w:pStyle w:val="Compact"/>
-            </w:pPr>
-            <w:r>
-              <w:t xml:space="preserve">Know when a record changed.</w:t>
+              <w:t xml:space="preserve">payment.loyalty_transaction</w:t>
+            </w:r>
+          </w:p>
+        </w:tc>
+        <w:tc>
+          <w:tcPr/>
+          <w:p>
+            <w:pPr>
+              <w:pStyle w:val="Compact"/>
+            </w:pPr>
+            <w:r>
+              <w:t xml:space="preserve">Each point movement (earned and reversed) with its resulting balance.</w:t>
+            </w:r>
+          </w:p>
+        </w:tc>
+        <w:tc>
+          <w:tcPr/>
+          <w:p>
+            <w:pPr>
+              <w:pStyle w:val="Compact"/>
+            </w:pPr>
+            <w:r>
+              <w:t xml:space="preserve">Handle point claims.</w:t>
             </w:r>
           </w:p>
         </w:tc>
@@ -16358,6 +16538,76 @@
               <w:pStyle w:val="Compact"/>
             </w:pPr>
             <w:r>
+              <w:t xml:space="preserve">booking.schedule_history</w:t>
+            </w:r>
+          </w:p>
+        </w:tc>
+        <w:tc>
+          <w:tcPr/>
+          <w:p>
+            <w:pPr>
+              <w:pStyle w:val="Compact"/>
+            </w:pPr>
+            <w:r>
+              <w:t xml:space="preserve">Changes of the hours, exceptions, and bays, with their date and author.</w:t>
+            </w:r>
+          </w:p>
+        </w:tc>
+        <w:tc>
+          <w:tcPr/>
+          <w:p>
+            <w:pPr>
+              <w:pStyle w:val="Compact"/>
+            </w:pPr>
+            <w:r>
+              <w:t xml:space="preserve">Know who changed the availability.</w:t>
+            </w:r>
+          </w:p>
+        </w:tc>
+      </w:tr>
+      <w:tr>
+        <w:tc>
+          <w:tcPr/>
+          <w:p>
+            <w:pPr>
+              <w:pStyle w:val="Compact"/>
+            </w:pPr>
+            <w:r>
+              <w:t xml:space="preserve">updated_at and row_version columns</w:t>
+            </w:r>
+          </w:p>
+        </w:tc>
+        <w:tc>
+          <w:tcPr/>
+          <w:p>
+            <w:pPr>
+              <w:pStyle w:val="Compact"/>
+            </w:pPr>
+            <w:r>
+              <w:t xml:space="preserve">Date and number of changes of each row (maintained by triggers).</w:t>
+            </w:r>
+          </w:p>
+        </w:tc>
+        <w:tc>
+          <w:tcPr/>
+          <w:p>
+            <w:pPr>
+              <w:pStyle w:val="Compact"/>
+            </w:pPr>
+            <w:r>
+              <w:t xml:space="preserve">Know when a record changed.</w:t>
+            </w:r>
+          </w:p>
+        </w:tc>
+      </w:tr>
+      <w:tr>
+        <w:tc>
+          <w:tcPr/>
+          <w:p>
+            <w:pPr>
+              <w:pStyle w:val="Compact"/>
+            </w:pPr>
+            <w:r>
               <w:t xml:space="preserve">Container logs</w:t>
             </w:r>
           </w:p>
@@ -16404,8 +16654,8 @@
         <w:t xml:space="preserve">Prepared by the authors from the changelogs of the services. Logs must never contain passwords, tokens, or receipt content (Kent &amp; Souppaya, 2006).</w:t>
       </w:r>
     </w:p>
-    <w:bookmarkEnd w:id="81"/>
-    <w:bookmarkStart w:id="82" w:name="X2c28e09a8ed493d53f1d959aed5b3cbecb05046"/>
+    <w:bookmarkEnd w:id="120"/>
+    <w:bookmarkStart w:id="121" w:name="X2c28e09a8ed493d53f1d959aed5b3cbecb05046"/>
     <w:p>
       <w:pPr>
         <w:pStyle w:val="Heading3"/>
@@ -16930,8 +17180,8 @@
         <w:t xml:space="preserve">, SYSUTCDATETIME());</w:t>
       </w:r>
     </w:p>
-    <w:bookmarkEnd w:id="82"/>
-    <w:bookmarkStart w:id="83" w:name="X4a8b13398bc24f01ef10cac7002c8d0b8139008"/>
+    <w:bookmarkEnd w:id="121"/>
+    <w:bookmarkStart w:id="125" w:name="X4a8b13398bc24f01ef10cac7002c8d0b8139008"/>
     <w:p>
       <w:pPr>
         <w:pStyle w:val="Heading3"/>
@@ -17027,51 +17277,54 @@
     </w:p>
     <w:p>
       <w:pPr>
-        <w:pStyle w:val="BlockText"/>
-      </w:pPr>
-      <w:r>
-        <w:rPr>
-          <w:b/>
-          <w:bCs/>
-        </w:rPr>
-        <w:t xml:space="preserve">Screenshot to insert.</w:t>
-      </w:r>
-      <w:r>
-        <w:t xml:space="preserve"> </w:t>
-      </w:r>
-      <w:r>
-        <w:rPr>
-          <w:b/>
-          <w:bCs/>
-        </w:rPr>
-        <w:t xml:space="preserve">Screen:</w:t>
-      </w:r>
-      <w:r>
-        <w:t xml:space="preserve"> </w:t>
-      </w:r>
-      <w:r>
-        <w:t xml:space="preserve">SQL client or sqlcmd.</w:t>
-      </w:r>
-      <w:r>
-        <w:t xml:space="preserve"> </w:t>
-      </w:r>
-      <w:r>
-        <w:rPr>
-          <w:b/>
-          <w:bCs/>
-        </w:rPr>
-        <w:t xml:space="preserve">Content:</w:t>
-      </w:r>
-      <w:r>
-        <w:t xml:space="preserve"> </w:t>
-      </w:r>
-      <w:r>
-        <w:t xml:space="preserve">result of the query of the latest logins, without real personal data visible.</w:t>
-      </w:r>
-    </w:p>
-    <w:bookmarkEnd w:id="83"/>
-    <w:bookmarkEnd w:id="84"/>
-    <w:bookmarkStart w:id="93" w:name="X3a5843390ed261a7b224edfe9bc55c66f8d5b94"/>
+        <w:pStyle w:val="BodyText"/>
+      </w:pPr>
+      <w:r>
+        <w:drawing>
+          <wp:inline>
+            <wp:extent cx="5334000" cy="1972339"/>
+            <wp:effectExtent b="0" l="0" r="0" t="0"/>
+            <wp:docPr descr="Session History Query" title="" id="123" name="Picture"/>
+            <a:graphic>
+              <a:graphicData uri="http://schemas.openxmlformats.org/drawingml/2006/picture">
+                <pic:pic>
+                  <pic:nvPicPr>
+                    <pic:cNvPr descr="capturas/administrator-14-session-history-query.png" id="124" name="Picture"/>
+                    <pic:cNvPicPr>
+                      <a:picLocks noChangeArrowheads="1" noChangeAspect="1"/>
+                    </pic:cNvPicPr>
+                  </pic:nvPicPr>
+                  <pic:blipFill>
+                    <a:blip r:embed="rId122"/>
+                    <a:stretch>
+                      <a:fillRect/>
+                    </a:stretch>
+                  </pic:blipFill>
+                  <pic:spPr bwMode="auto">
+                    <a:xfrm>
+                      <a:off x="0" y="0"/>
+                      <a:ext cx="5334000" cy="1972339"/>
+                    </a:xfrm>
+                    <a:prstGeom prst="rect">
+                      <a:avLst/>
+                    </a:prstGeom>
+                    <a:noFill/>
+                    <a:ln w="9525">
+                      <a:noFill/>
+                      <a:headEnd/>
+                      <a:tailEnd/>
+                    </a:ln>
+                  </pic:spPr>
+                </pic:pic>
+              </a:graphicData>
+            </a:graphic>
+          </wp:inline>
+        </w:drawing>
+      </w:r>
+    </w:p>
+    <w:bookmarkEnd w:id="125"/>
+    <w:bookmarkEnd w:id="126"/>
+    <w:bookmarkStart w:id="135" w:name="X3a5843390ed261a7b224edfe9bc55c66f8d5b94"/>
     <w:p>
       <w:pPr>
         <w:pStyle w:val="Heading2"/>
@@ -17088,7 +17341,7 @@
         <w:t xml:space="preserve">The project's security policy is based on defense in depth, least privilege, secure defaults, security by design, and zero trust. The following recommendations are aligned with the NIST controls (Joint Task Force, 2020) and with the OWASP Top 10 (OWASP Foundation, 2021).</w:t>
       </w:r>
     </w:p>
-    <w:bookmarkStart w:id="85" w:name="X574e94dcb8260d5c3352556c3b9c8767fcb74c3"/>
+    <w:bookmarkStart w:id="127" w:name="X574e94dcb8260d5c3352556c3b9c8767fcb74c3"/>
     <w:p>
       <w:pPr>
         <w:pStyle w:val="Heading3"/>
@@ -17118,7 +17371,7 @@
         </w:numPr>
       </w:pPr>
       <w:r>
-        <w:t xml:space="preserve">Use long and unique passwords stored in a password manager. Because the system does not lock accounts after failed attempts, a weak password can be guessed by brute force.</w:t>
+        <w:t xml:space="preserve">Use long and unique passwords stored in a password manager. The temporary lockout slows down repeated attempts, but it does not replace a strong password.</w:t>
       </w:r>
     </w:p>
     <w:p>
@@ -17169,8 +17422,8 @@
         <w:t xml:space="preserve">Log out when finished and do not log in from shared machines.</w:t>
       </w:r>
     </w:p>
-    <w:bookmarkEnd w:id="85"/>
-    <w:bookmarkStart w:id="86" w:name="X8ab437004a5552d5921f49679fee86f8fb165f3"/>
+    <w:bookmarkEnd w:id="127"/>
+    <w:bookmarkStart w:id="128" w:name="X8ab437004a5552d5921f49679fee86f8fb165f3"/>
     <w:p>
       <w:pPr>
         <w:pStyle w:val="Heading3"/>
@@ -17184,11 +17437,50 @@
         <w:pStyle w:val="FirstParagraph"/>
       </w:pPr>
       <w:r>
-        <w:t xml:space="preserve">The system processes personal data (ID number, names, phone, email, vehicles, and payments) and must comply with Statutory Law 1581 of 2012 (Congreso de la República de Colombia, 2012). Registration requires accepting the Terms and Conditions and the Personal Data Processing Policy; those documents are samples prepared for a training project and must be reviewed by a lawyer before real commercial use. In addition, the acceptance is not yet stored on the server (action ACO-03 of the corrective, preventive, and improvement actions document). The administrator must consult only the data needed for the function, must not copy them to personal media, and must handle the requests of access or correction of the data subjects. No card data are collected. Backups and exports inherit the obligation of protection.</w:t>
-      </w:r>
-    </w:p>
-    <w:bookmarkEnd w:id="86"/>
-    <w:bookmarkStart w:id="87" w:name="Xa3fa6dfdd7cfc923a5683c6f03db157a0265f11"/>
+        <w:t xml:space="preserve">The system processes personal data (ID number, names, phone, email, vehicles, and payments) and must comply with Statutory Law 1581 of 2012 (Congreso de la República de Colombia, 2012). Registration requires accepting the Terms and Conditions and the Personal Data Processing Policy; those documents are samples prepared for a training project and must be reviewed by a lawyer before real commercial use. When a person registers, the server stores the date and time each document was accepted (</w:t>
+      </w:r>
+      <w:r>
+        <w:rPr>
+          <w:i/>
+          <w:iCs/>
+        </w:rPr>
+        <w:t xml:space="preserve">security.app_user</w:t>
+      </w:r>
+      <w:r>
+        <w:t xml:space="preserve">, columns</w:t>
+      </w:r>
+      <w:r>
+        <w:t xml:space="preserve"> </w:t>
+      </w:r>
+      <w:r>
+        <w:rPr>
+          <w:i/>
+          <w:iCs/>
+        </w:rPr>
+        <w:t xml:space="preserve">terms_accepted_at</w:t>
+      </w:r>
+      <w:r>
+        <w:t xml:space="preserve"> </w:t>
+      </w:r>
+      <w:r>
+        <w:t xml:space="preserve">and</w:t>
+      </w:r>
+      <w:r>
+        <w:t xml:space="preserve"> </w:t>
+      </w:r>
+      <w:r>
+        <w:rPr>
+          <w:i/>
+          <w:iCs/>
+        </w:rPr>
+        <w:t xml:space="preserve">data_policy_accepted_at</w:t>
+      </w:r>
+      <w:r>
+        <w:t xml:space="preserve">), which serves as proof of consent. The administrator must consult only the data needed for the function, must not copy them to personal media, and must handle the requests of access or correction of the data subjects. No card data are collected. Backups and exports inherit the obligation of protection.</w:t>
+      </w:r>
+    </w:p>
+    <w:bookmarkEnd w:id="128"/>
+    <w:bookmarkStart w:id="129" w:name="Xa3fa6dfdd7cfc923a5683c6f03db157a0265f11"/>
     <w:p>
       <w:pPr>
         <w:pStyle w:val="Heading3"/>
@@ -17338,8 +17630,8 @@
         <w:t xml:space="preserve">profile must never reach a shared deployment.</w:t>
       </w:r>
     </w:p>
-    <w:bookmarkEnd w:id="87"/>
-    <w:bookmarkStart w:id="88" w:name="X4a0870b90fa6c4a0be6d0ee5b667e629e73ded0"/>
+    <w:bookmarkEnd w:id="129"/>
+    <w:bookmarkStart w:id="130" w:name="X4a0870b90fa6c4a0be6d0ee5b667e629e73ded0"/>
     <w:p>
       <w:pPr>
         <w:pStyle w:val="Heading3"/>
@@ -17381,11 +17673,11 @@
         </w:numPr>
       </w:pPr>
       <w:r>
-        <w:t xml:space="preserve">The gateway does not apply a request rate limit and the system does not lock accounts: if the system is exposed to the internet, both controls must be implemented first.</w:t>
-      </w:r>
-    </w:p>
-    <w:bookmarkEnd w:id="88"/>
-    <w:bookmarkStart w:id="89" w:name="X46475ffb964a9fc3cb87b3d76db0442370fca8d"/>
+        <w:t xml:space="preserve">The gateway does not apply a request rate limit. Account lockout stops someone trying to guess passwords, but on a server exposed to the internet a rate limit should also be added in the proxy (Caddy) or in the gateway.</w:t>
+      </w:r>
+    </w:p>
+    <w:bookmarkEnd w:id="130"/>
+    <w:bookmarkStart w:id="131" w:name="X46475ffb964a9fc3cb87b3d76db0442370fca8d"/>
     <w:p>
       <w:pPr>
         <w:pStyle w:val="Heading3"/>
@@ -17511,18 +17803,18 @@
               <w:pStyle w:val="Compact"/>
             </w:pPr>
             <w:r>
-              <w:t xml:space="preserve">No limit of login attempts (TD-003).</w:t>
-            </w:r>
-          </w:p>
-        </w:tc>
-        <w:tc>
-          <w:tcPr/>
-          <w:p>
-            <w:pPr>
-              <w:pStyle w:val="Compact"/>
-            </w:pPr>
-            <w:r>
-              <w:t xml:space="preserve">Strong passwords; do not expose the system to the internet.</w:t>
+              <w:t xml:space="preserve">No request rate limit in the gateway.</w:t>
+            </w:r>
+          </w:p>
+        </w:tc>
+        <w:tc>
+          <w:tcPr/>
+          <w:p>
+            <w:pPr>
+              <w:pStyle w:val="Compact"/>
+            </w:pPr>
+            <w:r>
+              <w:t xml:space="preserve">Strong passwords; watch the Caddy and gateway logs for bursts of requests.</w:t>
             </w:r>
           </w:p>
         </w:tc>
@@ -17666,8 +17958,8 @@
         <w:t xml:space="preserve">Prepared by the authors from ADR-004, ADR-006, ADR-008, and the technical backlog of the project.</w:t>
       </w:r>
     </w:p>
-    <w:bookmarkEnd w:id="89"/>
-    <w:bookmarkStart w:id="90" w:name="Xeda79ad1f1b17db7e8288ee121dc9294bbf3b78"/>
+    <w:bookmarkEnd w:id="131"/>
+    <w:bookmarkStart w:id="132" w:name="Xeda79ad1f1b17db7e8288ee121dc9294bbf3b78"/>
     <w:p>
       <w:pPr>
         <w:pStyle w:val="Heading3"/>
@@ -18427,8 +18719,8 @@
         <w:t xml:space="preserve">"DBCC CHECKDB ([LavaRapido]) WITH NO_INFOMSGS"</w:t>
       </w:r>
     </w:p>
-    <w:bookmarkEnd w:id="90"/>
-    <w:bookmarkStart w:id="91" w:name="Xe2ac909301c23b06afcbc203db2b6330e815d34"/>
+    <w:bookmarkEnd w:id="132"/>
+    <w:bookmarkStart w:id="133" w:name="Xe2ac909301c23b06afcbc203db2b6330e815d34"/>
     <w:p>
       <w:pPr>
         <w:pStyle w:val="Heading3"/>
@@ -18802,18 +19094,18 @@
               <w:pStyle w:val="Compact"/>
             </w:pPr>
             <w:r>
-              <w:t xml:space="preserve">Automatic assignment does not exist.</w:t>
-            </w:r>
-          </w:p>
-        </w:tc>
-        <w:tc>
-          <w:tcPr/>
-          <w:p>
-            <w:pPr>
-              <w:pStyle w:val="Compact"/>
-            </w:pPr>
-            <w:r>
-              <w:t xml:space="preserve">Assign manually (section 12.4) every day.</w:t>
+              <w:t xml:space="preserve">No operator was free when the booking was confirmed (no shift, absent, or busy).</w:t>
+            </w:r>
+          </w:p>
+        </w:tc>
+        <w:tc>
+          <w:tcPr/>
+          <w:p>
+            <w:pPr>
+              <w:pStyle w:val="Compact"/>
+            </w:pPr>
+            <w:r>
+              <w:t xml:space="preserve">Assign by hand (section 12.4) and review the shifts and absences of the operators.</w:t>
             </w:r>
           </w:p>
         </w:tc>
@@ -19248,8 +19540,8 @@
         <w:t xml:space="preserve">Installation problems are detailed in the Installation Manual, section 17.</w:t>
       </w:r>
     </w:p>
-    <w:bookmarkEnd w:id="91"/>
-    <w:bookmarkStart w:id="92" w:name="Xfadc322e054df5ba86f0b82d8fc44eb8d804050"/>
+    <w:bookmarkEnd w:id="133"/>
+    <w:bookmarkStart w:id="134" w:name="Xfadc322e054df5ba86f0b82d8fc44eb8d804050"/>
     <w:p>
       <w:pPr>
         <w:pStyle w:val="Heading3"/>
@@ -19498,9 +19790,9 @@
         <w:t xml:space="preserve">Every incident must be recorded with the date, who detected it, the description, the severity, the cause, the actions, the result, and the measures to prevent its recurrence (Annex C).</w:t>
       </w:r>
     </w:p>
-    <w:bookmarkEnd w:id="92"/>
-    <w:bookmarkEnd w:id="93"/>
-    <w:bookmarkStart w:id="94" w:name="X6cb5874b4dca1f069fcc4e14c2e778616fd467e"/>
+    <w:bookmarkEnd w:id="134"/>
+    <w:bookmarkEnd w:id="135"/>
+    <w:bookmarkStart w:id="136" w:name="X6cb5874b4dca1f069fcc4e14c2e778616fd467e"/>
     <w:p>
       <w:pPr>
         <w:pStyle w:val="Heading2"/>
@@ -19613,7 +19905,7 @@
               <w:pStyle w:val="Compact"/>
             </w:pPr>
             <w:r>
-              <w:t xml:space="preserve">Link between an operator and a booking, made by the administrator.</w:t>
+              <w:t xml:space="preserve">Link between an operator and a booking; created by the system when the booking is confirmed or by the administrator by hand.</w:t>
             </w:r>
           </w:p>
         </w:tc>
@@ -20021,8 +20313,8 @@
         <w:t xml:space="preserve">Prepared by the authors from the project documentation.</w:t>
       </w:r>
     </w:p>
-    <w:bookmarkEnd w:id="94"/>
-    <w:bookmarkStart w:id="105" w:name="references"/>
+    <w:bookmarkEnd w:id="136"/>
+    <w:bookmarkStart w:id="147" w:name="references"/>
     <w:p>
       <w:pPr>
         <w:pStyle w:val="Heading2"/>
@@ -20057,7 +20349,7 @@
       <w:r>
         <w:t xml:space="preserve"> </w:t>
       </w:r>
-      <w:hyperlink r:id="rId95">
+      <w:hyperlink r:id="rId137">
         <w:r>
           <w:rPr>
             <w:rStyle w:val="Hyperlink"/>
@@ -20092,7 +20384,7 @@
       <w:r>
         <w:t xml:space="preserve"> </w:t>
       </w:r>
-      <w:hyperlink r:id="rId96">
+      <w:hyperlink r:id="rId138">
         <w:r>
           <w:rPr>
             <w:rStyle w:val="Hyperlink"/>
@@ -20127,7 +20419,7 @@
       <w:r>
         <w:t xml:space="preserve"> </w:t>
       </w:r>
-      <w:hyperlink r:id="rId97">
+      <w:hyperlink r:id="rId139">
         <w:r>
           <w:rPr>
             <w:rStyle w:val="Hyperlink"/>
@@ -20159,7 +20451,7 @@
       <w:r>
         <w:t xml:space="preserve"> </w:t>
       </w:r>
-      <w:hyperlink r:id="rId98">
+      <w:hyperlink r:id="rId140">
         <w:r>
           <w:rPr>
             <w:rStyle w:val="Hyperlink"/>
@@ -20191,7 +20483,7 @@
       <w:r>
         <w:t xml:space="preserve"> </w:t>
       </w:r>
-      <w:hyperlink r:id="rId99">
+      <w:hyperlink r:id="rId141">
         <w:r>
           <w:rPr>
             <w:rStyle w:val="Hyperlink"/>
@@ -20250,7 +20542,7 @@
       <w:r>
         <w:t xml:space="preserve"> </w:t>
       </w:r>
-      <w:hyperlink r:id="rId100">
+      <w:hyperlink r:id="rId142">
         <w:r>
           <w:rPr>
             <w:rStyle w:val="Hyperlink"/>
@@ -20285,7 +20577,7 @@
       <w:r>
         <w:t xml:space="preserve"> </w:t>
       </w:r>
-      <w:hyperlink r:id="rId101">
+      <w:hyperlink r:id="rId143">
         <w:r>
           <w:rPr>
             <w:rStyle w:val="Hyperlink"/>
@@ -20320,7 +20612,7 @@
       <w:r>
         <w:t xml:space="preserve"> </w:t>
       </w:r>
-      <w:hyperlink r:id="rId102">
+      <w:hyperlink r:id="rId144">
         <w:r>
           <w:rPr>
             <w:rStyle w:val="Hyperlink"/>
@@ -20355,7 +20647,7 @@
       <w:r>
         <w:t xml:space="preserve"> </w:t>
       </w:r>
-      <w:hyperlink r:id="rId103">
+      <w:hyperlink r:id="rId145">
         <w:r>
           <w:rPr>
             <w:rStyle w:val="Hyperlink"/>
@@ -20390,7 +20682,7 @@
       <w:r>
         <w:t xml:space="preserve"> </w:t>
       </w:r>
-      <w:hyperlink r:id="rId104">
+      <w:hyperlink r:id="rId146">
         <w:r>
           <w:rPr>
             <w:rStyle w:val="Hyperlink"/>
@@ -20399,8 +20691,8 @@
         </w:r>
       </w:hyperlink>
     </w:p>
-    <w:bookmarkEnd w:id="105"/>
-    <w:bookmarkStart w:id="110" w:name="X3ebececf266e1d58a5da7182dd2ea53c277ac9c"/>
+    <w:bookmarkEnd w:id="147"/>
+    <w:bookmarkStart w:id="152" w:name="X3ebececf266e1d58a5da7182dd2ea53c277ac9c"/>
     <w:p>
       <w:pPr>
         <w:pStyle w:val="Heading2"/>
@@ -20409,13 +20701,13 @@
         <w:t xml:space="preserve">19. Annexes</w:t>
       </w:r>
     </w:p>
-    <w:bookmarkStart w:id="106" w:name="annex-a-list-of-figures-pending-capture"/>
+    <w:bookmarkStart w:id="148" w:name="annex-a-source-of-the-screenshots"/>
     <w:p>
       <w:pPr>
         <w:pStyle w:val="Heading3"/>
       </w:pPr>
       <w:r>
-        <w:t xml:space="preserve">Annex A. List of Figures Pending Capture</w:t>
+        <w:t xml:space="preserve">Annex A. Source of the Screenshots</w:t>
       </w:r>
     </w:p>
     <w:p>
@@ -20423,11 +20715,56 @@
         <w:pStyle w:val="FirstParagraph"/>
       </w:pPr>
       <w:r>
-        <w:t xml:space="preserve">Before delivery, the team must replace each of the 14 placeholders with a real and sharp screenshot of the final version, ordered according to the flow. No screenshot may show passwords, bank accounts, real QR codes, or real personal data.</w:t>
-      </w:r>
-    </w:p>
-    <w:bookmarkEnd w:id="106"/>
-    <w:bookmarkStart w:id="107" w:name="X719a53e5da98359ae1512a7bf320875fef9c36a"/>
+        <w:t xml:space="preserve">The figures in this manual were taken on October 16, 2026, on the version of the</w:t>
+      </w:r>
+      <w:r>
+        <w:t xml:space="preserve"> </w:t>
+      </w:r>
+      <w:r>
+        <w:rPr>
+          <w:i/>
+          <w:iCs/>
+        </w:rPr>
+        <w:t xml:space="preserve">develop</w:t>
+      </w:r>
+      <w:r>
+        <w:t xml:space="preserve"> </w:t>
+      </w:r>
+      <w:r>
+        <w:t xml:space="preserve">branch, with the whole system running in Docker and the web at</w:t>
+      </w:r>
+      <w:r>
+        <w:t xml:space="preserve"> </w:t>
+      </w:r>
+      <w:r>
+        <w:rPr>
+          <w:i/>
+          <w:iCs/>
+        </w:rPr>
+        <w:t xml:space="preserve">http://localhost:4200</w:t>
+      </w:r>
+      <w:r>
+        <w:t xml:space="preserve">. The terminal screenshots show the real output of the commands. Test accounts, bookings, payments, and payment methods were used, so no real passwords, bank accounts, QR codes, or personal data appear. If a screen changes, the screenshot must be taken again with the same file name in the</w:t>
+      </w:r>
+      <w:r>
+        <w:t xml:space="preserve"> </w:t>
+      </w:r>
+      <w:r>
+        <w:rPr>
+          <w:i/>
+          <w:iCs/>
+        </w:rPr>
+        <w:t xml:space="preserve">capturas</w:t>
+      </w:r>
+      <w:r>
+        <w:t xml:space="preserve"> </w:t>
+      </w:r>
+      <w:r>
+        <w:t xml:space="preserve">folder.</w:t>
+      </w:r>
+    </w:p>
+    <w:bookmarkEnd w:id="148"/>
+    <w:bookmarkStart w:id="149" w:name="X719a53e5da98359ae1512a7bf320875fef9c36a"/>
     <w:p>
       <w:pPr>
         <w:pStyle w:val="Heading3"/>
@@ -20517,29 +20854,29 @@
               <w:pStyle w:val="Compact"/>
             </w:pPr>
             <w:r>
-              <w:t xml:space="preserve">Account lockout</w:t>
-            </w:r>
-          </w:p>
-        </w:tc>
-        <w:tc>
-          <w:tcPr/>
-          <w:p>
-            <w:pPr>
-              <w:pStyle w:val="Compact"/>
-            </w:pPr>
-            <w:r>
-              <w:t xml:space="preserve">RF-004b requires it but it is not implemented (TD-003).</w:t>
-            </w:r>
-          </w:p>
-        </w:tc>
-        <w:tc>
-          <w:tcPr/>
-          <w:p>
-            <w:pPr>
-              <w:pStyle w:val="Compact"/>
-            </w:pPr>
-            <w:r>
-              <w:t xml:space="preserve">8.2 and 17</w:t>
+              <w:t xml:space="preserve">Role permissions</w:t>
+            </w:r>
+          </w:p>
+        </w:tc>
+        <w:tc>
+          <w:tcPr/>
+          <w:p>
+            <w:pPr>
+              <w:pStyle w:val="Compact"/>
+            </w:pPr>
+            <w:r>
+              <w:t xml:space="preserve">Saved on the server but not enforced (ADR-015).</w:t>
+            </w:r>
+          </w:p>
+        </w:tc>
+        <w:tc>
+          <w:tcPr/>
+          <w:p>
+            <w:pPr>
+              <w:pStyle w:val="Compact"/>
+            </w:pPr>
+            <w:r>
+              <w:t xml:space="preserve">10</w:t>
             </w:r>
           </w:p>
         </w:tc>
@@ -20552,29 +20889,29 @@
               <w:pStyle w:val="Compact"/>
             </w:pPr>
             <w:r>
-              <w:t xml:space="preserve">Automatic assignment</w:t>
-            </w:r>
-          </w:p>
-        </w:tc>
-        <w:tc>
-          <w:tcPr/>
-          <w:p>
-            <w:pPr>
-              <w:pStyle w:val="Compact"/>
-            </w:pPr>
-            <w:r>
-              <w:t xml:space="preserve">RF-008 pending (TD-020); every booking is assigned by hand.</w:t>
-            </w:r>
-          </w:p>
-        </w:tc>
-        <w:tc>
-          <w:tcPr/>
-          <w:p>
-            <w:pPr>
-              <w:pStyle w:val="Compact"/>
-            </w:pPr>
-            <w:r>
-              <w:t xml:space="preserve">12.4</w:t>
+              <w:t xml:space="preserve">Audit trail</w:t>
+            </w:r>
+          </w:p>
+        </w:tc>
+        <w:tc>
+          <w:tcPr/>
+          <w:p>
+            <w:pPr>
+              <w:pStyle w:val="Compact"/>
+            </w:pPr>
+            <w:r>
+              <w:t xml:space="preserve">audit.audit_log is not populated.</w:t>
+            </w:r>
+          </w:p>
+        </w:tc>
+        <w:tc>
+          <w:tcPr/>
+          <w:p>
+            <w:pPr>
+              <w:pStyle w:val="Compact"/>
+            </w:pPr>
+            <w:r>
+              <w:t xml:space="preserve">16</w:t>
             </w:r>
           </w:p>
         </w:tc>
@@ -20587,29 +20924,29 @@
               <w:pStyle w:val="Compact"/>
             </w:pPr>
             <w:r>
-              <w:t xml:space="preserve">Business data</w:t>
-            </w:r>
-          </w:p>
-        </w:tc>
-        <w:tc>
-          <w:tcPr/>
-          <w:p>
-            <w:pPr>
-              <w:pStyle w:val="Compact"/>
-            </w:pPr>
-            <w:r>
-              <w:t xml:space="preserve">Saved only in the browser (TD-013).</w:t>
-            </w:r>
-          </w:p>
-        </w:tc>
-        <w:tc>
-          <w:tcPr/>
-          <w:p>
-            <w:pPr>
-              <w:pStyle w:val="Compact"/>
-            </w:pPr>
-            <w:r>
-              <w:t xml:space="preserve">6.3 and 11.1</w:t>
+              <w:t xml:space="preserve">Backup policy and RPO and RTO objectives</w:t>
+            </w:r>
+          </w:p>
+        </w:tc>
+        <w:tc>
+          <w:tcPr/>
+          <w:p>
+            <w:pPr>
+              <w:pStyle w:val="Compact"/>
+            </w:pPr>
+            <w:r>
+              <w:t xml:space="preserve">Not defined; the proposed values must be approved.</w:t>
+            </w:r>
+          </w:p>
+        </w:tc>
+        <w:tc>
+          <w:tcPr/>
+          <w:p>
+            <w:pPr>
+              <w:pStyle w:val="Compact"/>
+            </w:pPr>
+            <w:r>
+              <w:t xml:space="preserve">14</w:t>
             </w:r>
           </w:p>
         </w:tc>
@@ -20622,29 +20959,29 @@
               <w:pStyle w:val="Compact"/>
             </w:pPr>
             <w:r>
-              <w:t xml:space="preserve">Role permissions</w:t>
-            </w:r>
-          </w:p>
-        </w:tc>
-        <w:tc>
-          <w:tcPr/>
-          <w:p>
-            <w:pPr>
-              <w:pStyle w:val="Compact"/>
-            </w:pPr>
-            <w:r>
-              <w:t xml:space="preserve">Saved on the server but not enforced (ADR-015).</w:t>
-            </w:r>
-          </w:p>
-        </w:tc>
-        <w:tc>
-          <w:tcPr/>
-          <w:p>
-            <w:pPr>
-              <w:pStyle w:val="Compact"/>
-            </w:pPr>
-            <w:r>
-              <w:t xml:space="preserve">10</w:t>
+              <w:t xml:space="preserve">Retention of traces</w:t>
+            </w:r>
+          </w:p>
+        </w:tc>
+        <w:tc>
+          <w:tcPr/>
+          <w:p>
+            <w:pPr>
+              <w:pStyle w:val="Compact"/>
+            </w:pPr>
+            <w:r>
+              <w:t xml:space="preserve">No policy defined.</w:t>
+            </w:r>
+          </w:p>
+        </w:tc>
+        <w:tc>
+          <w:tcPr/>
+          <w:p>
+            <w:pPr>
+              <w:pStyle w:val="Compact"/>
+            </w:pPr>
+            <w:r>
+              <w:t xml:space="preserve">16.3</w:t>
             </w:r>
           </w:p>
         </w:tc>
@@ -20657,29 +20994,29 @@
               <w:pStyle w:val="Compact"/>
             </w:pPr>
             <w:r>
-              <w:t xml:space="preserve">Inspection reports</w:t>
-            </w:r>
-          </w:p>
-        </w:tc>
-        <w:tc>
-          <w:tcPr/>
-          <w:p>
-            <w:pPr>
-              <w:pStyle w:val="Compact"/>
-            </w:pPr>
-            <w:r>
-              <w:t xml:space="preserve">Saved only in the browser; the public link does not work on other devices.</w:t>
-            </w:r>
-          </w:p>
-        </w:tc>
-        <w:tc>
-          <w:tcPr/>
-          <w:p>
-            <w:pPr>
-              <w:pStyle w:val="Compact"/>
-            </w:pPr>
-            <w:r>
-              <w:t xml:space="preserve">12.5</w:t>
+              <w:t xml:space="preserve">One login per service</w:t>
+            </w:r>
+          </w:p>
+        </w:tc>
+        <w:tc>
+          <w:tcPr/>
+          <w:p>
+            <w:pPr>
+              <w:pStyle w:val="Compact"/>
+            </w:pPr>
+            <w:r>
+              <w:t xml:space="preserve">The services connect with the sa account.</w:t>
+            </w:r>
+          </w:p>
+        </w:tc>
+        <w:tc>
+          <w:tcPr/>
+          <w:p>
+            <w:pPr>
+              <w:pStyle w:val="Compact"/>
+            </w:pPr>
+            <w:r>
+              <w:t xml:space="preserve">17.3</w:t>
             </w:r>
           </w:p>
         </w:tc>
@@ -20692,204 +21029,29 @@
               <w:pStyle w:val="Compact"/>
             </w:pPr>
             <w:r>
-              <w:t xml:space="preserve">Refund texts</w:t>
-            </w:r>
-          </w:p>
-        </w:tc>
-        <w:tc>
-          <w:tcPr/>
-          <w:p>
-            <w:pPr>
-              <w:pStyle w:val="Compact"/>
-            </w:pPr>
-            <w:r>
-              <w:t xml:space="preserve">They appear in Spanish in every language (ACO-06).</w:t>
-            </w:r>
-          </w:p>
-        </w:tc>
-        <w:tc>
-          <w:tcPr/>
-          <w:p>
-            <w:pPr>
-              <w:pStyle w:val="Compact"/>
-            </w:pPr>
-            <w:r>
-              <w:t xml:space="preserve">12.6</w:t>
-            </w:r>
-          </w:p>
-        </w:tc>
-      </w:tr>
-      <w:tr>
-        <w:tc>
-          <w:tcPr/>
-          <w:p>
-            <w:pPr>
-              <w:pStyle w:val="Compact"/>
-            </w:pPr>
-            <w:r>
-              <w:t xml:space="preserve">Audit trail</w:t>
-            </w:r>
-          </w:p>
-        </w:tc>
-        <w:tc>
-          <w:tcPr/>
-          <w:p>
-            <w:pPr>
-              <w:pStyle w:val="Compact"/>
-            </w:pPr>
-            <w:r>
-              <w:t xml:space="preserve">audit.audit_log is not populated.</w:t>
-            </w:r>
-          </w:p>
-        </w:tc>
-        <w:tc>
-          <w:tcPr/>
-          <w:p>
-            <w:pPr>
-              <w:pStyle w:val="Compact"/>
-            </w:pPr>
-            <w:r>
-              <w:t xml:space="preserve">16</w:t>
-            </w:r>
-          </w:p>
-        </w:tc>
-      </w:tr>
-      <w:tr>
-        <w:tc>
-          <w:tcPr/>
-          <w:p>
-            <w:pPr>
-              <w:pStyle w:val="Compact"/>
-            </w:pPr>
-            <w:r>
-              <w:t xml:space="preserve">Personal data consent</w:t>
-            </w:r>
-          </w:p>
-        </w:tc>
-        <w:tc>
-          <w:tcPr/>
-          <w:p>
-            <w:pPr>
-              <w:pStyle w:val="Compact"/>
-            </w:pPr>
-            <w:r>
-              <w:t xml:space="preserve">The acceptance of the legal documents is not stored on the server (ACO-03).</w:t>
-            </w:r>
-          </w:p>
-        </w:tc>
-        <w:tc>
-          <w:tcPr/>
-          <w:p>
-            <w:pPr>
-              <w:pStyle w:val="Compact"/>
-            </w:pPr>
-            <w:r>
-              <w:t xml:space="preserve">17.2</w:t>
-            </w:r>
-          </w:p>
-        </w:tc>
-      </w:tr>
-      <w:tr>
-        <w:tc>
-          <w:tcPr/>
-          <w:p>
-            <w:pPr>
-              <w:pStyle w:val="Compact"/>
-            </w:pPr>
-            <w:r>
-              <w:t xml:space="preserve">Backup policy and RPO and RTO objectives</w:t>
-            </w:r>
-          </w:p>
-        </w:tc>
-        <w:tc>
-          <w:tcPr/>
-          <w:p>
-            <w:pPr>
-              <w:pStyle w:val="Compact"/>
-            </w:pPr>
-            <w:r>
-              <w:t xml:space="preserve">Not defined; the proposed values must be approved.</w:t>
-            </w:r>
-          </w:p>
-        </w:tc>
-        <w:tc>
-          <w:tcPr/>
-          <w:p>
-            <w:pPr>
-              <w:pStyle w:val="Compact"/>
-            </w:pPr>
-            <w:r>
-              <w:t xml:space="preserve">14</w:t>
-            </w:r>
-          </w:p>
-        </w:tc>
-      </w:tr>
-      <w:tr>
-        <w:tc>
-          <w:tcPr/>
-          <w:p>
-            <w:pPr>
-              <w:pStyle w:val="Compact"/>
-            </w:pPr>
-            <w:r>
-              <w:t xml:space="preserve">Retention of traces</w:t>
-            </w:r>
-          </w:p>
-        </w:tc>
-        <w:tc>
-          <w:tcPr/>
-          <w:p>
-            <w:pPr>
-              <w:pStyle w:val="Compact"/>
-            </w:pPr>
-            <w:r>
-              <w:t xml:space="preserve">No policy defined.</w:t>
-            </w:r>
-          </w:p>
-        </w:tc>
-        <w:tc>
-          <w:tcPr/>
-          <w:p>
-            <w:pPr>
-              <w:pStyle w:val="Compact"/>
-            </w:pPr>
-            <w:r>
-              <w:t xml:space="preserve">16.3</w:t>
-            </w:r>
-          </w:p>
-        </w:tc>
-      </w:tr>
-      <w:tr>
-        <w:tc>
-          <w:tcPr/>
-          <w:p>
-            <w:pPr>
-              <w:pStyle w:val="Compact"/>
-            </w:pPr>
-            <w:r>
-              <w:t xml:space="preserve">One login per service</w:t>
-            </w:r>
-          </w:p>
-        </w:tc>
-        <w:tc>
-          <w:tcPr/>
-          <w:p>
-            <w:pPr>
-              <w:pStyle w:val="Compact"/>
-            </w:pPr>
-            <w:r>
-              <w:t xml:space="preserve">The services connect with the sa account.</w:t>
-            </w:r>
-          </w:p>
-        </w:tc>
-        <w:tc>
-          <w:tcPr/>
-          <w:p>
-            <w:pPr>
-              <w:pStyle w:val="Compact"/>
-            </w:pPr>
-            <w:r>
-              <w:t xml:space="preserve">17.3</w:t>
+              <w:t xml:space="preserve">Request rate limit</w:t>
+            </w:r>
+          </w:p>
+        </w:tc>
+        <w:tc>
+          <w:tcPr/>
+          <w:p>
+            <w:pPr>
+              <w:pStyle w:val="Compact"/>
+            </w:pPr>
+            <w:r>
+              <w:t xml:space="preserve">Neither the gateway nor Caddy limits the requests per client.</w:t>
+            </w:r>
+          </w:p>
+        </w:tc>
+        <w:tc>
+          <w:tcPr/>
+          <w:p>
+            <w:pPr>
+              <w:pStyle w:val="Compact"/>
+            </w:pPr>
+            <w:r>
+              <w:t xml:space="preserve">17.4</w:t>
             </w:r>
           </w:p>
         </w:tc>
@@ -20913,8 +21075,8 @@
         <w:t xml:space="preserve">Prepared by the authors from the verification of the source code and the technical backlog of the project.</w:t>
       </w:r>
     </w:p>
-    <w:bookmarkEnd w:id="107"/>
-    <w:bookmarkStart w:id="108" w:name="annex-c-incident-record-template"/>
+    <w:bookmarkEnd w:id="149"/>
+    <w:bookmarkStart w:id="150" w:name="annex-c-incident-record-template"/>
     <w:p>
       <w:pPr>
         <w:pStyle w:val="Heading3"/>
@@ -21198,8 +21360,8 @@
         </w:tc>
       </w:tr>
     </w:tbl>
-    <w:bookmarkEnd w:id="108"/>
-    <w:bookmarkStart w:id="109" w:name="annex-d-delivery-checklist"/>
+    <w:bookmarkEnd w:id="150"/>
+    <w:bookmarkStart w:id="151" w:name="annex-d-delivery-checklist"/>
     <w:p>
       <w:pPr>
         <w:pStyle w:val="Heading3"/>
@@ -21445,7 +21607,7 @@
               <w:pStyle w:val="Compact"/>
             </w:pPr>
             <w:r>
-              <w:t xml:space="preserve">Pending items of Annex B reviewed</w:t>
+              <w:t xml:space="preserve">Items of Annex B reviewed</w:t>
             </w:r>
           </w:p>
         </w:tc>
@@ -21504,9 +21666,9 @@
         <w:t xml:space="preserve">Adapted from the checklist of the guide for writing software manuals (SENA, 2026).</w:t>
       </w:r>
     </w:p>
-    <w:bookmarkEnd w:id="109"/>
-    <w:bookmarkEnd w:id="110"/>
-    <w:bookmarkEnd w:id="111"/>
+    <w:bookmarkEnd w:id="151"/>
+    <w:bookmarkEnd w:id="152"/>
+    <w:bookmarkEnd w:id="153"/>
     <w:sectPr>
       <w:footnotePr>
         <w:numRestart w:val="eachSect"/>
@@ -23128,7 +23290,7 @@
       <w:color w:themeColor="accent1" w:themeShade="BF" w:val="365F91"/>
     </w:rPr>
   </w:style>
-  <w:style w:type="paragraph" w:customStyle="1" w:styleId="SourceCode">
+  <w:style w:customStyle="1" w:styleId="SourceCode" w:type="paragraph">
     <w:name w:val="Source Code"/>
     <w:basedOn w:val="Normal"/>
     <w:link w:val="VerbatimChar"/>
@@ -23136,7 +23298,7 @@
       <w:wordWrap w:val="off"/>
     </w:pPr>
   </w:style>
-  <w:style w:type="character" w:customStyle="1" w:styleId="KeywordTok">
+  <w:style w:customStyle="1" w:styleId="KeywordTok" w:type="character">
     <w:name w:val="KeywordTok"/>
     <w:basedOn w:val="VerbatimChar"/>
     <w:rPr>
@@ -23144,77 +23306,77 @@
       <w:color w:val="007020"/>
     </w:rPr>
   </w:style>
-  <w:style w:type="character" w:customStyle="1" w:styleId="DataTypeTok">
+  <w:style w:customStyle="1" w:styleId="DataTypeTok" w:type="character">
     <w:name w:val="DataTypeTok"/>
     <w:basedOn w:val="VerbatimChar"/>
     <w:rPr>
       <w:color w:val="902000"/>
     </w:rPr>
   </w:style>
-  <w:style w:type="character" w:customStyle="1" w:styleId="DecValTok">
+  <w:style w:customStyle="1" w:styleId="DecValTok" w:type="character">
     <w:name w:val="DecValTok"/>
     <w:basedOn w:val="VerbatimChar"/>
     <w:rPr>
       <w:color w:val="40a070"/>
     </w:rPr>
   </w:style>
-  <w:style w:type="character" w:customStyle="1" w:styleId="BaseNTok">
+  <w:style w:customStyle="1" w:styleId="BaseNTok" w:type="character">
     <w:name w:val="BaseNTok"/>
     <w:basedOn w:val="VerbatimChar"/>
     <w:rPr>
       <w:color w:val="40a070"/>
     </w:rPr>
   </w:style>
-  <w:style w:type="character" w:customStyle="1" w:styleId="FloatTok">
+  <w:style w:customStyle="1" w:styleId="FloatTok" w:type="character">
     <w:name w:val="FloatTok"/>
     <w:basedOn w:val="VerbatimChar"/>
     <w:rPr>
       <w:color w:val="40a070"/>
     </w:rPr>
   </w:style>
-  <w:style w:type="character" w:customStyle="1" w:styleId="ConstantTok">
+  <w:style w:customStyle="1" w:styleId="ConstantTok" w:type="character">
     <w:name w:val="ConstantTok"/>
     <w:basedOn w:val="VerbatimChar"/>
     <w:rPr>
       <w:color w:val="880000"/>
     </w:rPr>
   </w:style>
-  <w:style w:type="character" w:customStyle="1" w:styleId="CharTok">
+  <w:style w:customStyle="1" w:styleId="CharTok" w:type="character">
     <w:name w:val="CharTok"/>
     <w:basedOn w:val="VerbatimChar"/>
     <w:rPr>
       <w:color w:val="4070a0"/>
     </w:rPr>
   </w:style>
-  <w:style w:type="character" w:customStyle="1" w:styleId="SpecialCharTok">
+  <w:style w:customStyle="1" w:styleId="SpecialCharTok" w:type="character">
     <w:name w:val="SpecialCharTok"/>
     <w:basedOn w:val="VerbatimChar"/>
     <w:rPr>
       <w:color w:val="4070a0"/>
     </w:rPr>
   </w:style>
-  <w:style w:type="character" w:customStyle="1" w:styleId="StringTok">
+  <w:style w:customStyle="1" w:styleId="StringTok" w:type="character">
     <w:name w:val="StringTok"/>
     <w:basedOn w:val="VerbatimChar"/>
     <w:rPr>
       <w:color w:val="4070a0"/>
     </w:rPr>
   </w:style>
-  <w:style w:type="character" w:customStyle="1" w:styleId="VerbatimStringTok">
+  <w:style w:customStyle="1" w:styleId="VerbatimStringTok" w:type="character">
     <w:name w:val="VerbatimStringTok"/>
     <w:basedOn w:val="VerbatimChar"/>
     <w:rPr>
       <w:color w:val="4070a0"/>
     </w:rPr>
   </w:style>
-  <w:style w:type="character" w:customStyle="1" w:styleId="SpecialStringTok">
+  <w:style w:customStyle="1" w:styleId="SpecialStringTok" w:type="character">
     <w:name w:val="SpecialStringTok"/>
     <w:basedOn w:val="VerbatimChar"/>
     <w:rPr>
       <w:color w:val="bb6688"/>
     </w:rPr>
   </w:style>
-  <w:style w:type="character" w:customStyle="1" w:styleId="ImportTok">
+  <w:style w:customStyle="1" w:styleId="ImportTok" w:type="character">
     <w:name w:val="ImportTok"/>
     <w:basedOn w:val="VerbatimChar"/>
     <w:rPr>
@@ -23222,7 +23384,7 @@
       <w:color w:val="008000"/>
     </w:rPr>
   </w:style>
-  <w:style w:type="character" w:customStyle="1" w:styleId="CommentTok">
+  <w:style w:customStyle="1" w:styleId="CommentTok" w:type="character">
     <w:name w:val="CommentTok"/>
     <w:basedOn w:val="VerbatimChar"/>
     <w:rPr>
@@ -23230,7 +23392,7 @@
       <w:color w:val="60a0b0"/>
     </w:rPr>
   </w:style>
-  <w:style w:type="character" w:customStyle="1" w:styleId="DocumentationTok">
+  <w:style w:customStyle="1" w:styleId="DocumentationTok" w:type="character">
     <w:name w:val="DocumentationTok"/>
     <w:basedOn w:val="VerbatimChar"/>
     <w:rPr>
@@ -23238,7 +23400,7 @@
       <w:color w:val="ba2121"/>
     </w:rPr>
   </w:style>
-  <w:style w:type="character" w:customStyle="1" w:styleId="AnnotationTok">
+  <w:style w:customStyle="1" w:styleId="AnnotationTok" w:type="character">
     <w:name w:val="AnnotationTok"/>
     <w:basedOn w:val="VerbatimChar"/>
     <w:rPr>
@@ -23247,7 +23409,7 @@
       <w:color w:val="60a0b0"/>
     </w:rPr>
   </w:style>
-  <w:style w:type="character" w:customStyle="1" w:styleId="CommentVarTok">
+  <w:style w:customStyle="1" w:styleId="CommentVarTok" w:type="character">
     <w:name w:val="CommentVarTok"/>
     <w:basedOn w:val="VerbatimChar"/>
     <w:rPr>
@@ -23256,28 +23418,28 @@
       <w:color w:val="60a0b0"/>
     </w:rPr>
   </w:style>
-  <w:style w:type="character" w:customStyle="1" w:styleId="OtherTok">
+  <w:style w:customStyle="1" w:styleId="OtherTok" w:type="character">
     <w:name w:val="OtherTok"/>
     <w:basedOn w:val="VerbatimChar"/>
     <w:rPr>
       <w:color w:val="007020"/>
     </w:rPr>
   </w:style>
-  <w:style w:type="character" w:customStyle="1" w:styleId="FunctionTok">
+  <w:style w:customStyle="1" w:styleId="FunctionTok" w:type="character">
     <w:name w:val="FunctionTok"/>
     <w:basedOn w:val="VerbatimChar"/>
     <w:rPr>
       <w:color w:val="06287e"/>
     </w:rPr>
   </w:style>
-  <w:style w:type="character" w:customStyle="1" w:styleId="VariableTok">
+  <w:style w:customStyle="1" w:styleId="VariableTok" w:type="character">
     <w:name w:val="VariableTok"/>
     <w:basedOn w:val="VerbatimChar"/>
     <w:rPr>
       <w:color w:val="19177c"/>
     </w:rPr>
   </w:style>
-  <w:style w:type="character" w:customStyle="1" w:styleId="ControlFlowTok">
+  <w:style w:customStyle="1" w:styleId="ControlFlowTok" w:type="character">
     <w:name w:val="ControlFlowTok"/>
     <w:basedOn w:val="VerbatimChar"/>
     <w:rPr>
@@ -23285,45 +23447,45 @@
       <w:color w:val="007020"/>
     </w:rPr>
   </w:style>
-  <w:style w:type="character" w:customStyle="1" w:styleId="OperatorTok">
+  <w:style w:customStyle="1" w:styleId="OperatorTok" w:type="character">
     <w:name w:val="OperatorTok"/>
     <w:basedOn w:val="VerbatimChar"/>
     <w:rPr>
       <w:color w:val="666666"/>
     </w:rPr>
   </w:style>
-  <w:style w:type="character" w:customStyle="1" w:styleId="BuiltInTok">
+  <w:style w:customStyle="1" w:styleId="BuiltInTok" w:type="character">
     <w:name w:val="BuiltInTok"/>
     <w:basedOn w:val="VerbatimChar"/>
     <w:rPr>
       <w:color w:val="008000"/>
     </w:rPr>
   </w:style>
-  <w:style w:type="character" w:customStyle="1" w:styleId="ExtensionTok">
+  <w:style w:customStyle="1" w:styleId="ExtensionTok" w:type="character">
     <w:name w:val="ExtensionTok"/>
     <w:basedOn w:val="VerbatimChar"/>
     <w:rPr/>
   </w:style>
-  <w:style w:type="character" w:customStyle="1" w:styleId="PreprocessorTok">
+  <w:style w:customStyle="1" w:styleId="PreprocessorTok" w:type="character">
     <w:name w:val="PreprocessorTok"/>
     <w:basedOn w:val="VerbatimChar"/>
     <w:rPr>
       <w:color w:val="bc7a00"/>
     </w:rPr>
   </w:style>
-  <w:style w:type="character" w:customStyle="1" w:styleId="AttributeTok">
+  <w:style w:customStyle="1" w:styleId="AttributeTok" w:type="character">
     <w:name w:val="AttributeTok"/>
     <w:basedOn w:val="VerbatimChar"/>
     <w:rPr>
       <w:color w:val="7d9029"/>
     </w:rPr>
   </w:style>
-  <w:style w:type="character" w:customStyle="1" w:styleId="RegionMarkerTok">
+  <w:style w:customStyle="1" w:styleId="RegionMarkerTok" w:type="character">
     <w:name w:val="RegionMarkerTok"/>
     <w:basedOn w:val="VerbatimChar"/>
     <w:rPr/>
   </w:style>
-  <w:style w:type="character" w:customStyle="1" w:styleId="InformationTok">
+  <w:style w:customStyle="1" w:styleId="InformationTok" w:type="character">
     <w:name w:val="InformationTok"/>
     <w:basedOn w:val="VerbatimChar"/>
     <w:rPr>
@@ -23332,7 +23494,7 @@
       <w:color w:val="60a0b0"/>
     </w:rPr>
   </w:style>
-  <w:style w:type="character" w:customStyle="1" w:styleId="WarningTok">
+  <w:style w:customStyle="1" w:styleId="WarningTok" w:type="character">
     <w:name w:val="WarningTok"/>
     <w:basedOn w:val="VerbatimChar"/>
     <w:rPr>
@@ -23341,7 +23503,7 @@
       <w:color w:val="60a0b0"/>
     </w:rPr>
   </w:style>
-  <w:style w:type="character" w:customStyle="1" w:styleId="AlertTok">
+  <w:style w:customStyle="1" w:styleId="AlertTok" w:type="character">
     <w:name w:val="AlertTok"/>
     <w:basedOn w:val="VerbatimChar"/>
     <w:rPr>
@@ -23349,7 +23511,7 @@
       <w:color w:val="ff0000"/>
     </w:rPr>
   </w:style>
-  <w:style w:type="character" w:customStyle="1" w:styleId="ErrorTok">
+  <w:style w:customStyle="1" w:styleId="ErrorTok" w:type="character">
     <w:name w:val="ErrorTok"/>
     <w:basedOn w:val="VerbatimChar"/>
     <w:rPr>
@@ -23357,7 +23519,7 @@
       <w:color w:val="ff0000"/>
     </w:rPr>
   </w:style>
-  <w:style w:type="character" w:customStyle="1" w:styleId="NormalTok">
+  <w:style w:customStyle="1" w:styleId="NormalTok" w:type="character">
     <w:name w:val="NormalTok"/>
     <w:basedOn w:val="VerbatimChar"/>
     <w:rPr/>

--- a/09_MANUALES/EN/WORD/09_Administrator_Manual.docx
+++ b/09_MANUALES/EN/WORD/09_Administrator_Manual.docx
@@ -64,7 +64,7 @@
         <w:pStyle w:val="BodyText"/>
       </w:pPr>
       <w:r>
-        <w:t xml:space="preserve">October 16, 2026</w:t>
+        <w:t xml:space="preserve">October 17, 2026</w:t>
       </w:r>
     </w:p>
     <w:p>
@@ -72,7 +72,7 @@
         <w:pStyle w:val="BodyText"/>
       </w:pPr>
       <w:r>
-        <w:t xml:space="preserve">Manual Type: Administrator Manual (Business Administrators and IT Administrators) · Version 4.0</w:t>
+        <w:t xml:space="preserve">Manual Type: Administrator Manual (Business Administrators and IT Administrators) · Version 4.1</w:t>
       </w:r>
     </w:p>
     <w:bookmarkStart w:id="20" w:name="version-control"/>
@@ -361,6 +361,52 @@
           </w:p>
         </w:tc>
       </w:tr>
+      <w:tr>
+        <w:tc>
+          <w:tcPr/>
+          <w:p>
+            <w:pPr>
+              <w:pStyle w:val="Compact"/>
+            </w:pPr>
+            <w:r>
+              <w:t xml:space="preserve">4.1</w:t>
+            </w:r>
+          </w:p>
+        </w:tc>
+        <w:tc>
+          <w:tcPr/>
+          <w:p>
+            <w:pPr>
+              <w:pStyle w:val="Compact"/>
+            </w:pPr>
+            <w:r>
+              <w:t xml:space="preserve">2026-10-17</w:t>
+            </w:r>
+          </w:p>
+        </w:tc>
+        <w:tc>
+          <w:tcPr/>
+          <w:p>
+            <w:pPr>
+              <w:pStyle w:val="Compact"/>
+            </w:pPr>
+            <w:r>
+              <w:t xml:space="preserve">Review against the code of October 17, 2026. Added the inspection report from the mobile app (section 12.5): it opens from the booking detail, takes the photos with the camera or the gallery, shrinks them on the phone before uploading them, and shares the link with the phone menu.</w:t>
+            </w:r>
+          </w:p>
+        </w:tc>
+        <w:tc>
+          <w:tcPr/>
+          <w:p>
+            <w:pPr>
+              <w:pStyle w:val="Compact"/>
+            </w:pPr>
+            <w:r>
+              <w:t xml:space="preserve">Development team</w:t>
+            </w:r>
+          </w:p>
+        </w:tc>
+      </w:tr>
     </w:tbl>
     <w:p>
       <w:pPr>
@@ -1790,7 +1836,7 @@
         <w:pStyle w:val="FirstParagraph"/>
       </w:pPr>
       <w:r>
-        <w:t xml:space="preserve">The manual was verified against the source code of the web application and of the services (Vehicle Washing Development Team, 2026b, 2026c, 2026d) and against the project documentation updated on October 16, 2026 (Vehicle Washing Development Team, 2026a). The web application includes a complete administration module under the route</w:t>
+        <w:t xml:space="preserve">The manual was verified against the source code of the web application and of the services (Vehicle Washing Development Team, 2026b, 2026c, 2026d) and against the project documentation updated on October 17, 2026 (Vehicle Washing Development Team, 2026a). The web application includes a complete administration module under the route</w:t>
       </w:r>
       <w:r>
         <w:t xml:space="preserve"> </w:t>
@@ -10320,6 +10366,283 @@
           <w:b/>
           <w:bCs/>
         </w:rPr>
+        <w:t xml:space="preserve">From the mobile app.</w:t>
+      </w:r>
+      <w:r>
+        <w:t xml:space="preserve"> </w:t>
+      </w:r>
+      <w:r>
+        <w:t xml:space="preserve">The report can also be managed from the phone, with the same phases and the same server rules:</w:t>
+      </w:r>
+    </w:p>
+    <w:p>
+      <w:pPr>
+        <w:pStyle w:val="Compact"/>
+        <w:numPr>
+          <w:ilvl w:val="0"/>
+          <w:numId w:val="1037"/>
+        </w:numPr>
+      </w:pPr>
+      <w:r>
+        <w:t xml:space="preserve">In</w:t>
+      </w:r>
+      <w:r>
+        <w:t xml:space="preserve"> </w:t>
+      </w:r>
+      <w:r>
+        <w:rPr>
+          <w:b/>
+          <w:bCs/>
+        </w:rPr>
+        <w:t xml:space="preserve">Bookings</w:t>
+      </w:r>
+      <w:r>
+        <w:t xml:space="preserve">, tap the eye icon of the booking and, in the detail, tap</w:t>
+      </w:r>
+      <w:r>
+        <w:t xml:space="preserve"> </w:t>
+      </w:r>
+      <w:r>
+        <w:rPr>
+          <w:b/>
+          <w:bCs/>
+        </w:rPr>
+        <w:t xml:space="preserve">Inspection</w:t>
+      </w:r>
+      <w:r>
+        <w:t xml:space="preserve">. The button only appears for services of 180 minutes or more that are confirmed, in progress, or completed.</w:t>
+      </w:r>
+    </w:p>
+    <w:p>
+      <w:pPr>
+        <w:pStyle w:val="Compact"/>
+        <w:numPr>
+          <w:ilvl w:val="0"/>
+          <w:numId w:val="1037"/>
+        </w:numPr>
+      </w:pPr>
+      <w:r>
+        <w:t xml:space="preserve">Tap</w:t>
+      </w:r>
+      <w:r>
+        <w:t xml:space="preserve"> </w:t>
+      </w:r>
+      <w:r>
+        <w:rPr>
+          <w:b/>
+          <w:bCs/>
+        </w:rPr>
+        <w:t xml:space="preserve">Start report</w:t>
+      </w:r>
+      <w:r>
+        <w:t xml:space="preserve"> </w:t>
+      </w:r>
+      <w:r>
+        <w:t xml:space="preserve">and, in each phase,</w:t>
+      </w:r>
+      <w:r>
+        <w:t xml:space="preserve"> </w:t>
+      </w:r>
+      <w:r>
+        <w:rPr>
+          <w:b/>
+          <w:bCs/>
+        </w:rPr>
+        <w:t xml:space="preserve">Start phase</w:t>
+      </w:r>
+      <w:r>
+        <w:t xml:space="preserve">,</w:t>
+      </w:r>
+      <w:r>
+        <w:t xml:space="preserve"> </w:t>
+      </w:r>
+      <w:r>
+        <w:rPr>
+          <w:b/>
+          <w:bCs/>
+        </w:rPr>
+        <w:t xml:space="preserve">Add finding</w:t>
+      </w:r>
+      <w:r>
+        <w:t xml:space="preserve">, and</w:t>
+      </w:r>
+      <w:r>
+        <w:t xml:space="preserve"> </w:t>
+      </w:r>
+      <w:r>
+        <w:rPr>
+          <w:b/>
+          <w:bCs/>
+        </w:rPr>
+        <w:t xml:space="preserve">Finish phase</w:t>
+      </w:r>
+      <w:r>
+        <w:t xml:space="preserve"> </w:t>
+      </w:r>
+      <w:r>
+        <w:t xml:space="preserve">(or</w:t>
+      </w:r>
+      <w:r>
+        <w:t xml:space="preserve"> </w:t>
+      </w:r>
+      <w:r>
+        <w:rPr>
+          <w:b/>
+          <w:bCs/>
+        </w:rPr>
+        <w:t xml:space="preserve">Reopen</w:t>
+      </w:r>
+      <w:r>
+        <w:t xml:space="preserve"> </w:t>
+      </w:r>
+      <w:r>
+        <w:t xml:space="preserve">to correct a finished phase).</w:t>
+      </w:r>
+    </w:p>
+    <w:p>
+      <w:pPr>
+        <w:pStyle w:val="Compact"/>
+        <w:numPr>
+          <w:ilvl w:val="0"/>
+          <w:numId w:val="1037"/>
+        </w:numPr>
+      </w:pPr>
+      <w:r>
+        <w:t xml:space="preserve">In</w:t>
+      </w:r>
+      <w:r>
+        <w:t xml:space="preserve"> </w:t>
+      </w:r>
+      <w:r>
+        <w:rPr>
+          <w:b/>
+          <w:bCs/>
+        </w:rPr>
+        <w:t xml:space="preserve">New finding</w:t>
+      </w:r>
+      <w:r>
+        <w:t xml:space="preserve">, type or choose the vehicle part from the suggestions, choose the type, and write the note. Attach up to five photos with</w:t>
+      </w:r>
+      <w:r>
+        <w:t xml:space="preserve"> </w:t>
+      </w:r>
+      <w:r>
+        <w:rPr>
+          <w:b/>
+          <w:bCs/>
+        </w:rPr>
+        <w:t xml:space="preserve">Take photo</w:t>
+      </w:r>
+      <w:r>
+        <w:t xml:space="preserve"> </w:t>
+      </w:r>
+      <w:r>
+        <w:t xml:space="preserve">(camera) or</w:t>
+      </w:r>
+      <w:r>
+        <w:t xml:space="preserve"> </w:t>
+      </w:r>
+      <w:r>
+        <w:rPr>
+          <w:b/>
+          <w:bCs/>
+        </w:rPr>
+        <w:t xml:space="preserve">Gallery</w:t>
+      </w:r>
+      <w:r>
+        <w:t xml:space="preserve">. The app shrinks each photo to 1600 pixels on its longer side, in JPEG format, before uploading it, because the server accepts at most 2 MB per photo.</w:t>
+      </w:r>
+    </w:p>
+    <w:p>
+      <w:pPr>
+        <w:pStyle w:val="Compact"/>
+        <w:numPr>
+          <w:ilvl w:val="0"/>
+          <w:numId w:val="1037"/>
+        </w:numPr>
+      </w:pPr>
+      <w:r>
+        <w:t xml:space="preserve">Tap</w:t>
+      </w:r>
+      <w:r>
+        <w:t xml:space="preserve"> </w:t>
+      </w:r>
+      <w:r>
+        <w:rPr>
+          <w:b/>
+          <w:bCs/>
+        </w:rPr>
+        <w:t xml:space="preserve">Publish and share link</w:t>
+      </w:r>
+      <w:r>
+        <w:t xml:space="preserve">. The report is published and, from then on,</w:t>
+      </w:r>
+      <w:r>
+        <w:t xml:space="preserve"> </w:t>
+      </w:r>
+      <w:r>
+        <w:rPr>
+          <w:b/>
+          <w:bCs/>
+        </w:rPr>
+        <w:t xml:space="preserve">Share link</w:t>
+      </w:r>
+      <w:r>
+        <w:t xml:space="preserve"> </w:t>
+      </w:r>
+      <w:r>
+        <w:t xml:space="preserve">opens the phone share menu (WhatsApp, email, or copy).</w:t>
+      </w:r>
+      <w:r>
+        <w:t xml:space="preserve"> </w:t>
+      </w:r>
+      <w:r>
+        <w:rPr>
+          <w:b/>
+          <w:bCs/>
+        </w:rPr>
+        <w:t xml:space="preserve">Notify customer</w:t>
+      </w:r>
+      <w:r>
+        <w:t xml:space="preserve"> </w:t>
+      </w:r>
+      <w:r>
+        <w:t xml:space="preserve">sends the same notice as the web, and</w:t>
+      </w:r>
+      <w:r>
+        <w:t xml:space="preserve"> </w:t>
+      </w:r>
+      <w:r>
+        <w:rPr>
+          <w:b/>
+          <w:bCs/>
+        </w:rPr>
+        <w:t xml:space="preserve">View as customer</w:t>
+      </w:r>
+      <w:r>
+        <w:t xml:space="preserve"> </w:t>
+      </w:r>
+      <w:r>
+        <w:t xml:space="preserve">opens the public link in the browser.</w:t>
+      </w:r>
+    </w:p>
+    <w:p>
+      <w:pPr>
+        <w:pStyle w:val="FirstParagraph"/>
+      </w:pPr>
+      <w:r>
+        <w:t xml:space="preserve">The first time, the phone asks for permission to use the camera and the photos; if the permission is denied, the screen says it must be enabled in the phone settings. Saved photos are shown as thumbnails and are enlarged when tapped.</w:t>
+      </w:r>
+    </w:p>
+    <w:p>
+      <w:pPr>
+        <w:pStyle w:val="BodyText"/>
+      </w:pPr>
+      <w:r>
+        <w:rPr>
+          <w:b/>
+          <w:bCs/>
+        </w:rPr>
         <w:t xml:space="preserve">Where it is saved:</w:t>
       </w:r>
       <w:r>
@@ -10378,7 +10701,7 @@
         <w:t xml:space="preserve">execution.inspection_photo</w:t>
       </w:r>
       <w:r>
-        <w:t xml:space="preserve">). The photos are compressed in the browser before they are sent. The public link (route</w:t>
+        <w:t xml:space="preserve">). The photos are shrunk before they are sent: in the browser when the web is used and on the phone when the mobile app is used. The public link (route</w:t>
       </w:r>
       <w:r>
         <w:t xml:space="preserve"> </w:t>
@@ -10706,7 +11029,7 @@
         <w:pStyle w:val="Compact"/>
         <w:numPr>
           <w:ilvl w:val="0"/>
-          <w:numId w:val="1037"/>
+          <w:numId w:val="1038"/>
         </w:numPr>
       </w:pPr>
       <w:r>
@@ -10760,7 +11083,7 @@
         <w:pStyle w:val="Compact"/>
         <w:numPr>
           <w:ilvl w:val="0"/>
-          <w:numId w:val="1037"/>
+          <w:numId w:val="1038"/>
         </w:numPr>
       </w:pPr>
       <w:r>
@@ -10833,7 +11156,7 @@
         <w:pStyle w:val="Compact"/>
         <w:numPr>
           <w:ilvl w:val="0"/>
-          <w:numId w:val="1037"/>
+          <w:numId w:val="1038"/>
         </w:numPr>
       </w:pPr>
       <w:r>
@@ -10845,7 +11168,7 @@
         <w:pStyle w:val="Compact"/>
         <w:numPr>
           <w:ilvl w:val="0"/>
-          <w:numId w:val="1037"/>
+          <w:numId w:val="1038"/>
         </w:numPr>
       </w:pPr>
       <w:r>
@@ -11364,7 +11687,7 @@
         <w:pStyle w:val="Compact"/>
         <w:numPr>
           <w:ilvl w:val="0"/>
-          <w:numId w:val="1038"/>
+          <w:numId w:val="1039"/>
         </w:numPr>
       </w:pPr>
       <w:r>
@@ -11427,127 +11750,6 @@
       </w:r>
       <w:r>
         <w:t xml:space="preserve">(if it is in the future, the promotion stays scheduled until that day).</w:t>
-      </w:r>
-    </w:p>
-    <w:p>
-      <w:pPr>
-        <w:pStyle w:val="Compact"/>
-        <w:numPr>
-          <w:ilvl w:val="0"/>
-          <w:numId w:val="1038"/>
-        </w:numPr>
-      </w:pPr>
-      <w:r>
-        <w:t xml:space="preserve">Type the</w:t>
-      </w:r>
-      <w:r>
-        <w:t xml:space="preserve"> </w:t>
-      </w:r>
-      <w:r>
-        <w:rPr>
-          <w:b/>
-          <w:bCs/>
-        </w:rPr>
-        <w:t xml:space="preserve">Discount on redemption (%)</w:t>
-      </w:r>
-      <w:r>
-        <w:t xml:space="preserve">, between 1 and 100 (100 = free), which is applied to the booking total when the customer redeems the coupon.</w:t>
-      </w:r>
-    </w:p>
-    <w:p>
-      <w:pPr>
-        <w:pStyle w:val="Compact"/>
-        <w:numPr>
-          <w:ilvl w:val="0"/>
-          <w:numId w:val="1038"/>
-        </w:numPr>
-      </w:pPr>
-      <w:r>
-        <w:t xml:space="preserve">Type the</w:t>
-      </w:r>
-      <w:r>
-        <w:t xml:space="preserve"> </w:t>
-      </w:r>
-      <w:r>
-        <w:rPr>
-          <w:b/>
-          <w:bCs/>
-        </w:rPr>
-        <w:t xml:space="preserve">Loyalty points required</w:t>
-      </w:r>
-      <w:r>
-        <w:t xml:space="preserve"> </w:t>
-      </w:r>
-      <w:r>
-        <w:t xml:space="preserve">to unlock the coupon (0 = available to everyone).</w:t>
-      </w:r>
-    </w:p>
-    <w:p>
-      <w:pPr>
-        <w:pStyle w:val="Compact"/>
-        <w:numPr>
-          <w:ilvl w:val="0"/>
-          <w:numId w:val="1038"/>
-        </w:numPr>
-      </w:pPr>
-      <w:r>
-        <w:t xml:space="preserve">Save. The card of the promotion shows the discount ("N% off") and the points needed ("unlocks at N points" or "available to everyone"). The status is calculated from the start date and can be paused or resumed from the card.</w:t>
-      </w:r>
-    </w:p>
-    <w:p>
-      <w:pPr>
-        <w:pStyle w:val="FirstParagraph"/>
-      </w:pPr>
-      <w:r>
-        <w:t xml:space="preserve">When the points of a customer reach those required by an available coupon, the customer receives the notice "You have a redeemable coupon!" with its code. Redeeming a coupon does not consume points, and each coupon can be redeemed once per booking.</w:t>
-      </w:r>
-    </w:p>
-    <w:bookmarkEnd w:id="96"/>
-    <w:bookmarkEnd w:id="97"/>
-    <w:bookmarkStart w:id="102" w:name="X538afaabdbd0d453e906ecdbd611e5b63717e92"/>
-    <w:p>
-      <w:pPr>
-        <w:pStyle w:val="Heading2"/>
-      </w:pPr>
-      <w:r>
-        <w:t xml:space="preserve">13. Administrative Reports</w:t>
-      </w:r>
-    </w:p>
-    <w:p>
-      <w:pPr>
-        <w:pStyle w:val="FirstParagraph"/>
-      </w:pPr>
-      <w:r>
-        <w:t xml:space="preserve">The</w:t>
-      </w:r>
-      <w:r>
-        <w:t xml:space="preserve"> </w:t>
-      </w:r>
-      <w:r>
-        <w:rPr>
-          <w:b/>
-          <w:bCs/>
-        </w:rPr>
-        <w:t xml:space="preserve">Reports</w:t>
-      </w:r>
-      <w:r>
-        <w:t xml:space="preserve"> </w:t>
-      </w:r>
-      <w:r>
-        <w:t xml:space="preserve">screen (route</w:t>
-      </w:r>
-      <w:r>
-        <w:t xml:space="preserve"> </w:t>
-      </w:r>
-      <w:r>
-        <w:rPr>
-          <w:i/>
-          <w:iCs/>
-        </w:rPr>
-        <w:t xml:space="preserve">/admin/reports</w:t>
-      </w:r>
-      <w:r>
-        <w:t xml:space="preserve">) shows the performance of the business with data of bookings and payments loaded from the server:</w:t>
       </w:r>
     </w:p>
     <w:p>
@@ -11559,7 +11761,7 @@
         </w:numPr>
       </w:pPr>
       <w:r>
-        <w:t xml:space="preserve">Choose the filters</w:t>
+        <w:t xml:space="preserve">Type the</w:t>
       </w:r>
       <w:r>
         <w:t xml:space="preserve"> </w:t>
@@ -11569,52 +11771,10 @@
           <w:b/>
           <w:bCs/>
         </w:rPr>
-        <w:t xml:space="preserve">Date</w:t>
-      </w:r>
-      <w:r>
-        <w:t xml:space="preserve">,</w:t>
-      </w:r>
-      <w:r>
-        <w:t xml:space="preserve"> </w:t>
-      </w:r>
-      <w:r>
-        <w:rPr>
-          <w:b/>
-          <w:bCs/>
-        </w:rPr>
-        <w:t xml:space="preserve">Service</w:t>
-      </w:r>
-      <w:r>
-        <w:t xml:space="preserve">, and</w:t>
-      </w:r>
-      <w:r>
-        <w:t xml:space="preserve"> </w:t>
-      </w:r>
-      <w:r>
-        <w:rPr>
-          <w:b/>
-          <w:bCs/>
-        </w:rPr>
-        <w:t xml:space="preserve">Operator</w:t>
-      </w:r>
-      <w:r>
-        <w:t xml:space="preserve"> </w:t>
-      </w:r>
-      <w:r>
-        <w:t xml:space="preserve">and click</w:t>
-      </w:r>
-      <w:r>
-        <w:t xml:space="preserve"> </w:t>
-      </w:r>
-      <w:r>
-        <w:rPr>
-          <w:b/>
-          <w:bCs/>
-        </w:rPr>
-        <w:t xml:space="preserve">Apply filters</w:t>
-      </w:r>
-      <w:r>
-        <w:t xml:space="preserve">.</w:t>
+        <w:t xml:space="preserve">Discount on redemption (%)</w:t>
+      </w:r>
+      <w:r>
+        <w:t xml:space="preserve">, between 1 and 100 (100 = free), which is applied to the booking total when the customer redeems the coupon.</w:t>
       </w:r>
     </w:p>
     <w:p>
@@ -11626,7 +11786,7 @@
         </w:numPr>
       </w:pPr>
       <w:r>
-        <w:t xml:space="preserve">Review the</w:t>
+        <w:t xml:space="preserve">Type the</w:t>
       </w:r>
       <w:r>
         <w:t xml:space="preserve"> </w:t>
@@ -11636,13 +11796,13 @@
           <w:b/>
           <w:bCs/>
         </w:rPr>
-        <w:t xml:space="preserve">Charts</w:t>
-      </w:r>
-      <w:r>
-        <w:t xml:space="preserve"> </w:t>
-      </w:r>
-      <w:r>
-        <w:t xml:space="preserve">of services completed and revenue for the period.</w:t>
+        <w:t xml:space="preserve">Loyalty points required</w:t>
+      </w:r>
+      <w:r>
+        <w:t xml:space="preserve"> </w:t>
+      </w:r>
+      <w:r>
+        <w:t xml:space="preserve">to unlock the coupon (0 = available to everyone).</w:t>
       </w:r>
     </w:p>
     <w:p>
@@ -11654,7 +11814,34 @@
         </w:numPr>
       </w:pPr>
       <w:r>
-        <w:t xml:space="preserve">Review the summaries</w:t>
+        <w:t xml:space="preserve">Save. The card of the promotion shows the discount ("N% off") and the points needed ("unlocks at N points" or "available to everyone"). The status is calculated from the start date and can be paused or resumed from the card.</w:t>
+      </w:r>
+    </w:p>
+    <w:p>
+      <w:pPr>
+        <w:pStyle w:val="FirstParagraph"/>
+      </w:pPr>
+      <w:r>
+        <w:t xml:space="preserve">When the points of a customer reach those required by an available coupon, the customer receives the notice "You have a redeemable coupon!" with its code. Redeeming a coupon does not consume points, and each coupon can be redeemed once per booking.</w:t>
+      </w:r>
+    </w:p>
+    <w:bookmarkEnd w:id="96"/>
+    <w:bookmarkEnd w:id="97"/>
+    <w:bookmarkStart w:id="102" w:name="X538afaabdbd0d453e906ecdbd611e5b63717e92"/>
+    <w:p>
+      <w:pPr>
+        <w:pStyle w:val="Heading2"/>
+      </w:pPr>
+      <w:r>
+        <w:t xml:space="preserve">13. Administrative Reports</w:t>
+      </w:r>
+    </w:p>
+    <w:p>
+      <w:pPr>
+        <w:pStyle w:val="FirstParagraph"/>
+      </w:pPr>
+      <w:r>
+        <w:t xml:space="preserve">The</w:t>
       </w:r>
       <w:r>
         <w:t xml:space="preserve"> </w:t>
@@ -11664,65 +11851,26 @@
           <w:b/>
           <w:bCs/>
         </w:rPr>
-        <w:t xml:space="preserve">Today's Report</w:t>
-      </w:r>
-      <w:r>
-        <w:t xml:space="preserve">,</w:t>
-      </w:r>
-      <w:r>
-        <w:t xml:space="preserve"> </w:t>
-      </w:r>
-      <w:r>
-        <w:rPr>
-          <w:b/>
-          <w:bCs/>
-        </w:rPr>
-        <w:t xml:space="preserve">Week's Report</w:t>
-      </w:r>
-      <w:r>
-        <w:t xml:space="preserve">, and</w:t>
-      </w:r>
-      <w:r>
-        <w:t xml:space="preserve"> </w:t>
-      </w:r>
-      <w:r>
-        <w:rPr>
-          <w:b/>
-          <w:bCs/>
-        </w:rPr>
-        <w:t xml:space="preserve">Month's Report</w:t>
-      </w:r>
-      <w:r>
-        <w:t xml:space="preserve"> </w:t>
-      </w:r>
-      <w:r>
-        <w:t xml:space="preserve">(services completed and total revenue), the</w:t>
-      </w:r>
-      <w:r>
-        <w:t xml:space="preserve"> </w:t>
-      </w:r>
-      <w:r>
-        <w:rPr>
-          <w:b/>
-          <w:bCs/>
-        </w:rPr>
-        <w:t xml:space="preserve">Year's Total Revenue</w:t>
-      </w:r>
-      <w:r>
-        <w:t xml:space="preserve">, and the</w:t>
-      </w:r>
-      <w:r>
-        <w:t xml:space="preserve"> </w:t>
-      </w:r>
-      <w:r>
-        <w:rPr>
-          <w:b/>
-          <w:bCs/>
-        </w:rPr>
-        <w:t xml:space="preserve">Best-Selling Services</w:t>
-      </w:r>
-      <w:r>
-        <w:t xml:space="preserve">.</w:t>
+        <w:t xml:space="preserve">Reports</w:t>
+      </w:r>
+      <w:r>
+        <w:t xml:space="preserve"> </w:t>
+      </w:r>
+      <w:r>
+        <w:t xml:space="preserve">screen (route</w:t>
+      </w:r>
+      <w:r>
+        <w:t xml:space="preserve"> </w:t>
+      </w:r>
+      <w:r>
+        <w:rPr>
+          <w:i/>
+          <w:iCs/>
+        </w:rPr>
+        <w:t xml:space="preserve">/admin/reports</w:t>
+      </w:r>
+      <w:r>
+        <w:t xml:space="preserve">) shows the performance of the business with data of bookings and payments loaded from the server:</w:t>
       </w:r>
     </w:p>
     <w:p>
@@ -11730,7 +11878,182 @@
         <w:pStyle w:val="Compact"/>
         <w:numPr>
           <w:ilvl w:val="0"/>
-          <w:numId w:val="1039"/>
+          <w:numId w:val="1040"/>
+        </w:numPr>
+      </w:pPr>
+      <w:r>
+        <w:t xml:space="preserve">Choose the filters</w:t>
+      </w:r>
+      <w:r>
+        <w:t xml:space="preserve"> </w:t>
+      </w:r>
+      <w:r>
+        <w:rPr>
+          <w:b/>
+          <w:bCs/>
+        </w:rPr>
+        <w:t xml:space="preserve">Date</w:t>
+      </w:r>
+      <w:r>
+        <w:t xml:space="preserve">,</w:t>
+      </w:r>
+      <w:r>
+        <w:t xml:space="preserve"> </w:t>
+      </w:r>
+      <w:r>
+        <w:rPr>
+          <w:b/>
+          <w:bCs/>
+        </w:rPr>
+        <w:t xml:space="preserve">Service</w:t>
+      </w:r>
+      <w:r>
+        <w:t xml:space="preserve">, and</w:t>
+      </w:r>
+      <w:r>
+        <w:t xml:space="preserve"> </w:t>
+      </w:r>
+      <w:r>
+        <w:rPr>
+          <w:b/>
+          <w:bCs/>
+        </w:rPr>
+        <w:t xml:space="preserve">Operator</w:t>
+      </w:r>
+      <w:r>
+        <w:t xml:space="preserve"> </w:t>
+      </w:r>
+      <w:r>
+        <w:t xml:space="preserve">and click</w:t>
+      </w:r>
+      <w:r>
+        <w:t xml:space="preserve"> </w:t>
+      </w:r>
+      <w:r>
+        <w:rPr>
+          <w:b/>
+          <w:bCs/>
+        </w:rPr>
+        <w:t xml:space="preserve">Apply filters</w:t>
+      </w:r>
+      <w:r>
+        <w:t xml:space="preserve">.</w:t>
+      </w:r>
+    </w:p>
+    <w:p>
+      <w:pPr>
+        <w:pStyle w:val="Compact"/>
+        <w:numPr>
+          <w:ilvl w:val="0"/>
+          <w:numId w:val="1040"/>
+        </w:numPr>
+      </w:pPr>
+      <w:r>
+        <w:t xml:space="preserve">Review the</w:t>
+      </w:r>
+      <w:r>
+        <w:t xml:space="preserve"> </w:t>
+      </w:r>
+      <w:r>
+        <w:rPr>
+          <w:b/>
+          <w:bCs/>
+        </w:rPr>
+        <w:t xml:space="preserve">Charts</w:t>
+      </w:r>
+      <w:r>
+        <w:t xml:space="preserve"> </w:t>
+      </w:r>
+      <w:r>
+        <w:t xml:space="preserve">of services completed and revenue for the period.</w:t>
+      </w:r>
+    </w:p>
+    <w:p>
+      <w:pPr>
+        <w:pStyle w:val="Compact"/>
+        <w:numPr>
+          <w:ilvl w:val="0"/>
+          <w:numId w:val="1040"/>
+        </w:numPr>
+      </w:pPr>
+      <w:r>
+        <w:t xml:space="preserve">Review the summaries</w:t>
+      </w:r>
+      <w:r>
+        <w:t xml:space="preserve"> </w:t>
+      </w:r>
+      <w:r>
+        <w:rPr>
+          <w:b/>
+          <w:bCs/>
+        </w:rPr>
+        <w:t xml:space="preserve">Today's Report</w:t>
+      </w:r>
+      <w:r>
+        <w:t xml:space="preserve">,</w:t>
+      </w:r>
+      <w:r>
+        <w:t xml:space="preserve"> </w:t>
+      </w:r>
+      <w:r>
+        <w:rPr>
+          <w:b/>
+          <w:bCs/>
+        </w:rPr>
+        <w:t xml:space="preserve">Week's Report</w:t>
+      </w:r>
+      <w:r>
+        <w:t xml:space="preserve">, and</w:t>
+      </w:r>
+      <w:r>
+        <w:t xml:space="preserve"> </w:t>
+      </w:r>
+      <w:r>
+        <w:rPr>
+          <w:b/>
+          <w:bCs/>
+        </w:rPr>
+        <w:t xml:space="preserve">Month's Report</w:t>
+      </w:r>
+      <w:r>
+        <w:t xml:space="preserve"> </w:t>
+      </w:r>
+      <w:r>
+        <w:t xml:space="preserve">(services completed and total revenue), the</w:t>
+      </w:r>
+      <w:r>
+        <w:t xml:space="preserve"> </w:t>
+      </w:r>
+      <w:r>
+        <w:rPr>
+          <w:b/>
+          <w:bCs/>
+        </w:rPr>
+        <w:t xml:space="preserve">Year's Total Revenue</w:t>
+      </w:r>
+      <w:r>
+        <w:t xml:space="preserve">, and the</w:t>
+      </w:r>
+      <w:r>
+        <w:t xml:space="preserve"> </w:t>
+      </w:r>
+      <w:r>
+        <w:rPr>
+          <w:b/>
+          <w:bCs/>
+        </w:rPr>
+        <w:t xml:space="preserve">Best-Selling Services</w:t>
+      </w:r>
+      <w:r>
+        <w:t xml:space="preserve">.</w:t>
+      </w:r>
+    </w:p>
+    <w:p>
+      <w:pPr>
+        <w:pStyle w:val="Compact"/>
+        <w:numPr>
+          <w:ilvl w:val="0"/>
+          <w:numId w:val="1040"/>
         </w:numPr>
       </w:pPr>
       <w:r>
@@ -14172,7 +14495,7 @@
         <w:pStyle w:val="Compact"/>
         <w:numPr>
           <w:ilvl w:val="0"/>
-          <w:numId w:val="1040"/>
+          <w:numId w:val="1041"/>
         </w:numPr>
       </w:pPr>
       <w:r>
@@ -14184,7 +14507,7 @@
         <w:pStyle w:val="Compact"/>
         <w:numPr>
           <w:ilvl w:val="0"/>
-          <w:numId w:val="1040"/>
+          <w:numId w:val="1041"/>
         </w:numPr>
       </w:pPr>
       <w:r>
@@ -14196,7 +14519,7 @@
         <w:pStyle w:val="Compact"/>
         <w:numPr>
           <w:ilvl w:val="0"/>
-          <w:numId w:val="1040"/>
+          <w:numId w:val="1041"/>
         </w:numPr>
       </w:pPr>
       <w:r>
@@ -14208,7 +14531,7 @@
         <w:pStyle w:val="Compact"/>
         <w:numPr>
           <w:ilvl w:val="0"/>
-          <w:numId w:val="1040"/>
+          <w:numId w:val="1041"/>
         </w:numPr>
       </w:pPr>
       <w:r>
@@ -14220,7 +14543,7 @@
         <w:pStyle w:val="Compact"/>
         <w:numPr>
           <w:ilvl w:val="0"/>
-          <w:numId w:val="1040"/>
+          <w:numId w:val="1041"/>
         </w:numPr>
       </w:pPr>
       <w:r>
@@ -15256,7 +15579,7 @@
         <w:pStyle w:val="Compact"/>
         <w:numPr>
           <w:ilvl w:val="0"/>
-          <w:numId w:val="1041"/>
+          <w:numId w:val="1042"/>
         </w:numPr>
       </w:pPr>
       <w:r>
@@ -15284,7 +15607,7 @@
         <w:pStyle w:val="Compact"/>
         <w:numPr>
           <w:ilvl w:val="0"/>
-          <w:numId w:val="1041"/>
+          <w:numId w:val="1042"/>
         </w:numPr>
       </w:pPr>
       <w:r>
@@ -15296,7 +15619,7 @@
         <w:pStyle w:val="Compact"/>
         <w:numPr>
           <w:ilvl w:val="0"/>
-          <w:numId w:val="1041"/>
+          <w:numId w:val="1042"/>
         </w:numPr>
       </w:pPr>
       <w:r>
@@ -15544,413 +15867,11 @@
         <w:pStyle w:val="Compact"/>
         <w:numPr>
           <w:ilvl w:val="0"/>
-          <w:numId w:val="1042"/>
+          <w:numId w:val="1043"/>
         </w:numPr>
       </w:pPr>
       <w:r>
         <w:t xml:space="preserve">Obtain authorization and announce the interruption to the users.</w:t>
-      </w:r>
-    </w:p>
-    <w:p>
-      <w:pPr>
-        <w:pStyle w:val="Compact"/>
-        <w:numPr>
-          <w:ilvl w:val="0"/>
-          <w:numId w:val="1042"/>
-        </w:numPr>
-      </w:pPr>
-      <w:r>
-        <w:t xml:space="preserve">Choose the backup and check its integrity with RESTORE VERIFYONLY.</w:t>
-      </w:r>
-    </w:p>
-    <w:p>
-      <w:pPr>
-        <w:pStyle w:val="Compact"/>
-        <w:numPr>
-          <w:ilvl w:val="0"/>
-          <w:numId w:val="1042"/>
-        </w:numPr>
-      </w:pPr>
-      <w:r>
-        <w:t xml:space="preserve">Stop the application services and the gateway so that they do not write during the restoration; leave SQL Server running.</w:t>
-      </w:r>
-    </w:p>
-    <w:p>
-      <w:pPr>
-        <w:pStyle w:val="Compact"/>
-        <w:numPr>
-          <w:ilvl w:val="0"/>
-          <w:numId w:val="1042"/>
-        </w:numPr>
-      </w:pPr>
-      <w:r>
-        <w:t xml:space="preserve">Make a backup of the current state, even if it is damaged, so as not to lose the evidence.</w:t>
-      </w:r>
-    </w:p>
-    <w:p>
-      <w:pPr>
-        <w:pStyle w:val="Compact"/>
-        <w:numPr>
-          <w:ilvl w:val="0"/>
-          <w:numId w:val="1042"/>
-        </w:numPr>
-      </w:pPr>
-      <w:r>
-        <w:t xml:space="preserve">Copy the backup file into the container and restore it.</w:t>
-      </w:r>
-    </w:p>
-    <w:p>
-      <w:pPr>
-        <w:pStyle w:val="Compact"/>
-        <w:numPr>
-          <w:ilvl w:val="0"/>
-          <w:numId w:val="1042"/>
-        </w:numPr>
-      </w:pPr>
-      <w:r>
-        <w:t xml:space="preserve">Verify the structure and the data (section 15.3).</w:t>
-      </w:r>
-    </w:p>
-    <w:p>
-      <w:pPr>
-        <w:pStyle w:val="Compact"/>
-        <w:numPr>
-          <w:ilvl w:val="0"/>
-          <w:numId w:val="1042"/>
-        </w:numPr>
-      </w:pPr>
-      <w:r>
-        <w:t xml:space="preserve">Start the services and run the verification tests of the Installation Manual.</w:t>
-      </w:r>
-    </w:p>
-    <w:p>
-      <w:pPr>
-        <w:pStyle w:val="Compact"/>
-        <w:numPr>
-          <w:ilvl w:val="0"/>
-          <w:numId w:val="1042"/>
-        </w:numPr>
-      </w:pPr>
-      <w:r>
-        <w:t xml:space="preserve">Record the restoration and tell the users the date and time of the last recovered data.</w:t>
-      </w:r>
-    </w:p>
-    <w:p>
-      <w:pPr>
-        <w:pStyle w:val="SourceCode"/>
-      </w:pPr>
-      <w:r>
-        <w:rPr>
-          <w:rStyle w:val="BuiltInTok"/>
-        </w:rPr>
-        <w:t xml:space="preserve">cd</w:t>
-      </w:r>
-      <w:r>
-        <w:rPr>
-          <w:rStyle w:val="NormalTok"/>
-        </w:rPr>
-        <w:t xml:space="preserve"> lavarapido-infra</w:t>
-      </w:r>
-      <w:r>
-        <w:br/>
-      </w:r>
-      <w:r>
-        <w:rPr>
-          <w:rStyle w:val="CommentTok"/>
-        </w:rPr>
-        <w:t xml:space="preserve"># Stop the application containers (the database stays running)</w:t>
-      </w:r>
-      <w:r>
-        <w:br/>
-      </w:r>
-      <w:r>
-        <w:rPr>
-          <w:rStyle w:val="ExtensionTok"/>
-        </w:rPr>
-        <w:t xml:space="preserve">docker</w:t>
-      </w:r>
-      <w:r>
-        <w:rPr>
-          <w:rStyle w:val="NormalTok"/>
-        </w:rPr>
-        <w:t xml:space="preserve"> compose stop api-gateway security-service customer-service booking-service </w:t>
-      </w:r>
-      <w:r>
-        <w:rPr>
-          <w:rStyle w:val="DataTypeTok"/>
-        </w:rPr>
-        <w:t xml:space="preserve">\</w:t>
-      </w:r>
-      <w:r>
-        <w:br/>
-      </w:r>
-      <w:r>
-        <w:rPr>
-          <w:rStyle w:val="NormalTok"/>
-        </w:rPr>
-        <w:t xml:space="preserve">  operations-service payment-service notification-service</w:t>
-      </w:r>
-      <w:r>
-        <w:br/>
-      </w:r>
-      <w:r>
-        <w:br/>
-      </w:r>
-      <w:r>
-        <w:rPr>
-          <w:rStyle w:val="CommentTok"/>
-        </w:rPr>
-        <w:t xml:space="preserve"># Copy the backup into the container</w:t>
-      </w:r>
-      <w:r>
-        <w:br/>
-      </w:r>
-      <w:r>
-        <w:rPr>
-          <w:rStyle w:val="ExtensionTok"/>
-        </w:rPr>
-        <w:t xml:space="preserve">docker</w:t>
-      </w:r>
-      <w:r>
-        <w:rPr>
-          <w:rStyle w:val="NormalTok"/>
-        </w:rPr>
-        <w:t xml:space="preserve"> cp ./backups/</w:t>
-      </w:r>
-      <w:r>
-        <w:rPr>
-          <w:rStyle w:val="OperatorTok"/>
-        </w:rPr>
-        <w:t xml:space="preserve">&lt;</w:t>
-      </w:r>
-      <w:r>
-        <w:rPr>
-          <w:rStyle w:val="NormalTok"/>
-        </w:rPr>
-        <w:t xml:space="preserve">FILE</w:t>
-      </w:r>
-      <w:r>
-        <w:rPr>
-          <w:rStyle w:val="OperatorTok"/>
-        </w:rPr>
-        <w:t xml:space="preserve">&gt;</w:t>
-      </w:r>
-      <w:r>
-        <w:rPr>
-          <w:rStyle w:val="NormalTok"/>
-        </w:rPr>
-        <w:t xml:space="preserve">.bak lavarapido-sqlserver:/var/opt/mssql/data/</w:t>
-      </w:r>
-      <w:r>
-        <w:br/>
-      </w:r>
-      <w:r>
-        <w:br/>
-      </w:r>
-      <w:r>
-        <w:rPr>
-          <w:rStyle w:val="CommentTok"/>
-        </w:rPr>
-        <w:t xml:space="preserve"># Restore (closes open connections and replaces the database)</w:t>
-      </w:r>
-      <w:r>
-        <w:br/>
-      </w:r>
-      <w:r>
-        <w:rPr>
-          <w:rStyle w:val="ExtensionTok"/>
-        </w:rPr>
-        <w:t xml:space="preserve">docker</w:t>
-      </w:r>
-      <w:r>
-        <w:rPr>
-          <w:rStyle w:val="NormalTok"/>
-        </w:rPr>
-        <w:t xml:space="preserve"> compose exec sqlserver /opt/mssql-tools18/bin/sqlcmd </w:t>
-      </w:r>
-      <w:r>
-        <w:rPr>
-          <w:rStyle w:val="DataTypeTok"/>
-        </w:rPr>
-        <w:t xml:space="preserve">\</w:t>
-      </w:r>
-      <w:r>
-        <w:br/>
-      </w:r>
-      <w:r>
-        <w:rPr>
-          <w:rStyle w:val="NormalTok"/>
-        </w:rPr>
-        <w:t xml:space="preserve">  </w:t>
-      </w:r>
-      <w:r>
-        <w:rPr>
-          <w:rStyle w:val="AttributeTok"/>
-        </w:rPr>
-        <w:t xml:space="preserve">-S</w:t>
-      </w:r>
-      <w:r>
-        <w:rPr>
-          <w:rStyle w:val="NormalTok"/>
-        </w:rPr>
-        <w:t xml:space="preserve"> localhost </w:t>
-      </w:r>
-      <w:r>
-        <w:rPr>
-          <w:rStyle w:val="AttributeTok"/>
-        </w:rPr>
-        <w:t xml:space="preserve">-U</w:t>
-      </w:r>
-      <w:r>
-        <w:rPr>
-          <w:rStyle w:val="NormalTok"/>
-        </w:rPr>
-        <w:t xml:space="preserve"> sa </w:t>
-      </w:r>
-      <w:r>
-        <w:rPr>
-          <w:rStyle w:val="AttributeTok"/>
-        </w:rPr>
-        <w:t xml:space="preserve">-P</w:t>
-      </w:r>
-      <w:r>
-        <w:rPr>
-          <w:rStyle w:val="NormalTok"/>
-        </w:rPr>
-        <w:t xml:space="preserve"> </w:t>
-      </w:r>
-      <w:r>
-        <w:rPr>
-          <w:rStyle w:val="StringTok"/>
-        </w:rPr>
-        <w:t xml:space="preserve">"</w:t>
-      </w:r>
-      <w:r>
-        <w:rPr>
-          <w:rStyle w:val="VariableTok"/>
-        </w:rPr>
-        <w:t xml:space="preserve">$DB_PASSWORD</w:t>
-      </w:r>
-      <w:r>
-        <w:rPr>
-          <w:rStyle w:val="StringTok"/>
-        </w:rPr>
-        <w:t xml:space="preserve">"</w:t>
-      </w:r>
-      <w:r>
-        <w:rPr>
-          <w:rStyle w:val="NormalTok"/>
-        </w:rPr>
-        <w:t xml:space="preserve"> </w:t>
-      </w:r>
-      <w:r>
-        <w:rPr>
-          <w:rStyle w:val="AttributeTok"/>
-        </w:rPr>
-        <w:t xml:space="preserve">-C</w:t>
-      </w:r>
-      <w:r>
-        <w:rPr>
-          <w:rStyle w:val="NormalTok"/>
-        </w:rPr>
-        <w:t xml:space="preserve"> </w:t>
-      </w:r>
-      <w:r>
-        <w:rPr>
-          <w:rStyle w:val="AttributeTok"/>
-        </w:rPr>
-        <w:t xml:space="preserve">-b</w:t>
-      </w:r>
-      <w:r>
-        <w:rPr>
-          <w:rStyle w:val="NormalTok"/>
-        </w:rPr>
-        <w:t xml:space="preserve"> </w:t>
-      </w:r>
-      <w:r>
-        <w:rPr>
-          <w:rStyle w:val="AttributeTok"/>
-        </w:rPr>
-        <w:t xml:space="preserve">-Q</w:t>
-      </w:r>
-      <w:r>
-        <w:rPr>
-          <w:rStyle w:val="NormalTok"/>
-        </w:rPr>
-        <w:t xml:space="preserve"> </w:t>
-      </w:r>
-      <w:r>
-        <w:rPr>
-          <w:rStyle w:val="DataTypeTok"/>
-        </w:rPr>
-        <w:t xml:space="preserve">\</w:t>
-      </w:r>
-      <w:r>
-        <w:br/>
-      </w:r>
-      <w:r>
-        <w:rPr>
-          <w:rStyle w:val="NormalTok"/>
-        </w:rPr>
-        <w:t xml:space="preserve">  </w:t>
-      </w:r>
-      <w:r>
-        <w:rPr>
-          <w:rStyle w:val="StringTok"/>
-        </w:rPr>
-        <w:t xml:space="preserve">"ALTER DATABASE [LavaRapido] SET SINGLE_USER WITH ROLLBACK IMMEDIATE;</w:t>
-      </w:r>
-      <w:r>
-        <w:br/>
-      </w:r>
-      <w:r>
-        <w:rPr>
-          <w:rStyle w:val="StringTok"/>
-        </w:rPr>
-        <w:t xml:space="preserve">   RESTORE DATABASE [LavaRapido] FROM DISK = N'/var/opt/mssql/data/&lt;FILE&gt;.bak' WITH REPLACE, CHECKSUM, STATS = 10;</w:t>
-      </w:r>
-      <w:r>
-        <w:br/>
-      </w:r>
-      <w:r>
-        <w:rPr>
-          <w:rStyle w:val="StringTok"/>
-        </w:rPr>
-        <w:t xml:space="preserve">   ALTER DATABASE [LavaRapido] SET MULTI_USER;"</w:t>
-      </w:r>
-    </w:p>
-    <w:p>
-      <w:pPr>
-        <w:pStyle w:val="FirstParagraph"/>
-      </w:pPr>
-      <w:r>
-        <w:t xml:space="preserve">The</w:t>
-      </w:r>
-      <w:r>
-        <w:t xml:space="preserve"> </w:t>
-      </w:r>
-      <w:r>
-        <w:rPr>
-          <w:i/>
-          <w:iCs/>
-        </w:rPr>
-        <w:t xml:space="preserve">WITH REPLACE</w:t>
-      </w:r>
-      <w:r>
-        <w:t xml:space="preserve"> </w:t>
-      </w:r>
-      <w:r>
-        <w:t xml:space="preserve">option overwrites the existing database: use it only when you are sure of the chosen backup. If the command fails halfway, the database may remain in a restoring state or in single-user mode; do not restart the container without reviewing the SQL Server log.</w:t>
-      </w:r>
-    </w:p>
-    <w:bookmarkEnd w:id="113"/>
-    <w:bookmarkStart w:id="114" w:name="Xf4cd22f4b64de9ac2d122220c9b382312bd8977"/>
-    <w:p>
-      <w:pPr>
-        <w:pStyle w:val="Heading3"/>
-      </w:pPr>
-      <w:r>
-        <w:t xml:space="preserve">15.3 Post-Restoration Verification</w:t>
       </w:r>
     </w:p>
     <w:p>
@@ -15962,7 +15883,7 @@
         </w:numPr>
       </w:pPr>
       <w:r>
-        <w:t xml:space="preserve">The nine schemas exist and the catalog tables have their rows (queries of the Installation Manual, section 11).</w:t>
+        <w:t xml:space="preserve">Choose the backup and check its integrity with RESTORE VERIFYONLY.</w:t>
       </w:r>
     </w:p>
     <w:p>
@@ -15974,39 +15895,7 @@
         </w:numPr>
       </w:pPr>
       <w:r>
-        <w:t xml:space="preserve">The fixed identifiers are still in place:</w:t>
-      </w:r>
-      <w:r>
-        <w:t xml:space="preserve"> </w:t>
-      </w:r>
-      <w:r>
-        <w:rPr>
-          <w:i/>
-          <w:iCs/>
-        </w:rPr>
-        <w:t xml:space="preserve">booking_status_id = 5</w:t>
-      </w:r>
-      <w:r>
-        <w:t xml:space="preserve"> </w:t>
-      </w:r>
-      <w:r>
-        <w:t xml:space="preserve">(CANCELLED) and</w:t>
-      </w:r>
-      <w:r>
-        <w:t xml:space="preserve"> </w:t>
-      </w:r>
-      <w:r>
-        <w:rPr>
-          <w:i/>
-          <w:iCs/>
-        </w:rPr>
-        <w:t xml:space="preserve">payment_status_id = 3</w:t>
-      </w:r>
-      <w:r>
-        <w:t xml:space="preserve"> </w:t>
-      </w:r>
-      <w:r>
-        <w:t xml:space="preserve">(APPROVED).</w:t>
+        <w:t xml:space="preserve">Stop the application services and the gateway so that they do not write during the restoration; leave SQL Server running.</w:t>
       </w:r>
     </w:p>
     <w:p>
@@ -16018,7 +15907,7 @@
         </w:numPr>
       </w:pPr>
       <w:r>
-        <w:t xml:space="preserve">The last booking and the last session correspond to the expected date of the backup.</w:t>
+        <w:t xml:space="preserve">Make a backup of the current state, even if it is damaged, so as not to lose the evidence.</w:t>
       </w:r>
     </w:p>
     <w:p>
@@ -16030,7 +15919,7 @@
         </w:numPr>
       </w:pPr>
       <w:r>
-        <w:t xml:space="preserve">An administrator can log in, and a test customer can consult the bookings.</w:t>
+        <w:t xml:space="preserve">Copy the backup file into the container and restore it.</w:t>
       </w:r>
     </w:p>
     <w:p>
@@ -16039,6 +15928,440 @@
         <w:numPr>
           <w:ilvl w:val="0"/>
           <w:numId w:val="1043"/>
+        </w:numPr>
+      </w:pPr>
+      <w:r>
+        <w:t xml:space="preserve">Verify the structure and the data (section 15.3).</w:t>
+      </w:r>
+    </w:p>
+    <w:p>
+      <w:pPr>
+        <w:pStyle w:val="Compact"/>
+        <w:numPr>
+          <w:ilvl w:val="0"/>
+          <w:numId w:val="1043"/>
+        </w:numPr>
+      </w:pPr>
+      <w:r>
+        <w:t xml:space="preserve">Start the services and run the verification tests of the Installation Manual.</w:t>
+      </w:r>
+    </w:p>
+    <w:p>
+      <w:pPr>
+        <w:pStyle w:val="Compact"/>
+        <w:numPr>
+          <w:ilvl w:val="0"/>
+          <w:numId w:val="1043"/>
+        </w:numPr>
+      </w:pPr>
+      <w:r>
+        <w:t xml:space="preserve">Record the restoration and tell the users the date and time of the last recovered data.</w:t>
+      </w:r>
+    </w:p>
+    <w:p>
+      <w:pPr>
+        <w:pStyle w:val="SourceCode"/>
+      </w:pPr>
+      <w:r>
+        <w:rPr>
+          <w:rStyle w:val="BuiltInTok"/>
+        </w:rPr>
+        <w:t xml:space="preserve">cd</w:t>
+      </w:r>
+      <w:r>
+        <w:rPr>
+          <w:rStyle w:val="NormalTok"/>
+        </w:rPr>
+        <w:t xml:space="preserve"> lavarapido-infra</w:t>
+      </w:r>
+      <w:r>
+        <w:br/>
+      </w:r>
+      <w:r>
+        <w:rPr>
+          <w:rStyle w:val="CommentTok"/>
+        </w:rPr>
+        <w:t xml:space="preserve"># Stop the application containers (the database stays running)</w:t>
+      </w:r>
+      <w:r>
+        <w:br/>
+      </w:r>
+      <w:r>
+        <w:rPr>
+          <w:rStyle w:val="ExtensionTok"/>
+        </w:rPr>
+        <w:t xml:space="preserve">docker</w:t>
+      </w:r>
+      <w:r>
+        <w:rPr>
+          <w:rStyle w:val="NormalTok"/>
+        </w:rPr>
+        <w:t xml:space="preserve"> compose stop api-gateway security-service customer-service booking-service </w:t>
+      </w:r>
+      <w:r>
+        <w:rPr>
+          <w:rStyle w:val="DataTypeTok"/>
+        </w:rPr>
+        <w:t xml:space="preserve">\</w:t>
+      </w:r>
+      <w:r>
+        <w:br/>
+      </w:r>
+      <w:r>
+        <w:rPr>
+          <w:rStyle w:val="NormalTok"/>
+        </w:rPr>
+        <w:t xml:space="preserve">  operations-service payment-service notification-service</w:t>
+      </w:r>
+      <w:r>
+        <w:br/>
+      </w:r>
+      <w:r>
+        <w:br/>
+      </w:r>
+      <w:r>
+        <w:rPr>
+          <w:rStyle w:val="CommentTok"/>
+        </w:rPr>
+        <w:t xml:space="preserve"># Copy the backup into the container</w:t>
+      </w:r>
+      <w:r>
+        <w:br/>
+      </w:r>
+      <w:r>
+        <w:rPr>
+          <w:rStyle w:val="ExtensionTok"/>
+        </w:rPr>
+        <w:t xml:space="preserve">docker</w:t>
+      </w:r>
+      <w:r>
+        <w:rPr>
+          <w:rStyle w:val="NormalTok"/>
+        </w:rPr>
+        <w:t xml:space="preserve"> cp ./backups/</w:t>
+      </w:r>
+      <w:r>
+        <w:rPr>
+          <w:rStyle w:val="OperatorTok"/>
+        </w:rPr>
+        <w:t xml:space="preserve">&lt;</w:t>
+      </w:r>
+      <w:r>
+        <w:rPr>
+          <w:rStyle w:val="NormalTok"/>
+        </w:rPr>
+        <w:t xml:space="preserve">FILE</w:t>
+      </w:r>
+      <w:r>
+        <w:rPr>
+          <w:rStyle w:val="OperatorTok"/>
+        </w:rPr>
+        <w:t xml:space="preserve">&gt;</w:t>
+      </w:r>
+      <w:r>
+        <w:rPr>
+          <w:rStyle w:val="NormalTok"/>
+        </w:rPr>
+        <w:t xml:space="preserve">.bak lavarapido-sqlserver:/var/opt/mssql/data/</w:t>
+      </w:r>
+      <w:r>
+        <w:br/>
+      </w:r>
+      <w:r>
+        <w:br/>
+      </w:r>
+      <w:r>
+        <w:rPr>
+          <w:rStyle w:val="CommentTok"/>
+        </w:rPr>
+        <w:t xml:space="preserve"># Restore (closes open connections and replaces the database)</w:t>
+      </w:r>
+      <w:r>
+        <w:br/>
+      </w:r>
+      <w:r>
+        <w:rPr>
+          <w:rStyle w:val="ExtensionTok"/>
+        </w:rPr>
+        <w:t xml:space="preserve">docker</w:t>
+      </w:r>
+      <w:r>
+        <w:rPr>
+          <w:rStyle w:val="NormalTok"/>
+        </w:rPr>
+        <w:t xml:space="preserve"> compose exec sqlserver /opt/mssql-tools18/bin/sqlcmd </w:t>
+      </w:r>
+      <w:r>
+        <w:rPr>
+          <w:rStyle w:val="DataTypeTok"/>
+        </w:rPr>
+        <w:t xml:space="preserve">\</w:t>
+      </w:r>
+      <w:r>
+        <w:br/>
+      </w:r>
+      <w:r>
+        <w:rPr>
+          <w:rStyle w:val="NormalTok"/>
+        </w:rPr>
+        <w:t xml:space="preserve">  </w:t>
+      </w:r>
+      <w:r>
+        <w:rPr>
+          <w:rStyle w:val="AttributeTok"/>
+        </w:rPr>
+        <w:t xml:space="preserve">-S</w:t>
+      </w:r>
+      <w:r>
+        <w:rPr>
+          <w:rStyle w:val="NormalTok"/>
+        </w:rPr>
+        <w:t xml:space="preserve"> localhost </w:t>
+      </w:r>
+      <w:r>
+        <w:rPr>
+          <w:rStyle w:val="AttributeTok"/>
+        </w:rPr>
+        <w:t xml:space="preserve">-U</w:t>
+      </w:r>
+      <w:r>
+        <w:rPr>
+          <w:rStyle w:val="NormalTok"/>
+        </w:rPr>
+        <w:t xml:space="preserve"> sa </w:t>
+      </w:r>
+      <w:r>
+        <w:rPr>
+          <w:rStyle w:val="AttributeTok"/>
+        </w:rPr>
+        <w:t xml:space="preserve">-P</w:t>
+      </w:r>
+      <w:r>
+        <w:rPr>
+          <w:rStyle w:val="NormalTok"/>
+        </w:rPr>
+        <w:t xml:space="preserve"> </w:t>
+      </w:r>
+      <w:r>
+        <w:rPr>
+          <w:rStyle w:val="StringTok"/>
+        </w:rPr>
+        <w:t xml:space="preserve">"</w:t>
+      </w:r>
+      <w:r>
+        <w:rPr>
+          <w:rStyle w:val="VariableTok"/>
+        </w:rPr>
+        <w:t xml:space="preserve">$DB_PASSWORD</w:t>
+      </w:r>
+      <w:r>
+        <w:rPr>
+          <w:rStyle w:val="StringTok"/>
+        </w:rPr>
+        <w:t xml:space="preserve">"</w:t>
+      </w:r>
+      <w:r>
+        <w:rPr>
+          <w:rStyle w:val="NormalTok"/>
+        </w:rPr>
+        <w:t xml:space="preserve"> </w:t>
+      </w:r>
+      <w:r>
+        <w:rPr>
+          <w:rStyle w:val="AttributeTok"/>
+        </w:rPr>
+        <w:t xml:space="preserve">-C</w:t>
+      </w:r>
+      <w:r>
+        <w:rPr>
+          <w:rStyle w:val="NormalTok"/>
+        </w:rPr>
+        <w:t xml:space="preserve"> </w:t>
+      </w:r>
+      <w:r>
+        <w:rPr>
+          <w:rStyle w:val="AttributeTok"/>
+        </w:rPr>
+        <w:t xml:space="preserve">-b</w:t>
+      </w:r>
+      <w:r>
+        <w:rPr>
+          <w:rStyle w:val="NormalTok"/>
+        </w:rPr>
+        <w:t xml:space="preserve"> </w:t>
+      </w:r>
+      <w:r>
+        <w:rPr>
+          <w:rStyle w:val="AttributeTok"/>
+        </w:rPr>
+        <w:t xml:space="preserve">-Q</w:t>
+      </w:r>
+      <w:r>
+        <w:rPr>
+          <w:rStyle w:val="NormalTok"/>
+        </w:rPr>
+        <w:t xml:space="preserve"> </w:t>
+      </w:r>
+      <w:r>
+        <w:rPr>
+          <w:rStyle w:val="DataTypeTok"/>
+        </w:rPr>
+        <w:t xml:space="preserve">\</w:t>
+      </w:r>
+      <w:r>
+        <w:br/>
+      </w:r>
+      <w:r>
+        <w:rPr>
+          <w:rStyle w:val="NormalTok"/>
+        </w:rPr>
+        <w:t xml:space="preserve">  </w:t>
+      </w:r>
+      <w:r>
+        <w:rPr>
+          <w:rStyle w:val="StringTok"/>
+        </w:rPr>
+        <w:t xml:space="preserve">"ALTER DATABASE [LavaRapido] SET SINGLE_USER WITH ROLLBACK IMMEDIATE;</w:t>
+      </w:r>
+      <w:r>
+        <w:br/>
+      </w:r>
+      <w:r>
+        <w:rPr>
+          <w:rStyle w:val="StringTok"/>
+        </w:rPr>
+        <w:t xml:space="preserve">   RESTORE DATABASE [LavaRapido] FROM DISK = N'/var/opt/mssql/data/&lt;FILE&gt;.bak' WITH REPLACE, CHECKSUM, STATS = 10;</w:t>
+      </w:r>
+      <w:r>
+        <w:br/>
+      </w:r>
+      <w:r>
+        <w:rPr>
+          <w:rStyle w:val="StringTok"/>
+        </w:rPr>
+        <w:t xml:space="preserve">   ALTER DATABASE [LavaRapido] SET MULTI_USER;"</w:t>
+      </w:r>
+    </w:p>
+    <w:p>
+      <w:pPr>
+        <w:pStyle w:val="FirstParagraph"/>
+      </w:pPr>
+      <w:r>
+        <w:t xml:space="preserve">The</w:t>
+      </w:r>
+      <w:r>
+        <w:t xml:space="preserve"> </w:t>
+      </w:r>
+      <w:r>
+        <w:rPr>
+          <w:i/>
+          <w:iCs/>
+        </w:rPr>
+        <w:t xml:space="preserve">WITH REPLACE</w:t>
+      </w:r>
+      <w:r>
+        <w:t xml:space="preserve"> </w:t>
+      </w:r>
+      <w:r>
+        <w:t xml:space="preserve">option overwrites the existing database: use it only when you are sure of the chosen backup. If the command fails halfway, the database may remain in a restoring state or in single-user mode; do not restart the container without reviewing the SQL Server log.</w:t>
+      </w:r>
+    </w:p>
+    <w:bookmarkEnd w:id="113"/>
+    <w:bookmarkStart w:id="114" w:name="Xf4cd22f4b64de9ac2d122220c9b382312bd8977"/>
+    <w:p>
+      <w:pPr>
+        <w:pStyle w:val="Heading3"/>
+      </w:pPr>
+      <w:r>
+        <w:t xml:space="preserve">15.3 Post-Restoration Verification</w:t>
+      </w:r>
+    </w:p>
+    <w:p>
+      <w:pPr>
+        <w:pStyle w:val="Compact"/>
+        <w:numPr>
+          <w:ilvl w:val="0"/>
+          <w:numId w:val="1044"/>
+        </w:numPr>
+      </w:pPr>
+      <w:r>
+        <w:t xml:space="preserve">The nine schemas exist and the catalog tables have their rows (queries of the Installation Manual, section 11).</w:t>
+      </w:r>
+    </w:p>
+    <w:p>
+      <w:pPr>
+        <w:pStyle w:val="Compact"/>
+        <w:numPr>
+          <w:ilvl w:val="0"/>
+          <w:numId w:val="1044"/>
+        </w:numPr>
+      </w:pPr>
+      <w:r>
+        <w:t xml:space="preserve">The fixed identifiers are still in place:</w:t>
+      </w:r>
+      <w:r>
+        <w:t xml:space="preserve"> </w:t>
+      </w:r>
+      <w:r>
+        <w:rPr>
+          <w:i/>
+          <w:iCs/>
+        </w:rPr>
+        <w:t xml:space="preserve">booking_status_id = 5</w:t>
+      </w:r>
+      <w:r>
+        <w:t xml:space="preserve"> </w:t>
+      </w:r>
+      <w:r>
+        <w:t xml:space="preserve">(CANCELLED) and</w:t>
+      </w:r>
+      <w:r>
+        <w:t xml:space="preserve"> </w:t>
+      </w:r>
+      <w:r>
+        <w:rPr>
+          <w:i/>
+          <w:iCs/>
+        </w:rPr>
+        <w:t xml:space="preserve">payment_status_id = 3</w:t>
+      </w:r>
+      <w:r>
+        <w:t xml:space="preserve"> </w:t>
+      </w:r>
+      <w:r>
+        <w:t xml:space="preserve">(APPROVED).</w:t>
+      </w:r>
+    </w:p>
+    <w:p>
+      <w:pPr>
+        <w:pStyle w:val="Compact"/>
+        <w:numPr>
+          <w:ilvl w:val="0"/>
+          <w:numId w:val="1044"/>
+        </w:numPr>
+      </w:pPr>
+      <w:r>
+        <w:t xml:space="preserve">The last booking and the last session correspond to the expected date of the backup.</w:t>
+      </w:r>
+    </w:p>
+    <w:p>
+      <w:pPr>
+        <w:pStyle w:val="Compact"/>
+        <w:numPr>
+          <w:ilvl w:val="0"/>
+          <w:numId w:val="1044"/>
+        </w:numPr>
+      </w:pPr>
+      <w:r>
+        <w:t xml:space="preserve">An administrator can log in, and a test customer can consult the bookings.</w:t>
+      </w:r>
+    </w:p>
+    <w:p>
+      <w:pPr>
+        <w:pStyle w:val="Compact"/>
+        <w:numPr>
+          <w:ilvl w:val="0"/>
+          <w:numId w:val="1044"/>
         </w:numPr>
       </w:pPr>
       <w:r>
@@ -17195,7 +17518,7 @@
         <w:pStyle w:val="Compact"/>
         <w:numPr>
           <w:ilvl w:val="0"/>
-          <w:numId w:val="1044"/>
+          <w:numId w:val="1045"/>
         </w:numPr>
       </w:pPr>
       <w:r>
@@ -17207,7 +17530,7 @@
         <w:pStyle w:val="Compact"/>
         <w:numPr>
           <w:ilvl w:val="0"/>
-          <w:numId w:val="1044"/>
+          <w:numId w:val="1045"/>
         </w:numPr>
       </w:pPr>
       <w:r>
@@ -17219,7 +17542,7 @@
         <w:pStyle w:val="Compact"/>
         <w:numPr>
           <w:ilvl w:val="0"/>
-          <w:numId w:val="1044"/>
+          <w:numId w:val="1045"/>
         </w:numPr>
       </w:pPr>
       <w:r>
@@ -17231,7 +17554,7 @@
         <w:pStyle w:val="Compact"/>
         <w:numPr>
           <w:ilvl w:val="0"/>
-          <w:numId w:val="1044"/>
+          <w:numId w:val="1045"/>
         </w:numPr>
       </w:pPr>
       <w:r>
@@ -17355,138 +17678,11 @@
         <w:pStyle w:val="Compact"/>
         <w:numPr>
           <w:ilvl w:val="0"/>
-          <w:numId w:val="1045"/>
+          <w:numId w:val="1046"/>
         </w:numPr>
       </w:pPr>
       <w:r>
         <w:t xml:space="preserve">Do not share the administrator password and use individual accounts.</w:t>
-      </w:r>
-    </w:p>
-    <w:p>
-      <w:pPr>
-        <w:pStyle w:val="Compact"/>
-        <w:numPr>
-          <w:ilvl w:val="0"/>
-          <w:numId w:val="1045"/>
-        </w:numPr>
-      </w:pPr>
-      <w:r>
-        <w:t xml:space="preserve">Use long and unique passwords stored in a password manager. The temporary lockout slows down repeated attempts, but it does not replace a strong password.</w:t>
-      </w:r>
-    </w:p>
-    <w:p>
-      <w:pPr>
-        <w:pStyle w:val="Compact"/>
-        <w:numPr>
-          <w:ilvl w:val="0"/>
-          <w:numId w:val="1045"/>
-        </w:numPr>
-      </w:pPr>
-      <w:r>
-        <w:t xml:space="preserve">Change any temporary password immediately.</w:t>
-      </w:r>
-    </w:p>
-    <w:p>
-      <w:pPr>
-        <w:pStyle w:val="Compact"/>
-        <w:numPr>
-          <w:ilvl w:val="0"/>
-          <w:numId w:val="1045"/>
-        </w:numPr>
-      </w:pPr>
-      <w:r>
-        <w:t xml:space="preserve">Deactivate the accounts of people who leave the process on the same day.</w:t>
-      </w:r>
-    </w:p>
-    <w:p>
-      <w:pPr>
-        <w:pStyle w:val="Compact"/>
-        <w:numPr>
-          <w:ilvl w:val="0"/>
-          <w:numId w:val="1045"/>
-        </w:numPr>
-      </w:pPr>
-      <w:r>
-        <w:t xml:space="preserve">Review the list of administrators quarterly: it must be as short as possible.</w:t>
-      </w:r>
-    </w:p>
-    <w:p>
-      <w:pPr>
-        <w:pStyle w:val="Compact"/>
-        <w:numPr>
-          <w:ilvl w:val="0"/>
-          <w:numId w:val="1045"/>
-        </w:numPr>
-      </w:pPr>
-      <w:r>
-        <w:t xml:space="preserve">Log out when finished and do not log in from shared machines.</w:t>
-      </w:r>
-    </w:p>
-    <w:bookmarkEnd w:id="127"/>
-    <w:bookmarkStart w:id="128" w:name="X8ab437004a5552d5921f49679fee86f8fb165f3"/>
-    <w:p>
-      <w:pPr>
-        <w:pStyle w:val="Heading3"/>
-      </w:pPr>
-      <w:r>
-        <w:t xml:space="preserve">17.2 Personal Data</w:t>
-      </w:r>
-    </w:p>
-    <w:p>
-      <w:pPr>
-        <w:pStyle w:val="FirstParagraph"/>
-      </w:pPr>
-      <w:r>
-        <w:t xml:space="preserve">The system processes personal data (ID number, names, phone, email, vehicles, and payments) and must comply with Statutory Law 1581 of 2012 (Congreso de la República de Colombia, 2012). Registration requires accepting the Terms and Conditions and the Personal Data Processing Policy; those documents are samples prepared for a training project and must be reviewed by a lawyer before real commercial use. When a person registers, the server stores the date and time each document was accepted (</w:t>
-      </w:r>
-      <w:r>
-        <w:rPr>
-          <w:i/>
-          <w:iCs/>
-        </w:rPr>
-        <w:t xml:space="preserve">security.app_user</w:t>
-      </w:r>
-      <w:r>
-        <w:t xml:space="preserve">, columns</w:t>
-      </w:r>
-      <w:r>
-        <w:t xml:space="preserve"> </w:t>
-      </w:r>
-      <w:r>
-        <w:rPr>
-          <w:i/>
-          <w:iCs/>
-        </w:rPr>
-        <w:t xml:space="preserve">terms_accepted_at</w:t>
-      </w:r>
-      <w:r>
-        <w:t xml:space="preserve"> </w:t>
-      </w:r>
-      <w:r>
-        <w:t xml:space="preserve">and</w:t>
-      </w:r>
-      <w:r>
-        <w:t xml:space="preserve"> </w:t>
-      </w:r>
-      <w:r>
-        <w:rPr>
-          <w:i/>
-          <w:iCs/>
-        </w:rPr>
-        <w:t xml:space="preserve">data_policy_accepted_at</w:t>
-      </w:r>
-      <w:r>
-        <w:t xml:space="preserve">), which serves as proof of consent. The administrator must consult only the data needed for the function, must not copy them to personal media, and must handle the requests of access or correction of the data subjects. No card data are collected. Backups and exports inherit the obligation of protection.</w:t>
-      </w:r>
-    </w:p>
-    <w:bookmarkEnd w:id="128"/>
-    <w:bookmarkStart w:id="129" w:name="Xa3fa6dfdd7cfc923a5683c6f03db157a0265f11"/>
-    <w:p>
-      <w:pPr>
-        <w:pStyle w:val="Heading3"/>
-      </w:pPr>
-      <w:r>
-        <w:t xml:space="preserve">17.3 Secrets and Configuration</w:t>
       </w:r>
     </w:p>
     <w:p>
@@ -17498,36 +17694,7 @@
         </w:numPr>
       </w:pPr>
       <w:r>
-        <w:t xml:space="preserve">The</w:t>
-      </w:r>
-      <w:r>
-        <w:t xml:space="preserve"> </w:t>
-      </w:r>
-      <w:r>
-        <w:rPr>
-          <w:i/>
-          <w:iCs/>
-        </w:rPr>
-        <w:t xml:space="preserve">.env</w:t>
-      </w:r>
-      <w:r>
-        <w:t xml:space="preserve"> </w:t>
-      </w:r>
-      <w:r>
-        <w:t xml:space="preserve">file is not versioned and has restricted permissions; the repository only contains</w:t>
-      </w:r>
-      <w:r>
-        <w:t xml:space="preserve"> </w:t>
-      </w:r>
-      <w:r>
-        <w:rPr>
-          <w:i/>
-          <w:iCs/>
-        </w:rPr>
-        <w:t xml:space="preserve">.env.example</w:t>
-      </w:r>
-      <w:r>
-        <w:t xml:space="preserve">.</w:t>
+        <w:t xml:space="preserve">Use long and unique passwords stored in a password manager. The temporary lockout slows down repeated attempts, but it does not replace a strong password.</w:t>
       </w:r>
     </w:p>
     <w:p>
@@ -17539,39 +17706,7 @@
         </w:numPr>
       </w:pPr>
       <w:r>
-        <w:t xml:space="preserve">The JWT secret (minimum 32 bytes), the</w:t>
-      </w:r>
-      <w:r>
-        <w:t xml:space="preserve"> </w:t>
-      </w:r>
-      <w:r>
-        <w:rPr>
-          <w:i/>
-          <w:iCs/>
-        </w:rPr>
-        <w:t xml:space="preserve">sa</w:t>
-      </w:r>
-      <w:r>
-        <w:t xml:space="preserve"> </w:t>
-      </w:r>
-      <w:r>
-        <w:t xml:space="preserve">password, the RabbitMQ password, and</w:t>
-      </w:r>
-      <w:r>
-        <w:t xml:space="preserve"> </w:t>
-      </w:r>
-      <w:r>
-        <w:rPr>
-          <w:i/>
-          <w:iCs/>
-        </w:rPr>
-        <w:t xml:space="preserve">INTERNAL_API_KEY</w:t>
-      </w:r>
-      <w:r>
-        <w:t xml:space="preserve"> </w:t>
-      </w:r>
-      <w:r>
-        <w:t xml:space="preserve">must be changed before any shared deployment and immediately if a compromise is suspected. Changing the JWT secret invalidates all the tokens issued and forces everyone to log in again.</w:t>
+        <w:t xml:space="preserve">Change any temporary password immediately.</w:t>
       </w:r>
     </w:p>
     <w:p>
@@ -17583,23 +17718,7 @@
         </w:numPr>
       </w:pPr>
       <w:r>
-        <w:t xml:space="preserve">In the current local environment the services connect with the</w:t>
-      </w:r>
-      <w:r>
-        <w:t xml:space="preserve"> </w:t>
-      </w:r>
-      <w:r>
-        <w:rPr>
-          <w:i/>
-          <w:iCs/>
-        </w:rPr>
-        <w:t xml:space="preserve">sa</w:t>
-      </w:r>
-      <w:r>
-        <w:t xml:space="preserve"> </w:t>
-      </w:r>
-      <w:r>
-        <w:t xml:space="preserve">account. Before any shared deployment, create a login per service with rights only on its own schemas (pending improvement).</w:t>
+        <w:t xml:space="preserve">Deactivate the accounts of people who leave the process on the same day.</w:t>
       </w:r>
     </w:p>
     <w:p>
@@ -17611,33 +17730,86 @@
         </w:numPr>
       </w:pPr>
       <w:r>
-        <w:t xml:space="preserve">The demonstration accounts of the</w:t>
-      </w:r>
-      <w:r>
-        <w:t xml:space="preserve"> </w:t>
+        <w:t xml:space="preserve">Review the list of administrators quarterly: it must be as short as possible.</w:t>
+      </w:r>
+    </w:p>
+    <w:p>
+      <w:pPr>
+        <w:pStyle w:val="Compact"/>
+        <w:numPr>
+          <w:ilvl w:val="0"/>
+          <w:numId w:val="1046"/>
+        </w:numPr>
+      </w:pPr>
+      <w:r>
+        <w:t xml:space="preserve">Log out when finished and do not log in from shared machines.</w:t>
+      </w:r>
+    </w:p>
+    <w:bookmarkEnd w:id="127"/>
+    <w:bookmarkStart w:id="128" w:name="X8ab437004a5552d5921f49679fee86f8fb165f3"/>
+    <w:p>
+      <w:pPr>
+        <w:pStyle w:val="Heading3"/>
+      </w:pPr>
+      <w:r>
+        <w:t xml:space="preserve">17.2 Personal Data</w:t>
+      </w:r>
+    </w:p>
+    <w:p>
+      <w:pPr>
+        <w:pStyle w:val="FirstParagraph"/>
+      </w:pPr>
+      <w:r>
+        <w:t xml:space="preserve">The system processes personal data (ID number, names, phone, email, vehicles, and payments) and must comply with Statutory Law 1581 of 2012 (Congreso de la República de Colombia, 2012). Registration requires accepting the Terms and Conditions and the Personal Data Processing Policy; those documents are samples prepared for a training project and must be reviewed by a lawyer before real commercial use. When a person registers, the server stores the date and time each document was accepted (</w:t>
       </w:r>
       <w:r>
         <w:rPr>
           <w:i/>
           <w:iCs/>
         </w:rPr>
-        <w:t xml:space="preserve">dev</w:t>
-      </w:r>
-      <w:r>
-        <w:t xml:space="preserve"> </w:t>
-      </w:r>
-      <w:r>
-        <w:t xml:space="preserve">profile must never reach a shared deployment.</w:t>
-      </w:r>
-    </w:p>
-    <w:bookmarkEnd w:id="129"/>
-    <w:bookmarkStart w:id="130" w:name="X4a0870b90fa6c4a0be6d0ee5b667e629e73ded0"/>
+        <w:t xml:space="preserve">security.app_user</w:t>
+      </w:r>
+      <w:r>
+        <w:t xml:space="preserve">, columns</w:t>
+      </w:r>
+      <w:r>
+        <w:t xml:space="preserve"> </w:t>
+      </w:r>
+      <w:r>
+        <w:rPr>
+          <w:i/>
+          <w:iCs/>
+        </w:rPr>
+        <w:t xml:space="preserve">terms_accepted_at</w:t>
+      </w:r>
+      <w:r>
+        <w:t xml:space="preserve"> </w:t>
+      </w:r>
+      <w:r>
+        <w:t xml:space="preserve">and</w:t>
+      </w:r>
+      <w:r>
+        <w:t xml:space="preserve"> </w:t>
+      </w:r>
+      <w:r>
+        <w:rPr>
+          <w:i/>
+          <w:iCs/>
+        </w:rPr>
+        <w:t xml:space="preserve">data_policy_accepted_at</w:t>
+      </w:r>
+      <w:r>
+        <w:t xml:space="preserve">), which serves as proof of consent. The administrator must consult only the data needed for the function, must not copy them to personal media, and must handle the requests of access or correction of the data subjects. No card data are collected. Backups and exports inherit the obligation of protection.</w:t>
+      </w:r>
+    </w:p>
+    <w:bookmarkEnd w:id="128"/>
+    <w:bookmarkStart w:id="129" w:name="Xa3fa6dfdd7cfc923a5683c6f03db157a0265f11"/>
     <w:p>
       <w:pPr>
         <w:pStyle w:val="Heading3"/>
       </w:pPr>
       <w:r>
-        <w:t xml:space="preserve">17.4 Network and Exposure</w:t>
+        <w:t xml:space="preserve">17.3 Secrets and Configuration</w:t>
       </w:r>
     </w:p>
     <w:p>
@@ -17649,7 +17821,36 @@
         </w:numPr>
       </w:pPr>
       <w:r>
-        <w:t xml:space="preserve">Only the gateway (port 8080) and the web application should be exposed outside the machine; SQL Server, RabbitMQ, Mailpit, and the ports 3001 to 3006 must not be accessible from outside.</w:t>
+        <w:t xml:space="preserve">The</w:t>
+      </w:r>
+      <w:r>
+        <w:t xml:space="preserve"> </w:t>
+      </w:r>
+      <w:r>
+        <w:rPr>
+          <w:i/>
+          <w:iCs/>
+        </w:rPr>
+        <w:t xml:space="preserve">.env</w:t>
+      </w:r>
+      <w:r>
+        <w:t xml:space="preserve"> </w:t>
+      </w:r>
+      <w:r>
+        <w:t xml:space="preserve">file is not versioned and has restricted permissions; the repository only contains</w:t>
+      </w:r>
+      <w:r>
+        <w:t xml:space="preserve"> </w:t>
+      </w:r>
+      <w:r>
+        <w:rPr>
+          <w:i/>
+          <w:iCs/>
+        </w:rPr>
+        <w:t xml:space="preserve">.env.example</w:t>
+      </w:r>
+      <w:r>
+        <w:t xml:space="preserve">.</w:t>
       </w:r>
     </w:p>
     <w:p>
@@ -17661,7 +17862,39 @@
         </w:numPr>
       </w:pPr>
       <w:r>
-        <w:t xml:space="preserve">Outside the local environment, use HTTPS with TLS 1.2 or higher.</w:t>
+        <w:t xml:space="preserve">The JWT secret (minimum 32 bytes), the</w:t>
+      </w:r>
+      <w:r>
+        <w:t xml:space="preserve"> </w:t>
+      </w:r>
+      <w:r>
+        <w:rPr>
+          <w:i/>
+          <w:iCs/>
+        </w:rPr>
+        <w:t xml:space="preserve">sa</w:t>
+      </w:r>
+      <w:r>
+        <w:t xml:space="preserve"> </w:t>
+      </w:r>
+      <w:r>
+        <w:t xml:space="preserve">password, the RabbitMQ password, and</w:t>
+      </w:r>
+      <w:r>
+        <w:t xml:space="preserve"> </w:t>
+      </w:r>
+      <w:r>
+        <w:rPr>
+          <w:i/>
+          <w:iCs/>
+        </w:rPr>
+        <w:t xml:space="preserve">INTERNAL_API_KEY</w:t>
+      </w:r>
+      <w:r>
+        <w:t xml:space="preserve"> </w:t>
+      </w:r>
+      <w:r>
+        <w:t xml:space="preserve">must be changed before any shared deployment and immediately if a compromise is suspected. Changing the JWT secret invalidates all the tokens issued and forces everyone to log in again.</w:t>
       </w:r>
     </w:p>
     <w:p>
@@ -17670,6 +17903,96 @@
         <w:numPr>
           <w:ilvl w:val="0"/>
           <w:numId w:val="1047"/>
+        </w:numPr>
+      </w:pPr>
+      <w:r>
+        <w:t xml:space="preserve">In the current local environment the services connect with the</w:t>
+      </w:r>
+      <w:r>
+        <w:t xml:space="preserve"> </w:t>
+      </w:r>
+      <w:r>
+        <w:rPr>
+          <w:i/>
+          <w:iCs/>
+        </w:rPr>
+        <w:t xml:space="preserve">sa</w:t>
+      </w:r>
+      <w:r>
+        <w:t xml:space="preserve"> </w:t>
+      </w:r>
+      <w:r>
+        <w:t xml:space="preserve">account. Before any shared deployment, create a login per service with rights only on its own schemas (pending improvement).</w:t>
+      </w:r>
+    </w:p>
+    <w:p>
+      <w:pPr>
+        <w:pStyle w:val="Compact"/>
+        <w:numPr>
+          <w:ilvl w:val="0"/>
+          <w:numId w:val="1047"/>
+        </w:numPr>
+      </w:pPr>
+      <w:r>
+        <w:t xml:space="preserve">The demonstration accounts of the</w:t>
+      </w:r>
+      <w:r>
+        <w:t xml:space="preserve"> </w:t>
+      </w:r>
+      <w:r>
+        <w:rPr>
+          <w:i/>
+          <w:iCs/>
+        </w:rPr>
+        <w:t xml:space="preserve">dev</w:t>
+      </w:r>
+      <w:r>
+        <w:t xml:space="preserve"> </w:t>
+      </w:r>
+      <w:r>
+        <w:t xml:space="preserve">profile must never reach a shared deployment.</w:t>
+      </w:r>
+    </w:p>
+    <w:bookmarkEnd w:id="129"/>
+    <w:bookmarkStart w:id="130" w:name="X4a0870b90fa6c4a0be6d0ee5b667e629e73ded0"/>
+    <w:p>
+      <w:pPr>
+        <w:pStyle w:val="Heading3"/>
+      </w:pPr>
+      <w:r>
+        <w:t xml:space="preserve">17.4 Network and Exposure</w:t>
+      </w:r>
+    </w:p>
+    <w:p>
+      <w:pPr>
+        <w:pStyle w:val="Compact"/>
+        <w:numPr>
+          <w:ilvl w:val="0"/>
+          <w:numId w:val="1048"/>
+        </w:numPr>
+      </w:pPr>
+      <w:r>
+        <w:t xml:space="preserve">Only the gateway (port 8080) and the web application should be exposed outside the machine; SQL Server, RabbitMQ, Mailpit, and the ports 3001 to 3006 must not be accessible from outside.</w:t>
+      </w:r>
+    </w:p>
+    <w:p>
+      <w:pPr>
+        <w:pStyle w:val="Compact"/>
+        <w:numPr>
+          <w:ilvl w:val="0"/>
+          <w:numId w:val="1048"/>
+        </w:numPr>
+      </w:pPr>
+      <w:r>
+        <w:t xml:space="preserve">Outside the local environment, use HTTPS with TLS 1.2 or higher.</w:t>
+      </w:r>
+    </w:p>
+    <w:p>
+      <w:pPr>
+        <w:pStyle w:val="Compact"/>
+        <w:numPr>
+          <w:ilvl w:val="0"/>
+          <w:numId w:val="1048"/>
         </w:numPr>
       </w:pPr>
       <w:r>
@@ -22577,9 +22900,6 @@
     </w:lvlOverride>
   </w:num>
   <w:num w:numId="1041">
-    <w:abstractNumId w:val="991"/>
-  </w:num>
-  <w:num w:numId="1042">
     <w:abstractNumId w:val="99411"/>
     <w:lvlOverride w:ilvl="0">
       <w:startOverride w:val="1"/>
@@ -22609,8 +22929,38 @@
       <w:startOverride w:val="1"/>
     </w:lvlOverride>
   </w:num>
+  <w:num w:numId="1042">
+    <w:abstractNumId w:val="991"/>
+  </w:num>
   <w:num w:numId="1043">
-    <w:abstractNumId w:val="991"/>
+    <w:abstractNumId w:val="99411"/>
+    <w:lvlOverride w:ilvl="0">
+      <w:startOverride w:val="1"/>
+    </w:lvlOverride>
+    <w:lvlOverride w:ilvl="1">
+      <w:startOverride w:val="1"/>
+    </w:lvlOverride>
+    <w:lvlOverride w:ilvl="2">
+      <w:startOverride w:val="1"/>
+    </w:lvlOverride>
+    <w:lvlOverride w:ilvl="3">
+      <w:startOverride w:val="1"/>
+    </w:lvlOverride>
+    <w:lvlOverride w:ilvl="4">
+      <w:startOverride w:val="1"/>
+    </w:lvlOverride>
+    <w:lvlOverride w:ilvl="5">
+      <w:startOverride w:val="1"/>
+    </w:lvlOverride>
+    <w:lvlOverride w:ilvl="6">
+      <w:startOverride w:val="1"/>
+    </w:lvlOverride>
+    <w:lvlOverride w:ilvl="7">
+      <w:startOverride w:val="1"/>
+    </w:lvlOverride>
+    <w:lvlOverride w:ilvl="8">
+      <w:startOverride w:val="1"/>
+    </w:lvlOverride>
   </w:num>
   <w:num w:numId="1044">
     <w:abstractNumId w:val="991"/>
@@ -22622,6 +22972,9 @@
     <w:abstractNumId w:val="991"/>
   </w:num>
   <w:num w:numId="1047">
+    <w:abstractNumId w:val="991"/>
+  </w:num>
+  <w:num w:numId="1048">
     <w:abstractNumId w:val="991"/>
   </w:num>
 </w:numbering>
@@ -23290,7 +23643,7 @@
       <w:color w:themeColor="accent1" w:themeShade="BF" w:val="365F91"/>
     </w:rPr>
   </w:style>
-  <w:style w:customStyle="1" w:styleId="SourceCode" w:type="paragraph">
+  <w:style w:type="paragraph" w:customStyle="1" w:styleId="SourceCode">
     <w:name w:val="Source Code"/>
     <w:basedOn w:val="Normal"/>
     <w:link w:val="VerbatimChar"/>
@@ -23298,7 +23651,7 @@
       <w:wordWrap w:val="off"/>
     </w:pPr>
   </w:style>
-  <w:style w:customStyle="1" w:styleId="KeywordTok" w:type="character">
+  <w:style w:type="character" w:customStyle="1" w:styleId="KeywordTok">
     <w:name w:val="KeywordTok"/>
     <w:basedOn w:val="VerbatimChar"/>
     <w:rPr>
@@ -23306,77 +23659,77 @@
       <w:color w:val="007020"/>
     </w:rPr>
   </w:style>
-  <w:style w:customStyle="1" w:styleId="DataTypeTok" w:type="character">
+  <w:style w:type="character" w:customStyle="1" w:styleId="DataTypeTok">
     <w:name w:val="DataTypeTok"/>
     <w:basedOn w:val="VerbatimChar"/>
     <w:rPr>
       <w:color w:val="902000"/>
     </w:rPr>
   </w:style>
-  <w:style w:customStyle="1" w:styleId="DecValTok" w:type="character">
+  <w:style w:type="character" w:customStyle="1" w:styleId="DecValTok">
     <w:name w:val="DecValTok"/>
     <w:basedOn w:val="VerbatimChar"/>
     <w:rPr>
       <w:color w:val="40a070"/>
     </w:rPr>
   </w:style>
-  <w:style w:customStyle="1" w:styleId="BaseNTok" w:type="character">
+  <w:style w:type="character" w:customStyle="1" w:styleId="BaseNTok">
     <w:name w:val="BaseNTok"/>
     <w:basedOn w:val="VerbatimChar"/>
     <w:rPr>
       <w:color w:val="40a070"/>
     </w:rPr>
   </w:style>
-  <w:style w:customStyle="1" w:styleId="FloatTok" w:type="character">
+  <w:style w:type="character" w:customStyle="1" w:styleId="FloatTok">
     <w:name w:val="FloatTok"/>
     <w:basedOn w:val="VerbatimChar"/>
     <w:rPr>
       <w:color w:val="40a070"/>
     </w:rPr>
   </w:style>
-  <w:style w:customStyle="1" w:styleId="ConstantTok" w:type="character">
+  <w:style w:type="character" w:customStyle="1" w:styleId="ConstantTok">
     <w:name w:val="ConstantTok"/>
     <w:basedOn w:val="VerbatimChar"/>
     <w:rPr>
       <w:color w:val="880000"/>
     </w:rPr>
   </w:style>
-  <w:style w:customStyle="1" w:styleId="CharTok" w:type="character">
+  <w:style w:type="character" w:customStyle="1" w:styleId="CharTok">
     <w:name w:val="CharTok"/>
     <w:basedOn w:val="VerbatimChar"/>
     <w:rPr>
       <w:color w:val="4070a0"/>
     </w:rPr>
   </w:style>
-  <w:style w:customStyle="1" w:styleId="SpecialCharTok" w:type="character">
+  <w:style w:type="character" w:customStyle="1" w:styleId="SpecialCharTok">
     <w:name w:val="SpecialCharTok"/>
     <w:basedOn w:val="VerbatimChar"/>
     <w:rPr>
       <w:color w:val="4070a0"/>
     </w:rPr>
   </w:style>
-  <w:style w:customStyle="1" w:styleId="StringTok" w:type="character">
+  <w:style w:type="character" w:customStyle="1" w:styleId="StringTok">
     <w:name w:val="StringTok"/>
     <w:basedOn w:val="VerbatimChar"/>
     <w:rPr>
       <w:color w:val="4070a0"/>
     </w:rPr>
   </w:style>
-  <w:style w:customStyle="1" w:styleId="VerbatimStringTok" w:type="character">
+  <w:style w:type="character" w:customStyle="1" w:styleId="VerbatimStringTok">
     <w:name w:val="VerbatimStringTok"/>
     <w:basedOn w:val="VerbatimChar"/>
     <w:rPr>
       <w:color w:val="4070a0"/>
     </w:rPr>
   </w:style>
-  <w:style w:customStyle="1" w:styleId="SpecialStringTok" w:type="character">
+  <w:style w:type="character" w:customStyle="1" w:styleId="SpecialStringTok">
     <w:name w:val="SpecialStringTok"/>
     <w:basedOn w:val="VerbatimChar"/>
     <w:rPr>
       <w:color w:val="bb6688"/>
     </w:rPr>
   </w:style>
-  <w:style w:customStyle="1" w:styleId="ImportTok" w:type="character">
+  <w:style w:type="character" w:customStyle="1" w:styleId="ImportTok">
     <w:name w:val="ImportTok"/>
     <w:basedOn w:val="VerbatimChar"/>
     <w:rPr>
@@ -23384,7 +23737,7 @@
       <w:color w:val="008000"/>
     </w:rPr>
   </w:style>
-  <w:style w:customStyle="1" w:styleId="CommentTok" w:type="character">
+  <w:style w:type="character" w:customStyle="1" w:styleId="CommentTok">
     <w:name w:val="CommentTok"/>
     <w:basedOn w:val="VerbatimChar"/>
     <w:rPr>
@@ -23392,7 +23745,7 @@
       <w:color w:val="60a0b0"/>
     </w:rPr>
   </w:style>
-  <w:style w:customStyle="1" w:styleId="DocumentationTok" w:type="character">
+  <w:style w:type="character" w:customStyle="1" w:styleId="DocumentationTok">
     <w:name w:val="DocumentationTok"/>
     <w:basedOn w:val="VerbatimChar"/>
     <w:rPr>
@@ -23400,7 +23753,7 @@
       <w:color w:val="ba2121"/>
     </w:rPr>
   </w:style>
-  <w:style w:customStyle="1" w:styleId="AnnotationTok" w:type="character">
+  <w:style w:type="character" w:customStyle="1" w:styleId="AnnotationTok">
     <w:name w:val="AnnotationTok"/>
     <w:basedOn w:val="VerbatimChar"/>
     <w:rPr>
@@ -23409,7 +23762,7 @@
       <w:color w:val="60a0b0"/>
     </w:rPr>
   </w:style>
-  <w:style w:customStyle="1" w:styleId="CommentVarTok" w:type="character">
+  <w:style w:type="character" w:customStyle="1" w:styleId="CommentVarTok">
     <w:name w:val="CommentVarTok"/>
     <w:basedOn w:val="VerbatimChar"/>
     <w:rPr>
@@ -23418,28 +23771,28 @@
       <w:color w:val="60a0b0"/>
     </w:rPr>
   </w:style>
-  <w:style w:customStyle="1" w:styleId="OtherTok" w:type="character">
+  <w:style w:type="character" w:customStyle="1" w:styleId="OtherTok">
     <w:name w:val="OtherTok"/>
     <w:basedOn w:val="VerbatimChar"/>
     <w:rPr>
       <w:color w:val="007020"/>
     </w:rPr>
   </w:style>
-  <w:style w:customStyle="1" w:styleId="FunctionTok" w:type="character">
+  <w:style w:type="character" w:customStyle="1" w:styleId="FunctionTok">
     <w:name w:val="FunctionTok"/>
     <w:basedOn w:val="VerbatimChar"/>
     <w:rPr>
       <w:color w:val="06287e"/>
     </w:rPr>
   </w:style>
-  <w:style w:customStyle="1" w:styleId="VariableTok" w:type="character">
+  <w:style w:type="character" w:customStyle="1" w:styleId="VariableTok">
     <w:name w:val="VariableTok"/>
     <w:basedOn w:val="VerbatimChar"/>
     <w:rPr>
       <w:color w:val="19177c"/>
     </w:rPr>
   </w:style>
-  <w:style w:customStyle="1" w:styleId="ControlFlowTok" w:type="character">
+  <w:style w:type="character" w:customStyle="1" w:styleId="ControlFlowTok">
     <w:name w:val="ControlFlowTok"/>
     <w:basedOn w:val="VerbatimChar"/>
     <w:rPr>
@@ -23447,45 +23800,45 @@
       <w:color w:val="007020"/>
     </w:rPr>
   </w:style>
-  <w:style w:customStyle="1" w:styleId="OperatorTok" w:type="character">
+  <w:style w:type="character" w:customStyle="1" w:styleId="OperatorTok">
     <w:name w:val="OperatorTok"/>
     <w:basedOn w:val="VerbatimChar"/>
     <w:rPr>
       <w:color w:val="666666"/>
     </w:rPr>
   </w:style>
-  <w:style w:customStyle="1" w:styleId="BuiltInTok" w:type="character">
+  <w:style w:type="character" w:customStyle="1" w:styleId="BuiltInTok">
     <w:name w:val="BuiltInTok"/>
     <w:basedOn w:val="VerbatimChar"/>
     <w:rPr>
       <w:color w:val="008000"/>
     </w:rPr>
   </w:style>
-  <w:style w:customStyle="1" w:styleId="ExtensionTok" w:type="character">
+  <w:style w:type="character" w:customStyle="1" w:styleId="ExtensionTok">
     <w:name w:val="ExtensionTok"/>
     <w:basedOn w:val="VerbatimChar"/>
     <w:rPr/>
   </w:style>
-  <w:style w:customStyle="1" w:styleId="PreprocessorTok" w:type="character">
+  <w:style w:type="character" w:customStyle="1" w:styleId="PreprocessorTok">
     <w:name w:val="PreprocessorTok"/>
     <w:basedOn w:val="VerbatimChar"/>
     <w:rPr>
       <w:color w:val="bc7a00"/>
     </w:rPr>
   </w:style>
-  <w:style w:customStyle="1" w:styleId="AttributeTok" w:type="character">
+  <w:style w:type="character" w:customStyle="1" w:styleId="AttributeTok">
     <w:name w:val="AttributeTok"/>
     <w:basedOn w:val="VerbatimChar"/>
     <w:rPr>
       <w:color w:val="7d9029"/>
     </w:rPr>
   </w:style>
-  <w:style w:customStyle="1" w:styleId="RegionMarkerTok" w:type="character">
+  <w:style w:type="character" w:customStyle="1" w:styleId="RegionMarkerTok">
     <w:name w:val="RegionMarkerTok"/>
     <w:basedOn w:val="VerbatimChar"/>
     <w:rPr/>
   </w:style>
-  <w:style w:customStyle="1" w:styleId="InformationTok" w:type="character">
+  <w:style w:type="character" w:customStyle="1" w:styleId="InformationTok">
     <w:name w:val="InformationTok"/>
     <w:basedOn w:val="VerbatimChar"/>
     <w:rPr>
@@ -23494,7 +23847,7 @@
       <w:color w:val="60a0b0"/>
     </w:rPr>
   </w:style>
-  <w:style w:customStyle="1" w:styleId="WarningTok" w:type="character">
+  <w:style w:type="character" w:customStyle="1" w:styleId="WarningTok">
     <w:name w:val="WarningTok"/>
     <w:basedOn w:val="VerbatimChar"/>
     <w:rPr>
@@ -23503,7 +23856,7 @@
       <w:color w:val="60a0b0"/>
     </w:rPr>
   </w:style>
-  <w:style w:customStyle="1" w:styleId="AlertTok" w:type="character">
+  <w:style w:type="character" w:customStyle="1" w:styleId="AlertTok">
     <w:name w:val="AlertTok"/>
     <w:basedOn w:val="VerbatimChar"/>
     <w:rPr>
@@ -23511,7 +23864,7 @@
       <w:color w:val="ff0000"/>
     </w:rPr>
   </w:style>
-  <w:style w:customStyle="1" w:styleId="ErrorTok" w:type="character">
+  <w:style w:type="character" w:customStyle="1" w:styleId="ErrorTok">
     <w:name w:val="ErrorTok"/>
     <w:basedOn w:val="VerbatimChar"/>
     <w:rPr>
@@ -23519,7 +23872,7 @@
       <w:color w:val="ff0000"/>
     </w:rPr>
   </w:style>
-  <w:style w:customStyle="1" w:styleId="NormalTok" w:type="character">
+  <w:style w:type="character" w:customStyle="1" w:styleId="NormalTok">
     <w:name w:val="NormalTok"/>
     <w:basedOn w:val="VerbatimChar"/>
     <w:rPr/>

--- a/09_MANUALES/EN/WORD/09_Administrator_Manual.docx
+++ b/09_MANUALES/EN/WORD/09_Administrator_Manual.docx
@@ -407,6 +407,52 @@
           </w:p>
         </w:tc>
       </w:tr>
+      <w:tr>
+        <w:tc>
+          <w:tcPr/>
+          <w:p>
+            <w:pPr>
+              <w:pStyle w:val="Compact"/>
+            </w:pPr>
+            <w:r>
+              <w:t xml:space="preserve">4.2</w:t>
+            </w:r>
+          </w:p>
+        </w:tc>
+        <w:tc>
+          <w:tcPr/>
+          <w:p>
+            <w:pPr>
+              <w:pStyle w:val="Compact"/>
+            </w:pPr>
+            <w:r>
+              <w:t xml:space="preserve">2026-10-19</w:t>
+            </w:r>
+          </w:p>
+        </w:tc>
+        <w:tc>
+          <w:tcPr/>
+          <w:p>
+            <w:pPr>
+              <w:pStyle w:val="Compact"/>
+            </w:pPr>
+            <w:r>
+              <w:t xml:space="preserve">The user type is changed from Management &gt; Users (section 10.3); an administrator account cannot be deactivated (section 9.4).</w:t>
+            </w:r>
+          </w:p>
+        </w:tc>
+        <w:tc>
+          <w:tcPr/>
+          <w:p>
+            <w:pPr>
+              <w:pStyle w:val="Compact"/>
+            </w:pPr>
+            <w:r>
+              <w:t xml:space="preserve">Development team</w:t>
+            </w:r>
+          </w:p>
+        </w:tc>
+      </w:tr>
     </w:tbl>
     <w:p>
       <w:pPr>
@@ -3478,18 +3524,18 @@
               <w:pStyle w:val="Compact"/>
             </w:pPr>
             <w:r>
-              <w:t xml:space="preserve">Creates accounts and activates or deactivates them.</w:t>
-            </w:r>
-          </w:p>
-        </w:tc>
-        <w:tc>
-          <w:tcPr/>
-          <w:p>
-            <w:pPr>
-              <w:pStyle w:val="Compact"/>
-            </w:pPr>
-            <w:r>
-              <w:t xml:space="preserve">Accounts are deactivated, not deleted; the administrator cannot deactivate their own account.</w:t>
+              <w:t xml:space="preserve">Creates accounts, changes their user type, and activates or deactivates them.</w:t>
+            </w:r>
+          </w:p>
+        </w:tc>
+        <w:tc>
+          <w:tcPr/>
+          <w:p>
+            <w:pPr>
+              <w:pStyle w:val="Compact"/>
+            </w:pPr>
+            <w:r>
+              <w:t xml:space="preserve">Accounts are deactivated, not deleted; an administrator account is not deactivated and nobody changes their own user type.</w:t>
             </w:r>
           </w:p>
         </w:tc>
@@ -4526,7 +4572,23 @@
         <w:pStyle w:val="BodyText"/>
       </w:pPr>
       <w:r>
-        <w:t xml:space="preserve">To turn an existing account into an administrator (for example, one registered from the public screen), the role can be assigned with SQL, because the password was already generated by the application:</w:t>
+        <w:t xml:space="preserve">To turn an existing account into an administrator (for example, one registered from the public screen), another administrator changes its user type in</w:t>
+      </w:r>
+      <w:r>
+        <w:t xml:space="preserve"> </w:t>
+      </w:r>
+      <w:r>
+        <w:rPr>
+          <w:b/>
+          <w:bCs/>
+        </w:rPr>
+        <w:t xml:space="preserve">Management &gt; Users</w:t>
+      </w:r>
+      <w:r>
+        <w:t xml:space="preserve"> </w:t>
+      </w:r>
+      <w:r>
+        <w:t xml:space="preserve">(section 10.3). Only when there is still no administrator with access is the role assigned with SQL, because the password was already generated by the application:</w:t>
       </w:r>
     </w:p>
     <w:p>
@@ -5712,7 +5774,20 @@
         <w:pStyle w:val="FirstParagraph"/>
       </w:pPr>
       <w:r>
-        <w:t xml:space="preserve">The system does not allow an administrator to deactivate their own account ("You cannot disable your own account"). Before deactivating an administrator, verify that at least one other active administrator remains.</w:t>
+        <w:t xml:space="preserve">An administrator account cannot be deactivated: the button appears blocked with the message "An administrator account cannot be disabled. Change its user type first." To remove an administrator, first change their user type (section 10.3) and then deactivate the account. Nobody can deactivate their own account either, from this table or from</w:t>
+      </w:r>
+      <w:r>
+        <w:t xml:space="preserve"> </w:t>
+      </w:r>
+      <w:r>
+        <w:rPr>
+          <w:b/>
+          <w:bCs/>
+        </w:rPr>
+        <w:t xml:space="preserve">Profile</w:t>
+      </w:r>
+      <w:r>
+        <w:t xml:space="preserve">.</w:t>
       </w:r>
     </w:p>
     <w:bookmarkEnd w:id="56"/>
@@ -6896,7 +6971,7 @@
         <w:pStyle w:val="FirstParagraph"/>
       </w:pPr>
       <w:r>
-        <w:t xml:space="preserve">The panel does not offer an option to change the role of an existing account. When it is necessary, the IT administrator follows this procedure:</w:t>
+        <w:t xml:space="preserve">Each account has one user type (Client, Operator, or Administrator), and the new one replaces the previous one.</w:t>
       </w:r>
     </w:p>
     <w:p>
@@ -6908,7 +6983,20 @@
         </w:numPr>
       </w:pPr>
       <w:r>
-        <w:t xml:space="preserve">Record the request: who asks for it, who approves it, the current role, the new role, and the reason.</w:t>
+        <w:t xml:space="preserve">In</w:t>
+      </w:r>
+      <w:r>
+        <w:t xml:space="preserve"> </w:t>
+      </w:r>
+      <w:r>
+        <w:rPr>
+          <w:b/>
+          <w:bCs/>
+        </w:rPr>
+        <w:t xml:space="preserve">Management &gt; Users</w:t>
+      </w:r>
+      <w:r>
+        <w:t xml:space="preserve">, locate the account.</w:t>
       </w:r>
     </w:p>
     <w:p>
@@ -6920,7 +7008,39 @@
         </w:numPr>
       </w:pPr>
       <w:r>
-        <w:t xml:space="preserve">Verify the identity of the person.</w:t>
+        <w:t xml:space="preserve">In the</w:t>
+      </w:r>
+      <w:r>
+        <w:t xml:space="preserve"> </w:t>
+      </w:r>
+      <w:r>
+        <w:rPr>
+          <w:b/>
+          <w:bCs/>
+        </w:rPr>
+        <w:t xml:space="preserve">User type</w:t>
+      </w:r>
+      <w:r>
+        <w:t xml:space="preserve"> </w:t>
+      </w:r>
+      <w:r>
+        <w:t xml:space="preserve">column, choose the new type in the</w:t>
+      </w:r>
+      <w:r>
+        <w:t xml:space="preserve"> </w:t>
+      </w:r>
+      <w:r>
+        <w:rPr>
+          <w:b/>
+          <w:bCs/>
+        </w:rPr>
+        <w:t xml:space="preserve">Change user type</w:t>
+      </w:r>
+      <w:r>
+        <w:t xml:space="preserve"> </w:t>
+      </w:r>
+      <w:r>
+        <w:t xml:space="preserve">list.</w:t>
       </w:r>
     </w:p>
     <w:p>
@@ -6932,20 +7052,7 @@
         </w:numPr>
       </w:pPr>
       <w:r>
-        <w:t xml:space="preserve">Modify the assignment in</w:t>
-      </w:r>
-      <w:r>
-        <w:t xml:space="preserve"> </w:t>
-      </w:r>
-      <w:r>
-        <w:rPr>
-          <w:i/>
-          <w:iCs/>
-        </w:rPr>
-        <w:t xml:space="preserve">security.user_role</w:t>
-      </w:r>
-      <w:r>
-        <w:t xml:space="preserve">; remove the previous role if it must not remain.</w:t>
+        <w:t xml:space="preserve">Confirm the message "Change the user type?", which warns that the person's open sessions will be closed.</w:t>
       </w:r>
     </w:p>
     <w:p>
@@ -6957,7 +7064,7 @@
         </w:numPr>
       </w:pPr>
       <w:r>
-        <w:t xml:space="preserve">If the new role is OPERATOR, the operations service creates the operator record automatically the next time the operators are listed.</w:t>
+        <w:t xml:space="preserve">Ask the person to sign in again: they will enter the panel of their new role.</w:t>
       </w:r>
     </w:p>
     <w:p>
@@ -6969,19 +7076,31 @@
         </w:numPr>
       </w:pPr>
       <w:r>
-        <w:t xml:space="preserve">Ask the person to log out and log in again, so that the new token reflects the role.</w:t>
-      </w:r>
-    </w:p>
-    <w:p>
-      <w:pPr>
-        <w:pStyle w:val="Compact"/>
-        <w:numPr>
-          <w:ilvl w:val="0"/>
-          <w:numId w:val="1028"/>
-        </w:numPr>
-      </w:pPr>
-      <w:r>
-        <w:t xml:space="preserve">File the request together with the date and the author of the change.</w:t>
+        <w:t xml:space="preserve">If the new type is Operator, the operations service creates their operator record the next time the operators are listed; give them shifts in</w:t>
+      </w:r>
+      <w:r>
+        <w:t xml:space="preserve"> </w:t>
+      </w:r>
+      <w:r>
+        <w:rPr>
+          <w:b/>
+          <w:bCs/>
+        </w:rPr>
+        <w:t xml:space="preserve">Operators</w:t>
+      </w:r>
+      <w:r>
+        <w:t xml:space="preserve"> </w:t>
+      </w:r>
+      <w:r>
+        <w:t xml:space="preserve">(section 12).</w:t>
+      </w:r>
+    </w:p>
+    <w:p>
+      <w:pPr>
+        <w:pStyle w:val="FirstParagraph"/>
+      </w:pPr>
+      <w:r>
+        <w:t xml:space="preserve">Your own account does not show the list but the user type as a label ("You cannot change the user type of your own account"). It is recommended to record who asked for the change and why in the team's log.</w:t>
       </w:r>
     </w:p>
     <w:bookmarkEnd w:id="62"/>
@@ -23643,7 +23762,7 @@
       <w:color w:themeColor="accent1" w:themeShade="BF" w:val="365F91"/>
     </w:rPr>
   </w:style>
-  <w:style w:type="paragraph" w:customStyle="1" w:styleId="SourceCode">
+  <w:style w:customStyle="1" w:styleId="SourceCode" w:type="paragraph">
     <w:name w:val="Source Code"/>
     <w:basedOn w:val="Normal"/>
     <w:link w:val="VerbatimChar"/>
@@ -23651,7 +23770,7 @@
       <w:wordWrap w:val="off"/>
     </w:pPr>
   </w:style>
-  <w:style w:type="character" w:customStyle="1" w:styleId="KeywordTok">
+  <w:style w:customStyle="1" w:styleId="KeywordTok" w:type="character">
     <w:name w:val="KeywordTok"/>
     <w:basedOn w:val="VerbatimChar"/>
     <w:rPr>
@@ -23659,77 +23778,77 @@
       <w:color w:val="007020"/>
     </w:rPr>
   </w:style>
-  <w:style w:type="character" w:customStyle="1" w:styleId="DataTypeTok">
+  <w:style w:customStyle="1" w:styleId="DataTypeTok" w:type="character">
     <w:name w:val="DataTypeTok"/>
     <w:basedOn w:val="VerbatimChar"/>
     <w:rPr>
       <w:color w:val="902000"/>
     </w:rPr>
   </w:style>
-  <w:style w:type="character" w:customStyle="1" w:styleId="DecValTok">
+  <w:style w:customStyle="1" w:styleId="DecValTok" w:type="character">
     <w:name w:val="DecValTok"/>
     <w:basedOn w:val="VerbatimChar"/>
     <w:rPr>
       <w:color w:val="40a070"/>
     </w:rPr>
   </w:style>
-  <w:style w:type="character" w:customStyle="1" w:styleId="BaseNTok">
+  <w:style w:customStyle="1" w:styleId="BaseNTok" w:type="character">
     <w:name w:val="BaseNTok"/>
     <w:basedOn w:val="VerbatimChar"/>
     <w:rPr>
       <w:color w:val="40a070"/>
     </w:rPr>
   </w:style>
-  <w:style w:type="character" w:customStyle="1" w:styleId="FloatTok">
+  <w:style w:customStyle="1" w:styleId="FloatTok" w:type="character">
     <w:name w:val="FloatTok"/>
     <w:basedOn w:val="VerbatimChar"/>
     <w:rPr>
       <w:color w:val="40a070"/>
     </w:rPr>
   </w:style>
-  <w:style w:type="character" w:customStyle="1" w:styleId="ConstantTok">
+  <w:style w:customStyle="1" w:styleId="ConstantTok" w:type="character">
     <w:name w:val="ConstantTok"/>
     <w:basedOn w:val="VerbatimChar"/>
     <w:rPr>
       <w:color w:val="880000"/>
     </w:rPr>
   </w:style>
-  <w:style w:type="character" w:customStyle="1" w:styleId="CharTok">
+  <w:style w:customStyle="1" w:styleId="CharTok" w:type="character">
     <w:name w:val="CharTok"/>
     <w:basedOn w:val="VerbatimChar"/>
     <w:rPr>
       <w:color w:val="4070a0"/>
     </w:rPr>
   </w:style>
-  <w:style w:type="character" w:customStyle="1" w:styleId="SpecialCharTok">
+  <w:style w:customStyle="1" w:styleId="SpecialCharTok" w:type="character">
     <w:name w:val="SpecialCharTok"/>
     <w:basedOn w:val="VerbatimChar"/>
     <w:rPr>
       <w:color w:val="4070a0"/>
     </w:rPr>
   </w:style>
-  <w:style w:type="character" w:customStyle="1" w:styleId="StringTok">
+  <w:style w:customStyle="1" w:styleId="StringTok" w:type="character">
     <w:name w:val="StringTok"/>
     <w:basedOn w:val="VerbatimChar"/>
     <w:rPr>
       <w:color w:val="4070a0"/>
     </w:rPr>
   </w:style>
-  <w:style w:type="character" w:customStyle="1" w:styleId="VerbatimStringTok">
+  <w:style w:customStyle="1" w:styleId="VerbatimStringTok" w:type="character">
     <w:name w:val="VerbatimStringTok"/>
     <w:basedOn w:val="VerbatimChar"/>
     <w:rPr>
       <w:color w:val="4070a0"/>
     </w:rPr>
   </w:style>
-  <w:style w:type="character" w:customStyle="1" w:styleId="SpecialStringTok">
+  <w:style w:customStyle="1" w:styleId="SpecialStringTok" w:type="character">
     <w:name w:val="SpecialStringTok"/>
     <w:basedOn w:val="VerbatimChar"/>
     <w:rPr>
       <w:color w:val="bb6688"/>
     </w:rPr>
   </w:style>
-  <w:style w:type="character" w:customStyle="1" w:styleId="ImportTok">
+  <w:style w:customStyle="1" w:styleId="ImportTok" w:type="character">
     <w:name w:val="ImportTok"/>
     <w:basedOn w:val="VerbatimChar"/>
     <w:rPr>
@@ -23737,7 +23856,7 @@
       <w:color w:val="008000"/>
     </w:rPr>
   </w:style>
-  <w:style w:type="character" w:customStyle="1" w:styleId="CommentTok">
+  <w:style w:customStyle="1" w:styleId="CommentTok" w:type="character">
     <w:name w:val="CommentTok"/>
     <w:basedOn w:val="VerbatimChar"/>
     <w:rPr>
@@ -23745,7 +23864,7 @@
       <w:color w:val="60a0b0"/>
     </w:rPr>
   </w:style>
-  <w:style w:type="character" w:customStyle="1" w:styleId="DocumentationTok">
+  <w:style w:customStyle="1" w:styleId="DocumentationTok" w:type="character">
     <w:name w:val="DocumentationTok"/>
     <w:basedOn w:val="VerbatimChar"/>
     <w:rPr>
@@ -23753,7 +23872,7 @@
       <w:color w:val="ba2121"/>
     </w:rPr>
   </w:style>
-  <w:style w:type="character" w:customStyle="1" w:styleId="AnnotationTok">
+  <w:style w:customStyle="1" w:styleId="AnnotationTok" w:type="character">
     <w:name w:val="AnnotationTok"/>
     <w:basedOn w:val="VerbatimChar"/>
     <w:rPr>
@@ -23762,7 +23881,7 @@
       <w:color w:val="60a0b0"/>
     </w:rPr>
   </w:style>
-  <w:style w:type="character" w:customStyle="1" w:styleId="CommentVarTok">
+  <w:style w:customStyle="1" w:styleId="CommentVarTok" w:type="character">
     <w:name w:val="CommentVarTok"/>
     <w:basedOn w:val="VerbatimChar"/>
     <w:rPr>
@@ -23771,28 +23890,28 @@
       <w:color w:val="60a0b0"/>
     </w:rPr>
   </w:style>
-  <w:style w:type="character" w:customStyle="1" w:styleId="OtherTok">
+  <w:style w:customStyle="1" w:styleId="OtherTok" w:type="character">
     <w:name w:val="OtherTok"/>
     <w:basedOn w:val="VerbatimChar"/>
     <w:rPr>
       <w:color w:val="007020"/>
     </w:rPr>
   </w:style>
-  <w:style w:type="character" w:customStyle="1" w:styleId="FunctionTok">
+  <w:style w:customStyle="1" w:styleId="FunctionTok" w:type="character">
     <w:name w:val="FunctionTok"/>
     <w:basedOn w:val="VerbatimChar"/>
     <w:rPr>
       <w:color w:val="06287e"/>
     </w:rPr>
   </w:style>
-  <w:style w:type="character" w:customStyle="1" w:styleId="VariableTok">
+  <w:style w:customStyle="1" w:styleId="VariableTok" w:type="character">
     <w:name w:val="VariableTok"/>
     <w:basedOn w:val="VerbatimChar"/>
     <w:rPr>
       <w:color w:val="19177c"/>
     </w:rPr>
   </w:style>
-  <w:style w:type="character" w:customStyle="1" w:styleId="ControlFlowTok">
+  <w:style w:customStyle="1" w:styleId="ControlFlowTok" w:type="character">
     <w:name w:val="ControlFlowTok"/>
     <w:basedOn w:val="VerbatimChar"/>
     <w:rPr>
@@ -23800,45 +23919,45 @@
       <w:color w:val="007020"/>
     </w:rPr>
   </w:style>
-  <w:style w:type="character" w:customStyle="1" w:styleId="OperatorTok">
+  <w:style w:customStyle="1" w:styleId="OperatorTok" w:type="character">
     <w:name w:val="OperatorTok"/>
     <w:basedOn w:val="VerbatimChar"/>
     <w:rPr>
       <w:color w:val="666666"/>
     </w:rPr>
   </w:style>
-  <w:style w:type="character" w:customStyle="1" w:styleId="BuiltInTok">
+  <w:style w:customStyle="1" w:styleId="BuiltInTok" w:type="character">
     <w:name w:val="BuiltInTok"/>
     <w:basedOn w:val="VerbatimChar"/>
     <w:rPr>
       <w:color w:val="008000"/>
     </w:rPr>
   </w:style>
-  <w:style w:type="character" w:customStyle="1" w:styleId="ExtensionTok">
+  <w:style w:customStyle="1" w:styleId="ExtensionTok" w:type="character">
     <w:name w:val="ExtensionTok"/>
     <w:basedOn w:val="VerbatimChar"/>
     <w:rPr/>
   </w:style>
-  <w:style w:type="character" w:customStyle="1" w:styleId="PreprocessorTok">
+  <w:style w:customStyle="1" w:styleId="PreprocessorTok" w:type="character">
     <w:name w:val="PreprocessorTok"/>
     <w:basedOn w:val="VerbatimChar"/>
     <w:rPr>
       <w:color w:val="bc7a00"/>
     </w:rPr>
   </w:style>
-  <w:style w:type="character" w:customStyle="1" w:styleId="AttributeTok">
+  <w:style w:customStyle="1" w:styleId="AttributeTok" w:type="character">
     <w:name w:val="AttributeTok"/>
     <w:basedOn w:val="VerbatimChar"/>
     <w:rPr>
       <w:color w:val="7d9029"/>
     </w:rPr>
   </w:style>
-  <w:style w:type="character" w:customStyle="1" w:styleId="RegionMarkerTok">
+  <w:style w:customStyle="1" w:styleId="RegionMarkerTok" w:type="character">
     <w:name w:val="RegionMarkerTok"/>
     <w:basedOn w:val="VerbatimChar"/>
     <w:rPr/>
   </w:style>
-  <w:style w:type="character" w:customStyle="1" w:styleId="InformationTok">
+  <w:style w:customStyle="1" w:styleId="InformationTok" w:type="character">
     <w:name w:val="InformationTok"/>
     <w:basedOn w:val="VerbatimChar"/>
     <w:rPr>
@@ -23847,7 +23966,7 @@
       <w:color w:val="60a0b0"/>
     </w:rPr>
   </w:style>
-  <w:style w:type="character" w:customStyle="1" w:styleId="WarningTok">
+  <w:style w:customStyle="1" w:styleId="WarningTok" w:type="character">
     <w:name w:val="WarningTok"/>
     <w:basedOn w:val="VerbatimChar"/>
     <w:rPr>
@@ -23856,7 +23975,7 @@
       <w:color w:val="60a0b0"/>
     </w:rPr>
   </w:style>
-  <w:style w:type="character" w:customStyle="1" w:styleId="AlertTok">
+  <w:style w:customStyle="1" w:styleId="AlertTok" w:type="character">
     <w:name w:val="AlertTok"/>
     <w:basedOn w:val="VerbatimChar"/>
     <w:rPr>
@@ -23864,7 +23983,7 @@
       <w:color w:val="ff0000"/>
     </w:rPr>
   </w:style>
-  <w:style w:type="character" w:customStyle="1" w:styleId="ErrorTok">
+  <w:style w:customStyle="1" w:styleId="ErrorTok" w:type="character">
     <w:name w:val="ErrorTok"/>
     <w:basedOn w:val="VerbatimChar"/>
     <w:rPr>
@@ -23872,7 +23991,7 @@
       <w:color w:val="ff0000"/>
     </w:rPr>
   </w:style>
-  <w:style w:type="character" w:customStyle="1" w:styleId="NormalTok">
+  <w:style w:customStyle="1" w:styleId="NormalTok" w:type="character">
     <w:name w:val="NormalTok"/>
     <w:basedOn w:val="VerbatimChar"/>
     <w:rPr/>

--- a/09_MANUALES/EN/WORD/09_Administrator_Manual.docx
+++ b/09_MANUALES/EN/WORD/09_Administrator_Manual.docx
@@ -2,7 +2,7 @@
 <file path=word/document.xml><?xml version="1.0" encoding="utf-8"?>
 <w:document xmlns:w="http://schemas.openxmlformats.org/wordprocessingml/2006/main" xmlns:m="http://schemas.openxmlformats.org/officeDocument/2006/math" xmlns:r="http://schemas.openxmlformats.org/officeDocument/2006/relationships" xmlns:o="urn:schemas-microsoft-com:office:office" xmlns:v="urn:schemas-microsoft-com:vml" xmlns:w10="urn:schemas-microsoft-com:office:word" xmlns:a="http://schemas.openxmlformats.org/drawingml/2006/main" xmlns:pic="http://schemas.openxmlformats.org/drawingml/2006/picture" xmlns:wp="http://schemas.openxmlformats.org/drawingml/2006/wordprocessingDrawing">
   <w:body>
-    <w:bookmarkStart w:id="153" w:name="administrator-manual"/>
+    <w:bookmarkStart w:id="156" w:name="administrator-manual"/>
     <w:p>
       <w:pPr>
         <w:pStyle w:val="Heading1"/>
@@ -438,6 +438,52 @@
             </w:pPr>
             <w:r>
               <w:t xml:space="preserve">The user type is changed from Management &gt; Users (section 10.3); an administrator account cannot be deactivated (section 9.4).</w:t>
+            </w:r>
+          </w:p>
+        </w:tc>
+        <w:tc>
+          <w:tcPr/>
+          <w:p>
+            <w:pPr>
+              <w:pStyle w:val="Compact"/>
+            </w:pPr>
+            <w:r>
+              <w:t xml:space="preserve">Development team</w:t>
+            </w:r>
+          </w:p>
+        </w:tc>
+      </w:tr>
+      <w:tr>
+        <w:tc>
+          <w:tcPr/>
+          <w:p>
+            <w:pPr>
+              <w:pStyle w:val="Compact"/>
+            </w:pPr>
+            <w:r>
+              <w:t xml:space="preserve">4.3</w:t>
+            </w:r>
+          </w:p>
+        </w:tc>
+        <w:tc>
+          <w:tcPr/>
+          <w:p>
+            <w:pPr>
+              <w:pStyle w:val="Compact"/>
+            </w:pPr>
+            <w:r>
+              <w:t xml:space="preserve">2026-10-19</w:t>
+            </w:r>
+          </w:p>
+        </w:tc>
+        <w:tc>
+          <w:tcPr/>
+          <w:p>
+            <w:pPr>
+              <w:pStyle w:val="Compact"/>
+            </w:pPr>
+            <w:r>
+              <w:t xml:space="preserve">Screenshots taken again on October 19, 2026, with demo data, and new Figure 5 of the business data to be completed (section 11.1).</w:t>
             </w:r>
           </w:p>
         </w:tc>
@@ -4391,7 +4437,7 @@
       <w:r>
         <w:drawing>
           <wp:inline>
-            <wp:extent cx="5334000" cy="4174265"/>
+            <wp:extent cx="5334000" cy="4556938"/>
             <wp:effectExtent b="0" l="0" r="0" t="0"/>
             <wp:docPr descr="General Control Panel" title="" id="42" name="Picture"/>
             <a:graphic>
@@ -4412,7 +4458,7 @@
                   <pic:spPr bwMode="auto">
                     <a:xfrm>
                       <a:off x="0" y="0"/>
-                      <a:ext cx="5334000" cy="4174265"/>
+                      <a:ext cx="5334000" cy="4556938"/>
                     </a:xfrm>
                     <a:prstGeom prst="rect">
                       <a:avLst/>
@@ -5168,6 +5214,19 @@
           <w:b/>
           <w:bCs/>
         </w:rPr>
+        <w:t xml:space="preserve">Registration date</w:t>
+      </w:r>
+      <w:r>
+        <w:t xml:space="preserve">,</w:t>
+      </w:r>
+      <w:r>
+        <w:t xml:space="preserve"> </w:t>
+      </w:r>
+      <w:r>
+        <w:rPr>
+          <w:b/>
+          <w:bCs/>
+        </w:rPr>
         <w:t xml:space="preserve">Last sign-in</w:t>
       </w:r>
       <w:r>
@@ -5184,7 +5243,7 @@
         <w:t xml:space="preserve">Status</w:t>
       </w:r>
       <w:r>
-        <w:t xml:space="preserve">.</w:t>
+        <w:t xml:space="preserve">. The user type is changed in the same table (section 10.3).</w:t>
       </w:r>
     </w:p>
     <w:p>
@@ -5209,10 +5268,23 @@
         <w:t xml:space="preserve">Enabled</w:t>
       </w:r>
       <w:r>
-        <w:t xml:space="preserve"> </w:t>
-      </w:r>
-      <w:r>
-        <w:t xml:space="preserve">and</w:t>
+        <w:t xml:space="preserve">,</w:t>
+      </w:r>
+      <w:r>
+        <w:t xml:space="preserve"> </w:t>
+      </w:r>
+      <w:r>
+        <w:rPr>
+          <w:b/>
+          <w:bCs/>
+        </w:rPr>
+        <w:t xml:space="preserve">Registered</w:t>
+      </w:r>
+      <w:r>
+        <w:t xml:space="preserve"> </w:t>
+      </w:r>
+      <w:r>
+        <w:t xml:space="preserve">(every account), and</w:t>
       </w:r>
       <w:r>
         <w:t xml:space="preserve"> </w:t>
@@ -7105,7 +7177,7 @@
     </w:p>
     <w:bookmarkEnd w:id="62"/>
     <w:bookmarkEnd w:id="63"/>
-    <w:bookmarkStart w:id="76" w:name="X71ecd1b085ab435e58ac67509a10673ea2e4d64"/>
+    <w:bookmarkStart w:id="79" w:name="X71ecd1b085ab435e58ac67509a10673ea2e4d64"/>
     <w:p>
       <w:pPr>
         <w:pStyle w:val="Heading2"/>
@@ -7114,7 +7186,7 @@
         <w:t xml:space="preserve">11. System Configuration</w:t>
       </w:r>
     </w:p>
-    <w:bookmarkStart w:id="64" w:name="X85cf747b227d6304ce92c310cdae4dc283b4180"/>
+    <w:bookmarkStart w:id="67" w:name="X85cf747b227d6304ce92c310cdae4dc283b4180"/>
     <w:p>
       <w:pPr>
         <w:pStyle w:val="Heading3"/>
@@ -7151,7 +7223,71 @@
         <w:t xml:space="preserve">/admin/settings</w:t>
       </w:r>
       <w:r>
-        <w:t xml:space="preserve">) shows the legal name, tax ID, legal representative, address, phones, email, tax information, and official channels of the business. These data are saved in booking-service (</w:t>
+        <w:t xml:space="preserve">) gathers the data of the business in four cards:</w:t>
+      </w:r>
+      <w:r>
+        <w:t xml:space="preserve"> </w:t>
+      </w:r>
+      <w:r>
+        <w:rPr>
+          <w:b/>
+          <w:bCs/>
+        </w:rPr>
+        <w:t xml:space="preserve">General information</w:t>
+      </w:r>
+      <w:r>
+        <w:t xml:space="preserve"> </w:t>
+      </w:r>
+      <w:r>
+        <w:t xml:space="preserve">(legal name, trade name, tax ID, business type, founding date, and legal representative),</w:t>
+      </w:r>
+      <w:r>
+        <w:t xml:space="preserve"> </w:t>
+      </w:r>
+      <w:r>
+        <w:rPr>
+          <w:b/>
+          <w:bCs/>
+        </w:rPr>
+        <w:t xml:space="preserve">Location &amp; contact</w:t>
+      </w:r>
+      <w:r>
+        <w:t xml:space="preserve"> </w:t>
+      </w:r>
+      <w:r>
+        <w:t xml:space="preserve">(address, phones, and email),</w:t>
+      </w:r>
+      <w:r>
+        <w:t xml:space="preserve"> </w:t>
+      </w:r>
+      <w:r>
+        <w:rPr>
+          <w:b/>
+          <w:bCs/>
+        </w:rPr>
+        <w:t xml:space="preserve">Tax information</w:t>
+      </w:r>
+      <w:r>
+        <w:t xml:space="preserve"> </w:t>
+      </w:r>
+      <w:r>
+        <w:t xml:space="preserve">(tax regime, CIIU activity, DIAN resolution, invoice prefix, and range), and</w:t>
+      </w:r>
+      <w:r>
+        <w:t xml:space="preserve"> </w:t>
+      </w:r>
+      <w:r>
+        <w:rPr>
+          <w:b/>
+          <w:bCs/>
+        </w:rPr>
+        <w:t xml:space="preserve">Official channels</w:t>
+      </w:r>
+      <w:r>
+        <w:t xml:space="preserve"> </w:t>
+      </w:r>
+      <w:r>
+        <w:t xml:space="preserve">(website, social networks, support line, and service hours). These data are saved in booking-service (</w:t>
       </w:r>
       <w:r>
         <w:rPr>
@@ -7177,7 +7313,7 @@
         <w:t xml:space="preserve">PUT /api/v1/admin/establishment</w:t>
       </w:r>
       <w:r>
-        <w:t xml:space="preserve">), which validates each field before saving it. They are the same data customers see on the home page, in the footer, and in the help center, so a change reaches every user when the page is reloaded. The accounts and QR codes to receive payments are configured separately, in</w:t>
+        <w:t xml:space="preserve">), which validates each field before saving it. They are the same data customers see on the home page, in the footer, and in the help center, so a change reaches every user when the page is reloaded. The accounts and QR codes for receiving payments are configured separately, in</w:t>
       </w:r>
       <w:r>
         <w:t xml:space="preserve"> </w:t>
@@ -7196,80 +7332,25 @@
         <w:t xml:space="preserve">(section 11.4).</w:t>
       </w:r>
     </w:p>
-    <w:bookmarkEnd w:id="64"/>
-    <w:bookmarkStart w:id="68" w:name="Xec1afec9231e1abe75fcd559ac29c51d70520e9"/>
-    <w:p>
-      <w:pPr>
-        <w:pStyle w:val="Heading3"/>
-      </w:pPr>
-      <w:r>
-        <w:t xml:space="preserve">11.2 Opening Hours and Exceptions</w:t>
-      </w:r>
-    </w:p>
-    <w:p>
-      <w:pPr>
-        <w:pStyle w:val="FirstParagraph"/>
-      </w:pPr>
-      <w:r>
-        <w:t xml:space="preserve">The</w:t>
-      </w:r>
-      <w:r>
-        <w:t xml:space="preserve"> </w:t>
-      </w:r>
-      <w:r>
-        <w:rPr>
-          <w:b/>
-          <w:bCs/>
-        </w:rPr>
-        <w:t xml:space="preserve">Hours &amp; Bays</w:t>
-      </w:r>
-      <w:r>
-        <w:t xml:space="preserve"> </w:t>
-      </w:r>
-      <w:r>
-        <w:t xml:space="preserve">screen (route</w:t>
-      </w:r>
-      <w:r>
-        <w:t xml:space="preserve"> </w:t>
-      </w:r>
-      <w:r>
-        <w:rPr>
-          <w:i/>
-          <w:iCs/>
-        </w:rPr>
-        <w:t xml:space="preserve">/admin/schedule</w:t>
-      </w:r>
-      <w:r>
-        <w:t xml:space="preserve">) has two tabs:</w:t>
-      </w:r>
-      <w:r>
-        <w:t xml:space="preserve"> </w:t>
-      </w:r>
-      <w:r>
-        <w:rPr>
-          <w:b/>
-          <w:bCs/>
-        </w:rPr>
-        <w:t xml:space="preserve">Business hours</w:t>
-      </w:r>
-      <w:r>
-        <w:t xml:space="preserve"> </w:t>
-      </w:r>
-      <w:r>
-        <w:t xml:space="preserve">and</w:t>
-      </w:r>
-      <w:r>
-        <w:t xml:space="preserve"> </w:t>
-      </w:r>
-      <w:r>
-        <w:rPr>
-          <w:b/>
-          <w:bCs/>
-        </w:rPr>
-        <w:t xml:space="preserve">Wash bays</w:t>
-      </w:r>
-      <w:r>
-        <w:t xml:space="preserve">. The changes of this screen affect the availability offered to customers immediately.</w:t>
+    <w:p>
+      <w:pPr>
+        <w:pStyle w:val="BodyText"/>
+      </w:pPr>
+      <w:r>
+        <w:t xml:space="preserve">The system is delivered without the data of a real business: missing fields show</w:t>
+      </w:r>
+      <w:r>
+        <w:t xml:space="preserve"> </w:t>
+      </w:r>
+      <w:r>
+        <w:rPr>
+          <w:b/>
+          <w:bCs/>
+        </w:rPr>
+        <w:t xml:space="preserve">To be completed</w:t>
+      </w:r>
+      <w:r>
+        <w:t xml:space="preserve">, and a notice at the top of the screen reminds the administrator to fill them in when the system is implemented for a company.</w:t>
       </w:r>
     </w:p>
     <w:p>
@@ -7281,110 +7362,7 @@
         </w:numPr>
       </w:pPr>
       <w:r>
-        <w:t xml:space="preserve">In</w:t>
-      </w:r>
-      <w:r>
-        <w:t xml:space="preserve"> </w:t>
-      </w:r>
-      <w:r>
-        <w:rPr>
-          <w:b/>
-          <w:bCs/>
-        </w:rPr>
-        <w:t xml:space="preserve">Business hours</w:t>
-      </w:r>
-      <w:r>
-        <w:t xml:space="preserve">, review the</w:t>
-      </w:r>
-      <w:r>
-        <w:t xml:space="preserve"> </w:t>
-      </w:r>
-      <w:r>
-        <w:rPr>
-          <w:b/>
-          <w:bCs/>
-        </w:rPr>
-        <w:t xml:space="preserve">Regular weekly schedule</w:t>
-      </w:r>
-      <w:r>
-        <w:t xml:space="preserve">: for each day,</w:t>
-      </w:r>
-      <w:r>
-        <w:t xml:space="preserve"> </w:t>
-      </w:r>
-      <w:r>
-        <w:rPr>
-          <w:b/>
-          <w:bCs/>
-        </w:rPr>
-        <w:t xml:space="preserve">Open</w:t>
-      </w:r>
-      <w:r>
-        <w:t xml:space="preserve"> </w:t>
-      </w:r>
-      <w:r>
-        <w:t xml:space="preserve">or</w:t>
-      </w:r>
-      <w:r>
-        <w:t xml:space="preserve"> </w:t>
-      </w:r>
-      <w:r>
-        <w:rPr>
-          <w:b/>
-          <w:bCs/>
-        </w:rPr>
-        <w:t xml:space="preserve">Closed</w:t>
-      </w:r>
-      <w:r>
-        <w:t xml:space="preserve">, the</w:t>
-      </w:r>
-      <w:r>
-        <w:t xml:space="preserve"> </w:t>
-      </w:r>
-      <w:r>
-        <w:rPr>
-          <w:b/>
-          <w:bCs/>
-        </w:rPr>
-        <w:t xml:space="preserve">Opening</w:t>
-      </w:r>
-      <w:r>
-        <w:t xml:space="preserve"> </w:t>
-      </w:r>
-      <w:r>
-        <w:t xml:space="preserve">and</w:t>
-      </w:r>
-      <w:r>
-        <w:t xml:space="preserve"> </w:t>
-      </w:r>
-      <w:r>
-        <w:rPr>
-          <w:b/>
-          <w:bCs/>
-        </w:rPr>
-        <w:t xml:space="preserve">Closing</w:t>
-      </w:r>
-      <w:r>
-        <w:t xml:space="preserve"> </w:t>
-      </w:r>
-      <w:r>
-        <w:t xml:space="preserve">times, and the</w:t>
-      </w:r>
-      <w:r>
-        <w:t xml:space="preserve"> </w:t>
-      </w:r>
-      <w:r>
-        <w:rPr>
-          <w:b/>
-          <w:bCs/>
-        </w:rPr>
-        <w:t xml:space="preserve">Break</w:t>
-      </w:r>
-      <w:r>
-        <w:t xml:space="preserve"> </w:t>
-      </w:r>
-      <w:r>
-        <w:t xml:space="preserve">(continuous or with lunch break).</w:t>
+        <w:t xml:space="preserve">Click the pencil of the card to change.</w:t>
       </w:r>
     </w:p>
     <w:p>
@@ -7396,39 +7374,33 @@
         </w:numPr>
       </w:pPr>
       <w:r>
-        <w:t xml:space="preserve">Modify the days that changed and click</w:t>
-      </w:r>
-      <w:r>
-        <w:t xml:space="preserve"> </w:t>
-      </w:r>
-      <w:r>
-        <w:rPr>
-          <w:b/>
-          <w:bCs/>
-        </w:rPr>
-        <w:t xml:space="preserve">Save changes</w:t>
-      </w:r>
-      <w:r>
-        <w:t xml:space="preserve"> </w:t>
-      </w:r>
-      <w:r>
-        <w:t xml:space="preserve">("Schedule saved").</w:t>
-      </w:r>
-      <w:r>
-        <w:t xml:space="preserve"> </w:t>
-      </w:r>
-      <w:r>
-        <w:rPr>
-          <w:b/>
-          <w:bCs/>
-        </w:rPr>
-        <w:t xml:space="preserve">Reset values</w:t>
-      </w:r>
-      <w:r>
-        <w:t xml:space="preserve"> </w:t>
-      </w:r>
-      <w:r>
-        <w:t xml:space="preserve">restores the default schedule.</w:t>
+        <w:t xml:space="preserve">Fill in the fields in the window and click</w:t>
+      </w:r>
+      <w:r>
+        <w:t xml:space="preserve"> </w:t>
+      </w:r>
+      <w:r>
+        <w:rPr>
+          <w:b/>
+          <w:bCs/>
+        </w:rPr>
+        <w:t xml:space="preserve">Apply</w:t>
+      </w:r>
+      <w:r>
+        <w:t xml:space="preserve">. The screen shows</w:t>
+      </w:r>
+      <w:r>
+        <w:t xml:space="preserve"> </w:t>
+      </w:r>
+      <w:r>
+        <w:rPr>
+          <w:b/>
+          <w:bCs/>
+        </w:rPr>
+        <w:t xml:space="preserve">Unsaved changes</w:t>
+      </w:r>
+      <w:r>
+        <w:t xml:space="preserve">.</w:t>
       </w:r>
     </w:p>
     <w:p>
@@ -7440,148 +7412,39 @@
         </w:numPr>
       </w:pPr>
       <w:r>
-        <w:t xml:space="preserve">In</w:t>
-      </w:r>
-      <w:r>
-        <w:t xml:space="preserve"> </w:t>
-      </w:r>
-      <w:r>
-        <w:rPr>
-          <w:b/>
-          <w:bCs/>
-        </w:rPr>
-        <w:t xml:space="preserve">Exceptions and special days</w:t>
-      </w:r>
-      <w:r>
-        <w:t xml:space="preserve">, click</w:t>
-      </w:r>
-      <w:r>
-        <w:t xml:space="preserve"> </w:t>
-      </w:r>
-      <w:r>
-        <w:rPr>
-          <w:b/>
-          <w:bCs/>
-        </w:rPr>
-        <w:t xml:space="preserve">Add exception</w:t>
-      </w:r>
-      <w:r>
-        <w:t xml:space="preserve"> </w:t>
-      </w:r>
-      <w:r>
-        <w:t xml:space="preserve">to register a national holiday (closed all day) or special hours: choose the</w:t>
-      </w:r>
-      <w:r>
-        <w:t xml:space="preserve"> </w:t>
-      </w:r>
-      <w:r>
-        <w:rPr>
-          <w:b/>
-          <w:bCs/>
-        </w:rPr>
-        <w:t xml:space="preserve">Date</w:t>
-      </w:r>
-      <w:r>
-        <w:t xml:space="preserve">, the</w:t>
-      </w:r>
-      <w:r>
-        <w:t xml:space="preserve"> </w:t>
-      </w:r>
-      <w:r>
-        <w:rPr>
-          <w:b/>
-          <w:bCs/>
-        </w:rPr>
-        <w:t xml:space="preserve">Type</w:t>
-      </w:r>
-      <w:r>
-        <w:t xml:space="preserve">, the</w:t>
-      </w:r>
-      <w:r>
-        <w:t xml:space="preserve"> </w:t>
-      </w:r>
-      <w:r>
-        <w:rPr>
-          <w:b/>
-          <w:bCs/>
-        </w:rPr>
-        <w:t xml:space="preserve">Opening</w:t>
-      </w:r>
-      <w:r>
-        <w:t xml:space="preserve"> </w:t>
-      </w:r>
-      <w:r>
-        <w:t xml:space="preserve">and</w:t>
-      </w:r>
-      <w:r>
-        <w:t xml:space="preserve"> </w:t>
-      </w:r>
-      <w:r>
-        <w:rPr>
-          <w:b/>
-          <w:bCs/>
-        </w:rPr>
-        <w:t xml:space="preserve">Closing</w:t>
-      </w:r>
-      <w:r>
-        <w:t xml:space="preserve"> </w:t>
-      </w:r>
-      <w:r>
-        <w:t xml:space="preserve">times if applicable, and the</w:t>
-      </w:r>
-      <w:r>
-        <w:t xml:space="preserve"> </w:t>
-      </w:r>
-      <w:r>
-        <w:rPr>
-          <w:b/>
-          <w:bCs/>
-        </w:rPr>
-        <w:t xml:space="preserve">Reason / notes</w:t>
-      </w:r>
-      <w:r>
-        <w:t xml:space="preserve">, and click</w:t>
-      </w:r>
-      <w:r>
-        <w:t xml:space="preserve"> </w:t>
-      </w:r>
-      <w:r>
-        <w:rPr>
-          <w:b/>
-          <w:bCs/>
-        </w:rPr>
-        <w:t xml:space="preserve">Save exception</w:t>
-      </w:r>
-      <w:r>
-        <w:t xml:space="preserve">.</w:t>
-      </w:r>
-    </w:p>
-    <w:p>
-      <w:pPr>
-        <w:pStyle w:val="Compact"/>
-        <w:numPr>
-          <w:ilvl w:val="0"/>
-          <w:numId w:val="1029"/>
-        </w:numPr>
-      </w:pPr>
-      <w:r>
-        <w:t xml:space="preserve">Use the</w:t>
-      </w:r>
-      <w:r>
-        <w:t xml:space="preserve"> </w:t>
-      </w:r>
-      <w:r>
-        <w:rPr>
-          <w:b/>
-          <w:bCs/>
-        </w:rPr>
-        <w:t xml:space="preserve">History</w:t>
-      </w:r>
-      <w:r>
-        <w:t xml:space="preserve"> </w:t>
-      </w:r>
-      <w:r>
-        <w:t xml:space="preserve">button to see the latest changes of the schedule.</w:t>
+        <w:t xml:space="preserve">Repeat with the other cards if needed and click</w:t>
+      </w:r>
+      <w:r>
+        <w:t xml:space="preserve"> </w:t>
+      </w:r>
+      <w:r>
+        <w:rPr>
+          <w:b/>
+          <w:bCs/>
+        </w:rPr>
+        <w:t xml:space="preserve">Save changes</w:t>
+      </w:r>
+      <w:r>
+        <w:t xml:space="preserve"> </w:t>
+      </w:r>
+      <w:r>
+        <w:t xml:space="preserve">("Data saved").</w:t>
+      </w:r>
+      <w:r>
+        <w:t xml:space="preserve"> </w:t>
+      </w:r>
+      <w:r>
+        <w:rPr>
+          <w:b/>
+          <w:bCs/>
+        </w:rPr>
+        <w:t xml:space="preserve">Discard</w:t>
+      </w:r>
+      <w:r>
+        <w:t xml:space="preserve"> </w:t>
+      </w:r>
+      <w:r>
+        <w:t xml:space="preserve">undoes what has not been saved.</w:t>
       </w:r>
     </w:p>
     <w:p>
@@ -7589,23 +7452,7 @@
         <w:pStyle w:val="FirstParagraph"/>
       </w:pPr>
       <w:r>
-        <w:t xml:space="preserve">A change applies to future availability; bookings already confirmed are not relocated automatically. Before registering a closure, check the bookings of that day in</w:t>
-      </w:r>
-      <w:r>
-        <w:t xml:space="preserve"> </w:t>
-      </w:r>
-      <w:r>
-        <w:rPr>
-          <w:b/>
-          <w:bCs/>
-        </w:rPr>
-        <w:t xml:space="preserve">Bookings</w:t>
-      </w:r>
-      <w:r>
-        <w:t xml:space="preserve"> </w:t>
-      </w:r>
-      <w:r>
-        <w:t xml:space="preserve">(filter by date) and contact the customers to reschedule or cancel them (section 12.3).</w:t>
+        <w:t xml:space="preserve">The legal name, the tax ID, and the address are required; the phone must have at least 7 digits, the email must be valid, and the founding date cannot be in the future.</w:t>
       </w:r>
     </w:p>
     <w:p>
@@ -7629,7 +7476,7 @@
           <w:i/>
           <w:iCs/>
         </w:rPr>
-        <w:t xml:space="preserve">Business Hours and Exceptions</w:t>
+        <w:t xml:space="preserve">Business Data to Be Completed</w:t>
       </w:r>
     </w:p>
     <w:p>
@@ -7639,20 +7486,503 @@
       <w:r>
         <w:drawing>
           <wp:inline>
-            <wp:extent cx="5334000" cy="4588177"/>
+            <wp:extent cx="5334000" cy="4627225"/>
             <wp:effectExtent b="0" l="0" r="0" t="0"/>
-            <wp:docPr descr="Business Hours and Exceptions" title="" id="66" name="Picture"/>
+            <wp:docPr descr="Business Data to Be Completed" title="" id="65" name="Picture"/>
             <a:graphic>
               <a:graphicData uri="http://schemas.openxmlformats.org/drawingml/2006/picture">
                 <pic:pic>
                   <pic:nvPicPr>
-                    <pic:cNvPr descr="capturas/administrator-05-business-hours-and-exceptions.jpg" id="67" name="Picture"/>
+                    <pic:cNvPr descr="capturas/administrator-04b-business-data.jpg" id="66" name="Picture"/>
                     <pic:cNvPicPr>
                       <a:picLocks noChangeArrowheads="1" noChangeAspect="1"/>
                     </pic:cNvPicPr>
                   </pic:nvPicPr>
                   <pic:blipFill>
-                    <a:blip r:embed="rId65"/>
+                    <a:blip r:embed="rId64"/>
+                    <a:stretch>
+                      <a:fillRect/>
+                    </a:stretch>
+                  </pic:blipFill>
+                  <pic:spPr bwMode="auto">
+                    <a:xfrm>
+                      <a:off x="0" y="0"/>
+                      <a:ext cx="5334000" cy="4627225"/>
+                    </a:xfrm>
+                    <a:prstGeom prst="rect">
+                      <a:avLst/>
+                    </a:prstGeom>
+                    <a:noFill/>
+                    <a:ln w="9525">
+                      <a:noFill/>
+                      <a:headEnd/>
+                      <a:tailEnd/>
+                    </a:ln>
+                  </pic:spPr>
+                </pic:pic>
+              </a:graphicData>
+            </a:graphic>
+          </wp:inline>
+        </w:drawing>
+      </w:r>
+    </w:p>
+    <w:bookmarkEnd w:id="67"/>
+    <w:bookmarkStart w:id="71" w:name="Xec1afec9231e1abe75fcd559ac29c51d70520e9"/>
+    <w:p>
+      <w:pPr>
+        <w:pStyle w:val="Heading3"/>
+      </w:pPr>
+      <w:r>
+        <w:t xml:space="preserve">11.2 Opening Hours and Exceptions</w:t>
+      </w:r>
+    </w:p>
+    <w:p>
+      <w:pPr>
+        <w:pStyle w:val="FirstParagraph"/>
+      </w:pPr>
+      <w:r>
+        <w:t xml:space="preserve">The</w:t>
+      </w:r>
+      <w:r>
+        <w:t xml:space="preserve"> </w:t>
+      </w:r>
+      <w:r>
+        <w:rPr>
+          <w:b/>
+          <w:bCs/>
+        </w:rPr>
+        <w:t xml:space="preserve">Hours &amp; Bays</w:t>
+      </w:r>
+      <w:r>
+        <w:t xml:space="preserve"> </w:t>
+      </w:r>
+      <w:r>
+        <w:t xml:space="preserve">screen (route</w:t>
+      </w:r>
+      <w:r>
+        <w:t xml:space="preserve"> </w:t>
+      </w:r>
+      <w:r>
+        <w:rPr>
+          <w:i/>
+          <w:iCs/>
+        </w:rPr>
+        <w:t xml:space="preserve">/admin/schedule</w:t>
+      </w:r>
+      <w:r>
+        <w:t xml:space="preserve">) has two tabs:</w:t>
+      </w:r>
+      <w:r>
+        <w:t xml:space="preserve"> </w:t>
+      </w:r>
+      <w:r>
+        <w:rPr>
+          <w:b/>
+          <w:bCs/>
+        </w:rPr>
+        <w:t xml:space="preserve">Business hours</w:t>
+      </w:r>
+      <w:r>
+        <w:t xml:space="preserve"> </w:t>
+      </w:r>
+      <w:r>
+        <w:t xml:space="preserve">and</w:t>
+      </w:r>
+      <w:r>
+        <w:t xml:space="preserve"> </w:t>
+      </w:r>
+      <w:r>
+        <w:rPr>
+          <w:b/>
+          <w:bCs/>
+        </w:rPr>
+        <w:t xml:space="preserve">Wash bays</w:t>
+      </w:r>
+      <w:r>
+        <w:t xml:space="preserve">. The changes of this screen affect the availability offered to customers immediately.</w:t>
+      </w:r>
+    </w:p>
+    <w:p>
+      <w:pPr>
+        <w:pStyle w:val="Compact"/>
+        <w:numPr>
+          <w:ilvl w:val="0"/>
+          <w:numId w:val="1030"/>
+        </w:numPr>
+      </w:pPr>
+      <w:r>
+        <w:t xml:space="preserve">In</w:t>
+      </w:r>
+      <w:r>
+        <w:t xml:space="preserve"> </w:t>
+      </w:r>
+      <w:r>
+        <w:rPr>
+          <w:b/>
+          <w:bCs/>
+        </w:rPr>
+        <w:t xml:space="preserve">Business hours</w:t>
+      </w:r>
+      <w:r>
+        <w:t xml:space="preserve">, review the</w:t>
+      </w:r>
+      <w:r>
+        <w:t xml:space="preserve"> </w:t>
+      </w:r>
+      <w:r>
+        <w:rPr>
+          <w:b/>
+          <w:bCs/>
+        </w:rPr>
+        <w:t xml:space="preserve">Regular weekly schedule</w:t>
+      </w:r>
+      <w:r>
+        <w:t xml:space="preserve">: for each day,</w:t>
+      </w:r>
+      <w:r>
+        <w:t xml:space="preserve"> </w:t>
+      </w:r>
+      <w:r>
+        <w:rPr>
+          <w:b/>
+          <w:bCs/>
+        </w:rPr>
+        <w:t xml:space="preserve">Open</w:t>
+      </w:r>
+      <w:r>
+        <w:t xml:space="preserve"> </w:t>
+      </w:r>
+      <w:r>
+        <w:t xml:space="preserve">or</w:t>
+      </w:r>
+      <w:r>
+        <w:t xml:space="preserve"> </w:t>
+      </w:r>
+      <w:r>
+        <w:rPr>
+          <w:b/>
+          <w:bCs/>
+        </w:rPr>
+        <w:t xml:space="preserve">Closed</w:t>
+      </w:r>
+      <w:r>
+        <w:t xml:space="preserve">, the</w:t>
+      </w:r>
+      <w:r>
+        <w:t xml:space="preserve"> </w:t>
+      </w:r>
+      <w:r>
+        <w:rPr>
+          <w:b/>
+          <w:bCs/>
+        </w:rPr>
+        <w:t xml:space="preserve">Opening</w:t>
+      </w:r>
+      <w:r>
+        <w:t xml:space="preserve"> </w:t>
+      </w:r>
+      <w:r>
+        <w:t xml:space="preserve">and</w:t>
+      </w:r>
+      <w:r>
+        <w:t xml:space="preserve"> </w:t>
+      </w:r>
+      <w:r>
+        <w:rPr>
+          <w:b/>
+          <w:bCs/>
+        </w:rPr>
+        <w:t xml:space="preserve">Closing</w:t>
+      </w:r>
+      <w:r>
+        <w:t xml:space="preserve"> </w:t>
+      </w:r>
+      <w:r>
+        <w:t xml:space="preserve">times, and the</w:t>
+      </w:r>
+      <w:r>
+        <w:t xml:space="preserve"> </w:t>
+      </w:r>
+      <w:r>
+        <w:rPr>
+          <w:b/>
+          <w:bCs/>
+        </w:rPr>
+        <w:t xml:space="preserve">Break</w:t>
+      </w:r>
+      <w:r>
+        <w:t xml:space="preserve"> </w:t>
+      </w:r>
+      <w:r>
+        <w:t xml:space="preserve">(continuous or with lunch break).</w:t>
+      </w:r>
+    </w:p>
+    <w:p>
+      <w:pPr>
+        <w:pStyle w:val="Compact"/>
+        <w:numPr>
+          <w:ilvl w:val="0"/>
+          <w:numId w:val="1030"/>
+        </w:numPr>
+      </w:pPr>
+      <w:r>
+        <w:t xml:space="preserve">Modify the days that changed and click</w:t>
+      </w:r>
+      <w:r>
+        <w:t xml:space="preserve"> </w:t>
+      </w:r>
+      <w:r>
+        <w:rPr>
+          <w:b/>
+          <w:bCs/>
+        </w:rPr>
+        <w:t xml:space="preserve">Save changes</w:t>
+      </w:r>
+      <w:r>
+        <w:t xml:space="preserve"> </w:t>
+      </w:r>
+      <w:r>
+        <w:t xml:space="preserve">("Schedule saved").</w:t>
+      </w:r>
+      <w:r>
+        <w:t xml:space="preserve"> </w:t>
+      </w:r>
+      <w:r>
+        <w:rPr>
+          <w:b/>
+          <w:bCs/>
+        </w:rPr>
+        <w:t xml:space="preserve">Reset values</w:t>
+      </w:r>
+      <w:r>
+        <w:t xml:space="preserve"> </w:t>
+      </w:r>
+      <w:r>
+        <w:t xml:space="preserve">restores the default schedule.</w:t>
+      </w:r>
+    </w:p>
+    <w:p>
+      <w:pPr>
+        <w:pStyle w:val="Compact"/>
+        <w:numPr>
+          <w:ilvl w:val="0"/>
+          <w:numId w:val="1030"/>
+        </w:numPr>
+      </w:pPr>
+      <w:r>
+        <w:t xml:space="preserve">In</w:t>
+      </w:r>
+      <w:r>
+        <w:t xml:space="preserve"> </w:t>
+      </w:r>
+      <w:r>
+        <w:rPr>
+          <w:b/>
+          <w:bCs/>
+        </w:rPr>
+        <w:t xml:space="preserve">Exceptions and special days</w:t>
+      </w:r>
+      <w:r>
+        <w:t xml:space="preserve">, click</w:t>
+      </w:r>
+      <w:r>
+        <w:t xml:space="preserve"> </w:t>
+      </w:r>
+      <w:r>
+        <w:rPr>
+          <w:b/>
+          <w:bCs/>
+        </w:rPr>
+        <w:t xml:space="preserve">Add exception</w:t>
+      </w:r>
+      <w:r>
+        <w:t xml:space="preserve"> </w:t>
+      </w:r>
+      <w:r>
+        <w:t xml:space="preserve">to register a national holiday (closed all day) or special hours: choose the</w:t>
+      </w:r>
+      <w:r>
+        <w:t xml:space="preserve"> </w:t>
+      </w:r>
+      <w:r>
+        <w:rPr>
+          <w:b/>
+          <w:bCs/>
+        </w:rPr>
+        <w:t xml:space="preserve">Date</w:t>
+      </w:r>
+      <w:r>
+        <w:t xml:space="preserve">, the</w:t>
+      </w:r>
+      <w:r>
+        <w:t xml:space="preserve"> </w:t>
+      </w:r>
+      <w:r>
+        <w:rPr>
+          <w:b/>
+          <w:bCs/>
+        </w:rPr>
+        <w:t xml:space="preserve">Type</w:t>
+      </w:r>
+      <w:r>
+        <w:t xml:space="preserve">, the</w:t>
+      </w:r>
+      <w:r>
+        <w:t xml:space="preserve"> </w:t>
+      </w:r>
+      <w:r>
+        <w:rPr>
+          <w:b/>
+          <w:bCs/>
+        </w:rPr>
+        <w:t xml:space="preserve">Opening</w:t>
+      </w:r>
+      <w:r>
+        <w:t xml:space="preserve"> </w:t>
+      </w:r>
+      <w:r>
+        <w:t xml:space="preserve">and</w:t>
+      </w:r>
+      <w:r>
+        <w:t xml:space="preserve"> </w:t>
+      </w:r>
+      <w:r>
+        <w:rPr>
+          <w:b/>
+          <w:bCs/>
+        </w:rPr>
+        <w:t xml:space="preserve">Closing</w:t>
+      </w:r>
+      <w:r>
+        <w:t xml:space="preserve"> </w:t>
+      </w:r>
+      <w:r>
+        <w:t xml:space="preserve">times if applicable, and the</w:t>
+      </w:r>
+      <w:r>
+        <w:t xml:space="preserve"> </w:t>
+      </w:r>
+      <w:r>
+        <w:rPr>
+          <w:b/>
+          <w:bCs/>
+        </w:rPr>
+        <w:t xml:space="preserve">Reason / notes</w:t>
+      </w:r>
+      <w:r>
+        <w:t xml:space="preserve">, and click</w:t>
+      </w:r>
+      <w:r>
+        <w:t xml:space="preserve"> </w:t>
+      </w:r>
+      <w:r>
+        <w:rPr>
+          <w:b/>
+          <w:bCs/>
+        </w:rPr>
+        <w:t xml:space="preserve">Save exception</w:t>
+      </w:r>
+      <w:r>
+        <w:t xml:space="preserve">.</w:t>
+      </w:r>
+    </w:p>
+    <w:p>
+      <w:pPr>
+        <w:pStyle w:val="Compact"/>
+        <w:numPr>
+          <w:ilvl w:val="0"/>
+          <w:numId w:val="1030"/>
+        </w:numPr>
+      </w:pPr>
+      <w:r>
+        <w:t xml:space="preserve">Use the</w:t>
+      </w:r>
+      <w:r>
+        <w:t xml:space="preserve"> </w:t>
+      </w:r>
+      <w:r>
+        <w:rPr>
+          <w:b/>
+          <w:bCs/>
+        </w:rPr>
+        <w:t xml:space="preserve">History</w:t>
+      </w:r>
+      <w:r>
+        <w:t xml:space="preserve"> </w:t>
+      </w:r>
+      <w:r>
+        <w:t xml:space="preserve">button to see the latest changes of the schedule.</w:t>
+      </w:r>
+    </w:p>
+    <w:p>
+      <w:pPr>
+        <w:pStyle w:val="FirstParagraph"/>
+      </w:pPr>
+      <w:r>
+        <w:t xml:space="preserve">A change applies to future availability; bookings already confirmed are not relocated automatically. Before registering a closure, check the bookings of that day in</w:t>
+      </w:r>
+      <w:r>
+        <w:t xml:space="preserve"> </w:t>
+      </w:r>
+      <w:r>
+        <w:rPr>
+          <w:b/>
+          <w:bCs/>
+        </w:rPr>
+        <w:t xml:space="preserve">Bookings</w:t>
+      </w:r>
+      <w:r>
+        <w:t xml:space="preserve"> </w:t>
+      </w:r>
+      <w:r>
+        <w:t xml:space="preserve">(filter by date) and contact the customers to reschedule or cancel them (section 12.3).</w:t>
+      </w:r>
+    </w:p>
+    <w:p>
+      <w:pPr>
+        <w:pStyle w:val="BodyText"/>
+      </w:pPr>
+      <w:r>
+        <w:rPr>
+          <w:b/>
+          <w:bCs/>
+        </w:rPr>
+        <w:t xml:space="preserve">Figure 6</w:t>
+      </w:r>
+    </w:p>
+    <w:p>
+      <w:pPr>
+        <w:pStyle w:val="BodyText"/>
+      </w:pPr>
+      <w:r>
+        <w:rPr>
+          <w:i/>
+          <w:iCs/>
+        </w:rPr>
+        <w:t xml:space="preserve">Business Hours and Exceptions</w:t>
+      </w:r>
+    </w:p>
+    <w:p>
+      <w:pPr>
+        <w:pStyle w:val="BodyText"/>
+      </w:pPr>
+      <w:r>
+        <w:drawing>
+          <wp:inline>
+            <wp:extent cx="5334000" cy="4588177"/>
+            <wp:effectExtent b="0" l="0" r="0" t="0"/>
+            <wp:docPr descr="Business Hours and Exceptions" title="" id="69" name="Picture"/>
+            <a:graphic>
+              <a:graphicData uri="http://schemas.openxmlformats.org/drawingml/2006/picture">
+                <pic:pic>
+                  <pic:nvPicPr>
+                    <pic:cNvPr descr="capturas/administrator-05-business-hours-and-exceptions.jpg" id="70" name="Picture"/>
+                    <pic:cNvPicPr>
+                      <a:picLocks noChangeArrowheads="1" noChangeAspect="1"/>
+                    </pic:cNvPicPr>
+                  </pic:nvPicPr>
+                  <pic:blipFill>
+                    <a:blip r:embed="rId68"/>
                     <a:stretch>
                       <a:fillRect/>
                     </a:stretch>
@@ -7679,8 +8009,8 @@
         </w:drawing>
       </w:r>
     </w:p>
-    <w:bookmarkEnd w:id="68"/>
-    <w:bookmarkStart w:id="69" w:name="X6ba0c74c328eaa7868707db1b909ca4fa1c0873"/>
+    <w:bookmarkEnd w:id="71"/>
+    <w:bookmarkStart w:id="72" w:name="X6ba0c74c328eaa7868707db1b909ca4fa1c0873"/>
     <w:p>
       <w:pPr>
         <w:pStyle w:val="Heading3"/>
@@ -7734,172 +8064,6 @@
       </w:r>
       <w:r>
         <w:t xml:space="preserve">; only active bays receive bookings.</w:t>
-      </w:r>
-    </w:p>
-    <w:p>
-      <w:pPr>
-        <w:pStyle w:val="Compact"/>
-        <w:numPr>
-          <w:ilvl w:val="0"/>
-          <w:numId w:val="1030"/>
-        </w:numPr>
-      </w:pPr>
-      <w:r>
-        <w:t xml:space="preserve">Open</w:t>
-      </w:r>
-      <w:r>
-        <w:t xml:space="preserve"> </w:t>
-      </w:r>
-      <w:r>
-        <w:rPr>
-          <w:b/>
-          <w:bCs/>
-        </w:rPr>
-        <w:t xml:space="preserve">Hours &amp; Bays &gt; Wash bays</w:t>
-      </w:r>
-      <w:r>
-        <w:t xml:space="preserve">.</w:t>
-      </w:r>
-    </w:p>
-    <w:p>
-      <w:pPr>
-        <w:pStyle w:val="Compact"/>
-        <w:numPr>
-          <w:ilvl w:val="0"/>
-          <w:numId w:val="1030"/>
-        </w:numPr>
-      </w:pPr>
-      <w:r>
-        <w:t xml:space="preserve">To create a bay, click</w:t>
-      </w:r>
-      <w:r>
-        <w:t xml:space="preserve"> </w:t>
-      </w:r>
-      <w:r>
-        <w:rPr>
-          <w:b/>
-          <w:bCs/>
-        </w:rPr>
-        <w:t xml:space="preserve">Add bay</w:t>
-      </w:r>
-      <w:r>
-        <w:t xml:space="preserve">, type the</w:t>
-      </w:r>
-      <w:r>
-        <w:t xml:space="preserve"> </w:t>
-      </w:r>
-      <w:r>
-        <w:rPr>
-          <w:b/>
-          <w:bCs/>
-        </w:rPr>
-        <w:t xml:space="preserve">Bay name</w:t>
-      </w:r>
-      <w:r>
-        <w:t xml:space="preserve">, choose the</w:t>
-      </w:r>
-      <w:r>
-        <w:t xml:space="preserve"> </w:t>
-      </w:r>
-      <w:r>
-        <w:rPr>
-          <w:b/>
-          <w:bCs/>
-        </w:rPr>
-        <w:t xml:space="preserve">Status</w:t>
-      </w:r>
-      <w:r>
-        <w:t xml:space="preserve">, and save.</w:t>
-      </w:r>
-    </w:p>
-    <w:p>
-      <w:pPr>
-        <w:pStyle w:val="Compact"/>
-        <w:numPr>
-          <w:ilvl w:val="0"/>
-          <w:numId w:val="1030"/>
-        </w:numPr>
-      </w:pPr>
-      <w:r>
-        <w:t xml:space="preserve">For a repair, edit the bay and change its status to</w:t>
-      </w:r>
-      <w:r>
-        <w:t xml:space="preserve"> </w:t>
-      </w:r>
-      <w:r>
-        <w:rPr>
-          <w:b/>
-          <w:bCs/>
-        </w:rPr>
-        <w:t xml:space="preserve">Under maintenance</w:t>
-      </w:r>
-      <w:r>
-        <w:t xml:space="preserve">; it stops receiving new bookings.</w:t>
-      </w:r>
-    </w:p>
-    <w:p>
-      <w:pPr>
-        <w:pStyle w:val="Compact"/>
-        <w:numPr>
-          <w:ilvl w:val="0"/>
-          <w:numId w:val="1030"/>
-        </w:numPr>
-      </w:pPr>
-      <w:r>
-        <w:t xml:space="preserve">Before putting a bay under maintenance or inactive, review the future bookings assigned to it and reschedule them.</w:t>
-      </w:r>
-    </w:p>
-    <w:p>
-      <w:pPr>
-        <w:pStyle w:val="Compact"/>
-        <w:numPr>
-          <w:ilvl w:val="0"/>
-          <w:numId w:val="1030"/>
-        </w:numPr>
-      </w:pPr>
-      <w:r>
-        <w:t xml:space="preserve">When the repair is finished, return the status to</w:t>
-      </w:r>
-      <w:r>
-        <w:t xml:space="preserve"> </w:t>
-      </w:r>
-      <w:r>
-        <w:rPr>
-          <w:b/>
-          <w:bCs/>
-        </w:rPr>
-        <w:t xml:space="preserve">Active</w:t>
-      </w:r>
-      <w:r>
-        <w:t xml:space="preserve">.</w:t>
-      </w:r>
-    </w:p>
-    <w:bookmarkEnd w:id="69"/>
-    <w:bookmarkStart w:id="73" w:name="Xda0d88a094e7001ae7a00ad46347bc908ffe975"/>
-    <w:p>
-      <w:pPr>
-        <w:pStyle w:val="Heading3"/>
-      </w:pPr>
-      <w:r>
-        <w:t xml:space="preserve">11.4 Payment Methods and QR Codes</w:t>
-      </w:r>
-    </w:p>
-    <w:p>
-      <w:pPr>
-        <w:pStyle w:val="FirstParagraph"/>
-      </w:pPr>
-      <w:r>
-        <w:rPr>
-          <w:b/>
-          <w:bCs/>
-        </w:rPr>
-        <w:t xml:space="preserve">Settings &gt; Payment methods</w:t>
-      </w:r>
-      <w:r>
-        <w:t xml:space="preserve"> </w:t>
-      </w:r>
-      <w:r>
-        <w:t xml:space="preserve">manages the payment accounts of the business: for each account, the method (Nequi, Daviplata, or bank transfer), the holder, the account number, the QR image, the instructions, and whether it is active. Customers see only the active accounts of the methods that require a receipt; cash does not have a QR code. A wrong QR code or account sends the business's money to a third party, so this information must be reviewed carefully.</w:t>
       </w:r>
     </w:p>
     <w:p>
@@ -7921,7 +8085,7 @@
           <w:b/>
           <w:bCs/>
         </w:rPr>
-        <w:t xml:space="preserve">Settings &gt; Payment methods</w:t>
+        <w:t xml:space="preserve">Hours &amp; Bays &gt; Wash bays</w:t>
       </w:r>
       <w:r>
         <w:t xml:space="preserve">.</w:t>
@@ -7936,7 +8100,46 @@
         </w:numPr>
       </w:pPr>
       <w:r>
-        <w:t xml:space="preserve">Add an account or edit an existing one: method, holder, account number, QR image, and instructions.</w:t>
+        <w:t xml:space="preserve">To create a bay, click</w:t>
+      </w:r>
+      <w:r>
+        <w:t xml:space="preserve"> </w:t>
+      </w:r>
+      <w:r>
+        <w:rPr>
+          <w:b/>
+          <w:bCs/>
+        </w:rPr>
+        <w:t xml:space="preserve">Add bay</w:t>
+      </w:r>
+      <w:r>
+        <w:t xml:space="preserve">, type the</w:t>
+      </w:r>
+      <w:r>
+        <w:t xml:space="preserve"> </w:t>
+      </w:r>
+      <w:r>
+        <w:rPr>
+          <w:b/>
+          <w:bCs/>
+        </w:rPr>
+        <w:t xml:space="preserve">Bay name</w:t>
+      </w:r>
+      <w:r>
+        <w:t xml:space="preserve">, choose the</w:t>
+      </w:r>
+      <w:r>
+        <w:t xml:space="preserve"> </w:t>
+      </w:r>
+      <w:r>
+        <w:rPr>
+          <w:b/>
+          <w:bCs/>
+        </w:rPr>
+        <w:t xml:space="preserve">Status</w:t>
+      </w:r>
+      <w:r>
+        <w:t xml:space="preserve">, and save.</w:t>
       </w:r>
     </w:p>
     <w:p>
@@ -7948,7 +8151,20 @@
         </w:numPr>
       </w:pPr>
       <w:r>
-        <w:t xml:space="preserve">Activate or deactivate the account depending on whether it is accepted.</w:t>
+        <w:t xml:space="preserve">For a repair, edit the bay and change its status to</w:t>
+      </w:r>
+      <w:r>
+        <w:t xml:space="preserve"> </w:t>
+      </w:r>
+      <w:r>
+        <w:rPr>
+          <w:b/>
+          <w:bCs/>
+        </w:rPr>
+        <w:t xml:space="preserve">Under maintenance</w:t>
+      </w:r>
+      <w:r>
+        <w:t xml:space="preserve">; it stops receiving new bookings.</w:t>
       </w:r>
     </w:p>
     <w:p>
@@ -7960,6 +8176,120 @@
         </w:numPr>
       </w:pPr>
       <w:r>
+        <w:t xml:space="preserve">Before putting a bay under maintenance or inactive, review the future bookings assigned to it and reschedule them.</w:t>
+      </w:r>
+    </w:p>
+    <w:p>
+      <w:pPr>
+        <w:pStyle w:val="Compact"/>
+        <w:numPr>
+          <w:ilvl w:val="0"/>
+          <w:numId w:val="1031"/>
+        </w:numPr>
+      </w:pPr>
+      <w:r>
+        <w:t xml:space="preserve">When the repair is finished, return the status to</w:t>
+      </w:r>
+      <w:r>
+        <w:t xml:space="preserve"> </w:t>
+      </w:r>
+      <w:r>
+        <w:rPr>
+          <w:b/>
+          <w:bCs/>
+        </w:rPr>
+        <w:t xml:space="preserve">Active</w:t>
+      </w:r>
+      <w:r>
+        <w:t xml:space="preserve">.</w:t>
+      </w:r>
+    </w:p>
+    <w:bookmarkEnd w:id="72"/>
+    <w:bookmarkStart w:id="76" w:name="Xda0d88a094e7001ae7a00ad46347bc908ffe975"/>
+    <w:p>
+      <w:pPr>
+        <w:pStyle w:val="Heading3"/>
+      </w:pPr>
+      <w:r>
+        <w:t xml:space="preserve">11.4 Payment Methods and QR Codes</w:t>
+      </w:r>
+    </w:p>
+    <w:p>
+      <w:pPr>
+        <w:pStyle w:val="FirstParagraph"/>
+      </w:pPr>
+      <w:r>
+        <w:rPr>
+          <w:b/>
+          <w:bCs/>
+        </w:rPr>
+        <w:t xml:space="preserve">Settings &gt; Payment methods</w:t>
+      </w:r>
+      <w:r>
+        <w:t xml:space="preserve"> </w:t>
+      </w:r>
+      <w:r>
+        <w:t xml:space="preserve">manages the payment accounts of the business: for each account, the method (Nequi, Daviplata, or bank transfer), the holder, the account number, the QR image, the instructions, and whether it is active. Customers see only the active accounts of the methods that require a receipt; cash does not have a QR code. A wrong QR code or account sends the business's money to a third party, so this information must be reviewed carefully.</w:t>
+      </w:r>
+    </w:p>
+    <w:p>
+      <w:pPr>
+        <w:pStyle w:val="Compact"/>
+        <w:numPr>
+          <w:ilvl w:val="0"/>
+          <w:numId w:val="1032"/>
+        </w:numPr>
+      </w:pPr>
+      <w:r>
+        <w:t xml:space="preserve">Open</w:t>
+      </w:r>
+      <w:r>
+        <w:t xml:space="preserve"> </w:t>
+      </w:r>
+      <w:r>
+        <w:rPr>
+          <w:b/>
+          <w:bCs/>
+        </w:rPr>
+        <w:t xml:space="preserve">Settings &gt; Payment methods</w:t>
+      </w:r>
+      <w:r>
+        <w:t xml:space="preserve">.</w:t>
+      </w:r>
+    </w:p>
+    <w:p>
+      <w:pPr>
+        <w:pStyle w:val="Compact"/>
+        <w:numPr>
+          <w:ilvl w:val="0"/>
+          <w:numId w:val="1032"/>
+        </w:numPr>
+      </w:pPr>
+      <w:r>
+        <w:t xml:space="preserve">Add an account or edit an existing one: method, holder, account number, QR image, and instructions.</w:t>
+      </w:r>
+    </w:p>
+    <w:p>
+      <w:pPr>
+        <w:pStyle w:val="Compact"/>
+        <w:numPr>
+          <w:ilvl w:val="0"/>
+          <w:numId w:val="1032"/>
+        </w:numPr>
+      </w:pPr>
+      <w:r>
+        <w:t xml:space="preserve">Activate or deactivate the account depending on whether it is accepted.</w:t>
+      </w:r>
+    </w:p>
+    <w:p>
+      <w:pPr>
+        <w:pStyle w:val="Compact"/>
+        <w:numPr>
+          <w:ilvl w:val="0"/>
+          <w:numId w:val="1032"/>
+        </w:numPr>
+      </w:pPr>
+      <w:r>
         <w:t xml:space="preserve">From a test customer account, open</w:t>
       </w:r>
       <w:r>
@@ -7993,7 +8323,7 @@
           <w:b/>
           <w:bCs/>
         </w:rPr>
-        <w:t xml:space="preserve">Figure 6</w:t>
+        <w:t xml:space="preserve">Figure 7</w:t>
       </w:r>
     </w:p>
     <w:p>
@@ -8017,18 +8347,18 @@
           <wp:inline>
             <wp:extent cx="5334000" cy="4361696"/>
             <wp:effectExtent b="0" l="0" r="0" t="0"/>
-            <wp:docPr descr="Payment Methods Configuration" title="" id="71" name="Picture"/>
+            <wp:docPr descr="Payment Methods Configuration" title="" id="74" name="Picture"/>
             <a:graphic>
               <a:graphicData uri="http://schemas.openxmlformats.org/drawingml/2006/picture">
                 <pic:pic>
                   <pic:nvPicPr>
-                    <pic:cNvPr descr="capturas/administrator-06-payment-methods-configuration.jpg" id="72" name="Picture"/>
+                    <pic:cNvPr descr="capturas/administrator-06-payment-methods-configuration.jpg" id="75" name="Picture"/>
                     <pic:cNvPicPr>
                       <a:picLocks noChangeArrowheads="1" noChangeAspect="1"/>
                     </pic:cNvPicPr>
                   </pic:nvPicPr>
                   <pic:blipFill>
-                    <a:blip r:embed="rId70"/>
+                    <a:blip r:embed="rId73"/>
                     <a:stretch>
                       <a:fillRect/>
                     </a:stretch>
@@ -8073,8 +8403,8 @@
         <w:t xml:space="preserve">Use a test account and QR code.</w:t>
       </w:r>
     </w:p>
-    <w:bookmarkEnd w:id="73"/>
-    <w:bookmarkStart w:id="74" w:name="X6e553923b9b1b5c943ca6df1ea0f96d709c8f6d"/>
+    <w:bookmarkEnd w:id="76"/>
+    <w:bookmarkStart w:id="77" w:name="X6e553923b9b1b5c943ca6df1ea0f96d709c8f6d"/>
     <w:p>
       <w:pPr>
         <w:pStyle w:val="Heading3"/>
@@ -8430,8 +8760,8 @@
         <w:t xml:space="preserve">Prepared by the authors from the configuration file of the security service and ADR-006.</w:t>
       </w:r>
     </w:p>
-    <w:bookmarkEnd w:id="74"/>
-    <w:bookmarkStart w:id="75" w:name="Xaafaee352f01f751d854f00dd85254521f5e10f"/>
+    <w:bookmarkEnd w:id="77"/>
+    <w:bookmarkStart w:id="78" w:name="Xaafaee352f01f751d854f00dd85254521f5e10f"/>
     <w:p>
       <w:pPr>
         <w:pStyle w:val="Heading3"/>
@@ -8608,9 +8938,9 @@
         <w:t xml:space="preserve">(internal calls between services). Their values and the change procedure are described in the Installation Manual.</w:t>
       </w:r>
     </w:p>
-    <w:bookmarkEnd w:id="75"/>
-    <w:bookmarkEnd w:id="76"/>
-    <w:bookmarkStart w:id="97" w:name="X94562d209a805cc91dd44175b032fcbefb71634"/>
+    <w:bookmarkEnd w:id="78"/>
+    <w:bookmarkEnd w:id="79"/>
+    <w:bookmarkStart w:id="100" w:name="X94562d209a805cc91dd44175b032fcbefb71634"/>
     <w:p>
       <w:pPr>
         <w:pStyle w:val="Heading2"/>
@@ -8619,7 +8949,7 @@
         <w:t xml:space="preserve">12. Management of Core Information</w:t>
       </w:r>
     </w:p>
-    <w:bookmarkStart w:id="80" w:name="Xcd734dd41a198b6beac0e035ba474503d87014d"/>
+    <w:bookmarkStart w:id="83" w:name="Xcd734dd41a198b6beac0e035ba474503d87014d"/>
     <w:p>
       <w:pPr>
         <w:pStyle w:val="Heading3"/>
@@ -8674,7 +9004,7 @@
         <w:pStyle w:val="Compact"/>
         <w:numPr>
           <w:ilvl w:val="0"/>
-          <w:numId w:val="1032"/>
+          <w:numId w:val="1033"/>
         </w:numPr>
       </w:pPr>
       <w:r>
@@ -8770,7 +9100,7 @@
         <w:pStyle w:val="Compact"/>
         <w:numPr>
           <w:ilvl w:val="0"/>
-          <w:numId w:val="1032"/>
+          <w:numId w:val="1033"/>
         </w:numPr>
       </w:pPr>
       <w:r>
@@ -8795,7 +9125,7 @@
         <w:pStyle w:val="Compact"/>
         <w:numPr>
           <w:ilvl w:val="0"/>
-          <w:numId w:val="1032"/>
+          <w:numId w:val="1033"/>
         </w:numPr>
       </w:pPr>
       <w:r>
@@ -8820,7 +9150,7 @@
         <w:pStyle w:val="Compact"/>
         <w:numPr>
           <w:ilvl w:val="0"/>
-          <w:numId w:val="1032"/>
+          <w:numId w:val="1033"/>
         </w:numPr>
       </w:pPr>
       <w:r>
@@ -8880,7 +9210,7 @@
         <w:pStyle w:val="Compact"/>
         <w:numPr>
           <w:ilvl w:val="0"/>
-          <w:numId w:val="1032"/>
+          <w:numId w:val="1033"/>
         </w:numPr>
       </w:pPr>
       <w:r>
@@ -8947,7 +9277,7 @@
         <w:pStyle w:val="Compact"/>
         <w:numPr>
           <w:ilvl w:val="0"/>
-          <w:numId w:val="1032"/>
+          <w:numId w:val="1033"/>
         </w:numPr>
       </w:pPr>
       <w:r>
@@ -8975,7 +9305,7 @@
         <w:pStyle w:val="Compact"/>
         <w:numPr>
           <w:ilvl w:val="0"/>
-          <w:numId w:val="1032"/>
+          <w:numId w:val="1033"/>
         </w:numPr>
       </w:pPr>
       <w:r>
@@ -8999,7 +9329,7 @@
           <w:b/>
           <w:bCs/>
         </w:rPr>
-        <w:t xml:space="preserve">Figure 7</w:t>
+        <w:t xml:space="preserve">Figure 8</w:t>
       </w:r>
     </w:p>
     <w:p>
@@ -9023,18 +9353,18 @@
           <wp:inline>
             <wp:extent cx="5334000" cy="3201961"/>
             <wp:effectExtent b="0" l="0" r="0" t="0"/>
-            <wp:docPr descr="Operator Detail With Availability and Absences" title="" id="78" name="Picture"/>
+            <wp:docPr descr="Operator Detail With Availability and Absences" title="" id="81" name="Picture"/>
             <a:graphic>
               <a:graphicData uri="http://schemas.openxmlformats.org/drawingml/2006/picture">
                 <pic:pic>
                   <pic:nvPicPr>
-                    <pic:cNvPr descr="capturas/administrator-07-operator-detail-with-availability-and-absences.jpg" id="79" name="Picture"/>
+                    <pic:cNvPr descr="capturas/administrator-07-operator-detail-with-availability-and-absences.jpg" id="82" name="Picture"/>
                     <pic:cNvPicPr>
                       <a:picLocks noChangeArrowheads="1" noChangeAspect="1"/>
                     </pic:cNvPicPr>
                   </pic:nvPicPr>
                   <pic:blipFill>
-                    <a:blip r:embed="rId77"/>
+                    <a:blip r:embed="rId80"/>
                     <a:stretch>
                       <a:fillRect/>
                     </a:stretch>
@@ -9061,8 +9391,8 @@
         </w:drawing>
       </w:r>
     </w:p>
-    <w:bookmarkEnd w:id="80"/>
-    <w:bookmarkStart w:id="81" w:name="Xaa30c99b076dca5080019e3967c9d28b96be264"/>
+    <w:bookmarkEnd w:id="83"/>
+    <w:bookmarkStart w:id="84" w:name="Xaa30c99b076dca5080019e3967c9d28b96be264"/>
     <w:p>
       <w:pPr>
         <w:pStyle w:val="Heading3"/>
@@ -9077,355 +9407,6 @@
       </w:pPr>
       <w:r>
         <w:t xml:space="preserve">The catalog is organized in categories (washing, polishing, detailing, interior, and packages), services, and prices. Each price corresponds to a service and a vehicle type, with an amount and an estimated duration. Prices are immutable: when a price changes, the system closes the current price and creates a new one, so that existing bookings keep the price with which they were made.</w:t>
-      </w:r>
-    </w:p>
-    <w:p>
-      <w:pPr>
-        <w:pStyle w:val="Compact"/>
-        <w:numPr>
-          <w:ilvl w:val="0"/>
-          <w:numId w:val="1033"/>
-        </w:numPr>
-      </w:pPr>
-      <w:r>
-        <w:t xml:space="preserve">Open</w:t>
-      </w:r>
-      <w:r>
-        <w:t xml:space="preserve"> </w:t>
-      </w:r>
-      <w:r>
-        <w:rPr>
-          <w:b/>
-          <w:bCs/>
-        </w:rPr>
-        <w:t xml:space="preserve">Management &gt; Services</w:t>
-      </w:r>
-      <w:r>
-        <w:t xml:space="preserve">.</w:t>
-      </w:r>
-    </w:p>
-    <w:p>
-      <w:pPr>
-        <w:pStyle w:val="Compact"/>
-        <w:numPr>
-          <w:ilvl w:val="0"/>
-          <w:numId w:val="1033"/>
-        </w:numPr>
-      </w:pPr>
-      <w:r>
-        <w:t xml:space="preserve">Click</w:t>
-      </w:r>
-      <w:r>
-        <w:t xml:space="preserve"> </w:t>
-      </w:r>
-      <w:r>
-        <w:rPr>
-          <w:b/>
-          <w:bCs/>
-        </w:rPr>
-        <w:t xml:space="preserve">Add service</w:t>
-      </w:r>
-      <w:r>
-        <w:t xml:space="preserve">, or edit an existing service.</w:t>
-      </w:r>
-    </w:p>
-    <w:p>
-      <w:pPr>
-        <w:pStyle w:val="Compact"/>
-        <w:numPr>
-          <w:ilvl w:val="0"/>
-          <w:numId w:val="1033"/>
-        </w:numPr>
-      </w:pPr>
-      <w:r>
-        <w:t xml:space="preserve">Type the</w:t>
-      </w:r>
-      <w:r>
-        <w:t xml:space="preserve"> </w:t>
-      </w:r>
-      <w:r>
-        <w:rPr>
-          <w:b/>
-          <w:bCs/>
-        </w:rPr>
-        <w:t xml:space="preserve">Service Name</w:t>
-      </w:r>
-      <w:r>
-        <w:t xml:space="preserve">, the</w:t>
-      </w:r>
-      <w:r>
-        <w:t xml:space="preserve"> </w:t>
-      </w:r>
-      <w:r>
-        <w:rPr>
-          <w:b/>
-          <w:bCs/>
-        </w:rPr>
-        <w:t xml:space="preserve">Description</w:t>
-      </w:r>
-      <w:r>
-        <w:t xml:space="preserve">, and the</w:t>
-      </w:r>
-      <w:r>
-        <w:t xml:space="preserve"> </w:t>
-      </w:r>
-      <w:r>
-        <w:rPr>
-          <w:b/>
-          <w:bCs/>
-        </w:rPr>
-        <w:t xml:space="preserve">Category</w:t>
-      </w:r>
-      <w:r>
-        <w:t xml:space="preserve">.</w:t>
-      </w:r>
-    </w:p>
-    <w:p>
-      <w:pPr>
-        <w:pStyle w:val="Compact"/>
-        <w:numPr>
-          <w:ilvl w:val="0"/>
-          <w:numId w:val="1033"/>
-        </w:numPr>
-      </w:pPr>
-      <w:r>
-        <w:t xml:space="preserve">In</w:t>
-      </w:r>
-      <w:r>
-        <w:t xml:space="preserve"> </w:t>
-      </w:r>
-      <w:r>
-        <w:rPr>
-          <w:b/>
-          <w:bCs/>
-        </w:rPr>
-        <w:t xml:space="preserve">Price and duration by vehicle type</w:t>
-      </w:r>
-      <w:r>
-        <w:t xml:space="preserve">, define the price in Colombian pesos (COP) and the estimated duration for each vehicle type (car, sedan, SUV, pickup, truck, and motorcycle).</w:t>
-      </w:r>
-    </w:p>
-    <w:p>
-      <w:pPr>
-        <w:pStyle w:val="Compact"/>
-        <w:numPr>
-          <w:ilvl w:val="0"/>
-          <w:numId w:val="1033"/>
-        </w:numPr>
-      </w:pPr>
-      <w:r>
-        <w:t xml:space="preserve">In</w:t>
-      </w:r>
-      <w:r>
-        <w:t xml:space="preserve"> </w:t>
-      </w:r>
-      <w:r>
-        <w:rPr>
-          <w:b/>
-          <w:bCs/>
-        </w:rPr>
-        <w:t xml:space="preserve">Loyalty points</w:t>
-      </w:r>
-      <w:r>
-        <w:t xml:space="preserve">, type the points the customer earns when the payment for this service is approved (a whole number; 0 = no points). The services table shows them in the</w:t>
-      </w:r>
-      <w:r>
-        <w:t xml:space="preserve"> </w:t>
-      </w:r>
-      <w:r>
-        <w:rPr>
-          <w:b/>
-          <w:bCs/>
-        </w:rPr>
-        <w:t xml:space="preserve">Points</w:t>
-      </w:r>
-      <w:r>
-        <w:t xml:space="preserve"> </w:t>
-      </w:r>
-      <w:r>
-        <w:t xml:space="preserve">column.</w:t>
-      </w:r>
-    </w:p>
-    <w:p>
-      <w:pPr>
-        <w:pStyle w:val="Compact"/>
-        <w:numPr>
-          <w:ilvl w:val="0"/>
-          <w:numId w:val="1033"/>
-        </w:numPr>
-      </w:pPr>
-      <w:r>
-        <w:t xml:space="preserve">Click</w:t>
-      </w:r>
-      <w:r>
-        <w:t xml:space="preserve"> </w:t>
-      </w:r>
-      <w:r>
-        <w:rPr>
-          <w:b/>
-          <w:bCs/>
-        </w:rPr>
-        <w:t xml:space="preserve">Save Service</w:t>
-      </w:r>
-      <w:r>
-        <w:t xml:space="preserve">.</w:t>
-      </w:r>
-    </w:p>
-    <w:p>
-      <w:pPr>
-        <w:pStyle w:val="Compact"/>
-        <w:numPr>
-          <w:ilvl w:val="0"/>
-          <w:numId w:val="1033"/>
-        </w:numPr>
-      </w:pPr>
-      <w:r>
-        <w:t xml:space="preserve">To stop offering a service, deactivate it ("It will no longer be available to book"); existing bookings are not altered.</w:t>
-      </w:r>
-    </w:p>
-    <w:p>
-      <w:pPr>
-        <w:pStyle w:val="Compact"/>
-        <w:numPr>
-          <w:ilvl w:val="0"/>
-          <w:numId w:val="1033"/>
-        </w:numPr>
-      </w:pPr>
-      <w:r>
-        <w:t xml:space="preserve">Verify on the customer booking screen that the price, the duration, and the points shown are the new ones.</w:t>
-      </w:r>
-    </w:p>
-    <w:p>
-      <w:pPr>
-        <w:pStyle w:val="FirstParagraph"/>
-      </w:pPr>
-      <w:r>
-        <w:t xml:space="preserve">Each booking line keeps the points of the service at the moment of booking, in the same way as the price.</w:t>
-      </w:r>
-    </w:p>
-    <w:bookmarkEnd w:id="81"/>
-    <w:bookmarkStart w:id="85" w:name="X6c75b0d74d63f1ba159040971aa1b79e7a3dd50"/>
-    <w:p>
-      <w:pPr>
-        <w:pStyle w:val="Heading3"/>
-      </w:pPr>
-      <w:r>
-        <w:t xml:space="preserve">12.3 Bookings</w:t>
-      </w:r>
-    </w:p>
-    <w:p>
-      <w:pPr>
-        <w:pStyle w:val="FirstParagraph"/>
-      </w:pPr>
-      <w:r>
-        <w:t xml:space="preserve">The</w:t>
-      </w:r>
-      <w:r>
-        <w:t xml:space="preserve"> </w:t>
-      </w:r>
-      <w:r>
-        <w:rPr>
-          <w:b/>
-          <w:bCs/>
-        </w:rPr>
-        <w:t xml:space="preserve">Bookings</w:t>
-      </w:r>
-      <w:r>
-        <w:t xml:space="preserve"> </w:t>
-      </w:r>
-      <w:r>
-        <w:t xml:space="preserve">screen (route</w:t>
-      </w:r>
-      <w:r>
-        <w:t xml:space="preserve"> </w:t>
-      </w:r>
-      <w:r>
-        <w:rPr>
-          <w:i/>
-          <w:iCs/>
-        </w:rPr>
-        <w:t xml:space="preserve">/admin/reservations</w:t>
-      </w:r>
-      <w:r>
-        <w:t xml:space="preserve">) lists the bookings with</w:t>
-      </w:r>
-      <w:r>
-        <w:t xml:space="preserve"> </w:t>
-      </w:r>
-      <w:r>
-        <w:rPr>
-          <w:b/>
-          <w:bCs/>
-        </w:rPr>
-        <w:t xml:space="preserve">Client</w:t>
-      </w:r>
-      <w:r>
-        <w:t xml:space="preserve">,</w:t>
-      </w:r>
-      <w:r>
-        <w:t xml:space="preserve"> </w:t>
-      </w:r>
-      <w:r>
-        <w:rPr>
-          <w:b/>
-          <w:bCs/>
-        </w:rPr>
-        <w:t xml:space="preserve">Vehicle &amp; plate</w:t>
-      </w:r>
-      <w:r>
-        <w:t xml:space="preserve">,</w:t>
-      </w:r>
-      <w:r>
-        <w:t xml:space="preserve"> </w:t>
-      </w:r>
-      <w:r>
-        <w:rPr>
-          <w:b/>
-          <w:bCs/>
-        </w:rPr>
-        <w:t xml:space="preserve">Service</w:t>
-      </w:r>
-      <w:r>
-        <w:t xml:space="preserve">,</w:t>
-      </w:r>
-      <w:r>
-        <w:t xml:space="preserve"> </w:t>
-      </w:r>
-      <w:r>
-        <w:rPr>
-          <w:b/>
-          <w:bCs/>
-        </w:rPr>
-        <w:t xml:space="preserve">Date / time</w:t>
-      </w:r>
-      <w:r>
-        <w:t xml:space="preserve">,</w:t>
-      </w:r>
-      <w:r>
-        <w:t xml:space="preserve"> </w:t>
-      </w:r>
-      <w:r>
-        <w:rPr>
-          <w:b/>
-          <w:bCs/>
-        </w:rPr>
-        <w:t xml:space="preserve">Assigned operator</w:t>
-      </w:r>
-      <w:r>
-        <w:t xml:space="preserve">, and</w:t>
-      </w:r>
-      <w:r>
-        <w:t xml:space="preserve"> </w:t>
-      </w:r>
-      <w:r>
-        <w:rPr>
-          <w:b/>
-          <w:bCs/>
-        </w:rPr>
-        <w:t xml:space="preserve">Status</w:t>
-      </w:r>
-      <w:r>
-        <w:t xml:space="preserve">, together with indicators of the day (total, confirmed or in progress, awaiting operator, needs attention, and cancelled or rescheduled).</w:t>
       </w:r>
     </w:p>
     <w:p>
@@ -9437,33 +9418,20 @@
         </w:numPr>
       </w:pPr>
       <w:r>
-        <w:t xml:space="preserve">Use the search by client or plate, the date (</w:t>
-      </w:r>
-      <w:r>
-        <w:rPr>
-          <w:b/>
-          <w:bCs/>
-        </w:rPr>
-        <w:t xml:space="preserve">Today</w:t>
-      </w:r>
-      <w:r>
-        <w:t xml:space="preserve">), and the status and operator filters;</w:t>
-      </w:r>
-      <w:r>
-        <w:t xml:space="preserve"> </w:t>
-      </w:r>
-      <w:r>
-        <w:rPr>
-          <w:b/>
-          <w:bCs/>
-        </w:rPr>
-        <w:t xml:space="preserve">Clear</w:t>
-      </w:r>
-      <w:r>
-        <w:t xml:space="preserve"> </w:t>
-      </w:r>
-      <w:r>
-        <w:t xml:space="preserve">removes them.</w:t>
+        <w:t xml:space="preserve">Open</w:t>
+      </w:r>
+      <w:r>
+        <w:t xml:space="preserve"> </w:t>
+      </w:r>
+      <w:r>
+        <w:rPr>
+          <w:b/>
+          <w:bCs/>
+        </w:rPr>
+        <w:t xml:space="preserve">Management &gt; Services</w:t>
+      </w:r>
+      <w:r>
+        <w:t xml:space="preserve">.</w:t>
       </w:r>
     </w:p>
     <w:p>
@@ -9475,20 +9443,20 @@
         </w:numPr>
       </w:pPr>
       <w:r>
-        <w:t xml:space="preserve">To create a booking on behalf of a customer, click</w:t>
-      </w:r>
-      <w:r>
-        <w:t xml:space="preserve"> </w:t>
-      </w:r>
-      <w:r>
-        <w:rPr>
-          <w:b/>
-          <w:bCs/>
-        </w:rPr>
-        <w:t xml:space="preserve">New Booking</w:t>
-      </w:r>
-      <w:r>
-        <w:t xml:space="preserve">, look up the vehicle by plate, choose the services, the date, and a free time, and confirm.</w:t>
+        <w:t xml:space="preserve">Click</w:t>
+      </w:r>
+      <w:r>
+        <w:t xml:space="preserve"> </w:t>
+      </w:r>
+      <w:r>
+        <w:rPr>
+          <w:b/>
+          <w:bCs/>
+        </w:rPr>
+        <w:t xml:space="preserve">Add service</w:t>
+      </w:r>
+      <w:r>
+        <w:t xml:space="preserve">, or edit an existing service.</w:t>
       </w:r>
     </w:p>
     <w:p>
@@ -9500,33 +9468,46 @@
         </w:numPr>
       </w:pPr>
       <w:r>
-        <w:t xml:space="preserve">Open a booking to see its detail. From there the administrator can reschedule it (another free date or time), change its status (confirm, start, complete, mark as</w:t>
-      </w:r>
-      <w:r>
-        <w:t xml:space="preserve"> </w:t>
-      </w:r>
-      <w:r>
-        <w:rPr>
-          <w:b/>
-          <w:bCs/>
-        </w:rPr>
-        <w:t xml:space="preserve">No show</w:t>
-      </w:r>
-      <w:r>
-        <w:t xml:space="preserve">), or cancel it by choosing a</w:t>
-      </w:r>
-      <w:r>
-        <w:t xml:space="preserve"> </w:t>
-      </w:r>
-      <w:r>
-        <w:rPr>
-          <w:b/>
-          <w:bCs/>
-        </w:rPr>
-        <w:t xml:space="preserve">Cancellation reason</w:t>
-      </w:r>
-      <w:r>
-        <w:t xml:space="preserve">. Each change asks for confirmation.</w:t>
+        <w:t xml:space="preserve">Type the</w:t>
+      </w:r>
+      <w:r>
+        <w:t xml:space="preserve"> </w:t>
+      </w:r>
+      <w:r>
+        <w:rPr>
+          <w:b/>
+          <w:bCs/>
+        </w:rPr>
+        <w:t xml:space="preserve">Service Name</w:t>
+      </w:r>
+      <w:r>
+        <w:t xml:space="preserve">, the</w:t>
+      </w:r>
+      <w:r>
+        <w:t xml:space="preserve"> </w:t>
+      </w:r>
+      <w:r>
+        <w:rPr>
+          <w:b/>
+          <w:bCs/>
+        </w:rPr>
+        <w:t xml:space="preserve">Description</w:t>
+      </w:r>
+      <w:r>
+        <w:t xml:space="preserve">, and the</w:t>
+      </w:r>
+      <w:r>
+        <w:t xml:space="preserve"> </w:t>
+      </w:r>
+      <w:r>
+        <w:rPr>
+          <w:b/>
+          <w:bCs/>
+        </w:rPr>
+        <w:t xml:space="preserve">Category</w:t>
+      </w:r>
+      <w:r>
+        <w:t xml:space="preserve">.</w:t>
       </w:r>
     </w:p>
     <w:p>
@@ -9535,6 +9516,355 @@
         <w:numPr>
           <w:ilvl w:val="0"/>
           <w:numId w:val="1034"/>
+        </w:numPr>
+      </w:pPr>
+      <w:r>
+        <w:t xml:space="preserve">In</w:t>
+      </w:r>
+      <w:r>
+        <w:t xml:space="preserve"> </w:t>
+      </w:r>
+      <w:r>
+        <w:rPr>
+          <w:b/>
+          <w:bCs/>
+        </w:rPr>
+        <w:t xml:space="preserve">Price and duration by vehicle type</w:t>
+      </w:r>
+      <w:r>
+        <w:t xml:space="preserve">, define the price in Colombian pesos (COP) and the estimated duration for each vehicle type (car, sedan, SUV, pickup, truck, and motorcycle).</w:t>
+      </w:r>
+    </w:p>
+    <w:p>
+      <w:pPr>
+        <w:pStyle w:val="Compact"/>
+        <w:numPr>
+          <w:ilvl w:val="0"/>
+          <w:numId w:val="1034"/>
+        </w:numPr>
+      </w:pPr>
+      <w:r>
+        <w:t xml:space="preserve">In</w:t>
+      </w:r>
+      <w:r>
+        <w:t xml:space="preserve"> </w:t>
+      </w:r>
+      <w:r>
+        <w:rPr>
+          <w:b/>
+          <w:bCs/>
+        </w:rPr>
+        <w:t xml:space="preserve">Loyalty points</w:t>
+      </w:r>
+      <w:r>
+        <w:t xml:space="preserve">, type the points the customer earns when the payment for this service is approved (a whole number; 0 = no points). The services table shows them in the</w:t>
+      </w:r>
+      <w:r>
+        <w:t xml:space="preserve"> </w:t>
+      </w:r>
+      <w:r>
+        <w:rPr>
+          <w:b/>
+          <w:bCs/>
+        </w:rPr>
+        <w:t xml:space="preserve">Points</w:t>
+      </w:r>
+      <w:r>
+        <w:t xml:space="preserve"> </w:t>
+      </w:r>
+      <w:r>
+        <w:t xml:space="preserve">column.</w:t>
+      </w:r>
+    </w:p>
+    <w:p>
+      <w:pPr>
+        <w:pStyle w:val="Compact"/>
+        <w:numPr>
+          <w:ilvl w:val="0"/>
+          <w:numId w:val="1034"/>
+        </w:numPr>
+      </w:pPr>
+      <w:r>
+        <w:t xml:space="preserve">Click</w:t>
+      </w:r>
+      <w:r>
+        <w:t xml:space="preserve"> </w:t>
+      </w:r>
+      <w:r>
+        <w:rPr>
+          <w:b/>
+          <w:bCs/>
+        </w:rPr>
+        <w:t xml:space="preserve">Save Service</w:t>
+      </w:r>
+      <w:r>
+        <w:t xml:space="preserve">.</w:t>
+      </w:r>
+    </w:p>
+    <w:p>
+      <w:pPr>
+        <w:pStyle w:val="Compact"/>
+        <w:numPr>
+          <w:ilvl w:val="0"/>
+          <w:numId w:val="1034"/>
+        </w:numPr>
+      </w:pPr>
+      <w:r>
+        <w:t xml:space="preserve">To stop offering a service, deactivate it ("It will no longer be available to book"); existing bookings are not altered.</w:t>
+      </w:r>
+    </w:p>
+    <w:p>
+      <w:pPr>
+        <w:pStyle w:val="Compact"/>
+        <w:numPr>
+          <w:ilvl w:val="0"/>
+          <w:numId w:val="1034"/>
+        </w:numPr>
+      </w:pPr>
+      <w:r>
+        <w:t xml:space="preserve">Verify on the customer booking screen that the price, the duration, and the points shown are the new ones.</w:t>
+      </w:r>
+    </w:p>
+    <w:p>
+      <w:pPr>
+        <w:pStyle w:val="FirstParagraph"/>
+      </w:pPr>
+      <w:r>
+        <w:t xml:space="preserve">Each booking line keeps the points of the service at the moment of booking, in the same way as the price.</w:t>
+      </w:r>
+    </w:p>
+    <w:bookmarkEnd w:id="84"/>
+    <w:bookmarkStart w:id="88" w:name="X6c75b0d74d63f1ba159040971aa1b79e7a3dd50"/>
+    <w:p>
+      <w:pPr>
+        <w:pStyle w:val="Heading3"/>
+      </w:pPr>
+      <w:r>
+        <w:t xml:space="preserve">12.3 Bookings</w:t>
+      </w:r>
+    </w:p>
+    <w:p>
+      <w:pPr>
+        <w:pStyle w:val="FirstParagraph"/>
+      </w:pPr>
+      <w:r>
+        <w:t xml:space="preserve">The</w:t>
+      </w:r>
+      <w:r>
+        <w:t xml:space="preserve"> </w:t>
+      </w:r>
+      <w:r>
+        <w:rPr>
+          <w:b/>
+          <w:bCs/>
+        </w:rPr>
+        <w:t xml:space="preserve">Bookings</w:t>
+      </w:r>
+      <w:r>
+        <w:t xml:space="preserve"> </w:t>
+      </w:r>
+      <w:r>
+        <w:t xml:space="preserve">screen (route</w:t>
+      </w:r>
+      <w:r>
+        <w:t xml:space="preserve"> </w:t>
+      </w:r>
+      <w:r>
+        <w:rPr>
+          <w:i/>
+          <w:iCs/>
+        </w:rPr>
+        <w:t xml:space="preserve">/admin/reservations</w:t>
+      </w:r>
+      <w:r>
+        <w:t xml:space="preserve">) lists the bookings with</w:t>
+      </w:r>
+      <w:r>
+        <w:t xml:space="preserve"> </w:t>
+      </w:r>
+      <w:r>
+        <w:rPr>
+          <w:b/>
+          <w:bCs/>
+        </w:rPr>
+        <w:t xml:space="preserve">Client</w:t>
+      </w:r>
+      <w:r>
+        <w:t xml:space="preserve">,</w:t>
+      </w:r>
+      <w:r>
+        <w:t xml:space="preserve"> </w:t>
+      </w:r>
+      <w:r>
+        <w:rPr>
+          <w:b/>
+          <w:bCs/>
+        </w:rPr>
+        <w:t xml:space="preserve">Vehicle &amp; plate</w:t>
+      </w:r>
+      <w:r>
+        <w:t xml:space="preserve">,</w:t>
+      </w:r>
+      <w:r>
+        <w:t xml:space="preserve"> </w:t>
+      </w:r>
+      <w:r>
+        <w:rPr>
+          <w:b/>
+          <w:bCs/>
+        </w:rPr>
+        <w:t xml:space="preserve">Service</w:t>
+      </w:r>
+      <w:r>
+        <w:t xml:space="preserve">,</w:t>
+      </w:r>
+      <w:r>
+        <w:t xml:space="preserve"> </w:t>
+      </w:r>
+      <w:r>
+        <w:rPr>
+          <w:b/>
+          <w:bCs/>
+        </w:rPr>
+        <w:t xml:space="preserve">Date / time</w:t>
+      </w:r>
+      <w:r>
+        <w:t xml:space="preserve">,</w:t>
+      </w:r>
+      <w:r>
+        <w:t xml:space="preserve"> </w:t>
+      </w:r>
+      <w:r>
+        <w:rPr>
+          <w:b/>
+          <w:bCs/>
+        </w:rPr>
+        <w:t xml:space="preserve">Assigned operator</w:t>
+      </w:r>
+      <w:r>
+        <w:t xml:space="preserve">, and</w:t>
+      </w:r>
+      <w:r>
+        <w:t xml:space="preserve"> </w:t>
+      </w:r>
+      <w:r>
+        <w:rPr>
+          <w:b/>
+          <w:bCs/>
+        </w:rPr>
+        <w:t xml:space="preserve">Status</w:t>
+      </w:r>
+      <w:r>
+        <w:t xml:space="preserve">, together with indicators of the day (total, confirmed or in progress, awaiting operator, needs attention, and cancelled or rescheduled).</w:t>
+      </w:r>
+    </w:p>
+    <w:p>
+      <w:pPr>
+        <w:pStyle w:val="Compact"/>
+        <w:numPr>
+          <w:ilvl w:val="0"/>
+          <w:numId w:val="1035"/>
+        </w:numPr>
+      </w:pPr>
+      <w:r>
+        <w:t xml:space="preserve">Use the search by client or plate, the date (</w:t>
+      </w:r>
+      <w:r>
+        <w:rPr>
+          <w:b/>
+          <w:bCs/>
+        </w:rPr>
+        <w:t xml:space="preserve">Today</w:t>
+      </w:r>
+      <w:r>
+        <w:t xml:space="preserve">), and the status and operator filters;</w:t>
+      </w:r>
+      <w:r>
+        <w:t xml:space="preserve"> </w:t>
+      </w:r>
+      <w:r>
+        <w:rPr>
+          <w:b/>
+          <w:bCs/>
+        </w:rPr>
+        <w:t xml:space="preserve">Clear</w:t>
+      </w:r>
+      <w:r>
+        <w:t xml:space="preserve"> </w:t>
+      </w:r>
+      <w:r>
+        <w:t xml:space="preserve">removes them.</w:t>
+      </w:r>
+    </w:p>
+    <w:p>
+      <w:pPr>
+        <w:pStyle w:val="Compact"/>
+        <w:numPr>
+          <w:ilvl w:val="0"/>
+          <w:numId w:val="1035"/>
+        </w:numPr>
+      </w:pPr>
+      <w:r>
+        <w:t xml:space="preserve">To create a booking on behalf of a customer, click</w:t>
+      </w:r>
+      <w:r>
+        <w:t xml:space="preserve"> </w:t>
+      </w:r>
+      <w:r>
+        <w:rPr>
+          <w:b/>
+          <w:bCs/>
+        </w:rPr>
+        <w:t xml:space="preserve">New Booking</w:t>
+      </w:r>
+      <w:r>
+        <w:t xml:space="preserve">, look up the vehicle by plate, choose the services, the date, and a free time, and confirm.</w:t>
+      </w:r>
+    </w:p>
+    <w:p>
+      <w:pPr>
+        <w:pStyle w:val="Compact"/>
+        <w:numPr>
+          <w:ilvl w:val="0"/>
+          <w:numId w:val="1035"/>
+        </w:numPr>
+      </w:pPr>
+      <w:r>
+        <w:t xml:space="preserve">Open a booking to see its detail. From there the administrator can reschedule it (another free date or time), change its status (confirm, start, complete, mark as</w:t>
+      </w:r>
+      <w:r>
+        <w:t xml:space="preserve"> </w:t>
+      </w:r>
+      <w:r>
+        <w:rPr>
+          <w:b/>
+          <w:bCs/>
+        </w:rPr>
+        <w:t xml:space="preserve">No show</w:t>
+      </w:r>
+      <w:r>
+        <w:t xml:space="preserve">), or cancel it by choosing a</w:t>
+      </w:r>
+      <w:r>
+        <w:t xml:space="preserve"> </w:t>
+      </w:r>
+      <w:r>
+        <w:rPr>
+          <w:b/>
+          <w:bCs/>
+        </w:rPr>
+        <w:t xml:space="preserve">Cancellation reason</w:t>
+      </w:r>
+      <w:r>
+        <w:t xml:space="preserve">. Each change asks for confirmation.</w:t>
+      </w:r>
+    </w:p>
+    <w:p>
+      <w:pPr>
+        <w:pStyle w:val="Compact"/>
+        <w:numPr>
+          <w:ilvl w:val="0"/>
+          <w:numId w:val="1035"/>
         </w:numPr>
       </w:pPr>
       <w:r>
@@ -9876,7 +10206,7 @@
           <w:b/>
           <w:bCs/>
         </w:rPr>
-        <w:t xml:space="preserve">Figure 8</w:t>
+        <w:t xml:space="preserve">Figure 9</w:t>
       </w:r>
     </w:p>
     <w:p>
@@ -9900,18 +10230,18 @@
           <wp:inline>
             <wp:extent cx="5334000" cy="3201961"/>
             <wp:effectExtent b="0" l="0" r="0" t="0"/>
-            <wp:docPr descr="Booking Management" title="" id="83" name="Picture"/>
+            <wp:docPr descr="Booking Management" title="" id="86" name="Picture"/>
             <a:graphic>
               <a:graphicData uri="http://schemas.openxmlformats.org/drawingml/2006/picture">
                 <pic:pic>
                   <pic:nvPicPr>
-                    <pic:cNvPr descr="capturas/administrator-08-booking-management.jpg" id="84" name="Picture"/>
+                    <pic:cNvPr descr="capturas/administrator-08-booking-management.jpg" id="87" name="Picture"/>
                     <pic:cNvPicPr>
                       <a:picLocks noChangeArrowheads="1" noChangeAspect="1"/>
                     </pic:cNvPicPr>
                   </pic:nvPicPr>
                   <pic:blipFill>
-                    <a:blip r:embed="rId82"/>
+                    <a:blip r:embed="rId85"/>
                     <a:stretch>
                       <a:fillRect/>
                     </a:stretch>
@@ -9938,8 +10268,8 @@
         </w:drawing>
       </w:r>
     </w:p>
-    <w:bookmarkEnd w:id="85"/>
-    <w:bookmarkStart w:id="89" w:name="Xc8467dd81b2faedeea16e79e6d1da027bd25eb5"/>
+    <w:bookmarkEnd w:id="88"/>
+    <w:bookmarkStart w:id="92" w:name="Xc8467dd81b2faedeea16e79e6d1da027bd25eb5"/>
     <w:p>
       <w:pPr>
         <w:pStyle w:val="Heading3"/>
@@ -9993,7 +10323,7 @@
         <w:pStyle w:val="Compact"/>
         <w:numPr>
           <w:ilvl w:val="0"/>
-          <w:numId w:val="1035"/>
+          <w:numId w:val="1036"/>
         </w:numPr>
       </w:pPr>
       <w:r>
@@ -10063,7 +10393,7 @@
         <w:pStyle w:val="Compact"/>
         <w:numPr>
           <w:ilvl w:val="0"/>
-          <w:numId w:val="1035"/>
+          <w:numId w:val="1036"/>
         </w:numPr>
       </w:pPr>
       <w:r>
@@ -10127,7 +10457,7 @@
         <w:pStyle w:val="Compact"/>
         <w:numPr>
           <w:ilvl w:val="0"/>
-          <w:numId w:val="1035"/>
+          <w:numId w:val="1036"/>
         </w:numPr>
       </w:pPr>
       <w:r>
@@ -10139,7 +10469,7 @@
         <w:pStyle w:val="Compact"/>
         <w:numPr>
           <w:ilvl w:val="0"/>
-          <w:numId w:val="1035"/>
+          <w:numId w:val="1036"/>
         </w:numPr>
       </w:pPr>
       <w:r>
@@ -10184,7 +10514,7 @@
           <w:b/>
           <w:bCs/>
         </w:rPr>
-        <w:t xml:space="preserve">Figure 9</w:t>
+        <w:t xml:space="preserve">Figure 10</w:t>
       </w:r>
     </w:p>
     <w:p>
@@ -10208,18 +10538,18 @@
           <wp:inline>
             <wp:extent cx="5334000" cy="6229350"/>
             <wp:effectExtent b="0" l="0" r="0" t="0"/>
-            <wp:docPr descr="Manual Assignment of an Operator" title="" id="87" name="Picture"/>
+            <wp:docPr descr="Manual Assignment of an Operator" title="" id="90" name="Picture"/>
             <a:graphic>
               <a:graphicData uri="http://schemas.openxmlformats.org/drawingml/2006/picture">
                 <pic:pic>
                   <pic:nvPicPr>
-                    <pic:cNvPr descr="capturas/administrator-09-manual-assignment-of-an-operator.jpg" id="88" name="Picture"/>
+                    <pic:cNvPr descr="capturas/administrator-09-manual-assignment-of-an-operator.jpg" id="91" name="Picture"/>
                     <pic:cNvPicPr>
                       <a:picLocks noChangeArrowheads="1" noChangeAspect="1"/>
                     </pic:cNvPicPr>
                   </pic:nvPicPr>
                   <pic:blipFill>
-                    <a:blip r:embed="rId86"/>
+                    <a:blip r:embed="rId89"/>
                     <a:stretch>
                       <a:fillRect/>
                     </a:stretch>
@@ -10246,8 +10576,8 @@
         </w:drawing>
       </w:r>
     </w:p>
-    <w:bookmarkEnd w:id="89"/>
-    <w:bookmarkStart w:id="90" w:name="Xfc2bfc09cf86f37c5f07841551f0dd0ec64adee"/>
+    <w:bookmarkEnd w:id="92"/>
+    <w:bookmarkStart w:id="93" w:name="Xfc2bfc09cf86f37c5f07841551f0dd0ec64adee"/>
     <w:p>
       <w:pPr>
         <w:pStyle w:val="Heading3"/>
@@ -10262,236 +10592,6 @@
       </w:pPr>
       <w:r>
         <w:t xml:space="preserve">For long services (180 minutes or more), the administrator can record the condition of the vehicle by phases (Reception, Exterior, Interior, Engine, and Delivery) with findings and photos, and share the report with the customer through a link.</w:t>
-      </w:r>
-    </w:p>
-    <w:p>
-      <w:pPr>
-        <w:pStyle w:val="Compact"/>
-        <w:numPr>
-          <w:ilvl w:val="0"/>
-          <w:numId w:val="1036"/>
-        </w:numPr>
-      </w:pPr>
-      <w:r>
-        <w:t xml:space="preserve">In</w:t>
-      </w:r>
-      <w:r>
-        <w:t xml:space="preserve"> </w:t>
-      </w:r>
-      <w:r>
-        <w:rPr>
-          <w:b/>
-          <w:bCs/>
-        </w:rPr>
-        <w:t xml:space="preserve">Bookings</w:t>
-      </w:r>
-      <w:r>
-        <w:t xml:space="preserve">, open the booking and choose the inspection option (route</w:t>
-      </w:r>
-      <w:r>
-        <w:t xml:space="preserve"> </w:t>
-      </w:r>
-      <w:r>
-        <w:rPr>
-          <w:i/>
-          <w:iCs/>
-        </w:rPr>
-        <w:t xml:space="preserve">/admin/reservations/{id}/inspection</w:t>
-      </w:r>
-      <w:r>
-        <w:t xml:space="preserve">).</w:t>
-      </w:r>
-    </w:p>
-    <w:p>
-      <w:pPr>
-        <w:pStyle w:val="Compact"/>
-        <w:numPr>
-          <w:ilvl w:val="0"/>
-          <w:numId w:val="1036"/>
-        </w:numPr>
-      </w:pPr>
-      <w:r>
-        <w:t xml:space="preserve">Click</w:t>
-      </w:r>
-      <w:r>
-        <w:t xml:space="preserve"> </w:t>
-      </w:r>
-      <w:r>
-        <w:rPr>
-          <w:b/>
-          <w:bCs/>
-        </w:rPr>
-        <w:t xml:space="preserve">Start report</w:t>
-      </w:r>
-      <w:r>
-        <w:t xml:space="preserve"> </w:t>
-      </w:r>
-      <w:r>
-        <w:t xml:space="preserve">when the vehicle arrives.</w:t>
-      </w:r>
-    </w:p>
-    <w:p>
-      <w:pPr>
-        <w:pStyle w:val="Compact"/>
-        <w:numPr>
-          <w:ilvl w:val="0"/>
-          <w:numId w:val="1036"/>
-        </w:numPr>
-      </w:pPr>
-      <w:r>
-        <w:t xml:space="preserve">In each phase, click</w:t>
-      </w:r>
-      <w:r>
-        <w:t xml:space="preserve"> </w:t>
-      </w:r>
-      <w:r>
-        <w:rPr>
-          <w:b/>
-          <w:bCs/>
-        </w:rPr>
-        <w:t xml:space="preserve">Start phase</w:t>
-      </w:r>
-      <w:r>
-        <w:t xml:space="preserve">, add the findings with</w:t>
-      </w:r>
-      <w:r>
-        <w:t xml:space="preserve"> </w:t>
-      </w:r>
-      <w:r>
-        <w:rPr>
-          <w:b/>
-          <w:bCs/>
-        </w:rPr>
-        <w:t xml:space="preserve">Add finding</w:t>
-      </w:r>
-      <w:r>
-        <w:t xml:space="preserve"> </w:t>
-      </w:r>
-      <w:r>
-        <w:t xml:space="preserve">(vehicle part, type: note, minor damage, or major damage; description; and up to five JPG or PNG photos of up to 10 MB), and click</w:t>
-      </w:r>
-      <w:r>
-        <w:t xml:space="preserve"> </w:t>
-      </w:r>
-      <w:r>
-        <w:rPr>
-          <w:b/>
-          <w:bCs/>
-        </w:rPr>
-        <w:t xml:space="preserve">Finish phase</w:t>
-      </w:r>
-      <w:r>
-        <w:t xml:space="preserve">.</w:t>
-      </w:r>
-    </w:p>
-    <w:p>
-      <w:pPr>
-        <w:pStyle w:val="Compact"/>
-        <w:numPr>
-          <w:ilvl w:val="0"/>
-          <w:numId w:val="1036"/>
-        </w:numPr>
-      </w:pPr>
-      <w:r>
-        <w:t xml:space="preserve">Click</w:t>
-      </w:r>
-      <w:r>
-        <w:t xml:space="preserve"> </w:t>
-      </w:r>
-      <w:r>
-        <w:rPr>
-          <w:b/>
-          <w:bCs/>
-        </w:rPr>
-        <w:t xml:space="preserve">Publish and copy link</w:t>
-      </w:r>
-      <w:r>
-        <w:t xml:space="preserve">;</w:t>
-      </w:r>
-      <w:r>
-        <w:t xml:space="preserve"> </w:t>
-      </w:r>
-      <w:r>
-        <w:rPr>
-          <w:b/>
-          <w:bCs/>
-        </w:rPr>
-        <w:t xml:space="preserve">View as customer</w:t>
-      </w:r>
-      <w:r>
-        <w:t xml:space="preserve"> </w:t>
-      </w:r>
-      <w:r>
-        <w:t xml:space="preserve">shows the public version (route</w:t>
-      </w:r>
-      <w:r>
-        <w:t xml:space="preserve"> </w:t>
-      </w:r>
-      <w:r>
-        <w:rPr>
-          <w:i/>
-          <w:iCs/>
-        </w:rPr>
-        <w:t xml:space="preserve">/report/{token}</w:t>
-      </w:r>
-      <w:r>
-        <w:t xml:space="preserve">).</w:t>
-      </w:r>
-    </w:p>
-    <w:p>
-      <w:pPr>
-        <w:pStyle w:val="Compact"/>
-        <w:numPr>
-          <w:ilvl w:val="0"/>
-          <w:numId w:val="1036"/>
-        </w:numPr>
-      </w:pPr>
-      <w:r>
-        <w:t xml:space="preserve">Click</w:t>
-      </w:r>
-      <w:r>
-        <w:t xml:space="preserve"> </w:t>
-      </w:r>
-      <w:r>
-        <w:rPr>
-          <w:b/>
-          <w:bCs/>
-        </w:rPr>
-        <w:t xml:space="preserve">Notify customer</w:t>
-      </w:r>
-      <w:r>
-        <w:t xml:space="preserve">. The system sends the customer a notification and an email (type</w:t>
-      </w:r>
-      <w:r>
-        <w:t xml:space="preserve"> </w:t>
-      </w:r>
-      <w:r>
-        <w:rPr>
-          <w:i/>
-          <w:iCs/>
-        </w:rPr>
-        <w:t xml:space="preserve">INSPECTION_REPORT</w:t>
-      </w:r>
-      <w:r>
-        <w:t xml:space="preserve">) with the summary of the inspection: phases finished, number of findings, major findings, and affected areas, together with the link to the report. The message "Customer notified" confirms the sending.</w:t>
-      </w:r>
-    </w:p>
-    <w:p>
-      <w:pPr>
-        <w:pStyle w:val="FirstParagraph"/>
-      </w:pPr>
-      <w:r>
-        <w:rPr>
-          <w:b/>
-          <w:bCs/>
-        </w:rPr>
-        <w:t xml:space="preserve">From the mobile app.</w:t>
-      </w:r>
-      <w:r>
-        <w:t xml:space="preserve"> </w:t>
-      </w:r>
-      <w:r>
-        <w:t xml:space="preserve">The report can also be managed from the phone, with the same phases and the same server rules:</w:t>
       </w:r>
     </w:p>
     <w:p>
@@ -10516,20 +10616,20 @@
         <w:t xml:space="preserve">Bookings</w:t>
       </w:r>
       <w:r>
-        <w:t xml:space="preserve">, tap the eye icon of the booking and, in the detail, tap</w:t>
-      </w:r>
-      <w:r>
-        <w:t xml:space="preserve"> </w:t>
-      </w:r>
-      <w:r>
-        <w:rPr>
-          <w:b/>
-          <w:bCs/>
-        </w:rPr>
-        <w:t xml:space="preserve">Inspection</w:t>
-      </w:r>
-      <w:r>
-        <w:t xml:space="preserve">. The button only appears for services of 180 minutes or more that are confirmed, in progress, or completed.</w:t>
+        <w:t xml:space="preserve">, open the booking and choose the inspection option (route</w:t>
+      </w:r>
+      <w:r>
+        <w:t xml:space="preserve"> </w:t>
+      </w:r>
+      <w:r>
+        <w:rPr>
+          <w:i/>
+          <w:iCs/>
+        </w:rPr>
+        <w:t xml:space="preserve">/admin/reservations/{id}/inspection</w:t>
+      </w:r>
+      <w:r>
+        <w:t xml:space="preserve">).</w:t>
       </w:r>
     </w:p>
     <w:p>
@@ -10541,7 +10641,7 @@
         </w:numPr>
       </w:pPr>
       <w:r>
-        <w:t xml:space="preserve">Tap</w:t>
+        <w:t xml:space="preserve">Click</w:t>
       </w:r>
       <w:r>
         <w:t xml:space="preserve"> </w:t>
@@ -10557,65 +10657,7 @@
         <w:t xml:space="preserve"> </w:t>
       </w:r>
       <w:r>
-        <w:t xml:space="preserve">and, in each phase,</w:t>
-      </w:r>
-      <w:r>
-        <w:t xml:space="preserve"> </w:t>
-      </w:r>
-      <w:r>
-        <w:rPr>
-          <w:b/>
-          <w:bCs/>
-        </w:rPr>
-        <w:t xml:space="preserve">Start phase</w:t>
-      </w:r>
-      <w:r>
-        <w:t xml:space="preserve">,</w:t>
-      </w:r>
-      <w:r>
-        <w:t xml:space="preserve"> </w:t>
-      </w:r>
-      <w:r>
-        <w:rPr>
-          <w:b/>
-          <w:bCs/>
-        </w:rPr>
-        <w:t xml:space="preserve">Add finding</w:t>
-      </w:r>
-      <w:r>
-        <w:t xml:space="preserve">, and</w:t>
-      </w:r>
-      <w:r>
-        <w:t xml:space="preserve"> </w:t>
-      </w:r>
-      <w:r>
-        <w:rPr>
-          <w:b/>
-          <w:bCs/>
-        </w:rPr>
-        <w:t xml:space="preserve">Finish phase</w:t>
-      </w:r>
-      <w:r>
-        <w:t xml:space="preserve"> </w:t>
-      </w:r>
-      <w:r>
-        <w:t xml:space="preserve">(or</w:t>
-      </w:r>
-      <w:r>
-        <w:t xml:space="preserve"> </w:t>
-      </w:r>
-      <w:r>
-        <w:rPr>
-          <w:b/>
-          <w:bCs/>
-        </w:rPr>
-        <w:t xml:space="preserve">Reopen</w:t>
-      </w:r>
-      <w:r>
-        <w:t xml:space="preserve"> </w:t>
-      </w:r>
-      <w:r>
-        <w:t xml:space="preserve">to correct a finished phase).</w:t>
+        <w:t xml:space="preserve">when the vehicle arrives.</w:t>
       </w:r>
     </w:p>
     <w:p>
@@ -10627,49 +10669,49 @@
         </w:numPr>
       </w:pPr>
       <w:r>
-        <w:t xml:space="preserve">In</w:t>
-      </w:r>
-      <w:r>
-        <w:t xml:space="preserve"> </w:t>
-      </w:r>
-      <w:r>
-        <w:rPr>
-          <w:b/>
-          <w:bCs/>
-        </w:rPr>
-        <w:t xml:space="preserve">New finding</w:t>
-      </w:r>
-      <w:r>
-        <w:t xml:space="preserve">, type or choose the vehicle part from the suggestions, choose the type, and write the note. Attach up to five photos with</w:t>
-      </w:r>
-      <w:r>
-        <w:t xml:space="preserve"> </w:t>
-      </w:r>
-      <w:r>
-        <w:rPr>
-          <w:b/>
-          <w:bCs/>
-        </w:rPr>
-        <w:t xml:space="preserve">Take photo</w:t>
-      </w:r>
-      <w:r>
-        <w:t xml:space="preserve"> </w:t>
-      </w:r>
-      <w:r>
-        <w:t xml:space="preserve">(camera) or</w:t>
-      </w:r>
-      <w:r>
-        <w:t xml:space="preserve"> </w:t>
-      </w:r>
-      <w:r>
-        <w:rPr>
-          <w:b/>
-          <w:bCs/>
-        </w:rPr>
-        <w:t xml:space="preserve">Gallery</w:t>
-      </w:r>
-      <w:r>
-        <w:t xml:space="preserve">. The app shrinks each photo to 1600 pixels on its longer side, in JPEG format, before uploading it, because the server accepts at most 2 MB per photo.</w:t>
+        <w:t xml:space="preserve">In each phase, click</w:t>
+      </w:r>
+      <w:r>
+        <w:t xml:space="preserve"> </w:t>
+      </w:r>
+      <w:r>
+        <w:rPr>
+          <w:b/>
+          <w:bCs/>
+        </w:rPr>
+        <w:t xml:space="preserve">Start phase</w:t>
+      </w:r>
+      <w:r>
+        <w:t xml:space="preserve">, add the findings with</w:t>
+      </w:r>
+      <w:r>
+        <w:t xml:space="preserve"> </w:t>
+      </w:r>
+      <w:r>
+        <w:rPr>
+          <w:b/>
+          <w:bCs/>
+        </w:rPr>
+        <w:t xml:space="preserve">Add finding</w:t>
+      </w:r>
+      <w:r>
+        <w:t xml:space="preserve"> </w:t>
+      </w:r>
+      <w:r>
+        <w:t xml:space="preserve">(vehicle part, type: note, minor damage, or major damage; description; and up to five JPG or PNG photos of up to 10 MB), and click</w:t>
+      </w:r>
+      <w:r>
+        <w:t xml:space="preserve"> </w:t>
+      </w:r>
+      <w:r>
+        <w:rPr>
+          <w:b/>
+          <w:bCs/>
+        </w:rPr>
+        <w:t xml:space="preserve">Finish phase</w:t>
+      </w:r>
+      <w:r>
+        <w:t xml:space="preserve">.</w:t>
       </w:r>
     </w:p>
     <w:p>
@@ -10681,52 +10723,20 @@
         </w:numPr>
       </w:pPr>
       <w:r>
-        <w:t xml:space="preserve">Tap</w:t>
-      </w:r>
-      <w:r>
-        <w:t xml:space="preserve"> </w:t>
-      </w:r>
-      <w:r>
-        <w:rPr>
-          <w:b/>
-          <w:bCs/>
-        </w:rPr>
-        <w:t xml:space="preserve">Publish and share link</w:t>
-      </w:r>
-      <w:r>
-        <w:t xml:space="preserve">. The report is published and, from then on,</w:t>
-      </w:r>
-      <w:r>
-        <w:t xml:space="preserve"> </w:t>
-      </w:r>
-      <w:r>
-        <w:rPr>
-          <w:b/>
-          <w:bCs/>
-        </w:rPr>
-        <w:t xml:space="preserve">Share link</w:t>
-      </w:r>
-      <w:r>
-        <w:t xml:space="preserve"> </w:t>
-      </w:r>
-      <w:r>
-        <w:t xml:space="preserve">opens the phone share menu (WhatsApp, email, or copy).</w:t>
-      </w:r>
-      <w:r>
-        <w:t xml:space="preserve"> </w:t>
-      </w:r>
-      <w:r>
-        <w:rPr>
-          <w:b/>
-          <w:bCs/>
-        </w:rPr>
-        <w:t xml:space="preserve">Notify customer</w:t>
-      </w:r>
-      <w:r>
-        <w:t xml:space="preserve"> </w:t>
-      </w:r>
-      <w:r>
-        <w:t xml:space="preserve">sends the same notice as the web, and</w:t>
+        <w:t xml:space="preserve">Click</w:t>
+      </w:r>
+      <w:r>
+        <w:t xml:space="preserve"> </w:t>
+      </w:r>
+      <w:r>
+        <w:rPr>
+          <w:b/>
+          <w:bCs/>
+        </w:rPr>
+        <w:t xml:space="preserve">Publish and copy link</w:t>
+      </w:r>
+      <w:r>
+        <w:t xml:space="preserve">;</w:t>
       </w:r>
       <w:r>
         <w:t xml:space="preserve"> </w:t>
@@ -10742,33 +10752,7 @@
         <w:t xml:space="preserve"> </w:t>
       </w:r>
       <w:r>
-        <w:t xml:space="preserve">opens the public link in the browser.</w:t>
-      </w:r>
-    </w:p>
-    <w:p>
-      <w:pPr>
-        <w:pStyle w:val="FirstParagraph"/>
-      </w:pPr>
-      <w:r>
-        <w:t xml:space="preserve">The first time, the phone asks for permission to use the camera and the photos; if the permission is denied, the screen says it must be enabled in the phone settings. Saved photos are shown as thumbnails and are enlarged when tapped.</w:t>
-      </w:r>
-    </w:p>
-    <w:p>
-      <w:pPr>
-        <w:pStyle w:val="BodyText"/>
-      </w:pPr>
-      <w:r>
-        <w:rPr>
-          <w:b/>
-          <w:bCs/>
-        </w:rPr>
-        <w:t xml:space="preserve">Where it is saved:</w:t>
-      </w:r>
-      <w:r>
-        <w:t xml:space="preserve"> </w:t>
-      </w:r>
-      <w:r>
-        <w:t xml:space="preserve">the report, its phases, the findings, and the photos are saved in operations-service (tables</w:t>
+        <w:t xml:space="preserve">shows the public version (route</w:t>
       </w:r>
       <w:r>
         <w:t xml:space="preserve"> </w:t>
@@ -10778,10 +10762,35 @@
           <w:i/>
           <w:iCs/>
         </w:rPr>
-        <w:t xml:space="preserve">execution.inspection_report</w:t>
-      </w:r>
-      <w:r>
-        <w:t xml:space="preserve">,</w:t>
+        <w:t xml:space="preserve">/report/{token}</w:t>
+      </w:r>
+      <w:r>
+        <w:t xml:space="preserve">).</w:t>
+      </w:r>
+    </w:p>
+    <w:p>
+      <w:pPr>
+        <w:pStyle w:val="Compact"/>
+        <w:numPr>
+          <w:ilvl w:val="0"/>
+          <w:numId w:val="1037"/>
+        </w:numPr>
+      </w:pPr>
+      <w:r>
+        <w:t xml:space="preserve">Click</w:t>
+      </w:r>
+      <w:r>
+        <w:t xml:space="preserve"> </w:t>
+      </w:r>
+      <w:r>
+        <w:rPr>
+          <w:b/>
+          <w:bCs/>
+        </w:rPr>
+        <w:t xml:space="preserve">Notify customer</w:t>
+      </w:r>
+      <w:r>
+        <w:t xml:space="preserve">. The system sends the customer a notification and an email (type</w:t>
       </w:r>
       <w:r>
         <w:t xml:space="preserve"> </w:t>
@@ -10791,10 +10800,305 @@
           <w:i/>
           <w:iCs/>
         </w:rPr>
-        <w:t xml:space="preserve">execution.inspection_phase</w:t>
+        <w:t xml:space="preserve">INSPECTION_REPORT</w:t>
+      </w:r>
+      <w:r>
+        <w:t xml:space="preserve">) with the summary of the inspection: phases finished, number of findings, major findings, and affected areas, together with the link to the report. The message "Customer notified" confirms the sending.</w:t>
+      </w:r>
+    </w:p>
+    <w:p>
+      <w:pPr>
+        <w:pStyle w:val="FirstParagraph"/>
+      </w:pPr>
+      <w:r>
+        <w:rPr>
+          <w:b/>
+          <w:bCs/>
+        </w:rPr>
+        <w:t xml:space="preserve">From the mobile app.</w:t>
+      </w:r>
+      <w:r>
+        <w:t xml:space="preserve"> </w:t>
+      </w:r>
+      <w:r>
+        <w:t xml:space="preserve">The report can also be managed from the phone, with the same phases and the same server rules:</w:t>
+      </w:r>
+    </w:p>
+    <w:p>
+      <w:pPr>
+        <w:pStyle w:val="Compact"/>
+        <w:numPr>
+          <w:ilvl w:val="0"/>
+          <w:numId w:val="1038"/>
+        </w:numPr>
+      </w:pPr>
+      <w:r>
+        <w:t xml:space="preserve">In</w:t>
+      </w:r>
+      <w:r>
+        <w:t xml:space="preserve"> </w:t>
+      </w:r>
+      <w:r>
+        <w:rPr>
+          <w:b/>
+          <w:bCs/>
+        </w:rPr>
+        <w:t xml:space="preserve">Bookings</w:t>
+      </w:r>
+      <w:r>
+        <w:t xml:space="preserve">, tap the eye icon of the booking and, in the detail, tap</w:t>
+      </w:r>
+      <w:r>
+        <w:t xml:space="preserve"> </w:t>
+      </w:r>
+      <w:r>
+        <w:rPr>
+          <w:b/>
+          <w:bCs/>
+        </w:rPr>
+        <w:t xml:space="preserve">Inspection</w:t>
+      </w:r>
+      <w:r>
+        <w:t xml:space="preserve">. The button only appears for services of 180 minutes or more that are confirmed, in progress, or completed.</w:t>
+      </w:r>
+    </w:p>
+    <w:p>
+      <w:pPr>
+        <w:pStyle w:val="Compact"/>
+        <w:numPr>
+          <w:ilvl w:val="0"/>
+          <w:numId w:val="1038"/>
+        </w:numPr>
+      </w:pPr>
+      <w:r>
+        <w:t xml:space="preserve">Tap</w:t>
+      </w:r>
+      <w:r>
+        <w:t xml:space="preserve"> </w:t>
+      </w:r>
+      <w:r>
+        <w:rPr>
+          <w:b/>
+          <w:bCs/>
+        </w:rPr>
+        <w:t xml:space="preserve">Start report</w:t>
+      </w:r>
+      <w:r>
+        <w:t xml:space="preserve"> </w:t>
+      </w:r>
+      <w:r>
+        <w:t xml:space="preserve">and, in each phase,</w:t>
+      </w:r>
+      <w:r>
+        <w:t xml:space="preserve"> </w:t>
+      </w:r>
+      <w:r>
+        <w:rPr>
+          <w:b/>
+          <w:bCs/>
+        </w:rPr>
+        <w:t xml:space="preserve">Start phase</w:t>
       </w:r>
       <w:r>
         <w:t xml:space="preserve">,</w:t>
+      </w:r>
+      <w:r>
+        <w:t xml:space="preserve"> </w:t>
+      </w:r>
+      <w:r>
+        <w:rPr>
+          <w:b/>
+          <w:bCs/>
+        </w:rPr>
+        <w:t xml:space="preserve">Add finding</w:t>
+      </w:r>
+      <w:r>
+        <w:t xml:space="preserve">, and</w:t>
+      </w:r>
+      <w:r>
+        <w:t xml:space="preserve"> </w:t>
+      </w:r>
+      <w:r>
+        <w:rPr>
+          <w:b/>
+          <w:bCs/>
+        </w:rPr>
+        <w:t xml:space="preserve">Finish phase</w:t>
+      </w:r>
+      <w:r>
+        <w:t xml:space="preserve"> </w:t>
+      </w:r>
+      <w:r>
+        <w:t xml:space="preserve">(or</w:t>
+      </w:r>
+      <w:r>
+        <w:t xml:space="preserve"> </w:t>
+      </w:r>
+      <w:r>
+        <w:rPr>
+          <w:b/>
+          <w:bCs/>
+        </w:rPr>
+        <w:t xml:space="preserve">Reopen</w:t>
+      </w:r>
+      <w:r>
+        <w:t xml:space="preserve"> </w:t>
+      </w:r>
+      <w:r>
+        <w:t xml:space="preserve">to correct a finished phase).</w:t>
+      </w:r>
+    </w:p>
+    <w:p>
+      <w:pPr>
+        <w:pStyle w:val="Compact"/>
+        <w:numPr>
+          <w:ilvl w:val="0"/>
+          <w:numId w:val="1038"/>
+        </w:numPr>
+      </w:pPr>
+      <w:r>
+        <w:t xml:space="preserve">In</w:t>
+      </w:r>
+      <w:r>
+        <w:t xml:space="preserve"> </w:t>
+      </w:r>
+      <w:r>
+        <w:rPr>
+          <w:b/>
+          <w:bCs/>
+        </w:rPr>
+        <w:t xml:space="preserve">New finding</w:t>
+      </w:r>
+      <w:r>
+        <w:t xml:space="preserve">, type or choose the vehicle part from the suggestions, choose the type, and write the note. Attach up to five photos with</w:t>
+      </w:r>
+      <w:r>
+        <w:t xml:space="preserve"> </w:t>
+      </w:r>
+      <w:r>
+        <w:rPr>
+          <w:b/>
+          <w:bCs/>
+        </w:rPr>
+        <w:t xml:space="preserve">Take photo</w:t>
+      </w:r>
+      <w:r>
+        <w:t xml:space="preserve"> </w:t>
+      </w:r>
+      <w:r>
+        <w:t xml:space="preserve">(camera) or</w:t>
+      </w:r>
+      <w:r>
+        <w:t xml:space="preserve"> </w:t>
+      </w:r>
+      <w:r>
+        <w:rPr>
+          <w:b/>
+          <w:bCs/>
+        </w:rPr>
+        <w:t xml:space="preserve">Gallery</w:t>
+      </w:r>
+      <w:r>
+        <w:t xml:space="preserve">. The app shrinks each photo to 1600 pixels on its longer side, in JPEG format, before uploading it, because the server accepts at most 2 MB per photo.</w:t>
+      </w:r>
+    </w:p>
+    <w:p>
+      <w:pPr>
+        <w:pStyle w:val="Compact"/>
+        <w:numPr>
+          <w:ilvl w:val="0"/>
+          <w:numId w:val="1038"/>
+        </w:numPr>
+      </w:pPr>
+      <w:r>
+        <w:t xml:space="preserve">Tap</w:t>
+      </w:r>
+      <w:r>
+        <w:t xml:space="preserve"> </w:t>
+      </w:r>
+      <w:r>
+        <w:rPr>
+          <w:b/>
+          <w:bCs/>
+        </w:rPr>
+        <w:t xml:space="preserve">Publish and share link</w:t>
+      </w:r>
+      <w:r>
+        <w:t xml:space="preserve">. The report is published and, from then on,</w:t>
+      </w:r>
+      <w:r>
+        <w:t xml:space="preserve"> </w:t>
+      </w:r>
+      <w:r>
+        <w:rPr>
+          <w:b/>
+          <w:bCs/>
+        </w:rPr>
+        <w:t xml:space="preserve">Share link</w:t>
+      </w:r>
+      <w:r>
+        <w:t xml:space="preserve"> </w:t>
+      </w:r>
+      <w:r>
+        <w:t xml:space="preserve">opens the phone share menu (WhatsApp, email, or copy).</w:t>
+      </w:r>
+      <w:r>
+        <w:t xml:space="preserve"> </w:t>
+      </w:r>
+      <w:r>
+        <w:rPr>
+          <w:b/>
+          <w:bCs/>
+        </w:rPr>
+        <w:t xml:space="preserve">Notify customer</w:t>
+      </w:r>
+      <w:r>
+        <w:t xml:space="preserve"> </w:t>
+      </w:r>
+      <w:r>
+        <w:t xml:space="preserve">sends the same notice as the web, and</w:t>
+      </w:r>
+      <w:r>
+        <w:t xml:space="preserve"> </w:t>
+      </w:r>
+      <w:r>
+        <w:rPr>
+          <w:b/>
+          <w:bCs/>
+        </w:rPr>
+        <w:t xml:space="preserve">View as customer</w:t>
+      </w:r>
+      <w:r>
+        <w:t xml:space="preserve"> </w:t>
+      </w:r>
+      <w:r>
+        <w:t xml:space="preserve">opens the public link in the browser.</w:t>
+      </w:r>
+    </w:p>
+    <w:p>
+      <w:pPr>
+        <w:pStyle w:val="FirstParagraph"/>
+      </w:pPr>
+      <w:r>
+        <w:t xml:space="preserve">The first time, the phone asks for permission to use the camera and the photos; if the permission is denied, the screen says it must be enabled in the phone settings. Saved photos are shown as thumbnails and are enlarged when tapped.</w:t>
+      </w:r>
+    </w:p>
+    <w:p>
+      <w:pPr>
+        <w:pStyle w:val="BodyText"/>
+      </w:pPr>
+      <w:r>
+        <w:rPr>
+          <w:b/>
+          <w:bCs/>
+        </w:rPr>
+        <w:t xml:space="preserve">Where it is saved:</w:t>
+      </w:r>
+      <w:r>
+        <w:t xml:space="preserve"> </w:t>
+      </w:r>
+      <w:r>
+        <w:t xml:space="preserve">the report, its phases, the findings, and the photos are saved in operations-service (tables</w:t>
       </w:r>
       <w:r>
         <w:t xml:space="preserve"> </w:t>
@@ -10804,10 +11108,10 @@
           <w:i/>
           <w:iCs/>
         </w:rPr>
-        <w:t xml:space="preserve">execution.inspection_finding</w:t>
-      </w:r>
-      <w:r>
-        <w:t xml:space="preserve">, and</w:t>
+        <w:t xml:space="preserve">execution.inspection_report</w:t>
+      </w:r>
+      <w:r>
+        <w:t xml:space="preserve">,</w:t>
       </w:r>
       <w:r>
         <w:t xml:space="preserve"> </w:t>
@@ -10817,10 +11121,10 @@
           <w:i/>
           <w:iCs/>
         </w:rPr>
-        <w:t xml:space="preserve">execution.inspection_photo</w:t>
-      </w:r>
-      <w:r>
-        <w:t xml:space="preserve">). The photos are shrunk before they are sent: in the browser when the web is used and on the phone when the mobile app is used. The public link (route</w:t>
+        <w:t xml:space="preserve">execution.inspection_phase</w:t>
+      </w:r>
+      <w:r>
+        <w:t xml:space="preserve">,</w:t>
       </w:r>
       <w:r>
         <w:t xml:space="preserve"> </w:t>
@@ -10830,14 +11134,40 @@
           <w:i/>
           <w:iCs/>
         </w:rPr>
+        <w:t xml:space="preserve">execution.inspection_finding</w:t>
+      </w:r>
+      <w:r>
+        <w:t xml:space="preserve">, and</w:t>
+      </w:r>
+      <w:r>
+        <w:t xml:space="preserve"> </w:t>
+      </w:r>
+      <w:r>
+        <w:rPr>
+          <w:i/>
+          <w:iCs/>
+        </w:rPr>
+        <w:t xml:space="preserve">execution.inspection_photo</w:t>
+      </w:r>
+      <w:r>
+        <w:t xml:space="preserve">). The photos are shrunk before they are sent: in the browser when the web is used and on the phone when the mobile app is used. The public link (route</w:t>
+      </w:r>
+      <w:r>
+        <w:t xml:space="preserve"> </w:t>
+      </w:r>
+      <w:r>
+        <w:rPr>
+          <w:i/>
+          <w:iCs/>
+        </w:rPr>
         <w:t xml:space="preserve">/report/{token}</w:t>
       </w:r>
       <w:r>
         <w:t xml:space="preserve">) only works after the report is published and opens from any device without logging in, which is why the notice to the customer includes it.</w:t>
       </w:r>
     </w:p>
-    <w:bookmarkEnd w:id="90"/>
-    <w:bookmarkStart w:id="94" w:name="X5c54a121c5cf9ac0acb73e460a45e4f262045e4"/>
+    <w:bookmarkEnd w:id="93"/>
+    <w:bookmarkStart w:id="97" w:name="X5c54a121c5cf9ac0acb73e460a45e4f262045e4"/>
     <w:p>
       <w:pPr>
         <w:pStyle w:val="Heading3"/>
@@ -11148,7 +11478,7 @@
         <w:pStyle w:val="Compact"/>
         <w:numPr>
           <w:ilvl w:val="0"/>
-          <w:numId w:val="1038"/>
+          <w:numId w:val="1039"/>
         </w:numPr>
       </w:pPr>
       <w:r>
@@ -11202,7 +11532,7 @@
         <w:pStyle w:val="Compact"/>
         <w:numPr>
           <w:ilvl w:val="0"/>
-          <w:numId w:val="1038"/>
+          <w:numId w:val="1039"/>
         </w:numPr>
       </w:pPr>
       <w:r>
@@ -11275,7 +11605,7 @@
         <w:pStyle w:val="Compact"/>
         <w:numPr>
           <w:ilvl w:val="0"/>
-          <w:numId w:val="1038"/>
+          <w:numId w:val="1039"/>
         </w:numPr>
       </w:pPr>
       <w:r>
@@ -11287,7 +11617,7 @@
         <w:pStyle w:val="Compact"/>
         <w:numPr>
           <w:ilvl w:val="0"/>
-          <w:numId w:val="1038"/>
+          <w:numId w:val="1039"/>
         </w:numPr>
       </w:pPr>
       <w:r>
@@ -11459,7 +11789,7 @@
           <w:b/>
           <w:bCs/>
         </w:rPr>
-        <w:t xml:space="preserve">Figure 10</w:t>
+        <w:t xml:space="preserve">Figure 11</w:t>
       </w:r>
     </w:p>
     <w:p>
@@ -11483,18 +11813,18 @@
           <wp:inline>
             <wp:extent cx="5334000" cy="3333750"/>
             <wp:effectExtent b="0" l="0" r="0" t="0"/>
-            <wp:docPr descr="Payment Review" title="" id="92" name="Picture"/>
+            <wp:docPr descr="Payment Review" title="" id="95" name="Picture"/>
             <a:graphic>
               <a:graphicData uri="http://schemas.openxmlformats.org/drawingml/2006/picture">
                 <pic:pic>
                   <pic:nvPicPr>
-                    <pic:cNvPr descr="capturas/administrator-10-payment-review.jpg" id="93" name="Picture"/>
+                    <pic:cNvPr descr="capturas/administrator-10-payment-review.jpg" id="96" name="Picture"/>
                     <pic:cNvPicPr>
                       <a:picLocks noChangeArrowheads="1" noChangeAspect="1"/>
                     </pic:cNvPicPr>
                   </pic:nvPicPr>
                   <pic:blipFill>
-                    <a:blip r:embed="rId91"/>
+                    <a:blip r:embed="rId94"/>
                     <a:stretch>
                       <a:fillRect/>
                     </a:stretch>
@@ -11539,8 +11869,8 @@
         <w:t xml:space="preserve">Use a test receipt, without real bank data.</w:t>
       </w:r>
     </w:p>
-    <w:bookmarkEnd w:id="94"/>
-    <w:bookmarkStart w:id="95" w:name="X9fb20ce10ad612a9260684c5f4c576aef8ac198"/>
+    <w:bookmarkEnd w:id="97"/>
+    <w:bookmarkStart w:id="98" w:name="X9fb20ce10ad612a9260684c5f4c576aef8ac198"/>
     <w:p>
       <w:pPr>
         <w:pStyle w:val="Heading3"/>
@@ -11658,8 +11988,8 @@
         <w:t xml:space="preserve">and the mobile application) and respects the switches of each user.</w:t>
       </w:r>
     </w:p>
-    <w:bookmarkEnd w:id="95"/>
-    <w:bookmarkStart w:id="96" w:name="X3aaa4ace4ab08a7b76a4b07806a747b8aea7426"/>
+    <w:bookmarkEnd w:id="98"/>
+    <w:bookmarkStart w:id="99" w:name="X3aaa4ace4ab08a7b76a4b07806a747b8aea7426"/>
     <w:p>
       <w:pPr>
         <w:pStyle w:val="Heading3"/>
@@ -11799,197 +12129,6 @@
       </w:r>
       <w:r>
         <w:t xml:space="preserve">):</w:t>
-      </w:r>
-    </w:p>
-    <w:p>
-      <w:pPr>
-        <w:pStyle w:val="Compact"/>
-        <w:numPr>
-          <w:ilvl w:val="0"/>
-          <w:numId w:val="1039"/>
-        </w:numPr>
-      </w:pPr>
-      <w:r>
-        <w:t xml:space="preserve">Click to create a promotion and type the</w:t>
-      </w:r>
-      <w:r>
-        <w:t xml:space="preserve"> </w:t>
-      </w:r>
-      <w:r>
-        <w:rPr>
-          <w:b/>
-          <w:bCs/>
-        </w:rPr>
-        <w:t xml:space="preserve">Name</w:t>
-      </w:r>
-      <w:r>
-        <w:t xml:space="preserve">, the</w:t>
-      </w:r>
-      <w:r>
-        <w:t xml:space="preserve"> </w:t>
-      </w:r>
-      <w:r>
-        <w:rPr>
-          <w:b/>
-          <w:bCs/>
-        </w:rPr>
-        <w:t xml:space="preserve">Description</w:t>
-      </w:r>
-      <w:r>
-        <w:t xml:space="preserve">, the</w:t>
-      </w:r>
-      <w:r>
-        <w:t xml:space="preserve"> </w:t>
-      </w:r>
-      <w:r>
-        <w:rPr>
-          <w:b/>
-          <w:bCs/>
-        </w:rPr>
-        <w:t xml:space="preserve">Coupon</w:t>
-      </w:r>
-      <w:r>
-        <w:t xml:space="preserve"> </w:t>
-      </w:r>
-      <w:r>
-        <w:t xml:space="preserve">code (for example, PREMIUM20), the icon, the benefits, and the</w:t>
-      </w:r>
-      <w:r>
-        <w:t xml:space="preserve"> </w:t>
-      </w:r>
-      <w:r>
-        <w:rPr>
-          <w:b/>
-          <w:bCs/>
-        </w:rPr>
-        <w:t xml:space="preserve">Start date</w:t>
-      </w:r>
-      <w:r>
-        <w:t xml:space="preserve"> </w:t>
-      </w:r>
-      <w:r>
-        <w:t xml:space="preserve">(if it is in the future, the promotion stays scheduled until that day).</w:t>
-      </w:r>
-    </w:p>
-    <w:p>
-      <w:pPr>
-        <w:pStyle w:val="Compact"/>
-        <w:numPr>
-          <w:ilvl w:val="0"/>
-          <w:numId w:val="1039"/>
-        </w:numPr>
-      </w:pPr>
-      <w:r>
-        <w:t xml:space="preserve">Type the</w:t>
-      </w:r>
-      <w:r>
-        <w:t xml:space="preserve"> </w:t>
-      </w:r>
-      <w:r>
-        <w:rPr>
-          <w:b/>
-          <w:bCs/>
-        </w:rPr>
-        <w:t xml:space="preserve">Discount on redemption (%)</w:t>
-      </w:r>
-      <w:r>
-        <w:t xml:space="preserve">, between 1 and 100 (100 = free), which is applied to the booking total when the customer redeems the coupon.</w:t>
-      </w:r>
-    </w:p>
-    <w:p>
-      <w:pPr>
-        <w:pStyle w:val="Compact"/>
-        <w:numPr>
-          <w:ilvl w:val="0"/>
-          <w:numId w:val="1039"/>
-        </w:numPr>
-      </w:pPr>
-      <w:r>
-        <w:t xml:space="preserve">Type the</w:t>
-      </w:r>
-      <w:r>
-        <w:t xml:space="preserve"> </w:t>
-      </w:r>
-      <w:r>
-        <w:rPr>
-          <w:b/>
-          <w:bCs/>
-        </w:rPr>
-        <w:t xml:space="preserve">Loyalty points required</w:t>
-      </w:r>
-      <w:r>
-        <w:t xml:space="preserve"> </w:t>
-      </w:r>
-      <w:r>
-        <w:t xml:space="preserve">to unlock the coupon (0 = available to everyone).</w:t>
-      </w:r>
-    </w:p>
-    <w:p>
-      <w:pPr>
-        <w:pStyle w:val="Compact"/>
-        <w:numPr>
-          <w:ilvl w:val="0"/>
-          <w:numId w:val="1039"/>
-        </w:numPr>
-      </w:pPr>
-      <w:r>
-        <w:t xml:space="preserve">Save. The card of the promotion shows the discount ("N% off") and the points needed ("unlocks at N points" or "available to everyone"). The status is calculated from the start date and can be paused or resumed from the card.</w:t>
-      </w:r>
-    </w:p>
-    <w:p>
-      <w:pPr>
-        <w:pStyle w:val="FirstParagraph"/>
-      </w:pPr>
-      <w:r>
-        <w:t xml:space="preserve">When the points of a customer reach those required by an available coupon, the customer receives the notice "You have a redeemable coupon!" with its code. Redeeming a coupon does not consume points, and each coupon can be redeemed once per booking.</w:t>
-      </w:r>
-    </w:p>
-    <w:bookmarkEnd w:id="96"/>
-    <w:bookmarkEnd w:id="97"/>
-    <w:bookmarkStart w:id="102" w:name="X538afaabdbd0d453e906ecdbd611e5b63717e92"/>
-    <w:p>
-      <w:pPr>
-        <w:pStyle w:val="Heading2"/>
-      </w:pPr>
-      <w:r>
-        <w:t xml:space="preserve">13. Administrative Reports</w:t>
-      </w:r>
-    </w:p>
-    <w:p>
-      <w:pPr>
-        <w:pStyle w:val="FirstParagraph"/>
-      </w:pPr>
-      <w:r>
-        <w:t xml:space="preserve">The</w:t>
-      </w:r>
-      <w:r>
-        <w:t xml:space="preserve"> </w:t>
-      </w:r>
-      <w:r>
-        <w:rPr>
-          <w:b/>
-          <w:bCs/>
-        </w:rPr>
-        <w:t xml:space="preserve">Reports</w:t>
-      </w:r>
-      <w:r>
-        <w:t xml:space="preserve"> </w:t>
-      </w:r>
-      <w:r>
-        <w:t xml:space="preserve">screen (route</w:t>
-      </w:r>
-      <w:r>
-        <w:t xml:space="preserve"> </w:t>
-      </w:r>
-      <w:r>
-        <w:rPr>
-          <w:i/>
-          <w:iCs/>
-        </w:rPr>
-        <w:t xml:space="preserve">/admin/reports</w:t>
-      </w:r>
-      <w:r>
-        <w:t xml:space="preserve">) shows the performance of the business with data of bookings and payments loaded from the server:</w:t>
       </w:r>
     </w:p>
     <w:p>
@@ -12001,62 +12140,65 @@
         </w:numPr>
       </w:pPr>
       <w:r>
-        <w:t xml:space="preserve">Choose the filters</w:t>
-      </w:r>
-      <w:r>
-        <w:t xml:space="preserve"> </w:t>
-      </w:r>
-      <w:r>
-        <w:rPr>
-          <w:b/>
-          <w:bCs/>
-        </w:rPr>
-        <w:t xml:space="preserve">Date</w:t>
-      </w:r>
-      <w:r>
-        <w:t xml:space="preserve">,</w:t>
-      </w:r>
-      <w:r>
-        <w:t xml:space="preserve"> </w:t>
-      </w:r>
-      <w:r>
-        <w:rPr>
-          <w:b/>
-          <w:bCs/>
-        </w:rPr>
-        <w:t xml:space="preserve">Service</w:t>
-      </w:r>
-      <w:r>
-        <w:t xml:space="preserve">, and</w:t>
-      </w:r>
-      <w:r>
-        <w:t xml:space="preserve"> </w:t>
-      </w:r>
-      <w:r>
-        <w:rPr>
-          <w:b/>
-          <w:bCs/>
-        </w:rPr>
-        <w:t xml:space="preserve">Operator</w:t>
-      </w:r>
-      <w:r>
-        <w:t xml:space="preserve"> </w:t>
-      </w:r>
-      <w:r>
-        <w:t xml:space="preserve">and click</w:t>
-      </w:r>
-      <w:r>
-        <w:t xml:space="preserve"> </w:t>
-      </w:r>
-      <w:r>
-        <w:rPr>
-          <w:b/>
-          <w:bCs/>
-        </w:rPr>
-        <w:t xml:space="preserve">Apply filters</w:t>
-      </w:r>
-      <w:r>
-        <w:t xml:space="preserve">.</w:t>
+        <w:t xml:space="preserve">Click to create a promotion and type the</w:t>
+      </w:r>
+      <w:r>
+        <w:t xml:space="preserve"> </w:t>
+      </w:r>
+      <w:r>
+        <w:rPr>
+          <w:b/>
+          <w:bCs/>
+        </w:rPr>
+        <w:t xml:space="preserve">Name</w:t>
+      </w:r>
+      <w:r>
+        <w:t xml:space="preserve">, the</w:t>
+      </w:r>
+      <w:r>
+        <w:t xml:space="preserve"> </w:t>
+      </w:r>
+      <w:r>
+        <w:rPr>
+          <w:b/>
+          <w:bCs/>
+        </w:rPr>
+        <w:t xml:space="preserve">Description</w:t>
+      </w:r>
+      <w:r>
+        <w:t xml:space="preserve">, the</w:t>
+      </w:r>
+      <w:r>
+        <w:t xml:space="preserve"> </w:t>
+      </w:r>
+      <w:r>
+        <w:rPr>
+          <w:b/>
+          <w:bCs/>
+        </w:rPr>
+        <w:t xml:space="preserve">Coupon</w:t>
+      </w:r>
+      <w:r>
+        <w:t xml:space="preserve"> </w:t>
+      </w:r>
+      <w:r>
+        <w:t xml:space="preserve">code (for example, PREMIUM20), the icon, the benefits, and the</w:t>
+      </w:r>
+      <w:r>
+        <w:t xml:space="preserve"> </w:t>
+      </w:r>
+      <w:r>
+        <w:rPr>
+          <w:b/>
+          <w:bCs/>
+        </w:rPr>
+        <w:t xml:space="preserve">Start date</w:t>
+      </w:r>
+      <w:r>
+        <w:t xml:space="preserve"> </w:t>
+      </w:r>
+      <w:r>
+        <w:t xml:space="preserve">(if it is in the future, the promotion stays scheduled until that day).</w:t>
       </w:r>
     </w:p>
     <w:p>
@@ -12068,23 +12210,20 @@
         </w:numPr>
       </w:pPr>
       <w:r>
-        <w:t xml:space="preserve">Review the</w:t>
-      </w:r>
-      <w:r>
-        <w:t xml:space="preserve"> </w:t>
-      </w:r>
-      <w:r>
-        <w:rPr>
-          <w:b/>
-          <w:bCs/>
-        </w:rPr>
-        <w:t xml:space="preserve">Charts</w:t>
-      </w:r>
-      <w:r>
-        <w:t xml:space="preserve"> </w:t>
-      </w:r>
-      <w:r>
-        <w:t xml:space="preserve">of services completed and revenue for the period.</w:t>
+        <w:t xml:space="preserve">Type the</w:t>
+      </w:r>
+      <w:r>
+        <w:t xml:space="preserve"> </w:t>
+      </w:r>
+      <w:r>
+        <w:rPr>
+          <w:b/>
+          <w:bCs/>
+        </w:rPr>
+        <w:t xml:space="preserve">Discount on redemption (%)</w:t>
+      </w:r>
+      <w:r>
+        <w:t xml:space="preserve">, between 1 and 100 (100 = free), which is applied to the booking total when the customer redeems the coupon.</w:t>
       </w:r>
     </w:p>
     <w:p>
@@ -12096,75 +12235,23 @@
         </w:numPr>
       </w:pPr>
       <w:r>
-        <w:t xml:space="preserve">Review the summaries</w:t>
-      </w:r>
-      <w:r>
-        <w:t xml:space="preserve"> </w:t>
-      </w:r>
-      <w:r>
-        <w:rPr>
-          <w:b/>
-          <w:bCs/>
-        </w:rPr>
-        <w:t xml:space="preserve">Today's Report</w:t>
-      </w:r>
-      <w:r>
-        <w:t xml:space="preserve">,</w:t>
-      </w:r>
-      <w:r>
-        <w:t xml:space="preserve"> </w:t>
-      </w:r>
-      <w:r>
-        <w:rPr>
-          <w:b/>
-          <w:bCs/>
-        </w:rPr>
-        <w:t xml:space="preserve">Week's Report</w:t>
-      </w:r>
-      <w:r>
-        <w:t xml:space="preserve">, and</w:t>
-      </w:r>
-      <w:r>
-        <w:t xml:space="preserve"> </w:t>
-      </w:r>
-      <w:r>
-        <w:rPr>
-          <w:b/>
-          <w:bCs/>
-        </w:rPr>
-        <w:t xml:space="preserve">Month's Report</w:t>
-      </w:r>
-      <w:r>
-        <w:t xml:space="preserve"> </w:t>
-      </w:r>
-      <w:r>
-        <w:t xml:space="preserve">(services completed and total revenue), the</w:t>
-      </w:r>
-      <w:r>
-        <w:t xml:space="preserve"> </w:t>
-      </w:r>
-      <w:r>
-        <w:rPr>
-          <w:b/>
-          <w:bCs/>
-        </w:rPr>
-        <w:t xml:space="preserve">Year's Total Revenue</w:t>
-      </w:r>
-      <w:r>
-        <w:t xml:space="preserve">, and the</w:t>
-      </w:r>
-      <w:r>
-        <w:t xml:space="preserve"> </w:t>
-      </w:r>
-      <w:r>
-        <w:rPr>
-          <w:b/>
-          <w:bCs/>
-        </w:rPr>
-        <w:t xml:space="preserve">Best-Selling Services</w:t>
-      </w:r>
-      <w:r>
-        <w:t xml:space="preserve">.</w:t>
+        <w:t xml:space="preserve">Type the</w:t>
+      </w:r>
+      <w:r>
+        <w:t xml:space="preserve"> </w:t>
+      </w:r>
+      <w:r>
+        <w:rPr>
+          <w:b/>
+          <w:bCs/>
+        </w:rPr>
+        <w:t xml:space="preserve">Loyalty points required</w:t>
+      </w:r>
+      <w:r>
+        <w:t xml:space="preserve"> </w:t>
+      </w:r>
+      <w:r>
+        <w:t xml:space="preserve">to unlock the coupon (0 = available to everyone).</w:t>
       </w:r>
     </w:p>
     <w:p>
@@ -12173,6 +12260,249 @@
         <w:numPr>
           <w:ilvl w:val="0"/>
           <w:numId w:val="1040"/>
+        </w:numPr>
+      </w:pPr>
+      <w:r>
+        <w:t xml:space="preserve">Save. The card of the promotion shows the discount ("N% off") and the points needed ("unlocks at N points" or "available to everyone"). The status is calculated from the start date and can be paused or resumed from the card.</w:t>
+      </w:r>
+    </w:p>
+    <w:p>
+      <w:pPr>
+        <w:pStyle w:val="FirstParagraph"/>
+      </w:pPr>
+      <w:r>
+        <w:t xml:space="preserve">When the points of a customer reach those required by an available coupon, the customer receives the notice "You have a redeemable coupon!" with its code. Redeeming a coupon does not consume points, and each coupon can be redeemed once per booking.</w:t>
+      </w:r>
+    </w:p>
+    <w:bookmarkEnd w:id="99"/>
+    <w:bookmarkEnd w:id="100"/>
+    <w:bookmarkStart w:id="105" w:name="X538afaabdbd0d453e906ecdbd611e5b63717e92"/>
+    <w:p>
+      <w:pPr>
+        <w:pStyle w:val="Heading2"/>
+      </w:pPr>
+      <w:r>
+        <w:t xml:space="preserve">13. Administrative Reports</w:t>
+      </w:r>
+    </w:p>
+    <w:p>
+      <w:pPr>
+        <w:pStyle w:val="FirstParagraph"/>
+      </w:pPr>
+      <w:r>
+        <w:t xml:space="preserve">The</w:t>
+      </w:r>
+      <w:r>
+        <w:t xml:space="preserve"> </w:t>
+      </w:r>
+      <w:r>
+        <w:rPr>
+          <w:b/>
+          <w:bCs/>
+        </w:rPr>
+        <w:t xml:space="preserve">Reports</w:t>
+      </w:r>
+      <w:r>
+        <w:t xml:space="preserve"> </w:t>
+      </w:r>
+      <w:r>
+        <w:t xml:space="preserve">screen (route</w:t>
+      </w:r>
+      <w:r>
+        <w:t xml:space="preserve"> </w:t>
+      </w:r>
+      <w:r>
+        <w:rPr>
+          <w:i/>
+          <w:iCs/>
+        </w:rPr>
+        <w:t xml:space="preserve">/admin/reports</w:t>
+      </w:r>
+      <w:r>
+        <w:t xml:space="preserve">) shows the performance of the business with data of bookings and payments loaded from the server:</w:t>
+      </w:r>
+    </w:p>
+    <w:p>
+      <w:pPr>
+        <w:pStyle w:val="Compact"/>
+        <w:numPr>
+          <w:ilvl w:val="0"/>
+          <w:numId w:val="1041"/>
+        </w:numPr>
+      </w:pPr>
+      <w:r>
+        <w:t xml:space="preserve">Choose the filters</w:t>
+      </w:r>
+      <w:r>
+        <w:t xml:space="preserve"> </w:t>
+      </w:r>
+      <w:r>
+        <w:rPr>
+          <w:b/>
+          <w:bCs/>
+        </w:rPr>
+        <w:t xml:space="preserve">Date</w:t>
+      </w:r>
+      <w:r>
+        <w:t xml:space="preserve">,</w:t>
+      </w:r>
+      <w:r>
+        <w:t xml:space="preserve"> </w:t>
+      </w:r>
+      <w:r>
+        <w:rPr>
+          <w:b/>
+          <w:bCs/>
+        </w:rPr>
+        <w:t xml:space="preserve">Service</w:t>
+      </w:r>
+      <w:r>
+        <w:t xml:space="preserve">, and</w:t>
+      </w:r>
+      <w:r>
+        <w:t xml:space="preserve"> </w:t>
+      </w:r>
+      <w:r>
+        <w:rPr>
+          <w:b/>
+          <w:bCs/>
+        </w:rPr>
+        <w:t xml:space="preserve">Operator</w:t>
+      </w:r>
+      <w:r>
+        <w:t xml:space="preserve"> </w:t>
+      </w:r>
+      <w:r>
+        <w:t xml:space="preserve">and click</w:t>
+      </w:r>
+      <w:r>
+        <w:t xml:space="preserve"> </w:t>
+      </w:r>
+      <w:r>
+        <w:rPr>
+          <w:b/>
+          <w:bCs/>
+        </w:rPr>
+        <w:t xml:space="preserve">Apply filters</w:t>
+      </w:r>
+      <w:r>
+        <w:t xml:space="preserve">.</w:t>
+      </w:r>
+    </w:p>
+    <w:p>
+      <w:pPr>
+        <w:pStyle w:val="Compact"/>
+        <w:numPr>
+          <w:ilvl w:val="0"/>
+          <w:numId w:val="1041"/>
+        </w:numPr>
+      </w:pPr>
+      <w:r>
+        <w:t xml:space="preserve">Review the</w:t>
+      </w:r>
+      <w:r>
+        <w:t xml:space="preserve"> </w:t>
+      </w:r>
+      <w:r>
+        <w:rPr>
+          <w:b/>
+          <w:bCs/>
+        </w:rPr>
+        <w:t xml:space="preserve">Charts</w:t>
+      </w:r>
+      <w:r>
+        <w:t xml:space="preserve"> </w:t>
+      </w:r>
+      <w:r>
+        <w:t xml:space="preserve">of services completed and revenue for the period.</w:t>
+      </w:r>
+    </w:p>
+    <w:p>
+      <w:pPr>
+        <w:pStyle w:val="Compact"/>
+        <w:numPr>
+          <w:ilvl w:val="0"/>
+          <w:numId w:val="1041"/>
+        </w:numPr>
+      </w:pPr>
+      <w:r>
+        <w:t xml:space="preserve">Review the summaries</w:t>
+      </w:r>
+      <w:r>
+        <w:t xml:space="preserve"> </w:t>
+      </w:r>
+      <w:r>
+        <w:rPr>
+          <w:b/>
+          <w:bCs/>
+        </w:rPr>
+        <w:t xml:space="preserve">Today's Report</w:t>
+      </w:r>
+      <w:r>
+        <w:t xml:space="preserve">,</w:t>
+      </w:r>
+      <w:r>
+        <w:t xml:space="preserve"> </w:t>
+      </w:r>
+      <w:r>
+        <w:rPr>
+          <w:b/>
+          <w:bCs/>
+        </w:rPr>
+        <w:t xml:space="preserve">Week's Report</w:t>
+      </w:r>
+      <w:r>
+        <w:t xml:space="preserve">, and</w:t>
+      </w:r>
+      <w:r>
+        <w:t xml:space="preserve"> </w:t>
+      </w:r>
+      <w:r>
+        <w:rPr>
+          <w:b/>
+          <w:bCs/>
+        </w:rPr>
+        <w:t xml:space="preserve">Month's Report</w:t>
+      </w:r>
+      <w:r>
+        <w:t xml:space="preserve"> </w:t>
+      </w:r>
+      <w:r>
+        <w:t xml:space="preserve">(services completed and total revenue), the</w:t>
+      </w:r>
+      <w:r>
+        <w:t xml:space="preserve"> </w:t>
+      </w:r>
+      <w:r>
+        <w:rPr>
+          <w:b/>
+          <w:bCs/>
+        </w:rPr>
+        <w:t xml:space="preserve">Year's Total Revenue</w:t>
+      </w:r>
+      <w:r>
+        <w:t xml:space="preserve">, and the</w:t>
+      </w:r>
+      <w:r>
+        <w:t xml:space="preserve"> </w:t>
+      </w:r>
+      <w:r>
+        <w:rPr>
+          <w:b/>
+          <w:bCs/>
+        </w:rPr>
+        <w:t xml:space="preserve">Best-Selling Services</w:t>
+      </w:r>
+      <w:r>
+        <w:t xml:space="preserve">.</w:t>
+      </w:r>
+    </w:p>
+    <w:p>
+      <w:pPr>
+        <w:pStyle w:val="Compact"/>
+        <w:numPr>
+          <w:ilvl w:val="0"/>
+          <w:numId w:val="1041"/>
         </w:numPr>
       </w:pPr>
       <w:r>
@@ -12522,7 +12852,7 @@
           <w:b/>
           <w:bCs/>
         </w:rPr>
-        <w:t xml:space="preserve">Figure 11</w:t>
+        <w:t xml:space="preserve">Figure 12</w:t>
       </w:r>
     </w:p>
     <w:p>
@@ -12544,20 +12874,20 @@
       <w:r>
         <w:drawing>
           <wp:inline>
-            <wp:extent cx="5334000" cy="4123502"/>
+            <wp:extent cx="5334000" cy="4154740"/>
             <wp:effectExtent b="0" l="0" r="0" t="0"/>
-            <wp:docPr descr="Administrative Reports" title="" id="99" name="Picture"/>
+            <wp:docPr descr="Administrative Reports" title="" id="102" name="Picture"/>
             <a:graphic>
               <a:graphicData uri="http://schemas.openxmlformats.org/drawingml/2006/picture">
                 <pic:pic>
                   <pic:nvPicPr>
-                    <pic:cNvPr descr="capturas/administrator-11-administrative-reports.jpg" id="100" name="Picture"/>
+                    <pic:cNvPr descr="capturas/administrator-11-administrative-reports.jpg" id="103" name="Picture"/>
                     <pic:cNvPicPr>
                       <a:picLocks noChangeArrowheads="1" noChangeAspect="1"/>
                     </pic:cNvPicPr>
                   </pic:nvPicPr>
                   <pic:blipFill>
-                    <a:blip r:embed="rId98"/>
+                    <a:blip r:embed="rId101"/>
                     <a:stretch>
                       <a:fillRect/>
                     </a:stretch>
@@ -12565,7 +12895,7 @@
                   <pic:spPr bwMode="auto">
                     <a:xfrm>
                       <a:off x="0" y="0"/>
-                      <a:ext cx="5334000" cy="4123502"/>
+                      <a:ext cx="5334000" cy="4154740"/>
                     </a:xfrm>
                     <a:prstGeom prst="rect">
                       <a:avLst/>
@@ -12584,7 +12914,7 @@
         </w:drawing>
       </w:r>
     </w:p>
-    <w:bookmarkStart w:id="101" w:name="Xd4ed66168c1a95fb207571567d2255b78f163bb"/>
+    <w:bookmarkStart w:id="104" w:name="Xd4ed66168c1a95fb207571567d2255b78f163bb"/>
     <w:p>
       <w:pPr>
         <w:pStyle w:val="Heading3"/>
@@ -13908,9 +14238,9 @@
         <w:t xml:space="preserve">The queries are read-only. They must be run with a query account, outside peak hours if the database is large, and their results must not be copied to shared spreadsheets without authorization, because they contain personal data.</w:t>
       </w:r>
     </w:p>
-    <w:bookmarkEnd w:id="101"/>
-    <w:bookmarkEnd w:id="102"/>
-    <w:bookmarkStart w:id="111" w:name="X5feee61aac9491cdf0587d5b013ab8fc5501b89"/>
+    <w:bookmarkEnd w:id="104"/>
+    <w:bookmarkEnd w:id="105"/>
+    <w:bookmarkStart w:id="114" w:name="X5feee61aac9491cdf0587d5b013ab8fc5501b89"/>
     <w:p>
       <w:pPr>
         <w:pStyle w:val="Heading2"/>
@@ -13927,7 +14257,7 @@
         <w:t xml:space="preserve">The project documentation does not define a backup strategy, because production is outside its scope, and the application does not include a backup module. Therefore, backups are a task of the IT administrator on SQL Server and the Docker volumes. This section proposes a procedure based on contingency planning practices (Swanson et al., 2010) and on the SQL Server documentation (Microsoft, n.d.). The values marked as recommendations must be approved by the team (Annex B).</w:t>
       </w:r>
     </w:p>
-    <w:bookmarkStart w:id="103" w:name="Xf559ad4056f6d3b10fbb176de8e5242c4a65afa"/>
+    <w:bookmarkStart w:id="106" w:name="Xf559ad4056f6d3b10fbb176de8e5242c4a65afa"/>
     <w:p>
       <w:pPr>
         <w:pStyle w:val="Heading3"/>
@@ -14259,8 +14589,8 @@
         <w:t xml:space="preserve">file cannot be used by the services.</w:t>
       </w:r>
     </w:p>
-    <w:bookmarkEnd w:id="103"/>
-    <w:bookmarkStart w:id="104" w:name="X6a20a1f6facc6064607b5cb1b93bcab1b074878"/>
+    <w:bookmarkEnd w:id="106"/>
+    <w:bookmarkStart w:id="107" w:name="X6a20a1f6facc6064607b5cb1b93bcab1b074878"/>
     <w:p>
       <w:pPr>
         <w:pStyle w:val="Heading3"/>
@@ -14517,8 +14847,8 @@
         <w:t xml:space="preserve">Recommendations of this manual; they do not come from the project documentation.</w:t>
       </w:r>
     </w:p>
-    <w:bookmarkEnd w:id="104"/>
-    <w:bookmarkStart w:id="108" w:name="X18285526682b84dffe6747d5d70931960a16112"/>
+    <w:bookmarkEnd w:id="107"/>
+    <w:bookmarkStart w:id="111" w:name="X18285526682b84dffe6747d5d70931960a16112"/>
     <w:p>
       <w:pPr>
         <w:pStyle w:val="Heading3"/>
@@ -14614,7 +14944,7 @@
         <w:pStyle w:val="Compact"/>
         <w:numPr>
           <w:ilvl w:val="0"/>
-          <w:numId w:val="1041"/>
+          <w:numId w:val="1042"/>
         </w:numPr>
       </w:pPr>
       <w:r>
@@ -14626,7 +14956,7 @@
         <w:pStyle w:val="Compact"/>
         <w:numPr>
           <w:ilvl w:val="0"/>
-          <w:numId w:val="1041"/>
+          <w:numId w:val="1042"/>
         </w:numPr>
       </w:pPr>
       <w:r>
@@ -14638,7 +14968,7 @@
         <w:pStyle w:val="Compact"/>
         <w:numPr>
           <w:ilvl w:val="0"/>
-          <w:numId w:val="1041"/>
+          <w:numId w:val="1042"/>
         </w:numPr>
       </w:pPr>
       <w:r>
@@ -14650,7 +14980,7 @@
         <w:pStyle w:val="Compact"/>
         <w:numPr>
           <w:ilvl w:val="0"/>
-          <w:numId w:val="1041"/>
+          <w:numId w:val="1042"/>
         </w:numPr>
       </w:pPr>
       <w:r>
@@ -14662,7 +14992,7 @@
         <w:pStyle w:val="Compact"/>
         <w:numPr>
           <w:ilvl w:val="0"/>
-          <w:numId w:val="1041"/>
+          <w:numId w:val="1042"/>
         </w:numPr>
       </w:pPr>
       <w:r>
@@ -15037,7 +15367,7 @@
           <w:b/>
           <w:bCs/>
         </w:rPr>
-        <w:t xml:space="preserve">Figure 12</w:t>
+        <w:t xml:space="preserve">Figure 13</w:t>
       </w:r>
     </w:p>
     <w:p>
@@ -15061,18 +15391,18 @@
           <wp:inline>
             <wp:extent cx="5334000" cy="1226315"/>
             <wp:effectExtent b="0" l="0" r="0" t="0"/>
-            <wp:docPr descr="Backup Generated and Verified" title="" id="106" name="Picture"/>
+            <wp:docPr descr="Backup Generated and Verified" title="" id="109" name="Picture"/>
             <a:graphic>
               <a:graphicData uri="http://schemas.openxmlformats.org/drawingml/2006/picture">
                 <pic:pic>
                   <pic:nvPicPr>
-                    <pic:cNvPr descr="capturas/administrator-12-backup-generated-and-verified.png" id="107" name="Picture"/>
+                    <pic:cNvPr descr="capturas/administrator-12-backup-generated-and-verified.png" id="110" name="Picture"/>
                     <pic:cNvPicPr>
                       <a:picLocks noChangeArrowheads="1" noChangeAspect="1"/>
                     </pic:cNvPicPr>
                   </pic:nvPicPr>
                   <pic:blipFill>
-                    <a:blip r:embed="rId105"/>
+                    <a:blip r:embed="rId108"/>
                     <a:stretch>
                       <a:fillRect/>
                     </a:stretch>
@@ -15099,8 +15429,8 @@
         </w:drawing>
       </w:r>
     </w:p>
-    <w:bookmarkEnd w:id="108"/>
-    <w:bookmarkStart w:id="109" w:name="X2eb903cae0fdcde77f1f8e13d500e14285d7dd4"/>
+    <w:bookmarkEnd w:id="111"/>
+    <w:bookmarkStart w:id="112" w:name="X2eb903cae0fdcde77f1f8e13d500e14285d7dd4"/>
     <w:p>
       <w:pPr>
         <w:pStyle w:val="Heading3"/>
@@ -15683,8 +16013,8 @@
         <w:t xml:space="preserve">The script must be stored with restricted permissions and its result must be monitored: an alert when the file of the day does not exist is worth more than many backups that nobody checks.</w:t>
       </w:r>
     </w:p>
-    <w:bookmarkEnd w:id="109"/>
-    <w:bookmarkStart w:id="110" w:name="Xda81e387c877b4d53122b31921b9eb41be208ee"/>
+    <w:bookmarkEnd w:id="112"/>
+    <w:bookmarkStart w:id="113" w:name="Xda81e387c877b4d53122b31921b9eb41be208ee"/>
     <w:p>
       <w:pPr>
         <w:pStyle w:val="Heading3"/>
@@ -15698,7 +16028,7 @@
         <w:pStyle w:val="Compact"/>
         <w:numPr>
           <w:ilvl w:val="0"/>
-          <w:numId w:val="1042"/>
+          <w:numId w:val="1043"/>
         </w:numPr>
       </w:pPr>
       <w:r>
@@ -15726,7 +16056,7 @@
         <w:pStyle w:val="Compact"/>
         <w:numPr>
           <w:ilvl w:val="0"/>
-          <w:numId w:val="1042"/>
+          <w:numId w:val="1043"/>
         </w:numPr>
       </w:pPr>
       <w:r>
@@ -15738,7 +16068,7 @@
         <w:pStyle w:val="Compact"/>
         <w:numPr>
           <w:ilvl w:val="0"/>
-          <w:numId w:val="1042"/>
+          <w:numId w:val="1043"/>
         </w:numPr>
       </w:pPr>
       <w:r>
@@ -15761,9 +16091,9 @@
         <w:t xml:space="preserve">in an environment with data that matters: it deletes the database volume.</w:t>
       </w:r>
     </w:p>
-    <w:bookmarkEnd w:id="110"/>
-    <w:bookmarkEnd w:id="111"/>
-    <w:bookmarkStart w:id="119" w:name="Xb68cbce4dac89095dab1711d60b2f777f6e4cd6"/>
+    <w:bookmarkEnd w:id="113"/>
+    <w:bookmarkEnd w:id="114"/>
+    <w:bookmarkStart w:id="122" w:name="Xb68cbce4dac89095dab1711d60b2f777f6e4cd6"/>
     <w:p>
       <w:pPr>
         <w:pStyle w:val="Heading2"/>
@@ -15780,7 +16110,7 @@
         <w:t xml:space="preserve">Restoring overwrites the current data with those of the backup: everything recorded after it is lost. For that reason, restoration must be an authorized and recorded decision, never an improvised reaction.</w:t>
       </w:r>
     </w:p>
-    <w:bookmarkStart w:id="112" w:name="X17a82d4dc7f630d9f1e1f8eceb7ba20b0d1a78b"/>
+    <w:bookmarkStart w:id="115" w:name="X17a82d4dc7f630d9f1e1f8eceb7ba20b0d1a78b"/>
     <w:p>
       <w:pPr>
         <w:pStyle w:val="Heading3"/>
@@ -15971,428 +16301,14 @@
         </w:tc>
       </w:tr>
     </w:tbl>
-    <w:bookmarkEnd w:id="112"/>
-    <w:bookmarkStart w:id="113" w:name="Xce004971e6f2d7e3aa603b677d27fbf4986b15d"/>
+    <w:bookmarkEnd w:id="115"/>
+    <w:bookmarkStart w:id="116" w:name="Xce004971e6f2d7e3aa603b677d27fbf4986b15d"/>
     <w:p>
       <w:pPr>
         <w:pStyle w:val="Heading3"/>
       </w:pPr>
       <w:r>
         <w:t xml:space="preserve">15.2 Full Restoration Procedure</w:t>
-      </w:r>
-    </w:p>
-    <w:p>
-      <w:pPr>
-        <w:pStyle w:val="Compact"/>
-        <w:numPr>
-          <w:ilvl w:val="0"/>
-          <w:numId w:val="1043"/>
-        </w:numPr>
-      </w:pPr>
-      <w:r>
-        <w:t xml:space="preserve">Obtain authorization and announce the interruption to the users.</w:t>
-      </w:r>
-    </w:p>
-    <w:p>
-      <w:pPr>
-        <w:pStyle w:val="Compact"/>
-        <w:numPr>
-          <w:ilvl w:val="0"/>
-          <w:numId w:val="1043"/>
-        </w:numPr>
-      </w:pPr>
-      <w:r>
-        <w:t xml:space="preserve">Choose the backup and check its integrity with RESTORE VERIFYONLY.</w:t>
-      </w:r>
-    </w:p>
-    <w:p>
-      <w:pPr>
-        <w:pStyle w:val="Compact"/>
-        <w:numPr>
-          <w:ilvl w:val="0"/>
-          <w:numId w:val="1043"/>
-        </w:numPr>
-      </w:pPr>
-      <w:r>
-        <w:t xml:space="preserve">Stop the application services and the gateway so that they do not write during the restoration; leave SQL Server running.</w:t>
-      </w:r>
-    </w:p>
-    <w:p>
-      <w:pPr>
-        <w:pStyle w:val="Compact"/>
-        <w:numPr>
-          <w:ilvl w:val="0"/>
-          <w:numId w:val="1043"/>
-        </w:numPr>
-      </w:pPr>
-      <w:r>
-        <w:t xml:space="preserve">Make a backup of the current state, even if it is damaged, so as not to lose the evidence.</w:t>
-      </w:r>
-    </w:p>
-    <w:p>
-      <w:pPr>
-        <w:pStyle w:val="Compact"/>
-        <w:numPr>
-          <w:ilvl w:val="0"/>
-          <w:numId w:val="1043"/>
-        </w:numPr>
-      </w:pPr>
-      <w:r>
-        <w:t xml:space="preserve">Copy the backup file into the container and restore it.</w:t>
-      </w:r>
-    </w:p>
-    <w:p>
-      <w:pPr>
-        <w:pStyle w:val="Compact"/>
-        <w:numPr>
-          <w:ilvl w:val="0"/>
-          <w:numId w:val="1043"/>
-        </w:numPr>
-      </w:pPr>
-      <w:r>
-        <w:t xml:space="preserve">Verify the structure and the data (section 15.3).</w:t>
-      </w:r>
-    </w:p>
-    <w:p>
-      <w:pPr>
-        <w:pStyle w:val="Compact"/>
-        <w:numPr>
-          <w:ilvl w:val="0"/>
-          <w:numId w:val="1043"/>
-        </w:numPr>
-      </w:pPr>
-      <w:r>
-        <w:t xml:space="preserve">Start the services and run the verification tests of the Installation Manual.</w:t>
-      </w:r>
-    </w:p>
-    <w:p>
-      <w:pPr>
-        <w:pStyle w:val="Compact"/>
-        <w:numPr>
-          <w:ilvl w:val="0"/>
-          <w:numId w:val="1043"/>
-        </w:numPr>
-      </w:pPr>
-      <w:r>
-        <w:t xml:space="preserve">Record the restoration and tell the users the date and time of the last recovered data.</w:t>
-      </w:r>
-    </w:p>
-    <w:p>
-      <w:pPr>
-        <w:pStyle w:val="SourceCode"/>
-      </w:pPr>
-      <w:r>
-        <w:rPr>
-          <w:rStyle w:val="BuiltInTok"/>
-        </w:rPr>
-        <w:t xml:space="preserve">cd</w:t>
-      </w:r>
-      <w:r>
-        <w:rPr>
-          <w:rStyle w:val="NormalTok"/>
-        </w:rPr>
-        <w:t xml:space="preserve"> lavarapido-infra</w:t>
-      </w:r>
-      <w:r>
-        <w:br/>
-      </w:r>
-      <w:r>
-        <w:rPr>
-          <w:rStyle w:val="CommentTok"/>
-        </w:rPr>
-        <w:t xml:space="preserve"># Stop the application containers (the database stays running)</w:t>
-      </w:r>
-      <w:r>
-        <w:br/>
-      </w:r>
-      <w:r>
-        <w:rPr>
-          <w:rStyle w:val="ExtensionTok"/>
-        </w:rPr>
-        <w:t xml:space="preserve">docker</w:t>
-      </w:r>
-      <w:r>
-        <w:rPr>
-          <w:rStyle w:val="NormalTok"/>
-        </w:rPr>
-        <w:t xml:space="preserve"> compose stop api-gateway security-service customer-service booking-service </w:t>
-      </w:r>
-      <w:r>
-        <w:rPr>
-          <w:rStyle w:val="DataTypeTok"/>
-        </w:rPr>
-        <w:t xml:space="preserve">\</w:t>
-      </w:r>
-      <w:r>
-        <w:br/>
-      </w:r>
-      <w:r>
-        <w:rPr>
-          <w:rStyle w:val="NormalTok"/>
-        </w:rPr>
-        <w:t xml:space="preserve">  operations-service payment-service notification-service</w:t>
-      </w:r>
-      <w:r>
-        <w:br/>
-      </w:r>
-      <w:r>
-        <w:br/>
-      </w:r>
-      <w:r>
-        <w:rPr>
-          <w:rStyle w:val="CommentTok"/>
-        </w:rPr>
-        <w:t xml:space="preserve"># Copy the backup into the container</w:t>
-      </w:r>
-      <w:r>
-        <w:br/>
-      </w:r>
-      <w:r>
-        <w:rPr>
-          <w:rStyle w:val="ExtensionTok"/>
-        </w:rPr>
-        <w:t xml:space="preserve">docker</w:t>
-      </w:r>
-      <w:r>
-        <w:rPr>
-          <w:rStyle w:val="NormalTok"/>
-        </w:rPr>
-        <w:t xml:space="preserve"> cp ./backups/</w:t>
-      </w:r>
-      <w:r>
-        <w:rPr>
-          <w:rStyle w:val="OperatorTok"/>
-        </w:rPr>
-        <w:t xml:space="preserve">&lt;</w:t>
-      </w:r>
-      <w:r>
-        <w:rPr>
-          <w:rStyle w:val="NormalTok"/>
-        </w:rPr>
-        <w:t xml:space="preserve">FILE</w:t>
-      </w:r>
-      <w:r>
-        <w:rPr>
-          <w:rStyle w:val="OperatorTok"/>
-        </w:rPr>
-        <w:t xml:space="preserve">&gt;</w:t>
-      </w:r>
-      <w:r>
-        <w:rPr>
-          <w:rStyle w:val="NormalTok"/>
-        </w:rPr>
-        <w:t xml:space="preserve">.bak lavarapido-sqlserver:/var/opt/mssql/data/</w:t>
-      </w:r>
-      <w:r>
-        <w:br/>
-      </w:r>
-      <w:r>
-        <w:br/>
-      </w:r>
-      <w:r>
-        <w:rPr>
-          <w:rStyle w:val="CommentTok"/>
-        </w:rPr>
-        <w:t xml:space="preserve"># Restore (closes open connections and replaces the database)</w:t>
-      </w:r>
-      <w:r>
-        <w:br/>
-      </w:r>
-      <w:r>
-        <w:rPr>
-          <w:rStyle w:val="ExtensionTok"/>
-        </w:rPr>
-        <w:t xml:space="preserve">docker</w:t>
-      </w:r>
-      <w:r>
-        <w:rPr>
-          <w:rStyle w:val="NormalTok"/>
-        </w:rPr>
-        <w:t xml:space="preserve"> compose exec sqlserver /opt/mssql-tools18/bin/sqlcmd </w:t>
-      </w:r>
-      <w:r>
-        <w:rPr>
-          <w:rStyle w:val="DataTypeTok"/>
-        </w:rPr>
-        <w:t xml:space="preserve">\</w:t>
-      </w:r>
-      <w:r>
-        <w:br/>
-      </w:r>
-      <w:r>
-        <w:rPr>
-          <w:rStyle w:val="NormalTok"/>
-        </w:rPr>
-        <w:t xml:space="preserve">  </w:t>
-      </w:r>
-      <w:r>
-        <w:rPr>
-          <w:rStyle w:val="AttributeTok"/>
-        </w:rPr>
-        <w:t xml:space="preserve">-S</w:t>
-      </w:r>
-      <w:r>
-        <w:rPr>
-          <w:rStyle w:val="NormalTok"/>
-        </w:rPr>
-        <w:t xml:space="preserve"> localhost </w:t>
-      </w:r>
-      <w:r>
-        <w:rPr>
-          <w:rStyle w:val="AttributeTok"/>
-        </w:rPr>
-        <w:t xml:space="preserve">-U</w:t>
-      </w:r>
-      <w:r>
-        <w:rPr>
-          <w:rStyle w:val="NormalTok"/>
-        </w:rPr>
-        <w:t xml:space="preserve"> sa </w:t>
-      </w:r>
-      <w:r>
-        <w:rPr>
-          <w:rStyle w:val="AttributeTok"/>
-        </w:rPr>
-        <w:t xml:space="preserve">-P</w:t>
-      </w:r>
-      <w:r>
-        <w:rPr>
-          <w:rStyle w:val="NormalTok"/>
-        </w:rPr>
-        <w:t xml:space="preserve"> </w:t>
-      </w:r>
-      <w:r>
-        <w:rPr>
-          <w:rStyle w:val="StringTok"/>
-        </w:rPr>
-        <w:t xml:space="preserve">"</w:t>
-      </w:r>
-      <w:r>
-        <w:rPr>
-          <w:rStyle w:val="VariableTok"/>
-        </w:rPr>
-        <w:t xml:space="preserve">$DB_PASSWORD</w:t>
-      </w:r>
-      <w:r>
-        <w:rPr>
-          <w:rStyle w:val="StringTok"/>
-        </w:rPr>
-        <w:t xml:space="preserve">"</w:t>
-      </w:r>
-      <w:r>
-        <w:rPr>
-          <w:rStyle w:val="NormalTok"/>
-        </w:rPr>
-        <w:t xml:space="preserve"> </w:t>
-      </w:r>
-      <w:r>
-        <w:rPr>
-          <w:rStyle w:val="AttributeTok"/>
-        </w:rPr>
-        <w:t xml:space="preserve">-C</w:t>
-      </w:r>
-      <w:r>
-        <w:rPr>
-          <w:rStyle w:val="NormalTok"/>
-        </w:rPr>
-        <w:t xml:space="preserve"> </w:t>
-      </w:r>
-      <w:r>
-        <w:rPr>
-          <w:rStyle w:val="AttributeTok"/>
-        </w:rPr>
-        <w:t xml:space="preserve">-b</w:t>
-      </w:r>
-      <w:r>
-        <w:rPr>
-          <w:rStyle w:val="NormalTok"/>
-        </w:rPr>
-        <w:t xml:space="preserve"> </w:t>
-      </w:r>
-      <w:r>
-        <w:rPr>
-          <w:rStyle w:val="AttributeTok"/>
-        </w:rPr>
-        <w:t xml:space="preserve">-Q</w:t>
-      </w:r>
-      <w:r>
-        <w:rPr>
-          <w:rStyle w:val="NormalTok"/>
-        </w:rPr>
-        <w:t xml:space="preserve"> </w:t>
-      </w:r>
-      <w:r>
-        <w:rPr>
-          <w:rStyle w:val="DataTypeTok"/>
-        </w:rPr>
-        <w:t xml:space="preserve">\</w:t>
-      </w:r>
-      <w:r>
-        <w:br/>
-      </w:r>
-      <w:r>
-        <w:rPr>
-          <w:rStyle w:val="NormalTok"/>
-        </w:rPr>
-        <w:t xml:space="preserve">  </w:t>
-      </w:r>
-      <w:r>
-        <w:rPr>
-          <w:rStyle w:val="StringTok"/>
-        </w:rPr>
-        <w:t xml:space="preserve">"ALTER DATABASE [LavaRapido] SET SINGLE_USER WITH ROLLBACK IMMEDIATE;</w:t>
-      </w:r>
-      <w:r>
-        <w:br/>
-      </w:r>
-      <w:r>
-        <w:rPr>
-          <w:rStyle w:val="StringTok"/>
-        </w:rPr>
-        <w:t xml:space="preserve">   RESTORE DATABASE [LavaRapido] FROM DISK = N'/var/opt/mssql/data/&lt;FILE&gt;.bak' WITH REPLACE, CHECKSUM, STATS = 10;</w:t>
-      </w:r>
-      <w:r>
-        <w:br/>
-      </w:r>
-      <w:r>
-        <w:rPr>
-          <w:rStyle w:val="StringTok"/>
-        </w:rPr>
-        <w:t xml:space="preserve">   ALTER DATABASE [LavaRapido] SET MULTI_USER;"</w:t>
-      </w:r>
-    </w:p>
-    <w:p>
-      <w:pPr>
-        <w:pStyle w:val="FirstParagraph"/>
-      </w:pPr>
-      <w:r>
-        <w:t xml:space="preserve">The</w:t>
-      </w:r>
-      <w:r>
-        <w:t xml:space="preserve"> </w:t>
-      </w:r>
-      <w:r>
-        <w:rPr>
-          <w:i/>
-          <w:iCs/>
-        </w:rPr>
-        <w:t xml:space="preserve">WITH REPLACE</w:t>
-      </w:r>
-      <w:r>
-        <w:t xml:space="preserve"> </w:t>
-      </w:r>
-      <w:r>
-        <w:t xml:space="preserve">option overwrites the existing database: use it only when you are sure of the chosen backup. If the command fails halfway, the database may remain in a restoring state or in single-user mode; do not restart the container without reviewing the SQL Server log.</w:t>
-      </w:r>
-    </w:p>
-    <w:bookmarkEnd w:id="113"/>
-    <w:bookmarkStart w:id="114" w:name="Xf4cd22f4b64de9ac2d122220c9b382312bd8977"/>
-    <w:p>
-      <w:pPr>
-        <w:pStyle w:val="Heading3"/>
-      </w:pPr>
-      <w:r>
-        <w:t xml:space="preserve">15.3 Post-Restoration Verification</w:t>
       </w:r>
     </w:p>
     <w:p>
@@ -16404,7 +16320,7 @@
         </w:numPr>
       </w:pPr>
       <w:r>
-        <w:t xml:space="preserve">The nine schemas exist and the catalog tables have their rows (queries of the Installation Manual, section 11).</w:t>
+        <w:t xml:space="preserve">Obtain authorization and announce the interruption to the users.</w:t>
       </w:r>
     </w:p>
     <w:p>
@@ -16416,39 +16332,7 @@
         </w:numPr>
       </w:pPr>
       <w:r>
-        <w:t xml:space="preserve">The fixed identifiers are still in place:</w:t>
-      </w:r>
-      <w:r>
-        <w:t xml:space="preserve"> </w:t>
-      </w:r>
-      <w:r>
-        <w:rPr>
-          <w:i/>
-          <w:iCs/>
-        </w:rPr>
-        <w:t xml:space="preserve">booking_status_id = 5</w:t>
-      </w:r>
-      <w:r>
-        <w:t xml:space="preserve"> </w:t>
-      </w:r>
-      <w:r>
-        <w:t xml:space="preserve">(CANCELLED) and</w:t>
-      </w:r>
-      <w:r>
-        <w:t xml:space="preserve"> </w:t>
-      </w:r>
-      <w:r>
-        <w:rPr>
-          <w:i/>
-          <w:iCs/>
-        </w:rPr>
-        <w:t xml:space="preserve">payment_status_id = 3</w:t>
-      </w:r>
-      <w:r>
-        <w:t xml:space="preserve"> </w:t>
-      </w:r>
-      <w:r>
-        <w:t xml:space="preserve">(APPROVED).</w:t>
+        <w:t xml:space="preserve">Choose the backup and check its integrity with RESTORE VERIFYONLY.</w:t>
       </w:r>
     </w:p>
     <w:p>
@@ -16460,7 +16344,7 @@
         </w:numPr>
       </w:pPr>
       <w:r>
-        <w:t xml:space="preserve">The last booking and the last session correspond to the expected date of the backup.</w:t>
+        <w:t xml:space="preserve">Stop the application services and the gateway so that they do not write during the restoration; leave SQL Server running.</w:t>
       </w:r>
     </w:p>
     <w:p>
@@ -16472,7 +16356,7 @@
         </w:numPr>
       </w:pPr>
       <w:r>
-        <w:t xml:space="preserve">An administrator can log in, and a test customer can consult the bookings.</w:t>
+        <w:t xml:space="preserve">Make a backup of the current state, even if it is damaged, so as not to lose the evidence.</w:t>
       </w:r>
     </w:p>
     <w:p>
@@ -16484,7 +16368,335 @@
         </w:numPr>
       </w:pPr>
       <w:r>
-        <w:t xml:space="preserve">The tables</w:t>
+        <w:t xml:space="preserve">Copy the backup file into the container and restore it.</w:t>
+      </w:r>
+    </w:p>
+    <w:p>
+      <w:pPr>
+        <w:pStyle w:val="Compact"/>
+        <w:numPr>
+          <w:ilvl w:val="0"/>
+          <w:numId w:val="1044"/>
+        </w:numPr>
+      </w:pPr>
+      <w:r>
+        <w:t xml:space="preserve">Verify the structure and the data (section 15.3).</w:t>
+      </w:r>
+    </w:p>
+    <w:p>
+      <w:pPr>
+        <w:pStyle w:val="Compact"/>
+        <w:numPr>
+          <w:ilvl w:val="0"/>
+          <w:numId w:val="1044"/>
+        </w:numPr>
+      </w:pPr>
+      <w:r>
+        <w:t xml:space="preserve">Start the services and run the verification tests of the Installation Manual.</w:t>
+      </w:r>
+    </w:p>
+    <w:p>
+      <w:pPr>
+        <w:pStyle w:val="Compact"/>
+        <w:numPr>
+          <w:ilvl w:val="0"/>
+          <w:numId w:val="1044"/>
+        </w:numPr>
+      </w:pPr>
+      <w:r>
+        <w:t xml:space="preserve">Record the restoration and tell the users the date and time of the last recovered data.</w:t>
+      </w:r>
+    </w:p>
+    <w:p>
+      <w:pPr>
+        <w:pStyle w:val="SourceCode"/>
+      </w:pPr>
+      <w:r>
+        <w:rPr>
+          <w:rStyle w:val="BuiltInTok"/>
+        </w:rPr>
+        <w:t xml:space="preserve">cd</w:t>
+      </w:r>
+      <w:r>
+        <w:rPr>
+          <w:rStyle w:val="NormalTok"/>
+        </w:rPr>
+        <w:t xml:space="preserve"> lavarapido-infra</w:t>
+      </w:r>
+      <w:r>
+        <w:br/>
+      </w:r>
+      <w:r>
+        <w:rPr>
+          <w:rStyle w:val="CommentTok"/>
+        </w:rPr>
+        <w:t xml:space="preserve"># Stop the application containers (the database stays running)</w:t>
+      </w:r>
+      <w:r>
+        <w:br/>
+      </w:r>
+      <w:r>
+        <w:rPr>
+          <w:rStyle w:val="ExtensionTok"/>
+        </w:rPr>
+        <w:t xml:space="preserve">docker</w:t>
+      </w:r>
+      <w:r>
+        <w:rPr>
+          <w:rStyle w:val="NormalTok"/>
+        </w:rPr>
+        <w:t xml:space="preserve"> compose stop api-gateway security-service customer-service booking-service </w:t>
+      </w:r>
+      <w:r>
+        <w:rPr>
+          <w:rStyle w:val="DataTypeTok"/>
+        </w:rPr>
+        <w:t xml:space="preserve">\</w:t>
+      </w:r>
+      <w:r>
+        <w:br/>
+      </w:r>
+      <w:r>
+        <w:rPr>
+          <w:rStyle w:val="NormalTok"/>
+        </w:rPr>
+        <w:t xml:space="preserve">  operations-service payment-service notification-service</w:t>
+      </w:r>
+      <w:r>
+        <w:br/>
+      </w:r>
+      <w:r>
+        <w:br/>
+      </w:r>
+      <w:r>
+        <w:rPr>
+          <w:rStyle w:val="CommentTok"/>
+        </w:rPr>
+        <w:t xml:space="preserve"># Copy the backup into the container</w:t>
+      </w:r>
+      <w:r>
+        <w:br/>
+      </w:r>
+      <w:r>
+        <w:rPr>
+          <w:rStyle w:val="ExtensionTok"/>
+        </w:rPr>
+        <w:t xml:space="preserve">docker</w:t>
+      </w:r>
+      <w:r>
+        <w:rPr>
+          <w:rStyle w:val="NormalTok"/>
+        </w:rPr>
+        <w:t xml:space="preserve"> cp ./backups/</w:t>
+      </w:r>
+      <w:r>
+        <w:rPr>
+          <w:rStyle w:val="OperatorTok"/>
+        </w:rPr>
+        <w:t xml:space="preserve">&lt;</w:t>
+      </w:r>
+      <w:r>
+        <w:rPr>
+          <w:rStyle w:val="NormalTok"/>
+        </w:rPr>
+        <w:t xml:space="preserve">FILE</w:t>
+      </w:r>
+      <w:r>
+        <w:rPr>
+          <w:rStyle w:val="OperatorTok"/>
+        </w:rPr>
+        <w:t xml:space="preserve">&gt;</w:t>
+      </w:r>
+      <w:r>
+        <w:rPr>
+          <w:rStyle w:val="NormalTok"/>
+        </w:rPr>
+        <w:t xml:space="preserve">.bak lavarapido-sqlserver:/var/opt/mssql/data/</w:t>
+      </w:r>
+      <w:r>
+        <w:br/>
+      </w:r>
+      <w:r>
+        <w:br/>
+      </w:r>
+      <w:r>
+        <w:rPr>
+          <w:rStyle w:val="CommentTok"/>
+        </w:rPr>
+        <w:t xml:space="preserve"># Restore (closes open connections and replaces the database)</w:t>
+      </w:r>
+      <w:r>
+        <w:br/>
+      </w:r>
+      <w:r>
+        <w:rPr>
+          <w:rStyle w:val="ExtensionTok"/>
+        </w:rPr>
+        <w:t xml:space="preserve">docker</w:t>
+      </w:r>
+      <w:r>
+        <w:rPr>
+          <w:rStyle w:val="NormalTok"/>
+        </w:rPr>
+        <w:t xml:space="preserve"> compose exec sqlserver /opt/mssql-tools18/bin/sqlcmd </w:t>
+      </w:r>
+      <w:r>
+        <w:rPr>
+          <w:rStyle w:val="DataTypeTok"/>
+        </w:rPr>
+        <w:t xml:space="preserve">\</w:t>
+      </w:r>
+      <w:r>
+        <w:br/>
+      </w:r>
+      <w:r>
+        <w:rPr>
+          <w:rStyle w:val="NormalTok"/>
+        </w:rPr>
+        <w:t xml:space="preserve">  </w:t>
+      </w:r>
+      <w:r>
+        <w:rPr>
+          <w:rStyle w:val="AttributeTok"/>
+        </w:rPr>
+        <w:t xml:space="preserve">-S</w:t>
+      </w:r>
+      <w:r>
+        <w:rPr>
+          <w:rStyle w:val="NormalTok"/>
+        </w:rPr>
+        <w:t xml:space="preserve"> localhost </w:t>
+      </w:r>
+      <w:r>
+        <w:rPr>
+          <w:rStyle w:val="AttributeTok"/>
+        </w:rPr>
+        <w:t xml:space="preserve">-U</w:t>
+      </w:r>
+      <w:r>
+        <w:rPr>
+          <w:rStyle w:val="NormalTok"/>
+        </w:rPr>
+        <w:t xml:space="preserve"> sa </w:t>
+      </w:r>
+      <w:r>
+        <w:rPr>
+          <w:rStyle w:val="AttributeTok"/>
+        </w:rPr>
+        <w:t xml:space="preserve">-P</w:t>
+      </w:r>
+      <w:r>
+        <w:rPr>
+          <w:rStyle w:val="NormalTok"/>
+        </w:rPr>
+        <w:t xml:space="preserve"> </w:t>
+      </w:r>
+      <w:r>
+        <w:rPr>
+          <w:rStyle w:val="StringTok"/>
+        </w:rPr>
+        <w:t xml:space="preserve">"</w:t>
+      </w:r>
+      <w:r>
+        <w:rPr>
+          <w:rStyle w:val="VariableTok"/>
+        </w:rPr>
+        <w:t xml:space="preserve">$DB_PASSWORD</w:t>
+      </w:r>
+      <w:r>
+        <w:rPr>
+          <w:rStyle w:val="StringTok"/>
+        </w:rPr>
+        <w:t xml:space="preserve">"</w:t>
+      </w:r>
+      <w:r>
+        <w:rPr>
+          <w:rStyle w:val="NormalTok"/>
+        </w:rPr>
+        <w:t xml:space="preserve"> </w:t>
+      </w:r>
+      <w:r>
+        <w:rPr>
+          <w:rStyle w:val="AttributeTok"/>
+        </w:rPr>
+        <w:t xml:space="preserve">-C</w:t>
+      </w:r>
+      <w:r>
+        <w:rPr>
+          <w:rStyle w:val="NormalTok"/>
+        </w:rPr>
+        <w:t xml:space="preserve"> </w:t>
+      </w:r>
+      <w:r>
+        <w:rPr>
+          <w:rStyle w:val="AttributeTok"/>
+        </w:rPr>
+        <w:t xml:space="preserve">-b</w:t>
+      </w:r>
+      <w:r>
+        <w:rPr>
+          <w:rStyle w:val="NormalTok"/>
+        </w:rPr>
+        <w:t xml:space="preserve"> </w:t>
+      </w:r>
+      <w:r>
+        <w:rPr>
+          <w:rStyle w:val="AttributeTok"/>
+        </w:rPr>
+        <w:t xml:space="preserve">-Q</w:t>
+      </w:r>
+      <w:r>
+        <w:rPr>
+          <w:rStyle w:val="NormalTok"/>
+        </w:rPr>
+        <w:t xml:space="preserve"> </w:t>
+      </w:r>
+      <w:r>
+        <w:rPr>
+          <w:rStyle w:val="DataTypeTok"/>
+        </w:rPr>
+        <w:t xml:space="preserve">\</w:t>
+      </w:r>
+      <w:r>
+        <w:br/>
+      </w:r>
+      <w:r>
+        <w:rPr>
+          <w:rStyle w:val="NormalTok"/>
+        </w:rPr>
+        <w:t xml:space="preserve">  </w:t>
+      </w:r>
+      <w:r>
+        <w:rPr>
+          <w:rStyle w:val="StringTok"/>
+        </w:rPr>
+        <w:t xml:space="preserve">"ALTER DATABASE [LavaRapido] SET SINGLE_USER WITH ROLLBACK IMMEDIATE;</w:t>
+      </w:r>
+      <w:r>
+        <w:br/>
+      </w:r>
+      <w:r>
+        <w:rPr>
+          <w:rStyle w:val="StringTok"/>
+        </w:rPr>
+        <w:t xml:space="preserve">   RESTORE DATABASE [LavaRapido] FROM DISK = N'/var/opt/mssql/data/&lt;FILE&gt;.bak' WITH REPLACE, CHECKSUM, STATS = 10;</w:t>
+      </w:r>
+      <w:r>
+        <w:br/>
+      </w:r>
+      <w:r>
+        <w:rPr>
+          <w:rStyle w:val="StringTok"/>
+        </w:rPr>
+        <w:t xml:space="preserve">   ALTER DATABASE [LavaRapido] SET MULTI_USER;"</w:t>
+      </w:r>
+    </w:p>
+    <w:p>
+      <w:pPr>
+        <w:pStyle w:val="FirstParagraph"/>
+      </w:pPr>
+      <w:r>
+        <w:t xml:space="preserve">The</w:t>
       </w:r>
       <w:r>
         <w:t xml:space="preserve"> </w:t>
@@ -16494,6 +16706,124 @@
           <w:i/>
           <w:iCs/>
         </w:rPr>
+        <w:t xml:space="preserve">WITH REPLACE</w:t>
+      </w:r>
+      <w:r>
+        <w:t xml:space="preserve"> </w:t>
+      </w:r>
+      <w:r>
+        <w:t xml:space="preserve">option overwrites the existing database: use it only when you are sure of the chosen backup. If the command fails halfway, the database may remain in a restoring state or in single-user mode; do not restart the container without reviewing the SQL Server log.</w:t>
+      </w:r>
+    </w:p>
+    <w:bookmarkEnd w:id="116"/>
+    <w:bookmarkStart w:id="117" w:name="Xf4cd22f4b64de9ac2d122220c9b382312bd8977"/>
+    <w:p>
+      <w:pPr>
+        <w:pStyle w:val="Heading3"/>
+      </w:pPr>
+      <w:r>
+        <w:t xml:space="preserve">15.3 Post-Restoration Verification</w:t>
+      </w:r>
+    </w:p>
+    <w:p>
+      <w:pPr>
+        <w:pStyle w:val="Compact"/>
+        <w:numPr>
+          <w:ilvl w:val="0"/>
+          <w:numId w:val="1045"/>
+        </w:numPr>
+      </w:pPr>
+      <w:r>
+        <w:t xml:space="preserve">The nine schemas exist and the catalog tables have their rows (queries of the Installation Manual, section 11).</w:t>
+      </w:r>
+    </w:p>
+    <w:p>
+      <w:pPr>
+        <w:pStyle w:val="Compact"/>
+        <w:numPr>
+          <w:ilvl w:val="0"/>
+          <w:numId w:val="1045"/>
+        </w:numPr>
+      </w:pPr>
+      <w:r>
+        <w:t xml:space="preserve">The fixed identifiers are still in place:</w:t>
+      </w:r>
+      <w:r>
+        <w:t xml:space="preserve"> </w:t>
+      </w:r>
+      <w:r>
+        <w:rPr>
+          <w:i/>
+          <w:iCs/>
+        </w:rPr>
+        <w:t xml:space="preserve">booking_status_id = 5</w:t>
+      </w:r>
+      <w:r>
+        <w:t xml:space="preserve"> </w:t>
+      </w:r>
+      <w:r>
+        <w:t xml:space="preserve">(CANCELLED) and</w:t>
+      </w:r>
+      <w:r>
+        <w:t xml:space="preserve"> </w:t>
+      </w:r>
+      <w:r>
+        <w:rPr>
+          <w:i/>
+          <w:iCs/>
+        </w:rPr>
+        <w:t xml:space="preserve">payment_status_id = 3</w:t>
+      </w:r>
+      <w:r>
+        <w:t xml:space="preserve"> </w:t>
+      </w:r>
+      <w:r>
+        <w:t xml:space="preserve">(APPROVED).</w:t>
+      </w:r>
+    </w:p>
+    <w:p>
+      <w:pPr>
+        <w:pStyle w:val="Compact"/>
+        <w:numPr>
+          <w:ilvl w:val="0"/>
+          <w:numId w:val="1045"/>
+        </w:numPr>
+      </w:pPr>
+      <w:r>
+        <w:t xml:space="preserve">The last booking and the last session correspond to the expected date of the backup.</w:t>
+      </w:r>
+    </w:p>
+    <w:p>
+      <w:pPr>
+        <w:pStyle w:val="Compact"/>
+        <w:numPr>
+          <w:ilvl w:val="0"/>
+          <w:numId w:val="1045"/>
+        </w:numPr>
+      </w:pPr>
+      <w:r>
+        <w:t xml:space="preserve">An administrator can log in, and a test customer can consult the bookings.</w:t>
+      </w:r>
+    </w:p>
+    <w:p>
+      <w:pPr>
+        <w:pStyle w:val="Compact"/>
+        <w:numPr>
+          <w:ilvl w:val="0"/>
+          <w:numId w:val="1045"/>
+        </w:numPr>
+      </w:pPr>
+      <w:r>
+        <w:t xml:space="preserve">The tables</w:t>
+      </w:r>
+      <w:r>
+        <w:t xml:space="preserve"> </w:t>
+      </w:r>
+      <w:r>
+        <w:rPr>
+          <w:i/>
+          <w:iCs/>
+        </w:rPr>
         <w:t xml:space="preserve">DATABASECHANGELOG_*</w:t>
       </w:r>
       <w:r>
@@ -16511,8 +16841,8 @@
         <w:t xml:space="preserve">Payments transferred to the business's account and not recorded because of the restoration must be compared with the bank statement and recovered with the customers.</w:t>
       </w:r>
     </w:p>
-    <w:bookmarkEnd w:id="114"/>
-    <w:bookmarkStart w:id="118" w:name="X6e345c4be50066233814b07b7d589fb17e76409"/>
+    <w:bookmarkEnd w:id="117"/>
+    <w:bookmarkStart w:id="121" w:name="X6e345c4be50066233814b07b7d589fb17e76409"/>
     <w:p>
       <w:pPr>
         <w:pStyle w:val="Heading3"/>
@@ -16538,7 +16868,7 @@
           <w:b/>
           <w:bCs/>
         </w:rPr>
-        <w:t xml:space="preserve">Figure 13</w:t>
+        <w:t xml:space="preserve">Figure 14</w:t>
       </w:r>
     </w:p>
     <w:p>
@@ -16562,18 +16892,18 @@
           <wp:inline>
             <wp:extent cx="5334000" cy="3915734"/>
             <wp:effectExtent b="0" l="0" r="0" t="0"/>
-            <wp:docPr descr="Post-Restoration Verification" title="" id="116" name="Picture"/>
+            <wp:docPr descr="Post-Restoration Verification" title="" id="119" name="Picture"/>
             <a:graphic>
               <a:graphicData uri="http://schemas.openxmlformats.org/drawingml/2006/picture">
                 <pic:pic>
                   <pic:nvPicPr>
-                    <pic:cNvPr descr="capturas/administrator-13-post-restoration-verification.png" id="117" name="Picture"/>
+                    <pic:cNvPr descr="capturas/administrator-13-post-restoration-verification.png" id="120" name="Picture"/>
                     <pic:cNvPicPr>
                       <a:picLocks noChangeArrowheads="1" noChangeAspect="1"/>
                     </pic:cNvPicPr>
                   </pic:nvPicPr>
                   <pic:blipFill>
-                    <a:blip r:embed="rId115"/>
+                    <a:blip r:embed="rId118"/>
                     <a:stretch>
                       <a:fillRect/>
                     </a:stretch>
@@ -16600,9 +16930,9 @@
         </w:drawing>
       </w:r>
     </w:p>
-    <w:bookmarkEnd w:id="118"/>
-    <w:bookmarkEnd w:id="119"/>
-    <w:bookmarkStart w:id="126" w:name="Xcc34154a85e55710fba9ea38c384f8441be9912"/>
+    <w:bookmarkEnd w:id="121"/>
+    <w:bookmarkEnd w:id="122"/>
+    <w:bookmarkStart w:id="129" w:name="Xcc34154a85e55710fba9ea38c384f8441be9912"/>
     <w:p>
       <w:pPr>
         <w:pStyle w:val="Heading2"/>
@@ -16611,7 +16941,7 @@
         <w:t xml:space="preserve">16. Auditing and Action History</w:t>
       </w:r>
     </w:p>
-    <w:bookmarkStart w:id="120" w:name="Xa4acf5af7d924896edbbdec668ce19891e0473e"/>
+    <w:bookmarkStart w:id="123" w:name="Xa4acf5af7d924896edbbdec668ce19891e0473e"/>
     <w:p>
       <w:pPr>
         <w:pStyle w:val="Heading3"/>
@@ -17096,8 +17426,8 @@
         <w:t xml:space="preserve">Prepared by the authors from the changelogs of the services. Logs must never contain passwords, tokens, or receipt content (Kent &amp; Souppaya, 2006).</w:t>
       </w:r>
     </w:p>
-    <w:bookmarkEnd w:id="120"/>
-    <w:bookmarkStart w:id="121" w:name="X2c28e09a8ed493d53f1d959aed5b3cbecb05046"/>
+    <w:bookmarkEnd w:id="123"/>
+    <w:bookmarkStart w:id="124" w:name="X2c28e09a8ed493d53f1d959aed5b3cbecb05046"/>
     <w:p>
       <w:pPr>
         <w:pStyle w:val="Heading3"/>
@@ -17622,8 +17952,8 @@
         <w:t xml:space="preserve">, SYSUTCDATETIME());</w:t>
       </w:r>
     </w:p>
-    <w:bookmarkEnd w:id="121"/>
-    <w:bookmarkStart w:id="125" w:name="X4a8b13398bc24f01ef10cac7002c8d0b8139008"/>
+    <w:bookmarkEnd w:id="124"/>
+    <w:bookmarkStart w:id="128" w:name="X4a8b13398bc24f01ef10cac7002c8d0b8139008"/>
     <w:p>
       <w:pPr>
         <w:pStyle w:val="Heading3"/>
@@ -17637,7 +17967,7 @@
         <w:pStyle w:val="Compact"/>
         <w:numPr>
           <w:ilvl w:val="0"/>
-          <w:numId w:val="1045"/>
+          <w:numId w:val="1046"/>
         </w:numPr>
       </w:pPr>
       <w:r>
@@ -17649,7 +17979,7 @@
         <w:pStyle w:val="Compact"/>
         <w:numPr>
           <w:ilvl w:val="0"/>
-          <w:numId w:val="1045"/>
+          <w:numId w:val="1046"/>
         </w:numPr>
       </w:pPr>
       <w:r>
@@ -17661,7 +17991,7 @@
         <w:pStyle w:val="Compact"/>
         <w:numPr>
           <w:ilvl w:val="0"/>
-          <w:numId w:val="1045"/>
+          <w:numId w:val="1046"/>
         </w:numPr>
       </w:pPr>
       <w:r>
@@ -17673,7 +18003,7 @@
         <w:pStyle w:val="Compact"/>
         <w:numPr>
           <w:ilvl w:val="0"/>
-          <w:numId w:val="1045"/>
+          <w:numId w:val="1046"/>
         </w:numPr>
       </w:pPr>
       <w:r>
@@ -17702,7 +18032,7 @@
           <w:b/>
           <w:bCs/>
         </w:rPr>
-        <w:t xml:space="preserve">Figure 14</w:t>
+        <w:t xml:space="preserve">Figure 15</w:t>
       </w:r>
     </w:p>
     <w:p>
@@ -17726,18 +18056,18 @@
           <wp:inline>
             <wp:extent cx="5334000" cy="1972339"/>
             <wp:effectExtent b="0" l="0" r="0" t="0"/>
-            <wp:docPr descr="Session History Query" title="" id="123" name="Picture"/>
+            <wp:docPr descr="Session History Query" title="" id="126" name="Picture"/>
             <a:graphic>
               <a:graphicData uri="http://schemas.openxmlformats.org/drawingml/2006/picture">
                 <pic:pic>
                   <pic:nvPicPr>
-                    <pic:cNvPr descr="capturas/administrator-14-session-history-query.png" id="124" name="Picture"/>
+                    <pic:cNvPr descr="capturas/administrator-14-session-history-query.png" id="127" name="Picture"/>
                     <pic:cNvPicPr>
                       <a:picLocks noChangeArrowheads="1" noChangeAspect="1"/>
                     </pic:cNvPicPr>
                   </pic:nvPicPr>
                   <pic:blipFill>
-                    <a:blip r:embed="rId122"/>
+                    <a:blip r:embed="rId125"/>
                     <a:stretch>
                       <a:fillRect/>
                     </a:stretch>
@@ -17764,9 +18094,9 @@
         </w:drawing>
       </w:r>
     </w:p>
-    <w:bookmarkEnd w:id="125"/>
-    <w:bookmarkEnd w:id="126"/>
-    <w:bookmarkStart w:id="135" w:name="X3a5843390ed261a7b224edfe9bc55c66f8d5b94"/>
+    <w:bookmarkEnd w:id="128"/>
+    <w:bookmarkEnd w:id="129"/>
+    <w:bookmarkStart w:id="138" w:name="X3a5843390ed261a7b224edfe9bc55c66f8d5b94"/>
     <w:p>
       <w:pPr>
         <w:pStyle w:val="Heading2"/>
@@ -17783,152 +18113,13 @@
         <w:t xml:space="preserve">The project's security policy is based on defense in depth, least privilege, secure defaults, security by design, and zero trust. The following recommendations are aligned with the NIST controls (Joint Task Force, 2020) and with the OWASP Top 10 (OWASP Foundation, 2021).</w:t>
       </w:r>
     </w:p>
-    <w:bookmarkStart w:id="127" w:name="X574e94dcb8260d5c3352556c3b9c8767fcb74c3"/>
+    <w:bookmarkStart w:id="130" w:name="X574e94dcb8260d5c3352556c3b9c8767fcb74c3"/>
     <w:p>
       <w:pPr>
         <w:pStyle w:val="Heading3"/>
       </w:pPr>
       <w:r>
         <w:t xml:space="preserve">17.1 Accounts and Passwords</w:t>
-      </w:r>
-    </w:p>
-    <w:p>
-      <w:pPr>
-        <w:pStyle w:val="Compact"/>
-        <w:numPr>
-          <w:ilvl w:val="0"/>
-          <w:numId w:val="1046"/>
-        </w:numPr>
-      </w:pPr>
-      <w:r>
-        <w:t xml:space="preserve">Do not share the administrator password and use individual accounts.</w:t>
-      </w:r>
-    </w:p>
-    <w:p>
-      <w:pPr>
-        <w:pStyle w:val="Compact"/>
-        <w:numPr>
-          <w:ilvl w:val="0"/>
-          <w:numId w:val="1046"/>
-        </w:numPr>
-      </w:pPr>
-      <w:r>
-        <w:t xml:space="preserve">Use long and unique passwords stored in a password manager. The temporary lockout slows down repeated attempts, but it does not replace a strong password.</w:t>
-      </w:r>
-    </w:p>
-    <w:p>
-      <w:pPr>
-        <w:pStyle w:val="Compact"/>
-        <w:numPr>
-          <w:ilvl w:val="0"/>
-          <w:numId w:val="1046"/>
-        </w:numPr>
-      </w:pPr>
-      <w:r>
-        <w:t xml:space="preserve">Change any temporary password immediately.</w:t>
-      </w:r>
-    </w:p>
-    <w:p>
-      <w:pPr>
-        <w:pStyle w:val="Compact"/>
-        <w:numPr>
-          <w:ilvl w:val="0"/>
-          <w:numId w:val="1046"/>
-        </w:numPr>
-      </w:pPr>
-      <w:r>
-        <w:t xml:space="preserve">Deactivate the accounts of people who leave the process on the same day.</w:t>
-      </w:r>
-    </w:p>
-    <w:p>
-      <w:pPr>
-        <w:pStyle w:val="Compact"/>
-        <w:numPr>
-          <w:ilvl w:val="0"/>
-          <w:numId w:val="1046"/>
-        </w:numPr>
-      </w:pPr>
-      <w:r>
-        <w:t xml:space="preserve">Review the list of administrators quarterly: it must be as short as possible.</w:t>
-      </w:r>
-    </w:p>
-    <w:p>
-      <w:pPr>
-        <w:pStyle w:val="Compact"/>
-        <w:numPr>
-          <w:ilvl w:val="0"/>
-          <w:numId w:val="1046"/>
-        </w:numPr>
-      </w:pPr>
-      <w:r>
-        <w:t xml:space="preserve">Log out when finished and do not log in from shared machines.</w:t>
-      </w:r>
-    </w:p>
-    <w:bookmarkEnd w:id="127"/>
-    <w:bookmarkStart w:id="128" w:name="X8ab437004a5552d5921f49679fee86f8fb165f3"/>
-    <w:p>
-      <w:pPr>
-        <w:pStyle w:val="Heading3"/>
-      </w:pPr>
-      <w:r>
-        <w:t xml:space="preserve">17.2 Personal Data</w:t>
-      </w:r>
-    </w:p>
-    <w:p>
-      <w:pPr>
-        <w:pStyle w:val="FirstParagraph"/>
-      </w:pPr>
-      <w:r>
-        <w:t xml:space="preserve">The system processes personal data (ID number, names, phone, email, vehicles, and payments) and must comply with Statutory Law 1581 of 2012 (Congreso de la República de Colombia, 2012). Registration requires accepting the Terms and Conditions and the Personal Data Processing Policy; those documents are samples prepared for a training project and must be reviewed by a lawyer before real commercial use. When a person registers, the server stores the date and time each document was accepted (</w:t>
-      </w:r>
-      <w:r>
-        <w:rPr>
-          <w:i/>
-          <w:iCs/>
-        </w:rPr>
-        <w:t xml:space="preserve">security.app_user</w:t>
-      </w:r>
-      <w:r>
-        <w:t xml:space="preserve">, columns</w:t>
-      </w:r>
-      <w:r>
-        <w:t xml:space="preserve"> </w:t>
-      </w:r>
-      <w:r>
-        <w:rPr>
-          <w:i/>
-          <w:iCs/>
-        </w:rPr>
-        <w:t xml:space="preserve">terms_accepted_at</w:t>
-      </w:r>
-      <w:r>
-        <w:t xml:space="preserve"> </w:t>
-      </w:r>
-      <w:r>
-        <w:t xml:space="preserve">and</w:t>
-      </w:r>
-      <w:r>
-        <w:t xml:space="preserve"> </w:t>
-      </w:r>
-      <w:r>
-        <w:rPr>
-          <w:i/>
-          <w:iCs/>
-        </w:rPr>
-        <w:t xml:space="preserve">data_policy_accepted_at</w:t>
-      </w:r>
-      <w:r>
-        <w:t xml:space="preserve">), which serves as proof of consent. The administrator must consult only the data needed for the function, must not copy them to personal media, and must handle the requests of access or correction of the data subjects. No card data are collected. Backups and exports inherit the obligation of protection.</w:t>
-      </w:r>
-    </w:p>
-    <w:bookmarkEnd w:id="128"/>
-    <w:bookmarkStart w:id="129" w:name="Xa3fa6dfdd7cfc923a5683c6f03db157a0265f11"/>
-    <w:p>
-      <w:pPr>
-        <w:pStyle w:val="Heading3"/>
-      </w:pPr>
-      <w:r>
-        <w:t xml:space="preserve">17.3 Secrets and Configuration</w:t>
       </w:r>
     </w:p>
     <w:p>
@@ -17940,36 +18131,7 @@
         </w:numPr>
       </w:pPr>
       <w:r>
-        <w:t xml:space="preserve">The</w:t>
-      </w:r>
-      <w:r>
-        <w:t xml:space="preserve"> </w:t>
-      </w:r>
-      <w:r>
-        <w:rPr>
-          <w:i/>
-          <w:iCs/>
-        </w:rPr>
-        <w:t xml:space="preserve">.env</w:t>
-      </w:r>
-      <w:r>
-        <w:t xml:space="preserve"> </w:t>
-      </w:r>
-      <w:r>
-        <w:t xml:space="preserve">file is not versioned and has restricted permissions; the repository only contains</w:t>
-      </w:r>
-      <w:r>
-        <w:t xml:space="preserve"> </w:t>
-      </w:r>
-      <w:r>
-        <w:rPr>
-          <w:i/>
-          <w:iCs/>
-        </w:rPr>
-        <w:t xml:space="preserve">.env.example</w:t>
-      </w:r>
-      <w:r>
-        <w:t xml:space="preserve">.</w:t>
+        <w:t xml:space="preserve">Do not share the administrator password and use individual accounts.</w:t>
       </w:r>
     </w:p>
     <w:p>
@@ -17981,39 +18143,7 @@
         </w:numPr>
       </w:pPr>
       <w:r>
-        <w:t xml:space="preserve">The JWT secret (minimum 32 bytes), the</w:t>
-      </w:r>
-      <w:r>
-        <w:t xml:space="preserve"> </w:t>
-      </w:r>
-      <w:r>
-        <w:rPr>
-          <w:i/>
-          <w:iCs/>
-        </w:rPr>
-        <w:t xml:space="preserve">sa</w:t>
-      </w:r>
-      <w:r>
-        <w:t xml:space="preserve"> </w:t>
-      </w:r>
-      <w:r>
-        <w:t xml:space="preserve">password, the RabbitMQ password, and</w:t>
-      </w:r>
-      <w:r>
-        <w:t xml:space="preserve"> </w:t>
-      </w:r>
-      <w:r>
-        <w:rPr>
-          <w:i/>
-          <w:iCs/>
-        </w:rPr>
-        <w:t xml:space="preserve">INTERNAL_API_KEY</w:t>
-      </w:r>
-      <w:r>
-        <w:t xml:space="preserve"> </w:t>
-      </w:r>
-      <w:r>
-        <w:t xml:space="preserve">must be changed before any shared deployment and immediately if a compromise is suspected. Changing the JWT secret invalidates all the tokens issued and forces everyone to log in again.</w:t>
+        <w:t xml:space="preserve">Use long and unique passwords stored in a password manager. The temporary lockout slows down repeated attempts, but it does not replace a strong password.</w:t>
       </w:r>
     </w:p>
     <w:p>
@@ -18025,23 +18155,7 @@
         </w:numPr>
       </w:pPr>
       <w:r>
-        <w:t xml:space="preserve">In the current local environment the services connect with the</w:t>
-      </w:r>
-      <w:r>
-        <w:t xml:space="preserve"> </w:t>
-      </w:r>
-      <w:r>
-        <w:rPr>
-          <w:i/>
-          <w:iCs/>
-        </w:rPr>
-        <w:t xml:space="preserve">sa</w:t>
-      </w:r>
-      <w:r>
-        <w:t xml:space="preserve"> </w:t>
-      </w:r>
-      <w:r>
-        <w:t xml:space="preserve">account. Before any shared deployment, create a login per service with rights only on its own schemas (pending improvement).</w:t>
+        <w:t xml:space="preserve">Change any temporary password immediately.</w:t>
       </w:r>
     </w:p>
     <w:p>
@@ -18053,33 +18167,98 @@
         </w:numPr>
       </w:pPr>
       <w:r>
-        <w:t xml:space="preserve">The demonstration accounts of the</w:t>
-      </w:r>
-      <w:r>
-        <w:t xml:space="preserve"> </w:t>
+        <w:t xml:space="preserve">Deactivate the accounts of people who leave the process on the same day.</w:t>
+      </w:r>
+    </w:p>
+    <w:p>
+      <w:pPr>
+        <w:pStyle w:val="Compact"/>
+        <w:numPr>
+          <w:ilvl w:val="0"/>
+          <w:numId w:val="1047"/>
+        </w:numPr>
+      </w:pPr>
+      <w:r>
+        <w:t xml:space="preserve">Review the list of administrators quarterly: it must be as short as possible.</w:t>
+      </w:r>
+    </w:p>
+    <w:p>
+      <w:pPr>
+        <w:pStyle w:val="Compact"/>
+        <w:numPr>
+          <w:ilvl w:val="0"/>
+          <w:numId w:val="1047"/>
+        </w:numPr>
+      </w:pPr>
+      <w:r>
+        <w:t xml:space="preserve">Log out when finished and do not log in from shared machines.</w:t>
+      </w:r>
+    </w:p>
+    <w:bookmarkEnd w:id="130"/>
+    <w:bookmarkStart w:id="131" w:name="X8ab437004a5552d5921f49679fee86f8fb165f3"/>
+    <w:p>
+      <w:pPr>
+        <w:pStyle w:val="Heading3"/>
+      </w:pPr>
+      <w:r>
+        <w:t xml:space="preserve">17.2 Personal Data</w:t>
+      </w:r>
+    </w:p>
+    <w:p>
+      <w:pPr>
+        <w:pStyle w:val="FirstParagraph"/>
+      </w:pPr>
+      <w:r>
+        <w:t xml:space="preserve">The system processes personal data (ID number, names, phone, email, vehicles, and payments) and must comply with Statutory Law 1581 of 2012 (Congreso de la República de Colombia, 2012). Registration requires accepting the Terms and Conditions and the Personal Data Processing Policy; those documents are samples prepared for a training project and must be reviewed by a lawyer before real commercial use. When a person registers, the server stores the date and time each document was accepted (</w:t>
       </w:r>
       <w:r>
         <w:rPr>
           <w:i/>
           <w:iCs/>
         </w:rPr>
-        <w:t xml:space="preserve">dev</w:t>
-      </w:r>
-      <w:r>
-        <w:t xml:space="preserve"> </w:t>
-      </w:r>
-      <w:r>
-        <w:t xml:space="preserve">profile must never reach a shared deployment.</w:t>
-      </w:r>
-    </w:p>
-    <w:bookmarkEnd w:id="129"/>
-    <w:bookmarkStart w:id="130" w:name="X4a0870b90fa6c4a0be6d0ee5b667e629e73ded0"/>
+        <w:t xml:space="preserve">security.app_user</w:t>
+      </w:r>
+      <w:r>
+        <w:t xml:space="preserve">, columns</w:t>
+      </w:r>
+      <w:r>
+        <w:t xml:space="preserve"> </w:t>
+      </w:r>
+      <w:r>
+        <w:rPr>
+          <w:i/>
+          <w:iCs/>
+        </w:rPr>
+        <w:t xml:space="preserve">terms_accepted_at</w:t>
+      </w:r>
+      <w:r>
+        <w:t xml:space="preserve"> </w:t>
+      </w:r>
+      <w:r>
+        <w:t xml:space="preserve">and</w:t>
+      </w:r>
+      <w:r>
+        <w:t xml:space="preserve"> </w:t>
+      </w:r>
+      <w:r>
+        <w:rPr>
+          <w:i/>
+          <w:iCs/>
+        </w:rPr>
+        <w:t xml:space="preserve">data_policy_accepted_at</w:t>
+      </w:r>
+      <w:r>
+        <w:t xml:space="preserve">), which serves as proof of consent. The administrator must consult only the data needed for the function, must not copy them to personal media, and must handle the requests of access or correction of the data subjects. No card data are collected. Backups and exports inherit the obligation of protection.</w:t>
+      </w:r>
+    </w:p>
+    <w:bookmarkEnd w:id="131"/>
+    <w:bookmarkStart w:id="132" w:name="Xa3fa6dfdd7cfc923a5683c6f03db157a0265f11"/>
     <w:p>
       <w:pPr>
         <w:pStyle w:val="Heading3"/>
       </w:pPr>
       <w:r>
-        <w:t xml:space="preserve">17.4 Network and Exposure</w:t>
+        <w:t xml:space="preserve">17.3 Secrets and Configuration</w:t>
       </w:r>
     </w:p>
     <w:p>
@@ -18091,7 +18270,36 @@
         </w:numPr>
       </w:pPr>
       <w:r>
-        <w:t xml:space="preserve">Only the gateway (port 8080) and the web application should be exposed outside the machine; SQL Server, RabbitMQ, Mailpit, and the ports 3001 to 3006 must not be accessible from outside.</w:t>
+        <w:t xml:space="preserve">The</w:t>
+      </w:r>
+      <w:r>
+        <w:t xml:space="preserve"> </w:t>
+      </w:r>
+      <w:r>
+        <w:rPr>
+          <w:i/>
+          <w:iCs/>
+        </w:rPr>
+        <w:t xml:space="preserve">.env</w:t>
+      </w:r>
+      <w:r>
+        <w:t xml:space="preserve"> </w:t>
+      </w:r>
+      <w:r>
+        <w:t xml:space="preserve">file is not versioned and has restricted permissions; the repository only contains</w:t>
+      </w:r>
+      <w:r>
+        <w:t xml:space="preserve"> </w:t>
+      </w:r>
+      <w:r>
+        <w:rPr>
+          <w:i/>
+          <w:iCs/>
+        </w:rPr>
+        <w:t xml:space="preserve">.env.example</w:t>
+      </w:r>
+      <w:r>
+        <w:t xml:space="preserve">.</w:t>
       </w:r>
     </w:p>
     <w:p>
@@ -18103,7 +18311,39 @@
         </w:numPr>
       </w:pPr>
       <w:r>
-        <w:t xml:space="preserve">Outside the local environment, use HTTPS with TLS 1.2 or higher.</w:t>
+        <w:t xml:space="preserve">The JWT secret (minimum 32 bytes), the</w:t>
+      </w:r>
+      <w:r>
+        <w:t xml:space="preserve"> </w:t>
+      </w:r>
+      <w:r>
+        <w:rPr>
+          <w:i/>
+          <w:iCs/>
+        </w:rPr>
+        <w:t xml:space="preserve">sa</w:t>
+      </w:r>
+      <w:r>
+        <w:t xml:space="preserve"> </w:t>
+      </w:r>
+      <w:r>
+        <w:t xml:space="preserve">password, the RabbitMQ password, and</w:t>
+      </w:r>
+      <w:r>
+        <w:t xml:space="preserve"> </w:t>
+      </w:r>
+      <w:r>
+        <w:rPr>
+          <w:i/>
+          <w:iCs/>
+        </w:rPr>
+        <w:t xml:space="preserve">INTERNAL_API_KEY</w:t>
+      </w:r>
+      <w:r>
+        <w:t xml:space="preserve"> </w:t>
+      </w:r>
+      <w:r>
+        <w:t xml:space="preserve">must be changed before any shared deployment and immediately if a compromise is suspected. Changing the JWT secret invalidates all the tokens issued and forces everyone to log in again.</w:t>
       </w:r>
     </w:p>
     <w:p>
@@ -18115,11 +18355,101 @@
         </w:numPr>
       </w:pPr>
       <w:r>
+        <w:t xml:space="preserve">In the current local environment the services connect with the</w:t>
+      </w:r>
+      <w:r>
+        <w:t xml:space="preserve"> </w:t>
+      </w:r>
+      <w:r>
+        <w:rPr>
+          <w:i/>
+          <w:iCs/>
+        </w:rPr>
+        <w:t xml:space="preserve">sa</w:t>
+      </w:r>
+      <w:r>
+        <w:t xml:space="preserve"> </w:t>
+      </w:r>
+      <w:r>
+        <w:t xml:space="preserve">account. Before any shared deployment, create a login per service with rights only on its own schemas (pending improvement).</w:t>
+      </w:r>
+    </w:p>
+    <w:p>
+      <w:pPr>
+        <w:pStyle w:val="Compact"/>
+        <w:numPr>
+          <w:ilvl w:val="0"/>
+          <w:numId w:val="1048"/>
+        </w:numPr>
+      </w:pPr>
+      <w:r>
+        <w:t xml:space="preserve">The demonstration accounts of the</w:t>
+      </w:r>
+      <w:r>
+        <w:t xml:space="preserve"> </w:t>
+      </w:r>
+      <w:r>
+        <w:rPr>
+          <w:i/>
+          <w:iCs/>
+        </w:rPr>
+        <w:t xml:space="preserve">dev</w:t>
+      </w:r>
+      <w:r>
+        <w:t xml:space="preserve"> </w:t>
+      </w:r>
+      <w:r>
+        <w:t xml:space="preserve">profile must never reach a shared deployment.</w:t>
+      </w:r>
+    </w:p>
+    <w:bookmarkEnd w:id="132"/>
+    <w:bookmarkStart w:id="133" w:name="X4a0870b90fa6c4a0be6d0ee5b667e629e73ded0"/>
+    <w:p>
+      <w:pPr>
+        <w:pStyle w:val="Heading3"/>
+      </w:pPr>
+      <w:r>
+        <w:t xml:space="preserve">17.4 Network and Exposure</w:t>
+      </w:r>
+    </w:p>
+    <w:p>
+      <w:pPr>
+        <w:pStyle w:val="Compact"/>
+        <w:numPr>
+          <w:ilvl w:val="0"/>
+          <w:numId w:val="1049"/>
+        </w:numPr>
+      </w:pPr>
+      <w:r>
+        <w:t xml:space="preserve">Only the gateway (port 8080) and the web application should be exposed outside the machine; SQL Server, RabbitMQ, Mailpit, and the ports 3001 to 3006 must not be accessible from outside.</w:t>
+      </w:r>
+    </w:p>
+    <w:p>
+      <w:pPr>
+        <w:pStyle w:val="Compact"/>
+        <w:numPr>
+          <w:ilvl w:val="0"/>
+          <w:numId w:val="1049"/>
+        </w:numPr>
+      </w:pPr>
+      <w:r>
+        <w:t xml:space="preserve">Outside the local environment, use HTTPS with TLS 1.2 or higher.</w:t>
+      </w:r>
+    </w:p>
+    <w:p>
+      <w:pPr>
+        <w:pStyle w:val="Compact"/>
+        <w:numPr>
+          <w:ilvl w:val="0"/>
+          <w:numId w:val="1049"/>
+        </w:numPr>
+      </w:pPr>
+      <w:r>
         <w:t xml:space="preserve">The gateway does not apply a request rate limit. Account lockout stops someone trying to guess passwords, but on a server exposed to the internet a rate limit should also be added in the proxy (Caddy) or in the gateway.</w:t>
       </w:r>
     </w:p>
-    <w:bookmarkEnd w:id="130"/>
-    <w:bookmarkStart w:id="131" w:name="X46475ffb964a9fc3cb87b3d76db0442370fca8d"/>
+    <w:bookmarkEnd w:id="133"/>
+    <w:bookmarkStart w:id="134" w:name="X46475ffb964a9fc3cb87b3d76db0442370fca8d"/>
     <w:p>
       <w:pPr>
         <w:pStyle w:val="Heading3"/>
@@ -18400,8 +18730,8 @@
         <w:t xml:space="preserve">Prepared by the authors from ADR-004, ADR-006, ADR-008, and the technical backlog of the project.</w:t>
       </w:r>
     </w:p>
-    <w:bookmarkEnd w:id="131"/>
-    <w:bookmarkStart w:id="132" w:name="Xeda79ad1f1b17db7e8288ee121dc9294bbf3b78"/>
+    <w:bookmarkEnd w:id="134"/>
+    <w:bookmarkStart w:id="135" w:name="Xeda79ad1f1b17db7e8288ee121dc9294bbf3b78"/>
     <w:p>
       <w:pPr>
         <w:pStyle w:val="Heading3"/>
@@ -19161,8 +19491,8 @@
         <w:t xml:space="preserve">"DBCC CHECKDB ([LavaRapido]) WITH NO_INFOMSGS"</w:t>
       </w:r>
     </w:p>
-    <w:bookmarkEnd w:id="132"/>
-    <w:bookmarkStart w:id="133" w:name="Xe2ac909301c23b06afcbc203db2b6330e815d34"/>
+    <w:bookmarkEnd w:id="135"/>
+    <w:bookmarkStart w:id="136" w:name="Xe2ac909301c23b06afcbc203db2b6330e815d34"/>
     <w:p>
       <w:pPr>
         <w:pStyle w:val="Heading3"/>
@@ -19982,8 +20312,8 @@
         <w:t xml:space="preserve">Installation problems are detailed in the Installation Manual, section 17.</w:t>
       </w:r>
     </w:p>
-    <w:bookmarkEnd w:id="133"/>
-    <w:bookmarkStart w:id="134" w:name="Xfadc322e054df5ba86f0b82d8fc44eb8d804050"/>
+    <w:bookmarkEnd w:id="136"/>
+    <w:bookmarkStart w:id="137" w:name="Xfadc322e054df5ba86f0b82d8fc44eb8d804050"/>
     <w:p>
       <w:pPr>
         <w:pStyle w:val="Heading3"/>
@@ -20232,9 +20562,9 @@
         <w:t xml:space="preserve">Every incident must be recorded with the date, who detected it, the description, the severity, the cause, the actions, the result, and the measures to prevent its recurrence (Annex C).</w:t>
       </w:r>
     </w:p>
-    <w:bookmarkEnd w:id="134"/>
-    <w:bookmarkEnd w:id="135"/>
-    <w:bookmarkStart w:id="136" w:name="X6cb5874b4dca1f069fcc4e14c2e778616fd467e"/>
+    <w:bookmarkEnd w:id="137"/>
+    <w:bookmarkEnd w:id="138"/>
+    <w:bookmarkStart w:id="139" w:name="X6cb5874b4dca1f069fcc4e14c2e778616fd467e"/>
     <w:p>
       <w:pPr>
         <w:pStyle w:val="Heading2"/>
@@ -20755,8 +21085,8 @@
         <w:t xml:space="preserve">Prepared by the authors from the project documentation.</w:t>
       </w:r>
     </w:p>
-    <w:bookmarkEnd w:id="136"/>
-    <w:bookmarkStart w:id="147" w:name="references"/>
+    <w:bookmarkEnd w:id="139"/>
+    <w:bookmarkStart w:id="150" w:name="references"/>
     <w:p>
       <w:pPr>
         <w:pStyle w:val="Heading2"/>
@@ -20791,7 +21121,7 @@
       <w:r>
         <w:t xml:space="preserve"> </w:t>
       </w:r>
-      <w:hyperlink r:id="rId137">
+      <w:hyperlink r:id="rId140">
         <w:r>
           <w:rPr>
             <w:rStyle w:val="Hyperlink"/>
@@ -20826,7 +21156,7 @@
       <w:r>
         <w:t xml:space="preserve"> </w:t>
       </w:r>
-      <w:hyperlink r:id="rId138">
+      <w:hyperlink r:id="rId141">
         <w:r>
           <w:rPr>
             <w:rStyle w:val="Hyperlink"/>
@@ -20861,7 +21191,7 @@
       <w:r>
         <w:t xml:space="preserve"> </w:t>
       </w:r>
-      <w:hyperlink r:id="rId139">
+      <w:hyperlink r:id="rId142">
         <w:r>
           <w:rPr>
             <w:rStyle w:val="Hyperlink"/>
@@ -20893,7 +21223,7 @@
       <w:r>
         <w:t xml:space="preserve"> </w:t>
       </w:r>
-      <w:hyperlink r:id="rId140">
+      <w:hyperlink r:id="rId143">
         <w:r>
           <w:rPr>
             <w:rStyle w:val="Hyperlink"/>
@@ -20925,7 +21255,7 @@
       <w:r>
         <w:t xml:space="preserve"> </w:t>
       </w:r>
-      <w:hyperlink r:id="rId141">
+      <w:hyperlink r:id="rId144">
         <w:r>
           <w:rPr>
             <w:rStyle w:val="Hyperlink"/>
@@ -20984,7 +21314,7 @@
       <w:r>
         <w:t xml:space="preserve"> </w:t>
       </w:r>
-      <w:hyperlink r:id="rId142">
+      <w:hyperlink r:id="rId145">
         <w:r>
           <w:rPr>
             <w:rStyle w:val="Hyperlink"/>
@@ -21019,7 +21349,7 @@
       <w:r>
         <w:t xml:space="preserve"> </w:t>
       </w:r>
-      <w:hyperlink r:id="rId143">
+      <w:hyperlink r:id="rId146">
         <w:r>
           <w:rPr>
             <w:rStyle w:val="Hyperlink"/>
@@ -21054,7 +21384,7 @@
       <w:r>
         <w:t xml:space="preserve"> </w:t>
       </w:r>
-      <w:hyperlink r:id="rId144">
+      <w:hyperlink r:id="rId147">
         <w:r>
           <w:rPr>
             <w:rStyle w:val="Hyperlink"/>
@@ -21089,7 +21419,7 @@
       <w:r>
         <w:t xml:space="preserve"> </w:t>
       </w:r>
-      <w:hyperlink r:id="rId145">
+      <w:hyperlink r:id="rId148">
         <w:r>
           <w:rPr>
             <w:rStyle w:val="Hyperlink"/>
@@ -21124,7 +21454,7 @@
       <w:r>
         <w:t xml:space="preserve"> </w:t>
       </w:r>
-      <w:hyperlink r:id="rId146">
+      <w:hyperlink r:id="rId149">
         <w:r>
           <w:rPr>
             <w:rStyle w:val="Hyperlink"/>
@@ -21133,8 +21463,8 @@
         </w:r>
       </w:hyperlink>
     </w:p>
-    <w:bookmarkEnd w:id="147"/>
-    <w:bookmarkStart w:id="152" w:name="X3ebececf266e1d58a5da7182dd2ea53c277ac9c"/>
+    <w:bookmarkEnd w:id="150"/>
+    <w:bookmarkStart w:id="155" w:name="X3ebececf266e1d58a5da7182dd2ea53c277ac9c"/>
     <w:p>
       <w:pPr>
         <w:pStyle w:val="Heading2"/>
@@ -21143,7 +21473,7 @@
         <w:t xml:space="preserve">19. Annexes</w:t>
       </w:r>
     </w:p>
-    <w:bookmarkStart w:id="148" w:name="annex-a-source-of-the-screenshots"/>
+    <w:bookmarkStart w:id="151" w:name="annex-a-source-of-the-screenshots"/>
     <w:p>
       <w:pPr>
         <w:pStyle w:val="Heading3"/>
@@ -21205,8 +21535,8 @@
         <w:t xml:space="preserve">folder.</w:t>
       </w:r>
     </w:p>
-    <w:bookmarkEnd w:id="148"/>
-    <w:bookmarkStart w:id="149" w:name="X719a53e5da98359ae1512a7bf320875fef9c36a"/>
+    <w:bookmarkEnd w:id="151"/>
+    <w:bookmarkStart w:id="152" w:name="X719a53e5da98359ae1512a7bf320875fef9c36a"/>
     <w:p>
       <w:pPr>
         <w:pStyle w:val="Heading3"/>
@@ -21517,8 +21847,8 @@
         <w:t xml:space="preserve">Prepared by the authors from the verification of the source code and the technical backlog of the project.</w:t>
       </w:r>
     </w:p>
-    <w:bookmarkEnd w:id="149"/>
-    <w:bookmarkStart w:id="150" w:name="annex-c-incident-record-template"/>
+    <w:bookmarkEnd w:id="152"/>
+    <w:bookmarkStart w:id="153" w:name="annex-c-incident-record-template"/>
     <w:p>
       <w:pPr>
         <w:pStyle w:val="Heading3"/>
@@ -21802,8 +22132,8 @@
         </w:tc>
       </w:tr>
     </w:tbl>
-    <w:bookmarkEnd w:id="150"/>
-    <w:bookmarkStart w:id="151" w:name="annex-d-delivery-checklist"/>
+    <w:bookmarkEnd w:id="153"/>
+    <w:bookmarkStart w:id="154" w:name="annex-d-delivery-checklist"/>
     <w:p>
       <w:pPr>
         <w:pStyle w:val="Heading3"/>
@@ -22108,9 +22438,9 @@
         <w:t xml:space="preserve">Adapted from the checklist of the guide for writing software manuals (SENA, 2026).</w:t>
       </w:r>
     </w:p>
-    <w:bookmarkEnd w:id="151"/>
-    <w:bookmarkEnd w:id="152"/>
-    <w:bookmarkEnd w:id="153"/>
+    <w:bookmarkEnd w:id="154"/>
+    <w:bookmarkEnd w:id="155"/>
+    <w:bookmarkEnd w:id="156"/>
     <w:sectPr>
       <w:footnotePr>
         <w:numRestart w:val="eachSect"/>
@@ -23049,9 +23379,6 @@
     </w:lvlOverride>
   </w:num>
   <w:num w:numId="1042">
-    <w:abstractNumId w:val="991"/>
-  </w:num>
-  <w:num w:numId="1043">
     <w:abstractNumId w:val="99411"/>
     <w:lvlOverride w:ilvl="0">
       <w:startOverride w:val="1"/>
@@ -23081,8 +23408,38 @@
       <w:startOverride w:val="1"/>
     </w:lvlOverride>
   </w:num>
+  <w:num w:numId="1043">
+    <w:abstractNumId w:val="991"/>
+  </w:num>
   <w:num w:numId="1044">
-    <w:abstractNumId w:val="991"/>
+    <w:abstractNumId w:val="99411"/>
+    <w:lvlOverride w:ilvl="0">
+      <w:startOverride w:val="1"/>
+    </w:lvlOverride>
+    <w:lvlOverride w:ilvl="1">
+      <w:startOverride w:val="1"/>
+    </w:lvlOverride>
+    <w:lvlOverride w:ilvl="2">
+      <w:startOverride w:val="1"/>
+    </w:lvlOverride>
+    <w:lvlOverride w:ilvl="3">
+      <w:startOverride w:val="1"/>
+    </w:lvlOverride>
+    <w:lvlOverride w:ilvl="4">
+      <w:startOverride w:val="1"/>
+    </w:lvlOverride>
+    <w:lvlOverride w:ilvl="5">
+      <w:startOverride w:val="1"/>
+    </w:lvlOverride>
+    <w:lvlOverride w:ilvl="6">
+      <w:startOverride w:val="1"/>
+    </w:lvlOverride>
+    <w:lvlOverride w:ilvl="7">
+      <w:startOverride w:val="1"/>
+    </w:lvlOverride>
+    <w:lvlOverride w:ilvl="8">
+      <w:startOverride w:val="1"/>
+    </w:lvlOverride>
   </w:num>
   <w:num w:numId="1045">
     <w:abstractNumId w:val="991"/>
@@ -23094,6 +23451,9 @@
     <w:abstractNumId w:val="991"/>
   </w:num>
   <w:num w:numId="1048">
+    <w:abstractNumId w:val="991"/>
+  </w:num>
+  <w:num w:numId="1049">
     <w:abstractNumId w:val="991"/>
   </w:num>
 </w:numbering>

--- a/09_MANUALES/EN/WORD/09_Administrator_Manual.docx
+++ b/09_MANUALES/EN/WORD/09_Administrator_Manual.docx
@@ -7452,7 +7452,23 @@
         <w:pStyle w:val="FirstParagraph"/>
       </w:pPr>
       <w:r>
-        <w:t xml:space="preserve">The legal name, the tax ID, and the address are required; the phone must have at least 7 digits, the email must be valid, and the founding date cannot be in the future.</w:t>
+        <w:t xml:space="preserve">The legal name, the tax ID, and the address are required; the phone must have at least 7 digits, the email must be valid, and the founding date cannot be in the future. In the mobile app,</w:t>
+      </w:r>
+      <w:r>
+        <w:t xml:space="preserve"> </w:t>
+      </w:r>
+      <w:r>
+        <w:rPr>
+          <w:b/>
+          <w:bCs/>
+        </w:rPr>
+        <w:t xml:space="preserve">More &gt; Settings &gt; Business data</w:t>
+      </w:r>
+      <w:r>
+        <w:t xml:space="preserve"> </w:t>
+      </w:r>
+      <w:r>
+        <w:t xml:space="preserve">shows the same cards with their pencil and saves to the same place.</w:t>
       </w:r>
     </w:p>
     <w:p>

--- a/09_MANUALES/EN/WORD/09_Administrator_Manual.docx
+++ b/09_MANUALES/EN/WORD/09_Administrator_Manual.docx
@@ -499,6 +499,52 @@
           </w:p>
         </w:tc>
       </w:tr>
+      <w:tr>
+        <w:tc>
+          <w:tcPr/>
+          <w:p>
+            <w:pPr>
+              <w:pStyle w:val="Compact"/>
+            </w:pPr>
+            <w:r>
+              <w:t xml:space="preserve">4.4</w:t>
+            </w:r>
+          </w:p>
+        </w:tc>
+        <w:tc>
+          <w:tcPr/>
+          <w:p>
+            <w:pPr>
+              <w:pStyle w:val="Compact"/>
+            </w:pPr>
+            <w:r>
+              <w:t xml:space="preserve">2026-10-20</w:t>
+            </w:r>
+          </w:p>
+        </w:tc>
+        <w:tc>
+          <w:tcPr/>
+          <w:p>
+            <w:pPr>
+              <w:pStyle w:val="Compact"/>
+            </w:pPr>
+            <w:r>
+              <w:t xml:space="preserve">The user type change from Management &gt; Users was removed, since the team reverted it in the web, the app, and the server: the role is chosen when the account is created (section 10.3). The Registered filter was removed from the users list (section 9.2). Notifications open their detail with a button to go to Bookings or home (section 12.7).</w:t>
+            </w:r>
+          </w:p>
+        </w:tc>
+        <w:tc>
+          <w:tcPr/>
+          <w:p>
+            <w:pPr>
+              <w:pStyle w:val="Compact"/>
+            </w:pPr>
+            <w:r>
+              <w:t xml:space="preserve">Development team</w:t>
+            </w:r>
+          </w:p>
+        </w:tc>
+      </w:tr>
     </w:tbl>
     <w:p>
       <w:pPr>
@@ -3570,18 +3616,18 @@
               <w:pStyle w:val="Compact"/>
             </w:pPr>
             <w:r>
-              <w:t xml:space="preserve">Creates accounts, changes their user type, and activates or deactivates them.</w:t>
-            </w:r>
-          </w:p>
-        </w:tc>
-        <w:tc>
-          <w:tcPr/>
-          <w:p>
-            <w:pPr>
-              <w:pStyle w:val="Compact"/>
-            </w:pPr>
-            <w:r>
-              <w:t xml:space="preserve">Accounts are deactivated, not deleted; an administrator account is not deactivated and nobody changes their own user type.</w:t>
+              <w:t xml:space="preserve">Creates accounts with their user type and activates or deactivates them.</w:t>
+            </w:r>
+          </w:p>
+        </w:tc>
+        <w:tc>
+          <w:tcPr/>
+          <w:p>
+            <w:pPr>
+              <w:pStyle w:val="Compact"/>
+            </w:pPr>
+            <w:r>
+              <w:t xml:space="preserve">Accounts are deactivated, not deleted; the user type is not changed after the account is created; an administrator account is not deactivated and nobody deactivates their own.</w:t>
             </w:r>
           </w:p>
         </w:tc>
@@ -4618,23 +4664,23 @@
         <w:pStyle w:val="BodyText"/>
       </w:pPr>
       <w:r>
-        <w:t xml:space="preserve">To turn an existing account into an administrator (for example, one registered from the public screen), another administrator changes its user type in</w:t>
-      </w:r>
-      <w:r>
-        <w:t xml:space="preserve"> </w:t>
-      </w:r>
-      <w:r>
-        <w:rPr>
-          <w:b/>
-          <w:bCs/>
-        </w:rPr>
-        <w:t xml:space="preserve">Management &gt; Users</w:t>
-      </w:r>
-      <w:r>
-        <w:t xml:space="preserve"> </w:t>
-      </w:r>
-      <w:r>
-        <w:t xml:space="preserve">(section 10.3). Only when there is still no administrator with access is the role assigned with SQL, because the password was already generated by the application:</w:t>
+        <w:t xml:space="preserve">A new administrator is normally created from</w:t>
+      </w:r>
+      <w:r>
+        <w:t xml:space="preserve"> </w:t>
+      </w:r>
+      <w:r>
+        <w:rPr>
+          <w:b/>
+          <w:bCs/>
+        </w:rPr>
+        <w:t xml:space="preserve">Management &gt; Users &gt; Create user</w:t>
+      </w:r>
+      <w:r>
+        <w:t xml:space="preserve"> </w:t>
+      </w:r>
+      <w:r>
+        <w:t xml:space="preserve">with the Administrator role (section 9.3). The web and the app do not allow changing the user type of an existing account (section 10.3); if an account that already exists (for example, one registered from the public screen) must become an administrator, the IT administrator assigns the role with SQL, because the password was already generated by the application:</w:t>
       </w:r>
     </w:p>
     <w:p>
@@ -5243,7 +5289,7 @@
         <w:t xml:space="preserve">Status</w:t>
       </w:r>
       <w:r>
-        <w:t xml:space="preserve">. The user type is changed in the same table (section 10.3).</w:t>
+        <w:t xml:space="preserve">. The user type is only shown; it is not changed from the table (section 10.3).</w:t>
       </w:r>
     </w:p>
     <w:p>
@@ -5268,23 +5314,10 @@
         <w:t xml:space="preserve">Enabled</w:t>
       </w:r>
       <w:r>
-        <w:t xml:space="preserve">,</w:t>
-      </w:r>
-      <w:r>
-        <w:t xml:space="preserve"> </w:t>
-      </w:r>
-      <w:r>
-        <w:rPr>
-          <w:b/>
-          <w:bCs/>
-        </w:rPr>
-        <w:t xml:space="preserve">Registered</w:t>
-      </w:r>
-      <w:r>
-        <w:t xml:space="preserve"> </w:t>
-      </w:r>
-      <w:r>
-        <w:t xml:space="preserve">(every account), and</w:t>
+        <w:t xml:space="preserve"> </w:t>
+      </w:r>
+      <w:r>
+        <w:t xml:space="preserve">and</w:t>
       </w:r>
       <w:r>
         <w:t xml:space="preserve"> </w:t>
@@ -5300,7 +5333,7 @@
         <w:t xml:space="preserve"> </w:t>
       </w:r>
       <w:r>
-        <w:t xml:space="preserve">filters and the search box to find an account;</w:t>
+        <w:t xml:space="preserve">filters and the search box (name, email, or user type) to find an account. If the search finds nothing,</w:t>
       </w:r>
       <w:r>
         <w:t xml:space="preserve"> </w:t>
@@ -5316,7 +5349,7 @@
         <w:t xml:space="preserve"> </w:t>
       </w:r>
       <w:r>
-        <w:t xml:space="preserve">removes them.</w:t>
+        <w:t xml:space="preserve">shows the enabled accounts again.</w:t>
       </w:r>
     </w:p>
     <w:p>
@@ -5846,7 +5879,7 @@
         <w:pStyle w:val="FirstParagraph"/>
       </w:pPr>
       <w:r>
-        <w:t xml:space="preserve">An administrator account cannot be deactivated: the button appears blocked with the message "An administrator account cannot be disabled. Change its user type first." To remove an administrator, first change their user type (section 10.3) and then deactivate the account. Nobody can deactivate their own account either, from this table or from</w:t>
+        <w:t xml:space="preserve">An administrator account cannot be deactivated: the button appears blocked with the message "An administrator account cannot be disabled." Since the user type is not changed from the panel (section 10.3), removing an administrator requires the IT administrator to take that role away in the database and write it down in the team's log. Nobody can deactivate their own account either, from this table or from</w:t>
       </w:r>
       <w:r>
         <w:t xml:space="preserve"> </w:t>
@@ -7029,13 +7062,13 @@
       </w:r>
     </w:p>
     <w:bookmarkEnd w:id="61"/>
-    <w:bookmarkStart w:id="62" w:name="Xa8d1573148ad9d978e2ebad6ad7576d887b59eb"/>
+    <w:bookmarkStart w:id="62" w:name="X9b302f2aaa8d2c0a7a01c1ef96a04375991b4d4"/>
     <w:p>
       <w:pPr>
         <w:pStyle w:val="Heading3"/>
       </w:pPr>
       <w:r>
-        <w:t xml:space="preserve">10.3 Changing a Person's Role</w:t>
+        <w:t xml:space="preserve">10.3 A Person's Role</w:t>
       </w:r>
     </w:p>
     <w:p>
@@ -7043,7 +7076,283 @@
         <w:pStyle w:val="FirstParagraph"/>
       </w:pPr>
       <w:r>
-        <w:t xml:space="preserve">Each account has one user type (Client, Operator, or Administrator), and the new one replaces the previous one.</w:t>
+        <w:t xml:space="preserve">Each account has one user type (Client, Operator, or Administrator), chosen when it is created: Client when the person signs up from the public screen, or the</w:t>
+      </w:r>
+      <w:r>
+        <w:t xml:space="preserve"> </w:t>
+      </w:r>
+      <w:r>
+        <w:rPr>
+          <w:b/>
+          <w:bCs/>
+        </w:rPr>
+        <w:t xml:space="preserve">Assigned role</w:t>
+      </w:r>
+      <w:r>
+        <w:t xml:space="preserve"> </w:t>
+      </w:r>
+      <w:r>
+        <w:t xml:space="preserve">of</w:t>
+      </w:r>
+      <w:r>
+        <w:t xml:space="preserve"> </w:t>
+      </w:r>
+      <w:r>
+        <w:rPr>
+          <w:b/>
+          <w:bCs/>
+        </w:rPr>
+        <w:t xml:space="preserve">Create user</w:t>
+      </w:r>
+      <w:r>
+        <w:t xml:space="preserve"> </w:t>
+      </w:r>
+      <w:r>
+        <w:t xml:space="preserve">(section 9.3) when the administrator creates it. Since October 20, 2026, the web and the app do not offer changing the user type of an existing account: the</w:t>
+      </w:r>
+      <w:r>
+        <w:t xml:space="preserve"> </w:t>
+      </w:r>
+      <w:r>
+        <w:rPr>
+          <w:b/>
+          <w:bCs/>
+        </w:rPr>
+        <w:t xml:space="preserve">User type</w:t>
+      </w:r>
+      <w:r>
+        <w:t xml:space="preserve"> </w:t>
+      </w:r>
+      <w:r>
+        <w:t xml:space="preserve">column of</w:t>
+      </w:r>
+      <w:r>
+        <w:t xml:space="preserve"> </w:t>
+      </w:r>
+      <w:r>
+        <w:rPr>
+          <w:b/>
+          <w:bCs/>
+        </w:rPr>
+        <w:t xml:space="preserve">Management &gt; Users</w:t>
+      </w:r>
+      <w:r>
+        <w:t xml:space="preserve"> </w:t>
+      </w:r>
+      <w:r>
+        <w:t xml:space="preserve">only shows it, and the server has no route to change it.</w:t>
+      </w:r>
+    </w:p>
+    <w:p>
+      <w:pPr>
+        <w:pStyle w:val="BodyText"/>
+      </w:pPr>
+      <w:r>
+        <w:t xml:space="preserve">If a person really needs another role, the IT administrator adjusts it in the database (</w:t>
+      </w:r>
+      <w:r>
+        <w:rPr>
+          <w:i/>
+          <w:iCs/>
+        </w:rPr>
+        <w:t xml:space="preserve">security.user_role</w:t>
+      </w:r>
+      <w:r>
+        <w:t xml:space="preserve">, with the same procedure as section 8.4), asks the person to sign out and sign in again, and records who asked for the change and why in the team's log. If the new role is Operator, the operations service creates their operator record the next time the operators are listed; then give them shifts in</w:t>
+      </w:r>
+      <w:r>
+        <w:t xml:space="preserve"> </w:t>
+      </w:r>
+      <w:r>
+        <w:rPr>
+          <w:b/>
+          <w:bCs/>
+        </w:rPr>
+        <w:t xml:space="preserve">Operators</w:t>
+      </w:r>
+      <w:r>
+        <w:t xml:space="preserve"> </w:t>
+      </w:r>
+      <w:r>
+        <w:t xml:space="preserve">(section 12).</w:t>
+      </w:r>
+    </w:p>
+    <w:bookmarkEnd w:id="62"/>
+    <w:bookmarkEnd w:id="63"/>
+    <w:bookmarkStart w:id="79" w:name="X71ecd1b085ab435e58ac67509a10673ea2e4d64"/>
+    <w:p>
+      <w:pPr>
+        <w:pStyle w:val="Heading2"/>
+      </w:pPr>
+      <w:r>
+        <w:t xml:space="preserve">11. System Configuration</w:t>
+      </w:r>
+    </w:p>
+    <w:bookmarkStart w:id="67" w:name="X85cf747b227d6304ce92c310cdae4dc283b4180"/>
+    <w:p>
+      <w:pPr>
+        <w:pStyle w:val="Heading3"/>
+      </w:pPr>
+      <w:r>
+        <w:t xml:space="preserve">11.1 Business Data</w:t>
+      </w:r>
+    </w:p>
+    <w:p>
+      <w:pPr>
+        <w:pStyle w:val="FirstParagraph"/>
+      </w:pPr>
+      <w:r>
+        <w:rPr>
+          <w:b/>
+          <w:bCs/>
+        </w:rPr>
+        <w:t xml:space="preserve">Settings &gt; Business data</w:t>
+      </w:r>
+      <w:r>
+        <w:t xml:space="preserve"> </w:t>
+      </w:r>
+      <w:r>
+        <w:t xml:space="preserve">(route</w:t>
+      </w:r>
+      <w:r>
+        <w:t xml:space="preserve"> </w:t>
+      </w:r>
+      <w:r>
+        <w:rPr>
+          <w:i/>
+          <w:iCs/>
+        </w:rPr>
+        <w:t xml:space="preserve">/admin/settings</w:t>
+      </w:r>
+      <w:r>
+        <w:t xml:space="preserve">) gathers the data of the business in four cards:</w:t>
+      </w:r>
+      <w:r>
+        <w:t xml:space="preserve"> </w:t>
+      </w:r>
+      <w:r>
+        <w:rPr>
+          <w:b/>
+          <w:bCs/>
+        </w:rPr>
+        <w:t xml:space="preserve">General information</w:t>
+      </w:r>
+      <w:r>
+        <w:t xml:space="preserve"> </w:t>
+      </w:r>
+      <w:r>
+        <w:t xml:space="preserve">(legal name, trade name, tax ID, business type, founding date, and legal representative),</w:t>
+      </w:r>
+      <w:r>
+        <w:t xml:space="preserve"> </w:t>
+      </w:r>
+      <w:r>
+        <w:rPr>
+          <w:b/>
+          <w:bCs/>
+        </w:rPr>
+        <w:t xml:space="preserve">Location &amp; contact</w:t>
+      </w:r>
+      <w:r>
+        <w:t xml:space="preserve"> </w:t>
+      </w:r>
+      <w:r>
+        <w:t xml:space="preserve">(address, phones, and email),</w:t>
+      </w:r>
+      <w:r>
+        <w:t xml:space="preserve"> </w:t>
+      </w:r>
+      <w:r>
+        <w:rPr>
+          <w:b/>
+          <w:bCs/>
+        </w:rPr>
+        <w:t xml:space="preserve">Tax information</w:t>
+      </w:r>
+      <w:r>
+        <w:t xml:space="preserve"> </w:t>
+      </w:r>
+      <w:r>
+        <w:t xml:space="preserve">(tax regime, CIIU activity, DIAN resolution, invoice prefix, and range), and</w:t>
+      </w:r>
+      <w:r>
+        <w:t xml:space="preserve"> </w:t>
+      </w:r>
+      <w:r>
+        <w:rPr>
+          <w:b/>
+          <w:bCs/>
+        </w:rPr>
+        <w:t xml:space="preserve">Official channels</w:t>
+      </w:r>
+      <w:r>
+        <w:t xml:space="preserve"> </w:t>
+      </w:r>
+      <w:r>
+        <w:t xml:space="preserve">(website, social networks, support line, and service hours). These data are saved in booking-service (</w:t>
+      </w:r>
+      <w:r>
+        <w:rPr>
+          <w:i/>
+          <w:iCs/>
+        </w:rPr>
+        <w:t xml:space="preserve">GET</w:t>
+      </w:r>
+      <w:r>
+        <w:t xml:space="preserve"> </w:t>
+      </w:r>
+      <w:r>
+        <w:t xml:space="preserve">and</w:t>
+      </w:r>
+      <w:r>
+        <w:t xml:space="preserve"> </w:t>
+      </w:r>
+      <w:r>
+        <w:rPr>
+          <w:i/>
+          <w:iCs/>
+        </w:rPr>
+        <w:t xml:space="preserve">PUT /api/v1/admin/establishment</w:t>
+      </w:r>
+      <w:r>
+        <w:t xml:space="preserve">), which validates each field before saving it. They are the same data customers see on the home page, in the footer, and in the help center, so a change reaches every user when the page is reloaded. The accounts and QR codes for receiving payments are configured separately, in</w:t>
+      </w:r>
+      <w:r>
+        <w:t xml:space="preserve"> </w:t>
+      </w:r>
+      <w:r>
+        <w:rPr>
+          <w:b/>
+          <w:bCs/>
+        </w:rPr>
+        <w:t xml:space="preserve">Payment methods</w:t>
+      </w:r>
+      <w:r>
+        <w:t xml:space="preserve"> </w:t>
+      </w:r>
+      <w:r>
+        <w:t xml:space="preserve">(section 11.4).</w:t>
+      </w:r>
+    </w:p>
+    <w:p>
+      <w:pPr>
+        <w:pStyle w:val="BodyText"/>
+      </w:pPr>
+      <w:r>
+        <w:t xml:space="preserve">The system is delivered without the data of a real business: missing fields show</w:t>
+      </w:r>
+      <w:r>
+        <w:t xml:space="preserve"> </w:t>
+      </w:r>
+      <w:r>
+        <w:rPr>
+          <w:b/>
+          <w:bCs/>
+        </w:rPr>
+        <w:t xml:space="preserve">To be completed</w:t>
+      </w:r>
+      <w:r>
+        <w:t xml:space="preserve">, and a notice at the top of the screen reminds the administrator to fill them in when the system is implemented for a company.</w:t>
       </w:r>
     </w:p>
     <w:p>
@@ -7055,20 +7364,7 @@
         </w:numPr>
       </w:pPr>
       <w:r>
-        <w:t xml:space="preserve">In</w:t>
-      </w:r>
-      <w:r>
-        <w:t xml:space="preserve"> </w:t>
-      </w:r>
-      <w:r>
-        <w:rPr>
-          <w:b/>
-          <w:bCs/>
-        </w:rPr>
-        <w:t xml:space="preserve">Management &gt; Users</w:t>
-      </w:r>
-      <w:r>
-        <w:t xml:space="preserve">, locate the account.</w:t>
+        <w:t xml:space="preserve">Click the pencil of the card to change.</w:t>
       </w:r>
     </w:p>
     <w:p>
@@ -7080,39 +7376,33 @@
         </w:numPr>
       </w:pPr>
       <w:r>
-        <w:t xml:space="preserve">In the</w:t>
-      </w:r>
-      <w:r>
-        <w:t xml:space="preserve"> </w:t>
-      </w:r>
-      <w:r>
-        <w:rPr>
-          <w:b/>
-          <w:bCs/>
-        </w:rPr>
-        <w:t xml:space="preserve">User type</w:t>
-      </w:r>
-      <w:r>
-        <w:t xml:space="preserve"> </w:t>
-      </w:r>
-      <w:r>
-        <w:t xml:space="preserve">column, choose the new type in the</w:t>
-      </w:r>
-      <w:r>
-        <w:t xml:space="preserve"> </w:t>
-      </w:r>
-      <w:r>
-        <w:rPr>
-          <w:b/>
-          <w:bCs/>
-        </w:rPr>
-        <w:t xml:space="preserve">Change user type</w:t>
-      </w:r>
-      <w:r>
-        <w:t xml:space="preserve"> </w:t>
-      </w:r>
-      <w:r>
-        <w:t xml:space="preserve">list.</w:t>
+        <w:t xml:space="preserve">Fill in the fields in the window and click</w:t>
+      </w:r>
+      <w:r>
+        <w:t xml:space="preserve"> </w:t>
+      </w:r>
+      <w:r>
+        <w:rPr>
+          <w:b/>
+          <w:bCs/>
+        </w:rPr>
+        <w:t xml:space="preserve">Apply</w:t>
+      </w:r>
+      <w:r>
+        <w:t xml:space="preserve">. The screen shows</w:t>
+      </w:r>
+      <w:r>
+        <w:t xml:space="preserve"> </w:t>
+      </w:r>
+      <w:r>
+        <w:rPr>
+          <w:b/>
+          <w:bCs/>
+        </w:rPr>
+        <w:t xml:space="preserve">Unsaved changes</w:t>
+      </w:r>
+      <w:r>
+        <w:t xml:space="preserve">.</w:t>
       </w:r>
     </w:p>
     <w:p>
@@ -7121,294 +7411,6 @@
         <w:numPr>
           <w:ilvl w:val="0"/>
           <w:numId w:val="1028"/>
-        </w:numPr>
-      </w:pPr>
-      <w:r>
-        <w:t xml:space="preserve">Confirm the message "Change the user type?", which warns that the person's open sessions will be closed.</w:t>
-      </w:r>
-    </w:p>
-    <w:p>
-      <w:pPr>
-        <w:pStyle w:val="Compact"/>
-        <w:numPr>
-          <w:ilvl w:val="0"/>
-          <w:numId w:val="1028"/>
-        </w:numPr>
-      </w:pPr>
-      <w:r>
-        <w:t xml:space="preserve">Ask the person to sign in again: they will enter the panel of their new role.</w:t>
-      </w:r>
-    </w:p>
-    <w:p>
-      <w:pPr>
-        <w:pStyle w:val="Compact"/>
-        <w:numPr>
-          <w:ilvl w:val="0"/>
-          <w:numId w:val="1028"/>
-        </w:numPr>
-      </w:pPr>
-      <w:r>
-        <w:t xml:space="preserve">If the new type is Operator, the operations service creates their operator record the next time the operators are listed; give them shifts in</w:t>
-      </w:r>
-      <w:r>
-        <w:t xml:space="preserve"> </w:t>
-      </w:r>
-      <w:r>
-        <w:rPr>
-          <w:b/>
-          <w:bCs/>
-        </w:rPr>
-        <w:t xml:space="preserve">Operators</w:t>
-      </w:r>
-      <w:r>
-        <w:t xml:space="preserve"> </w:t>
-      </w:r>
-      <w:r>
-        <w:t xml:space="preserve">(section 12).</w:t>
-      </w:r>
-    </w:p>
-    <w:p>
-      <w:pPr>
-        <w:pStyle w:val="FirstParagraph"/>
-      </w:pPr>
-      <w:r>
-        <w:t xml:space="preserve">Your own account does not show the list but the user type as a label ("You cannot change the user type of your own account"). It is recommended to record who asked for the change and why in the team's log.</w:t>
-      </w:r>
-    </w:p>
-    <w:bookmarkEnd w:id="62"/>
-    <w:bookmarkEnd w:id="63"/>
-    <w:bookmarkStart w:id="79" w:name="X71ecd1b085ab435e58ac67509a10673ea2e4d64"/>
-    <w:p>
-      <w:pPr>
-        <w:pStyle w:val="Heading2"/>
-      </w:pPr>
-      <w:r>
-        <w:t xml:space="preserve">11. System Configuration</w:t>
-      </w:r>
-    </w:p>
-    <w:bookmarkStart w:id="67" w:name="X85cf747b227d6304ce92c310cdae4dc283b4180"/>
-    <w:p>
-      <w:pPr>
-        <w:pStyle w:val="Heading3"/>
-      </w:pPr>
-      <w:r>
-        <w:t xml:space="preserve">11.1 Business Data</w:t>
-      </w:r>
-    </w:p>
-    <w:p>
-      <w:pPr>
-        <w:pStyle w:val="FirstParagraph"/>
-      </w:pPr>
-      <w:r>
-        <w:rPr>
-          <w:b/>
-          <w:bCs/>
-        </w:rPr>
-        <w:t xml:space="preserve">Settings &gt; Business data</w:t>
-      </w:r>
-      <w:r>
-        <w:t xml:space="preserve"> </w:t>
-      </w:r>
-      <w:r>
-        <w:t xml:space="preserve">(route</w:t>
-      </w:r>
-      <w:r>
-        <w:t xml:space="preserve"> </w:t>
-      </w:r>
-      <w:r>
-        <w:rPr>
-          <w:i/>
-          <w:iCs/>
-        </w:rPr>
-        <w:t xml:space="preserve">/admin/settings</w:t>
-      </w:r>
-      <w:r>
-        <w:t xml:space="preserve">) gathers the data of the business in four cards:</w:t>
-      </w:r>
-      <w:r>
-        <w:t xml:space="preserve"> </w:t>
-      </w:r>
-      <w:r>
-        <w:rPr>
-          <w:b/>
-          <w:bCs/>
-        </w:rPr>
-        <w:t xml:space="preserve">General information</w:t>
-      </w:r>
-      <w:r>
-        <w:t xml:space="preserve"> </w:t>
-      </w:r>
-      <w:r>
-        <w:t xml:space="preserve">(legal name, trade name, tax ID, business type, founding date, and legal representative),</w:t>
-      </w:r>
-      <w:r>
-        <w:t xml:space="preserve"> </w:t>
-      </w:r>
-      <w:r>
-        <w:rPr>
-          <w:b/>
-          <w:bCs/>
-        </w:rPr>
-        <w:t xml:space="preserve">Location &amp; contact</w:t>
-      </w:r>
-      <w:r>
-        <w:t xml:space="preserve"> </w:t>
-      </w:r>
-      <w:r>
-        <w:t xml:space="preserve">(address, phones, and email),</w:t>
-      </w:r>
-      <w:r>
-        <w:t xml:space="preserve"> </w:t>
-      </w:r>
-      <w:r>
-        <w:rPr>
-          <w:b/>
-          <w:bCs/>
-        </w:rPr>
-        <w:t xml:space="preserve">Tax information</w:t>
-      </w:r>
-      <w:r>
-        <w:t xml:space="preserve"> </w:t>
-      </w:r>
-      <w:r>
-        <w:t xml:space="preserve">(tax regime, CIIU activity, DIAN resolution, invoice prefix, and range), and</w:t>
-      </w:r>
-      <w:r>
-        <w:t xml:space="preserve"> </w:t>
-      </w:r>
-      <w:r>
-        <w:rPr>
-          <w:b/>
-          <w:bCs/>
-        </w:rPr>
-        <w:t xml:space="preserve">Official channels</w:t>
-      </w:r>
-      <w:r>
-        <w:t xml:space="preserve"> </w:t>
-      </w:r>
-      <w:r>
-        <w:t xml:space="preserve">(website, social networks, support line, and service hours). These data are saved in booking-service (</w:t>
-      </w:r>
-      <w:r>
-        <w:rPr>
-          <w:i/>
-          <w:iCs/>
-        </w:rPr>
-        <w:t xml:space="preserve">GET</w:t>
-      </w:r>
-      <w:r>
-        <w:t xml:space="preserve"> </w:t>
-      </w:r>
-      <w:r>
-        <w:t xml:space="preserve">and</w:t>
-      </w:r>
-      <w:r>
-        <w:t xml:space="preserve"> </w:t>
-      </w:r>
-      <w:r>
-        <w:rPr>
-          <w:i/>
-          <w:iCs/>
-        </w:rPr>
-        <w:t xml:space="preserve">PUT /api/v1/admin/establishment</w:t>
-      </w:r>
-      <w:r>
-        <w:t xml:space="preserve">), which validates each field before saving it. They are the same data customers see on the home page, in the footer, and in the help center, so a change reaches every user when the page is reloaded. The accounts and QR codes for receiving payments are configured separately, in</w:t>
-      </w:r>
-      <w:r>
-        <w:t xml:space="preserve"> </w:t>
-      </w:r>
-      <w:r>
-        <w:rPr>
-          <w:b/>
-          <w:bCs/>
-        </w:rPr>
-        <w:t xml:space="preserve">Payment methods</w:t>
-      </w:r>
-      <w:r>
-        <w:t xml:space="preserve"> </w:t>
-      </w:r>
-      <w:r>
-        <w:t xml:space="preserve">(section 11.4).</w:t>
-      </w:r>
-    </w:p>
-    <w:p>
-      <w:pPr>
-        <w:pStyle w:val="BodyText"/>
-      </w:pPr>
-      <w:r>
-        <w:t xml:space="preserve">The system is delivered without the data of a real business: missing fields show</w:t>
-      </w:r>
-      <w:r>
-        <w:t xml:space="preserve"> </w:t>
-      </w:r>
-      <w:r>
-        <w:rPr>
-          <w:b/>
-          <w:bCs/>
-        </w:rPr>
-        <w:t xml:space="preserve">To be completed</w:t>
-      </w:r>
-      <w:r>
-        <w:t xml:space="preserve">, and a notice at the top of the screen reminds the administrator to fill them in when the system is implemented for a company.</w:t>
-      </w:r>
-    </w:p>
-    <w:p>
-      <w:pPr>
-        <w:pStyle w:val="Compact"/>
-        <w:numPr>
-          <w:ilvl w:val="0"/>
-          <w:numId w:val="1029"/>
-        </w:numPr>
-      </w:pPr>
-      <w:r>
-        <w:t xml:space="preserve">Click the pencil of the card to change.</w:t>
-      </w:r>
-    </w:p>
-    <w:p>
-      <w:pPr>
-        <w:pStyle w:val="Compact"/>
-        <w:numPr>
-          <w:ilvl w:val="0"/>
-          <w:numId w:val="1029"/>
-        </w:numPr>
-      </w:pPr>
-      <w:r>
-        <w:t xml:space="preserve">Fill in the fields in the window and click</w:t>
-      </w:r>
-      <w:r>
-        <w:t xml:space="preserve"> </w:t>
-      </w:r>
-      <w:r>
-        <w:rPr>
-          <w:b/>
-          <w:bCs/>
-        </w:rPr>
-        <w:t xml:space="preserve">Apply</w:t>
-      </w:r>
-      <w:r>
-        <w:t xml:space="preserve">. The screen shows</w:t>
-      </w:r>
-      <w:r>
-        <w:t xml:space="preserve"> </w:t>
-      </w:r>
-      <w:r>
-        <w:rPr>
-          <w:b/>
-          <w:bCs/>
-        </w:rPr>
-        <w:t xml:space="preserve">Unsaved changes</w:t>
-      </w:r>
-      <w:r>
-        <w:t xml:space="preserve">.</w:t>
-      </w:r>
-    </w:p>
-    <w:p>
-      <w:pPr>
-        <w:pStyle w:val="Compact"/>
-        <w:numPr>
-          <w:ilvl w:val="0"/>
-          <w:numId w:val="1029"/>
         </w:numPr>
       </w:pPr>
       <w:r>
@@ -7623,7 +7625,7 @@
         <w:pStyle w:val="Compact"/>
         <w:numPr>
           <w:ilvl w:val="0"/>
-          <w:numId w:val="1030"/>
+          <w:numId w:val="1029"/>
         </w:numPr>
       </w:pPr>
       <w:r>
@@ -7738,7 +7740,7 @@
         <w:pStyle w:val="Compact"/>
         <w:numPr>
           <w:ilvl w:val="0"/>
-          <w:numId w:val="1030"/>
+          <w:numId w:val="1029"/>
         </w:numPr>
       </w:pPr>
       <w:r>
@@ -7782,7 +7784,7 @@
         <w:pStyle w:val="Compact"/>
         <w:numPr>
           <w:ilvl w:val="0"/>
-          <w:numId w:val="1030"/>
+          <w:numId w:val="1029"/>
         </w:numPr>
       </w:pPr>
       <w:r>
@@ -7907,7 +7909,7 @@
         <w:pStyle w:val="Compact"/>
         <w:numPr>
           <w:ilvl w:val="0"/>
-          <w:numId w:val="1030"/>
+          <w:numId w:val="1029"/>
         </w:numPr>
       </w:pPr>
       <w:r>
@@ -8087,7 +8089,7 @@
         <w:pStyle w:val="Compact"/>
         <w:numPr>
           <w:ilvl w:val="0"/>
-          <w:numId w:val="1031"/>
+          <w:numId w:val="1030"/>
         </w:numPr>
       </w:pPr>
       <w:r>
@@ -8105,6 +8107,147 @@
       </w:r>
       <w:r>
         <w:t xml:space="preserve">.</w:t>
+      </w:r>
+    </w:p>
+    <w:p>
+      <w:pPr>
+        <w:pStyle w:val="Compact"/>
+        <w:numPr>
+          <w:ilvl w:val="0"/>
+          <w:numId w:val="1030"/>
+        </w:numPr>
+      </w:pPr>
+      <w:r>
+        <w:t xml:space="preserve">To create a bay, click</w:t>
+      </w:r>
+      <w:r>
+        <w:t xml:space="preserve"> </w:t>
+      </w:r>
+      <w:r>
+        <w:rPr>
+          <w:b/>
+          <w:bCs/>
+        </w:rPr>
+        <w:t xml:space="preserve">Add bay</w:t>
+      </w:r>
+      <w:r>
+        <w:t xml:space="preserve">, type the</w:t>
+      </w:r>
+      <w:r>
+        <w:t xml:space="preserve"> </w:t>
+      </w:r>
+      <w:r>
+        <w:rPr>
+          <w:b/>
+          <w:bCs/>
+        </w:rPr>
+        <w:t xml:space="preserve">Bay name</w:t>
+      </w:r>
+      <w:r>
+        <w:t xml:space="preserve">, choose the</w:t>
+      </w:r>
+      <w:r>
+        <w:t xml:space="preserve"> </w:t>
+      </w:r>
+      <w:r>
+        <w:rPr>
+          <w:b/>
+          <w:bCs/>
+        </w:rPr>
+        <w:t xml:space="preserve">Status</w:t>
+      </w:r>
+      <w:r>
+        <w:t xml:space="preserve">, and save.</w:t>
+      </w:r>
+    </w:p>
+    <w:p>
+      <w:pPr>
+        <w:pStyle w:val="Compact"/>
+        <w:numPr>
+          <w:ilvl w:val="0"/>
+          <w:numId w:val="1030"/>
+        </w:numPr>
+      </w:pPr>
+      <w:r>
+        <w:t xml:space="preserve">For a repair, edit the bay and change its status to</w:t>
+      </w:r>
+      <w:r>
+        <w:t xml:space="preserve"> </w:t>
+      </w:r>
+      <w:r>
+        <w:rPr>
+          <w:b/>
+          <w:bCs/>
+        </w:rPr>
+        <w:t xml:space="preserve">Under maintenance</w:t>
+      </w:r>
+      <w:r>
+        <w:t xml:space="preserve">; it stops receiving new bookings.</w:t>
+      </w:r>
+    </w:p>
+    <w:p>
+      <w:pPr>
+        <w:pStyle w:val="Compact"/>
+        <w:numPr>
+          <w:ilvl w:val="0"/>
+          <w:numId w:val="1030"/>
+        </w:numPr>
+      </w:pPr>
+      <w:r>
+        <w:t xml:space="preserve">Before putting a bay under maintenance or inactive, review the future bookings assigned to it and reschedule them.</w:t>
+      </w:r>
+    </w:p>
+    <w:p>
+      <w:pPr>
+        <w:pStyle w:val="Compact"/>
+        <w:numPr>
+          <w:ilvl w:val="0"/>
+          <w:numId w:val="1030"/>
+        </w:numPr>
+      </w:pPr>
+      <w:r>
+        <w:t xml:space="preserve">When the repair is finished, return the status to</w:t>
+      </w:r>
+      <w:r>
+        <w:t xml:space="preserve"> </w:t>
+      </w:r>
+      <w:r>
+        <w:rPr>
+          <w:b/>
+          <w:bCs/>
+        </w:rPr>
+        <w:t xml:space="preserve">Active</w:t>
+      </w:r>
+      <w:r>
+        <w:t xml:space="preserve">.</w:t>
+      </w:r>
+    </w:p>
+    <w:bookmarkEnd w:id="72"/>
+    <w:bookmarkStart w:id="76" w:name="Xda0d88a094e7001ae7a00ad46347bc908ffe975"/>
+    <w:p>
+      <w:pPr>
+        <w:pStyle w:val="Heading3"/>
+      </w:pPr>
+      <w:r>
+        <w:t xml:space="preserve">11.4 Payment Methods and QR Codes</w:t>
+      </w:r>
+    </w:p>
+    <w:p>
+      <w:pPr>
+        <w:pStyle w:val="FirstParagraph"/>
+      </w:pPr>
+      <w:r>
+        <w:rPr>
+          <w:b/>
+          <w:bCs/>
+        </w:rPr>
+        <w:t xml:space="preserve">Settings &gt; Payment methods</w:t>
+      </w:r>
+      <w:r>
+        <w:t xml:space="preserve"> </w:t>
+      </w:r>
+      <w:r>
+        <w:t xml:space="preserve">manages the payment accounts of the business: for each account, the method (Nequi, Daviplata, or bank transfer), the holder, the account number, the QR image, the instructions, and whether it is active. Customers see only the active accounts of the methods that require a receipt; cash does not have a QR code. A wrong QR code or account sends the business's money to a third party, so this information must be reviewed carefully.</w:t>
       </w:r>
     </w:p>
     <w:p>
@@ -8116,46 +8259,20 @@
         </w:numPr>
       </w:pPr>
       <w:r>
-        <w:t xml:space="preserve">To create a bay, click</w:t>
-      </w:r>
-      <w:r>
-        <w:t xml:space="preserve"> </w:t>
-      </w:r>
-      <w:r>
-        <w:rPr>
-          <w:b/>
-          <w:bCs/>
-        </w:rPr>
-        <w:t xml:space="preserve">Add bay</w:t>
-      </w:r>
-      <w:r>
-        <w:t xml:space="preserve">, type the</w:t>
-      </w:r>
-      <w:r>
-        <w:t xml:space="preserve"> </w:t>
-      </w:r>
-      <w:r>
-        <w:rPr>
-          <w:b/>
-          <w:bCs/>
-        </w:rPr>
-        <w:t xml:space="preserve">Bay name</w:t>
-      </w:r>
-      <w:r>
-        <w:t xml:space="preserve">, choose the</w:t>
-      </w:r>
-      <w:r>
-        <w:t xml:space="preserve"> </w:t>
-      </w:r>
-      <w:r>
-        <w:rPr>
-          <w:b/>
-          <w:bCs/>
-        </w:rPr>
-        <w:t xml:space="preserve">Status</w:t>
-      </w:r>
-      <w:r>
-        <w:t xml:space="preserve">, and save.</w:t>
+        <w:t xml:space="preserve">Open</w:t>
+      </w:r>
+      <w:r>
+        <w:t xml:space="preserve"> </w:t>
+      </w:r>
+      <w:r>
+        <w:rPr>
+          <w:b/>
+          <w:bCs/>
+        </w:rPr>
+        <w:t xml:space="preserve">Settings &gt; Payment methods</w:t>
+      </w:r>
+      <w:r>
+        <w:t xml:space="preserve">.</w:t>
       </w:r>
     </w:p>
     <w:p>
@@ -8167,20 +8284,7 @@
         </w:numPr>
       </w:pPr>
       <w:r>
-        <w:t xml:space="preserve">For a repair, edit the bay and change its status to</w:t>
-      </w:r>
-      <w:r>
-        <w:t xml:space="preserve"> </w:t>
-      </w:r>
-      <w:r>
-        <w:rPr>
-          <w:b/>
-          <w:bCs/>
-        </w:rPr>
-        <w:t xml:space="preserve">Under maintenance</w:t>
-      </w:r>
-      <w:r>
-        <w:t xml:space="preserve">; it stops receiving new bookings.</w:t>
+        <w:t xml:space="preserve">Add an account or edit an existing one: method, holder, account number, QR image, and instructions.</w:t>
       </w:r>
     </w:p>
     <w:p>
@@ -8192,7 +8296,7 @@
         </w:numPr>
       </w:pPr>
       <w:r>
-        <w:t xml:space="preserve">Before putting a bay under maintenance or inactive, review the future bookings assigned to it and reschedule them.</w:t>
+        <w:t xml:space="preserve">Activate or deactivate the account depending on whether it is accepted.</w:t>
       </w:r>
     </w:p>
     <w:p>
@@ -8201,108 +8305,6 @@
         <w:numPr>
           <w:ilvl w:val="0"/>
           <w:numId w:val="1031"/>
-        </w:numPr>
-      </w:pPr>
-      <w:r>
-        <w:t xml:space="preserve">When the repair is finished, return the status to</w:t>
-      </w:r>
-      <w:r>
-        <w:t xml:space="preserve"> </w:t>
-      </w:r>
-      <w:r>
-        <w:rPr>
-          <w:b/>
-          <w:bCs/>
-        </w:rPr>
-        <w:t xml:space="preserve">Active</w:t>
-      </w:r>
-      <w:r>
-        <w:t xml:space="preserve">.</w:t>
-      </w:r>
-    </w:p>
-    <w:bookmarkEnd w:id="72"/>
-    <w:bookmarkStart w:id="76" w:name="Xda0d88a094e7001ae7a00ad46347bc908ffe975"/>
-    <w:p>
-      <w:pPr>
-        <w:pStyle w:val="Heading3"/>
-      </w:pPr>
-      <w:r>
-        <w:t xml:space="preserve">11.4 Payment Methods and QR Codes</w:t>
-      </w:r>
-    </w:p>
-    <w:p>
-      <w:pPr>
-        <w:pStyle w:val="FirstParagraph"/>
-      </w:pPr>
-      <w:r>
-        <w:rPr>
-          <w:b/>
-          <w:bCs/>
-        </w:rPr>
-        <w:t xml:space="preserve">Settings &gt; Payment methods</w:t>
-      </w:r>
-      <w:r>
-        <w:t xml:space="preserve"> </w:t>
-      </w:r>
-      <w:r>
-        <w:t xml:space="preserve">manages the payment accounts of the business: for each account, the method (Nequi, Daviplata, or bank transfer), the holder, the account number, the QR image, the instructions, and whether it is active. Customers see only the active accounts of the methods that require a receipt; cash does not have a QR code. A wrong QR code or account sends the business's money to a third party, so this information must be reviewed carefully.</w:t>
-      </w:r>
-    </w:p>
-    <w:p>
-      <w:pPr>
-        <w:pStyle w:val="Compact"/>
-        <w:numPr>
-          <w:ilvl w:val="0"/>
-          <w:numId w:val="1032"/>
-        </w:numPr>
-      </w:pPr>
-      <w:r>
-        <w:t xml:space="preserve">Open</w:t>
-      </w:r>
-      <w:r>
-        <w:t xml:space="preserve"> </w:t>
-      </w:r>
-      <w:r>
-        <w:rPr>
-          <w:b/>
-          <w:bCs/>
-        </w:rPr>
-        <w:t xml:space="preserve">Settings &gt; Payment methods</w:t>
-      </w:r>
-      <w:r>
-        <w:t xml:space="preserve">.</w:t>
-      </w:r>
-    </w:p>
-    <w:p>
-      <w:pPr>
-        <w:pStyle w:val="Compact"/>
-        <w:numPr>
-          <w:ilvl w:val="0"/>
-          <w:numId w:val="1032"/>
-        </w:numPr>
-      </w:pPr>
-      <w:r>
-        <w:t xml:space="preserve">Add an account or edit an existing one: method, holder, account number, QR image, and instructions.</w:t>
-      </w:r>
-    </w:p>
-    <w:p>
-      <w:pPr>
-        <w:pStyle w:val="Compact"/>
-        <w:numPr>
-          <w:ilvl w:val="0"/>
-          <w:numId w:val="1032"/>
-        </w:numPr>
-      </w:pPr>
-      <w:r>
-        <w:t xml:space="preserve">Activate or deactivate the account depending on whether it is accepted.</w:t>
-      </w:r>
-    </w:p>
-    <w:p>
-      <w:pPr>
-        <w:pStyle w:val="Compact"/>
-        <w:numPr>
-          <w:ilvl w:val="0"/>
-          <w:numId w:val="1032"/>
         </w:numPr>
       </w:pPr>
       <w:r>
@@ -9020,7 +9022,7 @@
         <w:pStyle w:val="Compact"/>
         <w:numPr>
           <w:ilvl w:val="0"/>
-          <w:numId w:val="1033"/>
+          <w:numId w:val="1032"/>
         </w:numPr>
       </w:pPr>
       <w:r>
@@ -9116,7 +9118,7 @@
         <w:pStyle w:val="Compact"/>
         <w:numPr>
           <w:ilvl w:val="0"/>
-          <w:numId w:val="1033"/>
+          <w:numId w:val="1032"/>
         </w:numPr>
       </w:pPr>
       <w:r>
@@ -9141,7 +9143,7 @@
         <w:pStyle w:val="Compact"/>
         <w:numPr>
           <w:ilvl w:val="0"/>
-          <w:numId w:val="1033"/>
+          <w:numId w:val="1032"/>
         </w:numPr>
       </w:pPr>
       <w:r>
@@ -9166,7 +9168,7 @@
         <w:pStyle w:val="Compact"/>
         <w:numPr>
           <w:ilvl w:val="0"/>
-          <w:numId w:val="1033"/>
+          <w:numId w:val="1032"/>
         </w:numPr>
       </w:pPr>
       <w:r>
@@ -9226,7 +9228,7 @@
         <w:pStyle w:val="Compact"/>
         <w:numPr>
           <w:ilvl w:val="0"/>
-          <w:numId w:val="1033"/>
+          <w:numId w:val="1032"/>
         </w:numPr>
       </w:pPr>
       <w:r>
@@ -9293,7 +9295,7 @@
         <w:pStyle w:val="Compact"/>
         <w:numPr>
           <w:ilvl w:val="0"/>
-          <w:numId w:val="1033"/>
+          <w:numId w:val="1032"/>
         </w:numPr>
       </w:pPr>
       <w:r>
@@ -9321,7 +9323,7 @@
         <w:pStyle w:val="Compact"/>
         <w:numPr>
           <w:ilvl w:val="0"/>
-          <w:numId w:val="1033"/>
+          <w:numId w:val="1032"/>
         </w:numPr>
       </w:pPr>
       <w:r>
@@ -9430,7 +9432,7 @@
         <w:pStyle w:val="Compact"/>
         <w:numPr>
           <w:ilvl w:val="0"/>
-          <w:numId w:val="1034"/>
+          <w:numId w:val="1033"/>
         </w:numPr>
       </w:pPr>
       <w:r>
@@ -9448,6 +9450,330 @@
       </w:r>
       <w:r>
         <w:t xml:space="preserve">.</w:t>
+      </w:r>
+    </w:p>
+    <w:p>
+      <w:pPr>
+        <w:pStyle w:val="Compact"/>
+        <w:numPr>
+          <w:ilvl w:val="0"/>
+          <w:numId w:val="1033"/>
+        </w:numPr>
+      </w:pPr>
+      <w:r>
+        <w:t xml:space="preserve">Click</w:t>
+      </w:r>
+      <w:r>
+        <w:t xml:space="preserve"> </w:t>
+      </w:r>
+      <w:r>
+        <w:rPr>
+          <w:b/>
+          <w:bCs/>
+        </w:rPr>
+        <w:t xml:space="preserve">Add service</w:t>
+      </w:r>
+      <w:r>
+        <w:t xml:space="preserve">, or edit an existing service.</w:t>
+      </w:r>
+    </w:p>
+    <w:p>
+      <w:pPr>
+        <w:pStyle w:val="Compact"/>
+        <w:numPr>
+          <w:ilvl w:val="0"/>
+          <w:numId w:val="1033"/>
+        </w:numPr>
+      </w:pPr>
+      <w:r>
+        <w:t xml:space="preserve">Type the</w:t>
+      </w:r>
+      <w:r>
+        <w:t xml:space="preserve"> </w:t>
+      </w:r>
+      <w:r>
+        <w:rPr>
+          <w:b/>
+          <w:bCs/>
+        </w:rPr>
+        <w:t xml:space="preserve">Service Name</w:t>
+      </w:r>
+      <w:r>
+        <w:t xml:space="preserve">, the</w:t>
+      </w:r>
+      <w:r>
+        <w:t xml:space="preserve"> </w:t>
+      </w:r>
+      <w:r>
+        <w:rPr>
+          <w:b/>
+          <w:bCs/>
+        </w:rPr>
+        <w:t xml:space="preserve">Description</w:t>
+      </w:r>
+      <w:r>
+        <w:t xml:space="preserve">, and the</w:t>
+      </w:r>
+      <w:r>
+        <w:t xml:space="preserve"> </w:t>
+      </w:r>
+      <w:r>
+        <w:rPr>
+          <w:b/>
+          <w:bCs/>
+        </w:rPr>
+        <w:t xml:space="preserve">Category</w:t>
+      </w:r>
+      <w:r>
+        <w:t xml:space="preserve">.</w:t>
+      </w:r>
+    </w:p>
+    <w:p>
+      <w:pPr>
+        <w:pStyle w:val="Compact"/>
+        <w:numPr>
+          <w:ilvl w:val="0"/>
+          <w:numId w:val="1033"/>
+        </w:numPr>
+      </w:pPr>
+      <w:r>
+        <w:t xml:space="preserve">In</w:t>
+      </w:r>
+      <w:r>
+        <w:t xml:space="preserve"> </w:t>
+      </w:r>
+      <w:r>
+        <w:rPr>
+          <w:b/>
+          <w:bCs/>
+        </w:rPr>
+        <w:t xml:space="preserve">Price and duration by vehicle type</w:t>
+      </w:r>
+      <w:r>
+        <w:t xml:space="preserve">, define the price in Colombian pesos (COP) and the estimated duration for each vehicle type (car, sedan, SUV, pickup, truck, and motorcycle).</w:t>
+      </w:r>
+    </w:p>
+    <w:p>
+      <w:pPr>
+        <w:pStyle w:val="Compact"/>
+        <w:numPr>
+          <w:ilvl w:val="0"/>
+          <w:numId w:val="1033"/>
+        </w:numPr>
+      </w:pPr>
+      <w:r>
+        <w:t xml:space="preserve">In</w:t>
+      </w:r>
+      <w:r>
+        <w:t xml:space="preserve"> </w:t>
+      </w:r>
+      <w:r>
+        <w:rPr>
+          <w:b/>
+          <w:bCs/>
+        </w:rPr>
+        <w:t xml:space="preserve">Loyalty points</w:t>
+      </w:r>
+      <w:r>
+        <w:t xml:space="preserve">, type the points the customer earns when the payment for this service is approved (a whole number; 0 = no points). The services table shows them in the</w:t>
+      </w:r>
+      <w:r>
+        <w:t xml:space="preserve"> </w:t>
+      </w:r>
+      <w:r>
+        <w:rPr>
+          <w:b/>
+          <w:bCs/>
+        </w:rPr>
+        <w:t xml:space="preserve">Points</w:t>
+      </w:r>
+      <w:r>
+        <w:t xml:space="preserve"> </w:t>
+      </w:r>
+      <w:r>
+        <w:t xml:space="preserve">column.</w:t>
+      </w:r>
+    </w:p>
+    <w:p>
+      <w:pPr>
+        <w:pStyle w:val="Compact"/>
+        <w:numPr>
+          <w:ilvl w:val="0"/>
+          <w:numId w:val="1033"/>
+        </w:numPr>
+      </w:pPr>
+      <w:r>
+        <w:t xml:space="preserve">Click</w:t>
+      </w:r>
+      <w:r>
+        <w:t xml:space="preserve"> </w:t>
+      </w:r>
+      <w:r>
+        <w:rPr>
+          <w:b/>
+          <w:bCs/>
+        </w:rPr>
+        <w:t xml:space="preserve">Save Service</w:t>
+      </w:r>
+      <w:r>
+        <w:t xml:space="preserve">.</w:t>
+      </w:r>
+    </w:p>
+    <w:p>
+      <w:pPr>
+        <w:pStyle w:val="Compact"/>
+        <w:numPr>
+          <w:ilvl w:val="0"/>
+          <w:numId w:val="1033"/>
+        </w:numPr>
+      </w:pPr>
+      <w:r>
+        <w:t xml:space="preserve">To stop offering a service, deactivate it ("It will no longer be available to book"); existing bookings are not altered.</w:t>
+      </w:r>
+    </w:p>
+    <w:p>
+      <w:pPr>
+        <w:pStyle w:val="Compact"/>
+        <w:numPr>
+          <w:ilvl w:val="0"/>
+          <w:numId w:val="1033"/>
+        </w:numPr>
+      </w:pPr>
+      <w:r>
+        <w:t xml:space="preserve">Verify on the customer booking screen that the price, the duration, and the points shown are the new ones.</w:t>
+      </w:r>
+    </w:p>
+    <w:p>
+      <w:pPr>
+        <w:pStyle w:val="FirstParagraph"/>
+      </w:pPr>
+      <w:r>
+        <w:t xml:space="preserve">Each booking line keeps the points of the service at the moment of booking, in the same way as the price.</w:t>
+      </w:r>
+    </w:p>
+    <w:bookmarkEnd w:id="84"/>
+    <w:bookmarkStart w:id="88" w:name="X6c75b0d74d63f1ba159040971aa1b79e7a3dd50"/>
+    <w:p>
+      <w:pPr>
+        <w:pStyle w:val="Heading3"/>
+      </w:pPr>
+      <w:r>
+        <w:t xml:space="preserve">12.3 Bookings</w:t>
+      </w:r>
+    </w:p>
+    <w:p>
+      <w:pPr>
+        <w:pStyle w:val="FirstParagraph"/>
+      </w:pPr>
+      <w:r>
+        <w:t xml:space="preserve">The</w:t>
+      </w:r>
+      <w:r>
+        <w:t xml:space="preserve"> </w:t>
+      </w:r>
+      <w:r>
+        <w:rPr>
+          <w:b/>
+          <w:bCs/>
+        </w:rPr>
+        <w:t xml:space="preserve">Bookings</w:t>
+      </w:r>
+      <w:r>
+        <w:t xml:space="preserve"> </w:t>
+      </w:r>
+      <w:r>
+        <w:t xml:space="preserve">screen (route</w:t>
+      </w:r>
+      <w:r>
+        <w:t xml:space="preserve"> </w:t>
+      </w:r>
+      <w:r>
+        <w:rPr>
+          <w:i/>
+          <w:iCs/>
+        </w:rPr>
+        <w:t xml:space="preserve">/admin/reservations</w:t>
+      </w:r>
+      <w:r>
+        <w:t xml:space="preserve">) lists the bookings with</w:t>
+      </w:r>
+      <w:r>
+        <w:t xml:space="preserve"> </w:t>
+      </w:r>
+      <w:r>
+        <w:rPr>
+          <w:b/>
+          <w:bCs/>
+        </w:rPr>
+        <w:t xml:space="preserve">Client</w:t>
+      </w:r>
+      <w:r>
+        <w:t xml:space="preserve">,</w:t>
+      </w:r>
+      <w:r>
+        <w:t xml:space="preserve"> </w:t>
+      </w:r>
+      <w:r>
+        <w:rPr>
+          <w:b/>
+          <w:bCs/>
+        </w:rPr>
+        <w:t xml:space="preserve">Vehicle &amp; plate</w:t>
+      </w:r>
+      <w:r>
+        <w:t xml:space="preserve">,</w:t>
+      </w:r>
+      <w:r>
+        <w:t xml:space="preserve"> </w:t>
+      </w:r>
+      <w:r>
+        <w:rPr>
+          <w:b/>
+          <w:bCs/>
+        </w:rPr>
+        <w:t xml:space="preserve">Service</w:t>
+      </w:r>
+      <w:r>
+        <w:t xml:space="preserve">,</w:t>
+      </w:r>
+      <w:r>
+        <w:t xml:space="preserve"> </w:t>
+      </w:r>
+      <w:r>
+        <w:rPr>
+          <w:b/>
+          <w:bCs/>
+        </w:rPr>
+        <w:t xml:space="preserve">Date / time</w:t>
+      </w:r>
+      <w:r>
+        <w:t xml:space="preserve">,</w:t>
+      </w:r>
+      <w:r>
+        <w:t xml:space="preserve"> </w:t>
+      </w:r>
+      <w:r>
+        <w:rPr>
+          <w:b/>
+          <w:bCs/>
+        </w:rPr>
+        <w:t xml:space="preserve">Assigned operator</w:t>
+      </w:r>
+      <w:r>
+        <w:t xml:space="preserve">, and</w:t>
+      </w:r>
+      <w:r>
+        <w:t xml:space="preserve"> </w:t>
+      </w:r>
+      <w:r>
+        <w:rPr>
+          <w:b/>
+          <w:bCs/>
+        </w:rPr>
+        <w:t xml:space="preserve">Status</w:t>
+      </w:r>
+      <w:r>
+        <w:t xml:space="preserve">, together with indicators of the day (total, confirmed or in progress, awaiting operator, needs attention, and cancelled or rescheduled).</w:t>
       </w:r>
     </w:p>
     <w:p>
@@ -9459,20 +9785,33 @@
         </w:numPr>
       </w:pPr>
       <w:r>
-        <w:t xml:space="preserve">Click</w:t>
-      </w:r>
-      <w:r>
-        <w:t xml:space="preserve"> </w:t>
-      </w:r>
-      <w:r>
-        <w:rPr>
-          <w:b/>
-          <w:bCs/>
-        </w:rPr>
-        <w:t xml:space="preserve">Add service</w:t>
-      </w:r>
-      <w:r>
-        <w:t xml:space="preserve">, or edit an existing service.</w:t>
+        <w:t xml:space="preserve">Use the search by client or plate, the date (</w:t>
+      </w:r>
+      <w:r>
+        <w:rPr>
+          <w:b/>
+          <w:bCs/>
+        </w:rPr>
+        <w:t xml:space="preserve">Today</w:t>
+      </w:r>
+      <w:r>
+        <w:t xml:space="preserve">), and the status and operator filters;</w:t>
+      </w:r>
+      <w:r>
+        <w:t xml:space="preserve"> </w:t>
+      </w:r>
+      <w:r>
+        <w:rPr>
+          <w:b/>
+          <w:bCs/>
+        </w:rPr>
+        <w:t xml:space="preserve">Clear</w:t>
+      </w:r>
+      <w:r>
+        <w:t xml:space="preserve"> </w:t>
+      </w:r>
+      <w:r>
+        <w:t xml:space="preserve">removes them.</w:t>
       </w:r>
     </w:p>
     <w:p>
@@ -9484,46 +9823,20 @@
         </w:numPr>
       </w:pPr>
       <w:r>
-        <w:t xml:space="preserve">Type the</w:t>
-      </w:r>
-      <w:r>
-        <w:t xml:space="preserve"> </w:t>
-      </w:r>
-      <w:r>
-        <w:rPr>
-          <w:b/>
-          <w:bCs/>
-        </w:rPr>
-        <w:t xml:space="preserve">Service Name</w:t>
-      </w:r>
-      <w:r>
-        <w:t xml:space="preserve">, the</w:t>
-      </w:r>
-      <w:r>
-        <w:t xml:space="preserve"> </w:t>
-      </w:r>
-      <w:r>
-        <w:rPr>
-          <w:b/>
-          <w:bCs/>
-        </w:rPr>
-        <w:t xml:space="preserve">Description</w:t>
-      </w:r>
-      <w:r>
-        <w:t xml:space="preserve">, and the</w:t>
-      </w:r>
-      <w:r>
-        <w:t xml:space="preserve"> </w:t>
-      </w:r>
-      <w:r>
-        <w:rPr>
-          <w:b/>
-          <w:bCs/>
-        </w:rPr>
-        <w:t xml:space="preserve">Category</w:t>
-      </w:r>
-      <w:r>
-        <w:t xml:space="preserve">.</w:t>
+        <w:t xml:space="preserve">To create a booking on behalf of a customer, click</w:t>
+      </w:r>
+      <w:r>
+        <w:t xml:space="preserve"> </w:t>
+      </w:r>
+      <w:r>
+        <w:rPr>
+          <w:b/>
+          <w:bCs/>
+        </w:rPr>
+        <w:t xml:space="preserve">New Booking</w:t>
+      </w:r>
+      <w:r>
+        <w:t xml:space="preserve">, look up the vehicle by plate, choose the services, the date, and a free time, and confirm.</w:t>
       </w:r>
     </w:p>
     <w:p>
@@ -9535,20 +9848,33 @@
         </w:numPr>
       </w:pPr>
       <w:r>
-        <w:t xml:space="preserve">In</w:t>
-      </w:r>
-      <w:r>
-        <w:t xml:space="preserve"> </w:t>
-      </w:r>
-      <w:r>
-        <w:rPr>
-          <w:b/>
-          <w:bCs/>
-        </w:rPr>
-        <w:t xml:space="preserve">Price and duration by vehicle type</w:t>
-      </w:r>
-      <w:r>
-        <w:t xml:space="preserve">, define the price in Colombian pesos (COP) and the estimated duration for each vehicle type (car, sedan, SUV, pickup, truck, and motorcycle).</w:t>
+        <w:t xml:space="preserve">Open a booking to see its detail. From there the administrator can reschedule it (another free date or time), change its status (confirm, start, complete, mark as</w:t>
+      </w:r>
+      <w:r>
+        <w:t xml:space="preserve"> </w:t>
+      </w:r>
+      <w:r>
+        <w:rPr>
+          <w:b/>
+          <w:bCs/>
+        </w:rPr>
+        <w:t xml:space="preserve">No show</w:t>
+      </w:r>
+      <w:r>
+        <w:t xml:space="preserve">), or cancel it by choosing a</w:t>
+      </w:r>
+      <w:r>
+        <w:t xml:space="preserve"> </w:t>
+      </w:r>
+      <w:r>
+        <w:rPr>
+          <w:b/>
+          <w:bCs/>
+        </w:rPr>
+        <w:t xml:space="preserve">Cancellation reason</w:t>
+      </w:r>
+      <w:r>
+        <w:t xml:space="preserve">. Each change asks for confirmation.</w:t>
       </w:r>
     </w:p>
     <w:p>
@@ -9557,330 +9883,6 @@
         <w:numPr>
           <w:ilvl w:val="0"/>
           <w:numId w:val="1034"/>
-        </w:numPr>
-      </w:pPr>
-      <w:r>
-        <w:t xml:space="preserve">In</w:t>
-      </w:r>
-      <w:r>
-        <w:t xml:space="preserve"> </w:t>
-      </w:r>
-      <w:r>
-        <w:rPr>
-          <w:b/>
-          <w:bCs/>
-        </w:rPr>
-        <w:t xml:space="preserve">Loyalty points</w:t>
-      </w:r>
-      <w:r>
-        <w:t xml:space="preserve">, type the points the customer earns when the payment for this service is approved (a whole number; 0 = no points). The services table shows them in the</w:t>
-      </w:r>
-      <w:r>
-        <w:t xml:space="preserve"> </w:t>
-      </w:r>
-      <w:r>
-        <w:rPr>
-          <w:b/>
-          <w:bCs/>
-        </w:rPr>
-        <w:t xml:space="preserve">Points</w:t>
-      </w:r>
-      <w:r>
-        <w:t xml:space="preserve"> </w:t>
-      </w:r>
-      <w:r>
-        <w:t xml:space="preserve">column.</w:t>
-      </w:r>
-    </w:p>
-    <w:p>
-      <w:pPr>
-        <w:pStyle w:val="Compact"/>
-        <w:numPr>
-          <w:ilvl w:val="0"/>
-          <w:numId w:val="1034"/>
-        </w:numPr>
-      </w:pPr>
-      <w:r>
-        <w:t xml:space="preserve">Click</w:t>
-      </w:r>
-      <w:r>
-        <w:t xml:space="preserve"> </w:t>
-      </w:r>
-      <w:r>
-        <w:rPr>
-          <w:b/>
-          <w:bCs/>
-        </w:rPr>
-        <w:t xml:space="preserve">Save Service</w:t>
-      </w:r>
-      <w:r>
-        <w:t xml:space="preserve">.</w:t>
-      </w:r>
-    </w:p>
-    <w:p>
-      <w:pPr>
-        <w:pStyle w:val="Compact"/>
-        <w:numPr>
-          <w:ilvl w:val="0"/>
-          <w:numId w:val="1034"/>
-        </w:numPr>
-      </w:pPr>
-      <w:r>
-        <w:t xml:space="preserve">To stop offering a service, deactivate it ("It will no longer be available to book"); existing bookings are not altered.</w:t>
-      </w:r>
-    </w:p>
-    <w:p>
-      <w:pPr>
-        <w:pStyle w:val="Compact"/>
-        <w:numPr>
-          <w:ilvl w:val="0"/>
-          <w:numId w:val="1034"/>
-        </w:numPr>
-      </w:pPr>
-      <w:r>
-        <w:t xml:space="preserve">Verify on the customer booking screen that the price, the duration, and the points shown are the new ones.</w:t>
-      </w:r>
-    </w:p>
-    <w:p>
-      <w:pPr>
-        <w:pStyle w:val="FirstParagraph"/>
-      </w:pPr>
-      <w:r>
-        <w:t xml:space="preserve">Each booking line keeps the points of the service at the moment of booking, in the same way as the price.</w:t>
-      </w:r>
-    </w:p>
-    <w:bookmarkEnd w:id="84"/>
-    <w:bookmarkStart w:id="88" w:name="X6c75b0d74d63f1ba159040971aa1b79e7a3dd50"/>
-    <w:p>
-      <w:pPr>
-        <w:pStyle w:val="Heading3"/>
-      </w:pPr>
-      <w:r>
-        <w:t xml:space="preserve">12.3 Bookings</w:t>
-      </w:r>
-    </w:p>
-    <w:p>
-      <w:pPr>
-        <w:pStyle w:val="FirstParagraph"/>
-      </w:pPr>
-      <w:r>
-        <w:t xml:space="preserve">The</w:t>
-      </w:r>
-      <w:r>
-        <w:t xml:space="preserve"> </w:t>
-      </w:r>
-      <w:r>
-        <w:rPr>
-          <w:b/>
-          <w:bCs/>
-        </w:rPr>
-        <w:t xml:space="preserve">Bookings</w:t>
-      </w:r>
-      <w:r>
-        <w:t xml:space="preserve"> </w:t>
-      </w:r>
-      <w:r>
-        <w:t xml:space="preserve">screen (route</w:t>
-      </w:r>
-      <w:r>
-        <w:t xml:space="preserve"> </w:t>
-      </w:r>
-      <w:r>
-        <w:rPr>
-          <w:i/>
-          <w:iCs/>
-        </w:rPr>
-        <w:t xml:space="preserve">/admin/reservations</w:t>
-      </w:r>
-      <w:r>
-        <w:t xml:space="preserve">) lists the bookings with</w:t>
-      </w:r>
-      <w:r>
-        <w:t xml:space="preserve"> </w:t>
-      </w:r>
-      <w:r>
-        <w:rPr>
-          <w:b/>
-          <w:bCs/>
-        </w:rPr>
-        <w:t xml:space="preserve">Client</w:t>
-      </w:r>
-      <w:r>
-        <w:t xml:space="preserve">,</w:t>
-      </w:r>
-      <w:r>
-        <w:t xml:space="preserve"> </w:t>
-      </w:r>
-      <w:r>
-        <w:rPr>
-          <w:b/>
-          <w:bCs/>
-        </w:rPr>
-        <w:t xml:space="preserve">Vehicle &amp; plate</w:t>
-      </w:r>
-      <w:r>
-        <w:t xml:space="preserve">,</w:t>
-      </w:r>
-      <w:r>
-        <w:t xml:space="preserve"> </w:t>
-      </w:r>
-      <w:r>
-        <w:rPr>
-          <w:b/>
-          <w:bCs/>
-        </w:rPr>
-        <w:t xml:space="preserve">Service</w:t>
-      </w:r>
-      <w:r>
-        <w:t xml:space="preserve">,</w:t>
-      </w:r>
-      <w:r>
-        <w:t xml:space="preserve"> </w:t>
-      </w:r>
-      <w:r>
-        <w:rPr>
-          <w:b/>
-          <w:bCs/>
-        </w:rPr>
-        <w:t xml:space="preserve">Date / time</w:t>
-      </w:r>
-      <w:r>
-        <w:t xml:space="preserve">,</w:t>
-      </w:r>
-      <w:r>
-        <w:t xml:space="preserve"> </w:t>
-      </w:r>
-      <w:r>
-        <w:rPr>
-          <w:b/>
-          <w:bCs/>
-        </w:rPr>
-        <w:t xml:space="preserve">Assigned operator</w:t>
-      </w:r>
-      <w:r>
-        <w:t xml:space="preserve">, and</w:t>
-      </w:r>
-      <w:r>
-        <w:t xml:space="preserve"> </w:t>
-      </w:r>
-      <w:r>
-        <w:rPr>
-          <w:b/>
-          <w:bCs/>
-        </w:rPr>
-        <w:t xml:space="preserve">Status</w:t>
-      </w:r>
-      <w:r>
-        <w:t xml:space="preserve">, together with indicators of the day (total, confirmed or in progress, awaiting operator, needs attention, and cancelled or rescheduled).</w:t>
-      </w:r>
-    </w:p>
-    <w:p>
-      <w:pPr>
-        <w:pStyle w:val="Compact"/>
-        <w:numPr>
-          <w:ilvl w:val="0"/>
-          <w:numId w:val="1035"/>
-        </w:numPr>
-      </w:pPr>
-      <w:r>
-        <w:t xml:space="preserve">Use the search by client or plate, the date (</w:t>
-      </w:r>
-      <w:r>
-        <w:rPr>
-          <w:b/>
-          <w:bCs/>
-        </w:rPr>
-        <w:t xml:space="preserve">Today</w:t>
-      </w:r>
-      <w:r>
-        <w:t xml:space="preserve">), and the status and operator filters;</w:t>
-      </w:r>
-      <w:r>
-        <w:t xml:space="preserve"> </w:t>
-      </w:r>
-      <w:r>
-        <w:rPr>
-          <w:b/>
-          <w:bCs/>
-        </w:rPr>
-        <w:t xml:space="preserve">Clear</w:t>
-      </w:r>
-      <w:r>
-        <w:t xml:space="preserve"> </w:t>
-      </w:r>
-      <w:r>
-        <w:t xml:space="preserve">removes them.</w:t>
-      </w:r>
-    </w:p>
-    <w:p>
-      <w:pPr>
-        <w:pStyle w:val="Compact"/>
-        <w:numPr>
-          <w:ilvl w:val="0"/>
-          <w:numId w:val="1035"/>
-        </w:numPr>
-      </w:pPr>
-      <w:r>
-        <w:t xml:space="preserve">To create a booking on behalf of a customer, click</w:t>
-      </w:r>
-      <w:r>
-        <w:t xml:space="preserve"> </w:t>
-      </w:r>
-      <w:r>
-        <w:rPr>
-          <w:b/>
-          <w:bCs/>
-        </w:rPr>
-        <w:t xml:space="preserve">New Booking</w:t>
-      </w:r>
-      <w:r>
-        <w:t xml:space="preserve">, look up the vehicle by plate, choose the services, the date, and a free time, and confirm.</w:t>
-      </w:r>
-    </w:p>
-    <w:p>
-      <w:pPr>
-        <w:pStyle w:val="Compact"/>
-        <w:numPr>
-          <w:ilvl w:val="0"/>
-          <w:numId w:val="1035"/>
-        </w:numPr>
-      </w:pPr>
-      <w:r>
-        <w:t xml:space="preserve">Open a booking to see its detail. From there the administrator can reschedule it (another free date or time), change its status (confirm, start, complete, mark as</w:t>
-      </w:r>
-      <w:r>
-        <w:t xml:space="preserve"> </w:t>
-      </w:r>
-      <w:r>
-        <w:rPr>
-          <w:b/>
-          <w:bCs/>
-        </w:rPr>
-        <w:t xml:space="preserve">No show</w:t>
-      </w:r>
-      <w:r>
-        <w:t xml:space="preserve">), or cancel it by choosing a</w:t>
-      </w:r>
-      <w:r>
-        <w:t xml:space="preserve"> </w:t>
-      </w:r>
-      <w:r>
-        <w:rPr>
-          <w:b/>
-          <w:bCs/>
-        </w:rPr>
-        <w:t xml:space="preserve">Cancellation reason</w:t>
-      </w:r>
-      <w:r>
-        <w:t xml:space="preserve">. Each change asks for confirmation.</w:t>
-      </w:r>
-    </w:p>
-    <w:p>
-      <w:pPr>
-        <w:pStyle w:val="Compact"/>
-        <w:numPr>
-          <w:ilvl w:val="0"/>
-          <w:numId w:val="1035"/>
         </w:numPr>
       </w:pPr>
       <w:r>
@@ -10339,7 +10341,7 @@
         <w:pStyle w:val="Compact"/>
         <w:numPr>
           <w:ilvl w:val="0"/>
-          <w:numId w:val="1036"/>
+          <w:numId w:val="1035"/>
         </w:numPr>
       </w:pPr>
       <w:r>
@@ -10409,7 +10411,7 @@
         <w:pStyle w:val="Compact"/>
         <w:numPr>
           <w:ilvl w:val="0"/>
-          <w:numId w:val="1036"/>
+          <w:numId w:val="1035"/>
         </w:numPr>
       </w:pPr>
       <w:r>
@@ -10473,7 +10475,7 @@
         <w:pStyle w:val="Compact"/>
         <w:numPr>
           <w:ilvl w:val="0"/>
-          <w:numId w:val="1036"/>
+          <w:numId w:val="1035"/>
         </w:numPr>
       </w:pPr>
       <w:r>
@@ -10485,7 +10487,7 @@
         <w:pStyle w:val="Compact"/>
         <w:numPr>
           <w:ilvl w:val="0"/>
-          <w:numId w:val="1036"/>
+          <w:numId w:val="1035"/>
         </w:numPr>
       </w:pPr>
       <w:r>
@@ -10615,7 +10617,7 @@
         <w:pStyle w:val="Compact"/>
         <w:numPr>
           <w:ilvl w:val="0"/>
-          <w:numId w:val="1037"/>
+          <w:numId w:val="1036"/>
         </w:numPr>
       </w:pPr>
       <w:r>
@@ -10646,6 +10648,198 @@
       </w:r>
       <w:r>
         <w:t xml:space="preserve">).</w:t>
+      </w:r>
+    </w:p>
+    <w:p>
+      <w:pPr>
+        <w:pStyle w:val="Compact"/>
+        <w:numPr>
+          <w:ilvl w:val="0"/>
+          <w:numId w:val="1036"/>
+        </w:numPr>
+      </w:pPr>
+      <w:r>
+        <w:t xml:space="preserve">Click</w:t>
+      </w:r>
+      <w:r>
+        <w:t xml:space="preserve"> </w:t>
+      </w:r>
+      <w:r>
+        <w:rPr>
+          <w:b/>
+          <w:bCs/>
+        </w:rPr>
+        <w:t xml:space="preserve">Start report</w:t>
+      </w:r>
+      <w:r>
+        <w:t xml:space="preserve"> </w:t>
+      </w:r>
+      <w:r>
+        <w:t xml:space="preserve">when the vehicle arrives.</w:t>
+      </w:r>
+    </w:p>
+    <w:p>
+      <w:pPr>
+        <w:pStyle w:val="Compact"/>
+        <w:numPr>
+          <w:ilvl w:val="0"/>
+          <w:numId w:val="1036"/>
+        </w:numPr>
+      </w:pPr>
+      <w:r>
+        <w:t xml:space="preserve">In each phase, click</w:t>
+      </w:r>
+      <w:r>
+        <w:t xml:space="preserve"> </w:t>
+      </w:r>
+      <w:r>
+        <w:rPr>
+          <w:b/>
+          <w:bCs/>
+        </w:rPr>
+        <w:t xml:space="preserve">Start phase</w:t>
+      </w:r>
+      <w:r>
+        <w:t xml:space="preserve">, add the findings with</w:t>
+      </w:r>
+      <w:r>
+        <w:t xml:space="preserve"> </w:t>
+      </w:r>
+      <w:r>
+        <w:rPr>
+          <w:b/>
+          <w:bCs/>
+        </w:rPr>
+        <w:t xml:space="preserve">Add finding</w:t>
+      </w:r>
+      <w:r>
+        <w:t xml:space="preserve"> </w:t>
+      </w:r>
+      <w:r>
+        <w:t xml:space="preserve">(vehicle part, type: note, minor damage, or major damage; description; and up to five JPG or PNG photos of up to 10 MB), and click</w:t>
+      </w:r>
+      <w:r>
+        <w:t xml:space="preserve"> </w:t>
+      </w:r>
+      <w:r>
+        <w:rPr>
+          <w:b/>
+          <w:bCs/>
+        </w:rPr>
+        <w:t xml:space="preserve">Finish phase</w:t>
+      </w:r>
+      <w:r>
+        <w:t xml:space="preserve">.</w:t>
+      </w:r>
+    </w:p>
+    <w:p>
+      <w:pPr>
+        <w:pStyle w:val="Compact"/>
+        <w:numPr>
+          <w:ilvl w:val="0"/>
+          <w:numId w:val="1036"/>
+        </w:numPr>
+      </w:pPr>
+      <w:r>
+        <w:t xml:space="preserve">Click</w:t>
+      </w:r>
+      <w:r>
+        <w:t xml:space="preserve"> </w:t>
+      </w:r>
+      <w:r>
+        <w:rPr>
+          <w:b/>
+          <w:bCs/>
+        </w:rPr>
+        <w:t xml:space="preserve">Publish and copy link</w:t>
+      </w:r>
+      <w:r>
+        <w:t xml:space="preserve">;</w:t>
+      </w:r>
+      <w:r>
+        <w:t xml:space="preserve"> </w:t>
+      </w:r>
+      <w:r>
+        <w:rPr>
+          <w:b/>
+          <w:bCs/>
+        </w:rPr>
+        <w:t xml:space="preserve">View as customer</w:t>
+      </w:r>
+      <w:r>
+        <w:t xml:space="preserve"> </w:t>
+      </w:r>
+      <w:r>
+        <w:t xml:space="preserve">shows the public version (route</w:t>
+      </w:r>
+      <w:r>
+        <w:t xml:space="preserve"> </w:t>
+      </w:r>
+      <w:r>
+        <w:rPr>
+          <w:i/>
+          <w:iCs/>
+        </w:rPr>
+        <w:t xml:space="preserve">/report/{token}</w:t>
+      </w:r>
+      <w:r>
+        <w:t xml:space="preserve">).</w:t>
+      </w:r>
+    </w:p>
+    <w:p>
+      <w:pPr>
+        <w:pStyle w:val="Compact"/>
+        <w:numPr>
+          <w:ilvl w:val="0"/>
+          <w:numId w:val="1036"/>
+        </w:numPr>
+      </w:pPr>
+      <w:r>
+        <w:t xml:space="preserve">Click</w:t>
+      </w:r>
+      <w:r>
+        <w:t xml:space="preserve"> </w:t>
+      </w:r>
+      <w:r>
+        <w:rPr>
+          <w:b/>
+          <w:bCs/>
+        </w:rPr>
+        <w:t xml:space="preserve">Notify customer</w:t>
+      </w:r>
+      <w:r>
+        <w:t xml:space="preserve">. The system sends the customer a notification and an email (type</w:t>
+      </w:r>
+      <w:r>
+        <w:t xml:space="preserve"> </w:t>
+      </w:r>
+      <w:r>
+        <w:rPr>
+          <w:i/>
+          <w:iCs/>
+        </w:rPr>
+        <w:t xml:space="preserve">INSPECTION_REPORT</w:t>
+      </w:r>
+      <w:r>
+        <w:t xml:space="preserve">) with the summary of the inspection: phases finished, number of findings, major findings, and affected areas, together with the link to the report. The message "Customer notified" confirms the sending.</w:t>
+      </w:r>
+    </w:p>
+    <w:p>
+      <w:pPr>
+        <w:pStyle w:val="FirstParagraph"/>
+      </w:pPr>
+      <w:r>
+        <w:rPr>
+          <w:b/>
+          <w:bCs/>
+        </w:rPr>
+        <w:t xml:space="preserve">From the mobile app.</w:t>
+      </w:r>
+      <w:r>
+        <w:t xml:space="preserve"> </w:t>
+      </w:r>
+      <w:r>
+        <w:t xml:space="preserve">The report can also be managed from the phone, with the same phases and the same server rules:</w:t>
       </w:r>
     </w:p>
     <w:p>
@@ -10657,23 +10851,33 @@
         </w:numPr>
       </w:pPr>
       <w:r>
-        <w:t xml:space="preserve">Click</w:t>
-      </w:r>
-      <w:r>
-        <w:t xml:space="preserve"> </w:t>
-      </w:r>
-      <w:r>
-        <w:rPr>
-          <w:b/>
-          <w:bCs/>
-        </w:rPr>
-        <w:t xml:space="preserve">Start report</w:t>
-      </w:r>
-      <w:r>
-        <w:t xml:space="preserve"> </w:t>
-      </w:r>
-      <w:r>
-        <w:t xml:space="preserve">when the vehicle arrives.</w:t>
+        <w:t xml:space="preserve">In</w:t>
+      </w:r>
+      <w:r>
+        <w:t xml:space="preserve"> </w:t>
+      </w:r>
+      <w:r>
+        <w:rPr>
+          <w:b/>
+          <w:bCs/>
+        </w:rPr>
+        <w:t xml:space="preserve">Bookings</w:t>
+      </w:r>
+      <w:r>
+        <w:t xml:space="preserve">, tap the eye icon of the booking and, in the detail, tap</w:t>
+      </w:r>
+      <w:r>
+        <w:t xml:space="preserve"> </w:t>
+      </w:r>
+      <w:r>
+        <w:rPr>
+          <w:b/>
+          <w:bCs/>
+        </w:rPr>
+        <w:t xml:space="preserve">Inspection</w:t>
+      </w:r>
+      <w:r>
+        <w:t xml:space="preserve">. The button only appears for services of 180 minutes or more that are confirmed, in progress, or completed.</w:t>
       </w:r>
     </w:p>
     <w:p>
@@ -10685,7 +10889,23 @@
         </w:numPr>
       </w:pPr>
       <w:r>
-        <w:t xml:space="preserve">In each phase, click</w:t>
+        <w:t xml:space="preserve">Tap</w:t>
+      </w:r>
+      <w:r>
+        <w:t xml:space="preserve"> </w:t>
+      </w:r>
+      <w:r>
+        <w:rPr>
+          <w:b/>
+          <w:bCs/>
+        </w:rPr>
+        <w:t xml:space="preserve">Start report</w:t>
+      </w:r>
+      <w:r>
+        <w:t xml:space="preserve"> </w:t>
+      </w:r>
+      <w:r>
+        <w:t xml:space="preserve">and, in each phase,</w:t>
       </w:r>
       <w:r>
         <w:t xml:space="preserve"> </w:t>
@@ -10698,7 +10918,7 @@
         <w:t xml:space="preserve">Start phase</w:t>
       </w:r>
       <w:r>
-        <w:t xml:space="preserve">, add the findings with</w:t>
+        <w:t xml:space="preserve">,</w:t>
       </w:r>
       <w:r>
         <w:t xml:space="preserve"> </w:t>
@@ -10711,10 +10931,7 @@
         <w:t xml:space="preserve">Add finding</w:t>
       </w:r>
       <w:r>
-        <w:t xml:space="preserve"> </w:t>
-      </w:r>
-      <w:r>
-        <w:t xml:space="preserve">(vehicle part, type: note, minor damage, or major damage; description; and up to five JPG or PNG photos of up to 10 MB), and click</w:t>
+        <w:t xml:space="preserve">, and</w:t>
       </w:r>
       <w:r>
         <w:t xml:space="preserve"> </w:t>
@@ -10727,7 +10944,26 @@
         <w:t xml:space="preserve">Finish phase</w:t>
       </w:r>
       <w:r>
-        <w:t xml:space="preserve">.</w:t>
+        <w:t xml:space="preserve"> </w:t>
+      </w:r>
+      <w:r>
+        <w:t xml:space="preserve">(or</w:t>
+      </w:r>
+      <w:r>
+        <w:t xml:space="preserve"> </w:t>
+      </w:r>
+      <w:r>
+        <w:rPr>
+          <w:b/>
+          <w:bCs/>
+        </w:rPr>
+        <w:t xml:space="preserve">Reopen</w:t>
+      </w:r>
+      <w:r>
+        <w:t xml:space="preserve"> </w:t>
+      </w:r>
+      <w:r>
+        <w:t xml:space="preserve">to correct a finished phase).</w:t>
       </w:r>
     </w:p>
     <w:p>
@@ -10739,49 +10975,49 @@
         </w:numPr>
       </w:pPr>
       <w:r>
-        <w:t xml:space="preserve">Click</w:t>
-      </w:r>
-      <w:r>
-        <w:t xml:space="preserve"> </w:t>
-      </w:r>
-      <w:r>
-        <w:rPr>
-          <w:b/>
-          <w:bCs/>
-        </w:rPr>
-        <w:t xml:space="preserve">Publish and copy link</w:t>
-      </w:r>
-      <w:r>
-        <w:t xml:space="preserve">;</w:t>
-      </w:r>
-      <w:r>
-        <w:t xml:space="preserve"> </w:t>
-      </w:r>
-      <w:r>
-        <w:rPr>
-          <w:b/>
-          <w:bCs/>
-        </w:rPr>
-        <w:t xml:space="preserve">View as customer</w:t>
-      </w:r>
-      <w:r>
-        <w:t xml:space="preserve"> </w:t>
-      </w:r>
-      <w:r>
-        <w:t xml:space="preserve">shows the public version (route</w:t>
-      </w:r>
-      <w:r>
-        <w:t xml:space="preserve"> </w:t>
-      </w:r>
-      <w:r>
-        <w:rPr>
-          <w:i/>
-          <w:iCs/>
-        </w:rPr>
-        <w:t xml:space="preserve">/report/{token}</w:t>
-      </w:r>
-      <w:r>
-        <w:t xml:space="preserve">).</w:t>
+        <w:t xml:space="preserve">In</w:t>
+      </w:r>
+      <w:r>
+        <w:t xml:space="preserve"> </w:t>
+      </w:r>
+      <w:r>
+        <w:rPr>
+          <w:b/>
+          <w:bCs/>
+        </w:rPr>
+        <w:t xml:space="preserve">New finding</w:t>
+      </w:r>
+      <w:r>
+        <w:t xml:space="preserve">, type or choose the vehicle part from the suggestions, choose the type, and write the note. Attach up to five photos with</w:t>
+      </w:r>
+      <w:r>
+        <w:t xml:space="preserve"> </w:t>
+      </w:r>
+      <w:r>
+        <w:rPr>
+          <w:b/>
+          <w:bCs/>
+        </w:rPr>
+        <w:t xml:space="preserve">Take photo</w:t>
+      </w:r>
+      <w:r>
+        <w:t xml:space="preserve"> </w:t>
+      </w:r>
+      <w:r>
+        <w:t xml:space="preserve">(camera) or</w:t>
+      </w:r>
+      <w:r>
+        <w:t xml:space="preserve"> </w:t>
+      </w:r>
+      <w:r>
+        <w:rPr>
+          <w:b/>
+          <w:bCs/>
+        </w:rPr>
+        <w:t xml:space="preserve">Gallery</w:t>
+      </w:r>
+      <w:r>
+        <w:t xml:space="preserve">. The app shrinks each photo to 1600 pixels on its longer side, in JPEG format, before uploading it, because the server accepts at most 2 MB per photo.</w:t>
       </w:r>
     </w:p>
     <w:p>
@@ -10790,240 +11026,6 @@
         <w:numPr>
           <w:ilvl w:val="0"/>
           <w:numId w:val="1037"/>
-        </w:numPr>
-      </w:pPr>
-      <w:r>
-        <w:t xml:space="preserve">Click</w:t>
-      </w:r>
-      <w:r>
-        <w:t xml:space="preserve"> </w:t>
-      </w:r>
-      <w:r>
-        <w:rPr>
-          <w:b/>
-          <w:bCs/>
-        </w:rPr>
-        <w:t xml:space="preserve">Notify customer</w:t>
-      </w:r>
-      <w:r>
-        <w:t xml:space="preserve">. The system sends the customer a notification and an email (type</w:t>
-      </w:r>
-      <w:r>
-        <w:t xml:space="preserve"> </w:t>
-      </w:r>
-      <w:r>
-        <w:rPr>
-          <w:i/>
-          <w:iCs/>
-        </w:rPr>
-        <w:t xml:space="preserve">INSPECTION_REPORT</w:t>
-      </w:r>
-      <w:r>
-        <w:t xml:space="preserve">) with the summary of the inspection: phases finished, number of findings, major findings, and affected areas, together with the link to the report. The message "Customer notified" confirms the sending.</w:t>
-      </w:r>
-    </w:p>
-    <w:p>
-      <w:pPr>
-        <w:pStyle w:val="FirstParagraph"/>
-      </w:pPr>
-      <w:r>
-        <w:rPr>
-          <w:b/>
-          <w:bCs/>
-        </w:rPr>
-        <w:t xml:space="preserve">From the mobile app.</w:t>
-      </w:r>
-      <w:r>
-        <w:t xml:space="preserve"> </w:t>
-      </w:r>
-      <w:r>
-        <w:t xml:space="preserve">The report can also be managed from the phone, with the same phases and the same server rules:</w:t>
-      </w:r>
-    </w:p>
-    <w:p>
-      <w:pPr>
-        <w:pStyle w:val="Compact"/>
-        <w:numPr>
-          <w:ilvl w:val="0"/>
-          <w:numId w:val="1038"/>
-        </w:numPr>
-      </w:pPr>
-      <w:r>
-        <w:t xml:space="preserve">In</w:t>
-      </w:r>
-      <w:r>
-        <w:t xml:space="preserve"> </w:t>
-      </w:r>
-      <w:r>
-        <w:rPr>
-          <w:b/>
-          <w:bCs/>
-        </w:rPr>
-        <w:t xml:space="preserve">Bookings</w:t>
-      </w:r>
-      <w:r>
-        <w:t xml:space="preserve">, tap the eye icon of the booking and, in the detail, tap</w:t>
-      </w:r>
-      <w:r>
-        <w:t xml:space="preserve"> </w:t>
-      </w:r>
-      <w:r>
-        <w:rPr>
-          <w:b/>
-          <w:bCs/>
-        </w:rPr>
-        <w:t xml:space="preserve">Inspection</w:t>
-      </w:r>
-      <w:r>
-        <w:t xml:space="preserve">. The button only appears for services of 180 minutes or more that are confirmed, in progress, or completed.</w:t>
-      </w:r>
-    </w:p>
-    <w:p>
-      <w:pPr>
-        <w:pStyle w:val="Compact"/>
-        <w:numPr>
-          <w:ilvl w:val="0"/>
-          <w:numId w:val="1038"/>
-        </w:numPr>
-      </w:pPr>
-      <w:r>
-        <w:t xml:space="preserve">Tap</w:t>
-      </w:r>
-      <w:r>
-        <w:t xml:space="preserve"> </w:t>
-      </w:r>
-      <w:r>
-        <w:rPr>
-          <w:b/>
-          <w:bCs/>
-        </w:rPr>
-        <w:t xml:space="preserve">Start report</w:t>
-      </w:r>
-      <w:r>
-        <w:t xml:space="preserve"> </w:t>
-      </w:r>
-      <w:r>
-        <w:t xml:space="preserve">and, in each phase,</w:t>
-      </w:r>
-      <w:r>
-        <w:t xml:space="preserve"> </w:t>
-      </w:r>
-      <w:r>
-        <w:rPr>
-          <w:b/>
-          <w:bCs/>
-        </w:rPr>
-        <w:t xml:space="preserve">Start phase</w:t>
-      </w:r>
-      <w:r>
-        <w:t xml:space="preserve">,</w:t>
-      </w:r>
-      <w:r>
-        <w:t xml:space="preserve"> </w:t>
-      </w:r>
-      <w:r>
-        <w:rPr>
-          <w:b/>
-          <w:bCs/>
-        </w:rPr>
-        <w:t xml:space="preserve">Add finding</w:t>
-      </w:r>
-      <w:r>
-        <w:t xml:space="preserve">, and</w:t>
-      </w:r>
-      <w:r>
-        <w:t xml:space="preserve"> </w:t>
-      </w:r>
-      <w:r>
-        <w:rPr>
-          <w:b/>
-          <w:bCs/>
-        </w:rPr>
-        <w:t xml:space="preserve">Finish phase</w:t>
-      </w:r>
-      <w:r>
-        <w:t xml:space="preserve"> </w:t>
-      </w:r>
-      <w:r>
-        <w:t xml:space="preserve">(or</w:t>
-      </w:r>
-      <w:r>
-        <w:t xml:space="preserve"> </w:t>
-      </w:r>
-      <w:r>
-        <w:rPr>
-          <w:b/>
-          <w:bCs/>
-        </w:rPr>
-        <w:t xml:space="preserve">Reopen</w:t>
-      </w:r>
-      <w:r>
-        <w:t xml:space="preserve"> </w:t>
-      </w:r>
-      <w:r>
-        <w:t xml:space="preserve">to correct a finished phase).</w:t>
-      </w:r>
-    </w:p>
-    <w:p>
-      <w:pPr>
-        <w:pStyle w:val="Compact"/>
-        <w:numPr>
-          <w:ilvl w:val="0"/>
-          <w:numId w:val="1038"/>
-        </w:numPr>
-      </w:pPr>
-      <w:r>
-        <w:t xml:space="preserve">In</w:t>
-      </w:r>
-      <w:r>
-        <w:t xml:space="preserve"> </w:t>
-      </w:r>
-      <w:r>
-        <w:rPr>
-          <w:b/>
-          <w:bCs/>
-        </w:rPr>
-        <w:t xml:space="preserve">New finding</w:t>
-      </w:r>
-      <w:r>
-        <w:t xml:space="preserve">, type or choose the vehicle part from the suggestions, choose the type, and write the note. Attach up to five photos with</w:t>
-      </w:r>
-      <w:r>
-        <w:t xml:space="preserve"> </w:t>
-      </w:r>
-      <w:r>
-        <w:rPr>
-          <w:b/>
-          <w:bCs/>
-        </w:rPr>
-        <w:t xml:space="preserve">Take photo</w:t>
-      </w:r>
-      <w:r>
-        <w:t xml:space="preserve"> </w:t>
-      </w:r>
-      <w:r>
-        <w:t xml:space="preserve">(camera) or</w:t>
-      </w:r>
-      <w:r>
-        <w:t xml:space="preserve"> </w:t>
-      </w:r>
-      <w:r>
-        <w:rPr>
-          <w:b/>
-          <w:bCs/>
-        </w:rPr>
-        <w:t xml:space="preserve">Gallery</w:t>
-      </w:r>
-      <w:r>
-        <w:t xml:space="preserve">. The app shrinks each photo to 1600 pixels on its longer side, in JPEG format, before uploading it, because the server accepts at most 2 MB per photo.</w:t>
-      </w:r>
-    </w:p>
-    <w:p>
-      <w:pPr>
-        <w:pStyle w:val="Compact"/>
-        <w:numPr>
-          <w:ilvl w:val="0"/>
-          <w:numId w:val="1038"/>
         </w:numPr>
       </w:pPr>
       <w:r>
@@ -11494,7 +11496,7 @@
         <w:pStyle w:val="Compact"/>
         <w:numPr>
           <w:ilvl w:val="0"/>
-          <w:numId w:val="1039"/>
+          <w:numId w:val="1038"/>
         </w:numPr>
       </w:pPr>
       <w:r>
@@ -11548,7 +11550,7 @@
         <w:pStyle w:val="Compact"/>
         <w:numPr>
           <w:ilvl w:val="0"/>
-          <w:numId w:val="1039"/>
+          <w:numId w:val="1038"/>
         </w:numPr>
       </w:pPr>
       <w:r>
@@ -11621,7 +11623,7 @@
         <w:pStyle w:val="Compact"/>
         <w:numPr>
           <w:ilvl w:val="0"/>
-          <w:numId w:val="1039"/>
+          <w:numId w:val="1038"/>
         </w:numPr>
       </w:pPr>
       <w:r>
@@ -11633,7 +11635,7 @@
         <w:pStyle w:val="Compact"/>
         <w:numPr>
           <w:ilvl w:val="0"/>
-          <w:numId w:val="1039"/>
+          <w:numId w:val="1038"/>
         </w:numPr>
       </w:pPr>
       <w:r>
@@ -11916,7 +11918,36 @@
         <w:t xml:space="preserve"> </w:t>
       </w:r>
       <w:r>
-        <w:t xml:space="preserve">option of the administrator works like that of the other roles: it lists the notifications with filters and allows marking them as read or deleting them. Every active administrator receives staff notices in the inbox and as push notifications (never by email): a new booking confirmed, a booking moved to another time, and a booking cancelled (with the reason).</w:t>
+        <w:t xml:space="preserve">option of the administrator works like that of the other roles: it lists the notifications with filters and allows marking them as read or deleting them. Clicking a notification opens its detail and marks it as read; booking notices bring the</w:t>
+      </w:r>
+      <w:r>
+        <w:t xml:space="preserve"> </w:t>
+      </w:r>
+      <w:r>
+        <w:rPr>
+          <w:b/>
+          <w:bCs/>
+        </w:rPr>
+        <w:t xml:space="preserve">Go to bookings</w:t>
+      </w:r>
+      <w:r>
+        <w:t xml:space="preserve"> </w:t>
+      </w:r>
+      <w:r>
+        <w:t xml:space="preserve">button and the welcome notice</w:t>
+      </w:r>
+      <w:r>
+        <w:t xml:space="preserve"> </w:t>
+      </w:r>
+      <w:r>
+        <w:rPr>
+          <w:b/>
+          <w:bCs/>
+        </w:rPr>
+        <w:t xml:space="preserve">Go to home</w:t>
+      </w:r>
+      <w:r>
+        <w:t xml:space="preserve">. Every active administrator receives staff notices in the inbox and as push notifications (never by email): a new booking confirmed, a booking moved to another time, and a booking cancelled (with the reason).</w:t>
       </w:r>
     </w:p>
     <w:p>
@@ -12145,6 +12176,197 @@
       </w:r>
       <w:r>
         <w:t xml:space="preserve">):</w:t>
+      </w:r>
+    </w:p>
+    <w:p>
+      <w:pPr>
+        <w:pStyle w:val="Compact"/>
+        <w:numPr>
+          <w:ilvl w:val="0"/>
+          <w:numId w:val="1039"/>
+        </w:numPr>
+      </w:pPr>
+      <w:r>
+        <w:t xml:space="preserve">Click to create a promotion and type the</w:t>
+      </w:r>
+      <w:r>
+        <w:t xml:space="preserve"> </w:t>
+      </w:r>
+      <w:r>
+        <w:rPr>
+          <w:b/>
+          <w:bCs/>
+        </w:rPr>
+        <w:t xml:space="preserve">Name</w:t>
+      </w:r>
+      <w:r>
+        <w:t xml:space="preserve">, the</w:t>
+      </w:r>
+      <w:r>
+        <w:t xml:space="preserve"> </w:t>
+      </w:r>
+      <w:r>
+        <w:rPr>
+          <w:b/>
+          <w:bCs/>
+        </w:rPr>
+        <w:t xml:space="preserve">Description</w:t>
+      </w:r>
+      <w:r>
+        <w:t xml:space="preserve">, the</w:t>
+      </w:r>
+      <w:r>
+        <w:t xml:space="preserve"> </w:t>
+      </w:r>
+      <w:r>
+        <w:rPr>
+          <w:b/>
+          <w:bCs/>
+        </w:rPr>
+        <w:t xml:space="preserve">Coupon</w:t>
+      </w:r>
+      <w:r>
+        <w:t xml:space="preserve"> </w:t>
+      </w:r>
+      <w:r>
+        <w:t xml:space="preserve">code (for example, PREMIUM20), the icon, the benefits, and the</w:t>
+      </w:r>
+      <w:r>
+        <w:t xml:space="preserve"> </w:t>
+      </w:r>
+      <w:r>
+        <w:rPr>
+          <w:b/>
+          <w:bCs/>
+        </w:rPr>
+        <w:t xml:space="preserve">Start date</w:t>
+      </w:r>
+      <w:r>
+        <w:t xml:space="preserve"> </w:t>
+      </w:r>
+      <w:r>
+        <w:t xml:space="preserve">(if it is in the future, the promotion stays scheduled until that day).</w:t>
+      </w:r>
+    </w:p>
+    <w:p>
+      <w:pPr>
+        <w:pStyle w:val="Compact"/>
+        <w:numPr>
+          <w:ilvl w:val="0"/>
+          <w:numId w:val="1039"/>
+        </w:numPr>
+      </w:pPr>
+      <w:r>
+        <w:t xml:space="preserve">Type the</w:t>
+      </w:r>
+      <w:r>
+        <w:t xml:space="preserve"> </w:t>
+      </w:r>
+      <w:r>
+        <w:rPr>
+          <w:b/>
+          <w:bCs/>
+        </w:rPr>
+        <w:t xml:space="preserve">Discount on redemption (%)</w:t>
+      </w:r>
+      <w:r>
+        <w:t xml:space="preserve">, between 1 and 100 (100 = free), which is applied to the booking total when the customer redeems the coupon.</w:t>
+      </w:r>
+    </w:p>
+    <w:p>
+      <w:pPr>
+        <w:pStyle w:val="Compact"/>
+        <w:numPr>
+          <w:ilvl w:val="0"/>
+          <w:numId w:val="1039"/>
+        </w:numPr>
+      </w:pPr>
+      <w:r>
+        <w:t xml:space="preserve">Type the</w:t>
+      </w:r>
+      <w:r>
+        <w:t xml:space="preserve"> </w:t>
+      </w:r>
+      <w:r>
+        <w:rPr>
+          <w:b/>
+          <w:bCs/>
+        </w:rPr>
+        <w:t xml:space="preserve">Loyalty points required</w:t>
+      </w:r>
+      <w:r>
+        <w:t xml:space="preserve"> </w:t>
+      </w:r>
+      <w:r>
+        <w:t xml:space="preserve">to unlock the coupon (0 = available to everyone).</w:t>
+      </w:r>
+    </w:p>
+    <w:p>
+      <w:pPr>
+        <w:pStyle w:val="Compact"/>
+        <w:numPr>
+          <w:ilvl w:val="0"/>
+          <w:numId w:val="1039"/>
+        </w:numPr>
+      </w:pPr>
+      <w:r>
+        <w:t xml:space="preserve">Save. The card of the promotion shows the discount ("N% off") and the points needed ("unlocks at N points" or "available to everyone"). The status is calculated from the start date and can be paused or resumed from the card.</w:t>
+      </w:r>
+    </w:p>
+    <w:p>
+      <w:pPr>
+        <w:pStyle w:val="FirstParagraph"/>
+      </w:pPr>
+      <w:r>
+        <w:t xml:space="preserve">When the points of a customer reach those required by an available coupon, the customer receives the notice "You have a redeemable coupon!" with its code. Redeeming a coupon does not consume points, and each coupon can be redeemed once per booking.</w:t>
+      </w:r>
+    </w:p>
+    <w:bookmarkEnd w:id="99"/>
+    <w:bookmarkEnd w:id="100"/>
+    <w:bookmarkStart w:id="105" w:name="X538afaabdbd0d453e906ecdbd611e5b63717e92"/>
+    <w:p>
+      <w:pPr>
+        <w:pStyle w:val="Heading2"/>
+      </w:pPr>
+      <w:r>
+        <w:t xml:space="preserve">13. Administrative Reports</w:t>
+      </w:r>
+    </w:p>
+    <w:p>
+      <w:pPr>
+        <w:pStyle w:val="FirstParagraph"/>
+      </w:pPr>
+      <w:r>
+        <w:t xml:space="preserve">The</w:t>
+      </w:r>
+      <w:r>
+        <w:t xml:space="preserve"> </w:t>
+      </w:r>
+      <w:r>
+        <w:rPr>
+          <w:b/>
+          <w:bCs/>
+        </w:rPr>
+        <w:t xml:space="preserve">Reports</w:t>
+      </w:r>
+      <w:r>
+        <w:t xml:space="preserve"> </w:t>
+      </w:r>
+      <w:r>
+        <w:t xml:space="preserve">screen (route</w:t>
+      </w:r>
+      <w:r>
+        <w:t xml:space="preserve"> </w:t>
+      </w:r>
+      <w:r>
+        <w:rPr>
+          <w:i/>
+          <w:iCs/>
+        </w:rPr>
+        <w:t xml:space="preserve">/admin/reports</w:t>
+      </w:r>
+      <w:r>
+        <w:t xml:space="preserve">) shows the performance of the business with data of bookings and payments loaded from the server:</w:t>
       </w:r>
     </w:p>
     <w:p>
@@ -12156,65 +12378,62 @@
         </w:numPr>
       </w:pPr>
       <w:r>
-        <w:t xml:space="preserve">Click to create a promotion and type the</w:t>
-      </w:r>
-      <w:r>
-        <w:t xml:space="preserve"> </w:t>
-      </w:r>
-      <w:r>
-        <w:rPr>
-          <w:b/>
-          <w:bCs/>
-        </w:rPr>
-        <w:t xml:space="preserve">Name</w:t>
-      </w:r>
-      <w:r>
-        <w:t xml:space="preserve">, the</w:t>
-      </w:r>
-      <w:r>
-        <w:t xml:space="preserve"> </w:t>
-      </w:r>
-      <w:r>
-        <w:rPr>
-          <w:b/>
-          <w:bCs/>
-        </w:rPr>
-        <w:t xml:space="preserve">Description</w:t>
-      </w:r>
-      <w:r>
-        <w:t xml:space="preserve">, the</w:t>
-      </w:r>
-      <w:r>
-        <w:t xml:space="preserve"> </w:t>
-      </w:r>
-      <w:r>
-        <w:rPr>
-          <w:b/>
-          <w:bCs/>
-        </w:rPr>
-        <w:t xml:space="preserve">Coupon</w:t>
-      </w:r>
-      <w:r>
-        <w:t xml:space="preserve"> </w:t>
-      </w:r>
-      <w:r>
-        <w:t xml:space="preserve">code (for example, PREMIUM20), the icon, the benefits, and the</w:t>
-      </w:r>
-      <w:r>
-        <w:t xml:space="preserve"> </w:t>
-      </w:r>
-      <w:r>
-        <w:rPr>
-          <w:b/>
-          <w:bCs/>
-        </w:rPr>
-        <w:t xml:space="preserve">Start date</w:t>
-      </w:r>
-      <w:r>
-        <w:t xml:space="preserve"> </w:t>
-      </w:r>
-      <w:r>
-        <w:t xml:space="preserve">(if it is in the future, the promotion stays scheduled until that day).</w:t>
+        <w:t xml:space="preserve">Choose the filters</w:t>
+      </w:r>
+      <w:r>
+        <w:t xml:space="preserve"> </w:t>
+      </w:r>
+      <w:r>
+        <w:rPr>
+          <w:b/>
+          <w:bCs/>
+        </w:rPr>
+        <w:t xml:space="preserve">Date</w:t>
+      </w:r>
+      <w:r>
+        <w:t xml:space="preserve">,</w:t>
+      </w:r>
+      <w:r>
+        <w:t xml:space="preserve"> </w:t>
+      </w:r>
+      <w:r>
+        <w:rPr>
+          <w:b/>
+          <w:bCs/>
+        </w:rPr>
+        <w:t xml:space="preserve">Service</w:t>
+      </w:r>
+      <w:r>
+        <w:t xml:space="preserve">, and</w:t>
+      </w:r>
+      <w:r>
+        <w:t xml:space="preserve"> </w:t>
+      </w:r>
+      <w:r>
+        <w:rPr>
+          <w:b/>
+          <w:bCs/>
+        </w:rPr>
+        <w:t xml:space="preserve">Operator</w:t>
+      </w:r>
+      <w:r>
+        <w:t xml:space="preserve"> </w:t>
+      </w:r>
+      <w:r>
+        <w:t xml:space="preserve">and click</w:t>
+      </w:r>
+      <w:r>
+        <w:t xml:space="preserve"> </w:t>
+      </w:r>
+      <w:r>
+        <w:rPr>
+          <w:b/>
+          <w:bCs/>
+        </w:rPr>
+        <w:t xml:space="preserve">Apply filters</w:t>
+      </w:r>
+      <w:r>
+        <w:t xml:space="preserve">.</w:t>
       </w:r>
     </w:p>
     <w:p>
@@ -12226,20 +12445,23 @@
         </w:numPr>
       </w:pPr>
       <w:r>
-        <w:t xml:space="preserve">Type the</w:t>
-      </w:r>
-      <w:r>
-        <w:t xml:space="preserve"> </w:t>
-      </w:r>
-      <w:r>
-        <w:rPr>
-          <w:b/>
-          <w:bCs/>
-        </w:rPr>
-        <w:t xml:space="preserve">Discount on redemption (%)</w:t>
-      </w:r>
-      <w:r>
-        <w:t xml:space="preserve">, between 1 and 100 (100 = free), which is applied to the booking total when the customer redeems the coupon.</w:t>
+        <w:t xml:space="preserve">Review the</w:t>
+      </w:r>
+      <w:r>
+        <w:t xml:space="preserve"> </w:t>
+      </w:r>
+      <w:r>
+        <w:rPr>
+          <w:b/>
+          <w:bCs/>
+        </w:rPr>
+        <w:t xml:space="preserve">Charts</w:t>
+      </w:r>
+      <w:r>
+        <w:t xml:space="preserve"> </w:t>
+      </w:r>
+      <w:r>
+        <w:t xml:space="preserve">of services completed and revenue for the period.</w:t>
       </w:r>
     </w:p>
     <w:p>
@@ -12251,23 +12473,75 @@
         </w:numPr>
       </w:pPr>
       <w:r>
-        <w:t xml:space="preserve">Type the</w:t>
-      </w:r>
-      <w:r>
-        <w:t xml:space="preserve"> </w:t>
-      </w:r>
-      <w:r>
-        <w:rPr>
-          <w:b/>
-          <w:bCs/>
-        </w:rPr>
-        <w:t xml:space="preserve">Loyalty points required</w:t>
-      </w:r>
-      <w:r>
-        <w:t xml:space="preserve"> </w:t>
-      </w:r>
-      <w:r>
-        <w:t xml:space="preserve">to unlock the coupon (0 = available to everyone).</w:t>
+        <w:t xml:space="preserve">Review the summaries</w:t>
+      </w:r>
+      <w:r>
+        <w:t xml:space="preserve"> </w:t>
+      </w:r>
+      <w:r>
+        <w:rPr>
+          <w:b/>
+          <w:bCs/>
+        </w:rPr>
+        <w:t xml:space="preserve">Today's Report</w:t>
+      </w:r>
+      <w:r>
+        <w:t xml:space="preserve">,</w:t>
+      </w:r>
+      <w:r>
+        <w:t xml:space="preserve"> </w:t>
+      </w:r>
+      <w:r>
+        <w:rPr>
+          <w:b/>
+          <w:bCs/>
+        </w:rPr>
+        <w:t xml:space="preserve">Week's Report</w:t>
+      </w:r>
+      <w:r>
+        <w:t xml:space="preserve">, and</w:t>
+      </w:r>
+      <w:r>
+        <w:t xml:space="preserve"> </w:t>
+      </w:r>
+      <w:r>
+        <w:rPr>
+          <w:b/>
+          <w:bCs/>
+        </w:rPr>
+        <w:t xml:space="preserve">Month's Report</w:t>
+      </w:r>
+      <w:r>
+        <w:t xml:space="preserve"> </w:t>
+      </w:r>
+      <w:r>
+        <w:t xml:space="preserve">(services completed and total revenue), the</w:t>
+      </w:r>
+      <w:r>
+        <w:t xml:space="preserve"> </w:t>
+      </w:r>
+      <w:r>
+        <w:rPr>
+          <w:b/>
+          <w:bCs/>
+        </w:rPr>
+        <w:t xml:space="preserve">Year's Total Revenue</w:t>
+      </w:r>
+      <w:r>
+        <w:t xml:space="preserve">, and the</w:t>
+      </w:r>
+      <w:r>
+        <w:t xml:space="preserve"> </w:t>
+      </w:r>
+      <w:r>
+        <w:rPr>
+          <w:b/>
+          <w:bCs/>
+        </w:rPr>
+        <w:t xml:space="preserve">Best-Selling Services</w:t>
+      </w:r>
+      <w:r>
+        <w:t xml:space="preserve">.</w:t>
       </w:r>
     </w:p>
     <w:p>
@@ -12276,249 +12550,6 @@
         <w:numPr>
           <w:ilvl w:val="0"/>
           <w:numId w:val="1040"/>
-        </w:numPr>
-      </w:pPr>
-      <w:r>
-        <w:t xml:space="preserve">Save. The card of the promotion shows the discount ("N% off") and the points needed ("unlocks at N points" or "available to everyone"). The status is calculated from the start date and can be paused or resumed from the card.</w:t>
-      </w:r>
-    </w:p>
-    <w:p>
-      <w:pPr>
-        <w:pStyle w:val="FirstParagraph"/>
-      </w:pPr>
-      <w:r>
-        <w:t xml:space="preserve">When the points of a customer reach those required by an available coupon, the customer receives the notice "You have a redeemable coupon!" with its code. Redeeming a coupon does not consume points, and each coupon can be redeemed once per booking.</w:t>
-      </w:r>
-    </w:p>
-    <w:bookmarkEnd w:id="99"/>
-    <w:bookmarkEnd w:id="100"/>
-    <w:bookmarkStart w:id="105" w:name="X538afaabdbd0d453e906ecdbd611e5b63717e92"/>
-    <w:p>
-      <w:pPr>
-        <w:pStyle w:val="Heading2"/>
-      </w:pPr>
-      <w:r>
-        <w:t xml:space="preserve">13. Administrative Reports</w:t>
-      </w:r>
-    </w:p>
-    <w:p>
-      <w:pPr>
-        <w:pStyle w:val="FirstParagraph"/>
-      </w:pPr>
-      <w:r>
-        <w:t xml:space="preserve">The</w:t>
-      </w:r>
-      <w:r>
-        <w:t xml:space="preserve"> </w:t>
-      </w:r>
-      <w:r>
-        <w:rPr>
-          <w:b/>
-          <w:bCs/>
-        </w:rPr>
-        <w:t xml:space="preserve">Reports</w:t>
-      </w:r>
-      <w:r>
-        <w:t xml:space="preserve"> </w:t>
-      </w:r>
-      <w:r>
-        <w:t xml:space="preserve">screen (route</w:t>
-      </w:r>
-      <w:r>
-        <w:t xml:space="preserve"> </w:t>
-      </w:r>
-      <w:r>
-        <w:rPr>
-          <w:i/>
-          <w:iCs/>
-        </w:rPr>
-        <w:t xml:space="preserve">/admin/reports</w:t>
-      </w:r>
-      <w:r>
-        <w:t xml:space="preserve">) shows the performance of the business with data of bookings and payments loaded from the server:</w:t>
-      </w:r>
-    </w:p>
-    <w:p>
-      <w:pPr>
-        <w:pStyle w:val="Compact"/>
-        <w:numPr>
-          <w:ilvl w:val="0"/>
-          <w:numId w:val="1041"/>
-        </w:numPr>
-      </w:pPr>
-      <w:r>
-        <w:t xml:space="preserve">Choose the filters</w:t>
-      </w:r>
-      <w:r>
-        <w:t xml:space="preserve"> </w:t>
-      </w:r>
-      <w:r>
-        <w:rPr>
-          <w:b/>
-          <w:bCs/>
-        </w:rPr>
-        <w:t xml:space="preserve">Date</w:t>
-      </w:r>
-      <w:r>
-        <w:t xml:space="preserve">,</w:t>
-      </w:r>
-      <w:r>
-        <w:t xml:space="preserve"> </w:t>
-      </w:r>
-      <w:r>
-        <w:rPr>
-          <w:b/>
-          <w:bCs/>
-        </w:rPr>
-        <w:t xml:space="preserve">Service</w:t>
-      </w:r>
-      <w:r>
-        <w:t xml:space="preserve">, and</w:t>
-      </w:r>
-      <w:r>
-        <w:t xml:space="preserve"> </w:t>
-      </w:r>
-      <w:r>
-        <w:rPr>
-          <w:b/>
-          <w:bCs/>
-        </w:rPr>
-        <w:t xml:space="preserve">Operator</w:t>
-      </w:r>
-      <w:r>
-        <w:t xml:space="preserve"> </w:t>
-      </w:r>
-      <w:r>
-        <w:t xml:space="preserve">and click</w:t>
-      </w:r>
-      <w:r>
-        <w:t xml:space="preserve"> </w:t>
-      </w:r>
-      <w:r>
-        <w:rPr>
-          <w:b/>
-          <w:bCs/>
-        </w:rPr>
-        <w:t xml:space="preserve">Apply filters</w:t>
-      </w:r>
-      <w:r>
-        <w:t xml:space="preserve">.</w:t>
-      </w:r>
-    </w:p>
-    <w:p>
-      <w:pPr>
-        <w:pStyle w:val="Compact"/>
-        <w:numPr>
-          <w:ilvl w:val="0"/>
-          <w:numId w:val="1041"/>
-        </w:numPr>
-      </w:pPr>
-      <w:r>
-        <w:t xml:space="preserve">Review the</w:t>
-      </w:r>
-      <w:r>
-        <w:t xml:space="preserve"> </w:t>
-      </w:r>
-      <w:r>
-        <w:rPr>
-          <w:b/>
-          <w:bCs/>
-        </w:rPr>
-        <w:t xml:space="preserve">Charts</w:t>
-      </w:r>
-      <w:r>
-        <w:t xml:space="preserve"> </w:t>
-      </w:r>
-      <w:r>
-        <w:t xml:space="preserve">of services completed and revenue for the period.</w:t>
-      </w:r>
-    </w:p>
-    <w:p>
-      <w:pPr>
-        <w:pStyle w:val="Compact"/>
-        <w:numPr>
-          <w:ilvl w:val="0"/>
-          <w:numId w:val="1041"/>
-        </w:numPr>
-      </w:pPr>
-      <w:r>
-        <w:t xml:space="preserve">Review the summaries</w:t>
-      </w:r>
-      <w:r>
-        <w:t xml:space="preserve"> </w:t>
-      </w:r>
-      <w:r>
-        <w:rPr>
-          <w:b/>
-          <w:bCs/>
-        </w:rPr>
-        <w:t xml:space="preserve">Today's Report</w:t>
-      </w:r>
-      <w:r>
-        <w:t xml:space="preserve">,</w:t>
-      </w:r>
-      <w:r>
-        <w:t xml:space="preserve"> </w:t>
-      </w:r>
-      <w:r>
-        <w:rPr>
-          <w:b/>
-          <w:bCs/>
-        </w:rPr>
-        <w:t xml:space="preserve">Week's Report</w:t>
-      </w:r>
-      <w:r>
-        <w:t xml:space="preserve">, and</w:t>
-      </w:r>
-      <w:r>
-        <w:t xml:space="preserve"> </w:t>
-      </w:r>
-      <w:r>
-        <w:rPr>
-          <w:b/>
-          <w:bCs/>
-        </w:rPr>
-        <w:t xml:space="preserve">Month's Report</w:t>
-      </w:r>
-      <w:r>
-        <w:t xml:space="preserve"> </w:t>
-      </w:r>
-      <w:r>
-        <w:t xml:space="preserve">(services completed and total revenue), the</w:t>
-      </w:r>
-      <w:r>
-        <w:t xml:space="preserve"> </w:t>
-      </w:r>
-      <w:r>
-        <w:rPr>
-          <w:b/>
-          <w:bCs/>
-        </w:rPr>
-        <w:t xml:space="preserve">Year's Total Revenue</w:t>
-      </w:r>
-      <w:r>
-        <w:t xml:space="preserve">, and the</w:t>
-      </w:r>
-      <w:r>
-        <w:t xml:space="preserve"> </w:t>
-      </w:r>
-      <w:r>
-        <w:rPr>
-          <w:b/>
-          <w:bCs/>
-        </w:rPr>
-        <w:t xml:space="preserve">Best-Selling Services</w:t>
-      </w:r>
-      <w:r>
-        <w:t xml:space="preserve">.</w:t>
-      </w:r>
-    </w:p>
-    <w:p>
-      <w:pPr>
-        <w:pStyle w:val="Compact"/>
-        <w:numPr>
-          <w:ilvl w:val="0"/>
-          <w:numId w:val="1041"/>
         </w:numPr>
       </w:pPr>
       <w:r>
@@ -14960,7 +14991,7 @@
         <w:pStyle w:val="Compact"/>
         <w:numPr>
           <w:ilvl w:val="0"/>
-          <w:numId w:val="1042"/>
+          <w:numId w:val="1041"/>
         </w:numPr>
       </w:pPr>
       <w:r>
@@ -14972,7 +15003,7 @@
         <w:pStyle w:val="Compact"/>
         <w:numPr>
           <w:ilvl w:val="0"/>
-          <w:numId w:val="1042"/>
+          <w:numId w:val="1041"/>
         </w:numPr>
       </w:pPr>
       <w:r>
@@ -14984,7 +15015,7 @@
         <w:pStyle w:val="Compact"/>
         <w:numPr>
           <w:ilvl w:val="0"/>
-          <w:numId w:val="1042"/>
+          <w:numId w:val="1041"/>
         </w:numPr>
       </w:pPr>
       <w:r>
@@ -14996,7 +15027,7 @@
         <w:pStyle w:val="Compact"/>
         <w:numPr>
           <w:ilvl w:val="0"/>
-          <w:numId w:val="1042"/>
+          <w:numId w:val="1041"/>
         </w:numPr>
       </w:pPr>
       <w:r>
@@ -15008,7 +15039,7 @@
         <w:pStyle w:val="Compact"/>
         <w:numPr>
           <w:ilvl w:val="0"/>
-          <w:numId w:val="1042"/>
+          <w:numId w:val="1041"/>
         </w:numPr>
       </w:pPr>
       <w:r>
@@ -16044,7 +16075,7 @@
         <w:pStyle w:val="Compact"/>
         <w:numPr>
           <w:ilvl w:val="0"/>
-          <w:numId w:val="1043"/>
+          <w:numId w:val="1042"/>
         </w:numPr>
       </w:pPr>
       <w:r>
@@ -16072,7 +16103,7 @@
         <w:pStyle w:val="Compact"/>
         <w:numPr>
           <w:ilvl w:val="0"/>
-          <w:numId w:val="1043"/>
+          <w:numId w:val="1042"/>
         </w:numPr>
       </w:pPr>
       <w:r>
@@ -16084,7 +16115,7 @@
         <w:pStyle w:val="Compact"/>
         <w:numPr>
           <w:ilvl w:val="0"/>
-          <w:numId w:val="1043"/>
+          <w:numId w:val="1042"/>
         </w:numPr>
       </w:pPr>
       <w:r>
@@ -16332,11 +16363,413 @@
         <w:pStyle w:val="Compact"/>
         <w:numPr>
           <w:ilvl w:val="0"/>
-          <w:numId w:val="1044"/>
+          <w:numId w:val="1043"/>
         </w:numPr>
       </w:pPr>
       <w:r>
         <w:t xml:space="preserve">Obtain authorization and announce the interruption to the users.</w:t>
+      </w:r>
+    </w:p>
+    <w:p>
+      <w:pPr>
+        <w:pStyle w:val="Compact"/>
+        <w:numPr>
+          <w:ilvl w:val="0"/>
+          <w:numId w:val="1043"/>
+        </w:numPr>
+      </w:pPr>
+      <w:r>
+        <w:t xml:space="preserve">Choose the backup and check its integrity with RESTORE VERIFYONLY.</w:t>
+      </w:r>
+    </w:p>
+    <w:p>
+      <w:pPr>
+        <w:pStyle w:val="Compact"/>
+        <w:numPr>
+          <w:ilvl w:val="0"/>
+          <w:numId w:val="1043"/>
+        </w:numPr>
+      </w:pPr>
+      <w:r>
+        <w:t xml:space="preserve">Stop the application services and the gateway so that they do not write during the restoration; leave SQL Server running.</w:t>
+      </w:r>
+    </w:p>
+    <w:p>
+      <w:pPr>
+        <w:pStyle w:val="Compact"/>
+        <w:numPr>
+          <w:ilvl w:val="0"/>
+          <w:numId w:val="1043"/>
+        </w:numPr>
+      </w:pPr>
+      <w:r>
+        <w:t xml:space="preserve">Make a backup of the current state, even if it is damaged, so as not to lose the evidence.</w:t>
+      </w:r>
+    </w:p>
+    <w:p>
+      <w:pPr>
+        <w:pStyle w:val="Compact"/>
+        <w:numPr>
+          <w:ilvl w:val="0"/>
+          <w:numId w:val="1043"/>
+        </w:numPr>
+      </w:pPr>
+      <w:r>
+        <w:t xml:space="preserve">Copy the backup file into the container and restore it.</w:t>
+      </w:r>
+    </w:p>
+    <w:p>
+      <w:pPr>
+        <w:pStyle w:val="Compact"/>
+        <w:numPr>
+          <w:ilvl w:val="0"/>
+          <w:numId w:val="1043"/>
+        </w:numPr>
+      </w:pPr>
+      <w:r>
+        <w:t xml:space="preserve">Verify the structure and the data (section 15.3).</w:t>
+      </w:r>
+    </w:p>
+    <w:p>
+      <w:pPr>
+        <w:pStyle w:val="Compact"/>
+        <w:numPr>
+          <w:ilvl w:val="0"/>
+          <w:numId w:val="1043"/>
+        </w:numPr>
+      </w:pPr>
+      <w:r>
+        <w:t xml:space="preserve">Start the services and run the verification tests of the Installation Manual.</w:t>
+      </w:r>
+    </w:p>
+    <w:p>
+      <w:pPr>
+        <w:pStyle w:val="Compact"/>
+        <w:numPr>
+          <w:ilvl w:val="0"/>
+          <w:numId w:val="1043"/>
+        </w:numPr>
+      </w:pPr>
+      <w:r>
+        <w:t xml:space="preserve">Record the restoration and tell the users the date and time of the last recovered data.</w:t>
+      </w:r>
+    </w:p>
+    <w:p>
+      <w:pPr>
+        <w:pStyle w:val="SourceCode"/>
+      </w:pPr>
+      <w:r>
+        <w:rPr>
+          <w:rStyle w:val="BuiltInTok"/>
+        </w:rPr>
+        <w:t xml:space="preserve">cd</w:t>
+      </w:r>
+      <w:r>
+        <w:rPr>
+          <w:rStyle w:val="NormalTok"/>
+        </w:rPr>
+        <w:t xml:space="preserve"> lavarapido-infra</w:t>
+      </w:r>
+      <w:r>
+        <w:br/>
+      </w:r>
+      <w:r>
+        <w:rPr>
+          <w:rStyle w:val="CommentTok"/>
+        </w:rPr>
+        <w:t xml:space="preserve"># Stop the application containers (the database stays running)</w:t>
+      </w:r>
+      <w:r>
+        <w:br/>
+      </w:r>
+      <w:r>
+        <w:rPr>
+          <w:rStyle w:val="ExtensionTok"/>
+        </w:rPr>
+        <w:t xml:space="preserve">docker</w:t>
+      </w:r>
+      <w:r>
+        <w:rPr>
+          <w:rStyle w:val="NormalTok"/>
+        </w:rPr>
+        <w:t xml:space="preserve"> compose stop api-gateway security-service customer-service booking-service </w:t>
+      </w:r>
+      <w:r>
+        <w:rPr>
+          <w:rStyle w:val="DataTypeTok"/>
+        </w:rPr>
+        <w:t xml:space="preserve">\</w:t>
+      </w:r>
+      <w:r>
+        <w:br/>
+      </w:r>
+      <w:r>
+        <w:rPr>
+          <w:rStyle w:val="NormalTok"/>
+        </w:rPr>
+        <w:t xml:space="preserve">  operations-service payment-service notification-service</w:t>
+      </w:r>
+      <w:r>
+        <w:br/>
+      </w:r>
+      <w:r>
+        <w:br/>
+      </w:r>
+      <w:r>
+        <w:rPr>
+          <w:rStyle w:val="CommentTok"/>
+        </w:rPr>
+        <w:t xml:space="preserve"># Copy the backup into the container</w:t>
+      </w:r>
+      <w:r>
+        <w:br/>
+      </w:r>
+      <w:r>
+        <w:rPr>
+          <w:rStyle w:val="ExtensionTok"/>
+        </w:rPr>
+        <w:t xml:space="preserve">docker</w:t>
+      </w:r>
+      <w:r>
+        <w:rPr>
+          <w:rStyle w:val="NormalTok"/>
+        </w:rPr>
+        <w:t xml:space="preserve"> cp ./backups/</w:t>
+      </w:r>
+      <w:r>
+        <w:rPr>
+          <w:rStyle w:val="OperatorTok"/>
+        </w:rPr>
+        <w:t xml:space="preserve">&lt;</w:t>
+      </w:r>
+      <w:r>
+        <w:rPr>
+          <w:rStyle w:val="NormalTok"/>
+        </w:rPr>
+        <w:t xml:space="preserve">FILE</w:t>
+      </w:r>
+      <w:r>
+        <w:rPr>
+          <w:rStyle w:val="OperatorTok"/>
+        </w:rPr>
+        <w:t xml:space="preserve">&gt;</w:t>
+      </w:r>
+      <w:r>
+        <w:rPr>
+          <w:rStyle w:val="NormalTok"/>
+        </w:rPr>
+        <w:t xml:space="preserve">.bak lavarapido-sqlserver:/var/opt/mssql/data/</w:t>
+      </w:r>
+      <w:r>
+        <w:br/>
+      </w:r>
+      <w:r>
+        <w:br/>
+      </w:r>
+      <w:r>
+        <w:rPr>
+          <w:rStyle w:val="CommentTok"/>
+        </w:rPr>
+        <w:t xml:space="preserve"># Restore (closes open connections and replaces the database)</w:t>
+      </w:r>
+      <w:r>
+        <w:br/>
+      </w:r>
+      <w:r>
+        <w:rPr>
+          <w:rStyle w:val="ExtensionTok"/>
+        </w:rPr>
+        <w:t xml:space="preserve">docker</w:t>
+      </w:r>
+      <w:r>
+        <w:rPr>
+          <w:rStyle w:val="NormalTok"/>
+        </w:rPr>
+        <w:t xml:space="preserve"> compose exec sqlserver /opt/mssql-tools18/bin/sqlcmd </w:t>
+      </w:r>
+      <w:r>
+        <w:rPr>
+          <w:rStyle w:val="DataTypeTok"/>
+        </w:rPr>
+        <w:t xml:space="preserve">\</w:t>
+      </w:r>
+      <w:r>
+        <w:br/>
+      </w:r>
+      <w:r>
+        <w:rPr>
+          <w:rStyle w:val="NormalTok"/>
+        </w:rPr>
+        <w:t xml:space="preserve">  </w:t>
+      </w:r>
+      <w:r>
+        <w:rPr>
+          <w:rStyle w:val="AttributeTok"/>
+        </w:rPr>
+        <w:t xml:space="preserve">-S</w:t>
+      </w:r>
+      <w:r>
+        <w:rPr>
+          <w:rStyle w:val="NormalTok"/>
+        </w:rPr>
+        <w:t xml:space="preserve"> localhost </w:t>
+      </w:r>
+      <w:r>
+        <w:rPr>
+          <w:rStyle w:val="AttributeTok"/>
+        </w:rPr>
+        <w:t xml:space="preserve">-U</w:t>
+      </w:r>
+      <w:r>
+        <w:rPr>
+          <w:rStyle w:val="NormalTok"/>
+        </w:rPr>
+        <w:t xml:space="preserve"> sa </w:t>
+      </w:r>
+      <w:r>
+        <w:rPr>
+          <w:rStyle w:val="AttributeTok"/>
+        </w:rPr>
+        <w:t xml:space="preserve">-P</w:t>
+      </w:r>
+      <w:r>
+        <w:rPr>
+          <w:rStyle w:val="NormalTok"/>
+        </w:rPr>
+        <w:t xml:space="preserve"> </w:t>
+      </w:r>
+      <w:r>
+        <w:rPr>
+          <w:rStyle w:val="StringTok"/>
+        </w:rPr>
+        <w:t xml:space="preserve">"</w:t>
+      </w:r>
+      <w:r>
+        <w:rPr>
+          <w:rStyle w:val="VariableTok"/>
+        </w:rPr>
+        <w:t xml:space="preserve">$DB_PASSWORD</w:t>
+      </w:r>
+      <w:r>
+        <w:rPr>
+          <w:rStyle w:val="StringTok"/>
+        </w:rPr>
+        <w:t xml:space="preserve">"</w:t>
+      </w:r>
+      <w:r>
+        <w:rPr>
+          <w:rStyle w:val="NormalTok"/>
+        </w:rPr>
+        <w:t xml:space="preserve"> </w:t>
+      </w:r>
+      <w:r>
+        <w:rPr>
+          <w:rStyle w:val="AttributeTok"/>
+        </w:rPr>
+        <w:t xml:space="preserve">-C</w:t>
+      </w:r>
+      <w:r>
+        <w:rPr>
+          <w:rStyle w:val="NormalTok"/>
+        </w:rPr>
+        <w:t xml:space="preserve"> </w:t>
+      </w:r>
+      <w:r>
+        <w:rPr>
+          <w:rStyle w:val="AttributeTok"/>
+        </w:rPr>
+        <w:t xml:space="preserve">-b</w:t>
+      </w:r>
+      <w:r>
+        <w:rPr>
+          <w:rStyle w:val="NormalTok"/>
+        </w:rPr>
+        <w:t xml:space="preserve"> </w:t>
+      </w:r>
+      <w:r>
+        <w:rPr>
+          <w:rStyle w:val="AttributeTok"/>
+        </w:rPr>
+        <w:t xml:space="preserve">-Q</w:t>
+      </w:r>
+      <w:r>
+        <w:rPr>
+          <w:rStyle w:val="NormalTok"/>
+        </w:rPr>
+        <w:t xml:space="preserve"> </w:t>
+      </w:r>
+      <w:r>
+        <w:rPr>
+          <w:rStyle w:val="DataTypeTok"/>
+        </w:rPr>
+        <w:t xml:space="preserve">\</w:t>
+      </w:r>
+      <w:r>
+        <w:br/>
+      </w:r>
+      <w:r>
+        <w:rPr>
+          <w:rStyle w:val="NormalTok"/>
+        </w:rPr>
+        <w:t xml:space="preserve">  </w:t>
+      </w:r>
+      <w:r>
+        <w:rPr>
+          <w:rStyle w:val="StringTok"/>
+        </w:rPr>
+        <w:t xml:space="preserve">"ALTER DATABASE [LavaRapido] SET SINGLE_USER WITH ROLLBACK IMMEDIATE;</w:t>
+      </w:r>
+      <w:r>
+        <w:br/>
+      </w:r>
+      <w:r>
+        <w:rPr>
+          <w:rStyle w:val="StringTok"/>
+        </w:rPr>
+        <w:t xml:space="preserve">   RESTORE DATABASE [LavaRapido] FROM DISK = N'/var/opt/mssql/data/&lt;FILE&gt;.bak' WITH REPLACE, CHECKSUM, STATS = 10;</w:t>
+      </w:r>
+      <w:r>
+        <w:br/>
+      </w:r>
+      <w:r>
+        <w:rPr>
+          <w:rStyle w:val="StringTok"/>
+        </w:rPr>
+        <w:t xml:space="preserve">   ALTER DATABASE [LavaRapido] SET MULTI_USER;"</w:t>
+      </w:r>
+    </w:p>
+    <w:p>
+      <w:pPr>
+        <w:pStyle w:val="FirstParagraph"/>
+      </w:pPr>
+      <w:r>
+        <w:t xml:space="preserve">The</w:t>
+      </w:r>
+      <w:r>
+        <w:t xml:space="preserve"> </w:t>
+      </w:r>
+      <w:r>
+        <w:rPr>
+          <w:i/>
+          <w:iCs/>
+        </w:rPr>
+        <w:t xml:space="preserve">WITH REPLACE</w:t>
+      </w:r>
+      <w:r>
+        <w:t xml:space="preserve"> </w:t>
+      </w:r>
+      <w:r>
+        <w:t xml:space="preserve">option overwrites the existing database: use it only when you are sure of the chosen backup. If the command fails halfway, the database may remain in a restoring state or in single-user mode; do not restart the container without reviewing the SQL Server log.</w:t>
+      </w:r>
+    </w:p>
+    <w:bookmarkEnd w:id="116"/>
+    <w:bookmarkStart w:id="117" w:name="Xf4cd22f4b64de9ac2d122220c9b382312bd8977"/>
+    <w:p>
+      <w:pPr>
+        <w:pStyle w:val="Heading3"/>
+      </w:pPr>
+      <w:r>
+        <w:t xml:space="preserve">15.3 Post-Restoration Verification</w:t>
       </w:r>
     </w:p>
     <w:p>
@@ -16348,7 +16781,7 @@
         </w:numPr>
       </w:pPr>
       <w:r>
-        <w:t xml:space="preserve">Choose the backup and check its integrity with RESTORE VERIFYONLY.</w:t>
+        <w:t xml:space="preserve">The nine schemas exist and the catalog tables have their rows (queries of the Installation Manual, section 11).</w:t>
       </w:r>
     </w:p>
     <w:p>
@@ -16360,7 +16793,39 @@
         </w:numPr>
       </w:pPr>
       <w:r>
-        <w:t xml:space="preserve">Stop the application services and the gateway so that they do not write during the restoration; leave SQL Server running.</w:t>
+        <w:t xml:space="preserve">The fixed identifiers are still in place:</w:t>
+      </w:r>
+      <w:r>
+        <w:t xml:space="preserve"> </w:t>
+      </w:r>
+      <w:r>
+        <w:rPr>
+          <w:i/>
+          <w:iCs/>
+        </w:rPr>
+        <w:t xml:space="preserve">booking_status_id = 5</w:t>
+      </w:r>
+      <w:r>
+        <w:t xml:space="preserve"> </w:t>
+      </w:r>
+      <w:r>
+        <w:t xml:space="preserve">(CANCELLED) and</w:t>
+      </w:r>
+      <w:r>
+        <w:t xml:space="preserve"> </w:t>
+      </w:r>
+      <w:r>
+        <w:rPr>
+          <w:i/>
+          <w:iCs/>
+        </w:rPr>
+        <w:t xml:space="preserve">payment_status_id = 3</w:t>
+      </w:r>
+      <w:r>
+        <w:t xml:space="preserve"> </w:t>
+      </w:r>
+      <w:r>
+        <w:t xml:space="preserve">(APPROVED).</w:t>
       </w:r>
     </w:p>
     <w:p>
@@ -16372,7 +16837,7 @@
         </w:numPr>
       </w:pPr>
       <w:r>
-        <w:t xml:space="preserve">Make a backup of the current state, even if it is damaged, so as not to lose the evidence.</w:t>
+        <w:t xml:space="preserve">The last booking and the last session correspond to the expected date of the backup.</w:t>
       </w:r>
     </w:p>
     <w:p>
@@ -16384,7 +16849,7 @@
         </w:numPr>
       </w:pPr>
       <w:r>
-        <w:t xml:space="preserve">Copy the backup file into the container and restore it.</w:t>
+        <w:t xml:space="preserve">An administrator can log in, and a test customer can consult the bookings.</w:t>
       </w:r>
     </w:p>
     <w:p>
@@ -16393,440 +16858,6 @@
         <w:numPr>
           <w:ilvl w:val="0"/>
           <w:numId w:val="1044"/>
-        </w:numPr>
-      </w:pPr>
-      <w:r>
-        <w:t xml:space="preserve">Verify the structure and the data (section 15.3).</w:t>
-      </w:r>
-    </w:p>
-    <w:p>
-      <w:pPr>
-        <w:pStyle w:val="Compact"/>
-        <w:numPr>
-          <w:ilvl w:val="0"/>
-          <w:numId w:val="1044"/>
-        </w:numPr>
-      </w:pPr>
-      <w:r>
-        <w:t xml:space="preserve">Start the services and run the verification tests of the Installation Manual.</w:t>
-      </w:r>
-    </w:p>
-    <w:p>
-      <w:pPr>
-        <w:pStyle w:val="Compact"/>
-        <w:numPr>
-          <w:ilvl w:val="0"/>
-          <w:numId w:val="1044"/>
-        </w:numPr>
-      </w:pPr>
-      <w:r>
-        <w:t xml:space="preserve">Record the restoration and tell the users the date and time of the last recovered data.</w:t>
-      </w:r>
-    </w:p>
-    <w:p>
-      <w:pPr>
-        <w:pStyle w:val="SourceCode"/>
-      </w:pPr>
-      <w:r>
-        <w:rPr>
-          <w:rStyle w:val="BuiltInTok"/>
-        </w:rPr>
-        <w:t xml:space="preserve">cd</w:t>
-      </w:r>
-      <w:r>
-        <w:rPr>
-          <w:rStyle w:val="NormalTok"/>
-        </w:rPr>
-        <w:t xml:space="preserve"> lavarapido-infra</w:t>
-      </w:r>
-      <w:r>
-        <w:br/>
-      </w:r>
-      <w:r>
-        <w:rPr>
-          <w:rStyle w:val="CommentTok"/>
-        </w:rPr>
-        <w:t xml:space="preserve"># Stop the application containers (the database stays running)</w:t>
-      </w:r>
-      <w:r>
-        <w:br/>
-      </w:r>
-      <w:r>
-        <w:rPr>
-          <w:rStyle w:val="ExtensionTok"/>
-        </w:rPr>
-        <w:t xml:space="preserve">docker</w:t>
-      </w:r>
-      <w:r>
-        <w:rPr>
-          <w:rStyle w:val="NormalTok"/>
-        </w:rPr>
-        <w:t xml:space="preserve"> compose stop api-gateway security-service customer-service booking-service </w:t>
-      </w:r>
-      <w:r>
-        <w:rPr>
-          <w:rStyle w:val="DataTypeTok"/>
-        </w:rPr>
-        <w:t xml:space="preserve">\</w:t>
-      </w:r>
-      <w:r>
-        <w:br/>
-      </w:r>
-      <w:r>
-        <w:rPr>
-          <w:rStyle w:val="NormalTok"/>
-        </w:rPr>
-        <w:t xml:space="preserve">  operations-service payment-service notification-service</w:t>
-      </w:r>
-      <w:r>
-        <w:br/>
-      </w:r>
-      <w:r>
-        <w:br/>
-      </w:r>
-      <w:r>
-        <w:rPr>
-          <w:rStyle w:val="CommentTok"/>
-        </w:rPr>
-        <w:t xml:space="preserve"># Copy the backup into the container</w:t>
-      </w:r>
-      <w:r>
-        <w:br/>
-      </w:r>
-      <w:r>
-        <w:rPr>
-          <w:rStyle w:val="ExtensionTok"/>
-        </w:rPr>
-        <w:t xml:space="preserve">docker</w:t>
-      </w:r>
-      <w:r>
-        <w:rPr>
-          <w:rStyle w:val="NormalTok"/>
-        </w:rPr>
-        <w:t xml:space="preserve"> cp ./backups/</w:t>
-      </w:r>
-      <w:r>
-        <w:rPr>
-          <w:rStyle w:val="OperatorTok"/>
-        </w:rPr>
-        <w:t xml:space="preserve">&lt;</w:t>
-      </w:r>
-      <w:r>
-        <w:rPr>
-          <w:rStyle w:val="NormalTok"/>
-        </w:rPr>
-        <w:t xml:space="preserve">FILE</w:t>
-      </w:r>
-      <w:r>
-        <w:rPr>
-          <w:rStyle w:val="OperatorTok"/>
-        </w:rPr>
-        <w:t xml:space="preserve">&gt;</w:t>
-      </w:r>
-      <w:r>
-        <w:rPr>
-          <w:rStyle w:val="NormalTok"/>
-        </w:rPr>
-        <w:t xml:space="preserve">.bak lavarapido-sqlserver:/var/opt/mssql/data/</w:t>
-      </w:r>
-      <w:r>
-        <w:br/>
-      </w:r>
-      <w:r>
-        <w:br/>
-      </w:r>
-      <w:r>
-        <w:rPr>
-          <w:rStyle w:val="CommentTok"/>
-        </w:rPr>
-        <w:t xml:space="preserve"># Restore (closes open connections and replaces the database)</w:t>
-      </w:r>
-      <w:r>
-        <w:br/>
-      </w:r>
-      <w:r>
-        <w:rPr>
-          <w:rStyle w:val="ExtensionTok"/>
-        </w:rPr>
-        <w:t xml:space="preserve">docker</w:t>
-      </w:r>
-      <w:r>
-        <w:rPr>
-          <w:rStyle w:val="NormalTok"/>
-        </w:rPr>
-        <w:t xml:space="preserve"> compose exec sqlserver /opt/mssql-tools18/bin/sqlcmd </w:t>
-      </w:r>
-      <w:r>
-        <w:rPr>
-          <w:rStyle w:val="DataTypeTok"/>
-        </w:rPr>
-        <w:t xml:space="preserve">\</w:t>
-      </w:r>
-      <w:r>
-        <w:br/>
-      </w:r>
-      <w:r>
-        <w:rPr>
-          <w:rStyle w:val="NormalTok"/>
-        </w:rPr>
-        <w:t xml:space="preserve">  </w:t>
-      </w:r>
-      <w:r>
-        <w:rPr>
-          <w:rStyle w:val="AttributeTok"/>
-        </w:rPr>
-        <w:t xml:space="preserve">-S</w:t>
-      </w:r>
-      <w:r>
-        <w:rPr>
-          <w:rStyle w:val="NormalTok"/>
-        </w:rPr>
-        <w:t xml:space="preserve"> localhost </w:t>
-      </w:r>
-      <w:r>
-        <w:rPr>
-          <w:rStyle w:val="AttributeTok"/>
-        </w:rPr>
-        <w:t xml:space="preserve">-U</w:t>
-      </w:r>
-      <w:r>
-        <w:rPr>
-          <w:rStyle w:val="NormalTok"/>
-        </w:rPr>
-        <w:t xml:space="preserve"> sa </w:t>
-      </w:r>
-      <w:r>
-        <w:rPr>
-          <w:rStyle w:val="AttributeTok"/>
-        </w:rPr>
-        <w:t xml:space="preserve">-P</w:t>
-      </w:r>
-      <w:r>
-        <w:rPr>
-          <w:rStyle w:val="NormalTok"/>
-        </w:rPr>
-        <w:t xml:space="preserve"> </w:t>
-      </w:r>
-      <w:r>
-        <w:rPr>
-          <w:rStyle w:val="StringTok"/>
-        </w:rPr>
-        <w:t xml:space="preserve">"</w:t>
-      </w:r>
-      <w:r>
-        <w:rPr>
-          <w:rStyle w:val="VariableTok"/>
-        </w:rPr>
-        <w:t xml:space="preserve">$DB_PASSWORD</w:t>
-      </w:r>
-      <w:r>
-        <w:rPr>
-          <w:rStyle w:val="StringTok"/>
-        </w:rPr>
-        <w:t xml:space="preserve">"</w:t>
-      </w:r>
-      <w:r>
-        <w:rPr>
-          <w:rStyle w:val="NormalTok"/>
-        </w:rPr>
-        <w:t xml:space="preserve"> </w:t>
-      </w:r>
-      <w:r>
-        <w:rPr>
-          <w:rStyle w:val="AttributeTok"/>
-        </w:rPr>
-        <w:t xml:space="preserve">-C</w:t>
-      </w:r>
-      <w:r>
-        <w:rPr>
-          <w:rStyle w:val="NormalTok"/>
-        </w:rPr>
-        <w:t xml:space="preserve"> </w:t>
-      </w:r>
-      <w:r>
-        <w:rPr>
-          <w:rStyle w:val="AttributeTok"/>
-        </w:rPr>
-        <w:t xml:space="preserve">-b</w:t>
-      </w:r>
-      <w:r>
-        <w:rPr>
-          <w:rStyle w:val="NormalTok"/>
-        </w:rPr>
-        <w:t xml:space="preserve"> </w:t>
-      </w:r>
-      <w:r>
-        <w:rPr>
-          <w:rStyle w:val="AttributeTok"/>
-        </w:rPr>
-        <w:t xml:space="preserve">-Q</w:t>
-      </w:r>
-      <w:r>
-        <w:rPr>
-          <w:rStyle w:val="NormalTok"/>
-        </w:rPr>
-        <w:t xml:space="preserve"> </w:t>
-      </w:r>
-      <w:r>
-        <w:rPr>
-          <w:rStyle w:val="DataTypeTok"/>
-        </w:rPr>
-        <w:t xml:space="preserve">\</w:t>
-      </w:r>
-      <w:r>
-        <w:br/>
-      </w:r>
-      <w:r>
-        <w:rPr>
-          <w:rStyle w:val="NormalTok"/>
-        </w:rPr>
-        <w:t xml:space="preserve">  </w:t>
-      </w:r>
-      <w:r>
-        <w:rPr>
-          <w:rStyle w:val="StringTok"/>
-        </w:rPr>
-        <w:t xml:space="preserve">"ALTER DATABASE [LavaRapido] SET SINGLE_USER WITH ROLLBACK IMMEDIATE;</w:t>
-      </w:r>
-      <w:r>
-        <w:br/>
-      </w:r>
-      <w:r>
-        <w:rPr>
-          <w:rStyle w:val="StringTok"/>
-        </w:rPr>
-        <w:t xml:space="preserve">   RESTORE DATABASE [LavaRapido] FROM DISK = N'/var/opt/mssql/data/&lt;FILE&gt;.bak' WITH REPLACE, CHECKSUM, STATS = 10;</w:t>
-      </w:r>
-      <w:r>
-        <w:br/>
-      </w:r>
-      <w:r>
-        <w:rPr>
-          <w:rStyle w:val="StringTok"/>
-        </w:rPr>
-        <w:t xml:space="preserve">   ALTER DATABASE [LavaRapido] SET MULTI_USER;"</w:t>
-      </w:r>
-    </w:p>
-    <w:p>
-      <w:pPr>
-        <w:pStyle w:val="FirstParagraph"/>
-      </w:pPr>
-      <w:r>
-        <w:t xml:space="preserve">The</w:t>
-      </w:r>
-      <w:r>
-        <w:t xml:space="preserve"> </w:t>
-      </w:r>
-      <w:r>
-        <w:rPr>
-          <w:i/>
-          <w:iCs/>
-        </w:rPr>
-        <w:t xml:space="preserve">WITH REPLACE</w:t>
-      </w:r>
-      <w:r>
-        <w:t xml:space="preserve"> </w:t>
-      </w:r>
-      <w:r>
-        <w:t xml:space="preserve">option overwrites the existing database: use it only when you are sure of the chosen backup. If the command fails halfway, the database may remain in a restoring state or in single-user mode; do not restart the container without reviewing the SQL Server log.</w:t>
-      </w:r>
-    </w:p>
-    <w:bookmarkEnd w:id="116"/>
-    <w:bookmarkStart w:id="117" w:name="Xf4cd22f4b64de9ac2d122220c9b382312bd8977"/>
-    <w:p>
-      <w:pPr>
-        <w:pStyle w:val="Heading3"/>
-      </w:pPr>
-      <w:r>
-        <w:t xml:space="preserve">15.3 Post-Restoration Verification</w:t>
-      </w:r>
-    </w:p>
-    <w:p>
-      <w:pPr>
-        <w:pStyle w:val="Compact"/>
-        <w:numPr>
-          <w:ilvl w:val="0"/>
-          <w:numId w:val="1045"/>
-        </w:numPr>
-      </w:pPr>
-      <w:r>
-        <w:t xml:space="preserve">The nine schemas exist and the catalog tables have their rows (queries of the Installation Manual, section 11).</w:t>
-      </w:r>
-    </w:p>
-    <w:p>
-      <w:pPr>
-        <w:pStyle w:val="Compact"/>
-        <w:numPr>
-          <w:ilvl w:val="0"/>
-          <w:numId w:val="1045"/>
-        </w:numPr>
-      </w:pPr>
-      <w:r>
-        <w:t xml:space="preserve">The fixed identifiers are still in place:</w:t>
-      </w:r>
-      <w:r>
-        <w:t xml:space="preserve"> </w:t>
-      </w:r>
-      <w:r>
-        <w:rPr>
-          <w:i/>
-          <w:iCs/>
-        </w:rPr>
-        <w:t xml:space="preserve">booking_status_id = 5</w:t>
-      </w:r>
-      <w:r>
-        <w:t xml:space="preserve"> </w:t>
-      </w:r>
-      <w:r>
-        <w:t xml:space="preserve">(CANCELLED) and</w:t>
-      </w:r>
-      <w:r>
-        <w:t xml:space="preserve"> </w:t>
-      </w:r>
-      <w:r>
-        <w:rPr>
-          <w:i/>
-          <w:iCs/>
-        </w:rPr>
-        <w:t xml:space="preserve">payment_status_id = 3</w:t>
-      </w:r>
-      <w:r>
-        <w:t xml:space="preserve"> </w:t>
-      </w:r>
-      <w:r>
-        <w:t xml:space="preserve">(APPROVED).</w:t>
-      </w:r>
-    </w:p>
-    <w:p>
-      <w:pPr>
-        <w:pStyle w:val="Compact"/>
-        <w:numPr>
-          <w:ilvl w:val="0"/>
-          <w:numId w:val="1045"/>
-        </w:numPr>
-      </w:pPr>
-      <w:r>
-        <w:t xml:space="preserve">The last booking and the last session correspond to the expected date of the backup.</w:t>
-      </w:r>
-    </w:p>
-    <w:p>
-      <w:pPr>
-        <w:pStyle w:val="Compact"/>
-        <w:numPr>
-          <w:ilvl w:val="0"/>
-          <w:numId w:val="1045"/>
-        </w:numPr>
-      </w:pPr>
-      <w:r>
-        <w:t xml:space="preserve">An administrator can log in, and a test customer can consult the bookings.</w:t>
-      </w:r>
-    </w:p>
-    <w:p>
-      <w:pPr>
-        <w:pStyle w:val="Compact"/>
-        <w:numPr>
-          <w:ilvl w:val="0"/>
-          <w:numId w:val="1045"/>
         </w:numPr>
       </w:pPr>
       <w:r>
@@ -17983,7 +18014,7 @@
         <w:pStyle w:val="Compact"/>
         <w:numPr>
           <w:ilvl w:val="0"/>
-          <w:numId w:val="1046"/>
+          <w:numId w:val="1045"/>
         </w:numPr>
       </w:pPr>
       <w:r>
@@ -17995,7 +18026,7 @@
         <w:pStyle w:val="Compact"/>
         <w:numPr>
           <w:ilvl w:val="0"/>
-          <w:numId w:val="1046"/>
+          <w:numId w:val="1045"/>
         </w:numPr>
       </w:pPr>
       <w:r>
@@ -18007,7 +18038,7 @@
         <w:pStyle w:val="Compact"/>
         <w:numPr>
           <w:ilvl w:val="0"/>
-          <w:numId w:val="1046"/>
+          <w:numId w:val="1045"/>
         </w:numPr>
       </w:pPr>
       <w:r>
@@ -18019,7 +18050,7 @@
         <w:pStyle w:val="Compact"/>
         <w:numPr>
           <w:ilvl w:val="0"/>
-          <w:numId w:val="1046"/>
+          <w:numId w:val="1045"/>
         </w:numPr>
       </w:pPr>
       <w:r>
@@ -18143,11 +18174,138 @@
         <w:pStyle w:val="Compact"/>
         <w:numPr>
           <w:ilvl w:val="0"/>
-          <w:numId w:val="1047"/>
+          <w:numId w:val="1046"/>
         </w:numPr>
       </w:pPr>
       <w:r>
         <w:t xml:space="preserve">Do not share the administrator password and use individual accounts.</w:t>
+      </w:r>
+    </w:p>
+    <w:p>
+      <w:pPr>
+        <w:pStyle w:val="Compact"/>
+        <w:numPr>
+          <w:ilvl w:val="0"/>
+          <w:numId w:val="1046"/>
+        </w:numPr>
+      </w:pPr>
+      <w:r>
+        <w:t xml:space="preserve">Use long and unique passwords stored in a password manager. The temporary lockout slows down repeated attempts, but it does not replace a strong password.</w:t>
+      </w:r>
+    </w:p>
+    <w:p>
+      <w:pPr>
+        <w:pStyle w:val="Compact"/>
+        <w:numPr>
+          <w:ilvl w:val="0"/>
+          <w:numId w:val="1046"/>
+        </w:numPr>
+      </w:pPr>
+      <w:r>
+        <w:t xml:space="preserve">Change any temporary password immediately.</w:t>
+      </w:r>
+    </w:p>
+    <w:p>
+      <w:pPr>
+        <w:pStyle w:val="Compact"/>
+        <w:numPr>
+          <w:ilvl w:val="0"/>
+          <w:numId w:val="1046"/>
+        </w:numPr>
+      </w:pPr>
+      <w:r>
+        <w:t xml:space="preserve">Deactivate the accounts of people who leave the process on the same day.</w:t>
+      </w:r>
+    </w:p>
+    <w:p>
+      <w:pPr>
+        <w:pStyle w:val="Compact"/>
+        <w:numPr>
+          <w:ilvl w:val="0"/>
+          <w:numId w:val="1046"/>
+        </w:numPr>
+      </w:pPr>
+      <w:r>
+        <w:t xml:space="preserve">Review the list of administrators quarterly: it must be as short as possible.</w:t>
+      </w:r>
+    </w:p>
+    <w:p>
+      <w:pPr>
+        <w:pStyle w:val="Compact"/>
+        <w:numPr>
+          <w:ilvl w:val="0"/>
+          <w:numId w:val="1046"/>
+        </w:numPr>
+      </w:pPr>
+      <w:r>
+        <w:t xml:space="preserve">Log out when finished and do not log in from shared machines.</w:t>
+      </w:r>
+    </w:p>
+    <w:bookmarkEnd w:id="130"/>
+    <w:bookmarkStart w:id="131" w:name="X8ab437004a5552d5921f49679fee86f8fb165f3"/>
+    <w:p>
+      <w:pPr>
+        <w:pStyle w:val="Heading3"/>
+      </w:pPr>
+      <w:r>
+        <w:t xml:space="preserve">17.2 Personal Data</w:t>
+      </w:r>
+    </w:p>
+    <w:p>
+      <w:pPr>
+        <w:pStyle w:val="FirstParagraph"/>
+      </w:pPr>
+      <w:r>
+        <w:t xml:space="preserve">The system processes personal data (ID number, names, phone, email, vehicles, and payments) and must comply with Statutory Law 1581 of 2012 (Congreso de la República de Colombia, 2012). Registration requires accepting the Terms and Conditions and the Personal Data Processing Policy; those documents are samples prepared for a training project and must be reviewed by a lawyer before real commercial use. When a person registers, the server stores the date and time each document was accepted (</w:t>
+      </w:r>
+      <w:r>
+        <w:rPr>
+          <w:i/>
+          <w:iCs/>
+        </w:rPr>
+        <w:t xml:space="preserve">security.app_user</w:t>
+      </w:r>
+      <w:r>
+        <w:t xml:space="preserve">, columns</w:t>
+      </w:r>
+      <w:r>
+        <w:t xml:space="preserve"> </w:t>
+      </w:r>
+      <w:r>
+        <w:rPr>
+          <w:i/>
+          <w:iCs/>
+        </w:rPr>
+        <w:t xml:space="preserve">terms_accepted_at</w:t>
+      </w:r>
+      <w:r>
+        <w:t xml:space="preserve"> </w:t>
+      </w:r>
+      <w:r>
+        <w:t xml:space="preserve">and</w:t>
+      </w:r>
+      <w:r>
+        <w:t xml:space="preserve"> </w:t>
+      </w:r>
+      <w:r>
+        <w:rPr>
+          <w:i/>
+          <w:iCs/>
+        </w:rPr>
+        <w:t xml:space="preserve">data_policy_accepted_at</w:t>
+      </w:r>
+      <w:r>
+        <w:t xml:space="preserve">), which serves as proof of consent. The administrator must consult only the data needed for the function, must not copy them to personal media, and must handle the requests of access or correction of the data subjects. No card data are collected. Backups and exports inherit the obligation of protection.</w:t>
+      </w:r>
+    </w:p>
+    <w:bookmarkEnd w:id="131"/>
+    <w:bookmarkStart w:id="132" w:name="Xa3fa6dfdd7cfc923a5683c6f03db157a0265f11"/>
+    <w:p>
+      <w:pPr>
+        <w:pStyle w:val="Heading3"/>
+      </w:pPr>
+      <w:r>
+        <w:t xml:space="preserve">17.3 Secrets and Configuration</w:t>
       </w:r>
     </w:p>
     <w:p>
@@ -18159,7 +18317,36 @@
         </w:numPr>
       </w:pPr>
       <w:r>
-        <w:t xml:space="preserve">Use long and unique passwords stored in a password manager. The temporary lockout slows down repeated attempts, but it does not replace a strong password.</w:t>
+        <w:t xml:space="preserve">The</w:t>
+      </w:r>
+      <w:r>
+        <w:t xml:space="preserve"> </w:t>
+      </w:r>
+      <w:r>
+        <w:rPr>
+          <w:i/>
+          <w:iCs/>
+        </w:rPr>
+        <w:t xml:space="preserve">.env</w:t>
+      </w:r>
+      <w:r>
+        <w:t xml:space="preserve"> </w:t>
+      </w:r>
+      <w:r>
+        <w:t xml:space="preserve">file is not versioned and has restricted permissions; the repository only contains</w:t>
+      </w:r>
+      <w:r>
+        <w:t xml:space="preserve"> </w:t>
+      </w:r>
+      <w:r>
+        <w:rPr>
+          <w:i/>
+          <w:iCs/>
+        </w:rPr>
+        <w:t xml:space="preserve">.env.example</w:t>
+      </w:r>
+      <w:r>
+        <w:t xml:space="preserve">.</w:t>
       </w:r>
     </w:p>
     <w:p>
@@ -18171,7 +18358,39 @@
         </w:numPr>
       </w:pPr>
       <w:r>
-        <w:t xml:space="preserve">Change any temporary password immediately.</w:t>
+        <w:t xml:space="preserve">The JWT secret (minimum 32 bytes), the</w:t>
+      </w:r>
+      <w:r>
+        <w:t xml:space="preserve"> </w:t>
+      </w:r>
+      <w:r>
+        <w:rPr>
+          <w:i/>
+          <w:iCs/>
+        </w:rPr>
+        <w:t xml:space="preserve">sa</w:t>
+      </w:r>
+      <w:r>
+        <w:t xml:space="preserve"> </w:t>
+      </w:r>
+      <w:r>
+        <w:t xml:space="preserve">password, the RabbitMQ password, and</w:t>
+      </w:r>
+      <w:r>
+        <w:t xml:space="preserve"> </w:t>
+      </w:r>
+      <w:r>
+        <w:rPr>
+          <w:i/>
+          <w:iCs/>
+        </w:rPr>
+        <w:t xml:space="preserve">INTERNAL_API_KEY</w:t>
+      </w:r>
+      <w:r>
+        <w:t xml:space="preserve"> </w:t>
+      </w:r>
+      <w:r>
+        <w:t xml:space="preserve">must be changed before any shared deployment and immediately if a compromise is suspected. Changing the JWT secret invalidates all the tokens issued and forces everyone to log in again.</w:t>
       </w:r>
     </w:p>
     <w:p>
@@ -18183,7 +18402,23 @@
         </w:numPr>
       </w:pPr>
       <w:r>
-        <w:t xml:space="preserve">Deactivate the accounts of people who leave the process on the same day.</w:t>
+        <w:t xml:space="preserve">In the current local environment the services connect with the</w:t>
+      </w:r>
+      <w:r>
+        <w:t xml:space="preserve"> </w:t>
+      </w:r>
+      <w:r>
+        <w:rPr>
+          <w:i/>
+          <w:iCs/>
+        </w:rPr>
+        <w:t xml:space="preserve">sa</w:t>
+      </w:r>
+      <w:r>
+        <w:t xml:space="preserve"> </w:t>
+      </w:r>
+      <w:r>
+        <w:t xml:space="preserve">account. Before any shared deployment, create a login per service with rights only on its own schemas (pending improvement).</w:t>
       </w:r>
     </w:p>
     <w:p>
@@ -18195,86 +18430,33 @@
         </w:numPr>
       </w:pPr>
       <w:r>
-        <w:t xml:space="preserve">Review the list of administrators quarterly: it must be as short as possible.</w:t>
-      </w:r>
-    </w:p>
-    <w:p>
-      <w:pPr>
-        <w:pStyle w:val="Compact"/>
-        <w:numPr>
-          <w:ilvl w:val="0"/>
-          <w:numId w:val="1047"/>
-        </w:numPr>
-      </w:pPr>
-      <w:r>
-        <w:t xml:space="preserve">Log out when finished and do not log in from shared machines.</w:t>
-      </w:r>
-    </w:p>
-    <w:bookmarkEnd w:id="130"/>
-    <w:bookmarkStart w:id="131" w:name="X8ab437004a5552d5921f49679fee86f8fb165f3"/>
-    <w:p>
-      <w:pPr>
-        <w:pStyle w:val="Heading3"/>
-      </w:pPr>
-      <w:r>
-        <w:t xml:space="preserve">17.2 Personal Data</w:t>
-      </w:r>
-    </w:p>
-    <w:p>
-      <w:pPr>
-        <w:pStyle w:val="FirstParagraph"/>
-      </w:pPr>
-      <w:r>
-        <w:t xml:space="preserve">The system processes personal data (ID number, names, phone, email, vehicles, and payments) and must comply with Statutory Law 1581 of 2012 (Congreso de la República de Colombia, 2012). Registration requires accepting the Terms and Conditions and the Personal Data Processing Policy; those documents are samples prepared for a training project and must be reviewed by a lawyer before real commercial use. When a person registers, the server stores the date and time each document was accepted (</w:t>
+        <w:t xml:space="preserve">The demonstration accounts of the</w:t>
+      </w:r>
+      <w:r>
+        <w:t xml:space="preserve"> </w:t>
       </w:r>
       <w:r>
         <w:rPr>
           <w:i/>
           <w:iCs/>
         </w:rPr>
-        <w:t xml:space="preserve">security.app_user</w:t>
-      </w:r>
-      <w:r>
-        <w:t xml:space="preserve">, columns</w:t>
-      </w:r>
-      <w:r>
-        <w:t xml:space="preserve"> </w:t>
-      </w:r>
-      <w:r>
-        <w:rPr>
-          <w:i/>
-          <w:iCs/>
-        </w:rPr>
-        <w:t xml:space="preserve">terms_accepted_at</w:t>
-      </w:r>
-      <w:r>
-        <w:t xml:space="preserve"> </w:t>
-      </w:r>
-      <w:r>
-        <w:t xml:space="preserve">and</w:t>
-      </w:r>
-      <w:r>
-        <w:t xml:space="preserve"> </w:t>
-      </w:r>
-      <w:r>
-        <w:rPr>
-          <w:i/>
-          <w:iCs/>
-        </w:rPr>
-        <w:t xml:space="preserve">data_policy_accepted_at</w:t>
-      </w:r>
-      <w:r>
-        <w:t xml:space="preserve">), which serves as proof of consent. The administrator must consult only the data needed for the function, must not copy them to personal media, and must handle the requests of access or correction of the data subjects. No card data are collected. Backups and exports inherit the obligation of protection.</w:t>
-      </w:r>
-    </w:p>
-    <w:bookmarkEnd w:id="131"/>
-    <w:bookmarkStart w:id="132" w:name="Xa3fa6dfdd7cfc923a5683c6f03db157a0265f11"/>
+        <w:t xml:space="preserve">dev</w:t>
+      </w:r>
+      <w:r>
+        <w:t xml:space="preserve"> </w:t>
+      </w:r>
+      <w:r>
+        <w:t xml:space="preserve">profile must never reach a shared deployment.</w:t>
+      </w:r>
+    </w:p>
+    <w:bookmarkEnd w:id="132"/>
+    <w:bookmarkStart w:id="133" w:name="X4a0870b90fa6c4a0be6d0ee5b667e629e73ded0"/>
     <w:p>
       <w:pPr>
         <w:pStyle w:val="Heading3"/>
       </w:pPr>
       <w:r>
-        <w:t xml:space="preserve">17.3 Secrets and Configuration</w:t>
+        <w:t xml:space="preserve">17.4 Network and Exposure</w:t>
       </w:r>
     </w:p>
     <w:p>
@@ -18286,36 +18468,7 @@
         </w:numPr>
       </w:pPr>
       <w:r>
-        <w:t xml:space="preserve">The</w:t>
-      </w:r>
-      <w:r>
-        <w:t xml:space="preserve"> </w:t>
-      </w:r>
-      <w:r>
-        <w:rPr>
-          <w:i/>
-          <w:iCs/>
-        </w:rPr>
-        <w:t xml:space="preserve">.env</w:t>
-      </w:r>
-      <w:r>
-        <w:t xml:space="preserve"> </w:t>
-      </w:r>
-      <w:r>
-        <w:t xml:space="preserve">file is not versioned and has restricted permissions; the repository only contains</w:t>
-      </w:r>
-      <w:r>
-        <w:t xml:space="preserve"> </w:t>
-      </w:r>
-      <w:r>
-        <w:rPr>
-          <w:i/>
-          <w:iCs/>
-        </w:rPr>
-        <w:t xml:space="preserve">.env.example</w:t>
-      </w:r>
-      <w:r>
-        <w:t xml:space="preserve">.</w:t>
+        <w:t xml:space="preserve">Only the gateway (port 8080) and the web application should be exposed outside the machine; SQL Server, RabbitMQ, Mailpit, and the ports 3001 to 3006 must not be accessible from outside.</w:t>
       </w:r>
     </w:p>
     <w:p>
@@ -18327,39 +18480,7 @@
         </w:numPr>
       </w:pPr>
       <w:r>
-        <w:t xml:space="preserve">The JWT secret (minimum 32 bytes), the</w:t>
-      </w:r>
-      <w:r>
-        <w:t xml:space="preserve"> </w:t>
-      </w:r>
-      <w:r>
-        <w:rPr>
-          <w:i/>
-          <w:iCs/>
-        </w:rPr>
-        <w:t xml:space="preserve">sa</w:t>
-      </w:r>
-      <w:r>
-        <w:t xml:space="preserve"> </w:t>
-      </w:r>
-      <w:r>
-        <w:t xml:space="preserve">password, the RabbitMQ password, and</w:t>
-      </w:r>
-      <w:r>
-        <w:t xml:space="preserve"> </w:t>
-      </w:r>
-      <w:r>
-        <w:rPr>
-          <w:i/>
-          <w:iCs/>
-        </w:rPr>
-        <w:t xml:space="preserve">INTERNAL_API_KEY</w:t>
-      </w:r>
-      <w:r>
-        <w:t xml:space="preserve"> </w:t>
-      </w:r>
-      <w:r>
-        <w:t xml:space="preserve">must be changed before any shared deployment and immediately if a compromise is suspected. Changing the JWT secret invalidates all the tokens issued and forces everyone to log in again.</w:t>
+        <w:t xml:space="preserve">Outside the local environment, use HTTPS with TLS 1.2 or higher.</w:t>
       </w:r>
     </w:p>
     <w:p>
@@ -18368,96 +18489,6 @@
         <w:numPr>
           <w:ilvl w:val="0"/>
           <w:numId w:val="1048"/>
-        </w:numPr>
-      </w:pPr>
-      <w:r>
-        <w:t xml:space="preserve">In the current local environment the services connect with the</w:t>
-      </w:r>
-      <w:r>
-        <w:t xml:space="preserve"> </w:t>
-      </w:r>
-      <w:r>
-        <w:rPr>
-          <w:i/>
-          <w:iCs/>
-        </w:rPr>
-        <w:t xml:space="preserve">sa</w:t>
-      </w:r>
-      <w:r>
-        <w:t xml:space="preserve"> </w:t>
-      </w:r>
-      <w:r>
-        <w:t xml:space="preserve">account. Before any shared deployment, create a login per service with rights only on its own schemas (pending improvement).</w:t>
-      </w:r>
-    </w:p>
-    <w:p>
-      <w:pPr>
-        <w:pStyle w:val="Compact"/>
-        <w:numPr>
-          <w:ilvl w:val="0"/>
-          <w:numId w:val="1048"/>
-        </w:numPr>
-      </w:pPr>
-      <w:r>
-        <w:t xml:space="preserve">The demonstration accounts of the</w:t>
-      </w:r>
-      <w:r>
-        <w:t xml:space="preserve"> </w:t>
-      </w:r>
-      <w:r>
-        <w:rPr>
-          <w:i/>
-          <w:iCs/>
-        </w:rPr>
-        <w:t xml:space="preserve">dev</w:t>
-      </w:r>
-      <w:r>
-        <w:t xml:space="preserve"> </w:t>
-      </w:r>
-      <w:r>
-        <w:t xml:space="preserve">profile must never reach a shared deployment.</w:t>
-      </w:r>
-    </w:p>
-    <w:bookmarkEnd w:id="132"/>
-    <w:bookmarkStart w:id="133" w:name="X4a0870b90fa6c4a0be6d0ee5b667e629e73ded0"/>
-    <w:p>
-      <w:pPr>
-        <w:pStyle w:val="Heading3"/>
-      </w:pPr>
-      <w:r>
-        <w:t xml:space="preserve">17.4 Network and Exposure</w:t>
-      </w:r>
-    </w:p>
-    <w:p>
-      <w:pPr>
-        <w:pStyle w:val="Compact"/>
-        <w:numPr>
-          <w:ilvl w:val="0"/>
-          <w:numId w:val="1049"/>
-        </w:numPr>
-      </w:pPr>
-      <w:r>
-        <w:t xml:space="preserve">Only the gateway (port 8080) and the web application should be exposed outside the machine; SQL Server, RabbitMQ, Mailpit, and the ports 3001 to 3006 must not be accessible from outside.</w:t>
-      </w:r>
-    </w:p>
-    <w:p>
-      <w:pPr>
-        <w:pStyle w:val="Compact"/>
-        <w:numPr>
-          <w:ilvl w:val="0"/>
-          <w:numId w:val="1049"/>
-        </w:numPr>
-      </w:pPr>
-      <w:r>
-        <w:t xml:space="preserve">Outside the local environment, use HTTPS with TLS 1.2 or higher.</w:t>
-      </w:r>
-    </w:p>
-    <w:p>
-      <w:pPr>
-        <w:pStyle w:val="Compact"/>
-        <w:numPr>
-          <w:ilvl w:val="0"/>
-          <w:numId w:val="1049"/>
         </w:numPr>
       </w:pPr>
       <w:r>
@@ -23395,6 +23426,9 @@
     </w:lvlOverride>
   </w:num>
   <w:num w:numId="1042">
+    <w:abstractNumId w:val="991"/>
+  </w:num>
+  <w:num w:numId="1043">
     <w:abstractNumId w:val="99411"/>
     <w:lvlOverride w:ilvl="0">
       <w:startOverride w:val="1"/>
@@ -23424,38 +23458,8 @@
       <w:startOverride w:val="1"/>
     </w:lvlOverride>
   </w:num>
-  <w:num w:numId="1043">
+  <w:num w:numId="1044">
     <w:abstractNumId w:val="991"/>
-  </w:num>
-  <w:num w:numId="1044">
-    <w:abstractNumId w:val="99411"/>
-    <w:lvlOverride w:ilvl="0">
-      <w:startOverride w:val="1"/>
-    </w:lvlOverride>
-    <w:lvlOverride w:ilvl="1">
-      <w:startOverride w:val="1"/>
-    </w:lvlOverride>
-    <w:lvlOverride w:ilvl="2">
-      <w:startOverride w:val="1"/>
-    </w:lvlOverride>
-    <w:lvlOverride w:ilvl="3">
-      <w:startOverride w:val="1"/>
-    </w:lvlOverride>
-    <w:lvlOverride w:ilvl="4">
-      <w:startOverride w:val="1"/>
-    </w:lvlOverride>
-    <w:lvlOverride w:ilvl="5">
-      <w:startOverride w:val="1"/>
-    </w:lvlOverride>
-    <w:lvlOverride w:ilvl="6">
-      <w:startOverride w:val="1"/>
-    </w:lvlOverride>
-    <w:lvlOverride w:ilvl="7">
-      <w:startOverride w:val="1"/>
-    </w:lvlOverride>
-    <w:lvlOverride w:ilvl="8">
-      <w:startOverride w:val="1"/>
-    </w:lvlOverride>
   </w:num>
   <w:num w:numId="1045">
     <w:abstractNumId w:val="991"/>
@@ -23467,9 +23471,6 @@
     <w:abstractNumId w:val="991"/>
   </w:num>
   <w:num w:numId="1048">
-    <w:abstractNumId w:val="991"/>
-  </w:num>
-  <w:num w:numId="1049">
     <w:abstractNumId w:val="991"/>
   </w:num>
 </w:numbering>

--- a/09_MANUALES/EN/WORD/09_Administrator_Manual.docx
+++ b/09_MANUALES/EN/WORD/09_Administrator_Manual.docx
@@ -2,7 +2,7 @@
 <file path=word/document.xml><?xml version="1.0" encoding="utf-8"?>
 <w:document xmlns:w="http://schemas.openxmlformats.org/wordprocessingml/2006/main" xmlns:m="http://schemas.openxmlformats.org/officeDocument/2006/math" xmlns:r="http://schemas.openxmlformats.org/officeDocument/2006/relationships" xmlns:o="urn:schemas-microsoft-com:office:office" xmlns:v="urn:schemas-microsoft-com:vml" xmlns:w10="urn:schemas-microsoft-com:office:word" xmlns:a="http://schemas.openxmlformats.org/drawingml/2006/main" xmlns:pic="http://schemas.openxmlformats.org/drawingml/2006/picture" xmlns:wp="http://schemas.openxmlformats.org/drawingml/2006/wordprocessingDrawing">
   <w:body>
-    <w:bookmarkStart w:id="156" w:name="administrator-manual"/>
+    <w:bookmarkStart w:id="157" w:name="administrator-manual"/>
     <w:p>
       <w:pPr>
         <w:pStyle w:val="Heading1"/>
@@ -64,7 +64,7 @@
         <w:pStyle w:val="BodyText"/>
       </w:pPr>
       <w:r>
-        <w:t xml:space="preserve">October 17, 2026</w:t>
+        <w:t xml:space="preserve">October 21, 2026</w:t>
       </w:r>
     </w:p>
     <w:p>
@@ -72,7 +72,7 @@
         <w:pStyle w:val="BodyText"/>
       </w:pPr>
       <w:r>
-        <w:t xml:space="preserve">Manual Type: Administrator Manual (Business Administrators and IT Administrators) · Version 4.1</w:t>
+        <w:t xml:space="preserve">Manual Type: Administrator Manual (Business Administrators and IT Administrators) · Version 4.6</w:t>
       </w:r>
     </w:p>
     <w:bookmarkStart w:id="20" w:name="version-control"/>
@@ -545,6 +545,162 @@
           </w:p>
         </w:tc>
       </w:tr>
+      <w:tr>
+        <w:tc>
+          <w:tcPr/>
+          <w:p>
+            <w:pPr>
+              <w:pStyle w:val="Compact"/>
+            </w:pPr>
+            <w:r>
+              <w:t xml:space="preserve">4.5</w:t>
+            </w:r>
+          </w:p>
+        </w:tc>
+        <w:tc>
+          <w:tcPr/>
+          <w:p>
+            <w:pPr>
+              <w:pStyle w:val="Compact"/>
+            </w:pPr>
+            <w:r>
+              <w:t xml:space="preserve">2026-10-21</w:t>
+            </w:r>
+          </w:p>
+        </w:tc>
+        <w:tc>
+          <w:tcPr/>
+          <w:p>
+            <w:pPr>
+              <w:pStyle w:val="Compact"/>
+            </w:pPr>
+            <w:r>
+              <w:t xml:space="preserve">Review against the code and the server of October 21, 2026: deactivating an account makes its session stop working (sections 9.4, 9.6, and 17.5); the roles tab says that the role decides the access (section 10.1); the cash account and its option for the customer (section 11.4); bookings that close on their own, single count of bookings without an operator, and the assignment lock (sections 12.3 and 12.4); receipt of at most 2 MB (section 12.6); reports with only completed bookings (section 13); automatic backups of the public server (sections 14.6 and 15.2) and security headers (section 17.4). The date and the version of the cover and the row of data that used to be stored only in the browser (Table 12) were corrected.</w:t>
+            </w:r>
+          </w:p>
+        </w:tc>
+        <w:tc>
+          <w:tcPr/>
+          <w:p>
+            <w:pPr>
+              <w:pStyle w:val="Compact"/>
+            </w:pPr>
+            <w:r>
+              <w:t xml:space="preserve">Development team</w:t>
+            </w:r>
+          </w:p>
+        </w:tc>
+      </w:tr>
+      <w:tr>
+        <w:tc>
+          <w:tcPr/>
+          <w:p>
+            <w:pPr>
+              <w:pStyle w:val="Compact"/>
+            </w:pPr>
+            <w:r>
+              <w:t xml:space="preserve">4.6</w:t>
+            </w:r>
+          </w:p>
+        </w:tc>
+        <w:tc>
+          <w:tcPr/>
+          <w:p>
+            <w:pPr>
+              <w:pStyle w:val="Compact"/>
+            </w:pPr>
+            <w:r>
+              <w:t xml:space="preserve">2026-10-21</w:t>
+            </w:r>
+          </w:p>
+        </w:tc>
+        <w:tc>
+          <w:tcPr/>
+          <w:p>
+            <w:pPr>
+              <w:pStyle w:val="Compact"/>
+            </w:pPr>
+            <w:r>
+              <w:t xml:space="preserve">Change of the rule for bookings that end without being closed, reviewed by the team on the night of October 21: only a confirmed booking that never had an operator becomes No-show on its own; one that had an operator and nobody recorded goes to the</w:t>
+            </w:r>
+            <w:r>
+              <w:t xml:space="preserve"> </w:t>
+            </w:r>
+            <w:r>
+              <w:rPr>
+                <w:b/>
+                <w:bCs/>
+              </w:rPr>
+              <w:t xml:space="preserve">To close</w:t>
+            </w:r>
+            <w:r>
+              <w:t xml:space="preserve"> </w:t>
+            </w:r>
+            <w:r>
+              <w:t xml:space="preserve">card of the home screen (web and mobile app), where the administrator chooses</w:t>
+            </w:r>
+            <w:r>
+              <w:t xml:space="preserve"> </w:t>
+            </w:r>
+            <w:r>
+              <w:rPr>
+                <w:b/>
+                <w:bCs/>
+              </w:rPr>
+              <w:t xml:space="preserve">Attended</w:t>
+            </w:r>
+            <w:r>
+              <w:t xml:space="preserve"> </w:t>
+            </w:r>
+            <w:r>
+              <w:t xml:space="preserve">or</w:t>
+            </w:r>
+            <w:r>
+              <w:t xml:space="preserve"> </w:t>
+            </w:r>
+            <w:r>
+              <w:rPr>
+                <w:b/>
+                <w:bCs/>
+              </w:rPr>
+              <w:t xml:space="preserve">No-show</w:t>
+            </w:r>
+            <w:r>
+              <w:t xml:space="preserve"> </w:t>
+            </w:r>
+            <w:r>
+              <w:t xml:space="preserve">(sections 6.3, 8.3, 12.3, and 12.7). Bookings without an operator with a single rule in the mobile app too (sections 8.3 and 12.4);</w:t>
+            </w:r>
+            <w:r>
+              <w:t xml:space="preserve"> </w:t>
+            </w:r>
+            <w:r>
+              <w:rPr>
+                <w:i/>
+                <w:iCs/>
+              </w:rPr>
+              <w:t xml:space="preserve">FOLLOW_UP_*</w:t>
+            </w:r>
+            <w:r>
+              <w:t xml:space="preserve"> </w:t>
+            </w:r>
+            <w:r>
+              <w:t xml:space="preserve">variables (section 11.6); new incident and glossary term (Tables 18 and 20).</w:t>
+            </w:r>
+          </w:p>
+        </w:tc>
+        <w:tc>
+          <w:tcPr/>
+          <w:p>
+            <w:pPr>
+              <w:pStyle w:val="Compact"/>
+            </w:pPr>
+            <w:r>
+              <w:t xml:space="preserve">Development team</w:t>
+            </w:r>
+          </w:p>
+        </w:tc>
+      </w:tr>
     </w:tbl>
     <w:p>
       <w:pPr>
@@ -1513,6 +1669,23 @@
       <w:pPr>
         <w:pStyle w:val="Compact"/>
         <w:numPr>
+          <w:ilvl w:val="1"/>
+          <w:numId w:val="1012"/>
+        </w:numPr>
+      </w:pPr>
+      <w:hyperlink w:anchor="Xc924d9342ec3f3874b9ca7467a676209c1c748e">
+        <w:r>
+          <w:rPr>
+            <w:rStyle w:val="Hyperlink"/>
+          </w:rPr>
+          <w:t xml:space="preserve">14.6 Automatic Backups of the Public Server</w:t>
+        </w:r>
+      </w:hyperlink>
+    </w:p>
+    <w:p>
+      <w:pPr>
+        <w:pStyle w:val="Compact"/>
+        <w:numPr>
           <w:ilvl w:val="0"/>
           <w:numId w:val="1001"/>
         </w:numPr>
@@ -1974,7 +2147,7 @@
         <w:pStyle w:val="FirstParagraph"/>
       </w:pPr>
       <w:r>
-        <w:t xml:space="preserve">The manual was verified against the source code of the web application and of the services (Vehicle Washing Development Team, 2026b, 2026c, 2026d) and against the project documentation updated on October 17, 2026 (Vehicle Washing Development Team, 2026a). The web application includes a complete administration module under the route</w:t>
+        <w:t xml:space="preserve">The manual was verified against the source code of the web application and of the services (Vehicle Washing Development Team, 2026b, 2026c, 2026d) and against the project documentation updated on October 21, 2026 (Vehicle Washing Development Team, 2026a). The web application includes a complete administration module under the route</w:t>
       </w:r>
       <w:r>
         <w:t xml:space="preserve"> </w:t>
@@ -2266,7 +2439,7 @@
         <w:pStyle w:val="FirstParagraph"/>
       </w:pPr>
       <w:r>
-        <w:t xml:space="preserve">Table 2 summarizes the real status of each function in the version of October 16, 2026, reviewed against the code and with the system running.</w:t>
+        <w:t xml:space="preserve">Table 2 summarizes the real status of each function in the version of October 21, 2026, reviewed against the code and with the system running.</w:t>
       </w:r>
     </w:p>
     <w:p>
@@ -2476,7 +2649,7 @@
               <w:pStyle w:val="Compact"/>
             </w:pPr>
             <w:r>
-              <w:t xml:space="preserve">Complete for the permission matrix: the three fixed roles are applied by the server, and the permissions checked for each role are saved on the server (ADR-015). The matrix is informative: it does not yet change what each role can do.</w:t>
+              <w:t xml:space="preserve">Complete for the permission matrix: the three fixed roles are applied by the server, and the permissions checked for each role are saved on the server (ADR-015). The matrix is informative: it does not yet change what each role can do, and since October 21, 2026 the tab says so.</w:t>
             </w:r>
           </w:p>
         </w:tc>
@@ -2799,6 +2972,81 @@
             </w:pPr>
             <w:r>
               <w:t xml:space="preserve">Complete.</w:t>
+            </w:r>
+          </w:p>
+        </w:tc>
+        <w:tc>
+          <w:tcPr/>
+          <w:p>
+            <w:pPr>
+              <w:pStyle w:val="Compact"/>
+            </w:pPr>
+            <w:r>
+              <w:t xml:space="preserve">12.3</w:t>
+            </w:r>
+          </w:p>
+        </w:tc>
+      </w:tr>
+      <w:tr>
+        <w:tc>
+          <w:tcPr/>
+          <w:p>
+            <w:pPr>
+              <w:pStyle w:val="Compact"/>
+            </w:pPr>
+            <w:r>
+              <w:t xml:space="preserve">Bookings to close (services that ended without being recorded)</w:t>
+            </w:r>
+          </w:p>
+        </w:tc>
+        <w:tc>
+          <w:tcPr/>
+          <w:p>
+            <w:pPr>
+              <w:pStyle w:val="Compact"/>
+            </w:pPr>
+            <w:r>
+              <w:t xml:space="preserve">Dashboard (web and mobile app)</w:t>
+            </w:r>
+          </w:p>
+        </w:tc>
+        <w:tc>
+          <w:tcPr/>
+          <w:p>
+            <w:pPr>
+              <w:pStyle w:val="Compact"/>
+            </w:pPr>
+            <w:r>
+              <w:t xml:space="preserve">Complete since October 21, 2026:</w:t>
+            </w:r>
+            <w:r>
+              <w:t xml:space="preserve"> </w:t>
+            </w:r>
+            <w:r>
+              <w:rPr>
+                <w:b/>
+                <w:bCs/>
+              </w:rPr>
+              <w:t xml:space="preserve">Attended</w:t>
+            </w:r>
+            <w:r>
+              <w:t xml:space="preserve"> </w:t>
+            </w:r>
+            <w:r>
+              <w:t xml:space="preserve">or</w:t>
+            </w:r>
+            <w:r>
+              <w:t xml:space="preserve"> </w:t>
+            </w:r>
+            <w:r>
+              <w:rPr>
+                <w:b/>
+                <w:bCs/>
+              </w:rPr>
+              <w:t xml:space="preserve">No-show</w:t>
+            </w:r>
+            <w:r>
+              <w:t xml:space="preserve">.</w:t>
             </w:r>
           </w:p>
         </w:tc>
@@ -2992,7 +3240,7 @@
               <w:pStyle w:val="Compact"/>
             </w:pPr>
             <w:r>
-              <w:t xml:space="preserve">Complete (calculated in the browser from bookings and payments).</w:t>
+              <w:t xml:space="preserve">Complete (calculated in the browser from bookings and payments; only completed bookings count).</w:t>
             </w:r>
           </w:p>
         </w:tc>
@@ -3130,7 +3378,7 @@
               <w:pStyle w:val="Compact"/>
             </w:pPr>
             <w:r>
-              <w:t xml:space="preserve">Not application functions: they are performed on the database and the infrastructure.</w:t>
+              <w:t xml:space="preserve">Not application functions: they are performed on the database and the infrastructure. On the public server backups are automatic since October 21, 2026.</w:t>
             </w:r>
           </w:p>
         </w:tc>
@@ -4407,7 +4655,7 @@
               <w:pStyle w:val="Compact"/>
             </w:pPr>
             <w:r>
-              <w:t xml:space="preserve">Confirmed bookings waiting for a technician.</w:t>
+              <w:t xml:space="preserve">Scheduled or confirmed bookings waiting for a technician whose time has not ended; since October 21, 2026 it is the same count as the Bookings screen, on the web and in the mobile app.</w:t>
             </w:r>
           </w:p>
         </w:tc>
@@ -4429,6 +4677,67 @@
             </w:r>
             <w:r>
               <w:t xml:space="preserve">(section 12.4).</w:t>
+            </w:r>
+          </w:p>
+        </w:tc>
+      </w:tr>
+      <w:tr>
+        <w:tc>
+          <w:tcPr/>
+          <w:p>
+            <w:pPr>
+              <w:pStyle w:val="Compact"/>
+            </w:pPr>
+            <w:r>
+              <w:t xml:space="preserve">To close</w:t>
+            </w:r>
+          </w:p>
+        </w:tc>
+        <w:tc>
+          <w:tcPr/>
+          <w:p>
+            <w:pPr>
+              <w:pStyle w:val="Compact"/>
+            </w:pPr>
+            <w:r>
+              <w:t xml:space="preserve">Bookings with an operator that ended and nobody recorded (not started or not finished). It only appears when there is at least one, on the web and in the mobile app.</w:t>
+            </w:r>
+          </w:p>
+        </w:tc>
+        <w:tc>
+          <w:tcPr/>
+          <w:p>
+            <w:pPr>
+              <w:pStyle w:val="Compact"/>
+            </w:pPr>
+            <w:r>
+              <w:rPr>
+                <w:b/>
+                <w:bCs/>
+              </w:rPr>
+              <w:t xml:space="preserve">Attended</w:t>
+            </w:r>
+            <w:r>
+              <w:t xml:space="preserve"> </w:t>
+            </w:r>
+            <w:r>
+              <w:t xml:space="preserve">or</w:t>
+            </w:r>
+            <w:r>
+              <w:t xml:space="preserve"> </w:t>
+            </w:r>
+            <w:r>
+              <w:rPr>
+                <w:b/>
+                <w:bCs/>
+              </w:rPr>
+              <w:t xml:space="preserve">No-show</w:t>
+            </w:r>
+            <w:r>
+              <w:t xml:space="preserve"> </w:t>
+            </w:r>
+            <w:r>
+              <w:t xml:space="preserve">(section 12.3).</w:t>
             </w:r>
           </w:p>
         </w:tc>
@@ -5843,7 +6152,7 @@
         </w:numPr>
       </w:pPr>
       <w:r>
-        <w:t xml:space="preserve">Confirm the message "Deactivate [name]? They will no longer be able to log in."</w:t>
+        <w:t xml:space="preserve">Confirm the message "Deactivate [name]? They will no longer be able to log in." Since October 21, 2026, if the person had an open session, that session stops working within 30 seconds on all their devices.</w:t>
       </w:r>
     </w:p>
     <w:p>
@@ -6171,7 +6480,7 @@
         <w:t xml:space="preserve"> </w:t>
       </w:r>
       <w:r>
-        <w:t xml:space="preserve">(start, expiry, revocation, IP address, and browser agent). Logging out marks the session as revoked. A token already issued cannot be revoked before it expires (one hour); it is a risk accepted in the design (ADR-006). When a compromise is suspected, deactivate the account, change the JWT secret if the compromise affects the platform, and review the sessions:</w:t>
+        <w:t xml:space="preserve">(start, expiry, revocation, IP address, and browser agent). Logging out marks the session as revoked, and deactivating the account revokes all its sessions. Since October 21, 2026 the token of a revoked session stops working: security-service rejects it and the API Gateway cuts it before it reaches the other services, with a margin of up to 30 seconds (if security-service does not answer, the token works until it expires, as before). When a compromise is suspected, deactivate the account, change the JWT secret if the compromise affects the platform, and review the sessions:</w:t>
       </w:r>
     </w:p>
     <w:p>
@@ -6430,7 +6739,7 @@
         <w:t xml:space="preserve">The matrix is informative</w:t>
       </w:r>
       <w:r>
-        <w:t xml:space="preserve">: real authorization still depends on the role of the token, so checking or unchecking a permission does not grant or remove access to any screen or endpoint (ADR-015). If a permission no longer exists, the system answers "One of the selected permissions no longer exists. Reload the page and try again."</w:t>
+        <w:t xml:space="preserve">: real authorization still depends on the role of the token, so checking or unchecking a permission does not grant or remove access to any screen or endpoint (ADR-015). Since October 21, 2026 the permissions tab and dialog explain it on screen: the roles are fixed and the role decides the access. If a permission no longer exists, the system answers "One of the selected permissions no longer exists. Reload the page and try again."</w:t>
       </w:r>
     </w:p>
     <w:p>
@@ -7058,7 +7367,7 @@
         <w:pStyle w:val="FirstParagraph"/>
       </w:pPr>
       <w:r>
-        <w:t xml:space="preserve">A valid role is not enough: each service also verifies the ownership of the resource. An operator cannot start or finish a service assigned to another operator, and a customer only reaches their own bookings, vehicles, and payments. Each service validates the token and the role required by each route; the gateway only routes the requests and does not validate tokens (ADR-006). A request from one role to a resource of another returns error 403.</w:t>
+        <w:t xml:space="preserve">A valid role is not enough: each service also verifies the ownership of the resource. An operator cannot start or finish a service assigned to another operator, and a customer only reaches their own bookings, vehicles, and payments. Each service validates the token and the role required by each route; the gateway routes the requests and does not check the token signature (ADR-006), but since October 21, 2026 it cuts the tokens of closed sessions. A request from one role to a resource of another returns error 403.</w:t>
       </w:r>
     </w:p>
     <w:bookmarkEnd w:id="61"/>
@@ -8247,7 +8556,17 @@
         <w:t xml:space="preserve"> </w:t>
       </w:r>
       <w:r>
-        <w:t xml:space="preserve">manages the payment accounts of the business: for each account, the method (Nequi, Daviplata, or bank transfer), the holder, the account number, the QR image, the instructions, and whether it is active. Customers see only the active accounts of the methods that require a receipt; cash does not have a QR code. A wrong QR code or account sends the business's money to a third party, so this information must be reviewed carefully.</w:t>
+        <w:t xml:space="preserve">manages the payment accounts of the business: for each account, the method (Nequi, Daviplata, or bank transfer), the holder, the account number, the QR image, the instructions, and whether it is active. Customers see only the active accounts. The cash account (</w:t>
+      </w:r>
+      <w:r>
+        <w:rPr>
+          <w:i/>
+          <w:iCs/>
+        </w:rPr>
+        <w:t xml:space="preserve">Caja del establecimiento</w:t>
+      </w:r>
+      <w:r>
+        <w:t xml:space="preserve">) appears in the same list and has no QR code; since October 21, 2026, if it is deactivated, the Cash option disappears from the customer payment screen. A wrong QR code or account sends the business's money to a third party, so this information must be reviewed carefully.</w:t>
       </w:r>
     </w:p>
     <w:p>
@@ -8547,6 +8866,51 @@
               <w:pStyle w:val="Compact"/>
             </w:pPr>
             <w:r>
+              <w:t xml:space="preserve">Closed session</w:t>
+            </w:r>
+          </w:p>
+        </w:tc>
+        <w:tc>
+          <w:tcPr/>
+          <w:p>
+            <w:pPr>
+              <w:pStyle w:val="Compact"/>
+            </w:pPr>
+            <w:r>
+              <w:t xml:space="preserve">The token of a closed session (sign-out or deactivated account) stops working within 30 seconds (since October 21, 2026)</w:t>
+            </w:r>
+          </w:p>
+        </w:tc>
+        <w:tc>
+          <w:tcPr/>
+          <w:p>
+            <w:pPr>
+              <w:pStyle w:val="Compact"/>
+            </w:pPr>
+            <w:r>
+              <w:t xml:space="preserve">security-service and API Gateway (</w:t>
+            </w:r>
+            <w:r>
+              <w:rPr>
+                <w:i/>
+                <w:iCs/>
+              </w:rPr>
+              <w:t xml:space="preserve">SESSION_CHECK_*</w:t>
+            </w:r>
+            <w:r>
+              <w:t xml:space="preserve">).</w:t>
+            </w:r>
+          </w:p>
+        </w:tc>
+      </w:tr>
+      <w:tr>
+        <w:tc>
+          <w:tcPr/>
+          <w:p>
+            <w:pPr>
+              <w:pStyle w:val="Compact"/>
+            </w:pPr>
+            <w:r>
               <w:t xml:space="preserve">Account lockout after failed attempts</w:t>
             </w:r>
           </w:p>
@@ -8953,7 +9317,100 @@
         <w:t xml:space="preserve"> </w:t>
       </w:r>
       <w:r>
-        <w:t xml:space="preserve">(internal calls between services). Their values and the change procedure are described in the Installation Manual.</w:t>
+        <w:t xml:space="preserve">(internal calls between services). Those of October 21, 2026,</w:t>
+      </w:r>
+      <w:r>
+        <w:t xml:space="preserve"> </w:t>
+      </w:r>
+      <w:r>
+        <w:rPr>
+          <w:i/>
+          <w:iCs/>
+        </w:rPr>
+        <w:t xml:space="preserve">SESSION_CHECK_*</w:t>
+      </w:r>
+      <w:r>
+        <w:t xml:space="preserve"> </w:t>
+      </w:r>
+      <w:r>
+        <w:t xml:space="preserve">(gateway session check),</w:t>
+      </w:r>
+      <w:r>
+        <w:t xml:space="preserve"> </w:t>
+      </w:r>
+      <w:r>
+        <w:rPr>
+          <w:i/>
+          <w:iCs/>
+        </w:rPr>
+        <w:t xml:space="preserve">BOOKING_EXPIRY_*</w:t>
+      </w:r>
+      <w:r>
+        <w:t xml:space="preserve"> </w:t>
+      </w:r>
+      <w:r>
+        <w:t xml:space="preserve">(bookings that ended without being closed;</w:t>
+      </w:r>
+      <w:r>
+        <w:t xml:space="preserve"> </w:t>
+      </w:r>
+      <w:r>
+        <w:rPr>
+          <w:i/>
+          <w:iCs/>
+        </w:rPr>
+        <w:t xml:space="preserve">BOOKING_EXPIRY_GRACE_MINUTES</w:t>
+      </w:r>
+      <w:r>
+        <w:t xml:space="preserve"> </w:t>
+      </w:r>
+      <w:r>
+        <w:t xml:space="preserve">is used by booking-service and operations-service), and</w:t>
+      </w:r>
+      <w:r>
+        <w:t xml:space="preserve"> </w:t>
+      </w:r>
+      <w:r>
+        <w:rPr>
+          <w:i/>
+          <w:iCs/>
+        </w:rPr>
+        <w:t xml:space="preserve">FOLLOW_UP_*</w:t>
+      </w:r>
+      <w:r>
+        <w:t xml:space="preserve"> </w:t>
+      </w:r>
+      <w:r>
+        <w:t xml:space="preserve">(check of the</w:t>
+      </w:r>
+      <w:r>
+        <w:t xml:space="preserve"> </w:t>
+      </w:r>
+      <w:r>
+        <w:rPr>
+          <w:b/>
+          <w:bCs/>
+        </w:rPr>
+        <w:t xml:space="preserve">To close</w:t>
+      </w:r>
+      <w:r>
+        <w:t xml:space="preserve"> </w:t>
+      </w:r>
+      <w:r>
+        <w:t xml:space="preserve">list in operations-service), have defaults and do not go through the Compose file yet, so in Docker they are not changed from</w:t>
+      </w:r>
+      <w:r>
+        <w:t xml:space="preserve"> </w:t>
+      </w:r>
+      <w:r>
+        <w:rPr>
+          <w:i/>
+          <w:iCs/>
+        </w:rPr>
+        <w:t xml:space="preserve">.env</w:t>
+      </w:r>
+      <w:r>
+        <w:t xml:space="preserve">. Their values and the change procedure are described in the Installation Manual.</w:t>
       </w:r>
     </w:p>
     <w:bookmarkEnd w:id="78"/>
@@ -9858,7 +10315,7 @@
           <w:b/>
           <w:bCs/>
         </w:rPr>
-        <w:t xml:space="preserve">No show</w:t>
+        <w:t xml:space="preserve">No-show</w:t>
       </w:r>
       <w:r>
         <w:t xml:space="preserve">), or cancel it by choosing a</w:t>
@@ -9916,6 +10373,351 @@
     <w:p>
       <w:pPr>
         <w:pStyle w:val="BodyText"/>
+      </w:pPr>
+      <w:r>
+        <w:rPr>
+          <w:b/>
+          <w:bCs/>
+        </w:rPr>
+        <w:t xml:space="preserve">Bookings that ended without being closed (since October 21, 2026).</w:t>
+      </w:r>
+      <w:r>
+        <w:t xml:space="preserve"> </w:t>
+      </w:r>
+      <w:r>
+        <w:t xml:space="preserve">The system only closes a booking on its own when there is no doubt about what happened; in the other cases the administrator decides:</w:t>
+      </w:r>
+    </w:p>
+    <w:p>
+      <w:pPr>
+        <w:pStyle w:val="Compact"/>
+        <w:numPr>
+          <w:ilvl w:val="0"/>
+          <w:numId w:val="1035"/>
+        </w:numPr>
+      </w:pPr>
+      <w:r>
+        <w:t xml:space="preserve">A</w:t>
+      </w:r>
+      <w:r>
+        <w:t xml:space="preserve"> </w:t>
+      </w:r>
+      <w:r>
+        <w:rPr>
+          <w:b/>
+          <w:bCs/>
+        </w:rPr>
+        <w:t xml:space="preserve">Scheduled</w:t>
+      </w:r>
+      <w:r>
+        <w:t xml:space="preserve"> </w:t>
+      </w:r>
+      <w:r>
+        <w:t xml:space="preserve">booking that was never confirmed is cancelled on its own one hour after its end time, with the reason "Venció sin confirmarse" (expired without confirmation), which does not appear in the list of reasons for cancelling by hand.</w:t>
+      </w:r>
+    </w:p>
+    <w:p>
+      <w:pPr>
+        <w:pStyle w:val="Compact"/>
+        <w:numPr>
+          <w:ilvl w:val="0"/>
+          <w:numId w:val="1035"/>
+        </w:numPr>
+      </w:pPr>
+      <w:r>
+        <w:t xml:space="preserve">A</w:t>
+      </w:r>
+      <w:r>
+        <w:t xml:space="preserve"> </w:t>
+      </w:r>
+      <w:r>
+        <w:rPr>
+          <w:b/>
+          <w:bCs/>
+        </w:rPr>
+        <w:t xml:space="preserve">Confirmed</w:t>
+      </w:r>
+      <w:r>
+        <w:t xml:space="preserve"> </w:t>
+      </w:r>
+      <w:r>
+        <w:t xml:space="preserve">booking that never had an operator becomes</w:t>
+      </w:r>
+      <w:r>
+        <w:t xml:space="preserve"> </w:t>
+      </w:r>
+      <w:r>
+        <w:rPr>
+          <w:b/>
+          <w:bCs/>
+        </w:rPr>
+        <w:t xml:space="preserve">No-show</w:t>
+      </w:r>
+      <w:r>
+        <w:t xml:space="preserve"> </w:t>
+      </w:r>
+      <w:r>
+        <w:t xml:space="preserve">on its own one hour after its end, because nobody could serve it.</w:t>
+      </w:r>
+    </w:p>
+    <w:p>
+      <w:pPr>
+        <w:pStyle w:val="Compact"/>
+        <w:numPr>
+          <w:ilvl w:val="0"/>
+          <w:numId w:val="1035"/>
+        </w:numPr>
+      </w:pPr>
+      <w:r>
+        <w:t xml:space="preserve">A</w:t>
+      </w:r>
+      <w:r>
+        <w:t xml:space="preserve"> </w:t>
+      </w:r>
+      <w:r>
+        <w:rPr>
+          <w:b/>
+          <w:bCs/>
+        </w:rPr>
+        <w:t xml:space="preserve">Confirmed booking with an operator</w:t>
+      </w:r>
+      <w:r>
+        <w:t xml:space="preserve"> </w:t>
+      </w:r>
+      <w:r>
+        <w:t xml:space="preserve">that nobody started when its time ended, or an</w:t>
+      </w:r>
+      <w:r>
+        <w:t xml:space="preserve"> </w:t>
+      </w:r>
+      <w:r>
+        <w:rPr>
+          <w:b/>
+          <w:bCs/>
+        </w:rPr>
+        <w:t xml:space="preserve">In progress</w:t>
+      </w:r>
+      <w:r>
+        <w:t xml:space="preserve"> </w:t>
+      </w:r>
+      <w:r>
+        <w:t xml:space="preserve">booking that nobody finished one hour after its end, is never marked on its own: it goes to the</w:t>
+      </w:r>
+      <w:r>
+        <w:t xml:space="preserve"> </w:t>
+      </w:r>
+      <w:r>
+        <w:rPr>
+          <w:b/>
+          <w:bCs/>
+        </w:rPr>
+        <w:t xml:space="preserve">To close</w:t>
+      </w:r>
+      <w:r>
+        <w:t xml:space="preserve"> </w:t>
+      </w:r>
+      <w:r>
+        <w:t xml:space="preserve">card of the home screen. The operator receives the notice "¿Atendiste este servicio?" (did you serve this booking?) and every active administrator the notice "Servicio sin registrar" (service not recorded) (section 12.7).</w:t>
+      </w:r>
+    </w:p>
+    <w:p>
+      <w:pPr>
+        <w:pStyle w:val="FirstParagraph"/>
+      </w:pPr>
+      <w:r>
+        <w:t xml:space="preserve">This rule replaced the first version of the same day, which closed as No-show every booking that nobody started: if the operator washed the vehicle and forgot to press</w:t>
+      </w:r>
+      <w:r>
+        <w:t xml:space="preserve"> </w:t>
+      </w:r>
+      <w:r>
+        <w:rPr>
+          <w:b/>
+          <w:bCs/>
+        </w:rPr>
+        <w:t xml:space="preserve">Start</w:t>
+      </w:r>
+      <w:r>
+        <w:t xml:space="preserve">, the record said that the customer did not come. The system never makes refunds: if the booking was paid, the administrator reviews the payment in</w:t>
+      </w:r>
+      <w:r>
+        <w:t xml:space="preserve"> </w:t>
+      </w:r>
+      <w:r>
+        <w:rPr>
+          <w:b/>
+          <w:bCs/>
+        </w:rPr>
+        <w:t xml:space="preserve">Payments</w:t>
+      </w:r>
+      <w:r>
+        <w:t xml:space="preserve"> </w:t>
+      </w:r>
+      <w:r>
+        <w:t xml:space="preserve">(section 12.6).</w:t>
+      </w:r>
+    </w:p>
+    <w:p>
+      <w:pPr>
+        <w:pStyle w:val="BodyText"/>
+      </w:pPr>
+      <w:r>
+        <w:t xml:space="preserve">To close the pending bookings:</w:t>
+      </w:r>
+    </w:p>
+    <w:p>
+      <w:pPr>
+        <w:pStyle w:val="Compact"/>
+        <w:numPr>
+          <w:ilvl w:val="0"/>
+          <w:numId w:val="1036"/>
+        </w:numPr>
+      </w:pPr>
+      <w:r>
+        <w:t xml:space="preserve">Find the</w:t>
+      </w:r>
+      <w:r>
+        <w:t xml:space="preserve"> </w:t>
+      </w:r>
+      <w:r>
+        <w:rPr>
+          <w:b/>
+          <w:bCs/>
+        </w:rPr>
+        <w:t xml:space="preserve">To close</w:t>
+      </w:r>
+      <w:r>
+        <w:t xml:space="preserve"> </w:t>
+      </w:r>
+      <w:r>
+        <w:t xml:space="preserve">card on the web</w:t>
+      </w:r>
+      <w:r>
+        <w:t xml:space="preserve"> </w:t>
+      </w:r>
+      <w:r>
+        <w:rPr>
+          <w:b/>
+          <w:bCs/>
+        </w:rPr>
+        <w:t xml:space="preserve">Dashboard</w:t>
+      </w:r>
+      <w:r>
+        <w:t xml:space="preserve"> </w:t>
+      </w:r>
+      <w:r>
+        <w:t xml:space="preserve">or on the home screen of the mobile app. It only appears when there is a pending booking and shows those of the last week.</w:t>
+      </w:r>
+    </w:p>
+    <w:p>
+      <w:pPr>
+        <w:pStyle w:val="Compact"/>
+        <w:numPr>
+          <w:ilvl w:val="0"/>
+          <w:numId w:val="1036"/>
+        </w:numPr>
+      </w:pPr>
+      <w:r>
+        <w:t xml:space="preserve">Check with the operator whether the vehicle was served. If it is still the same day, the operator can record the service with</w:t>
+      </w:r>
+      <w:r>
+        <w:t xml:space="preserve"> </w:t>
+      </w:r>
+      <w:r>
+        <w:rPr>
+          <w:b/>
+          <w:bCs/>
+        </w:rPr>
+        <w:t xml:space="preserve">Start</w:t>
+      </w:r>
+      <w:r>
+        <w:t xml:space="preserve"> </w:t>
+      </w:r>
+      <w:r>
+        <w:t xml:space="preserve">and</w:t>
+      </w:r>
+      <w:r>
+        <w:t xml:space="preserve"> </w:t>
+      </w:r>
+      <w:r>
+        <w:rPr>
+          <w:b/>
+          <w:bCs/>
+        </w:rPr>
+        <w:t xml:space="preserve">Finish</w:t>
+      </w:r>
+      <w:r>
+        <w:t xml:space="preserve"> </w:t>
+      </w:r>
+      <w:r>
+        <w:t xml:space="preserve">even if it is late; this keeps the real hours and the booking leaves the list.</w:t>
+      </w:r>
+    </w:p>
+    <w:p>
+      <w:pPr>
+        <w:pStyle w:val="Compact"/>
+        <w:numPr>
+          <w:ilvl w:val="0"/>
+          <w:numId w:val="1036"/>
+        </w:numPr>
+      </w:pPr>
+      <w:r>
+        <w:t xml:space="preserve">If the vehicle was served, click</w:t>
+      </w:r>
+      <w:r>
+        <w:t xml:space="preserve"> </w:t>
+      </w:r>
+      <w:r>
+        <w:rPr>
+          <w:b/>
+          <w:bCs/>
+        </w:rPr>
+        <w:t xml:space="preserve">Attended</w:t>
+      </w:r>
+      <w:r>
+        <w:t xml:space="preserve">. The booking becomes Completed without made-up hours: without a start time it does not count toward the operator's punctuality and without an end time it does not add worked hours, but it does count as a service done and as income. The customer does not receive the notice that the vehicle is ready for pickup (it would arrive hours late), but can still rate the service.</w:t>
+      </w:r>
+    </w:p>
+    <w:p>
+      <w:pPr>
+        <w:pStyle w:val="Compact"/>
+        <w:numPr>
+          <w:ilvl w:val="0"/>
+          <w:numId w:val="1036"/>
+        </w:numPr>
+      </w:pPr>
+      <w:r>
+        <w:t xml:space="preserve">If the customer did not come, click</w:t>
+      </w:r>
+      <w:r>
+        <w:t xml:space="preserve"> </w:t>
+      </w:r>
+      <w:r>
+        <w:rPr>
+          <w:b/>
+          <w:bCs/>
+        </w:rPr>
+        <w:t xml:space="preserve">No-show</w:t>
+      </w:r>
+      <w:r>
+        <w:t xml:space="preserve">. This option only applies to a booking that was never started, and the status is final.</w:t>
+      </w:r>
+    </w:p>
+    <w:p>
+      <w:pPr>
+        <w:pStyle w:val="Compact"/>
+        <w:numPr>
+          <w:ilvl w:val="0"/>
+          <w:numId w:val="1036"/>
+        </w:numPr>
+      </w:pPr>
+      <w:r>
+        <w:t xml:space="preserve">If a message says that the booking is no longer to close, another administrator or the operator closed it first; just refresh the screen.</w:t>
+      </w:r>
+    </w:p>
+    <w:p>
+      <w:pPr>
+        <w:pStyle w:val="FirstParagraph"/>
       </w:pPr>
       <w:r>
         <w:rPr>
@@ -10145,7 +10947,7 @@
               <w:pStyle w:val="Compact"/>
             </w:pPr>
             <w:r>
-              <w:t xml:space="preserve">Voided by the customer or the business.</w:t>
+              <w:t xml:space="preserve">Voided by the customer or the business, or closed by the system because one hour passed after its end without being confirmed.</w:t>
             </w:r>
           </w:p>
         </w:tc>
@@ -10180,18 +10982,18 @@
               <w:pStyle w:val="Compact"/>
             </w:pPr>
             <w:r>
-              <w:t xml:space="preserve">The customer did not arrive.</w:t>
-            </w:r>
-          </w:p>
-        </w:tc>
-        <w:tc>
-          <w:tcPr/>
-          <w:p>
-            <w:pPr>
-              <w:pStyle w:val="Compact"/>
-            </w:pPr>
-            <w:r>
-              <w:t xml:space="preserve">Record it and review patterns.</w:t>
+              <w:t xml:space="preserve">The customer did not arrive (marked by the administrator), or the confirmed booking ended one hour ago without an operator (marked by the system).</w:t>
+            </w:r>
+          </w:p>
+        </w:tc>
+        <w:tc>
+          <w:tcPr/>
+          <w:p>
+            <w:pPr>
+              <w:pStyle w:val="Compact"/>
+            </w:pPr>
+            <w:r>
+              <w:t xml:space="preserve">Record it, review patterns and, if the customer had paid, decide on the refund.</w:t>
             </w:r>
           </w:p>
         </w:tc>
@@ -10333,7 +11135,23 @@
         <w:t xml:space="preserve"> </w:t>
       </w:r>
       <w:r>
-        <w:t xml:space="preserve">block of the Dashboard. A rescheduled booking keeps its operator. The administrator assigns by hand in two cases: when the booking was left without an operator and when the assigned one must be changed.</w:t>
+        <w:t xml:space="preserve">block of the Dashboard. Since October 21, 2026 the Dashboard and the</w:t>
+      </w:r>
+      <w:r>
+        <w:t xml:space="preserve"> </w:t>
+      </w:r>
+      <w:r>
+        <w:rPr>
+          <w:b/>
+          <w:bCs/>
+        </w:rPr>
+        <w:t xml:space="preserve">Bookings</w:t>
+      </w:r>
+      <w:r>
+        <w:t xml:space="preserve"> </w:t>
+      </w:r>
+      <w:r>
+        <w:t xml:space="preserve">screen, on the web and in the mobile app, use the same count: scheduled or confirmed bookings, with no operator on any service, whose time has not ended yet. A rescheduled booking keeps its operator. The administrator assigns by hand in two cases: when the booking was left without an operator and when the assigned one must be changed.</w:t>
       </w:r>
     </w:p>
     <w:p>
@@ -10341,7 +11159,7 @@
         <w:pStyle w:val="Compact"/>
         <w:numPr>
           <w:ilvl w:val="0"/>
-          <w:numId w:val="1035"/>
+          <w:numId w:val="1037"/>
         </w:numPr>
       </w:pPr>
       <w:r>
@@ -10411,7 +11229,7 @@
         <w:pStyle w:val="Compact"/>
         <w:numPr>
           <w:ilvl w:val="0"/>
-          <w:numId w:val="1035"/>
+          <w:numId w:val="1037"/>
         </w:numPr>
       </w:pPr>
       <w:r>
@@ -10475,7 +11293,7 @@
         <w:pStyle w:val="Compact"/>
         <w:numPr>
           <w:ilvl w:val="0"/>
-          <w:numId w:val="1035"/>
+          <w:numId w:val="1037"/>
         </w:numPr>
       </w:pPr>
       <w:r>
@@ -10487,7 +11305,7 @@
         <w:pStyle w:val="Compact"/>
         <w:numPr>
           <w:ilvl w:val="0"/>
-          <w:numId w:val="1035"/>
+          <w:numId w:val="1037"/>
         </w:numPr>
       </w:pPr>
       <w:r>
@@ -10520,7 +11338,7 @@
         <w:pStyle w:val="BodyText"/>
       </w:pPr>
       <w:r>
-        <w:t xml:space="preserve">Only bookings in SCHEDULED or CONFIRMED status can be assigned, and the operator can be changed while no line of the booking has started. If an operator who is not eligible is chosen, the server rejects the assignment and explains the reason.</w:t>
+        <w:t xml:space="preserve">Only bookings in SCHEDULED or CONFIRMED status can be assigned, and the operator can be changed while no line of the booking has started. If an operator who is not eligible is chosen, the server rejects the assignment and explains the reason. If the automatic assignment and a manual one happen at the same time, the system runs them one after the other, so an operator does not end up with two services at the same time.</w:t>
       </w:r>
     </w:p>
     <w:p>
@@ -10617,7 +11435,7 @@
         <w:pStyle w:val="Compact"/>
         <w:numPr>
           <w:ilvl w:val="0"/>
-          <w:numId w:val="1036"/>
+          <w:numId w:val="1038"/>
         </w:numPr>
       </w:pPr>
       <w:r>
@@ -10655,7 +11473,7 @@
         <w:pStyle w:val="Compact"/>
         <w:numPr>
           <w:ilvl w:val="0"/>
-          <w:numId w:val="1036"/>
+          <w:numId w:val="1038"/>
         </w:numPr>
       </w:pPr>
       <w:r>
@@ -10683,7 +11501,7 @@
         <w:pStyle w:val="Compact"/>
         <w:numPr>
           <w:ilvl w:val="0"/>
-          <w:numId w:val="1036"/>
+          <w:numId w:val="1038"/>
         </w:numPr>
       </w:pPr>
       <w:r>
@@ -10737,7 +11555,7 @@
         <w:pStyle w:val="Compact"/>
         <w:numPr>
           <w:ilvl w:val="0"/>
-          <w:numId w:val="1036"/>
+          <w:numId w:val="1038"/>
         </w:numPr>
       </w:pPr>
       <w:r>
@@ -10791,7 +11609,7 @@
         <w:pStyle w:val="Compact"/>
         <w:numPr>
           <w:ilvl w:val="0"/>
-          <w:numId w:val="1036"/>
+          <w:numId w:val="1038"/>
         </w:numPr>
       </w:pPr>
       <w:r>
@@ -10847,7 +11665,7 @@
         <w:pStyle w:val="Compact"/>
         <w:numPr>
           <w:ilvl w:val="0"/>
-          <w:numId w:val="1037"/>
+          <w:numId w:val="1039"/>
         </w:numPr>
       </w:pPr>
       <w:r>
@@ -10885,7 +11703,7 @@
         <w:pStyle w:val="Compact"/>
         <w:numPr>
           <w:ilvl w:val="0"/>
-          <w:numId w:val="1037"/>
+          <w:numId w:val="1039"/>
         </w:numPr>
       </w:pPr>
       <w:r>
@@ -10971,7 +11789,7 @@
         <w:pStyle w:val="Compact"/>
         <w:numPr>
           <w:ilvl w:val="0"/>
-          <w:numId w:val="1037"/>
+          <w:numId w:val="1039"/>
         </w:numPr>
       </w:pPr>
       <w:r>
@@ -11025,7 +11843,7 @@
         <w:pStyle w:val="Compact"/>
         <w:numPr>
           <w:ilvl w:val="0"/>
-          <w:numId w:val="1037"/>
+          <w:numId w:val="1039"/>
         </w:numPr>
       </w:pPr>
       <w:r>
@@ -11460,6 +12278,51 @@
           </w:p>
         </w:tc>
       </w:tr>
+      <w:tr>
+        <w:tc>
+          <w:tcPr/>
+          <w:p>
+            <w:pPr>
+              <w:pStyle w:val="Compact"/>
+            </w:pPr>
+            <w:r>
+              <w:t xml:space="preserve">Receipt size</w:t>
+            </w:r>
+          </w:p>
+        </w:tc>
+        <w:tc>
+          <w:tcPr/>
+          <w:p>
+            <w:pPr>
+              <w:pStyle w:val="Compact"/>
+            </w:pPr>
+            <w:r>
+              <w:t xml:space="preserve">The server rejects receipts larger than 2 MB (</w:t>
+            </w:r>
+            <w:r>
+              <w:rPr>
+                <w:i/>
+                <w:iCs/>
+              </w:rPr>
+              <w:t xml:space="preserve">RECEIPT_TOO_LARGE</w:t>
+            </w:r>
+            <w:r>
+              <w:t xml:space="preserve">); the web and the app reduce them before sending them.</w:t>
+            </w:r>
+          </w:p>
+        </w:tc>
+        <w:tc>
+          <w:tcPr/>
+          <w:p>
+            <w:pPr>
+              <w:pStyle w:val="Compact"/>
+            </w:pPr>
+            <w:r>
+              <w:t xml:space="preserve">If an image looks blurry, ask the customer for a screenshot of the receipt.</w:t>
+            </w:r>
+          </w:p>
+        </w:tc>
+      </w:tr>
     </w:tbl>
     <w:p>
       <w:pPr>
@@ -11496,7 +12359,7 @@
         <w:pStyle w:val="Compact"/>
         <w:numPr>
           <w:ilvl w:val="0"/>
-          <w:numId w:val="1038"/>
+          <w:numId w:val="1040"/>
         </w:numPr>
       </w:pPr>
       <w:r>
@@ -11550,7 +12413,7 @@
         <w:pStyle w:val="Compact"/>
         <w:numPr>
           <w:ilvl w:val="0"/>
-          <w:numId w:val="1038"/>
+          <w:numId w:val="1040"/>
         </w:numPr>
       </w:pPr>
       <w:r>
@@ -11623,7 +12486,7 @@
         <w:pStyle w:val="Compact"/>
         <w:numPr>
           <w:ilvl w:val="0"/>
-          <w:numId w:val="1038"/>
+          <w:numId w:val="1040"/>
         </w:numPr>
       </w:pPr>
       <w:r>
@@ -11635,7 +12498,7 @@
         <w:pStyle w:val="Compact"/>
         <w:numPr>
           <w:ilvl w:val="0"/>
-          <w:numId w:val="1038"/>
+          <w:numId w:val="1040"/>
         </w:numPr>
       </w:pPr>
       <w:r>
@@ -11947,7 +12810,23 @@
         <w:t xml:space="preserve">Go to home</w:t>
       </w:r>
       <w:r>
-        <w:t xml:space="preserve">. Every active administrator receives staff notices in the inbox and as push notifications (never by email): a new booking confirmed, a booking moved to another time, and a booking cancelled (with the reason).</w:t>
+        <w:t xml:space="preserve">. Every active administrator receives staff notices in the inbox and as push notifications (never by email): a new booking confirmed, a booking moved to another time, a booking cancelled (with the reason) and, since October 21, 2026, the notice "Servicio sin registrar" (service not recorded) when a booking with an operator ended and nobody started or finished it. That notice arrives only once per booking and opens the home screen, where the booking appears in</w:t>
+      </w:r>
+      <w:r>
+        <w:t xml:space="preserve"> </w:t>
+      </w:r>
+      <w:r>
+        <w:rPr>
+          <w:b/>
+          <w:bCs/>
+        </w:rPr>
+        <w:t xml:space="preserve">To close</w:t>
+      </w:r>
+      <w:r>
+        <w:t xml:space="preserve"> </w:t>
+      </w:r>
+      <w:r>
+        <w:t xml:space="preserve">(section 12.3).</w:t>
       </w:r>
     </w:p>
     <w:p>
@@ -12183,7 +13062,7 @@
         <w:pStyle w:val="Compact"/>
         <w:numPr>
           <w:ilvl w:val="0"/>
-          <w:numId w:val="1039"/>
+          <w:numId w:val="1041"/>
         </w:numPr>
       </w:pPr>
       <w:r>
@@ -12253,7 +13132,7 @@
         <w:pStyle w:val="Compact"/>
         <w:numPr>
           <w:ilvl w:val="0"/>
-          <w:numId w:val="1039"/>
+          <w:numId w:val="1041"/>
         </w:numPr>
       </w:pPr>
       <w:r>
@@ -12278,7 +13157,7 @@
         <w:pStyle w:val="Compact"/>
         <w:numPr>
           <w:ilvl w:val="0"/>
-          <w:numId w:val="1039"/>
+          <w:numId w:val="1041"/>
         </w:numPr>
       </w:pPr>
       <w:r>
@@ -12306,7 +13185,7 @@
         <w:pStyle w:val="Compact"/>
         <w:numPr>
           <w:ilvl w:val="0"/>
-          <w:numId w:val="1039"/>
+          <w:numId w:val="1041"/>
         </w:numPr>
       </w:pPr>
       <w:r>
@@ -12374,7 +13253,7 @@
         <w:pStyle w:val="Compact"/>
         <w:numPr>
           <w:ilvl w:val="0"/>
-          <w:numId w:val="1040"/>
+          <w:numId w:val="1042"/>
         </w:numPr>
       </w:pPr>
       <w:r>
@@ -12441,7 +13320,7 @@
         <w:pStyle w:val="Compact"/>
         <w:numPr>
           <w:ilvl w:val="0"/>
-          <w:numId w:val="1040"/>
+          <w:numId w:val="1042"/>
         </w:numPr>
       </w:pPr>
       <w:r>
@@ -12461,7 +13340,7 @@
         <w:t xml:space="preserve"> </w:t>
       </w:r>
       <w:r>
-        <w:t xml:space="preserve">of services completed and revenue for the period.</w:t>
+        <w:t xml:space="preserve">of services completed and revenue for the period. Since October 21, 2026 the cards and the charts count only completed bookings as services done.</w:t>
       </w:r>
     </w:p>
     <w:p>
@@ -12469,7 +13348,7 @@
         <w:pStyle w:val="Compact"/>
         <w:numPr>
           <w:ilvl w:val="0"/>
-          <w:numId w:val="1040"/>
+          <w:numId w:val="1042"/>
         </w:numPr>
       </w:pPr>
       <w:r>
@@ -12549,7 +13428,7 @@
         <w:pStyle w:val="Compact"/>
         <w:numPr>
           <w:ilvl w:val="0"/>
-          <w:numId w:val="1040"/>
+          <w:numId w:val="1042"/>
         </w:numPr>
       </w:pPr>
       <w:r>
@@ -14287,7 +15166,7 @@
     </w:p>
     <w:bookmarkEnd w:id="104"/>
     <w:bookmarkEnd w:id="105"/>
-    <w:bookmarkStart w:id="114" w:name="X5feee61aac9491cdf0587d5b013ab8fc5501b89"/>
+    <w:bookmarkStart w:id="115" w:name="X5feee61aac9491cdf0587d5b013ab8fc5501b89"/>
     <w:p>
       <w:pPr>
         <w:pStyle w:val="Heading2"/>
@@ -14301,7 +15180,23 @@
         <w:pStyle w:val="FirstParagraph"/>
       </w:pPr>
       <w:r>
-        <w:t xml:space="preserve">The project documentation does not define a backup strategy, because production is outside its scope, and the application does not include a backup module. Therefore, backups are a task of the IT administrator on SQL Server and the Docker volumes. This section proposes a procedure based on contingency planning practices (Swanson et al., 2010) and on the SQL Server documentation (Microsoft, n.d.). The values marked as recommendations must be approved by the team (Annex B).</w:t>
+        <w:t xml:space="preserve">The project documentation does not define a backup strategy, because production is outside its scope, and the application does not include a backup module. Therefore, backups are a task of the IT administrator on SQL Server and the Docker volumes. On the public server, since October 21, 2026, that task is automated with the</w:t>
+      </w:r>
+      <w:r>
+        <w:t xml:space="preserve"> </w:t>
+      </w:r>
+      <w:r>
+        <w:rPr>
+          <w:i/>
+          <w:iCs/>
+        </w:rPr>
+        <w:t xml:space="preserve">lavarapido-infra/deploy</w:t>
+      </w:r>
+      <w:r>
+        <w:t xml:space="preserve"> </w:t>
+      </w:r>
+      <w:r>
+        <w:t xml:space="preserve">scripts (section 14.6); sections 14.1 to 14.5 apply to a local computer and help understand what those scripts do. This section proposes a procedure based on contingency planning practices (Swanson et al., 2010) and on the SQL Server documentation (Microsoft, n.d.). The values marked as recommendations must be approved by the team (Annex B).</w:t>
       </w:r>
     </w:p>
     <w:bookmarkStart w:id="106" w:name="Xf559ad4056f6d3b10fbb176de8e5242c4a65afa"/>
@@ -14574,29 +15469,45 @@
               <w:pStyle w:val="Compact"/>
             </w:pPr>
             <w:r>
-              <w:t xml:space="preserve">Browser-only data</w:t>
-            </w:r>
-          </w:p>
-        </w:tc>
-        <w:tc>
-          <w:tcPr/>
-          <w:p>
-            <w:pPr>
-              <w:pStyle w:val="Compact"/>
-            </w:pPr>
-            <w:r>
-              <w:t xml:space="preserve">Business data and inspection reports.</w:t>
-            </w:r>
-          </w:p>
-        </w:tc>
-        <w:tc>
-          <w:tcPr/>
-          <w:p>
-            <w:pPr>
-              <w:pStyle w:val="Compact"/>
-            </w:pPr>
-            <w:r>
-              <w:t xml:space="preserve">They are not on the server: they cannot be backed up by the IT administrator (section 6.3).</w:t>
+              <w:t xml:space="preserve">Business data and inspection reports</w:t>
+            </w:r>
+          </w:p>
+        </w:tc>
+        <w:tc>
+          <w:tcPr/>
+          <w:p>
+            <w:pPr>
+              <w:pStyle w:val="Compact"/>
+            </w:pPr>
+            <w:r>
+              <w:t xml:space="preserve">Since October 15, 2026 they are stored in booking-service and operations-service, inside</w:t>
+            </w:r>
+            <w:r>
+              <w:t xml:space="preserve"> </w:t>
+            </w:r>
+            <w:r>
+              <w:rPr>
+                <w:i/>
+                <w:iCs/>
+              </w:rPr>
+              <w:t xml:space="preserve">LavaRapido</w:t>
+            </w:r>
+            <w:r>
+              <w:t xml:space="preserve"> </w:t>
+            </w:r>
+            <w:r>
+              <w:t xml:space="preserve">(section 6.3).</w:t>
+            </w:r>
+          </w:p>
+        </w:tc>
+        <w:tc>
+          <w:tcPr/>
+          <w:p>
+            <w:pPr>
+              <w:pStyle w:val="Compact"/>
+            </w:pPr>
+            <w:r>
+              <w:t xml:space="preserve">Included in the BACKUP DATABASE.</w:t>
             </w:r>
           </w:p>
         </w:tc>
@@ -14991,7 +15902,7 @@
         <w:pStyle w:val="Compact"/>
         <w:numPr>
           <w:ilvl w:val="0"/>
-          <w:numId w:val="1041"/>
+          <w:numId w:val="1043"/>
         </w:numPr>
       </w:pPr>
       <w:r>
@@ -15003,7 +15914,7 @@
         <w:pStyle w:val="Compact"/>
         <w:numPr>
           <w:ilvl w:val="0"/>
-          <w:numId w:val="1041"/>
+          <w:numId w:val="1043"/>
         </w:numPr>
       </w:pPr>
       <w:r>
@@ -15015,7 +15926,7 @@
         <w:pStyle w:val="Compact"/>
         <w:numPr>
           <w:ilvl w:val="0"/>
-          <w:numId w:val="1041"/>
+          <w:numId w:val="1043"/>
         </w:numPr>
       </w:pPr>
       <w:r>
@@ -15027,7 +15938,7 @@
         <w:pStyle w:val="Compact"/>
         <w:numPr>
           <w:ilvl w:val="0"/>
-          <w:numId w:val="1041"/>
+          <w:numId w:val="1043"/>
         </w:numPr>
       </w:pPr>
       <w:r>
@@ -15039,7 +15950,7 @@
         <w:pStyle w:val="Compact"/>
         <w:numPr>
           <w:ilvl w:val="0"/>
-          <w:numId w:val="1041"/>
+          <w:numId w:val="1043"/>
         </w:numPr>
       </w:pPr>
       <w:r>
@@ -16075,7 +16986,7 @@
         <w:pStyle w:val="Compact"/>
         <w:numPr>
           <w:ilvl w:val="0"/>
-          <w:numId w:val="1042"/>
+          <w:numId w:val="1044"/>
         </w:numPr>
       </w:pPr>
       <w:r>
@@ -16103,7 +17014,7 @@
         <w:pStyle w:val="Compact"/>
         <w:numPr>
           <w:ilvl w:val="0"/>
-          <w:numId w:val="1042"/>
+          <w:numId w:val="1044"/>
         </w:numPr>
       </w:pPr>
       <w:r>
@@ -16115,7 +17026,7 @@
         <w:pStyle w:val="Compact"/>
         <w:numPr>
           <w:ilvl w:val="0"/>
-          <w:numId w:val="1042"/>
+          <w:numId w:val="1044"/>
         </w:numPr>
       </w:pPr>
       <w:r>
@@ -16139,8 +17050,214 @@
       </w:r>
     </w:p>
     <w:bookmarkEnd w:id="113"/>
+    <w:bookmarkStart w:id="114" w:name="Xc924d9342ec3f3874b9ca7467a676209c1c748e"/>
+    <w:p>
+      <w:pPr>
+        <w:pStyle w:val="Heading3"/>
+      </w:pPr>
+      <w:r>
+        <w:t xml:space="preserve">14.6 Automatic Backups of the Public Server</w:t>
+      </w:r>
+    </w:p>
+    <w:p>
+      <w:pPr>
+        <w:pStyle w:val="FirstParagraph"/>
+      </w:pPr>
+      <w:r>
+        <w:t xml:space="preserve">Since October 21, 2026 the public server backs up the database without intervention (Deployment Document, section 3.2):</w:t>
+      </w:r>
+    </w:p>
+    <w:p>
+      <w:pPr>
+        <w:pStyle w:val="Compact"/>
+        <w:numPr>
+          <w:ilvl w:val="0"/>
+          <w:numId w:val="1045"/>
+        </w:numPr>
+      </w:pPr>
+      <w:r>
+        <w:rPr>
+          <w:i/>
+          <w:iCs/>
+        </w:rPr>
+        <w:t xml:space="preserve">deploy/backup-db.sh</w:t>
+      </w:r>
+      <w:r>
+        <w:t xml:space="preserve"> </w:t>
+      </w:r>
+      <w:r>
+        <w:t xml:space="preserve">takes a full backup with a checksum, checks that it can be restored, and stores it compressed in</w:t>
+      </w:r>
+      <w:r>
+        <w:t xml:space="preserve"> </w:t>
+      </w:r>
+      <w:r>
+        <w:rPr>
+          <w:i/>
+          <w:iCs/>
+        </w:rPr>
+        <w:t xml:space="preserve">~/lavarapido/backups/</w:t>
+      </w:r>
+      <w:r>
+        <w:t xml:space="preserve">, with permissions for its owner only (600). The last 14 are kept.</w:t>
+      </w:r>
+    </w:p>
+    <w:p>
+      <w:pPr>
+        <w:pStyle w:val="Compact"/>
+        <w:numPr>
+          <w:ilvl w:val="0"/>
+          <w:numId w:val="1045"/>
+        </w:numPr>
+      </w:pPr>
+      <w:r>
+        <w:t xml:space="preserve">It runs before every update (if it fails,</w:t>
+      </w:r>
+      <w:r>
+        <w:t xml:space="preserve"> </w:t>
+      </w:r>
+      <w:r>
+        <w:rPr>
+          <w:i/>
+          <w:iCs/>
+        </w:rPr>
+        <w:t xml:space="preserve">update-server.sh</w:t>
+      </w:r>
+      <w:r>
+        <w:t xml:space="preserve"> </w:t>
+      </w:r>
+      <w:r>
+        <w:t xml:space="preserve">does not update), 5 minutes after the virtual machine starts, and every day at 23:00 UTC (6:00 p.m. in Colombia) if it is on.</w:t>
+      </w:r>
+    </w:p>
+    <w:p>
+      <w:pPr>
+        <w:pStyle w:val="Compact"/>
+        <w:numPr>
+          <w:ilvl w:val="0"/>
+          <w:numId w:val="1045"/>
+        </w:numPr>
+      </w:pPr>
+      <w:r>
+        <w:t xml:space="preserve">After each scheduled backup,</w:t>
+      </w:r>
+      <w:r>
+        <w:t xml:space="preserve"> </w:t>
+      </w:r>
+      <w:r>
+        <w:rPr>
+          <w:i/>
+          <w:iCs/>
+        </w:rPr>
+        <w:t xml:space="preserve">deploy/verify-backup.sh</w:t>
+      </w:r>
+      <w:r>
+        <w:t xml:space="preserve"> </w:t>
+      </w:r>
+      <w:r>
+        <w:t xml:space="preserve">restores it under another name, checks that it has the tables of the real database, and drops it. This way the restoration test of section 14.2 is done every day, without touching the real database.</w:t>
+      </w:r>
+    </w:p>
+    <w:p>
+      <w:pPr>
+        <w:pStyle w:val="Compact"/>
+        <w:numPr>
+          <w:ilvl w:val="0"/>
+          <w:numId w:val="1045"/>
+        </w:numPr>
+      </w:pPr>
+      <w:r>
+        <w:t xml:space="preserve">Every backup, check, and restore is written to</w:t>
+      </w:r>
+      <w:r>
+        <w:t xml:space="preserve"> </w:t>
+      </w:r>
+      <w:r>
+        <w:rPr>
+          <w:i/>
+          <w:iCs/>
+        </w:rPr>
+        <w:t xml:space="preserve">~/lavarapido/backups/backup.log</w:t>
+      </w:r>
+      <w:r>
+        <w:t xml:space="preserve">:</w:t>
+      </w:r>
+      <w:r>
+        <w:t xml:space="preserve"> </w:t>
+      </w:r>
+      <w:r>
+        <w:rPr>
+          <w:i/>
+          <w:iCs/>
+        </w:rPr>
+        <w:t xml:space="preserve">tail -20</w:t>
+      </w:r>
+      <w:r>
+        <w:t xml:space="preserve"> </w:t>
+      </w:r>
+      <w:r>
+        <w:t xml:space="preserve">shows the latest and</w:t>
+      </w:r>
+      <w:r>
+        <w:t xml:space="preserve"> </w:t>
+      </w:r>
+      <w:r>
+        <w:rPr>
+          <w:i/>
+          <w:iCs/>
+        </w:rPr>
+        <w:t xml:space="preserve">grep FALLÓ</w:t>
+      </w:r>
+      <w:r>
+        <w:t xml:space="preserve"> </w:t>
+      </w:r>
+      <w:r>
+        <w:t xml:space="preserve">only the problems.</w:t>
+      </w:r>
+    </w:p>
+    <w:p>
+      <w:pPr>
+        <w:pStyle w:val="Compact"/>
+        <w:numPr>
+          <w:ilvl w:val="0"/>
+          <w:numId w:val="1045"/>
+        </w:numPr>
+      </w:pPr>
+      <w:r>
+        <w:t xml:space="preserve">The database uses the SIMPLE recovery model: with full backups no transaction log backups are needed, and the log does not grow without limit.</w:t>
+      </w:r>
+    </w:p>
+    <w:p>
+      <w:pPr>
+        <w:pStyle w:val="Compact"/>
+        <w:numPr>
+          <w:ilvl w:val="0"/>
+          <w:numId w:val="1045"/>
+        </w:numPr>
+      </w:pPr>
+      <w:r>
+        <w:t xml:space="preserve">The backups live on the same disk as the virtual machine: they protect against an error or a bad migration, not against losing the machine. To meet the 3-2-1 rule of Table 13, copy them to the IT administrator's computer with</w:t>
+      </w:r>
+      <w:r>
+        <w:t xml:space="preserve"> </w:t>
+      </w:r>
+      <w:r>
+        <w:rPr>
+          <w:i/>
+          <w:iCs/>
+        </w:rPr>
+        <w:t xml:space="preserve">scp</w:t>
+      </w:r>
+      <w:r>
+        <w:t xml:space="preserve"> </w:t>
+      </w:r>
+      <w:r>
+        <w:t xml:space="preserve">or take a disk snapshot in Azure.</w:t>
+      </w:r>
+    </w:p>
     <w:bookmarkEnd w:id="114"/>
-    <w:bookmarkStart w:id="122" w:name="Xb68cbce4dac89095dab1711d60b2f777f6e4cd6"/>
+    <w:bookmarkEnd w:id="115"/>
+    <w:bookmarkStart w:id="123" w:name="Xb68cbce4dac89095dab1711d60b2f777f6e4cd6"/>
     <w:p>
       <w:pPr>
         <w:pStyle w:val="Heading2"/>
@@ -16157,7 +17274,7 @@
         <w:t xml:space="preserve">Restoring overwrites the current data with those of the backup: everything recorded after it is lost. For that reason, restoration must be an authorized and recorded decision, never an improvised reaction.</w:t>
       </w:r>
     </w:p>
-    <w:bookmarkStart w:id="115" w:name="X17a82d4dc7f630d9f1e1f8eceb7ba20b0d1a78b"/>
+    <w:bookmarkStart w:id="116" w:name="X17a82d4dc7f630d9f1e1f8eceb7ba20b0d1a78b"/>
     <w:p>
       <w:pPr>
         <w:pStyle w:val="Heading3"/>
@@ -16348,8 +17465,8 @@
         </w:tc>
       </w:tr>
     </w:tbl>
-    <w:bookmarkEnd w:id="115"/>
-    <w:bookmarkStart w:id="116" w:name="Xce004971e6f2d7e3aa603b677d27fbf4986b15d"/>
+    <w:bookmarkEnd w:id="116"/>
+    <w:bookmarkStart w:id="117" w:name="Xce004971e6f2d7e3aa603b677d27fbf4986b15d"/>
     <w:p>
       <w:pPr>
         <w:pStyle w:val="Heading3"/>
@@ -16363,7 +17480,7 @@
         <w:pStyle w:val="Compact"/>
         <w:numPr>
           <w:ilvl w:val="0"/>
-          <w:numId w:val="1043"/>
+          <w:numId w:val="1046"/>
         </w:numPr>
       </w:pPr>
       <w:r>
@@ -16375,7 +17492,7 @@
         <w:pStyle w:val="Compact"/>
         <w:numPr>
           <w:ilvl w:val="0"/>
-          <w:numId w:val="1043"/>
+          <w:numId w:val="1046"/>
         </w:numPr>
       </w:pPr>
       <w:r>
@@ -16387,7 +17504,7 @@
         <w:pStyle w:val="Compact"/>
         <w:numPr>
           <w:ilvl w:val="0"/>
-          <w:numId w:val="1043"/>
+          <w:numId w:val="1046"/>
         </w:numPr>
       </w:pPr>
       <w:r>
@@ -16399,7 +17516,7 @@
         <w:pStyle w:val="Compact"/>
         <w:numPr>
           <w:ilvl w:val="0"/>
-          <w:numId w:val="1043"/>
+          <w:numId w:val="1046"/>
         </w:numPr>
       </w:pPr>
       <w:r>
@@ -16411,7 +17528,7 @@
         <w:pStyle w:val="Compact"/>
         <w:numPr>
           <w:ilvl w:val="0"/>
-          <w:numId w:val="1043"/>
+          <w:numId w:val="1046"/>
         </w:numPr>
       </w:pPr>
       <w:r>
@@ -16423,7 +17540,7 @@
         <w:pStyle w:val="Compact"/>
         <w:numPr>
           <w:ilvl w:val="0"/>
-          <w:numId w:val="1043"/>
+          <w:numId w:val="1046"/>
         </w:numPr>
       </w:pPr>
       <w:r>
@@ -16435,7 +17552,7 @@
         <w:pStyle w:val="Compact"/>
         <w:numPr>
           <w:ilvl w:val="0"/>
-          <w:numId w:val="1043"/>
+          <w:numId w:val="1046"/>
         </w:numPr>
       </w:pPr>
       <w:r>
@@ -16447,7 +17564,7 @@
         <w:pStyle w:val="Compact"/>
         <w:numPr>
           <w:ilvl w:val="0"/>
-          <w:numId w:val="1043"/>
+          <w:numId w:val="1046"/>
         </w:numPr>
       </w:pPr>
       <w:r>
@@ -16743,7 +17860,7 @@
         <w:pStyle w:val="FirstParagraph"/>
       </w:pPr>
       <w:r>
-        <w:t xml:space="preserve">The</w:t>
+        <w:t xml:space="preserve">On the public server,</w:t>
       </w:r>
       <w:r>
         <w:t xml:space="preserve"> </w:t>
@@ -16753,6 +17870,60 @@
           <w:i/>
           <w:iCs/>
         </w:rPr>
+        <w:t xml:space="preserve">bash ~/lavarapido/lavarapido-infra/deploy/restore-db.sh</w:t>
+      </w:r>
+      <w:r>
+        <w:rPr>
+          <w:i/>
+          <w:iCs/>
+        </w:rPr>
+        <w:t xml:space="preserve"> </w:t>
+      </w:r>
+      <w:r>
+        <w:rPr>
+          <w:rStyle w:val="VerbatimChar"/>
+          <w:i/>
+          <w:iCs/>
+        </w:rPr>
+        <w:t xml:space="preserve">&lt;FILE&gt;</w:t>
+      </w:r>
+      <w:r>
+        <w:rPr>
+          <w:i/>
+          <w:iCs/>
+        </w:rPr>
+        <w:t xml:space="preserve">.bak.gz</w:t>
+      </w:r>
+      <w:r>
+        <w:t xml:space="preserve"> </w:t>
+      </w:r>
+      <w:r>
+        <w:t xml:space="preserve">is used: it asks to type RESTAURAR, first backs up the current database, stops the seven services, restores, and starts them again (2 to 3 minutes of downtime). With</w:t>
+      </w:r>
+      <w:r>
+        <w:t xml:space="preserve"> </w:t>
+      </w:r>
+      <w:r>
+        <w:rPr>
+          <w:i/>
+          <w:iCs/>
+        </w:rPr>
+        <w:t xml:space="preserve">--as LavaRapido_prueba</w:t>
+      </w:r>
+      <w:r>
+        <w:t xml:space="preserve"> </w:t>
+      </w:r>
+      <w:r>
+        <w:t xml:space="preserve">it restores under another name, without touching the real database, to inspect a backup. The</w:t>
+      </w:r>
+      <w:r>
+        <w:t xml:space="preserve"> </w:t>
+      </w:r>
+      <w:r>
+        <w:rPr>
+          <w:i/>
+          <w:iCs/>
+        </w:rPr>
         <w:t xml:space="preserve">WITH REPLACE</w:t>
       </w:r>
       <w:r>
@@ -16762,8 +17933,8 @@
         <w:t xml:space="preserve">option overwrites the existing database: use it only when you are sure of the chosen backup. If the command fails halfway, the database may remain in a restoring state or in single-user mode; do not restart the container without reviewing the SQL Server log.</w:t>
       </w:r>
     </w:p>
-    <w:bookmarkEnd w:id="116"/>
-    <w:bookmarkStart w:id="117" w:name="Xf4cd22f4b64de9ac2d122220c9b382312bd8977"/>
+    <w:bookmarkEnd w:id="117"/>
+    <w:bookmarkStart w:id="118" w:name="Xf4cd22f4b64de9ac2d122220c9b382312bd8977"/>
     <w:p>
       <w:pPr>
         <w:pStyle w:val="Heading3"/>
@@ -16777,7 +17948,7 @@
         <w:pStyle w:val="Compact"/>
         <w:numPr>
           <w:ilvl w:val="0"/>
-          <w:numId w:val="1044"/>
+          <w:numId w:val="1047"/>
         </w:numPr>
       </w:pPr>
       <w:r>
@@ -16789,7 +17960,7 @@
         <w:pStyle w:val="Compact"/>
         <w:numPr>
           <w:ilvl w:val="0"/>
-          <w:numId w:val="1044"/>
+          <w:numId w:val="1047"/>
         </w:numPr>
       </w:pPr>
       <w:r>
@@ -16833,7 +18004,7 @@
         <w:pStyle w:val="Compact"/>
         <w:numPr>
           <w:ilvl w:val="0"/>
-          <w:numId w:val="1044"/>
+          <w:numId w:val="1047"/>
         </w:numPr>
       </w:pPr>
       <w:r>
@@ -16845,7 +18016,7 @@
         <w:pStyle w:val="Compact"/>
         <w:numPr>
           <w:ilvl w:val="0"/>
-          <w:numId w:val="1044"/>
+          <w:numId w:val="1047"/>
         </w:numPr>
       </w:pPr>
       <w:r>
@@ -16857,7 +18028,7 @@
         <w:pStyle w:val="Compact"/>
         <w:numPr>
           <w:ilvl w:val="0"/>
-          <w:numId w:val="1044"/>
+          <w:numId w:val="1047"/>
         </w:numPr>
       </w:pPr>
       <w:r>
@@ -16888,8 +18059,8 @@
         <w:t xml:space="preserve">Payments transferred to the business's account and not recorded because of the restoration must be compared with the bank statement and recovered with the customers.</w:t>
       </w:r>
     </w:p>
-    <w:bookmarkEnd w:id="117"/>
-    <w:bookmarkStart w:id="121" w:name="X6e345c4be50066233814b07b7d589fb17e76409"/>
+    <w:bookmarkEnd w:id="118"/>
+    <w:bookmarkStart w:id="122" w:name="X6e345c4be50066233814b07b7d589fb17e76409"/>
     <w:p>
       <w:pPr>
         <w:pStyle w:val="Heading3"/>
@@ -16939,18 +18110,18 @@
           <wp:inline>
             <wp:extent cx="5334000" cy="3915734"/>
             <wp:effectExtent b="0" l="0" r="0" t="0"/>
-            <wp:docPr descr="Post-Restoration Verification" title="" id="119" name="Picture"/>
+            <wp:docPr descr="Post-Restoration Verification" title="" id="120" name="Picture"/>
             <a:graphic>
               <a:graphicData uri="http://schemas.openxmlformats.org/drawingml/2006/picture">
                 <pic:pic>
                   <pic:nvPicPr>
-                    <pic:cNvPr descr="capturas/administrator-13-post-restoration-verification.png" id="120" name="Picture"/>
+                    <pic:cNvPr descr="capturas/administrator-13-post-restoration-verification.png" id="121" name="Picture"/>
                     <pic:cNvPicPr>
                       <a:picLocks noChangeArrowheads="1" noChangeAspect="1"/>
                     </pic:cNvPicPr>
                   </pic:nvPicPr>
                   <pic:blipFill>
-                    <a:blip r:embed="rId118"/>
+                    <a:blip r:embed="rId119"/>
                     <a:stretch>
                       <a:fillRect/>
                     </a:stretch>
@@ -16977,9 +18148,9 @@
         </w:drawing>
       </w:r>
     </w:p>
-    <w:bookmarkEnd w:id="121"/>
     <w:bookmarkEnd w:id="122"/>
-    <w:bookmarkStart w:id="129" w:name="Xcc34154a85e55710fba9ea38c384f8441be9912"/>
+    <w:bookmarkEnd w:id="123"/>
+    <w:bookmarkStart w:id="130" w:name="Xcc34154a85e55710fba9ea38c384f8441be9912"/>
     <w:p>
       <w:pPr>
         <w:pStyle w:val="Heading2"/>
@@ -16988,7 +18159,7 @@
         <w:t xml:space="preserve">16. Auditing and Action History</w:t>
       </w:r>
     </w:p>
-    <w:bookmarkStart w:id="123" w:name="Xa4acf5af7d924896edbbdec668ce19891e0473e"/>
+    <w:bookmarkStart w:id="124" w:name="Xa4acf5af7d924896edbbdec668ce19891e0473e"/>
     <w:p>
       <w:pPr>
         <w:pStyle w:val="Heading3"/>
@@ -17473,8 +18644,8 @@
         <w:t xml:space="preserve">Prepared by the authors from the changelogs of the services. Logs must never contain passwords, tokens, or receipt content (Kent &amp; Souppaya, 2006).</w:t>
       </w:r>
     </w:p>
-    <w:bookmarkEnd w:id="123"/>
-    <w:bookmarkStart w:id="124" w:name="X2c28e09a8ed493d53f1d959aed5b3cbecb05046"/>
+    <w:bookmarkEnd w:id="124"/>
+    <w:bookmarkStart w:id="125" w:name="X2c28e09a8ed493d53f1d959aed5b3cbecb05046"/>
     <w:p>
       <w:pPr>
         <w:pStyle w:val="Heading3"/>
@@ -17999,8 +19170,8 @@
         <w:t xml:space="preserve">, SYSUTCDATETIME());</w:t>
       </w:r>
     </w:p>
-    <w:bookmarkEnd w:id="124"/>
-    <w:bookmarkStart w:id="128" w:name="X4a8b13398bc24f01ef10cac7002c8d0b8139008"/>
+    <w:bookmarkEnd w:id="125"/>
+    <w:bookmarkStart w:id="129" w:name="X4a8b13398bc24f01ef10cac7002c8d0b8139008"/>
     <w:p>
       <w:pPr>
         <w:pStyle w:val="Heading3"/>
@@ -18014,7 +19185,7 @@
         <w:pStyle w:val="Compact"/>
         <w:numPr>
           <w:ilvl w:val="0"/>
-          <w:numId w:val="1045"/>
+          <w:numId w:val="1048"/>
         </w:numPr>
       </w:pPr>
       <w:r>
@@ -18026,7 +19197,7 @@
         <w:pStyle w:val="Compact"/>
         <w:numPr>
           <w:ilvl w:val="0"/>
-          <w:numId w:val="1045"/>
+          <w:numId w:val="1048"/>
         </w:numPr>
       </w:pPr>
       <w:r>
@@ -18038,7 +19209,7 @@
         <w:pStyle w:val="Compact"/>
         <w:numPr>
           <w:ilvl w:val="0"/>
-          <w:numId w:val="1045"/>
+          <w:numId w:val="1048"/>
         </w:numPr>
       </w:pPr>
       <w:r>
@@ -18050,7 +19221,7 @@
         <w:pStyle w:val="Compact"/>
         <w:numPr>
           <w:ilvl w:val="0"/>
-          <w:numId w:val="1045"/>
+          <w:numId w:val="1048"/>
         </w:numPr>
       </w:pPr>
       <w:r>
@@ -18103,18 +19274,18 @@
           <wp:inline>
             <wp:extent cx="5334000" cy="1972339"/>
             <wp:effectExtent b="0" l="0" r="0" t="0"/>
-            <wp:docPr descr="Session History Query" title="" id="126" name="Picture"/>
+            <wp:docPr descr="Session History Query" title="" id="127" name="Picture"/>
             <a:graphic>
               <a:graphicData uri="http://schemas.openxmlformats.org/drawingml/2006/picture">
                 <pic:pic>
                   <pic:nvPicPr>
-                    <pic:cNvPr descr="capturas/administrator-14-session-history-query.png" id="127" name="Picture"/>
+                    <pic:cNvPr descr="capturas/administrator-14-session-history-query.png" id="128" name="Picture"/>
                     <pic:cNvPicPr>
                       <a:picLocks noChangeArrowheads="1" noChangeAspect="1"/>
                     </pic:cNvPicPr>
                   </pic:nvPicPr>
                   <pic:blipFill>
-                    <a:blip r:embed="rId125"/>
+                    <a:blip r:embed="rId126"/>
                     <a:stretch>
                       <a:fillRect/>
                     </a:stretch>
@@ -18141,9 +19312,9 @@
         </w:drawing>
       </w:r>
     </w:p>
-    <w:bookmarkEnd w:id="128"/>
     <w:bookmarkEnd w:id="129"/>
-    <w:bookmarkStart w:id="138" w:name="X3a5843390ed261a7b224edfe9bc55c66f8d5b94"/>
+    <w:bookmarkEnd w:id="130"/>
+    <w:bookmarkStart w:id="139" w:name="X3a5843390ed261a7b224edfe9bc55c66f8d5b94"/>
     <w:p>
       <w:pPr>
         <w:pStyle w:val="Heading2"/>
@@ -18160,7 +19331,7 @@
         <w:t xml:space="preserve">The project's security policy is based on defense in depth, least privilege, secure defaults, security by design, and zero trust. The following recommendations are aligned with the NIST controls (Joint Task Force, 2020) and with the OWASP Top 10 (OWASP Foundation, 2021).</w:t>
       </w:r>
     </w:p>
-    <w:bookmarkStart w:id="130" w:name="X574e94dcb8260d5c3352556c3b9c8767fcb74c3"/>
+    <w:bookmarkStart w:id="131" w:name="X574e94dcb8260d5c3352556c3b9c8767fcb74c3"/>
     <w:p>
       <w:pPr>
         <w:pStyle w:val="Heading3"/>
@@ -18174,7 +19345,7 @@
         <w:pStyle w:val="Compact"/>
         <w:numPr>
           <w:ilvl w:val="0"/>
-          <w:numId w:val="1046"/>
+          <w:numId w:val="1049"/>
         </w:numPr>
       </w:pPr>
       <w:r>
@@ -18186,7 +19357,7 @@
         <w:pStyle w:val="Compact"/>
         <w:numPr>
           <w:ilvl w:val="0"/>
-          <w:numId w:val="1046"/>
+          <w:numId w:val="1049"/>
         </w:numPr>
       </w:pPr>
       <w:r>
@@ -18198,7 +19369,7 @@
         <w:pStyle w:val="Compact"/>
         <w:numPr>
           <w:ilvl w:val="0"/>
-          <w:numId w:val="1046"/>
+          <w:numId w:val="1049"/>
         </w:numPr>
       </w:pPr>
       <w:r>
@@ -18210,7 +19381,7 @@
         <w:pStyle w:val="Compact"/>
         <w:numPr>
           <w:ilvl w:val="0"/>
-          <w:numId w:val="1046"/>
+          <w:numId w:val="1049"/>
         </w:numPr>
       </w:pPr>
       <w:r>
@@ -18222,7 +19393,7 @@
         <w:pStyle w:val="Compact"/>
         <w:numPr>
           <w:ilvl w:val="0"/>
-          <w:numId w:val="1046"/>
+          <w:numId w:val="1049"/>
         </w:numPr>
       </w:pPr>
       <w:r>
@@ -18234,15 +19405,15 @@
         <w:pStyle w:val="Compact"/>
         <w:numPr>
           <w:ilvl w:val="0"/>
-          <w:numId w:val="1046"/>
+          <w:numId w:val="1049"/>
         </w:numPr>
       </w:pPr>
       <w:r>
         <w:t xml:space="preserve">Log out when finished and do not log in from shared machines.</w:t>
       </w:r>
     </w:p>
-    <w:bookmarkEnd w:id="130"/>
-    <w:bookmarkStart w:id="131" w:name="X8ab437004a5552d5921f49679fee86f8fb165f3"/>
+    <w:bookmarkEnd w:id="131"/>
+    <w:bookmarkStart w:id="132" w:name="X8ab437004a5552d5921f49679fee86f8fb165f3"/>
     <w:p>
       <w:pPr>
         <w:pStyle w:val="Heading3"/>
@@ -18298,8 +19469,8 @@
         <w:t xml:space="preserve">), which serves as proof of consent. The administrator must consult only the data needed for the function, must not copy them to personal media, and must handle the requests of access or correction of the data subjects. No card data are collected. Backups and exports inherit the obligation of protection.</w:t>
       </w:r>
     </w:p>
-    <w:bookmarkEnd w:id="131"/>
-    <w:bookmarkStart w:id="132" w:name="Xa3fa6dfdd7cfc923a5683c6f03db157a0265f11"/>
+    <w:bookmarkEnd w:id="132"/>
+    <w:bookmarkStart w:id="133" w:name="Xa3fa6dfdd7cfc923a5683c6f03db157a0265f11"/>
     <w:p>
       <w:pPr>
         <w:pStyle w:val="Heading3"/>
@@ -18313,7 +19484,7 @@
         <w:pStyle w:val="Compact"/>
         <w:numPr>
           <w:ilvl w:val="0"/>
-          <w:numId w:val="1047"/>
+          <w:numId w:val="1050"/>
         </w:numPr>
       </w:pPr>
       <w:r>
@@ -18354,7 +19525,7 @@
         <w:pStyle w:val="Compact"/>
         <w:numPr>
           <w:ilvl w:val="0"/>
-          <w:numId w:val="1047"/>
+          <w:numId w:val="1050"/>
         </w:numPr>
       </w:pPr>
       <w:r>
@@ -18398,7 +19569,7 @@
         <w:pStyle w:val="Compact"/>
         <w:numPr>
           <w:ilvl w:val="0"/>
-          <w:numId w:val="1047"/>
+          <w:numId w:val="1050"/>
         </w:numPr>
       </w:pPr>
       <w:r>
@@ -18426,7 +19597,7 @@
         <w:pStyle w:val="Compact"/>
         <w:numPr>
           <w:ilvl w:val="0"/>
-          <w:numId w:val="1047"/>
+          <w:numId w:val="1050"/>
         </w:numPr>
       </w:pPr>
       <w:r>
@@ -18449,8 +19620,8 @@
         <w:t xml:space="preserve">profile must never reach a shared deployment.</w:t>
       </w:r>
     </w:p>
-    <w:bookmarkEnd w:id="132"/>
-    <w:bookmarkStart w:id="133" w:name="X4a0870b90fa6c4a0be6d0ee5b667e629e73ded0"/>
+    <w:bookmarkEnd w:id="133"/>
+    <w:bookmarkStart w:id="134" w:name="X4a0870b90fa6c4a0be6d0ee5b667e629e73ded0"/>
     <w:p>
       <w:pPr>
         <w:pStyle w:val="Heading3"/>
@@ -18464,7 +19635,7 @@
         <w:pStyle w:val="Compact"/>
         <w:numPr>
           <w:ilvl w:val="0"/>
-          <w:numId w:val="1048"/>
+          <w:numId w:val="1051"/>
         </w:numPr>
       </w:pPr>
       <w:r>
@@ -18476,11 +19647,37 @@
         <w:pStyle w:val="Compact"/>
         <w:numPr>
           <w:ilvl w:val="0"/>
-          <w:numId w:val="1048"/>
+          <w:numId w:val="1051"/>
         </w:numPr>
       </w:pPr>
       <w:r>
-        <w:t xml:space="preserve">Outside the local environment, use HTTPS with TLS 1.2 or higher.</w:t>
+        <w:t xml:space="preserve">Outside the local environment, use HTTPS with TLS 1.2 or higher. On the public server, Caddy also adds security headers and a content security policy (CSP) since October 20, 2026, and Docker checks the health of each container every 30 seconds (</w:t>
+      </w:r>
+      <w:r>
+        <w:rPr>
+          <w:i/>
+          <w:iCs/>
+        </w:rPr>
+        <w:t xml:space="preserve">docker compose ps</w:t>
+      </w:r>
+      <w:r>
+        <w:t xml:space="preserve"> </w:t>
+      </w:r>
+      <w:r>
+        <w:t xml:space="preserve">shows</w:t>
+      </w:r>
+      <w:r>
+        <w:t xml:space="preserve"> </w:t>
+      </w:r>
+      <w:r>
+        <w:rPr>
+          <w:i/>
+          <w:iCs/>
+        </w:rPr>
+        <w:t xml:space="preserve">healthy</w:t>
+      </w:r>
+      <w:r>
+        <w:t xml:space="preserve">).</w:t>
       </w:r>
     </w:p>
     <w:p>
@@ -18488,15 +19685,15 @@
         <w:pStyle w:val="Compact"/>
         <w:numPr>
           <w:ilvl w:val="0"/>
-          <w:numId w:val="1048"/>
+          <w:numId w:val="1051"/>
         </w:numPr>
       </w:pPr>
       <w:r>
         <w:t xml:space="preserve">The gateway does not apply a request rate limit. Account lockout stops someone trying to guess passwords, but on a server exposed to the internet a rate limit should also be added in the proxy (Caddy) or in the gateway.</w:t>
       </w:r>
     </w:p>
-    <w:bookmarkEnd w:id="133"/>
-    <w:bookmarkStart w:id="134" w:name="X46475ffb964a9fc3cb87b3d76db0442370fca8d"/>
+    <w:bookmarkEnd w:id="134"/>
+    <w:bookmarkStart w:id="135" w:name="X46475ffb964a9fc3cb87b3d76db0442370fca8d"/>
     <w:p>
       <w:pPr>
         <w:pStyle w:val="Heading3"/>
@@ -18574,18 +19771,18 @@
               <w:pStyle w:val="Compact"/>
             </w:pPr>
             <w:r>
-              <w:t xml:space="preserve">A token is not revoked before it expires (1 hour).</w:t>
-            </w:r>
-          </w:p>
-        </w:tc>
-        <w:tc>
-          <w:tcPr/>
-          <w:p>
-            <w:pPr>
-              <w:pStyle w:val="Compact"/>
-            </w:pPr>
-            <w:r>
-              <w:t xml:space="preserve">Deactivate the account and, if serious, rotate the JWT secret.</w:t>
+              <w:t xml:space="preserve">The token of a closed session still works for up to 30 seconds (or until it expires, if security-service does not answer).</w:t>
+            </w:r>
+          </w:p>
+        </w:tc>
+        <w:tc>
+          <w:tcPr/>
+          <w:p>
+            <w:pPr>
+              <w:pStyle w:val="Compact"/>
+            </w:pPr>
+            <w:r>
+              <w:t xml:space="preserve">Deactivate the account, which closes all its sessions, and, if serious, rotate the JWT secret.</w:t>
             </w:r>
           </w:p>
         </w:tc>
@@ -18777,8 +19974,8 @@
         <w:t xml:space="preserve">Prepared by the authors from ADR-004, ADR-006, ADR-008, and the technical backlog of the project.</w:t>
       </w:r>
     </w:p>
-    <w:bookmarkEnd w:id="134"/>
-    <w:bookmarkStart w:id="135" w:name="Xeda79ad1f1b17db7e8288ee121dc9294bbf3b78"/>
+    <w:bookmarkEnd w:id="135"/>
+    <w:bookmarkStart w:id="136" w:name="Xeda79ad1f1b17db7e8288ee121dc9294bbf3b78"/>
     <w:p>
       <w:pPr>
         <w:pStyle w:val="Heading3"/>
@@ -18898,7 +20095,20 @@
               <w:pStyle w:val="Compact"/>
             </w:pPr>
             <w:r>
-              <w:t xml:space="preserve">The file of the day and the backup log.</w:t>
+              <w:t xml:space="preserve">The file of the day and the backup log (on the public server,</w:t>
+            </w:r>
+            <w:r>
+              <w:t xml:space="preserve"> </w:t>
+            </w:r>
+            <w:r>
+              <w:rPr>
+                <w:i/>
+                <w:iCs/>
+              </w:rPr>
+              <w:t xml:space="preserve">tail -5 ~/lavarapido/backups/backup.log</w:t>
+            </w:r>
+            <w:r>
+              <w:t xml:space="preserve">).</w:t>
             </w:r>
           </w:p>
         </w:tc>
@@ -19140,7 +20350,23 @@
               <w:pStyle w:val="Compact"/>
             </w:pPr>
             <w:r>
-              <w:t xml:space="preserve">Verification of section 15.3.</w:t>
+              <w:t xml:space="preserve">Verification of section 15.3 (on the public server,</w:t>
+            </w:r>
+            <w:r>
+              <w:t xml:space="preserve"> </w:t>
+            </w:r>
+            <w:r>
+              <w:rPr>
+                <w:i/>
+                <w:iCs/>
+              </w:rPr>
+              <w:t xml:space="preserve">verify-backup.sh</w:t>
+            </w:r>
+            <w:r>
+              <w:t xml:space="preserve"> </w:t>
+            </w:r>
+            <w:r>
+              <w:t xml:space="preserve">does it every day).</w:t>
             </w:r>
           </w:p>
         </w:tc>
@@ -19538,8 +20764,8 @@
         <w:t xml:space="preserve">"DBCC CHECKDB ([LavaRapido]) WITH NO_INFOMSGS"</w:t>
       </w:r>
     </w:p>
-    <w:bookmarkEnd w:id="135"/>
-    <w:bookmarkStart w:id="136" w:name="Xe2ac909301c23b06afcbc203db2b6330e815d34"/>
+    <w:bookmarkEnd w:id="136"/>
+    <w:bookmarkStart w:id="137" w:name="Xe2ac909301c23b06afcbc203db2b6330e815d34"/>
     <w:p>
       <w:pPr>
         <w:pStyle w:val="Heading3"/>
@@ -19937,6 +21163,41 @@
               <w:pStyle w:val="Compact"/>
             </w:pPr>
             <w:r>
+              <w:t xml:space="preserve">Bookings in To close</w:t>
+            </w:r>
+          </w:p>
+        </w:tc>
+        <w:tc>
+          <w:tcPr/>
+          <w:p>
+            <w:pPr>
+              <w:pStyle w:val="Compact"/>
+            </w:pPr>
+            <w:r>
+              <w:t xml:space="preserve">The operator served the vehicle but did not press Start or Finish, or the customer did not come.</w:t>
+            </w:r>
+          </w:p>
+        </w:tc>
+        <w:tc>
+          <w:tcPr/>
+          <w:p>
+            <w:pPr>
+              <w:pStyle w:val="Compact"/>
+            </w:pPr>
+            <w:r>
+              <w:t xml:space="preserve">Ask the operator and close with Attended or No-show (section 12.3); remind the team to record every service.</w:t>
+            </w:r>
+          </w:p>
+        </w:tc>
+      </w:tr>
+      <w:tr>
+        <w:tc>
+          <w:tcPr/>
+          <w:p>
+            <w:pPr>
+              <w:pStyle w:val="Compact"/>
+            </w:pPr>
+            <w:r>
               <w:t xml:space="preserve">Payments fail through the gateway in Docker</w:t>
             </w:r>
           </w:p>
@@ -20359,8 +21620,8 @@
         <w:t xml:space="preserve">Installation problems are detailed in the Installation Manual, section 17.</w:t>
       </w:r>
     </w:p>
-    <w:bookmarkEnd w:id="136"/>
-    <w:bookmarkStart w:id="137" w:name="Xfadc322e054df5ba86f0b82d8fc44eb8d804050"/>
+    <w:bookmarkEnd w:id="137"/>
+    <w:bookmarkStart w:id="138" w:name="Xfadc322e054df5ba86f0b82d8fc44eb8d804050"/>
     <w:p>
       <w:pPr>
         <w:pStyle w:val="Heading3"/>
@@ -20609,9 +21870,9 @@
         <w:t xml:space="preserve">Every incident must be recorded with the date, who detected it, the description, the severity, the cause, the actions, the result, and the measures to prevent its recurrence (Annex C).</w:t>
       </w:r>
     </w:p>
-    <w:bookmarkEnd w:id="137"/>
     <w:bookmarkEnd w:id="138"/>
-    <w:bookmarkStart w:id="139" w:name="X6cb5874b4dca1f069fcc4e14c2e778616fd467e"/>
+    <w:bookmarkEnd w:id="139"/>
+    <w:bookmarkStart w:id="140" w:name="X6cb5874b4dca1f069fcc4e14c2e778616fd467e"/>
     <w:p>
       <w:pPr>
         <w:pStyle w:val="Heading2"/>
@@ -21113,6 +22374,30 @@
           </w:p>
         </w:tc>
       </w:tr>
+      <w:tr>
+        <w:tc>
+          <w:tcPr/>
+          <w:p>
+            <w:pPr>
+              <w:pStyle w:val="Compact"/>
+            </w:pPr>
+            <w:r>
+              <w:t xml:space="preserve">To close</w:t>
+            </w:r>
+          </w:p>
+        </w:tc>
+        <w:tc>
+          <w:tcPr/>
+          <w:p>
+            <w:pPr>
+              <w:pStyle w:val="Compact"/>
+            </w:pPr>
+            <w:r>
+              <w:t xml:space="preserve">Home screen card with the bookings with an operator that ended without being recorded; the administrator closes them with Attended or No-show.</w:t>
+            </w:r>
+          </w:p>
+        </w:tc>
+      </w:tr>
     </w:tbl>
     <w:p>
       <w:pPr>
@@ -21132,8 +22417,8 @@
         <w:t xml:space="preserve">Prepared by the authors from the project documentation.</w:t>
       </w:r>
     </w:p>
-    <w:bookmarkEnd w:id="139"/>
-    <w:bookmarkStart w:id="150" w:name="references"/>
+    <w:bookmarkEnd w:id="140"/>
+    <w:bookmarkStart w:id="151" w:name="references"/>
     <w:p>
       <w:pPr>
         <w:pStyle w:val="Heading2"/>
@@ -21168,7 +22453,7 @@
       <w:r>
         <w:t xml:space="preserve"> </w:t>
       </w:r>
-      <w:hyperlink r:id="rId140">
+      <w:hyperlink r:id="rId141">
         <w:r>
           <w:rPr>
             <w:rStyle w:val="Hyperlink"/>
@@ -21203,7 +22488,7 @@
       <w:r>
         <w:t xml:space="preserve"> </w:t>
       </w:r>
-      <w:hyperlink r:id="rId141">
+      <w:hyperlink r:id="rId142">
         <w:r>
           <w:rPr>
             <w:rStyle w:val="Hyperlink"/>
@@ -21238,7 +22523,7 @@
       <w:r>
         <w:t xml:space="preserve"> </w:t>
       </w:r>
-      <w:hyperlink r:id="rId142">
+      <w:hyperlink r:id="rId143">
         <w:r>
           <w:rPr>
             <w:rStyle w:val="Hyperlink"/>
@@ -21270,7 +22555,7 @@
       <w:r>
         <w:t xml:space="preserve"> </w:t>
       </w:r>
-      <w:hyperlink r:id="rId143">
+      <w:hyperlink r:id="rId144">
         <w:r>
           <w:rPr>
             <w:rStyle w:val="Hyperlink"/>
@@ -21302,7 +22587,7 @@
       <w:r>
         <w:t xml:space="preserve"> </w:t>
       </w:r>
-      <w:hyperlink r:id="rId144">
+      <w:hyperlink r:id="rId145">
         <w:r>
           <w:rPr>
             <w:rStyle w:val="Hyperlink"/>
@@ -21361,7 +22646,7 @@
       <w:r>
         <w:t xml:space="preserve"> </w:t>
       </w:r>
-      <w:hyperlink r:id="rId145">
+      <w:hyperlink r:id="rId146">
         <w:r>
           <w:rPr>
             <w:rStyle w:val="Hyperlink"/>
@@ -21396,7 +22681,7 @@
       <w:r>
         <w:t xml:space="preserve"> </w:t>
       </w:r>
-      <w:hyperlink r:id="rId146">
+      <w:hyperlink r:id="rId147">
         <w:r>
           <w:rPr>
             <w:rStyle w:val="Hyperlink"/>
@@ -21431,7 +22716,7 @@
       <w:r>
         <w:t xml:space="preserve"> </w:t>
       </w:r>
-      <w:hyperlink r:id="rId147">
+      <w:hyperlink r:id="rId148">
         <w:r>
           <w:rPr>
             <w:rStyle w:val="Hyperlink"/>
@@ -21466,7 +22751,7 @@
       <w:r>
         <w:t xml:space="preserve"> </w:t>
       </w:r>
-      <w:hyperlink r:id="rId148">
+      <w:hyperlink r:id="rId149">
         <w:r>
           <w:rPr>
             <w:rStyle w:val="Hyperlink"/>
@@ -21501,7 +22786,7 @@
       <w:r>
         <w:t xml:space="preserve"> </w:t>
       </w:r>
-      <w:hyperlink r:id="rId149">
+      <w:hyperlink r:id="rId150">
         <w:r>
           <w:rPr>
             <w:rStyle w:val="Hyperlink"/>
@@ -21510,8 +22795,8 @@
         </w:r>
       </w:hyperlink>
     </w:p>
-    <w:bookmarkEnd w:id="150"/>
-    <w:bookmarkStart w:id="155" w:name="X3ebececf266e1d58a5da7182dd2ea53c277ac9c"/>
+    <w:bookmarkEnd w:id="151"/>
+    <w:bookmarkStart w:id="156" w:name="X3ebececf266e1d58a5da7182dd2ea53c277ac9c"/>
     <w:p>
       <w:pPr>
         <w:pStyle w:val="Heading2"/>
@@ -21520,7 +22805,7 @@
         <w:t xml:space="preserve">19. Annexes</w:t>
       </w:r>
     </w:p>
-    <w:bookmarkStart w:id="151" w:name="annex-a-source-of-the-screenshots"/>
+    <w:bookmarkStart w:id="152" w:name="annex-a-source-of-the-screenshots"/>
     <w:p>
       <w:pPr>
         <w:pStyle w:val="Heading3"/>
@@ -21582,8 +22867,8 @@
         <w:t xml:space="preserve">folder.</w:t>
       </w:r>
     </w:p>
-    <w:bookmarkEnd w:id="151"/>
-    <w:bookmarkStart w:id="152" w:name="X719a53e5da98359ae1512a7bf320875fef9c36a"/>
+    <w:bookmarkEnd w:id="152"/>
+    <w:bookmarkStart w:id="153" w:name="X719a53e5da98359ae1512a7bf320875fef9c36a"/>
     <w:p>
       <w:pPr>
         <w:pStyle w:val="Heading3"/>
@@ -21754,7 +23039,7 @@
               <w:pStyle w:val="Compact"/>
             </w:pPr>
             <w:r>
-              <w:t xml:space="preserve">Not defined; the proposed values must be approved.</w:t>
+              <w:t xml:space="preserve">On the public server backups are automatic and checked every day (section 14.6); the RPO and RTO objectives and a copy outside the virtual machine still need approval.</w:t>
             </w:r>
           </w:p>
         </w:tc>
@@ -21894,8 +23179,8 @@
         <w:t xml:space="preserve">Prepared by the authors from the verification of the source code and the technical backlog of the project.</w:t>
       </w:r>
     </w:p>
-    <w:bookmarkEnd w:id="152"/>
-    <w:bookmarkStart w:id="153" w:name="annex-c-incident-record-template"/>
+    <w:bookmarkEnd w:id="153"/>
+    <w:bookmarkStart w:id="154" w:name="annex-c-incident-record-template"/>
     <w:p>
       <w:pPr>
         <w:pStyle w:val="Heading3"/>
@@ -22179,8 +23464,8 @@
         </w:tc>
       </w:tr>
     </w:tbl>
-    <w:bookmarkEnd w:id="153"/>
-    <w:bookmarkStart w:id="154" w:name="annex-d-delivery-checklist"/>
+    <w:bookmarkEnd w:id="154"/>
+    <w:bookmarkStart w:id="155" w:name="annex-d-delivery-checklist"/>
     <w:p>
       <w:pPr>
         <w:pStyle w:val="Heading3"/>
@@ -22485,9 +23770,9 @@
         <w:t xml:space="preserve">Adapted from the checklist of the guide for writing software manuals (SENA, 2026).</w:t>
       </w:r>
     </w:p>
-    <w:bookmarkEnd w:id="154"/>
     <w:bookmarkEnd w:id="155"/>
     <w:bookmarkEnd w:id="156"/>
+    <w:bookmarkEnd w:id="157"/>
     <w:sectPr>
       <w:footnotePr>
         <w:numRestart w:val="eachSect"/>
@@ -23216,34 +24501,7 @@
     </w:lvlOverride>
   </w:num>
   <w:num w:numId="1035">
-    <w:abstractNumId w:val="99411"/>
-    <w:lvlOverride w:ilvl="0">
-      <w:startOverride w:val="1"/>
-    </w:lvlOverride>
-    <w:lvlOverride w:ilvl="1">
-      <w:startOverride w:val="1"/>
-    </w:lvlOverride>
-    <w:lvlOverride w:ilvl="2">
-      <w:startOverride w:val="1"/>
-    </w:lvlOverride>
-    <w:lvlOverride w:ilvl="3">
-      <w:startOverride w:val="1"/>
-    </w:lvlOverride>
-    <w:lvlOverride w:ilvl="4">
-      <w:startOverride w:val="1"/>
-    </w:lvlOverride>
-    <w:lvlOverride w:ilvl="5">
-      <w:startOverride w:val="1"/>
-    </w:lvlOverride>
-    <w:lvlOverride w:ilvl="6">
-      <w:startOverride w:val="1"/>
-    </w:lvlOverride>
-    <w:lvlOverride w:ilvl="7">
-      <w:startOverride w:val="1"/>
-    </w:lvlOverride>
-    <w:lvlOverride w:ilvl="8">
-      <w:startOverride w:val="1"/>
-    </w:lvlOverride>
+    <w:abstractNumId w:val="991"/>
   </w:num>
   <w:num w:numId="1036">
     <w:abstractNumId w:val="99411"/>
@@ -23426,7 +24684,34 @@
     </w:lvlOverride>
   </w:num>
   <w:num w:numId="1042">
-    <w:abstractNumId w:val="991"/>
+    <w:abstractNumId w:val="99411"/>
+    <w:lvlOverride w:ilvl="0">
+      <w:startOverride w:val="1"/>
+    </w:lvlOverride>
+    <w:lvlOverride w:ilvl="1">
+      <w:startOverride w:val="1"/>
+    </w:lvlOverride>
+    <w:lvlOverride w:ilvl="2">
+      <w:startOverride w:val="1"/>
+    </w:lvlOverride>
+    <w:lvlOverride w:ilvl="3">
+      <w:startOverride w:val="1"/>
+    </w:lvlOverride>
+    <w:lvlOverride w:ilvl="4">
+      <w:startOverride w:val="1"/>
+    </w:lvlOverride>
+    <w:lvlOverride w:ilvl="5">
+      <w:startOverride w:val="1"/>
+    </w:lvlOverride>
+    <w:lvlOverride w:ilvl="6">
+      <w:startOverride w:val="1"/>
+    </w:lvlOverride>
+    <w:lvlOverride w:ilvl="7">
+      <w:startOverride w:val="1"/>
+    </w:lvlOverride>
+    <w:lvlOverride w:ilvl="8">
+      <w:startOverride w:val="1"/>
+    </w:lvlOverride>
   </w:num>
   <w:num w:numId="1043">
     <w:abstractNumId w:val="99411"/>
@@ -23465,12 +24750,48 @@
     <w:abstractNumId w:val="991"/>
   </w:num>
   <w:num w:numId="1046">
-    <w:abstractNumId w:val="991"/>
+    <w:abstractNumId w:val="99411"/>
+    <w:lvlOverride w:ilvl="0">
+      <w:startOverride w:val="1"/>
+    </w:lvlOverride>
+    <w:lvlOverride w:ilvl="1">
+      <w:startOverride w:val="1"/>
+    </w:lvlOverride>
+    <w:lvlOverride w:ilvl="2">
+      <w:startOverride w:val="1"/>
+    </w:lvlOverride>
+    <w:lvlOverride w:ilvl="3">
+      <w:startOverride w:val="1"/>
+    </w:lvlOverride>
+    <w:lvlOverride w:ilvl="4">
+      <w:startOverride w:val="1"/>
+    </w:lvlOverride>
+    <w:lvlOverride w:ilvl="5">
+      <w:startOverride w:val="1"/>
+    </w:lvlOverride>
+    <w:lvlOverride w:ilvl="6">
+      <w:startOverride w:val="1"/>
+    </w:lvlOverride>
+    <w:lvlOverride w:ilvl="7">
+      <w:startOverride w:val="1"/>
+    </w:lvlOverride>
+    <w:lvlOverride w:ilvl="8">
+      <w:startOverride w:val="1"/>
+    </w:lvlOverride>
   </w:num>
   <w:num w:numId="1047">
     <w:abstractNumId w:val="991"/>
   </w:num>
   <w:num w:numId="1048">
+    <w:abstractNumId w:val="991"/>
+  </w:num>
+  <w:num w:numId="1049">
+    <w:abstractNumId w:val="991"/>
+  </w:num>
+  <w:num w:numId="1050">
+    <w:abstractNumId w:val="991"/>
+  </w:num>
+  <w:num w:numId="1051">
     <w:abstractNumId w:val="991"/>
   </w:num>
 </w:numbering>

--- a/09_MANUALES/EN/WORD/09_Administrator_Manual.docx
+++ b/09_MANUALES/EN/WORD/09_Administrator_Manual.docx
@@ -72,7 +72,7 @@
         <w:pStyle w:val="BodyText"/>
       </w:pPr>
       <w:r>
-        <w:t xml:space="preserve">Manual Type: Administrator Manual (Business Administrators and IT Administrators) · Version 4.10</w:t>
+        <w:t xml:space="preserve">Manual Type: Administrator Manual (Business Administrators and IT Administrators) · Version 4.11</w:t>
       </w:r>
     </w:p>
     <w:bookmarkStart w:id="9" w:name="version-control"/>
@@ -1176,6 +1176,52 @@
             </w:r>
             <w:r>
               <w:t xml:space="preserve">already published on October 26, 2026 (14.6).</w:t>
+            </w:r>
+          </w:p>
+        </w:tc>
+        <w:tc>
+          <w:tcPr/>
+          <w:p>
+            <w:pPr>
+              <w:pStyle w:val="Compact"/>
+            </w:pPr>
+            <w:r>
+              <w:t xml:space="preserve">Development team</w:t>
+            </w:r>
+          </w:p>
+        </w:tc>
+      </w:tr>
+      <w:tr>
+        <w:tc>
+          <w:tcPr/>
+          <w:p>
+            <w:pPr>
+              <w:pStyle w:val="Compact"/>
+            </w:pPr>
+            <w:r>
+              <w:t xml:space="preserve">4.11</w:t>
+            </w:r>
+          </w:p>
+        </w:tc>
+        <w:tc>
+          <w:tcPr/>
+          <w:p>
+            <w:pPr>
+              <w:pStyle w:val="Compact"/>
+            </w:pPr>
+            <w:r>
+              <w:t xml:space="preserve">2026-10-26</w:t>
+            </w:r>
+          </w:p>
+        </w:tc>
+        <w:tc>
+          <w:tcPr/>
+          <w:p>
+            <w:pPr>
+              <w:pStyle w:val="Compact"/>
+            </w:pPr>
+            <w:r>
+              <w:t xml:space="preserve">Continuous deployment is active since October 26, 2026 (14.6).</w:t>
             </w:r>
           </w:p>
         </w:tc>
@@ -18792,43 +18838,29 @@
           <w:b/>
           <w:bCs/>
         </w:rPr>
-        <w:t xml:space="preserve">Continuous deployment (merged into</w:t>
-      </w:r>
-      <w:r>
-        <w:rPr>
-          <w:b/>
-          <w:bCs/>
-        </w:rPr>
-        <w:t xml:space="preserve"> </w:t>
-      </w:r>
-      <w:r>
-        <w:rPr>
-          <w:b/>
-          <w:bCs/>
+        <w:t xml:space="preserve">Continuous deployment (active since October 26, 2026).</w:t>
+      </w:r>
+      <w:r>
+        <w:t xml:space="preserve"> </w:t>
+      </w:r>
+      <w:r>
+        <w:t xml:space="preserve">Every approved merge into</w:t>
+      </w:r>
+      <w:r>
+        <w:t xml:space="preserve"> </w:t>
+      </w:r>
+      <w:r>
+        <w:rPr>
           <w:i/>
           <w:iCs/>
         </w:rPr>
-        <w:t xml:space="preserve">develop</w:t>
-      </w:r>
-      <w:r>
-        <w:rPr>
-          <w:b/>
-          <w:bCs/>
-        </w:rPr>
-        <w:t xml:space="preserve"> </w:t>
-      </w:r>
-      <w:r>
-        <w:rPr>
-          <w:b/>
-          <w:bCs/>
-        </w:rPr>
-        <w:t xml:space="preserve">on October 24, 2026; the secrets are missing).</w:t>
-      </w:r>
-      <w:r>
-        <w:t xml:space="preserve"> </w:t>
-      </w:r>
-      <w:r>
-        <w:t xml:space="preserve">Since that day</w:t>
+        <w:t xml:space="preserve">main</w:t>
+      </w:r>
+      <w:r>
+        <w:t xml:space="preserve"> </w:t>
+      </w:r>
+      <w:r>
+        <w:t xml:space="preserve">deploys on its own (Deployment Document, sections 1.3.12 and 4.3.4). Since that day</w:t>
       </w:r>
       <w:r>
         <w:t xml:space="preserve"> </w:t>

--- a/09_MANUALES/EN/WORD/09_Administrator_Manual.docx
+++ b/09_MANUALES/EN/WORD/09_Administrator_Manual.docx
@@ -72,7 +72,7 @@
         <w:pStyle w:val="BodyText"/>
       </w:pPr>
       <w:r>
-        <w:t xml:space="preserve">Manual Type: Administrator Manual (Business Administrators and IT Administrators) · Version 4.11</w:t>
+        <w:t xml:space="preserve">Manual Type: Administrator Manual (Business Administrators and IT Administrators) · Version 4.12</w:t>
       </w:r>
     </w:p>
     <w:bookmarkStart w:id="9" w:name="version-control"/>
@@ -1222,6 +1222,52 @@
             </w:pPr>
             <w:r>
               <w:t xml:space="preserve">Continuous deployment is active since October 26, 2026 (14.6).</w:t>
+            </w:r>
+          </w:p>
+        </w:tc>
+        <w:tc>
+          <w:tcPr/>
+          <w:p>
+            <w:pPr>
+              <w:pStyle w:val="Compact"/>
+            </w:pPr>
+            <w:r>
+              <w:t xml:space="preserve">Development team</w:t>
+            </w:r>
+          </w:p>
+        </w:tc>
+      </w:tr>
+      <w:tr>
+        <w:tc>
+          <w:tcPr/>
+          <w:p>
+            <w:pPr>
+              <w:pStyle w:val="Compact"/>
+            </w:pPr>
+            <w:r>
+              <w:t xml:space="preserve">4.12</w:t>
+            </w:r>
+          </w:p>
+        </w:tc>
+        <w:tc>
+          <w:tcPr/>
+          <w:p>
+            <w:pPr>
+              <w:pStyle w:val="Compact"/>
+            </w:pPr>
+            <w:r>
+              <w:t xml:space="preserve">2026-10-27</w:t>
+            </w:r>
+          </w:p>
+        </w:tc>
+        <w:tc>
+          <w:tcPr/>
+          <w:p>
+            <w:pPr>
+              <w:pStyle w:val="Compact"/>
+            </w:pPr>
+            <w:r>
+              <w:t xml:space="preserve">At most 10 services per booking and alternatives that respect the other bookings of the vehicle (booking management).</w:t>
             </w:r>
           </w:p>
         </w:tc>
@@ -11704,6 +11750,18 @@
       </w:r>
       <w:r>
         <w:t xml:space="preserve">the customer can have at most one active cash booking; the slot comes back when that booking is completed, cancelled, or marked No-show (not when the administrator records the payment). The administrator records the payment when the customer pays (section 12.6).</w:t>
+      </w:r>
+    </w:p>
+    <w:p>
+      <w:pPr>
+        <w:pStyle w:val="Compact"/>
+        <w:numPr>
+          <w:ilvl w:val="0"/>
+          <w:numId w:val="1035"/>
+        </w:numPr>
+      </w:pPr>
+      <w:r>
+        <w:t xml:space="preserve">A booking accepts at most 10 services (since October 27, 2026). If the chosen time is no longer free, the alternative times the system offers do not include those that overlap another booking of the same vehicle.</w:t>
       </w:r>
     </w:p>
     <w:p>

--- a/09_MANUALES/EN/WORD/09_Administrator_Manual.docx
+++ b/09_MANUALES/EN/WORD/09_Administrator_Manual.docx
@@ -64,7 +64,7 @@
         <w:pStyle w:val="BodyText"/>
       </w:pPr>
       <w:r>
-        <w:t xml:space="preserve">October 26, 2026</w:t>
+        <w:t xml:space="preserve">October 27, 2026</w:t>
       </w:r>
     </w:p>
     <w:p>
